--- a/4th_phase/Test-cases-v1.0.docx
+++ b/4th_phase/Test-cases-v1.0.docx
@@ -1477,14 +1477,6 @@
           <w:rFonts w:ascii="Calibri" w:hAnsi="Calibri" w:cs="Calibri"/>
         </w:rPr>
       </w:pPr>
-      <w:r>
-        <w:rPr>
-          <w:rFonts w:ascii="Calibri" w:hAnsi="Calibri" w:cs="Calibri"/>
-        </w:rPr>
-        <w:pict w14:anchorId="638BFED9">
-          <v:rect id="_x0000_i1046" style="width:0;height:1.5pt" o:bullet="t" o:hrstd="t" o:hr="t" fillcolor="#a0a0a0" stroked="f"/>
-        </w:pict>
-      </w:r>
     </w:p>
     <w:p>
       <w:pPr>
@@ -2426,6 +2418,14 @@
           <w:lang w:val="el-GR"/>
         </w:rPr>
       </w:pPr>
+      <w:r>
+        <w:rPr>
+          <w:rFonts w:ascii="Calibri" w:hAnsi="Calibri" w:cs="Calibri"/>
+        </w:rPr>
+        <w:pict w14:anchorId="7B9E8FFA">
+          <v:rect id="_x0000_i1071" style="width:0;height:1.5pt" o:bullet="t" o:hrstd="t" o:hr="t" fillcolor="#a0a0a0" stroked="f"/>
+        </w:pict>
+      </w:r>
     </w:p>
     <w:p>
       <w:pPr>
@@ -2438,7 +2438,9 @@
           <w:lang w:val="el-GR"/>
         </w:rPr>
       </w:pPr>
-      <w:r>
+    </w:p>
+    <w:p>
+      <w:pPr>
         <w:rPr>
           <w:rFonts w:ascii="Calibri" w:hAnsi="Calibri" w:cs="Calibri"/>
           <w:b/>
@@ -2447,79 +2449,113 @@
           <w:szCs w:val="28"/>
           <w:lang w:val="el-GR"/>
         </w:rPr>
-        <w:t>UC01 — Δημιουργία Project</w:t>
-      </w:r>
+      </w:pPr>
     </w:p>
     <w:p>
       <w:pPr>
         <w:rPr>
           <w:rFonts w:ascii="Calibri" w:hAnsi="Calibri" w:cs="Calibri"/>
-          <w:lang w:val="el-GR"/>
-        </w:rPr>
-      </w:pPr>
-      <w:r>
-        <w:rPr>
-          <w:rFonts w:ascii="Calibri" w:hAnsi="Calibri" w:cs="Calibri"/>
           <w:b/>
           <w:bCs/>
-          <w:lang w:val="el-GR"/>
-        </w:rPr>
-        <w:t>Κατάσταση Εισόδου:</w:t>
-      </w:r>
-      <w:r>
-        <w:rPr>
-          <w:rFonts w:ascii="Calibri" w:hAnsi="Calibri" w:cs="Calibri"/>
-          <w:lang w:val="el-GR"/>
-        </w:rPr>
-        <w:t xml:space="preserve"> Ο χρήστης είναι </w:t>
-      </w:r>
-      <w:proofErr w:type="spellStart"/>
-      <w:r>
-        <w:rPr>
-          <w:rFonts w:ascii="Calibri" w:hAnsi="Calibri" w:cs="Calibri"/>
-          <w:lang w:val="el-GR"/>
-        </w:rPr>
-        <w:t>αυθεντικοποιημένος</w:t>
-      </w:r>
-      <w:proofErr w:type="spellEnd"/>
-      <w:r>
-        <w:rPr>
-          <w:rFonts w:ascii="Calibri" w:hAnsi="Calibri" w:cs="Calibri"/>
-          <w:lang w:val="el-GR"/>
-        </w:rPr>
-        <w:t xml:space="preserve"> και βρίσκεται στην οθόνη «Project </w:t>
-      </w:r>
-      <w:proofErr w:type="spellStart"/>
-      <w:r>
-        <w:rPr>
-          <w:rFonts w:ascii="Calibri" w:hAnsi="Calibri" w:cs="Calibri"/>
-          <w:lang w:val="el-GR"/>
-        </w:rPr>
-        <w:t>List</w:t>
-      </w:r>
-      <w:proofErr w:type="spellEnd"/>
-      <w:r>
-        <w:rPr>
-          <w:rFonts w:ascii="Calibri" w:hAnsi="Calibri" w:cs="Calibri"/>
-          <w:lang w:val="el-GR"/>
-        </w:rPr>
-        <w:t>».</w:t>
-      </w:r>
-      <w:r>
-        <w:rPr>
-          <w:rFonts w:ascii="Calibri" w:hAnsi="Calibri" w:cs="Calibri"/>
-          <w:lang w:val="el-GR"/>
-        </w:rPr>
-        <w:br/>
-      </w:r>
-      <w:r>
+          <w:sz w:val="28"/>
+          <w:szCs w:val="28"/>
+          <w:lang w:val="el-GR"/>
+        </w:rPr>
+      </w:pPr>
+    </w:p>
+    <w:p>
+      <w:pPr>
         <w:rPr>
           <w:rFonts w:ascii="Calibri" w:hAnsi="Calibri" w:cs="Calibri"/>
           <w:b/>
           <w:bCs/>
+          <w:sz w:val="28"/>
+          <w:szCs w:val="28"/>
+          <w:lang w:val="el-GR"/>
+        </w:rPr>
+      </w:pPr>
+      <w:r>
+        <w:rPr>
+          <w:rFonts w:ascii="Calibri" w:hAnsi="Calibri" w:cs="Calibri"/>
+          <w:b/>
+          <w:bCs/>
+          <w:sz w:val="28"/>
+          <w:szCs w:val="28"/>
           <w:lang w:val="el-GR"/>
         </w:rPr>
         <w:lastRenderedPageBreak/>
+        <w:t>UC01 — Δημιουργία Project</w:t>
+      </w:r>
+    </w:p>
+    <w:p>
+      <w:pPr>
+        <w:rPr>
+          <w:rFonts w:ascii="Calibri" w:hAnsi="Calibri" w:cs="Calibri"/>
+          <w:lang w:val="el-GR"/>
+        </w:rPr>
+      </w:pPr>
+      <w:r>
+        <w:rPr>
+          <w:rFonts w:ascii="Calibri" w:hAnsi="Calibri" w:cs="Calibri"/>
+          <w:b/>
+          <w:bCs/>
+          <w:lang w:val="el-GR"/>
+        </w:rPr>
+        <w:t>Κατάσταση Εισόδου:</w:t>
+      </w:r>
+      <w:r>
+        <w:rPr>
+          <w:rFonts w:ascii="Calibri" w:hAnsi="Calibri" w:cs="Calibri"/>
+          <w:lang w:val="el-GR"/>
+        </w:rPr>
+        <w:t xml:space="preserve"> Ο χρήστης είναι </w:t>
+      </w:r>
+      <w:proofErr w:type="spellStart"/>
+      <w:r>
+        <w:rPr>
+          <w:rFonts w:ascii="Calibri" w:hAnsi="Calibri" w:cs="Calibri"/>
+          <w:lang w:val="el-GR"/>
+        </w:rPr>
+        <w:t>αυθεντικοποιημένος</w:t>
+      </w:r>
+      <w:proofErr w:type="spellEnd"/>
+      <w:r>
+        <w:rPr>
+          <w:rFonts w:ascii="Calibri" w:hAnsi="Calibri" w:cs="Calibri"/>
+          <w:lang w:val="el-GR"/>
+        </w:rPr>
+        <w:t xml:space="preserve"> και βρίσκεται στην οθόνη «Project </w:t>
+      </w:r>
+      <w:proofErr w:type="spellStart"/>
+      <w:r>
+        <w:rPr>
+          <w:rFonts w:ascii="Calibri" w:hAnsi="Calibri" w:cs="Calibri"/>
+          <w:lang w:val="el-GR"/>
+        </w:rPr>
+        <w:t>List</w:t>
+      </w:r>
+      <w:proofErr w:type="spellEnd"/>
+      <w:r>
+        <w:rPr>
+          <w:rFonts w:ascii="Calibri" w:hAnsi="Calibri" w:cs="Calibri"/>
+          <w:lang w:val="el-GR"/>
+        </w:rPr>
+        <w:t>».</w:t>
+      </w:r>
+      <w:r>
+        <w:rPr>
+          <w:rFonts w:ascii="Calibri" w:hAnsi="Calibri" w:cs="Calibri"/>
+          <w:lang w:val="el-GR"/>
+        </w:rPr>
+        <w:br/>
+      </w:r>
+      <w:r>
+        <w:rPr>
+          <w:rFonts w:ascii="Calibri" w:hAnsi="Calibri" w:cs="Calibri"/>
+          <w:b/>
+          <w:bCs/>
+          <w:lang w:val="el-GR"/>
+        </w:rPr>
         <w:t>Κατάσταση Εξόδου:</w:t>
       </w:r>
       <w:r>
@@ -3230,24 +3266,7 @@
           <w:rFonts w:ascii="Calibri" w:hAnsi="Calibri" w:cs="Calibri"/>
           <w:b/>
           <w:bCs/>
-        </w:rPr>
-      </w:pPr>
-    </w:p>
-    <w:p>
-      <w:pPr>
-        <w:rPr>
-          <w:rFonts w:ascii="Calibri" w:hAnsi="Calibri" w:cs="Calibri"/>
-          <w:b/>
-          <w:bCs/>
-        </w:rPr>
-      </w:pPr>
-    </w:p>
-    <w:p>
-      <w:pPr>
-        <w:rPr>
-          <w:rFonts w:ascii="Calibri" w:hAnsi="Calibri" w:cs="Calibri"/>
-          <w:b/>
-          <w:bCs/>
+          <w:lang w:val="el-GR"/>
         </w:rPr>
       </w:pPr>
     </w:p>
@@ -3611,6 +3630,7 @@
                 <w:rFonts w:ascii="Calibri" w:hAnsi="Calibri" w:cs="Calibri"/>
                 <w:lang w:val="el-GR"/>
               </w:rPr>
+              <w:lastRenderedPageBreak/>
               <w:t>Δεδομένα Εισόδου</w:t>
             </w:r>
           </w:p>
@@ -3684,7 +3704,6 @@
                 <w:rFonts w:ascii="Calibri" w:hAnsi="Calibri" w:cs="Calibri"/>
                 <w:lang w:val="el-GR"/>
               </w:rPr>
-              <w:lastRenderedPageBreak/>
               <w:t>Αναμενόμενο Αποτέλεσμα</w:t>
             </w:r>
           </w:p>
@@ -3973,6 +3992,16 @@
         </w:tc>
       </w:tr>
     </w:tbl>
+    <w:p>
+      <w:pPr>
+        <w:rPr>
+          <w:rFonts w:ascii="Calibri" w:hAnsi="Calibri" w:cs="Calibri"/>
+          <w:b/>
+          <w:bCs/>
+          <w:lang w:val="el-GR"/>
+        </w:rPr>
+      </w:pPr>
+    </w:p>
     <w:p>
       <w:pPr>
         <w:rPr>
@@ -4625,25 +4654,19 @@
       <w:pPr>
         <w:rPr>
           <w:rFonts w:ascii="Calibri" w:hAnsi="Calibri" w:cs="Calibri"/>
-        </w:rPr>
-      </w:pPr>
-    </w:p>
-    <w:p>
-      <w:pPr>
-        <w:rPr>
-          <w:rFonts w:ascii="Calibri" w:hAnsi="Calibri" w:cs="Calibri"/>
-          <w:lang w:val="el-GR"/>
-        </w:rPr>
-      </w:pPr>
-    </w:p>
-    <w:p>
-      <w:pPr>
-        <w:rPr>
-          <w:rFonts w:ascii="Calibri" w:hAnsi="Calibri" w:cs="Calibri"/>
           <w:b/>
           <w:bCs/>
-        </w:rPr>
-      </w:pPr>
+          <w:lang w:val="el-GR"/>
+        </w:rPr>
+      </w:pPr>
+      <w:r>
+        <w:rPr>
+          <w:rFonts w:ascii="Calibri" w:hAnsi="Calibri" w:cs="Calibri"/>
+        </w:rPr>
+        <w:pict w14:anchorId="4AAFA077">
+          <v:rect id="_x0000_i1073" style="width:0;height:1.5pt" o:bullet="t" o:hrstd="t" o:hr="t" fillcolor="#a0a0a0" stroked="f"/>
+        </w:pict>
+      </w:r>
     </w:p>
     <w:p>
       <w:pPr>
@@ -4724,13 +4747,34 @@
           <w:lang w:val="el-GR"/>
         </w:rPr>
       </w:pPr>
-      <w:r>
+    </w:p>
+    <w:p>
+      <w:pPr>
         <w:rPr>
           <w:rFonts w:ascii="Calibri" w:hAnsi="Calibri" w:cs="Calibri"/>
           <w:b/>
           <w:bCs/>
           <w:lang w:val="el-GR"/>
         </w:rPr>
+      </w:pPr>
+    </w:p>
+    <w:p>
+      <w:pPr>
+        <w:rPr>
+          <w:rFonts w:ascii="Calibri" w:hAnsi="Calibri" w:cs="Calibri"/>
+          <w:b/>
+          <w:bCs/>
+          <w:lang w:val="el-GR"/>
+        </w:rPr>
+      </w:pPr>
+      <w:r>
+        <w:rPr>
+          <w:rFonts w:ascii="Calibri" w:hAnsi="Calibri" w:cs="Calibri"/>
+          <w:b/>
+          <w:bCs/>
+          <w:lang w:val="el-GR"/>
+        </w:rPr>
+        <w:lastRenderedPageBreak/>
         <w:t xml:space="preserve">TC-02-01 — Επιτυχής διαγραφή Project με </w:t>
       </w:r>
       <w:proofErr w:type="spellStart"/>
@@ -4778,7 +4822,6 @@
                 <w:rFonts w:ascii="Calibri" w:hAnsi="Calibri" w:cs="Calibri"/>
                 <w:lang w:val="el-GR"/>
               </w:rPr>
-              <w:lastRenderedPageBreak/>
               <w:t>Πεδίο</w:t>
             </w:r>
           </w:p>
@@ -5565,6 +5608,16 @@
         </w:tc>
       </w:tr>
     </w:tbl>
+    <w:p>
+      <w:pPr>
+        <w:rPr>
+          <w:rFonts w:ascii="Calibri" w:hAnsi="Calibri" w:cs="Calibri"/>
+          <w:b/>
+          <w:bCs/>
+          <w:lang w:val="el-GR"/>
+        </w:rPr>
+      </w:pPr>
+    </w:p>
     <w:p>
       <w:pPr>
         <w:rPr>
@@ -6112,6 +6165,7 @@
                 <w:rFonts w:ascii="Calibri" w:hAnsi="Calibri" w:cs="Calibri"/>
                 <w:lang w:val="el-GR"/>
               </w:rPr>
+              <w:lastRenderedPageBreak/>
               <w:t>Πραγματικό Αποτέλεσμα</w:t>
             </w:r>
           </w:p>
@@ -6185,7 +6239,6 @@
                 <w:rFonts w:ascii="Calibri" w:hAnsi="Calibri" w:cs="Calibri"/>
                 <w:lang w:val="el-GR"/>
               </w:rPr>
-              <w:lastRenderedPageBreak/>
               <w:t>Κατάσταση</w:t>
             </w:r>
           </w:p>
@@ -6231,6 +6284,16 @@
         </w:tc>
       </w:tr>
     </w:tbl>
+    <w:p>
+      <w:pPr>
+        <w:rPr>
+          <w:rFonts w:ascii="Calibri" w:hAnsi="Calibri" w:cs="Calibri"/>
+          <w:b/>
+          <w:bCs/>
+          <w:lang w:val="el-GR"/>
+        </w:rPr>
+      </w:pPr>
+    </w:p>
     <w:p>
       <w:pPr>
         <w:rPr>
@@ -6878,7 +6941,9 @@
           <w:lang w:val="el-GR"/>
         </w:rPr>
       </w:pPr>
-      <w:r>
+    </w:p>
+    <w:p>
+      <w:pPr>
         <w:rPr>
           <w:rFonts w:ascii="Calibri" w:hAnsi="Calibri" w:cs="Calibri"/>
           <w:b/>
@@ -6887,9 +6952,7 @@
           <w:szCs w:val="28"/>
           <w:lang w:val="el-GR"/>
         </w:rPr>
-        <w:t xml:space="preserve">UC03 — Δημιουργία </w:t>
-      </w:r>
-      <w:proofErr w:type="spellStart"/>
+      </w:pPr>
       <w:r>
         <w:rPr>
           <w:rFonts w:ascii="Calibri" w:hAnsi="Calibri" w:cs="Calibri"/>
@@ -6899,9 +6962,9 @@
           <w:szCs w:val="28"/>
           <w:lang w:val="el-GR"/>
         </w:rPr>
-        <w:t>Use</w:t>
-      </w:r>
-      <w:proofErr w:type="spellEnd"/>
+        <w:t xml:space="preserve">UC03 — Δημιουργία </w:t>
+      </w:r>
+      <w:proofErr w:type="spellStart"/>
       <w:r>
         <w:rPr>
           <w:rFonts w:ascii="Calibri" w:hAnsi="Calibri" w:cs="Calibri"/>
@@ -6911,9 +6974,9 @@
           <w:szCs w:val="28"/>
           <w:lang w:val="el-GR"/>
         </w:rPr>
-        <w:t xml:space="preserve"> </w:t>
-      </w:r>
-      <w:proofErr w:type="spellStart"/>
+        <w:t>Use</w:t>
+      </w:r>
+      <w:proofErr w:type="spellEnd"/>
       <w:r>
         <w:rPr>
           <w:rFonts w:ascii="Calibri" w:hAnsi="Calibri" w:cs="Calibri"/>
@@ -6923,6 +6986,18 @@
           <w:szCs w:val="28"/>
           <w:lang w:val="el-GR"/>
         </w:rPr>
+        <w:t xml:space="preserve"> </w:t>
+      </w:r>
+      <w:proofErr w:type="spellStart"/>
+      <w:r>
+        <w:rPr>
+          <w:rFonts w:ascii="Calibri" w:hAnsi="Calibri" w:cs="Calibri"/>
+          <w:b/>
+          <w:bCs/>
+          <w:sz w:val="28"/>
+          <w:szCs w:val="28"/>
+          <w:lang w:val="el-GR"/>
+        </w:rPr>
         <w:t>Case</w:t>
       </w:r>
       <w:proofErr w:type="spellEnd"/>
@@ -7009,6 +7084,7 @@
       <w:pPr>
         <w:rPr>
           <w:rFonts w:ascii="Calibri" w:hAnsi="Calibri" w:cs="Calibri"/>
+          <w:lang w:val="el-GR"/>
         </w:rPr>
       </w:pPr>
     </w:p>
@@ -7016,6 +7092,22 @@
       <w:pPr>
         <w:rPr>
           <w:rFonts w:ascii="Calibri" w:hAnsi="Calibri" w:cs="Calibri"/>
+          <w:lang w:val="el-GR"/>
+        </w:rPr>
+      </w:pPr>
+    </w:p>
+    <w:p>
+      <w:pPr>
+        <w:rPr>
+          <w:rFonts w:ascii="Calibri" w:hAnsi="Calibri" w:cs="Calibri"/>
+          <w:lang w:val="el-GR"/>
+        </w:rPr>
+      </w:pPr>
+    </w:p>
+    <w:p>
+      <w:pPr>
+        <w:rPr>
+          <w:rFonts w:ascii="Calibri" w:hAnsi="Calibri" w:cs="Calibri"/>
           <w:b/>
           <w:bCs/>
           <w:lang w:val="el-GR"/>
@@ -7028,6 +7120,7 @@
           <w:bCs/>
           <w:lang w:val="el-GR"/>
         </w:rPr>
+        <w:lastRenderedPageBreak/>
         <w:t xml:space="preserve">TC-03-01 — Επιτυχής δημιουργία </w:t>
       </w:r>
       <w:proofErr w:type="spellStart"/>
@@ -7323,7 +7416,6 @@
                 <w:rFonts w:ascii="Calibri" w:hAnsi="Calibri" w:cs="Calibri"/>
                 <w:lang w:val="el-GR"/>
               </w:rPr>
-              <w:lastRenderedPageBreak/>
               <w:t>Προτεραιότητα</w:t>
             </w:r>
           </w:p>
@@ -7727,6 +7819,16 @@
         </w:tc>
       </w:tr>
     </w:tbl>
+    <w:p>
+      <w:pPr>
+        <w:rPr>
+          <w:rFonts w:ascii="Calibri" w:hAnsi="Calibri" w:cs="Calibri"/>
+          <w:b/>
+          <w:bCs/>
+          <w:lang w:val="el-GR"/>
+        </w:rPr>
+      </w:pPr>
+    </w:p>
     <w:p>
       <w:pPr>
         <w:rPr>
@@ -8345,6 +8447,7 @@
           <w:bCs/>
           <w:lang w:val="el-GR"/>
         </w:rPr>
+        <w:lastRenderedPageBreak/>
         <w:t xml:space="preserve">TC-03-03 — Αποτυχία χωρίς επιλεγμένο </w:t>
       </w:r>
       <w:proofErr w:type="spellStart"/>
@@ -8683,7 +8786,6 @@
                 <w:rFonts w:ascii="Calibri" w:hAnsi="Calibri" w:cs="Calibri"/>
                 <w:lang w:val="el-GR"/>
               </w:rPr>
-              <w:lastRenderedPageBreak/>
               <w:t>Δεδομένα Εισόδου</w:t>
             </w:r>
           </w:p>
@@ -8915,6 +9017,16 @@
         </w:tc>
       </w:tr>
     </w:tbl>
+    <w:p>
+      <w:pPr>
+        <w:rPr>
+          <w:rFonts w:ascii="Calibri" w:hAnsi="Calibri" w:cs="Calibri"/>
+          <w:b/>
+          <w:bCs/>
+          <w:lang w:val="el-GR"/>
+        </w:rPr>
+      </w:pPr>
+    </w:p>
     <w:p>
       <w:pPr>
         <w:rPr>
@@ -9785,7 +9897,6 @@
                 <w:rFonts w:ascii="Calibri" w:hAnsi="Calibri" w:cs="Calibri"/>
                 <w:lang w:val="el-GR"/>
               </w:rPr>
-              <w:lastRenderedPageBreak/>
               <w:t>Σκοπός</w:t>
             </w:r>
           </w:p>
@@ -10317,6 +10428,16 @@
         </w:tc>
       </w:tr>
     </w:tbl>
+    <w:p>
+      <w:pPr>
+        <w:rPr>
+          <w:rFonts w:ascii="Calibri" w:hAnsi="Calibri" w:cs="Calibri"/>
+          <w:b/>
+          <w:bCs/>
+          <w:lang w:val="el-GR"/>
+        </w:rPr>
+      </w:pPr>
+    </w:p>
     <w:p>
       <w:pPr>
         <w:rPr>
@@ -10755,6 +10876,7 @@
                 <w:rFonts w:ascii="Calibri" w:hAnsi="Calibri" w:cs="Calibri"/>
                 <w:lang w:val="el-GR"/>
               </w:rPr>
+              <w:lastRenderedPageBreak/>
               <w:t>Αναμενόμενο Αποτέλεσμα</w:t>
             </w:r>
           </w:p>
@@ -11090,6 +11212,16 @@
         </w:tc>
       </w:tr>
     </w:tbl>
+    <w:p>
+      <w:pPr>
+        <w:rPr>
+          <w:rFonts w:ascii="Calibri" w:hAnsi="Calibri" w:cs="Calibri"/>
+          <w:b/>
+          <w:bCs/>
+          <w:lang w:val="el-GR"/>
+        </w:rPr>
+      </w:pPr>
+    </w:p>
     <w:p>
       <w:pPr>
         <w:rPr>
@@ -11230,7 +11362,6 @@
                 <w:rFonts w:ascii="Calibri" w:hAnsi="Calibri" w:cs="Calibri"/>
                 <w:lang w:val="el-GR"/>
               </w:rPr>
-              <w:lastRenderedPageBreak/>
               <w:t>Σκοπός</w:t>
             </w:r>
           </w:p>
@@ -12109,6 +12240,7 @@
                 <w:rFonts w:ascii="Calibri" w:hAnsi="Calibri" w:cs="Calibri"/>
                 <w:lang w:val="el-GR"/>
               </w:rPr>
+              <w:lastRenderedPageBreak/>
               <w:t>Δεδομένα Εισόδου</w:t>
             </w:r>
           </w:p>
@@ -12378,7 +12510,8534 @@
           <w:rFonts w:ascii="Calibri" w:hAnsi="Calibri" w:cs="Calibri"/>
         </w:rPr>
       </w:pPr>
+      <w:r>
+        <w:rPr>
+          <w:rFonts w:ascii="Calibri" w:hAnsi="Calibri" w:cs="Calibri"/>
+        </w:rPr>
+        <w:pict w14:anchorId="0703E03F">
+          <v:rect id="_x0000_i1074" style="width:0;height:1.5pt" o:bullet="t" o:hrstd="t" o:hr="t" fillcolor="#a0a0a0" stroked="f"/>
+        </w:pict>
+      </w:r>
     </w:p>
+    <w:p>
+      <w:pPr>
+        <w:spacing w:before="240"/>
+        <w:rPr>
+          <w:b/>
+          <w:bCs/>
+          <w:sz w:val="28"/>
+          <w:szCs w:val="28"/>
+          <w:lang w:val="el-GR"/>
+        </w:rPr>
+      </w:pPr>
+      <w:r>
+        <w:rPr>
+          <w:b/>
+          <w:bCs/>
+          <w:sz w:val="28"/>
+          <w:szCs w:val="28"/>
+          <w:lang w:val="el-GR"/>
+        </w:rPr>
+        <w:t xml:space="preserve"> UC05 — Διαγραφή </w:t>
+      </w:r>
+      <w:proofErr w:type="spellStart"/>
+      <w:r>
+        <w:rPr>
+          <w:b/>
+          <w:bCs/>
+          <w:sz w:val="28"/>
+          <w:szCs w:val="28"/>
+          <w:lang w:val="el-GR"/>
+        </w:rPr>
+        <w:t>Use</w:t>
+      </w:r>
+      <w:proofErr w:type="spellEnd"/>
+      <w:r>
+        <w:rPr>
+          <w:b/>
+          <w:bCs/>
+          <w:sz w:val="28"/>
+          <w:szCs w:val="28"/>
+          <w:lang w:val="el-GR"/>
+        </w:rPr>
+        <w:t xml:space="preserve"> </w:t>
+      </w:r>
+      <w:proofErr w:type="spellStart"/>
+      <w:r>
+        <w:rPr>
+          <w:b/>
+          <w:bCs/>
+          <w:sz w:val="28"/>
+          <w:szCs w:val="28"/>
+          <w:lang w:val="el-GR"/>
+        </w:rPr>
+        <w:t>Case</w:t>
+      </w:r>
+      <w:proofErr w:type="spellEnd"/>
+    </w:p>
+    <w:p>
+      <w:pPr>
+        <w:spacing w:before="240"/>
+        <w:rPr>
+          <w:lang w:val="el-GR"/>
+        </w:rPr>
+      </w:pPr>
+      <w:r>
+        <w:rPr>
+          <w:b/>
+          <w:bCs/>
+          <w:lang w:val="el-GR"/>
+        </w:rPr>
+        <w:t>Κατάσταση Εισόδου:</w:t>
+      </w:r>
+      <w:r>
+        <w:rPr>
+          <w:lang w:val="el-GR"/>
+        </w:rPr>
+        <w:t xml:space="preserve"> Το </w:t>
+      </w:r>
+      <w:proofErr w:type="spellStart"/>
+      <w:r>
+        <w:rPr>
+          <w:lang w:val="el-GR"/>
+        </w:rPr>
+        <w:t>Use</w:t>
+      </w:r>
+      <w:proofErr w:type="spellEnd"/>
+      <w:r>
+        <w:rPr>
+          <w:lang w:val="el-GR"/>
+        </w:rPr>
+        <w:t xml:space="preserve"> </w:t>
+      </w:r>
+      <w:proofErr w:type="spellStart"/>
+      <w:r>
+        <w:rPr>
+          <w:lang w:val="el-GR"/>
+        </w:rPr>
+        <w:t>Case</w:t>
+      </w:r>
+      <w:proofErr w:type="spellEnd"/>
+      <w:r>
+        <w:rPr>
+          <w:lang w:val="el-GR"/>
+        </w:rPr>
+        <w:t xml:space="preserve"> υπάρχει στο Project και ο χρήστης έχει δικαίωμα διαγραφής.</w:t>
+      </w:r>
+      <w:r>
+        <w:rPr>
+          <w:lang w:val="el-GR"/>
+        </w:rPr>
+        <w:br/>
+      </w:r>
+      <w:r>
+        <w:rPr>
+          <w:b/>
+          <w:bCs/>
+          <w:lang w:val="el-GR"/>
+        </w:rPr>
+        <w:t>Κατάσταση Εξόδου:</w:t>
+      </w:r>
+      <w:r>
+        <w:rPr>
+          <w:lang w:val="el-GR"/>
+        </w:rPr>
+        <w:t xml:space="preserve"> Το </w:t>
+      </w:r>
+      <w:proofErr w:type="spellStart"/>
+      <w:r>
+        <w:rPr>
+          <w:lang w:val="el-GR"/>
+        </w:rPr>
+        <w:t>Use</w:t>
+      </w:r>
+      <w:proofErr w:type="spellEnd"/>
+      <w:r>
+        <w:rPr>
+          <w:lang w:val="el-GR"/>
+        </w:rPr>
+        <w:t xml:space="preserve"> </w:t>
+      </w:r>
+      <w:proofErr w:type="spellStart"/>
+      <w:r>
+        <w:rPr>
+          <w:lang w:val="el-GR"/>
+        </w:rPr>
+        <w:t>Case</w:t>
+      </w:r>
+      <w:proofErr w:type="spellEnd"/>
+      <w:r>
+        <w:rPr>
+          <w:lang w:val="el-GR"/>
+        </w:rPr>
+        <w:t xml:space="preserve"> και οι M:N συνδέσεις του με CRC </w:t>
+      </w:r>
+      <w:proofErr w:type="spellStart"/>
+      <w:r>
+        <w:rPr>
+          <w:lang w:val="el-GR"/>
+        </w:rPr>
+        <w:t>Cards</w:t>
+      </w:r>
+      <w:proofErr w:type="spellEnd"/>
+      <w:r>
+        <w:rPr>
+          <w:lang w:val="el-GR"/>
+        </w:rPr>
+        <w:t xml:space="preserve"> έχουν διαγραφεί από τη Βάση Δεδομένων.</w:t>
+      </w:r>
+    </w:p>
+    <w:p>
+      <w:pPr>
+        <w:spacing w:before="240"/>
+        <w:rPr>
+          <w:b/>
+          <w:bCs/>
+          <w:lang w:val="el-GR"/>
+        </w:rPr>
+      </w:pPr>
+      <w:r>
+        <w:rPr>
+          <w:b/>
+          <w:bCs/>
+          <w:lang w:val="el-GR"/>
+        </w:rPr>
+        <w:t xml:space="preserve">TC-05-01 — Επιτυχής Διαγραφή </w:t>
+      </w:r>
+      <w:proofErr w:type="spellStart"/>
+      <w:r>
+        <w:rPr>
+          <w:b/>
+          <w:bCs/>
+          <w:lang w:val="el-GR"/>
+        </w:rPr>
+        <w:t>Use</w:t>
+      </w:r>
+      <w:proofErr w:type="spellEnd"/>
+      <w:r>
+        <w:rPr>
+          <w:b/>
+          <w:bCs/>
+          <w:lang w:val="el-GR"/>
+        </w:rPr>
+        <w:t xml:space="preserve"> </w:t>
+      </w:r>
+      <w:proofErr w:type="spellStart"/>
+      <w:r>
+        <w:rPr>
+          <w:b/>
+          <w:bCs/>
+          <w:lang w:val="el-GR"/>
+        </w:rPr>
+        <w:t>Case</w:t>
+      </w:r>
+      <w:proofErr w:type="spellEnd"/>
+      <w:r>
+        <w:rPr>
+          <w:b/>
+          <w:bCs/>
+          <w:lang w:val="el-GR"/>
+        </w:rPr>
+        <w:t xml:space="preserve"> με </w:t>
+      </w:r>
+      <w:proofErr w:type="spellStart"/>
+      <w:r>
+        <w:rPr>
+          <w:b/>
+          <w:bCs/>
+          <w:lang w:val="el-GR"/>
+        </w:rPr>
+        <w:t>Cascade</w:t>
+      </w:r>
+      <w:proofErr w:type="spellEnd"/>
+    </w:p>
+    <w:tbl>
+      <w:tblPr>
+        <w:tblStyle w:val="GridTable1Light"/>
+        <w:tblW w:w="0" w:type="auto"/>
+        <w:tblLook w:val="04A0" w:firstRow="1" w:lastRow="0" w:firstColumn="1" w:lastColumn="0" w:noHBand="0" w:noVBand="1"/>
+      </w:tblPr>
+      <w:tblGrid>
+        <w:gridCol w:w="2190"/>
+        <w:gridCol w:w="7160"/>
+      </w:tblGrid>
+      <w:tr>
+        <w:trPr>
+          <w:cnfStyle w:val="100000000000" w:firstRow="1" w:lastRow="0" w:firstColumn="0" w:lastColumn="0" w:oddVBand="0" w:evenVBand="0" w:oddHBand="0" w:evenHBand="0" w:firstRowFirstColumn="0" w:firstRowLastColumn="0" w:lastRowFirstColumn="0" w:lastRowLastColumn="0"/>
+        </w:trPr>
+        <w:tc>
+          <w:tcPr>
+            <w:cnfStyle w:val="001000000000" w:firstRow="0" w:lastRow="0" w:firstColumn="1" w:lastColumn="0" w:oddVBand="0" w:evenVBand="0" w:oddHBand="0" w:evenHBand="0" w:firstRowFirstColumn="0" w:firstRowLastColumn="0" w:lastRowFirstColumn="0" w:lastRowLastColumn="0"/>
+            <w:tcW w:w="0" w:type="auto"/>
+            <w:hideMark/>
+          </w:tcPr>
+          <w:p>
+            <w:pPr>
+              <w:spacing w:before="240" w:after="160" w:line="278" w:lineRule="auto"/>
+              <w:rPr>
+                <w:lang w:val="el-GR"/>
+              </w:rPr>
+            </w:pPr>
+            <w:r>
+              <w:rPr>
+                <w:lang w:val="el-GR"/>
+              </w:rPr>
+              <w:t>Πεδίο</w:t>
+            </w:r>
+          </w:p>
+        </w:tc>
+        <w:tc>
+          <w:tcPr>
+            <w:tcW w:w="0" w:type="auto"/>
+            <w:hideMark/>
+          </w:tcPr>
+          <w:p>
+            <w:pPr>
+              <w:spacing w:before="240" w:after="160" w:line="278" w:lineRule="auto"/>
+              <w:cnfStyle w:val="100000000000" w:firstRow="1" w:lastRow="0" w:firstColumn="0" w:lastColumn="0" w:oddVBand="0" w:evenVBand="0" w:oddHBand="0" w:evenHBand="0" w:firstRowFirstColumn="0" w:firstRowLastColumn="0" w:lastRowFirstColumn="0" w:lastRowLastColumn="0"/>
+              <w:rPr>
+                <w:lang w:val="el-GR"/>
+              </w:rPr>
+            </w:pPr>
+            <w:r>
+              <w:rPr>
+                <w:lang w:val="el-GR"/>
+              </w:rPr>
+              <w:t>Τιμή</w:t>
+            </w:r>
+          </w:p>
+        </w:tc>
+      </w:tr>
+      <w:tr>
+        <w:tc>
+          <w:tcPr>
+            <w:cnfStyle w:val="001000000000" w:firstRow="0" w:lastRow="0" w:firstColumn="1" w:lastColumn="0" w:oddVBand="0" w:evenVBand="0" w:oddHBand="0" w:evenHBand="0" w:firstRowFirstColumn="0" w:firstRowLastColumn="0" w:lastRowFirstColumn="0" w:lastRowLastColumn="0"/>
+            <w:tcW w:w="0" w:type="auto"/>
+            <w:hideMark/>
+          </w:tcPr>
+          <w:p>
+            <w:pPr>
+              <w:spacing w:before="240" w:after="160" w:line="278" w:lineRule="auto"/>
+              <w:rPr>
+                <w:lang w:val="el-GR"/>
+              </w:rPr>
+            </w:pPr>
+            <w:r>
+              <w:rPr>
+                <w:lang w:val="el-GR"/>
+              </w:rPr>
+              <w:t>Σκοπός</w:t>
+            </w:r>
+          </w:p>
+        </w:tc>
+        <w:tc>
+          <w:tcPr>
+            <w:tcW w:w="0" w:type="auto"/>
+            <w:hideMark/>
+          </w:tcPr>
+          <w:p>
+            <w:pPr>
+              <w:spacing w:before="240" w:after="160" w:line="278" w:lineRule="auto"/>
+              <w:cnfStyle w:val="000000000000" w:firstRow="0" w:lastRow="0" w:firstColumn="0" w:lastColumn="0" w:oddVBand="0" w:evenVBand="0" w:oddHBand="0" w:evenHBand="0" w:firstRowFirstColumn="0" w:firstRowLastColumn="0" w:lastRowFirstColumn="0" w:lastRowLastColumn="0"/>
+              <w:rPr>
+                <w:lang w:val="el-GR"/>
+              </w:rPr>
+            </w:pPr>
+            <w:r>
+              <w:rPr>
+                <w:lang w:val="el-GR"/>
+              </w:rPr>
+              <w:t xml:space="preserve">Επαλήθευση </w:t>
+            </w:r>
+            <w:proofErr w:type="spellStart"/>
+            <w:r>
+              <w:rPr>
+                <w:lang w:val="el-GR"/>
+              </w:rPr>
+              <w:t>cascade</w:t>
+            </w:r>
+            <w:proofErr w:type="spellEnd"/>
+            <w:r>
+              <w:rPr>
+                <w:lang w:val="el-GR"/>
+              </w:rPr>
+              <w:t xml:space="preserve"> διαγραφής M:N συσχετίσεων με CRC </w:t>
+            </w:r>
+            <w:proofErr w:type="spellStart"/>
+            <w:r>
+              <w:rPr>
+                <w:lang w:val="el-GR"/>
+              </w:rPr>
+              <w:t>Cards</w:t>
+            </w:r>
+            <w:proofErr w:type="spellEnd"/>
+          </w:p>
+        </w:tc>
+      </w:tr>
+      <w:tr>
+        <w:tc>
+          <w:tcPr>
+            <w:cnfStyle w:val="001000000000" w:firstRow="0" w:lastRow="0" w:firstColumn="1" w:lastColumn="0" w:oddVBand="0" w:evenVBand="0" w:oddHBand="0" w:evenHBand="0" w:firstRowFirstColumn="0" w:firstRowLastColumn="0" w:lastRowFirstColumn="0" w:lastRowLastColumn="0"/>
+            <w:tcW w:w="0" w:type="auto"/>
+            <w:hideMark/>
+          </w:tcPr>
+          <w:p>
+            <w:pPr>
+              <w:spacing w:before="240" w:after="160" w:line="278" w:lineRule="auto"/>
+              <w:rPr>
+                <w:lang w:val="el-GR"/>
+              </w:rPr>
+            </w:pPr>
+            <w:r>
+              <w:rPr>
+                <w:lang w:val="el-GR"/>
+              </w:rPr>
+              <w:t>Κατηγορία</w:t>
+            </w:r>
+          </w:p>
+        </w:tc>
+        <w:tc>
+          <w:tcPr>
+            <w:tcW w:w="0" w:type="auto"/>
+            <w:hideMark/>
+          </w:tcPr>
+          <w:p>
+            <w:pPr>
+              <w:spacing w:before="240" w:after="160" w:line="278" w:lineRule="auto"/>
+              <w:cnfStyle w:val="000000000000" w:firstRow="0" w:lastRow="0" w:firstColumn="0" w:lastColumn="0" w:oddVBand="0" w:evenVBand="0" w:oddHBand="0" w:evenHBand="0" w:firstRowFirstColumn="0" w:firstRowLastColumn="0" w:lastRowFirstColumn="0" w:lastRowLastColumn="0"/>
+              <w:rPr>
+                <w:lang w:val="el-GR"/>
+              </w:rPr>
+            </w:pPr>
+            <w:proofErr w:type="spellStart"/>
+            <w:r>
+              <w:rPr>
+                <w:lang w:val="el-GR"/>
+              </w:rPr>
+              <w:t>Functional</w:t>
+            </w:r>
+            <w:proofErr w:type="spellEnd"/>
+          </w:p>
+        </w:tc>
+      </w:tr>
+      <w:tr>
+        <w:tc>
+          <w:tcPr>
+            <w:cnfStyle w:val="001000000000" w:firstRow="0" w:lastRow="0" w:firstColumn="1" w:lastColumn="0" w:oddVBand="0" w:evenVBand="0" w:oddHBand="0" w:evenHBand="0" w:firstRowFirstColumn="0" w:firstRowLastColumn="0" w:lastRowFirstColumn="0" w:lastRowLastColumn="0"/>
+            <w:tcW w:w="0" w:type="auto"/>
+            <w:hideMark/>
+          </w:tcPr>
+          <w:p>
+            <w:pPr>
+              <w:spacing w:before="240" w:after="160" w:line="278" w:lineRule="auto"/>
+              <w:rPr>
+                <w:lang w:val="el-GR"/>
+              </w:rPr>
+            </w:pPr>
+            <w:r>
+              <w:rPr>
+                <w:lang w:val="el-GR"/>
+              </w:rPr>
+              <w:t>Τεχνική</w:t>
+            </w:r>
+          </w:p>
+        </w:tc>
+        <w:tc>
+          <w:tcPr>
+            <w:tcW w:w="0" w:type="auto"/>
+            <w:hideMark/>
+          </w:tcPr>
+          <w:p>
+            <w:pPr>
+              <w:spacing w:before="240" w:after="160" w:line="278" w:lineRule="auto"/>
+              <w:cnfStyle w:val="000000000000" w:firstRow="0" w:lastRow="0" w:firstColumn="0" w:lastColumn="0" w:oddVBand="0" w:evenVBand="0" w:oddHBand="0" w:evenHBand="0" w:firstRowFirstColumn="0" w:firstRowLastColumn="0" w:lastRowFirstColumn="0" w:lastRowLastColumn="0"/>
+              <w:rPr>
+                <w:lang w:val="el-GR"/>
+              </w:rPr>
+            </w:pPr>
+            <w:proofErr w:type="spellStart"/>
+            <w:r>
+              <w:rPr>
+                <w:lang w:val="el-GR"/>
+              </w:rPr>
+              <w:t>Black-Box</w:t>
+            </w:r>
+            <w:proofErr w:type="spellEnd"/>
+            <w:r>
+              <w:rPr>
+                <w:lang w:val="el-GR"/>
+              </w:rPr>
+              <w:t xml:space="preserve"> / </w:t>
+            </w:r>
+            <w:proofErr w:type="spellStart"/>
+            <w:r>
+              <w:rPr>
+                <w:lang w:val="el-GR"/>
+              </w:rPr>
+              <w:t>Happy</w:t>
+            </w:r>
+            <w:proofErr w:type="spellEnd"/>
+            <w:r>
+              <w:rPr>
+                <w:lang w:val="el-GR"/>
+              </w:rPr>
+              <w:t xml:space="preserve"> </w:t>
+            </w:r>
+            <w:proofErr w:type="spellStart"/>
+            <w:r>
+              <w:rPr>
+                <w:lang w:val="el-GR"/>
+              </w:rPr>
+              <w:t>Path</w:t>
+            </w:r>
+            <w:proofErr w:type="spellEnd"/>
+          </w:p>
+        </w:tc>
+      </w:tr>
+      <w:tr>
+        <w:tc>
+          <w:tcPr>
+            <w:cnfStyle w:val="001000000000" w:firstRow="0" w:lastRow="0" w:firstColumn="1" w:lastColumn="0" w:oddVBand="0" w:evenVBand="0" w:oddHBand="0" w:evenHBand="0" w:firstRowFirstColumn="0" w:firstRowLastColumn="0" w:lastRowFirstColumn="0" w:lastRowLastColumn="0"/>
+            <w:tcW w:w="0" w:type="auto"/>
+            <w:hideMark/>
+          </w:tcPr>
+          <w:p>
+            <w:pPr>
+              <w:spacing w:before="240" w:after="160" w:line="278" w:lineRule="auto"/>
+              <w:rPr>
+                <w:lang w:val="el-GR"/>
+              </w:rPr>
+            </w:pPr>
+            <w:r>
+              <w:rPr>
+                <w:lang w:val="el-GR"/>
+              </w:rPr>
+              <w:t>Προτεραιότητα</w:t>
+            </w:r>
+          </w:p>
+        </w:tc>
+        <w:tc>
+          <w:tcPr>
+            <w:tcW w:w="0" w:type="auto"/>
+            <w:hideMark/>
+          </w:tcPr>
+          <w:p>
+            <w:pPr>
+              <w:spacing w:before="240" w:after="160" w:line="278" w:lineRule="auto"/>
+              <w:cnfStyle w:val="000000000000" w:firstRow="0" w:lastRow="0" w:firstColumn="0" w:lastColumn="0" w:oddVBand="0" w:evenVBand="0" w:oddHBand="0" w:evenHBand="0" w:firstRowFirstColumn="0" w:firstRowLastColumn="0" w:lastRowFirstColumn="0" w:lastRowLastColumn="0"/>
+              <w:rPr>
+                <w:lang w:val="el-GR"/>
+              </w:rPr>
+            </w:pPr>
+            <w:r>
+              <w:rPr>
+                <w:lang w:val="el-GR"/>
+              </w:rPr>
+              <w:t>CRITICAL</w:t>
+            </w:r>
+          </w:p>
+        </w:tc>
+      </w:tr>
+      <w:tr>
+        <w:tc>
+          <w:tcPr>
+            <w:cnfStyle w:val="001000000000" w:firstRow="0" w:lastRow="0" w:firstColumn="1" w:lastColumn="0" w:oddVBand="0" w:evenVBand="0" w:oddHBand="0" w:evenHBand="0" w:firstRowFirstColumn="0" w:firstRowLastColumn="0" w:lastRowFirstColumn="0" w:lastRowLastColumn="0"/>
+            <w:tcW w:w="0" w:type="auto"/>
+            <w:hideMark/>
+          </w:tcPr>
+          <w:p>
+            <w:pPr>
+              <w:spacing w:before="240" w:after="160" w:line="278" w:lineRule="auto"/>
+              <w:rPr>
+                <w:lang w:val="el-GR"/>
+              </w:rPr>
+            </w:pPr>
+            <w:r>
+              <w:rPr>
+                <w:lang w:val="el-GR"/>
+              </w:rPr>
+              <w:t>Δεδομένα Εισόδου</w:t>
+            </w:r>
+          </w:p>
+        </w:tc>
+        <w:tc>
+          <w:tcPr>
+            <w:tcW w:w="0" w:type="auto"/>
+            <w:hideMark/>
+          </w:tcPr>
+          <w:p>
+            <w:pPr>
+              <w:spacing w:before="240" w:after="160" w:line="278" w:lineRule="auto"/>
+              <w:cnfStyle w:val="000000000000" w:firstRow="0" w:lastRow="0" w:firstColumn="0" w:lastColumn="0" w:oddVBand="0" w:evenVBand="0" w:oddHBand="0" w:evenHBand="0" w:firstRowFirstColumn="0" w:firstRowLastColumn="0" w:lastRowFirstColumn="0" w:lastRowLastColumn="0"/>
+            </w:pPr>
+            <w:r>
+              <w:t xml:space="preserve">Use Case ID </w:t>
+            </w:r>
+            <w:r>
+              <w:rPr>
+                <w:lang w:val="el-GR"/>
+              </w:rPr>
+              <w:t>συνδεδεμένο</w:t>
+            </w:r>
+            <w:r>
+              <w:t xml:space="preserve"> </w:t>
+            </w:r>
+            <w:r>
+              <w:rPr>
+                <w:lang w:val="el-GR"/>
+              </w:rPr>
+              <w:t>με</w:t>
+            </w:r>
+            <w:r>
+              <w:t xml:space="preserve"> ≥1 CRC Card</w:t>
+            </w:r>
+          </w:p>
+        </w:tc>
+      </w:tr>
+      <w:tr>
+        <w:tc>
+          <w:tcPr>
+            <w:cnfStyle w:val="001000000000" w:firstRow="0" w:lastRow="0" w:firstColumn="1" w:lastColumn="0" w:oddVBand="0" w:evenVBand="0" w:oddHBand="0" w:evenHBand="0" w:firstRowFirstColumn="0" w:firstRowLastColumn="0" w:lastRowFirstColumn="0" w:lastRowLastColumn="0"/>
+            <w:tcW w:w="0" w:type="auto"/>
+            <w:hideMark/>
+          </w:tcPr>
+          <w:p>
+            <w:pPr>
+              <w:spacing w:before="240" w:after="160" w:line="278" w:lineRule="auto"/>
+              <w:rPr>
+                <w:lang w:val="el-GR"/>
+              </w:rPr>
+            </w:pPr>
+            <w:r>
+              <w:rPr>
+                <w:lang w:val="el-GR"/>
+              </w:rPr>
+              <w:t>Αναμενόμενο Αποτέλεσμα</w:t>
+            </w:r>
+          </w:p>
+        </w:tc>
+        <w:tc>
+          <w:tcPr>
+            <w:tcW w:w="0" w:type="auto"/>
+            <w:hideMark/>
+          </w:tcPr>
+          <w:p>
+            <w:pPr>
+              <w:spacing w:before="240" w:after="160" w:line="278" w:lineRule="auto"/>
+              <w:cnfStyle w:val="000000000000" w:firstRow="0" w:lastRow="0" w:firstColumn="0" w:lastColumn="0" w:oddVBand="0" w:evenVBand="0" w:oddHBand="0" w:evenHBand="0" w:firstRowFirstColumn="0" w:firstRowLastColumn="0" w:lastRowFirstColumn="0" w:lastRowLastColumn="0"/>
+            </w:pPr>
+            <w:r>
+              <w:t xml:space="preserve">Cascade delete </w:t>
+            </w:r>
+            <w:proofErr w:type="gramStart"/>
+            <w:r>
+              <w:t>M:N</w:t>
+            </w:r>
+            <w:proofErr w:type="gramEnd"/>
+            <w:r>
+              <w:t xml:space="preserve"> </w:t>
+            </w:r>
+            <w:r>
+              <w:rPr>
+                <w:lang w:val="el-GR"/>
+              </w:rPr>
+              <w:t>συνδέσεων</w:t>
+            </w:r>
+            <w:r>
+              <w:t>, redirect tab Use Cases, flash «Use Case deleted»</w:t>
+            </w:r>
+          </w:p>
+        </w:tc>
+      </w:tr>
+      <w:tr>
+        <w:tc>
+          <w:tcPr>
+            <w:cnfStyle w:val="001000000000" w:firstRow="0" w:lastRow="0" w:firstColumn="1" w:lastColumn="0" w:oddVBand="0" w:evenVBand="0" w:oddHBand="0" w:evenHBand="0" w:firstRowFirstColumn="0" w:firstRowLastColumn="0" w:lastRowFirstColumn="0" w:lastRowLastColumn="0"/>
+            <w:tcW w:w="0" w:type="auto"/>
+            <w:hideMark/>
+          </w:tcPr>
+          <w:p>
+            <w:pPr>
+              <w:spacing w:before="240" w:after="160" w:line="278" w:lineRule="auto"/>
+              <w:rPr>
+                <w:lang w:val="el-GR"/>
+              </w:rPr>
+            </w:pPr>
+            <w:r>
+              <w:rPr>
+                <w:lang w:val="el-GR"/>
+              </w:rPr>
+              <w:lastRenderedPageBreak/>
+              <w:t>Πραγματικό Αποτέλεσμα</w:t>
+            </w:r>
+          </w:p>
+        </w:tc>
+        <w:tc>
+          <w:tcPr>
+            <w:tcW w:w="0" w:type="auto"/>
+            <w:hideMark/>
+          </w:tcPr>
+          <w:p>
+            <w:pPr>
+              <w:spacing w:before="240" w:after="160" w:line="278" w:lineRule="auto"/>
+              <w:cnfStyle w:val="000000000000" w:firstRow="0" w:lastRow="0" w:firstColumn="0" w:lastColumn="0" w:oddVBand="0" w:evenVBand="0" w:oddHBand="0" w:evenHBand="0" w:firstRowFirstColumn="0" w:firstRowLastColumn="0" w:lastRowFirstColumn="0" w:lastRowLastColumn="0"/>
+            </w:pPr>
+            <w:proofErr w:type="spellStart"/>
+            <w:r>
+              <w:rPr>
+                <w:lang w:val="el-GR"/>
+              </w:rPr>
+              <w:t>Confirm</w:t>
+            </w:r>
+            <w:proofErr w:type="spellEnd"/>
+            <w:r>
+              <w:rPr>
+                <w:lang w:val="el-GR"/>
+              </w:rPr>
+              <w:t xml:space="preserve"> </w:t>
+            </w:r>
+            <w:proofErr w:type="spellStart"/>
+            <w:r>
+              <w:rPr>
+                <w:lang w:val="el-GR"/>
+              </w:rPr>
+              <w:t>dialog</w:t>
+            </w:r>
+            <w:proofErr w:type="spellEnd"/>
+            <w:r>
+              <w:rPr>
+                <w:lang w:val="el-GR"/>
+              </w:rPr>
+              <w:t xml:space="preserve"> εμφανίστηκε. Με «</w:t>
+            </w:r>
+            <w:proofErr w:type="spellStart"/>
+            <w:r>
+              <w:rPr>
+                <w:lang w:val="el-GR"/>
+              </w:rPr>
+              <w:t>Yes</w:t>
+            </w:r>
+            <w:proofErr w:type="spellEnd"/>
+            <w:r>
+              <w:rPr>
+                <w:lang w:val="el-GR"/>
+              </w:rPr>
+              <w:t xml:space="preserve">, </w:t>
+            </w:r>
+            <w:proofErr w:type="spellStart"/>
+            <w:r>
+              <w:rPr>
+                <w:lang w:val="el-GR"/>
+              </w:rPr>
+              <w:t>Delete</w:t>
+            </w:r>
+            <w:proofErr w:type="spellEnd"/>
+            <w:r>
+              <w:rPr>
+                <w:lang w:val="el-GR"/>
+              </w:rPr>
+              <w:t xml:space="preserve">» έγινε </w:t>
+            </w:r>
+            <w:proofErr w:type="spellStart"/>
+            <w:r>
+              <w:rPr>
+                <w:lang w:val="el-GR"/>
+              </w:rPr>
+              <w:t>cascade</w:t>
+            </w:r>
+            <w:proofErr w:type="spellEnd"/>
+            <w:r>
+              <w:rPr>
+                <w:lang w:val="el-GR"/>
+              </w:rPr>
+              <w:t xml:space="preserve"> </w:t>
+            </w:r>
+            <w:proofErr w:type="spellStart"/>
+            <w:r>
+              <w:rPr>
+                <w:lang w:val="el-GR"/>
+              </w:rPr>
+              <w:t>delete</w:t>
+            </w:r>
+            <w:proofErr w:type="spellEnd"/>
+            <w:r>
+              <w:rPr>
+                <w:lang w:val="el-GR"/>
+              </w:rPr>
+              <w:t xml:space="preserve"> των M:N συσχετίσεων με CRC </w:t>
+            </w:r>
+            <w:proofErr w:type="spellStart"/>
+            <w:r>
+              <w:rPr>
+                <w:lang w:val="el-GR"/>
+              </w:rPr>
+              <w:t>Cards</w:t>
+            </w:r>
+            <w:proofErr w:type="spellEnd"/>
+            <w:r>
+              <w:rPr>
+                <w:lang w:val="el-GR"/>
+              </w:rPr>
+              <w:t xml:space="preserve">. </w:t>
+            </w:r>
+            <w:r>
+              <w:t xml:space="preserve">UC </w:t>
+            </w:r>
+            <w:r>
+              <w:rPr>
+                <w:lang w:val="el-GR"/>
+              </w:rPr>
+              <w:t>αφαιρέθηκε</w:t>
+            </w:r>
+            <w:r>
+              <w:t xml:space="preserve"> </w:t>
+            </w:r>
+            <w:r>
+              <w:rPr>
+                <w:lang w:val="el-GR"/>
+              </w:rPr>
+              <w:t>από</w:t>
+            </w:r>
+            <w:r>
+              <w:t xml:space="preserve"> </w:t>
+            </w:r>
+            <w:r>
+              <w:rPr>
+                <w:lang w:val="el-GR"/>
+              </w:rPr>
+              <w:t>τη</w:t>
+            </w:r>
+            <w:r>
+              <w:t xml:space="preserve"> </w:t>
+            </w:r>
+            <w:r>
+              <w:rPr>
+                <w:lang w:val="el-GR"/>
+              </w:rPr>
+              <w:t>ΒΔ</w:t>
+            </w:r>
+            <w:r>
+              <w:t xml:space="preserve">. Redirect </w:t>
+            </w:r>
+            <w:r>
+              <w:rPr>
+                <w:lang w:val="el-GR"/>
+              </w:rPr>
+              <w:t>στο</w:t>
+            </w:r>
+            <w:r>
+              <w:t xml:space="preserve"> tab «Use Cases» </w:t>
+            </w:r>
+            <w:r>
+              <w:rPr>
+                <w:lang w:val="el-GR"/>
+              </w:rPr>
+              <w:t>με</w:t>
+            </w:r>
+            <w:r>
+              <w:t xml:space="preserve"> flash «Use Case deleted successfully.».</w:t>
+            </w:r>
+          </w:p>
+        </w:tc>
+      </w:tr>
+      <w:tr>
+        <w:tc>
+          <w:tcPr>
+            <w:cnfStyle w:val="001000000000" w:firstRow="0" w:lastRow="0" w:firstColumn="1" w:lastColumn="0" w:oddVBand="0" w:evenVBand="0" w:oddHBand="0" w:evenHBand="0" w:firstRowFirstColumn="0" w:firstRowLastColumn="0" w:lastRowFirstColumn="0" w:lastRowLastColumn="0"/>
+            <w:tcW w:w="0" w:type="auto"/>
+            <w:hideMark/>
+          </w:tcPr>
+          <w:p>
+            <w:pPr>
+              <w:spacing w:before="240" w:after="160" w:line="278" w:lineRule="auto"/>
+              <w:rPr>
+                <w:lang w:val="el-GR"/>
+              </w:rPr>
+            </w:pPr>
+            <w:r>
+              <w:rPr>
+                <w:lang w:val="el-GR"/>
+              </w:rPr>
+              <w:t>Κατάσταση</w:t>
+            </w:r>
+          </w:p>
+        </w:tc>
+        <w:tc>
+          <w:tcPr>
+            <w:tcW w:w="0" w:type="auto"/>
+            <w:hideMark/>
+          </w:tcPr>
+          <w:p>
+            <w:pPr>
+              <w:spacing w:before="240" w:after="160" w:line="278" w:lineRule="auto"/>
+              <w:cnfStyle w:val="000000000000" w:firstRow="0" w:lastRow="0" w:firstColumn="0" w:lastColumn="0" w:oddVBand="0" w:evenVBand="0" w:oddHBand="0" w:evenHBand="0" w:firstRowFirstColumn="0" w:firstRowLastColumn="0" w:lastRowFirstColumn="0" w:lastRowLastColumn="0"/>
+              <w:rPr>
+                <w:lang w:val="el-GR"/>
+              </w:rPr>
+            </w:pPr>
+            <w:r>
+              <w:rPr>
+                <w:rFonts w:ascii="Segoe UI Emoji" w:hAnsi="Segoe UI Emoji" w:cs="Segoe UI Emoji"/>
+                <w:lang w:val="el-GR"/>
+              </w:rPr>
+              <w:t>✅</w:t>
+            </w:r>
+            <w:r>
+              <w:rPr>
+                <w:lang w:val="el-GR"/>
+              </w:rPr>
+              <w:t> </w:t>
+            </w:r>
+            <w:r>
+              <w:rPr>
+                <w:b/>
+                <w:bCs/>
+                <w:lang w:val="el-GR"/>
+              </w:rPr>
+              <w:t>PASS</w:t>
+            </w:r>
+          </w:p>
+        </w:tc>
+      </w:tr>
+    </w:tbl>
+    <w:p>
+      <w:pPr>
+        <w:spacing w:before="240"/>
+        <w:rPr>
+          <w:b/>
+          <w:bCs/>
+          <w:lang w:val="el-GR"/>
+        </w:rPr>
+      </w:pPr>
+    </w:p>
+    <w:p>
+      <w:pPr>
+        <w:spacing w:before="240"/>
+        <w:rPr>
+          <w:b/>
+          <w:bCs/>
+          <w:lang w:val="el-GR"/>
+        </w:rPr>
+      </w:pPr>
+      <w:r>
+        <w:rPr>
+          <w:b/>
+          <w:bCs/>
+          <w:lang w:val="el-GR"/>
+        </w:rPr>
+        <w:t xml:space="preserve">TC-05-02 — Ακύρωση Διαγραφής </w:t>
+      </w:r>
+      <w:proofErr w:type="spellStart"/>
+      <w:r>
+        <w:rPr>
+          <w:b/>
+          <w:bCs/>
+          <w:lang w:val="el-GR"/>
+        </w:rPr>
+        <w:t>Use</w:t>
+      </w:r>
+      <w:proofErr w:type="spellEnd"/>
+      <w:r>
+        <w:rPr>
+          <w:b/>
+          <w:bCs/>
+          <w:lang w:val="el-GR"/>
+        </w:rPr>
+        <w:t xml:space="preserve"> </w:t>
+      </w:r>
+      <w:proofErr w:type="spellStart"/>
+      <w:r>
+        <w:rPr>
+          <w:b/>
+          <w:bCs/>
+          <w:lang w:val="el-GR"/>
+        </w:rPr>
+        <w:t>Case</w:t>
+      </w:r>
+      <w:proofErr w:type="spellEnd"/>
+    </w:p>
+    <w:tbl>
+      <w:tblPr>
+        <w:tblStyle w:val="GridTable1Light"/>
+        <w:tblW w:w="0" w:type="auto"/>
+        <w:tblLook w:val="04A0" w:firstRow="1" w:lastRow="0" w:firstColumn="1" w:lastColumn="0" w:noHBand="0" w:noVBand="1"/>
+      </w:tblPr>
+      <w:tblGrid>
+        <w:gridCol w:w="2588"/>
+        <w:gridCol w:w="6762"/>
+      </w:tblGrid>
+      <w:tr>
+        <w:trPr>
+          <w:cnfStyle w:val="100000000000" w:firstRow="1" w:lastRow="0" w:firstColumn="0" w:lastColumn="0" w:oddVBand="0" w:evenVBand="0" w:oddHBand="0" w:evenHBand="0" w:firstRowFirstColumn="0" w:firstRowLastColumn="0" w:lastRowFirstColumn="0" w:lastRowLastColumn="0"/>
+        </w:trPr>
+        <w:tc>
+          <w:tcPr>
+            <w:cnfStyle w:val="001000000000" w:firstRow="0" w:lastRow="0" w:firstColumn="1" w:lastColumn="0" w:oddVBand="0" w:evenVBand="0" w:oddHBand="0" w:evenHBand="0" w:firstRowFirstColumn="0" w:firstRowLastColumn="0" w:lastRowFirstColumn="0" w:lastRowLastColumn="0"/>
+            <w:tcW w:w="0" w:type="auto"/>
+            <w:hideMark/>
+          </w:tcPr>
+          <w:p>
+            <w:pPr>
+              <w:spacing w:before="240" w:after="160" w:line="278" w:lineRule="auto"/>
+              <w:rPr>
+                <w:lang w:val="el-GR"/>
+              </w:rPr>
+            </w:pPr>
+            <w:r>
+              <w:rPr>
+                <w:lang w:val="el-GR"/>
+              </w:rPr>
+              <w:t>Πεδίο</w:t>
+            </w:r>
+          </w:p>
+        </w:tc>
+        <w:tc>
+          <w:tcPr>
+            <w:tcW w:w="0" w:type="auto"/>
+            <w:hideMark/>
+          </w:tcPr>
+          <w:p>
+            <w:pPr>
+              <w:spacing w:before="240" w:after="160" w:line="278" w:lineRule="auto"/>
+              <w:cnfStyle w:val="100000000000" w:firstRow="1" w:lastRow="0" w:firstColumn="0" w:lastColumn="0" w:oddVBand="0" w:evenVBand="0" w:oddHBand="0" w:evenHBand="0" w:firstRowFirstColumn="0" w:firstRowLastColumn="0" w:lastRowFirstColumn="0" w:lastRowLastColumn="0"/>
+              <w:rPr>
+                <w:lang w:val="el-GR"/>
+              </w:rPr>
+            </w:pPr>
+            <w:r>
+              <w:rPr>
+                <w:lang w:val="el-GR"/>
+              </w:rPr>
+              <w:t>Τιμή</w:t>
+            </w:r>
+          </w:p>
+        </w:tc>
+      </w:tr>
+      <w:tr>
+        <w:tc>
+          <w:tcPr>
+            <w:cnfStyle w:val="001000000000" w:firstRow="0" w:lastRow="0" w:firstColumn="1" w:lastColumn="0" w:oddVBand="0" w:evenVBand="0" w:oddHBand="0" w:evenHBand="0" w:firstRowFirstColumn="0" w:firstRowLastColumn="0" w:lastRowFirstColumn="0" w:lastRowLastColumn="0"/>
+            <w:tcW w:w="0" w:type="auto"/>
+            <w:hideMark/>
+          </w:tcPr>
+          <w:p>
+            <w:pPr>
+              <w:spacing w:before="240" w:after="160" w:line="278" w:lineRule="auto"/>
+              <w:rPr>
+                <w:lang w:val="el-GR"/>
+              </w:rPr>
+            </w:pPr>
+            <w:r>
+              <w:rPr>
+                <w:lang w:val="el-GR"/>
+              </w:rPr>
+              <w:t>Σκοπός</w:t>
+            </w:r>
+          </w:p>
+        </w:tc>
+        <w:tc>
+          <w:tcPr>
+            <w:tcW w:w="0" w:type="auto"/>
+            <w:hideMark/>
+          </w:tcPr>
+          <w:p>
+            <w:pPr>
+              <w:spacing w:before="240" w:after="160" w:line="278" w:lineRule="auto"/>
+              <w:cnfStyle w:val="000000000000" w:firstRow="0" w:lastRow="0" w:firstColumn="0" w:lastColumn="0" w:oddVBand="0" w:evenVBand="0" w:oddHBand="0" w:evenHBand="0" w:firstRowFirstColumn="0" w:firstRowLastColumn="0" w:lastRowFirstColumn="0" w:lastRowLastColumn="0"/>
+              <w:rPr>
+                <w:lang w:val="el-GR"/>
+              </w:rPr>
+            </w:pPr>
+            <w:r>
+              <w:rPr>
+                <w:lang w:val="el-GR"/>
+              </w:rPr>
+              <w:t>Επαλήθευση ότι «</w:t>
+            </w:r>
+            <w:proofErr w:type="spellStart"/>
+            <w:r>
+              <w:rPr>
+                <w:lang w:val="el-GR"/>
+              </w:rPr>
+              <w:t>Cancel</w:t>
+            </w:r>
+            <w:proofErr w:type="spellEnd"/>
+            <w:r>
+              <w:rPr>
+                <w:lang w:val="el-GR"/>
+              </w:rPr>
+              <w:t xml:space="preserve">» στο </w:t>
+            </w:r>
+            <w:proofErr w:type="spellStart"/>
+            <w:r>
+              <w:rPr>
+                <w:lang w:val="el-GR"/>
+              </w:rPr>
+              <w:t>Confirm</w:t>
+            </w:r>
+            <w:proofErr w:type="spellEnd"/>
+            <w:r>
+              <w:rPr>
+                <w:lang w:val="el-GR"/>
+              </w:rPr>
+              <w:t xml:space="preserve"> </w:t>
+            </w:r>
+            <w:proofErr w:type="spellStart"/>
+            <w:r>
+              <w:rPr>
+                <w:lang w:val="el-GR"/>
+              </w:rPr>
+              <w:t>Delete</w:t>
+            </w:r>
+            <w:proofErr w:type="spellEnd"/>
+            <w:r>
+              <w:rPr>
+                <w:lang w:val="el-GR"/>
+              </w:rPr>
+              <w:t xml:space="preserve"> </w:t>
+            </w:r>
+            <w:proofErr w:type="spellStart"/>
+            <w:r>
+              <w:rPr>
+                <w:lang w:val="el-GR"/>
+              </w:rPr>
+              <w:t>Dialog</w:t>
+            </w:r>
+            <w:proofErr w:type="spellEnd"/>
+            <w:r>
+              <w:rPr>
+                <w:lang w:val="el-GR"/>
+              </w:rPr>
+              <w:t xml:space="preserve"> δεν προκαλεί καμία αλλαγή</w:t>
+            </w:r>
+          </w:p>
+        </w:tc>
+      </w:tr>
+      <w:tr>
+        <w:tc>
+          <w:tcPr>
+            <w:cnfStyle w:val="001000000000" w:firstRow="0" w:lastRow="0" w:firstColumn="1" w:lastColumn="0" w:oddVBand="0" w:evenVBand="0" w:oddHBand="0" w:evenHBand="0" w:firstRowFirstColumn="0" w:firstRowLastColumn="0" w:lastRowFirstColumn="0" w:lastRowLastColumn="0"/>
+            <w:tcW w:w="0" w:type="auto"/>
+            <w:hideMark/>
+          </w:tcPr>
+          <w:p>
+            <w:pPr>
+              <w:spacing w:before="240" w:after="160" w:line="278" w:lineRule="auto"/>
+              <w:rPr>
+                <w:lang w:val="el-GR"/>
+              </w:rPr>
+            </w:pPr>
+            <w:r>
+              <w:rPr>
+                <w:lang w:val="el-GR"/>
+              </w:rPr>
+              <w:t>Κατηγορία</w:t>
+            </w:r>
+          </w:p>
+        </w:tc>
+        <w:tc>
+          <w:tcPr>
+            <w:tcW w:w="0" w:type="auto"/>
+            <w:hideMark/>
+          </w:tcPr>
+          <w:p>
+            <w:pPr>
+              <w:spacing w:before="240" w:after="160" w:line="278" w:lineRule="auto"/>
+              <w:cnfStyle w:val="000000000000" w:firstRow="0" w:lastRow="0" w:firstColumn="0" w:lastColumn="0" w:oddVBand="0" w:evenVBand="0" w:oddHBand="0" w:evenHBand="0" w:firstRowFirstColumn="0" w:firstRowLastColumn="0" w:lastRowFirstColumn="0" w:lastRowLastColumn="0"/>
+              <w:rPr>
+                <w:lang w:val="el-GR"/>
+              </w:rPr>
+            </w:pPr>
+            <w:proofErr w:type="spellStart"/>
+            <w:r>
+              <w:rPr>
+                <w:lang w:val="el-GR"/>
+              </w:rPr>
+              <w:t>Functional</w:t>
+            </w:r>
+            <w:proofErr w:type="spellEnd"/>
+          </w:p>
+        </w:tc>
+      </w:tr>
+      <w:tr>
+        <w:tc>
+          <w:tcPr>
+            <w:cnfStyle w:val="001000000000" w:firstRow="0" w:lastRow="0" w:firstColumn="1" w:lastColumn="0" w:oddVBand="0" w:evenVBand="0" w:oddHBand="0" w:evenHBand="0" w:firstRowFirstColumn="0" w:firstRowLastColumn="0" w:lastRowFirstColumn="0" w:lastRowLastColumn="0"/>
+            <w:tcW w:w="0" w:type="auto"/>
+            <w:hideMark/>
+          </w:tcPr>
+          <w:p>
+            <w:pPr>
+              <w:spacing w:before="240" w:after="160" w:line="278" w:lineRule="auto"/>
+              <w:rPr>
+                <w:lang w:val="el-GR"/>
+              </w:rPr>
+            </w:pPr>
+            <w:r>
+              <w:rPr>
+                <w:lang w:val="el-GR"/>
+              </w:rPr>
+              <w:t>Τεχνική</w:t>
+            </w:r>
+          </w:p>
+        </w:tc>
+        <w:tc>
+          <w:tcPr>
+            <w:tcW w:w="0" w:type="auto"/>
+            <w:hideMark/>
+          </w:tcPr>
+          <w:p>
+            <w:pPr>
+              <w:spacing w:before="240" w:after="160" w:line="278" w:lineRule="auto"/>
+              <w:cnfStyle w:val="000000000000" w:firstRow="0" w:lastRow="0" w:firstColumn="0" w:lastColumn="0" w:oddVBand="0" w:evenVBand="0" w:oddHBand="0" w:evenHBand="0" w:firstRowFirstColumn="0" w:firstRowLastColumn="0" w:lastRowFirstColumn="0" w:lastRowLastColumn="0"/>
+              <w:rPr>
+                <w:lang w:val="el-GR"/>
+              </w:rPr>
+            </w:pPr>
+            <w:proofErr w:type="spellStart"/>
+            <w:r>
+              <w:rPr>
+                <w:lang w:val="el-GR"/>
+              </w:rPr>
+              <w:t>Black-Box</w:t>
+            </w:r>
+            <w:proofErr w:type="spellEnd"/>
+            <w:r>
+              <w:rPr>
+                <w:lang w:val="el-GR"/>
+              </w:rPr>
+              <w:t xml:space="preserve"> / </w:t>
+            </w:r>
+            <w:proofErr w:type="spellStart"/>
+            <w:r>
+              <w:rPr>
+                <w:lang w:val="el-GR"/>
+              </w:rPr>
+              <w:t>Alt</w:t>
+            </w:r>
+            <w:proofErr w:type="spellEnd"/>
+            <w:r>
+              <w:rPr>
+                <w:lang w:val="el-GR"/>
+              </w:rPr>
+              <w:t xml:space="preserve"> </w:t>
+            </w:r>
+            <w:proofErr w:type="spellStart"/>
+            <w:r>
+              <w:rPr>
+                <w:lang w:val="el-GR"/>
+              </w:rPr>
+              <w:t>Flow</w:t>
+            </w:r>
+            <w:proofErr w:type="spellEnd"/>
+          </w:p>
+        </w:tc>
+      </w:tr>
+      <w:tr>
+        <w:tc>
+          <w:tcPr>
+            <w:cnfStyle w:val="001000000000" w:firstRow="0" w:lastRow="0" w:firstColumn="1" w:lastColumn="0" w:oddVBand="0" w:evenVBand="0" w:oddHBand="0" w:evenHBand="0" w:firstRowFirstColumn="0" w:firstRowLastColumn="0" w:lastRowFirstColumn="0" w:lastRowLastColumn="0"/>
+            <w:tcW w:w="0" w:type="auto"/>
+            <w:hideMark/>
+          </w:tcPr>
+          <w:p>
+            <w:pPr>
+              <w:spacing w:before="240" w:after="160" w:line="278" w:lineRule="auto"/>
+              <w:rPr>
+                <w:lang w:val="el-GR"/>
+              </w:rPr>
+            </w:pPr>
+            <w:r>
+              <w:rPr>
+                <w:lang w:val="el-GR"/>
+              </w:rPr>
+              <w:t>Προτεραιότητα</w:t>
+            </w:r>
+          </w:p>
+        </w:tc>
+        <w:tc>
+          <w:tcPr>
+            <w:tcW w:w="0" w:type="auto"/>
+            <w:hideMark/>
+          </w:tcPr>
+          <w:p>
+            <w:pPr>
+              <w:spacing w:before="240" w:after="160" w:line="278" w:lineRule="auto"/>
+              <w:cnfStyle w:val="000000000000" w:firstRow="0" w:lastRow="0" w:firstColumn="0" w:lastColumn="0" w:oddVBand="0" w:evenVBand="0" w:oddHBand="0" w:evenHBand="0" w:firstRowFirstColumn="0" w:firstRowLastColumn="0" w:lastRowFirstColumn="0" w:lastRowLastColumn="0"/>
+              <w:rPr>
+                <w:lang w:val="el-GR"/>
+              </w:rPr>
+            </w:pPr>
+            <w:r>
+              <w:rPr>
+                <w:lang w:val="el-GR"/>
+              </w:rPr>
+              <w:t>HIGH</w:t>
+            </w:r>
+          </w:p>
+        </w:tc>
+      </w:tr>
+      <w:tr>
+        <w:tc>
+          <w:tcPr>
+            <w:cnfStyle w:val="001000000000" w:firstRow="0" w:lastRow="0" w:firstColumn="1" w:lastColumn="0" w:oddVBand="0" w:evenVBand="0" w:oddHBand="0" w:evenHBand="0" w:firstRowFirstColumn="0" w:firstRowLastColumn="0" w:lastRowFirstColumn="0" w:lastRowLastColumn="0"/>
+            <w:tcW w:w="0" w:type="auto"/>
+            <w:hideMark/>
+          </w:tcPr>
+          <w:p>
+            <w:pPr>
+              <w:spacing w:before="240" w:after="160" w:line="278" w:lineRule="auto"/>
+              <w:rPr>
+                <w:lang w:val="el-GR"/>
+              </w:rPr>
+            </w:pPr>
+            <w:r>
+              <w:rPr>
+                <w:lang w:val="el-GR"/>
+              </w:rPr>
+              <w:t>Δεδομένα Εισόδου</w:t>
+            </w:r>
+          </w:p>
+        </w:tc>
+        <w:tc>
+          <w:tcPr>
+            <w:tcW w:w="0" w:type="auto"/>
+            <w:hideMark/>
+          </w:tcPr>
+          <w:p>
+            <w:pPr>
+              <w:spacing w:before="240" w:after="160" w:line="278" w:lineRule="auto"/>
+              <w:cnfStyle w:val="000000000000" w:firstRow="0" w:lastRow="0" w:firstColumn="0" w:lastColumn="0" w:oddVBand="0" w:evenVBand="0" w:oddHBand="0" w:evenHBand="0" w:firstRowFirstColumn="0" w:firstRowLastColumn="0" w:lastRowFirstColumn="0" w:lastRowLastColumn="0"/>
+              <w:rPr>
+                <w:lang w:val="el-GR"/>
+              </w:rPr>
+            </w:pPr>
+            <w:proofErr w:type="spellStart"/>
+            <w:r>
+              <w:rPr>
+                <w:lang w:val="el-GR"/>
+              </w:rPr>
+              <w:t>Click</w:t>
+            </w:r>
+            <w:proofErr w:type="spellEnd"/>
+            <w:r>
+              <w:rPr>
+                <w:lang w:val="el-GR"/>
+              </w:rPr>
+              <w:t xml:space="preserve"> «</w:t>
+            </w:r>
+            <w:proofErr w:type="spellStart"/>
+            <w:r>
+              <w:rPr>
+                <w:lang w:val="el-GR"/>
+              </w:rPr>
+              <w:t>Cancel</w:t>
+            </w:r>
+            <w:proofErr w:type="spellEnd"/>
+            <w:r>
+              <w:rPr>
+                <w:lang w:val="el-GR"/>
+              </w:rPr>
+              <w:t xml:space="preserve">» στο </w:t>
+            </w:r>
+            <w:proofErr w:type="spellStart"/>
+            <w:r>
+              <w:rPr>
+                <w:lang w:val="el-GR"/>
+              </w:rPr>
+              <w:t>dialog</w:t>
+            </w:r>
+            <w:proofErr w:type="spellEnd"/>
+          </w:p>
+        </w:tc>
+      </w:tr>
+      <w:tr>
+        <w:tc>
+          <w:tcPr>
+            <w:cnfStyle w:val="001000000000" w:firstRow="0" w:lastRow="0" w:firstColumn="1" w:lastColumn="0" w:oddVBand="0" w:evenVBand="0" w:oddHBand="0" w:evenHBand="0" w:firstRowFirstColumn="0" w:firstRowLastColumn="0" w:lastRowFirstColumn="0" w:lastRowLastColumn="0"/>
+            <w:tcW w:w="0" w:type="auto"/>
+            <w:hideMark/>
+          </w:tcPr>
+          <w:p>
+            <w:pPr>
+              <w:spacing w:before="240" w:after="160" w:line="278" w:lineRule="auto"/>
+              <w:rPr>
+                <w:lang w:val="el-GR"/>
+              </w:rPr>
+            </w:pPr>
+            <w:r>
+              <w:rPr>
+                <w:lang w:val="el-GR"/>
+              </w:rPr>
+              <w:t>Αναμενόμενο Αποτέλεσμα</w:t>
+            </w:r>
+          </w:p>
+        </w:tc>
+        <w:tc>
+          <w:tcPr>
+            <w:tcW w:w="0" w:type="auto"/>
+            <w:hideMark/>
+          </w:tcPr>
+          <w:p>
+            <w:pPr>
+              <w:spacing w:before="240" w:after="160" w:line="278" w:lineRule="auto"/>
+              <w:cnfStyle w:val="000000000000" w:firstRow="0" w:lastRow="0" w:firstColumn="0" w:lastColumn="0" w:oddVBand="0" w:evenVBand="0" w:oddHBand="0" w:evenHBand="0" w:firstRowFirstColumn="0" w:firstRowLastColumn="0" w:lastRowFirstColumn="0" w:lastRowLastColumn="0"/>
+              <w:rPr>
+                <w:lang w:val="el-GR"/>
+              </w:rPr>
+            </w:pPr>
+            <w:proofErr w:type="spellStart"/>
+            <w:r>
+              <w:rPr>
+                <w:lang w:val="el-GR"/>
+              </w:rPr>
+              <w:t>Dialog</w:t>
+            </w:r>
+            <w:proofErr w:type="spellEnd"/>
+            <w:r>
+              <w:rPr>
+                <w:lang w:val="el-GR"/>
+              </w:rPr>
+              <w:t xml:space="preserve"> κλείνει, παραμονή στο «</w:t>
+            </w:r>
+            <w:proofErr w:type="spellStart"/>
+            <w:r>
+              <w:rPr>
+                <w:lang w:val="el-GR"/>
+              </w:rPr>
+              <w:t>Use</w:t>
+            </w:r>
+            <w:proofErr w:type="spellEnd"/>
+            <w:r>
+              <w:rPr>
+                <w:lang w:val="el-GR"/>
+              </w:rPr>
+              <w:t xml:space="preserve"> </w:t>
+            </w:r>
+            <w:proofErr w:type="spellStart"/>
+            <w:r>
+              <w:rPr>
+                <w:lang w:val="el-GR"/>
+              </w:rPr>
+              <w:t>Case</w:t>
+            </w:r>
+            <w:proofErr w:type="spellEnd"/>
+            <w:r>
+              <w:rPr>
+                <w:lang w:val="el-GR"/>
+              </w:rPr>
+              <w:t xml:space="preserve"> </w:t>
+            </w:r>
+            <w:proofErr w:type="spellStart"/>
+            <w:r>
+              <w:rPr>
+                <w:lang w:val="el-GR"/>
+              </w:rPr>
+              <w:t>Detail</w:t>
+            </w:r>
+            <w:proofErr w:type="spellEnd"/>
+            <w:r>
+              <w:rPr>
+                <w:lang w:val="el-GR"/>
+              </w:rPr>
+              <w:t>», M:N συνδέσεις ανέπαφες</w:t>
+            </w:r>
+          </w:p>
+        </w:tc>
+      </w:tr>
+      <w:tr>
+        <w:tc>
+          <w:tcPr>
+            <w:cnfStyle w:val="001000000000" w:firstRow="0" w:lastRow="0" w:firstColumn="1" w:lastColumn="0" w:oddVBand="0" w:evenVBand="0" w:oddHBand="0" w:evenHBand="0" w:firstRowFirstColumn="0" w:firstRowLastColumn="0" w:lastRowFirstColumn="0" w:lastRowLastColumn="0"/>
+            <w:tcW w:w="0" w:type="auto"/>
+            <w:hideMark/>
+          </w:tcPr>
+          <w:p>
+            <w:pPr>
+              <w:spacing w:before="240" w:after="160" w:line="278" w:lineRule="auto"/>
+              <w:rPr>
+                <w:lang w:val="el-GR"/>
+              </w:rPr>
+            </w:pPr>
+            <w:r>
+              <w:rPr>
+                <w:lang w:val="el-GR"/>
+              </w:rPr>
+              <w:t>Πραγματικό Αποτέλεσμα</w:t>
+            </w:r>
+          </w:p>
+        </w:tc>
+        <w:tc>
+          <w:tcPr>
+            <w:tcW w:w="0" w:type="auto"/>
+            <w:hideMark/>
+          </w:tcPr>
+          <w:p>
+            <w:pPr>
+              <w:spacing w:before="240" w:after="160" w:line="278" w:lineRule="auto"/>
+              <w:cnfStyle w:val="000000000000" w:firstRow="0" w:lastRow="0" w:firstColumn="0" w:lastColumn="0" w:oddVBand="0" w:evenVBand="0" w:oddHBand="0" w:evenHBand="0" w:firstRowFirstColumn="0" w:firstRowLastColumn="0" w:lastRowFirstColumn="0" w:lastRowLastColumn="0"/>
+              <w:rPr>
+                <w:lang w:val="el-GR"/>
+              </w:rPr>
+            </w:pPr>
+            <w:r>
+              <w:t xml:space="preserve">Dialog </w:t>
+            </w:r>
+            <w:r>
+              <w:rPr>
+                <w:lang w:val="el-GR"/>
+              </w:rPr>
+              <w:t>έκλεισε</w:t>
+            </w:r>
+            <w:r>
+              <w:t xml:space="preserve">. </w:t>
+            </w:r>
+            <w:r>
+              <w:rPr>
+                <w:lang w:val="el-GR"/>
+              </w:rPr>
+              <w:t>Παρέμεινε</w:t>
+            </w:r>
+            <w:r>
+              <w:t xml:space="preserve"> </w:t>
+            </w:r>
+            <w:r>
+              <w:rPr>
+                <w:lang w:val="el-GR"/>
+              </w:rPr>
+              <w:t>στο</w:t>
+            </w:r>
+            <w:r>
+              <w:t xml:space="preserve"> «Use Case Detail». </w:t>
+            </w:r>
+            <w:r>
+              <w:rPr>
+                <w:lang w:val="el-GR"/>
+              </w:rPr>
+              <w:t>UC και M:N συνδέσεις παρέμειναν ανέπαφες.</w:t>
+            </w:r>
+          </w:p>
+        </w:tc>
+      </w:tr>
+      <w:tr>
+        <w:tc>
+          <w:tcPr>
+            <w:cnfStyle w:val="001000000000" w:firstRow="0" w:lastRow="0" w:firstColumn="1" w:lastColumn="0" w:oddVBand="0" w:evenVBand="0" w:oddHBand="0" w:evenHBand="0" w:firstRowFirstColumn="0" w:firstRowLastColumn="0" w:lastRowFirstColumn="0" w:lastRowLastColumn="0"/>
+            <w:tcW w:w="0" w:type="auto"/>
+            <w:hideMark/>
+          </w:tcPr>
+          <w:p>
+            <w:pPr>
+              <w:spacing w:before="240" w:after="160" w:line="278" w:lineRule="auto"/>
+              <w:rPr>
+                <w:lang w:val="el-GR"/>
+              </w:rPr>
+            </w:pPr>
+            <w:r>
+              <w:rPr>
+                <w:lang w:val="el-GR"/>
+              </w:rPr>
+              <w:t>Κατάσταση</w:t>
+            </w:r>
+          </w:p>
+        </w:tc>
+        <w:tc>
+          <w:tcPr>
+            <w:tcW w:w="0" w:type="auto"/>
+            <w:hideMark/>
+          </w:tcPr>
+          <w:p>
+            <w:pPr>
+              <w:spacing w:before="240" w:after="160" w:line="278" w:lineRule="auto"/>
+              <w:cnfStyle w:val="000000000000" w:firstRow="0" w:lastRow="0" w:firstColumn="0" w:lastColumn="0" w:oddVBand="0" w:evenVBand="0" w:oddHBand="0" w:evenHBand="0" w:firstRowFirstColumn="0" w:firstRowLastColumn="0" w:lastRowFirstColumn="0" w:lastRowLastColumn="0"/>
+              <w:rPr>
+                <w:lang w:val="el-GR"/>
+              </w:rPr>
+            </w:pPr>
+            <w:r>
+              <w:rPr>
+                <w:rFonts w:ascii="Segoe UI Emoji" w:hAnsi="Segoe UI Emoji" w:cs="Segoe UI Emoji"/>
+                <w:lang w:val="el-GR"/>
+              </w:rPr>
+              <w:t>✅</w:t>
+            </w:r>
+            <w:r>
+              <w:rPr>
+                <w:lang w:val="el-GR"/>
+              </w:rPr>
+              <w:t> </w:t>
+            </w:r>
+            <w:r>
+              <w:rPr>
+                <w:b/>
+                <w:bCs/>
+                <w:lang w:val="el-GR"/>
+              </w:rPr>
+              <w:t>PASS</w:t>
+            </w:r>
+          </w:p>
+        </w:tc>
+      </w:tr>
+    </w:tbl>
+    <w:p>
+      <w:pPr>
+        <w:spacing w:before="240"/>
+        <w:rPr>
+          <w:lang w:val="el-GR"/>
+        </w:rPr>
+      </w:pPr>
+      <w:r>
+        <w:rPr>
+          <w:lang w:val="el-GR"/>
+        </w:rPr>
+        <w:pict w14:anchorId="39539EEF">
+          <v:rect id="_x0000_i1065" style="width:0;height:.75pt" o:hralign="center" o:hrstd="t" o:hrnoshade="t" o:hr="t" fillcolor="#ccc" stroked="f"/>
+        </w:pict>
+      </w:r>
+    </w:p>
+    <w:p>
+      <w:pPr>
+        <w:spacing w:before="240"/>
+        <w:rPr>
+          <w:b/>
+          <w:bCs/>
+          <w:lang w:val="el-GR"/>
+        </w:rPr>
+      </w:pPr>
+    </w:p>
+    <w:p>
+      <w:pPr>
+        <w:spacing w:before="240"/>
+        <w:rPr>
+          <w:b/>
+          <w:bCs/>
+          <w:sz w:val="28"/>
+          <w:szCs w:val="28"/>
+          <w:lang w:val="el-GR"/>
+        </w:rPr>
+      </w:pPr>
+      <w:r>
+        <w:rPr>
+          <w:b/>
+          <w:bCs/>
+          <w:sz w:val="28"/>
+          <w:szCs w:val="28"/>
+          <w:lang w:val="el-GR"/>
+        </w:rPr>
+        <w:lastRenderedPageBreak/>
+        <w:t xml:space="preserve">UC06 — Δημιουργία CRC </w:t>
+      </w:r>
+      <w:proofErr w:type="spellStart"/>
+      <w:r>
+        <w:rPr>
+          <w:b/>
+          <w:bCs/>
+          <w:sz w:val="28"/>
+          <w:szCs w:val="28"/>
+          <w:lang w:val="el-GR"/>
+        </w:rPr>
+        <w:t>Card</w:t>
+      </w:r>
+      <w:proofErr w:type="spellEnd"/>
+    </w:p>
+    <w:p>
+      <w:pPr>
+        <w:spacing w:before="240"/>
+        <w:rPr>
+          <w:lang w:val="el-GR"/>
+        </w:rPr>
+      </w:pPr>
+      <w:r>
+        <w:rPr>
+          <w:b/>
+          <w:bCs/>
+          <w:lang w:val="el-GR"/>
+        </w:rPr>
+        <w:t>Κατάσταση Εισόδου:</w:t>
+      </w:r>
+      <w:r>
+        <w:rPr>
+          <w:lang w:val="el-GR"/>
+        </w:rPr>
+        <w:t> Το Project υπάρχει και ο χρήστης έχει δικαιώματα επεξεργασίας.</w:t>
+      </w:r>
+      <w:r>
+        <w:rPr>
+          <w:lang w:val="el-GR"/>
+        </w:rPr>
+        <w:br/>
+      </w:r>
+      <w:r>
+        <w:rPr>
+          <w:b/>
+          <w:bCs/>
+          <w:lang w:val="el-GR"/>
+        </w:rPr>
+        <w:t>Κατάσταση Εξόδου:</w:t>
+      </w:r>
+      <w:r>
+        <w:rPr>
+          <w:lang w:val="el-GR"/>
+        </w:rPr>
+        <w:t xml:space="preserve"> Η νέα CRC </w:t>
+      </w:r>
+      <w:proofErr w:type="spellStart"/>
+      <w:r>
+        <w:rPr>
+          <w:lang w:val="el-GR"/>
+        </w:rPr>
+        <w:t>Card</w:t>
+      </w:r>
+      <w:proofErr w:type="spellEnd"/>
+      <w:r>
+        <w:rPr>
+          <w:lang w:val="el-GR"/>
+        </w:rPr>
+        <w:t xml:space="preserve"> έχει αποθηκευτεί στη ΒΔ και είναι ορατή στη λίστα.</w:t>
+      </w:r>
+    </w:p>
+    <w:p>
+      <w:pPr>
+        <w:spacing w:before="240"/>
+        <w:rPr>
+          <w:b/>
+          <w:bCs/>
+          <w:lang w:val="el-GR"/>
+        </w:rPr>
+      </w:pPr>
+      <w:r>
+        <w:rPr>
+          <w:b/>
+          <w:bCs/>
+          <w:lang w:val="el-GR"/>
+        </w:rPr>
+        <w:t xml:space="preserve">TC-06-01 — Επιτυχής Δημιουργία CRC </w:t>
+      </w:r>
+      <w:proofErr w:type="spellStart"/>
+      <w:r>
+        <w:rPr>
+          <w:b/>
+          <w:bCs/>
+          <w:lang w:val="el-GR"/>
+        </w:rPr>
+        <w:t>Card</w:t>
+      </w:r>
+      <w:proofErr w:type="spellEnd"/>
+      <w:r>
+        <w:rPr>
+          <w:b/>
+          <w:bCs/>
+          <w:lang w:val="el-GR"/>
+        </w:rPr>
+        <w:t xml:space="preserve"> με Μοναδικό </w:t>
+      </w:r>
+      <w:proofErr w:type="spellStart"/>
+      <w:r>
+        <w:rPr>
+          <w:b/>
+          <w:bCs/>
+          <w:lang w:val="el-GR"/>
+        </w:rPr>
+        <w:t>Class</w:t>
+      </w:r>
+      <w:proofErr w:type="spellEnd"/>
+      <w:r>
+        <w:rPr>
+          <w:b/>
+          <w:bCs/>
+          <w:lang w:val="el-GR"/>
+        </w:rPr>
+        <w:t xml:space="preserve"> </w:t>
+      </w:r>
+      <w:proofErr w:type="spellStart"/>
+      <w:r>
+        <w:rPr>
+          <w:b/>
+          <w:bCs/>
+          <w:lang w:val="el-GR"/>
+        </w:rPr>
+        <w:t>Name</w:t>
+      </w:r>
+      <w:proofErr w:type="spellEnd"/>
+    </w:p>
+    <w:tbl>
+      <w:tblPr>
+        <w:tblStyle w:val="GridTable1Light"/>
+        <w:tblW w:w="0" w:type="auto"/>
+        <w:tblLook w:val="04A0" w:firstRow="1" w:lastRow="0" w:firstColumn="1" w:lastColumn="0" w:noHBand="0" w:noVBand="1"/>
+      </w:tblPr>
+      <w:tblGrid>
+        <w:gridCol w:w="2188"/>
+        <w:gridCol w:w="7162"/>
+      </w:tblGrid>
+      <w:tr>
+        <w:trPr>
+          <w:cnfStyle w:val="100000000000" w:firstRow="1" w:lastRow="0" w:firstColumn="0" w:lastColumn="0" w:oddVBand="0" w:evenVBand="0" w:oddHBand="0" w:evenHBand="0" w:firstRowFirstColumn="0" w:firstRowLastColumn="0" w:lastRowFirstColumn="0" w:lastRowLastColumn="0"/>
+        </w:trPr>
+        <w:tc>
+          <w:tcPr>
+            <w:cnfStyle w:val="001000000000" w:firstRow="0" w:lastRow="0" w:firstColumn="1" w:lastColumn="0" w:oddVBand="0" w:evenVBand="0" w:oddHBand="0" w:evenHBand="0" w:firstRowFirstColumn="0" w:firstRowLastColumn="0" w:lastRowFirstColumn="0" w:lastRowLastColumn="0"/>
+            <w:tcW w:w="0" w:type="auto"/>
+            <w:hideMark/>
+          </w:tcPr>
+          <w:p>
+            <w:pPr>
+              <w:spacing w:before="240" w:after="160" w:line="278" w:lineRule="auto"/>
+              <w:rPr>
+                <w:lang w:val="el-GR"/>
+              </w:rPr>
+            </w:pPr>
+            <w:r>
+              <w:rPr>
+                <w:lang w:val="el-GR"/>
+              </w:rPr>
+              <w:t>Πεδίο</w:t>
+            </w:r>
+          </w:p>
+        </w:tc>
+        <w:tc>
+          <w:tcPr>
+            <w:tcW w:w="0" w:type="auto"/>
+            <w:hideMark/>
+          </w:tcPr>
+          <w:p>
+            <w:pPr>
+              <w:spacing w:before="240" w:after="160" w:line="278" w:lineRule="auto"/>
+              <w:cnfStyle w:val="100000000000" w:firstRow="1" w:lastRow="0" w:firstColumn="0" w:lastColumn="0" w:oddVBand="0" w:evenVBand="0" w:oddHBand="0" w:evenHBand="0" w:firstRowFirstColumn="0" w:firstRowLastColumn="0" w:lastRowFirstColumn="0" w:lastRowLastColumn="0"/>
+              <w:rPr>
+                <w:lang w:val="el-GR"/>
+              </w:rPr>
+            </w:pPr>
+            <w:r>
+              <w:rPr>
+                <w:lang w:val="el-GR"/>
+              </w:rPr>
+              <w:t>Τιμή</w:t>
+            </w:r>
+          </w:p>
+        </w:tc>
+      </w:tr>
+      <w:tr>
+        <w:tc>
+          <w:tcPr>
+            <w:cnfStyle w:val="001000000000" w:firstRow="0" w:lastRow="0" w:firstColumn="1" w:lastColumn="0" w:oddVBand="0" w:evenVBand="0" w:oddHBand="0" w:evenHBand="0" w:firstRowFirstColumn="0" w:firstRowLastColumn="0" w:lastRowFirstColumn="0" w:lastRowLastColumn="0"/>
+            <w:tcW w:w="0" w:type="auto"/>
+            <w:hideMark/>
+          </w:tcPr>
+          <w:p>
+            <w:pPr>
+              <w:spacing w:before="240" w:after="160" w:line="278" w:lineRule="auto"/>
+              <w:rPr>
+                <w:lang w:val="el-GR"/>
+              </w:rPr>
+            </w:pPr>
+            <w:r>
+              <w:rPr>
+                <w:lang w:val="el-GR"/>
+              </w:rPr>
+              <w:t>Σκοπός</w:t>
+            </w:r>
+          </w:p>
+        </w:tc>
+        <w:tc>
+          <w:tcPr>
+            <w:tcW w:w="0" w:type="auto"/>
+            <w:hideMark/>
+          </w:tcPr>
+          <w:p>
+            <w:pPr>
+              <w:spacing w:before="240" w:after="160" w:line="278" w:lineRule="auto"/>
+              <w:cnfStyle w:val="000000000000" w:firstRow="0" w:lastRow="0" w:firstColumn="0" w:lastColumn="0" w:oddVBand="0" w:evenVBand="0" w:oddHBand="0" w:evenHBand="0" w:firstRowFirstColumn="0" w:firstRowLastColumn="0" w:lastRowFirstColumn="0" w:lastRowLastColumn="0"/>
+            </w:pPr>
+            <w:r>
+              <w:rPr>
+                <w:lang w:val="el-GR"/>
+              </w:rPr>
+              <w:t>Επαλήθευση</w:t>
+            </w:r>
+            <w:r>
+              <w:t xml:space="preserve"> </w:t>
+            </w:r>
+            <w:r>
+              <w:rPr>
+                <w:lang w:val="el-GR"/>
+              </w:rPr>
+              <w:t>αποθήκευσης</w:t>
+            </w:r>
+            <w:r>
+              <w:t xml:space="preserve"> CRC Card </w:t>
+            </w:r>
+            <w:r>
+              <w:rPr>
+                <w:lang w:val="el-GR"/>
+              </w:rPr>
+              <w:t>με</w:t>
+            </w:r>
+            <w:r>
+              <w:t xml:space="preserve"> Responsibilities </w:t>
+            </w:r>
+            <w:r>
+              <w:rPr>
+                <w:lang w:val="el-GR"/>
+              </w:rPr>
+              <w:t>και</w:t>
+            </w:r>
+            <w:r>
+              <w:t xml:space="preserve"> Collaborations</w:t>
+            </w:r>
+          </w:p>
+        </w:tc>
+      </w:tr>
+      <w:tr>
+        <w:tc>
+          <w:tcPr>
+            <w:cnfStyle w:val="001000000000" w:firstRow="0" w:lastRow="0" w:firstColumn="1" w:lastColumn="0" w:oddVBand="0" w:evenVBand="0" w:oddHBand="0" w:evenHBand="0" w:firstRowFirstColumn="0" w:firstRowLastColumn="0" w:lastRowFirstColumn="0" w:lastRowLastColumn="0"/>
+            <w:tcW w:w="0" w:type="auto"/>
+            <w:hideMark/>
+          </w:tcPr>
+          <w:p>
+            <w:pPr>
+              <w:spacing w:before="240" w:after="160" w:line="278" w:lineRule="auto"/>
+              <w:rPr>
+                <w:lang w:val="el-GR"/>
+              </w:rPr>
+            </w:pPr>
+            <w:r>
+              <w:rPr>
+                <w:lang w:val="el-GR"/>
+              </w:rPr>
+              <w:t>Κατηγορία</w:t>
+            </w:r>
+          </w:p>
+        </w:tc>
+        <w:tc>
+          <w:tcPr>
+            <w:tcW w:w="0" w:type="auto"/>
+            <w:hideMark/>
+          </w:tcPr>
+          <w:p>
+            <w:pPr>
+              <w:spacing w:before="240" w:after="160" w:line="278" w:lineRule="auto"/>
+              <w:cnfStyle w:val="000000000000" w:firstRow="0" w:lastRow="0" w:firstColumn="0" w:lastColumn="0" w:oddVBand="0" w:evenVBand="0" w:oddHBand="0" w:evenHBand="0" w:firstRowFirstColumn="0" w:firstRowLastColumn="0" w:lastRowFirstColumn="0" w:lastRowLastColumn="0"/>
+              <w:rPr>
+                <w:lang w:val="el-GR"/>
+              </w:rPr>
+            </w:pPr>
+            <w:proofErr w:type="spellStart"/>
+            <w:r>
+              <w:rPr>
+                <w:lang w:val="el-GR"/>
+              </w:rPr>
+              <w:t>Functional</w:t>
+            </w:r>
+            <w:proofErr w:type="spellEnd"/>
+          </w:p>
+        </w:tc>
+      </w:tr>
+      <w:tr>
+        <w:tc>
+          <w:tcPr>
+            <w:cnfStyle w:val="001000000000" w:firstRow="0" w:lastRow="0" w:firstColumn="1" w:lastColumn="0" w:oddVBand="0" w:evenVBand="0" w:oddHBand="0" w:evenHBand="0" w:firstRowFirstColumn="0" w:firstRowLastColumn="0" w:lastRowFirstColumn="0" w:lastRowLastColumn="0"/>
+            <w:tcW w:w="0" w:type="auto"/>
+            <w:hideMark/>
+          </w:tcPr>
+          <w:p>
+            <w:pPr>
+              <w:spacing w:before="240" w:after="160" w:line="278" w:lineRule="auto"/>
+              <w:rPr>
+                <w:lang w:val="el-GR"/>
+              </w:rPr>
+            </w:pPr>
+            <w:r>
+              <w:rPr>
+                <w:lang w:val="el-GR"/>
+              </w:rPr>
+              <w:t>Τεχνική</w:t>
+            </w:r>
+          </w:p>
+        </w:tc>
+        <w:tc>
+          <w:tcPr>
+            <w:tcW w:w="0" w:type="auto"/>
+            <w:hideMark/>
+          </w:tcPr>
+          <w:p>
+            <w:pPr>
+              <w:spacing w:before="240" w:after="160" w:line="278" w:lineRule="auto"/>
+              <w:cnfStyle w:val="000000000000" w:firstRow="0" w:lastRow="0" w:firstColumn="0" w:lastColumn="0" w:oddVBand="0" w:evenVBand="0" w:oddHBand="0" w:evenHBand="0" w:firstRowFirstColumn="0" w:firstRowLastColumn="0" w:lastRowFirstColumn="0" w:lastRowLastColumn="0"/>
+              <w:rPr>
+                <w:lang w:val="el-GR"/>
+              </w:rPr>
+            </w:pPr>
+            <w:proofErr w:type="spellStart"/>
+            <w:r>
+              <w:rPr>
+                <w:lang w:val="el-GR"/>
+              </w:rPr>
+              <w:t>Black-Box</w:t>
+            </w:r>
+            <w:proofErr w:type="spellEnd"/>
+            <w:r>
+              <w:rPr>
+                <w:lang w:val="el-GR"/>
+              </w:rPr>
+              <w:t xml:space="preserve"> / </w:t>
+            </w:r>
+            <w:proofErr w:type="spellStart"/>
+            <w:r>
+              <w:rPr>
+                <w:lang w:val="el-GR"/>
+              </w:rPr>
+              <w:t>Happy</w:t>
+            </w:r>
+            <w:proofErr w:type="spellEnd"/>
+            <w:r>
+              <w:rPr>
+                <w:lang w:val="el-GR"/>
+              </w:rPr>
+              <w:t xml:space="preserve"> </w:t>
+            </w:r>
+            <w:proofErr w:type="spellStart"/>
+            <w:r>
+              <w:rPr>
+                <w:lang w:val="el-GR"/>
+              </w:rPr>
+              <w:t>Path</w:t>
+            </w:r>
+            <w:proofErr w:type="spellEnd"/>
+          </w:p>
+        </w:tc>
+      </w:tr>
+      <w:tr>
+        <w:tc>
+          <w:tcPr>
+            <w:cnfStyle w:val="001000000000" w:firstRow="0" w:lastRow="0" w:firstColumn="1" w:lastColumn="0" w:oddVBand="0" w:evenVBand="0" w:oddHBand="0" w:evenHBand="0" w:firstRowFirstColumn="0" w:firstRowLastColumn="0" w:lastRowFirstColumn="0" w:lastRowLastColumn="0"/>
+            <w:tcW w:w="0" w:type="auto"/>
+            <w:hideMark/>
+          </w:tcPr>
+          <w:p>
+            <w:pPr>
+              <w:spacing w:before="240" w:after="160" w:line="278" w:lineRule="auto"/>
+              <w:rPr>
+                <w:lang w:val="el-GR"/>
+              </w:rPr>
+            </w:pPr>
+            <w:r>
+              <w:rPr>
+                <w:lang w:val="el-GR"/>
+              </w:rPr>
+              <w:t>Προτεραιότητα</w:t>
+            </w:r>
+          </w:p>
+        </w:tc>
+        <w:tc>
+          <w:tcPr>
+            <w:tcW w:w="0" w:type="auto"/>
+            <w:hideMark/>
+          </w:tcPr>
+          <w:p>
+            <w:pPr>
+              <w:spacing w:before="240" w:after="160" w:line="278" w:lineRule="auto"/>
+              <w:cnfStyle w:val="000000000000" w:firstRow="0" w:lastRow="0" w:firstColumn="0" w:lastColumn="0" w:oddVBand="0" w:evenVBand="0" w:oddHBand="0" w:evenHBand="0" w:firstRowFirstColumn="0" w:firstRowLastColumn="0" w:lastRowFirstColumn="0" w:lastRowLastColumn="0"/>
+              <w:rPr>
+                <w:lang w:val="el-GR"/>
+              </w:rPr>
+            </w:pPr>
+            <w:r>
+              <w:rPr>
+                <w:lang w:val="el-GR"/>
+              </w:rPr>
+              <w:t>CRITICAL</w:t>
+            </w:r>
+          </w:p>
+        </w:tc>
+      </w:tr>
+      <w:tr>
+        <w:tc>
+          <w:tcPr>
+            <w:cnfStyle w:val="001000000000" w:firstRow="0" w:lastRow="0" w:firstColumn="1" w:lastColumn="0" w:oddVBand="0" w:evenVBand="0" w:oddHBand="0" w:evenHBand="0" w:firstRowFirstColumn="0" w:firstRowLastColumn="0" w:lastRowFirstColumn="0" w:lastRowLastColumn="0"/>
+            <w:tcW w:w="0" w:type="auto"/>
+            <w:hideMark/>
+          </w:tcPr>
+          <w:p>
+            <w:pPr>
+              <w:spacing w:before="240" w:after="160" w:line="278" w:lineRule="auto"/>
+              <w:rPr>
+                <w:lang w:val="el-GR"/>
+              </w:rPr>
+            </w:pPr>
+            <w:r>
+              <w:rPr>
+                <w:lang w:val="el-GR"/>
+              </w:rPr>
+              <w:t>Δεδομένα Εισόδου</w:t>
+            </w:r>
+          </w:p>
+        </w:tc>
+        <w:tc>
+          <w:tcPr>
+            <w:tcW w:w="0" w:type="auto"/>
+            <w:hideMark/>
+          </w:tcPr>
+          <w:p>
+            <w:pPr>
+              <w:spacing w:before="240" w:after="160" w:line="278" w:lineRule="auto"/>
+              <w:cnfStyle w:val="000000000000" w:firstRow="0" w:lastRow="0" w:firstColumn="0" w:lastColumn="0" w:oddVBand="0" w:evenVBand="0" w:oddHBand="0" w:evenHBand="0" w:firstRowFirstColumn="0" w:firstRowLastColumn="0" w:lastRowFirstColumn="0" w:lastRowLastColumn="0"/>
+            </w:pPr>
+            <w:r>
+              <w:t>Class Name: "</w:t>
+            </w:r>
+            <w:proofErr w:type="spellStart"/>
+            <w:r>
+              <w:t>OrderService</w:t>
+            </w:r>
+            <w:proofErr w:type="spellEnd"/>
+            <w:r>
+              <w:t>", Responsibilities: "</w:t>
+            </w:r>
+            <w:proofErr w:type="spellStart"/>
+            <w:r>
+              <w:t>validateOrder</w:t>
+            </w:r>
+            <w:proofErr w:type="spellEnd"/>
+            <w:r>
+              <w:t>\</w:t>
+            </w:r>
+            <w:proofErr w:type="spellStart"/>
+            <w:r>
+              <w:t>nprocessPayment</w:t>
+            </w:r>
+            <w:proofErr w:type="spellEnd"/>
+            <w:r>
+              <w:t>", Collaborations: "</w:t>
+            </w:r>
+            <w:proofErr w:type="spellStart"/>
+            <w:r>
+              <w:t>PaymentGateway</w:t>
+            </w:r>
+            <w:proofErr w:type="spellEnd"/>
+            <w:r>
+              <w:t>\</w:t>
+            </w:r>
+            <w:proofErr w:type="spellStart"/>
+            <w:r>
+              <w:t>nInventory</w:t>
+            </w:r>
+            <w:proofErr w:type="spellEnd"/>
+            <w:r>
+              <w:t>"</w:t>
+            </w:r>
+          </w:p>
+        </w:tc>
+      </w:tr>
+      <w:tr>
+        <w:tc>
+          <w:tcPr>
+            <w:cnfStyle w:val="001000000000" w:firstRow="0" w:lastRow="0" w:firstColumn="1" w:lastColumn="0" w:oddVBand="0" w:evenVBand="0" w:oddHBand="0" w:evenHBand="0" w:firstRowFirstColumn="0" w:firstRowLastColumn="0" w:lastRowFirstColumn="0" w:lastRowLastColumn="0"/>
+            <w:tcW w:w="0" w:type="auto"/>
+            <w:hideMark/>
+          </w:tcPr>
+          <w:p>
+            <w:pPr>
+              <w:spacing w:before="240" w:after="160" w:line="278" w:lineRule="auto"/>
+              <w:rPr>
+                <w:lang w:val="el-GR"/>
+              </w:rPr>
+            </w:pPr>
+            <w:r>
+              <w:rPr>
+                <w:lang w:val="el-GR"/>
+              </w:rPr>
+              <w:t>Αναμενόμενο Αποτέλεσμα</w:t>
+            </w:r>
+          </w:p>
+        </w:tc>
+        <w:tc>
+          <w:tcPr>
+            <w:tcW w:w="0" w:type="auto"/>
+            <w:hideMark/>
+          </w:tcPr>
+          <w:p>
+            <w:pPr>
+              <w:spacing w:before="240" w:after="160" w:line="278" w:lineRule="auto"/>
+              <w:cnfStyle w:val="000000000000" w:firstRow="0" w:lastRow="0" w:firstColumn="0" w:lastColumn="0" w:oddVBand="0" w:evenVBand="0" w:oddHBand="0" w:evenHBand="0" w:firstRowFirstColumn="0" w:firstRowLastColumn="0" w:lastRowFirstColumn="0" w:lastRowLastColumn="0"/>
+            </w:pPr>
+            <w:r>
+              <w:rPr>
+                <w:lang w:val="el-GR"/>
+              </w:rPr>
+              <w:t>Αποθήκευση</w:t>
+            </w:r>
+            <w:r>
+              <w:t xml:space="preserve"> + redirect </w:t>
+            </w:r>
+            <w:r>
+              <w:rPr>
+                <w:lang w:val="el-GR"/>
+              </w:rPr>
+              <w:t>σε</w:t>
+            </w:r>
+            <w:r>
+              <w:t xml:space="preserve"> </w:t>
+            </w:r>
+            <w:r>
+              <w:rPr>
+                <w:lang w:val="el-GR"/>
+              </w:rPr>
+              <w:t>καρτέλα</w:t>
+            </w:r>
+            <w:r>
+              <w:t xml:space="preserve"> «CRC Cards» + flash success</w:t>
+            </w:r>
+          </w:p>
+        </w:tc>
+      </w:tr>
+      <w:tr>
+        <w:tc>
+          <w:tcPr>
+            <w:cnfStyle w:val="001000000000" w:firstRow="0" w:lastRow="0" w:firstColumn="1" w:lastColumn="0" w:oddVBand="0" w:evenVBand="0" w:oddHBand="0" w:evenHBand="0" w:firstRowFirstColumn="0" w:firstRowLastColumn="0" w:lastRowFirstColumn="0" w:lastRowLastColumn="0"/>
+            <w:tcW w:w="0" w:type="auto"/>
+            <w:hideMark/>
+          </w:tcPr>
+          <w:p>
+            <w:pPr>
+              <w:spacing w:before="240" w:after="160" w:line="278" w:lineRule="auto"/>
+              <w:rPr>
+                <w:lang w:val="el-GR"/>
+              </w:rPr>
+            </w:pPr>
+            <w:r>
+              <w:rPr>
+                <w:lang w:val="el-GR"/>
+              </w:rPr>
+              <w:t>Πραγματικό Αποτέλεσμα</w:t>
+            </w:r>
+          </w:p>
+        </w:tc>
+        <w:tc>
+          <w:tcPr>
+            <w:tcW w:w="0" w:type="auto"/>
+            <w:hideMark/>
+          </w:tcPr>
+          <w:p>
+            <w:pPr>
+              <w:spacing w:before="240" w:after="160" w:line="278" w:lineRule="auto"/>
+              <w:cnfStyle w:val="000000000000" w:firstRow="0" w:lastRow="0" w:firstColumn="0" w:lastColumn="0" w:oddVBand="0" w:evenVBand="0" w:oddHBand="0" w:evenHBand="0" w:firstRowFirstColumn="0" w:firstRowLastColumn="0" w:lastRowFirstColumn="0" w:lastRowLastColumn="0"/>
+            </w:pPr>
+            <w:r>
+              <w:t>CRC Card "</w:t>
+            </w:r>
+            <w:proofErr w:type="spellStart"/>
+            <w:r>
+              <w:t>OrderService</w:t>
+            </w:r>
+            <w:proofErr w:type="spellEnd"/>
+            <w:r>
+              <w:t xml:space="preserve">" </w:t>
+            </w:r>
+            <w:r>
+              <w:rPr>
+                <w:lang w:val="el-GR"/>
+              </w:rPr>
+              <w:t>αποθηκεύτηκε</w:t>
+            </w:r>
+            <w:r>
+              <w:t xml:space="preserve"> </w:t>
+            </w:r>
+            <w:r>
+              <w:rPr>
+                <w:lang w:val="el-GR"/>
+              </w:rPr>
+              <w:t>με</w:t>
+            </w:r>
+            <w:r>
+              <w:t xml:space="preserve"> Responsibilities + Collaborations. Redirect </w:t>
+            </w:r>
+            <w:r>
+              <w:rPr>
+                <w:lang w:val="el-GR"/>
+              </w:rPr>
+              <w:t>στην</w:t>
+            </w:r>
+            <w:r>
+              <w:t xml:space="preserve"> </w:t>
+            </w:r>
+            <w:r>
+              <w:rPr>
+                <w:lang w:val="el-GR"/>
+              </w:rPr>
+              <w:t>καρτέλα</w:t>
+            </w:r>
+            <w:r>
+              <w:t xml:space="preserve"> «CRC Cards». Flash «CRC Card saved </w:t>
+            </w:r>
+            <w:proofErr w:type="gramStart"/>
+            <w:r>
+              <w:t>successfully!»</w:t>
+            </w:r>
+            <w:proofErr w:type="gramEnd"/>
+            <w:r>
+              <w:t>.</w:t>
+            </w:r>
+          </w:p>
+        </w:tc>
+      </w:tr>
+      <w:tr>
+        <w:tc>
+          <w:tcPr>
+            <w:cnfStyle w:val="001000000000" w:firstRow="0" w:lastRow="0" w:firstColumn="1" w:lastColumn="0" w:oddVBand="0" w:evenVBand="0" w:oddHBand="0" w:evenHBand="0" w:firstRowFirstColumn="0" w:firstRowLastColumn="0" w:lastRowFirstColumn="0" w:lastRowLastColumn="0"/>
+            <w:tcW w:w="0" w:type="auto"/>
+            <w:hideMark/>
+          </w:tcPr>
+          <w:p>
+            <w:pPr>
+              <w:spacing w:before="240" w:after="160" w:line="278" w:lineRule="auto"/>
+              <w:rPr>
+                <w:lang w:val="el-GR"/>
+              </w:rPr>
+            </w:pPr>
+            <w:r>
+              <w:rPr>
+                <w:lang w:val="el-GR"/>
+              </w:rPr>
+              <w:t>Κατάσταση</w:t>
+            </w:r>
+          </w:p>
+        </w:tc>
+        <w:tc>
+          <w:tcPr>
+            <w:tcW w:w="0" w:type="auto"/>
+            <w:hideMark/>
+          </w:tcPr>
+          <w:p>
+            <w:pPr>
+              <w:spacing w:before="240" w:after="160" w:line="278" w:lineRule="auto"/>
+              <w:cnfStyle w:val="000000000000" w:firstRow="0" w:lastRow="0" w:firstColumn="0" w:lastColumn="0" w:oddVBand="0" w:evenVBand="0" w:oddHBand="0" w:evenHBand="0" w:firstRowFirstColumn="0" w:firstRowLastColumn="0" w:lastRowFirstColumn="0" w:lastRowLastColumn="0"/>
+              <w:rPr>
+                <w:lang w:val="el-GR"/>
+              </w:rPr>
+            </w:pPr>
+            <w:r>
+              <w:rPr>
+                <w:rFonts w:ascii="Segoe UI Emoji" w:hAnsi="Segoe UI Emoji" w:cs="Segoe UI Emoji"/>
+                <w:lang w:val="el-GR"/>
+              </w:rPr>
+              <w:t>✅</w:t>
+            </w:r>
+            <w:r>
+              <w:rPr>
+                <w:lang w:val="el-GR"/>
+              </w:rPr>
+              <w:t> </w:t>
+            </w:r>
+            <w:r>
+              <w:rPr>
+                <w:b/>
+                <w:bCs/>
+                <w:lang w:val="el-GR"/>
+              </w:rPr>
+              <w:t>PASS</w:t>
+            </w:r>
+          </w:p>
+        </w:tc>
+      </w:tr>
+    </w:tbl>
+    <w:p>
+      <w:pPr>
+        <w:spacing w:before="240"/>
+        <w:rPr>
+          <w:b/>
+          <w:bCs/>
+          <w:lang w:val="el-GR"/>
+        </w:rPr>
+      </w:pPr>
+    </w:p>
+    <w:p>
+      <w:pPr>
+        <w:spacing w:before="240"/>
+        <w:rPr>
+          <w:b/>
+          <w:bCs/>
+          <w:lang w:val="el-GR"/>
+        </w:rPr>
+      </w:pPr>
+    </w:p>
+    <w:p>
+      <w:pPr>
+        <w:spacing w:before="240"/>
+        <w:rPr>
+          <w:b/>
+          <w:bCs/>
+          <w:lang w:val="el-GR"/>
+        </w:rPr>
+      </w:pPr>
+    </w:p>
+    <w:p>
+      <w:pPr>
+        <w:spacing w:before="240"/>
+        <w:rPr>
+          <w:b/>
+          <w:bCs/>
+          <w:lang w:val="el-GR"/>
+        </w:rPr>
+      </w:pPr>
+      <w:r>
+        <w:rPr>
+          <w:b/>
+          <w:bCs/>
+          <w:lang w:val="el-GR"/>
+        </w:rPr>
+        <w:lastRenderedPageBreak/>
+        <w:t xml:space="preserve">TC-06-02 — Αποτυχία με Κενό </w:t>
+      </w:r>
+      <w:proofErr w:type="spellStart"/>
+      <w:r>
+        <w:rPr>
+          <w:b/>
+          <w:bCs/>
+          <w:lang w:val="el-GR"/>
+        </w:rPr>
+        <w:t>Class</w:t>
+      </w:r>
+      <w:proofErr w:type="spellEnd"/>
+      <w:r>
+        <w:rPr>
+          <w:b/>
+          <w:bCs/>
+          <w:lang w:val="el-GR"/>
+        </w:rPr>
+        <w:t xml:space="preserve"> </w:t>
+      </w:r>
+      <w:proofErr w:type="spellStart"/>
+      <w:r>
+        <w:rPr>
+          <w:b/>
+          <w:bCs/>
+          <w:lang w:val="el-GR"/>
+        </w:rPr>
+        <w:t>Name</w:t>
+      </w:r>
+      <w:proofErr w:type="spellEnd"/>
+    </w:p>
+    <w:tbl>
+      <w:tblPr>
+        <w:tblStyle w:val="GridTable1Light"/>
+        <w:tblW w:w="0" w:type="auto"/>
+        <w:tblLook w:val="04A0" w:firstRow="1" w:lastRow="0" w:firstColumn="1" w:lastColumn="0" w:noHBand="0" w:noVBand="1"/>
+      </w:tblPr>
+      <w:tblGrid>
+        <w:gridCol w:w="2642"/>
+        <w:gridCol w:w="6708"/>
+      </w:tblGrid>
+      <w:tr>
+        <w:trPr>
+          <w:cnfStyle w:val="100000000000" w:firstRow="1" w:lastRow="0" w:firstColumn="0" w:lastColumn="0" w:oddVBand="0" w:evenVBand="0" w:oddHBand="0" w:evenHBand="0" w:firstRowFirstColumn="0" w:firstRowLastColumn="0" w:lastRowFirstColumn="0" w:lastRowLastColumn="0"/>
+        </w:trPr>
+        <w:tc>
+          <w:tcPr>
+            <w:cnfStyle w:val="001000000000" w:firstRow="0" w:lastRow="0" w:firstColumn="1" w:lastColumn="0" w:oddVBand="0" w:evenVBand="0" w:oddHBand="0" w:evenHBand="0" w:firstRowFirstColumn="0" w:firstRowLastColumn="0" w:lastRowFirstColumn="0" w:lastRowLastColumn="0"/>
+            <w:tcW w:w="0" w:type="auto"/>
+            <w:hideMark/>
+          </w:tcPr>
+          <w:p>
+            <w:pPr>
+              <w:spacing w:before="240" w:after="160" w:line="278" w:lineRule="auto"/>
+              <w:rPr>
+                <w:lang w:val="el-GR"/>
+              </w:rPr>
+            </w:pPr>
+            <w:r>
+              <w:rPr>
+                <w:lang w:val="el-GR"/>
+              </w:rPr>
+              <w:t>Πεδίο</w:t>
+            </w:r>
+          </w:p>
+        </w:tc>
+        <w:tc>
+          <w:tcPr>
+            <w:tcW w:w="0" w:type="auto"/>
+            <w:hideMark/>
+          </w:tcPr>
+          <w:p>
+            <w:pPr>
+              <w:spacing w:before="240" w:after="160" w:line="278" w:lineRule="auto"/>
+              <w:cnfStyle w:val="100000000000" w:firstRow="1" w:lastRow="0" w:firstColumn="0" w:lastColumn="0" w:oddVBand="0" w:evenVBand="0" w:oddHBand="0" w:evenHBand="0" w:firstRowFirstColumn="0" w:firstRowLastColumn="0" w:lastRowFirstColumn="0" w:lastRowLastColumn="0"/>
+              <w:rPr>
+                <w:lang w:val="el-GR"/>
+              </w:rPr>
+            </w:pPr>
+            <w:r>
+              <w:rPr>
+                <w:lang w:val="el-GR"/>
+              </w:rPr>
+              <w:t>Τιμή</w:t>
+            </w:r>
+          </w:p>
+        </w:tc>
+      </w:tr>
+      <w:tr>
+        <w:tc>
+          <w:tcPr>
+            <w:cnfStyle w:val="001000000000" w:firstRow="0" w:lastRow="0" w:firstColumn="1" w:lastColumn="0" w:oddVBand="0" w:evenVBand="0" w:oddHBand="0" w:evenHBand="0" w:firstRowFirstColumn="0" w:firstRowLastColumn="0" w:lastRowFirstColumn="0" w:lastRowLastColumn="0"/>
+            <w:tcW w:w="0" w:type="auto"/>
+            <w:hideMark/>
+          </w:tcPr>
+          <w:p>
+            <w:pPr>
+              <w:spacing w:before="240" w:after="160" w:line="278" w:lineRule="auto"/>
+              <w:rPr>
+                <w:lang w:val="el-GR"/>
+              </w:rPr>
+            </w:pPr>
+            <w:r>
+              <w:rPr>
+                <w:lang w:val="el-GR"/>
+              </w:rPr>
+              <w:t>Σκοπός</w:t>
+            </w:r>
+          </w:p>
+        </w:tc>
+        <w:tc>
+          <w:tcPr>
+            <w:tcW w:w="0" w:type="auto"/>
+            <w:hideMark/>
+          </w:tcPr>
+          <w:p>
+            <w:pPr>
+              <w:spacing w:before="240" w:after="160" w:line="278" w:lineRule="auto"/>
+              <w:cnfStyle w:val="000000000000" w:firstRow="0" w:lastRow="0" w:firstColumn="0" w:lastColumn="0" w:oddVBand="0" w:evenVBand="0" w:oddHBand="0" w:evenHBand="0" w:firstRowFirstColumn="0" w:firstRowLastColumn="0" w:lastRowFirstColumn="0" w:lastRowLastColumn="0"/>
+              <w:rPr>
+                <w:lang w:val="el-GR"/>
+              </w:rPr>
+            </w:pPr>
+            <w:r>
+              <w:rPr>
+                <w:lang w:val="el-GR"/>
+              </w:rPr>
+              <w:t xml:space="preserve">Επαλήθευση </w:t>
+            </w:r>
+            <w:proofErr w:type="spellStart"/>
+            <w:r>
+              <w:rPr>
+                <w:lang w:val="el-GR"/>
+              </w:rPr>
+              <w:t>inline</w:t>
+            </w:r>
+            <w:proofErr w:type="spellEnd"/>
+            <w:r>
+              <w:rPr>
+                <w:lang w:val="el-GR"/>
+              </w:rPr>
+              <w:t xml:space="preserve"> </w:t>
+            </w:r>
+            <w:proofErr w:type="spellStart"/>
+            <w:r>
+              <w:rPr>
+                <w:lang w:val="el-GR"/>
+              </w:rPr>
+              <w:t>error</w:t>
+            </w:r>
+            <w:proofErr w:type="spellEnd"/>
+            <w:r>
+              <w:rPr>
+                <w:lang w:val="el-GR"/>
+              </w:rPr>
+              <w:t xml:space="preserve"> για κενό υποχρεωτικό πεδίο</w:t>
+            </w:r>
+          </w:p>
+        </w:tc>
+      </w:tr>
+      <w:tr>
+        <w:tc>
+          <w:tcPr>
+            <w:cnfStyle w:val="001000000000" w:firstRow="0" w:lastRow="0" w:firstColumn="1" w:lastColumn="0" w:oddVBand="0" w:evenVBand="0" w:oddHBand="0" w:evenHBand="0" w:firstRowFirstColumn="0" w:firstRowLastColumn="0" w:lastRowFirstColumn="0" w:lastRowLastColumn="0"/>
+            <w:tcW w:w="0" w:type="auto"/>
+            <w:hideMark/>
+          </w:tcPr>
+          <w:p>
+            <w:pPr>
+              <w:spacing w:before="240" w:after="160" w:line="278" w:lineRule="auto"/>
+              <w:rPr>
+                <w:lang w:val="el-GR"/>
+              </w:rPr>
+            </w:pPr>
+            <w:r>
+              <w:rPr>
+                <w:lang w:val="el-GR"/>
+              </w:rPr>
+              <w:t>Κατηγορία</w:t>
+            </w:r>
+          </w:p>
+        </w:tc>
+        <w:tc>
+          <w:tcPr>
+            <w:tcW w:w="0" w:type="auto"/>
+            <w:hideMark/>
+          </w:tcPr>
+          <w:p>
+            <w:pPr>
+              <w:spacing w:before="240" w:after="160" w:line="278" w:lineRule="auto"/>
+              <w:cnfStyle w:val="000000000000" w:firstRow="0" w:lastRow="0" w:firstColumn="0" w:lastColumn="0" w:oddVBand="0" w:evenVBand="0" w:oddHBand="0" w:evenHBand="0" w:firstRowFirstColumn="0" w:firstRowLastColumn="0" w:lastRowFirstColumn="0" w:lastRowLastColumn="0"/>
+              <w:rPr>
+                <w:lang w:val="el-GR"/>
+              </w:rPr>
+            </w:pPr>
+            <w:proofErr w:type="spellStart"/>
+            <w:r>
+              <w:rPr>
+                <w:lang w:val="el-GR"/>
+              </w:rPr>
+              <w:t>Functional</w:t>
+            </w:r>
+            <w:proofErr w:type="spellEnd"/>
+          </w:p>
+        </w:tc>
+      </w:tr>
+      <w:tr>
+        <w:tc>
+          <w:tcPr>
+            <w:cnfStyle w:val="001000000000" w:firstRow="0" w:lastRow="0" w:firstColumn="1" w:lastColumn="0" w:oddVBand="0" w:evenVBand="0" w:oddHBand="0" w:evenHBand="0" w:firstRowFirstColumn="0" w:firstRowLastColumn="0" w:lastRowFirstColumn="0" w:lastRowLastColumn="0"/>
+            <w:tcW w:w="0" w:type="auto"/>
+            <w:hideMark/>
+          </w:tcPr>
+          <w:p>
+            <w:pPr>
+              <w:spacing w:before="240" w:after="160" w:line="278" w:lineRule="auto"/>
+              <w:rPr>
+                <w:lang w:val="el-GR"/>
+              </w:rPr>
+            </w:pPr>
+            <w:r>
+              <w:rPr>
+                <w:lang w:val="el-GR"/>
+              </w:rPr>
+              <w:t>Τεχνική</w:t>
+            </w:r>
+          </w:p>
+        </w:tc>
+        <w:tc>
+          <w:tcPr>
+            <w:tcW w:w="0" w:type="auto"/>
+            <w:hideMark/>
+          </w:tcPr>
+          <w:p>
+            <w:pPr>
+              <w:spacing w:before="240" w:after="160" w:line="278" w:lineRule="auto"/>
+              <w:cnfStyle w:val="000000000000" w:firstRow="0" w:lastRow="0" w:firstColumn="0" w:lastColumn="0" w:oddVBand="0" w:evenVBand="0" w:oddHBand="0" w:evenHBand="0" w:firstRowFirstColumn="0" w:firstRowLastColumn="0" w:lastRowFirstColumn="0" w:lastRowLastColumn="0"/>
+            </w:pPr>
+            <w:r>
+              <w:t>Equivalence Partitioning (</w:t>
+            </w:r>
+            <w:r>
+              <w:rPr>
+                <w:lang w:val="el-GR"/>
+              </w:rPr>
+              <w:t>άκυρη</w:t>
+            </w:r>
+            <w:r>
+              <w:t xml:space="preserve"> </w:t>
+            </w:r>
+            <w:r>
+              <w:rPr>
+                <w:lang w:val="el-GR"/>
+              </w:rPr>
+              <w:t>κλάση</w:t>
+            </w:r>
+            <w:r>
+              <w:t xml:space="preserve">: </w:t>
+            </w:r>
+            <w:r>
+              <w:rPr>
+                <w:lang w:val="el-GR"/>
+              </w:rPr>
+              <w:t>κενό</w:t>
+            </w:r>
+            <w:r>
+              <w:t xml:space="preserve"> string)</w:t>
+            </w:r>
+          </w:p>
+        </w:tc>
+      </w:tr>
+      <w:tr>
+        <w:tc>
+          <w:tcPr>
+            <w:cnfStyle w:val="001000000000" w:firstRow="0" w:lastRow="0" w:firstColumn="1" w:lastColumn="0" w:oddVBand="0" w:evenVBand="0" w:oddHBand="0" w:evenHBand="0" w:firstRowFirstColumn="0" w:firstRowLastColumn="0" w:lastRowFirstColumn="0" w:lastRowLastColumn="0"/>
+            <w:tcW w:w="0" w:type="auto"/>
+            <w:hideMark/>
+          </w:tcPr>
+          <w:p>
+            <w:pPr>
+              <w:spacing w:before="240" w:after="160" w:line="278" w:lineRule="auto"/>
+              <w:rPr>
+                <w:lang w:val="el-GR"/>
+              </w:rPr>
+            </w:pPr>
+            <w:r>
+              <w:rPr>
+                <w:lang w:val="el-GR"/>
+              </w:rPr>
+              <w:t>Προτεραιότητα</w:t>
+            </w:r>
+          </w:p>
+        </w:tc>
+        <w:tc>
+          <w:tcPr>
+            <w:tcW w:w="0" w:type="auto"/>
+            <w:hideMark/>
+          </w:tcPr>
+          <w:p>
+            <w:pPr>
+              <w:spacing w:before="240" w:after="160" w:line="278" w:lineRule="auto"/>
+              <w:cnfStyle w:val="000000000000" w:firstRow="0" w:lastRow="0" w:firstColumn="0" w:lastColumn="0" w:oddVBand="0" w:evenVBand="0" w:oddHBand="0" w:evenHBand="0" w:firstRowFirstColumn="0" w:firstRowLastColumn="0" w:lastRowFirstColumn="0" w:lastRowLastColumn="0"/>
+              <w:rPr>
+                <w:lang w:val="el-GR"/>
+              </w:rPr>
+            </w:pPr>
+            <w:r>
+              <w:rPr>
+                <w:lang w:val="el-GR"/>
+              </w:rPr>
+              <w:t>HIGH</w:t>
+            </w:r>
+          </w:p>
+        </w:tc>
+      </w:tr>
+      <w:tr>
+        <w:tc>
+          <w:tcPr>
+            <w:cnfStyle w:val="001000000000" w:firstRow="0" w:lastRow="0" w:firstColumn="1" w:lastColumn="0" w:oddVBand="0" w:evenVBand="0" w:oddHBand="0" w:evenHBand="0" w:firstRowFirstColumn="0" w:firstRowLastColumn="0" w:lastRowFirstColumn="0" w:lastRowLastColumn="0"/>
+            <w:tcW w:w="0" w:type="auto"/>
+            <w:hideMark/>
+          </w:tcPr>
+          <w:p>
+            <w:pPr>
+              <w:spacing w:before="240" w:after="160" w:line="278" w:lineRule="auto"/>
+              <w:rPr>
+                <w:lang w:val="el-GR"/>
+              </w:rPr>
+            </w:pPr>
+            <w:r>
+              <w:rPr>
+                <w:lang w:val="el-GR"/>
+              </w:rPr>
+              <w:t>Δεδομένα Εισόδου</w:t>
+            </w:r>
+          </w:p>
+        </w:tc>
+        <w:tc>
+          <w:tcPr>
+            <w:tcW w:w="0" w:type="auto"/>
+            <w:hideMark/>
+          </w:tcPr>
+          <w:p>
+            <w:pPr>
+              <w:spacing w:before="240" w:after="160" w:line="278" w:lineRule="auto"/>
+              <w:cnfStyle w:val="000000000000" w:firstRow="0" w:lastRow="0" w:firstColumn="0" w:lastColumn="0" w:oddVBand="0" w:evenVBand="0" w:oddHBand="0" w:evenHBand="0" w:firstRowFirstColumn="0" w:firstRowLastColumn="0" w:lastRowFirstColumn="0" w:lastRowLastColumn="0"/>
+              <w:rPr>
+                <w:lang w:val="el-GR"/>
+              </w:rPr>
+            </w:pPr>
+            <w:proofErr w:type="spellStart"/>
+            <w:r>
+              <w:rPr>
+                <w:lang w:val="el-GR"/>
+              </w:rPr>
+              <w:t>Class</w:t>
+            </w:r>
+            <w:proofErr w:type="spellEnd"/>
+            <w:r>
+              <w:rPr>
+                <w:lang w:val="el-GR"/>
+              </w:rPr>
+              <w:t xml:space="preserve"> </w:t>
+            </w:r>
+            <w:proofErr w:type="spellStart"/>
+            <w:r>
+              <w:rPr>
+                <w:lang w:val="el-GR"/>
+              </w:rPr>
+              <w:t>Name</w:t>
+            </w:r>
+            <w:proofErr w:type="spellEnd"/>
+            <w:r>
+              <w:rPr>
+                <w:lang w:val="el-GR"/>
+              </w:rPr>
+              <w:t>: ""</w:t>
+            </w:r>
+          </w:p>
+        </w:tc>
+      </w:tr>
+      <w:tr>
+        <w:tc>
+          <w:tcPr>
+            <w:cnfStyle w:val="001000000000" w:firstRow="0" w:lastRow="0" w:firstColumn="1" w:lastColumn="0" w:oddVBand="0" w:evenVBand="0" w:oddHBand="0" w:evenHBand="0" w:firstRowFirstColumn="0" w:firstRowLastColumn="0" w:lastRowFirstColumn="0" w:lastRowLastColumn="0"/>
+            <w:tcW w:w="0" w:type="auto"/>
+            <w:hideMark/>
+          </w:tcPr>
+          <w:p>
+            <w:pPr>
+              <w:spacing w:before="240" w:after="160" w:line="278" w:lineRule="auto"/>
+              <w:rPr>
+                <w:lang w:val="el-GR"/>
+              </w:rPr>
+            </w:pPr>
+            <w:r>
+              <w:rPr>
+                <w:lang w:val="el-GR"/>
+              </w:rPr>
+              <w:t>Αναμενόμενο Αποτέλεσμα</w:t>
+            </w:r>
+          </w:p>
+        </w:tc>
+        <w:tc>
+          <w:tcPr>
+            <w:tcW w:w="0" w:type="auto"/>
+            <w:hideMark/>
+          </w:tcPr>
+          <w:p>
+            <w:pPr>
+              <w:spacing w:before="240" w:after="160" w:line="278" w:lineRule="auto"/>
+              <w:cnfStyle w:val="000000000000" w:firstRow="0" w:lastRow="0" w:firstColumn="0" w:lastColumn="0" w:oddVBand="0" w:evenVBand="0" w:oddHBand="0" w:evenHBand="0" w:firstRowFirstColumn="0" w:firstRowLastColumn="0" w:lastRowFirstColumn="0" w:lastRowLastColumn="0"/>
+            </w:pPr>
+            <w:r>
+              <w:rPr>
+                <w:lang w:val="el-GR"/>
+              </w:rPr>
+              <w:t>Παραμονή</w:t>
+            </w:r>
+            <w:r>
+              <w:t xml:space="preserve"> </w:t>
+            </w:r>
+            <w:r>
+              <w:rPr>
+                <w:lang w:val="el-GR"/>
+              </w:rPr>
+              <w:t>στη</w:t>
+            </w:r>
+            <w:r>
+              <w:t xml:space="preserve"> </w:t>
+            </w:r>
+            <w:r>
+              <w:rPr>
+                <w:lang w:val="el-GR"/>
+              </w:rPr>
+              <w:t>φόρμα</w:t>
+            </w:r>
+            <w:r>
+              <w:t>, inline error «Class Name is required», no save</w:t>
+            </w:r>
+          </w:p>
+        </w:tc>
+      </w:tr>
+      <w:tr>
+        <w:tc>
+          <w:tcPr>
+            <w:cnfStyle w:val="001000000000" w:firstRow="0" w:lastRow="0" w:firstColumn="1" w:lastColumn="0" w:oddVBand="0" w:evenVBand="0" w:oddHBand="0" w:evenHBand="0" w:firstRowFirstColumn="0" w:firstRowLastColumn="0" w:lastRowFirstColumn="0" w:lastRowLastColumn="0"/>
+            <w:tcW w:w="0" w:type="auto"/>
+            <w:hideMark/>
+          </w:tcPr>
+          <w:p>
+            <w:pPr>
+              <w:spacing w:before="240" w:after="160" w:line="278" w:lineRule="auto"/>
+              <w:rPr>
+                <w:lang w:val="el-GR"/>
+              </w:rPr>
+            </w:pPr>
+            <w:r>
+              <w:rPr>
+                <w:lang w:val="el-GR"/>
+              </w:rPr>
+              <w:t>Πραγματικό Αποτέλεσμα</w:t>
+            </w:r>
+          </w:p>
+        </w:tc>
+        <w:tc>
+          <w:tcPr>
+            <w:tcW w:w="0" w:type="auto"/>
+            <w:hideMark/>
+          </w:tcPr>
+          <w:p>
+            <w:pPr>
+              <w:spacing w:before="240" w:after="160" w:line="278" w:lineRule="auto"/>
+              <w:cnfStyle w:val="000000000000" w:firstRow="0" w:lastRow="0" w:firstColumn="0" w:lastColumn="0" w:oddVBand="0" w:evenVBand="0" w:oddHBand="0" w:evenHBand="0" w:firstRowFirstColumn="0" w:firstRowLastColumn="0" w:lastRowFirstColumn="0" w:lastRowLastColumn="0"/>
+              <w:rPr>
+                <w:lang w:val="el-GR"/>
+              </w:rPr>
+            </w:pPr>
+            <w:r>
+              <w:rPr>
+                <w:lang w:val="el-GR"/>
+              </w:rPr>
+              <w:t>Παρέμεινε</w:t>
+            </w:r>
+            <w:r>
+              <w:t xml:space="preserve"> </w:t>
+            </w:r>
+            <w:r>
+              <w:rPr>
+                <w:lang w:val="el-GR"/>
+              </w:rPr>
+              <w:t>στη</w:t>
+            </w:r>
+            <w:r>
+              <w:t xml:space="preserve"> </w:t>
+            </w:r>
+            <w:r>
+              <w:rPr>
+                <w:lang w:val="el-GR"/>
+              </w:rPr>
+              <w:t>φόρμα</w:t>
+            </w:r>
+            <w:r>
+              <w:t xml:space="preserve">. Inline error «Class Name is </w:t>
+            </w:r>
+            <w:proofErr w:type="gramStart"/>
+            <w:r>
+              <w:t>required.»</w:t>
+            </w:r>
+            <w:proofErr w:type="gramEnd"/>
+            <w:r>
+              <w:t xml:space="preserve"> </w:t>
+            </w:r>
+            <w:r>
+              <w:rPr>
+                <w:lang w:val="el-GR"/>
+              </w:rPr>
+              <w:t>εμφανίστηκε</w:t>
+            </w:r>
+            <w:r>
+              <w:t xml:space="preserve">. </w:t>
+            </w:r>
+            <w:r>
+              <w:rPr>
+                <w:lang w:val="el-GR"/>
+              </w:rPr>
+              <w:t>ΒΔ ανέπαφη.</w:t>
+            </w:r>
+          </w:p>
+        </w:tc>
+      </w:tr>
+      <w:tr>
+        <w:tc>
+          <w:tcPr>
+            <w:cnfStyle w:val="001000000000" w:firstRow="0" w:lastRow="0" w:firstColumn="1" w:lastColumn="0" w:oddVBand="0" w:evenVBand="0" w:oddHBand="0" w:evenHBand="0" w:firstRowFirstColumn="0" w:firstRowLastColumn="0" w:lastRowFirstColumn="0" w:lastRowLastColumn="0"/>
+            <w:tcW w:w="0" w:type="auto"/>
+            <w:hideMark/>
+          </w:tcPr>
+          <w:p>
+            <w:pPr>
+              <w:spacing w:before="240" w:after="160" w:line="278" w:lineRule="auto"/>
+              <w:rPr>
+                <w:lang w:val="el-GR"/>
+              </w:rPr>
+            </w:pPr>
+            <w:r>
+              <w:rPr>
+                <w:lang w:val="el-GR"/>
+              </w:rPr>
+              <w:t>Κατάσταση</w:t>
+            </w:r>
+          </w:p>
+        </w:tc>
+        <w:tc>
+          <w:tcPr>
+            <w:tcW w:w="0" w:type="auto"/>
+            <w:hideMark/>
+          </w:tcPr>
+          <w:p>
+            <w:pPr>
+              <w:spacing w:before="240" w:after="160" w:line="278" w:lineRule="auto"/>
+              <w:cnfStyle w:val="000000000000" w:firstRow="0" w:lastRow="0" w:firstColumn="0" w:lastColumn="0" w:oddVBand="0" w:evenVBand="0" w:oddHBand="0" w:evenHBand="0" w:firstRowFirstColumn="0" w:firstRowLastColumn="0" w:lastRowFirstColumn="0" w:lastRowLastColumn="0"/>
+              <w:rPr>
+                <w:lang w:val="el-GR"/>
+              </w:rPr>
+            </w:pPr>
+            <w:r>
+              <w:rPr>
+                <w:rFonts w:ascii="Segoe UI Emoji" w:hAnsi="Segoe UI Emoji" w:cs="Segoe UI Emoji"/>
+                <w:lang w:val="el-GR"/>
+              </w:rPr>
+              <w:t>✅</w:t>
+            </w:r>
+            <w:r>
+              <w:rPr>
+                <w:lang w:val="el-GR"/>
+              </w:rPr>
+              <w:t> </w:t>
+            </w:r>
+            <w:r>
+              <w:rPr>
+                <w:b/>
+                <w:bCs/>
+                <w:lang w:val="el-GR"/>
+              </w:rPr>
+              <w:t>PASS</w:t>
+            </w:r>
+          </w:p>
+        </w:tc>
+      </w:tr>
+    </w:tbl>
+    <w:p>
+      <w:pPr>
+        <w:spacing w:before="240"/>
+        <w:rPr>
+          <w:b/>
+          <w:bCs/>
+          <w:lang w:val="el-GR"/>
+        </w:rPr>
+      </w:pPr>
+    </w:p>
+    <w:p>
+      <w:pPr>
+        <w:spacing w:before="240"/>
+        <w:rPr>
+          <w:b/>
+          <w:bCs/>
+          <w:lang w:val="el-GR"/>
+        </w:rPr>
+      </w:pPr>
+      <w:r>
+        <w:rPr>
+          <w:b/>
+          <w:bCs/>
+          <w:lang w:val="el-GR"/>
+        </w:rPr>
+        <w:t xml:space="preserve">TC-06-03 — Αποτυχία με Διπλότυπο </w:t>
+      </w:r>
+      <w:proofErr w:type="spellStart"/>
+      <w:r>
+        <w:rPr>
+          <w:b/>
+          <w:bCs/>
+          <w:lang w:val="el-GR"/>
+        </w:rPr>
+        <w:t>Class</w:t>
+      </w:r>
+      <w:proofErr w:type="spellEnd"/>
+      <w:r>
+        <w:rPr>
+          <w:b/>
+          <w:bCs/>
+          <w:lang w:val="el-GR"/>
+        </w:rPr>
+        <w:t xml:space="preserve"> </w:t>
+      </w:r>
+      <w:proofErr w:type="spellStart"/>
+      <w:r>
+        <w:rPr>
+          <w:b/>
+          <w:bCs/>
+          <w:lang w:val="el-GR"/>
+        </w:rPr>
+        <w:t>Name</w:t>
+      </w:r>
+      <w:proofErr w:type="spellEnd"/>
+    </w:p>
+    <w:tbl>
+      <w:tblPr>
+        <w:tblStyle w:val="GridTable1Light"/>
+        <w:tblW w:w="0" w:type="auto"/>
+        <w:tblLook w:val="04A0" w:firstRow="1" w:lastRow="0" w:firstColumn="1" w:lastColumn="0" w:noHBand="0" w:noVBand="1"/>
+      </w:tblPr>
+      <w:tblGrid>
+        <w:gridCol w:w="2055"/>
+        <w:gridCol w:w="7295"/>
+      </w:tblGrid>
+      <w:tr>
+        <w:trPr>
+          <w:cnfStyle w:val="100000000000" w:firstRow="1" w:lastRow="0" w:firstColumn="0" w:lastColumn="0" w:oddVBand="0" w:evenVBand="0" w:oddHBand="0" w:evenHBand="0" w:firstRowFirstColumn="0" w:firstRowLastColumn="0" w:lastRowFirstColumn="0" w:lastRowLastColumn="0"/>
+        </w:trPr>
+        <w:tc>
+          <w:tcPr>
+            <w:cnfStyle w:val="001000000000" w:firstRow="0" w:lastRow="0" w:firstColumn="1" w:lastColumn="0" w:oddVBand="0" w:evenVBand="0" w:oddHBand="0" w:evenHBand="0" w:firstRowFirstColumn="0" w:firstRowLastColumn="0" w:lastRowFirstColumn="0" w:lastRowLastColumn="0"/>
+            <w:tcW w:w="0" w:type="auto"/>
+            <w:hideMark/>
+          </w:tcPr>
+          <w:p>
+            <w:pPr>
+              <w:spacing w:before="240" w:after="160" w:line="278" w:lineRule="auto"/>
+              <w:rPr>
+                <w:lang w:val="el-GR"/>
+              </w:rPr>
+            </w:pPr>
+            <w:r>
+              <w:rPr>
+                <w:lang w:val="el-GR"/>
+              </w:rPr>
+              <w:t>Πεδίο</w:t>
+            </w:r>
+          </w:p>
+        </w:tc>
+        <w:tc>
+          <w:tcPr>
+            <w:tcW w:w="0" w:type="auto"/>
+            <w:hideMark/>
+          </w:tcPr>
+          <w:p>
+            <w:pPr>
+              <w:spacing w:before="240" w:after="160" w:line="278" w:lineRule="auto"/>
+              <w:cnfStyle w:val="100000000000" w:firstRow="1" w:lastRow="0" w:firstColumn="0" w:lastColumn="0" w:oddVBand="0" w:evenVBand="0" w:oddHBand="0" w:evenHBand="0" w:firstRowFirstColumn="0" w:firstRowLastColumn="0" w:lastRowFirstColumn="0" w:lastRowLastColumn="0"/>
+              <w:rPr>
+                <w:lang w:val="el-GR"/>
+              </w:rPr>
+            </w:pPr>
+            <w:r>
+              <w:rPr>
+                <w:lang w:val="el-GR"/>
+              </w:rPr>
+              <w:t>Τιμή</w:t>
+            </w:r>
+          </w:p>
+        </w:tc>
+      </w:tr>
+      <w:tr>
+        <w:tc>
+          <w:tcPr>
+            <w:cnfStyle w:val="001000000000" w:firstRow="0" w:lastRow="0" w:firstColumn="1" w:lastColumn="0" w:oddVBand="0" w:evenVBand="0" w:oddHBand="0" w:evenHBand="0" w:firstRowFirstColumn="0" w:firstRowLastColumn="0" w:lastRowFirstColumn="0" w:lastRowLastColumn="0"/>
+            <w:tcW w:w="0" w:type="auto"/>
+            <w:hideMark/>
+          </w:tcPr>
+          <w:p>
+            <w:pPr>
+              <w:spacing w:before="240" w:after="160" w:line="278" w:lineRule="auto"/>
+              <w:rPr>
+                <w:lang w:val="el-GR"/>
+              </w:rPr>
+            </w:pPr>
+            <w:r>
+              <w:rPr>
+                <w:lang w:val="el-GR"/>
+              </w:rPr>
+              <w:t>Σκοπός</w:t>
+            </w:r>
+          </w:p>
+        </w:tc>
+        <w:tc>
+          <w:tcPr>
+            <w:tcW w:w="0" w:type="auto"/>
+            <w:hideMark/>
+          </w:tcPr>
+          <w:p>
+            <w:pPr>
+              <w:spacing w:before="240" w:after="160" w:line="278" w:lineRule="auto"/>
+              <w:cnfStyle w:val="000000000000" w:firstRow="0" w:lastRow="0" w:firstColumn="0" w:lastColumn="0" w:oddVBand="0" w:evenVBand="0" w:oddHBand="0" w:evenHBand="0" w:firstRowFirstColumn="0" w:firstRowLastColumn="0" w:lastRowFirstColumn="0" w:lastRowLastColumn="0"/>
+              <w:rPr>
+                <w:lang w:val="el-GR"/>
+              </w:rPr>
+            </w:pPr>
+            <w:r>
+              <w:rPr>
+                <w:lang w:val="el-GR"/>
+              </w:rPr>
+              <w:t>Επαλήθευση </w:t>
+            </w:r>
+            <w:proofErr w:type="spellStart"/>
+            <w:r>
+              <w:rPr>
+                <w:lang w:val="el-GR"/>
+              </w:rPr>
+              <w:t>existsByClassNameAndProject</w:t>
+            </w:r>
+            <w:proofErr w:type="spellEnd"/>
+            <w:r>
+              <w:rPr>
+                <w:lang w:val="el-GR"/>
+              </w:rPr>
+              <w:t xml:space="preserve">() για μοναδικότητα </w:t>
+            </w:r>
+            <w:proofErr w:type="spellStart"/>
+            <w:r>
+              <w:rPr>
+                <w:lang w:val="el-GR"/>
+              </w:rPr>
+              <w:t>Class</w:t>
+            </w:r>
+            <w:proofErr w:type="spellEnd"/>
+            <w:r>
+              <w:rPr>
+                <w:lang w:val="el-GR"/>
+              </w:rPr>
+              <w:t xml:space="preserve"> </w:t>
+            </w:r>
+            <w:proofErr w:type="spellStart"/>
+            <w:r>
+              <w:rPr>
+                <w:lang w:val="el-GR"/>
+              </w:rPr>
+              <w:t>Name</w:t>
+            </w:r>
+            <w:proofErr w:type="spellEnd"/>
+          </w:p>
+        </w:tc>
+      </w:tr>
+      <w:tr>
+        <w:tc>
+          <w:tcPr>
+            <w:cnfStyle w:val="001000000000" w:firstRow="0" w:lastRow="0" w:firstColumn="1" w:lastColumn="0" w:oddVBand="0" w:evenVBand="0" w:oddHBand="0" w:evenHBand="0" w:firstRowFirstColumn="0" w:firstRowLastColumn="0" w:lastRowFirstColumn="0" w:lastRowLastColumn="0"/>
+            <w:tcW w:w="0" w:type="auto"/>
+            <w:hideMark/>
+          </w:tcPr>
+          <w:p>
+            <w:pPr>
+              <w:spacing w:before="240" w:after="160" w:line="278" w:lineRule="auto"/>
+              <w:rPr>
+                <w:lang w:val="el-GR"/>
+              </w:rPr>
+            </w:pPr>
+            <w:r>
+              <w:rPr>
+                <w:lang w:val="el-GR"/>
+              </w:rPr>
+              <w:t>Κατηγορία</w:t>
+            </w:r>
+          </w:p>
+        </w:tc>
+        <w:tc>
+          <w:tcPr>
+            <w:tcW w:w="0" w:type="auto"/>
+            <w:hideMark/>
+          </w:tcPr>
+          <w:p>
+            <w:pPr>
+              <w:spacing w:before="240" w:after="160" w:line="278" w:lineRule="auto"/>
+              <w:cnfStyle w:val="000000000000" w:firstRow="0" w:lastRow="0" w:firstColumn="0" w:lastColumn="0" w:oddVBand="0" w:evenVBand="0" w:oddHBand="0" w:evenHBand="0" w:firstRowFirstColumn="0" w:firstRowLastColumn="0" w:lastRowFirstColumn="0" w:lastRowLastColumn="0"/>
+              <w:rPr>
+                <w:lang w:val="el-GR"/>
+              </w:rPr>
+            </w:pPr>
+            <w:proofErr w:type="spellStart"/>
+            <w:r>
+              <w:rPr>
+                <w:lang w:val="el-GR"/>
+              </w:rPr>
+              <w:t>Functional</w:t>
+            </w:r>
+            <w:proofErr w:type="spellEnd"/>
+          </w:p>
+        </w:tc>
+      </w:tr>
+      <w:tr>
+        <w:tc>
+          <w:tcPr>
+            <w:cnfStyle w:val="001000000000" w:firstRow="0" w:lastRow="0" w:firstColumn="1" w:lastColumn="0" w:oddVBand="0" w:evenVBand="0" w:oddHBand="0" w:evenHBand="0" w:firstRowFirstColumn="0" w:firstRowLastColumn="0" w:lastRowFirstColumn="0" w:lastRowLastColumn="0"/>
+            <w:tcW w:w="0" w:type="auto"/>
+            <w:hideMark/>
+          </w:tcPr>
+          <w:p>
+            <w:pPr>
+              <w:spacing w:before="240" w:after="160" w:line="278" w:lineRule="auto"/>
+              <w:rPr>
+                <w:lang w:val="el-GR"/>
+              </w:rPr>
+            </w:pPr>
+            <w:r>
+              <w:rPr>
+                <w:lang w:val="el-GR"/>
+              </w:rPr>
+              <w:t>Τεχνική</w:t>
+            </w:r>
+          </w:p>
+        </w:tc>
+        <w:tc>
+          <w:tcPr>
+            <w:tcW w:w="0" w:type="auto"/>
+            <w:hideMark/>
+          </w:tcPr>
+          <w:p>
+            <w:pPr>
+              <w:spacing w:before="240" w:after="160" w:line="278" w:lineRule="auto"/>
+              <w:cnfStyle w:val="000000000000" w:firstRow="0" w:lastRow="0" w:firstColumn="0" w:lastColumn="0" w:oddVBand="0" w:evenVBand="0" w:oddHBand="0" w:evenHBand="0" w:firstRowFirstColumn="0" w:firstRowLastColumn="0" w:lastRowFirstColumn="0" w:lastRowLastColumn="0"/>
+            </w:pPr>
+            <w:r>
+              <w:t>Equivalence Partitioning (</w:t>
+            </w:r>
+            <w:r>
+              <w:rPr>
+                <w:lang w:val="el-GR"/>
+              </w:rPr>
+              <w:t>άκυρη</w:t>
+            </w:r>
+            <w:r>
+              <w:t xml:space="preserve"> </w:t>
+            </w:r>
+            <w:r>
+              <w:rPr>
+                <w:lang w:val="el-GR"/>
+              </w:rPr>
+              <w:t>κλάση</w:t>
+            </w:r>
+            <w:r>
+              <w:t xml:space="preserve">: </w:t>
+            </w:r>
+            <w:r>
+              <w:rPr>
+                <w:lang w:val="el-GR"/>
+              </w:rPr>
+              <w:t>ήδη</w:t>
+            </w:r>
+            <w:r>
+              <w:t xml:space="preserve"> </w:t>
+            </w:r>
+            <w:r>
+              <w:rPr>
+                <w:lang w:val="el-GR"/>
+              </w:rPr>
+              <w:t>υπάρχον</w:t>
+            </w:r>
+            <w:r>
+              <w:t xml:space="preserve"> </w:t>
+            </w:r>
+            <w:r>
+              <w:rPr>
+                <w:lang w:val="el-GR"/>
+              </w:rPr>
+              <w:t>όνομα</w:t>
+            </w:r>
+            <w:r>
+              <w:t>)</w:t>
+            </w:r>
+          </w:p>
+        </w:tc>
+      </w:tr>
+      <w:tr>
+        <w:tc>
+          <w:tcPr>
+            <w:cnfStyle w:val="001000000000" w:firstRow="0" w:lastRow="0" w:firstColumn="1" w:lastColumn="0" w:oddVBand="0" w:evenVBand="0" w:oddHBand="0" w:evenHBand="0" w:firstRowFirstColumn="0" w:firstRowLastColumn="0" w:lastRowFirstColumn="0" w:lastRowLastColumn="0"/>
+            <w:tcW w:w="0" w:type="auto"/>
+            <w:hideMark/>
+          </w:tcPr>
+          <w:p>
+            <w:pPr>
+              <w:spacing w:before="240" w:after="160" w:line="278" w:lineRule="auto"/>
+              <w:rPr>
+                <w:lang w:val="el-GR"/>
+              </w:rPr>
+            </w:pPr>
+            <w:r>
+              <w:rPr>
+                <w:lang w:val="el-GR"/>
+              </w:rPr>
+              <w:lastRenderedPageBreak/>
+              <w:t>Προτεραιότητα</w:t>
+            </w:r>
+          </w:p>
+        </w:tc>
+        <w:tc>
+          <w:tcPr>
+            <w:tcW w:w="0" w:type="auto"/>
+            <w:hideMark/>
+          </w:tcPr>
+          <w:p>
+            <w:pPr>
+              <w:spacing w:before="240" w:after="160" w:line="278" w:lineRule="auto"/>
+              <w:cnfStyle w:val="000000000000" w:firstRow="0" w:lastRow="0" w:firstColumn="0" w:lastColumn="0" w:oddVBand="0" w:evenVBand="0" w:oddHBand="0" w:evenHBand="0" w:firstRowFirstColumn="0" w:firstRowLastColumn="0" w:lastRowFirstColumn="0" w:lastRowLastColumn="0"/>
+              <w:rPr>
+                <w:lang w:val="el-GR"/>
+              </w:rPr>
+            </w:pPr>
+            <w:r>
+              <w:rPr>
+                <w:lang w:val="el-GR"/>
+              </w:rPr>
+              <w:t>HIGH</w:t>
+            </w:r>
+          </w:p>
+        </w:tc>
+      </w:tr>
+      <w:tr>
+        <w:tc>
+          <w:tcPr>
+            <w:cnfStyle w:val="001000000000" w:firstRow="0" w:lastRow="0" w:firstColumn="1" w:lastColumn="0" w:oddVBand="0" w:evenVBand="0" w:oddHBand="0" w:evenHBand="0" w:firstRowFirstColumn="0" w:firstRowLastColumn="0" w:lastRowFirstColumn="0" w:lastRowLastColumn="0"/>
+            <w:tcW w:w="0" w:type="auto"/>
+            <w:hideMark/>
+          </w:tcPr>
+          <w:p>
+            <w:pPr>
+              <w:spacing w:before="240" w:after="160" w:line="278" w:lineRule="auto"/>
+              <w:rPr>
+                <w:lang w:val="el-GR"/>
+              </w:rPr>
+            </w:pPr>
+            <w:r>
+              <w:rPr>
+                <w:lang w:val="el-GR"/>
+              </w:rPr>
+              <w:t>Δεδομένα Εισόδου</w:t>
+            </w:r>
+          </w:p>
+        </w:tc>
+        <w:tc>
+          <w:tcPr>
+            <w:tcW w:w="0" w:type="auto"/>
+            <w:hideMark/>
+          </w:tcPr>
+          <w:p>
+            <w:pPr>
+              <w:spacing w:before="240" w:after="160" w:line="278" w:lineRule="auto"/>
+              <w:cnfStyle w:val="000000000000" w:firstRow="0" w:lastRow="0" w:firstColumn="0" w:lastColumn="0" w:oddVBand="0" w:evenVBand="0" w:oddHBand="0" w:evenHBand="0" w:firstRowFirstColumn="0" w:firstRowLastColumn="0" w:lastRowFirstColumn="0" w:lastRowLastColumn="0"/>
+            </w:pPr>
+            <w:r>
+              <w:t>Class Name: "</w:t>
+            </w:r>
+            <w:proofErr w:type="spellStart"/>
+            <w:r>
+              <w:t>UserService</w:t>
+            </w:r>
+            <w:proofErr w:type="spellEnd"/>
+            <w:r>
+              <w:t>" (</w:t>
+            </w:r>
+            <w:r>
+              <w:rPr>
+                <w:lang w:val="el-GR"/>
+              </w:rPr>
+              <w:t>ήδη</w:t>
+            </w:r>
+            <w:r>
+              <w:t xml:space="preserve"> </w:t>
+            </w:r>
+            <w:r>
+              <w:rPr>
+                <w:lang w:val="el-GR"/>
+              </w:rPr>
+              <w:t>υπάρχει</w:t>
+            </w:r>
+            <w:r>
+              <w:t xml:space="preserve"> </w:t>
+            </w:r>
+            <w:r>
+              <w:rPr>
+                <w:lang w:val="el-GR"/>
+              </w:rPr>
+              <w:t>στο</w:t>
+            </w:r>
+            <w:r>
+              <w:t xml:space="preserve"> Project)</w:t>
+            </w:r>
+          </w:p>
+        </w:tc>
+      </w:tr>
+      <w:tr>
+        <w:tc>
+          <w:tcPr>
+            <w:cnfStyle w:val="001000000000" w:firstRow="0" w:lastRow="0" w:firstColumn="1" w:lastColumn="0" w:oddVBand="0" w:evenVBand="0" w:oddHBand="0" w:evenHBand="0" w:firstRowFirstColumn="0" w:firstRowLastColumn="0" w:lastRowFirstColumn="0" w:lastRowLastColumn="0"/>
+            <w:tcW w:w="0" w:type="auto"/>
+            <w:hideMark/>
+          </w:tcPr>
+          <w:p>
+            <w:pPr>
+              <w:spacing w:before="240" w:after="160" w:line="278" w:lineRule="auto"/>
+              <w:rPr>
+                <w:lang w:val="el-GR"/>
+              </w:rPr>
+            </w:pPr>
+            <w:r>
+              <w:rPr>
+                <w:lang w:val="el-GR"/>
+              </w:rPr>
+              <w:t>Αναμενόμενο Αποτέλεσμα</w:t>
+            </w:r>
+          </w:p>
+        </w:tc>
+        <w:tc>
+          <w:tcPr>
+            <w:tcW w:w="0" w:type="auto"/>
+            <w:hideMark/>
+          </w:tcPr>
+          <w:p>
+            <w:pPr>
+              <w:spacing w:before="240" w:after="160" w:line="278" w:lineRule="auto"/>
+              <w:cnfStyle w:val="000000000000" w:firstRow="0" w:lastRow="0" w:firstColumn="0" w:lastColumn="0" w:oddVBand="0" w:evenVBand="0" w:oddHBand="0" w:evenHBand="0" w:firstRowFirstColumn="0" w:firstRowLastColumn="0" w:lastRowFirstColumn="0" w:lastRowLastColumn="0"/>
+              <w:rPr>
+                <w:lang w:val="el-GR"/>
+              </w:rPr>
+            </w:pPr>
+            <w:proofErr w:type="spellStart"/>
+            <w:r>
+              <w:rPr>
+                <w:lang w:val="el-GR"/>
+              </w:rPr>
+              <w:t>Error</w:t>
+            </w:r>
+            <w:proofErr w:type="spellEnd"/>
+            <w:r>
+              <w:rPr>
+                <w:lang w:val="el-GR"/>
+              </w:rPr>
+              <w:t xml:space="preserve"> </w:t>
+            </w:r>
+            <w:proofErr w:type="spellStart"/>
+            <w:r>
+              <w:rPr>
+                <w:lang w:val="el-GR"/>
+              </w:rPr>
+              <w:t>duplicate</w:t>
+            </w:r>
+            <w:proofErr w:type="spellEnd"/>
+            <w:r>
+              <w:rPr>
+                <w:lang w:val="el-GR"/>
+              </w:rPr>
+              <w:t xml:space="preserve">, </w:t>
+            </w:r>
+            <w:proofErr w:type="spellStart"/>
+            <w:r>
+              <w:rPr>
+                <w:lang w:val="el-GR"/>
+              </w:rPr>
+              <w:t>no</w:t>
+            </w:r>
+            <w:proofErr w:type="spellEnd"/>
+            <w:r>
+              <w:rPr>
+                <w:lang w:val="el-GR"/>
+              </w:rPr>
+              <w:t xml:space="preserve"> </w:t>
+            </w:r>
+            <w:proofErr w:type="spellStart"/>
+            <w:r>
+              <w:rPr>
+                <w:lang w:val="el-GR"/>
+              </w:rPr>
+              <w:t>save</w:t>
+            </w:r>
+            <w:proofErr w:type="spellEnd"/>
+          </w:p>
+        </w:tc>
+      </w:tr>
+      <w:tr>
+        <w:tc>
+          <w:tcPr>
+            <w:cnfStyle w:val="001000000000" w:firstRow="0" w:lastRow="0" w:firstColumn="1" w:lastColumn="0" w:oddVBand="0" w:evenVBand="0" w:oddHBand="0" w:evenHBand="0" w:firstRowFirstColumn="0" w:firstRowLastColumn="0" w:lastRowFirstColumn="0" w:lastRowLastColumn="0"/>
+            <w:tcW w:w="0" w:type="auto"/>
+            <w:hideMark/>
+          </w:tcPr>
+          <w:p>
+            <w:pPr>
+              <w:spacing w:before="240" w:after="160" w:line="278" w:lineRule="auto"/>
+              <w:rPr>
+                <w:lang w:val="el-GR"/>
+              </w:rPr>
+            </w:pPr>
+            <w:r>
+              <w:rPr>
+                <w:lang w:val="el-GR"/>
+              </w:rPr>
+              <w:t>Πραγματικό Αποτέλεσμα</w:t>
+            </w:r>
+          </w:p>
+        </w:tc>
+        <w:tc>
+          <w:tcPr>
+            <w:tcW w:w="0" w:type="auto"/>
+            <w:hideMark/>
+          </w:tcPr>
+          <w:p>
+            <w:pPr>
+              <w:spacing w:before="240" w:after="160" w:line="278" w:lineRule="auto"/>
+              <w:cnfStyle w:val="000000000000" w:firstRow="0" w:lastRow="0" w:firstColumn="0" w:lastColumn="0" w:oddVBand="0" w:evenVBand="0" w:oddHBand="0" w:evenHBand="0" w:firstRowFirstColumn="0" w:firstRowLastColumn="0" w:lastRowFirstColumn="0" w:lastRowLastColumn="0"/>
+              <w:rPr>
+                <w:lang w:val="el-GR"/>
+              </w:rPr>
+            </w:pPr>
+            <w:proofErr w:type="spellStart"/>
+            <w:proofErr w:type="gramStart"/>
+            <w:r>
+              <w:t>existsByClassNameAndProject</w:t>
+            </w:r>
+            <w:proofErr w:type="spellEnd"/>
+            <w:r>
+              <w:t>(</w:t>
+            </w:r>
+            <w:proofErr w:type="gramEnd"/>
+            <w:r>
+              <w:t xml:space="preserve">) </w:t>
+            </w:r>
+            <w:r>
+              <w:rPr>
+                <w:lang w:val="el-GR"/>
+              </w:rPr>
+              <w:t>εντόπισε</w:t>
+            </w:r>
+            <w:r>
+              <w:t xml:space="preserve"> </w:t>
+            </w:r>
+            <w:r>
+              <w:rPr>
+                <w:lang w:val="el-GR"/>
+              </w:rPr>
+              <w:t>διπλότυπο</w:t>
+            </w:r>
+            <w:r>
+              <w:t xml:space="preserve">. </w:t>
+            </w:r>
+            <w:proofErr w:type="spellStart"/>
+            <w:r>
+              <w:t>ValidationException</w:t>
+            </w:r>
+            <w:proofErr w:type="spellEnd"/>
+            <w:r>
+              <w:t xml:space="preserve"> </w:t>
+            </w:r>
+            <w:r>
+              <w:rPr>
+                <w:lang w:val="el-GR"/>
+              </w:rPr>
+              <w:t>με</w:t>
+            </w:r>
+            <w:r>
+              <w:t xml:space="preserve"> </w:t>
+            </w:r>
+            <w:r>
+              <w:rPr>
+                <w:lang w:val="el-GR"/>
+              </w:rPr>
+              <w:t>μήνυμα</w:t>
+            </w:r>
+            <w:r>
+              <w:t xml:space="preserve"> «A CRC Card with the name "</w:t>
+            </w:r>
+            <w:proofErr w:type="spellStart"/>
+            <w:r>
+              <w:t>UserService</w:t>
+            </w:r>
+            <w:proofErr w:type="spellEnd"/>
+            <w:r>
+              <w:t xml:space="preserve">" already exists in this project.». </w:t>
+            </w:r>
+            <w:r>
+              <w:rPr>
+                <w:lang w:val="el-GR"/>
+              </w:rPr>
+              <w:t>ΒΔ ανέπαφη.</w:t>
+            </w:r>
+          </w:p>
+        </w:tc>
+      </w:tr>
+      <w:tr>
+        <w:tc>
+          <w:tcPr>
+            <w:cnfStyle w:val="001000000000" w:firstRow="0" w:lastRow="0" w:firstColumn="1" w:lastColumn="0" w:oddVBand="0" w:evenVBand="0" w:oddHBand="0" w:evenHBand="0" w:firstRowFirstColumn="0" w:firstRowLastColumn="0" w:lastRowFirstColumn="0" w:lastRowLastColumn="0"/>
+            <w:tcW w:w="0" w:type="auto"/>
+            <w:hideMark/>
+          </w:tcPr>
+          <w:p>
+            <w:pPr>
+              <w:spacing w:before="240" w:after="160" w:line="278" w:lineRule="auto"/>
+              <w:rPr>
+                <w:lang w:val="el-GR"/>
+              </w:rPr>
+            </w:pPr>
+            <w:r>
+              <w:rPr>
+                <w:lang w:val="el-GR"/>
+              </w:rPr>
+              <w:t>Κατάσταση</w:t>
+            </w:r>
+          </w:p>
+        </w:tc>
+        <w:tc>
+          <w:tcPr>
+            <w:tcW w:w="0" w:type="auto"/>
+            <w:hideMark/>
+          </w:tcPr>
+          <w:p>
+            <w:pPr>
+              <w:spacing w:before="240" w:after="160" w:line="278" w:lineRule="auto"/>
+              <w:cnfStyle w:val="000000000000" w:firstRow="0" w:lastRow="0" w:firstColumn="0" w:lastColumn="0" w:oddVBand="0" w:evenVBand="0" w:oddHBand="0" w:evenHBand="0" w:firstRowFirstColumn="0" w:firstRowLastColumn="0" w:lastRowFirstColumn="0" w:lastRowLastColumn="0"/>
+              <w:rPr>
+                <w:lang w:val="el-GR"/>
+              </w:rPr>
+            </w:pPr>
+            <w:r>
+              <w:rPr>
+                <w:rFonts w:ascii="Segoe UI Emoji" w:hAnsi="Segoe UI Emoji" w:cs="Segoe UI Emoji"/>
+                <w:lang w:val="el-GR"/>
+              </w:rPr>
+              <w:t>✅</w:t>
+            </w:r>
+            <w:r>
+              <w:rPr>
+                <w:lang w:val="el-GR"/>
+              </w:rPr>
+              <w:t> </w:t>
+            </w:r>
+            <w:r>
+              <w:rPr>
+                <w:b/>
+                <w:bCs/>
+                <w:lang w:val="el-GR"/>
+              </w:rPr>
+              <w:t>PASS</w:t>
+            </w:r>
+          </w:p>
+        </w:tc>
+      </w:tr>
+    </w:tbl>
+    <w:p>
+      <w:pPr>
+        <w:spacing w:before="240"/>
+        <w:rPr>
+          <w:lang w:val="el-GR"/>
+        </w:rPr>
+      </w:pPr>
+      <w:r>
+        <w:rPr>
+          <w:lang w:val="el-GR"/>
+        </w:rPr>
+        <w:pict w14:anchorId="580502A7">
+          <v:rect id="_x0000_i1066" style="width:0;height:.75pt" o:hralign="center" o:hrstd="t" o:hrnoshade="t" o:hr="t" fillcolor="#ccc" stroked="f"/>
+        </w:pict>
+      </w:r>
+    </w:p>
+    <w:p>
+      <w:pPr>
+        <w:spacing w:before="240"/>
+        <w:rPr>
+          <w:b/>
+          <w:bCs/>
+          <w:sz w:val="28"/>
+          <w:szCs w:val="28"/>
+          <w:lang w:val="el-GR"/>
+        </w:rPr>
+      </w:pPr>
+      <w:r>
+        <w:rPr>
+          <w:b/>
+          <w:bCs/>
+          <w:lang w:val="el-GR"/>
+        </w:rPr>
+        <w:t xml:space="preserve"> </w:t>
+      </w:r>
+      <w:r>
+        <w:rPr>
+          <w:b/>
+          <w:bCs/>
+          <w:sz w:val="28"/>
+          <w:szCs w:val="28"/>
+          <w:lang w:val="el-GR"/>
+        </w:rPr>
+        <w:t xml:space="preserve">UC07 — Επεξεργασία CRC </w:t>
+      </w:r>
+      <w:proofErr w:type="spellStart"/>
+      <w:r>
+        <w:rPr>
+          <w:b/>
+          <w:bCs/>
+          <w:sz w:val="28"/>
+          <w:szCs w:val="28"/>
+          <w:lang w:val="el-GR"/>
+        </w:rPr>
+        <w:t>Card</w:t>
+      </w:r>
+      <w:proofErr w:type="spellEnd"/>
+    </w:p>
+    <w:p>
+      <w:pPr>
+        <w:spacing w:before="240"/>
+        <w:rPr>
+          <w:lang w:val="el-GR"/>
+        </w:rPr>
+      </w:pPr>
+      <w:r>
+        <w:rPr>
+          <w:b/>
+          <w:bCs/>
+          <w:lang w:val="el-GR"/>
+        </w:rPr>
+        <w:t>Κατάσταση Εισόδου:</w:t>
+      </w:r>
+      <w:r>
+        <w:rPr>
+          <w:lang w:val="el-GR"/>
+        </w:rPr>
+        <w:t xml:space="preserve"> Η CRC </w:t>
+      </w:r>
+      <w:proofErr w:type="spellStart"/>
+      <w:r>
+        <w:rPr>
+          <w:lang w:val="el-GR"/>
+        </w:rPr>
+        <w:t>Card</w:t>
+      </w:r>
+      <w:proofErr w:type="spellEnd"/>
+      <w:r>
+        <w:rPr>
+          <w:lang w:val="el-GR"/>
+        </w:rPr>
+        <w:t xml:space="preserve"> υπάρχει στο Project και ο χρήστης έχει δικαίωμα επεξεργασίας.</w:t>
+      </w:r>
+      <w:r>
+        <w:rPr>
+          <w:lang w:val="el-GR"/>
+        </w:rPr>
+        <w:br/>
+      </w:r>
+      <w:r>
+        <w:rPr>
+          <w:b/>
+          <w:bCs/>
+          <w:lang w:val="el-GR"/>
+        </w:rPr>
+        <w:t>Κατάσταση Εξόδου:</w:t>
+      </w:r>
+      <w:r>
+        <w:rPr>
+          <w:lang w:val="el-GR"/>
+        </w:rPr>
+        <w:t xml:space="preserve"> Τα ενημερωμένα στοιχεία της CRC </w:t>
+      </w:r>
+      <w:proofErr w:type="spellStart"/>
+      <w:r>
+        <w:rPr>
+          <w:lang w:val="el-GR"/>
+        </w:rPr>
+        <w:t>Card</w:t>
+      </w:r>
+      <w:proofErr w:type="spellEnd"/>
+      <w:r>
+        <w:rPr>
+          <w:lang w:val="el-GR"/>
+        </w:rPr>
+        <w:t xml:space="preserve"> έχουν αποθηκευτεί στη Βάση Δεδομένων.</w:t>
+      </w:r>
+    </w:p>
+    <w:p>
+      <w:pPr>
+        <w:spacing w:before="240"/>
+        <w:rPr>
+          <w:b/>
+          <w:bCs/>
+          <w:lang w:val="el-GR"/>
+        </w:rPr>
+      </w:pPr>
+      <w:r>
+        <w:rPr>
+          <w:b/>
+          <w:bCs/>
+          <w:lang w:val="el-GR"/>
+        </w:rPr>
+        <w:t xml:space="preserve">TC-07-01 — Επιτυχής Μετονομασία σε Μοναδικό </w:t>
+      </w:r>
+      <w:proofErr w:type="spellStart"/>
+      <w:r>
+        <w:rPr>
+          <w:b/>
+          <w:bCs/>
+          <w:lang w:val="el-GR"/>
+        </w:rPr>
+        <w:t>Class</w:t>
+      </w:r>
+      <w:proofErr w:type="spellEnd"/>
+      <w:r>
+        <w:rPr>
+          <w:b/>
+          <w:bCs/>
+          <w:lang w:val="el-GR"/>
+        </w:rPr>
+        <w:t xml:space="preserve"> </w:t>
+      </w:r>
+      <w:proofErr w:type="spellStart"/>
+      <w:r>
+        <w:rPr>
+          <w:b/>
+          <w:bCs/>
+          <w:lang w:val="el-GR"/>
+        </w:rPr>
+        <w:t>Name</w:t>
+      </w:r>
+      <w:proofErr w:type="spellEnd"/>
+    </w:p>
+    <w:tbl>
+      <w:tblPr>
+        <w:tblStyle w:val="GridTable1Light"/>
+        <w:tblW w:w="0" w:type="auto"/>
+        <w:tblLook w:val="04A0" w:firstRow="1" w:lastRow="0" w:firstColumn="1" w:lastColumn="0" w:noHBand="0" w:noVBand="1"/>
+      </w:tblPr>
+      <w:tblGrid>
+        <w:gridCol w:w="2343"/>
+        <w:gridCol w:w="7007"/>
+      </w:tblGrid>
+      <w:tr>
+        <w:trPr>
+          <w:cnfStyle w:val="100000000000" w:firstRow="1" w:lastRow="0" w:firstColumn="0" w:lastColumn="0" w:oddVBand="0" w:evenVBand="0" w:oddHBand="0" w:evenHBand="0" w:firstRowFirstColumn="0" w:firstRowLastColumn="0" w:lastRowFirstColumn="0" w:lastRowLastColumn="0"/>
+        </w:trPr>
+        <w:tc>
+          <w:tcPr>
+            <w:cnfStyle w:val="001000000000" w:firstRow="0" w:lastRow="0" w:firstColumn="1" w:lastColumn="0" w:oddVBand="0" w:evenVBand="0" w:oddHBand="0" w:evenHBand="0" w:firstRowFirstColumn="0" w:firstRowLastColumn="0" w:lastRowFirstColumn="0" w:lastRowLastColumn="0"/>
+            <w:tcW w:w="0" w:type="auto"/>
+            <w:hideMark/>
+          </w:tcPr>
+          <w:p>
+            <w:pPr>
+              <w:spacing w:before="240" w:after="160" w:line="278" w:lineRule="auto"/>
+              <w:rPr>
+                <w:lang w:val="el-GR"/>
+              </w:rPr>
+            </w:pPr>
+            <w:r>
+              <w:rPr>
+                <w:lang w:val="el-GR"/>
+              </w:rPr>
+              <w:t>Πεδίο</w:t>
+            </w:r>
+          </w:p>
+        </w:tc>
+        <w:tc>
+          <w:tcPr>
+            <w:tcW w:w="0" w:type="auto"/>
+            <w:hideMark/>
+          </w:tcPr>
+          <w:p>
+            <w:pPr>
+              <w:spacing w:before="240" w:after="160" w:line="278" w:lineRule="auto"/>
+              <w:cnfStyle w:val="100000000000" w:firstRow="1" w:lastRow="0" w:firstColumn="0" w:lastColumn="0" w:oddVBand="0" w:evenVBand="0" w:oddHBand="0" w:evenHBand="0" w:firstRowFirstColumn="0" w:firstRowLastColumn="0" w:lastRowFirstColumn="0" w:lastRowLastColumn="0"/>
+              <w:rPr>
+                <w:lang w:val="el-GR"/>
+              </w:rPr>
+            </w:pPr>
+            <w:r>
+              <w:rPr>
+                <w:lang w:val="el-GR"/>
+              </w:rPr>
+              <w:t>Τιμή</w:t>
+            </w:r>
+          </w:p>
+        </w:tc>
+      </w:tr>
+      <w:tr>
+        <w:tc>
+          <w:tcPr>
+            <w:cnfStyle w:val="001000000000" w:firstRow="0" w:lastRow="0" w:firstColumn="1" w:lastColumn="0" w:oddVBand="0" w:evenVBand="0" w:oddHBand="0" w:evenHBand="0" w:firstRowFirstColumn="0" w:firstRowLastColumn="0" w:lastRowFirstColumn="0" w:lastRowLastColumn="0"/>
+            <w:tcW w:w="0" w:type="auto"/>
+            <w:hideMark/>
+          </w:tcPr>
+          <w:p>
+            <w:pPr>
+              <w:spacing w:before="240" w:after="160" w:line="278" w:lineRule="auto"/>
+              <w:rPr>
+                <w:lang w:val="el-GR"/>
+              </w:rPr>
+            </w:pPr>
+            <w:r>
+              <w:rPr>
+                <w:lang w:val="el-GR"/>
+              </w:rPr>
+              <w:t>Σκοπός</w:t>
+            </w:r>
+          </w:p>
+        </w:tc>
+        <w:tc>
+          <w:tcPr>
+            <w:tcW w:w="0" w:type="auto"/>
+            <w:hideMark/>
+          </w:tcPr>
+          <w:p>
+            <w:pPr>
+              <w:spacing w:before="240" w:after="160" w:line="278" w:lineRule="auto"/>
+              <w:cnfStyle w:val="000000000000" w:firstRow="0" w:lastRow="0" w:firstColumn="0" w:lastColumn="0" w:oddVBand="0" w:evenVBand="0" w:oddHBand="0" w:evenHBand="0" w:firstRowFirstColumn="0" w:firstRowLastColumn="0" w:lastRowFirstColumn="0" w:lastRowLastColumn="0"/>
+              <w:rPr>
+                <w:lang w:val="el-GR"/>
+              </w:rPr>
+            </w:pPr>
+            <w:r>
+              <w:rPr>
+                <w:lang w:val="el-GR"/>
+              </w:rPr>
+              <w:t xml:space="preserve">Επαλήθευση επιτυχούς </w:t>
+            </w:r>
+            <w:proofErr w:type="spellStart"/>
+            <w:r>
+              <w:rPr>
+                <w:lang w:val="el-GR"/>
+              </w:rPr>
+              <w:t>edit</w:t>
+            </w:r>
+            <w:proofErr w:type="spellEnd"/>
+            <w:r>
+              <w:rPr>
+                <w:lang w:val="el-GR"/>
+              </w:rPr>
+              <w:t xml:space="preserve"> όταν το νέο </w:t>
+            </w:r>
+            <w:proofErr w:type="spellStart"/>
+            <w:r>
+              <w:rPr>
+                <w:lang w:val="el-GR"/>
+              </w:rPr>
+              <w:t>Class</w:t>
+            </w:r>
+            <w:proofErr w:type="spellEnd"/>
+            <w:r>
+              <w:rPr>
+                <w:lang w:val="el-GR"/>
+              </w:rPr>
+              <w:t xml:space="preserve"> </w:t>
+            </w:r>
+            <w:proofErr w:type="spellStart"/>
+            <w:r>
+              <w:rPr>
+                <w:lang w:val="el-GR"/>
+              </w:rPr>
+              <w:t>Name</w:t>
+            </w:r>
+            <w:proofErr w:type="spellEnd"/>
+            <w:r>
+              <w:rPr>
+                <w:lang w:val="el-GR"/>
+              </w:rPr>
+              <w:t xml:space="preserve"> είναι μοναδικό</w:t>
+            </w:r>
+          </w:p>
+        </w:tc>
+      </w:tr>
+      <w:tr>
+        <w:tc>
+          <w:tcPr>
+            <w:cnfStyle w:val="001000000000" w:firstRow="0" w:lastRow="0" w:firstColumn="1" w:lastColumn="0" w:oddVBand="0" w:evenVBand="0" w:oddHBand="0" w:evenHBand="0" w:firstRowFirstColumn="0" w:firstRowLastColumn="0" w:lastRowFirstColumn="0" w:lastRowLastColumn="0"/>
+            <w:tcW w:w="0" w:type="auto"/>
+            <w:hideMark/>
+          </w:tcPr>
+          <w:p>
+            <w:pPr>
+              <w:spacing w:before="240" w:after="160" w:line="278" w:lineRule="auto"/>
+              <w:rPr>
+                <w:lang w:val="el-GR"/>
+              </w:rPr>
+            </w:pPr>
+            <w:r>
+              <w:rPr>
+                <w:lang w:val="el-GR"/>
+              </w:rPr>
+              <w:t>Κατηγορία</w:t>
+            </w:r>
+          </w:p>
+        </w:tc>
+        <w:tc>
+          <w:tcPr>
+            <w:tcW w:w="0" w:type="auto"/>
+            <w:hideMark/>
+          </w:tcPr>
+          <w:p>
+            <w:pPr>
+              <w:spacing w:before="240" w:after="160" w:line="278" w:lineRule="auto"/>
+              <w:cnfStyle w:val="000000000000" w:firstRow="0" w:lastRow="0" w:firstColumn="0" w:lastColumn="0" w:oddVBand="0" w:evenVBand="0" w:oddHBand="0" w:evenHBand="0" w:firstRowFirstColumn="0" w:firstRowLastColumn="0" w:lastRowFirstColumn="0" w:lastRowLastColumn="0"/>
+              <w:rPr>
+                <w:lang w:val="el-GR"/>
+              </w:rPr>
+            </w:pPr>
+            <w:proofErr w:type="spellStart"/>
+            <w:r>
+              <w:rPr>
+                <w:lang w:val="el-GR"/>
+              </w:rPr>
+              <w:t>Functional</w:t>
+            </w:r>
+            <w:proofErr w:type="spellEnd"/>
+          </w:p>
+        </w:tc>
+      </w:tr>
+      <w:tr>
+        <w:tc>
+          <w:tcPr>
+            <w:cnfStyle w:val="001000000000" w:firstRow="0" w:lastRow="0" w:firstColumn="1" w:lastColumn="0" w:oddVBand="0" w:evenVBand="0" w:oddHBand="0" w:evenHBand="0" w:firstRowFirstColumn="0" w:firstRowLastColumn="0" w:lastRowFirstColumn="0" w:lastRowLastColumn="0"/>
+            <w:tcW w:w="0" w:type="auto"/>
+            <w:hideMark/>
+          </w:tcPr>
+          <w:p>
+            <w:pPr>
+              <w:spacing w:before="240" w:after="160" w:line="278" w:lineRule="auto"/>
+              <w:rPr>
+                <w:lang w:val="el-GR"/>
+              </w:rPr>
+            </w:pPr>
+            <w:r>
+              <w:rPr>
+                <w:lang w:val="el-GR"/>
+              </w:rPr>
+              <w:t>Τεχνική</w:t>
+            </w:r>
+          </w:p>
+        </w:tc>
+        <w:tc>
+          <w:tcPr>
+            <w:tcW w:w="0" w:type="auto"/>
+            <w:hideMark/>
+          </w:tcPr>
+          <w:p>
+            <w:pPr>
+              <w:spacing w:before="240" w:after="160" w:line="278" w:lineRule="auto"/>
+              <w:cnfStyle w:val="000000000000" w:firstRow="0" w:lastRow="0" w:firstColumn="0" w:lastColumn="0" w:oddVBand="0" w:evenVBand="0" w:oddHBand="0" w:evenHBand="0" w:firstRowFirstColumn="0" w:firstRowLastColumn="0" w:lastRowFirstColumn="0" w:lastRowLastColumn="0"/>
+              <w:rPr>
+                <w:lang w:val="el-GR"/>
+              </w:rPr>
+            </w:pPr>
+            <w:proofErr w:type="spellStart"/>
+            <w:r>
+              <w:rPr>
+                <w:lang w:val="el-GR"/>
+              </w:rPr>
+              <w:t>Black-Box</w:t>
+            </w:r>
+            <w:proofErr w:type="spellEnd"/>
+            <w:r>
+              <w:rPr>
+                <w:lang w:val="el-GR"/>
+              </w:rPr>
+              <w:t xml:space="preserve"> / </w:t>
+            </w:r>
+            <w:proofErr w:type="spellStart"/>
+            <w:r>
+              <w:rPr>
+                <w:lang w:val="el-GR"/>
+              </w:rPr>
+              <w:t>Happy</w:t>
+            </w:r>
+            <w:proofErr w:type="spellEnd"/>
+            <w:r>
+              <w:rPr>
+                <w:lang w:val="el-GR"/>
+              </w:rPr>
+              <w:t xml:space="preserve"> </w:t>
+            </w:r>
+            <w:proofErr w:type="spellStart"/>
+            <w:r>
+              <w:rPr>
+                <w:lang w:val="el-GR"/>
+              </w:rPr>
+              <w:t>Path</w:t>
+            </w:r>
+            <w:proofErr w:type="spellEnd"/>
+          </w:p>
+        </w:tc>
+      </w:tr>
+      <w:tr>
+        <w:tc>
+          <w:tcPr>
+            <w:cnfStyle w:val="001000000000" w:firstRow="0" w:lastRow="0" w:firstColumn="1" w:lastColumn="0" w:oddVBand="0" w:evenVBand="0" w:oddHBand="0" w:evenHBand="0" w:firstRowFirstColumn="0" w:firstRowLastColumn="0" w:lastRowFirstColumn="0" w:lastRowLastColumn="0"/>
+            <w:tcW w:w="0" w:type="auto"/>
+            <w:hideMark/>
+          </w:tcPr>
+          <w:p>
+            <w:pPr>
+              <w:spacing w:before="240" w:after="160" w:line="278" w:lineRule="auto"/>
+              <w:rPr>
+                <w:lang w:val="el-GR"/>
+              </w:rPr>
+            </w:pPr>
+            <w:r>
+              <w:rPr>
+                <w:lang w:val="el-GR"/>
+              </w:rPr>
+              <w:t>Προτεραιότητα</w:t>
+            </w:r>
+          </w:p>
+        </w:tc>
+        <w:tc>
+          <w:tcPr>
+            <w:tcW w:w="0" w:type="auto"/>
+            <w:hideMark/>
+          </w:tcPr>
+          <w:p>
+            <w:pPr>
+              <w:spacing w:before="240" w:after="160" w:line="278" w:lineRule="auto"/>
+              <w:cnfStyle w:val="000000000000" w:firstRow="0" w:lastRow="0" w:firstColumn="0" w:lastColumn="0" w:oddVBand="0" w:evenVBand="0" w:oddHBand="0" w:evenHBand="0" w:firstRowFirstColumn="0" w:firstRowLastColumn="0" w:lastRowFirstColumn="0" w:lastRowLastColumn="0"/>
+              <w:rPr>
+                <w:lang w:val="el-GR"/>
+              </w:rPr>
+            </w:pPr>
+            <w:r>
+              <w:rPr>
+                <w:lang w:val="el-GR"/>
+              </w:rPr>
+              <w:t>CRITICAL</w:t>
+            </w:r>
+          </w:p>
+        </w:tc>
+      </w:tr>
+      <w:tr>
+        <w:tc>
+          <w:tcPr>
+            <w:cnfStyle w:val="001000000000" w:firstRow="0" w:lastRow="0" w:firstColumn="1" w:lastColumn="0" w:oddVBand="0" w:evenVBand="0" w:oddHBand="0" w:evenHBand="0" w:firstRowFirstColumn="0" w:firstRowLastColumn="0" w:lastRowFirstColumn="0" w:lastRowLastColumn="0"/>
+            <w:tcW w:w="0" w:type="auto"/>
+            <w:hideMark/>
+          </w:tcPr>
+          <w:p>
+            <w:pPr>
+              <w:spacing w:before="240" w:after="160" w:line="278" w:lineRule="auto"/>
+              <w:rPr>
+                <w:lang w:val="el-GR"/>
+              </w:rPr>
+            </w:pPr>
+            <w:r>
+              <w:rPr>
+                <w:lang w:val="el-GR"/>
+              </w:rPr>
+              <w:lastRenderedPageBreak/>
+              <w:t>Δεδομένα Εισόδου</w:t>
+            </w:r>
+          </w:p>
+        </w:tc>
+        <w:tc>
+          <w:tcPr>
+            <w:tcW w:w="0" w:type="auto"/>
+            <w:hideMark/>
+          </w:tcPr>
+          <w:p>
+            <w:pPr>
+              <w:spacing w:before="240" w:after="160" w:line="278" w:lineRule="auto"/>
+              <w:cnfStyle w:val="000000000000" w:firstRow="0" w:lastRow="0" w:firstColumn="0" w:lastColumn="0" w:oddVBand="0" w:evenVBand="0" w:oddHBand="0" w:evenHBand="0" w:firstRowFirstColumn="0" w:firstRowLastColumn="0" w:lastRowFirstColumn="0" w:lastRowLastColumn="0"/>
+            </w:pPr>
+            <w:r>
+              <w:t>Class Name (</w:t>
+            </w:r>
+            <w:r>
+              <w:rPr>
+                <w:lang w:val="el-GR"/>
+              </w:rPr>
+              <w:t>νέο</w:t>
+            </w:r>
+            <w:r>
+              <w:t>): "</w:t>
+            </w:r>
+            <w:proofErr w:type="spellStart"/>
+            <w:r>
+              <w:t>NewOrderService</w:t>
+            </w:r>
+            <w:proofErr w:type="spellEnd"/>
+            <w:r>
+              <w:t>", Responsibilities (</w:t>
+            </w:r>
+            <w:r>
+              <w:rPr>
+                <w:lang w:val="el-GR"/>
+              </w:rPr>
+              <w:t>τροποποιημένο</w:t>
+            </w:r>
+            <w:r>
+              <w:t>)</w:t>
+            </w:r>
+          </w:p>
+        </w:tc>
+      </w:tr>
+      <w:tr>
+        <w:tc>
+          <w:tcPr>
+            <w:cnfStyle w:val="001000000000" w:firstRow="0" w:lastRow="0" w:firstColumn="1" w:lastColumn="0" w:oddVBand="0" w:evenVBand="0" w:oddHBand="0" w:evenHBand="0" w:firstRowFirstColumn="0" w:firstRowLastColumn="0" w:lastRowFirstColumn="0" w:lastRowLastColumn="0"/>
+            <w:tcW w:w="0" w:type="auto"/>
+            <w:hideMark/>
+          </w:tcPr>
+          <w:p>
+            <w:pPr>
+              <w:spacing w:before="240" w:after="160" w:line="278" w:lineRule="auto"/>
+              <w:rPr>
+                <w:lang w:val="el-GR"/>
+              </w:rPr>
+            </w:pPr>
+            <w:r>
+              <w:rPr>
+                <w:lang w:val="el-GR"/>
+              </w:rPr>
+              <w:t>Αναμενόμενο Αποτέλεσμα</w:t>
+            </w:r>
+          </w:p>
+        </w:tc>
+        <w:tc>
+          <w:tcPr>
+            <w:tcW w:w="0" w:type="auto"/>
+            <w:hideMark/>
+          </w:tcPr>
+          <w:p>
+            <w:pPr>
+              <w:spacing w:before="240" w:after="160" w:line="278" w:lineRule="auto"/>
+              <w:cnfStyle w:val="000000000000" w:firstRow="0" w:lastRow="0" w:firstColumn="0" w:lastColumn="0" w:oddVBand="0" w:evenVBand="0" w:oddHBand="0" w:evenHBand="0" w:firstRowFirstColumn="0" w:firstRowLastColumn="0" w:lastRowFirstColumn="0" w:lastRowLastColumn="0"/>
+            </w:pPr>
+            <w:r>
+              <w:t xml:space="preserve">Redirect </w:t>
+            </w:r>
+            <w:r>
+              <w:rPr>
+                <w:lang w:val="el-GR"/>
+              </w:rPr>
+              <w:t>στο</w:t>
+            </w:r>
+            <w:r>
+              <w:t xml:space="preserve"> detail + flash «Changes saved successfully»</w:t>
+            </w:r>
+          </w:p>
+        </w:tc>
+      </w:tr>
+      <w:tr>
+        <w:tc>
+          <w:tcPr>
+            <w:cnfStyle w:val="001000000000" w:firstRow="0" w:lastRow="0" w:firstColumn="1" w:lastColumn="0" w:oddVBand="0" w:evenVBand="0" w:oddHBand="0" w:evenHBand="0" w:firstRowFirstColumn="0" w:firstRowLastColumn="0" w:lastRowFirstColumn="0" w:lastRowLastColumn="0"/>
+            <w:tcW w:w="0" w:type="auto"/>
+            <w:hideMark/>
+          </w:tcPr>
+          <w:p>
+            <w:pPr>
+              <w:spacing w:before="240" w:after="160" w:line="278" w:lineRule="auto"/>
+              <w:rPr>
+                <w:lang w:val="el-GR"/>
+              </w:rPr>
+            </w:pPr>
+            <w:r>
+              <w:rPr>
+                <w:lang w:val="el-GR"/>
+              </w:rPr>
+              <w:t>Πραγματικό Αποτέλεσμα</w:t>
+            </w:r>
+          </w:p>
+        </w:tc>
+        <w:tc>
+          <w:tcPr>
+            <w:tcW w:w="0" w:type="auto"/>
+            <w:hideMark/>
+          </w:tcPr>
+          <w:p>
+            <w:pPr>
+              <w:spacing w:before="240" w:after="160" w:line="278" w:lineRule="auto"/>
+              <w:cnfStyle w:val="000000000000" w:firstRow="0" w:lastRow="0" w:firstColumn="0" w:lastColumn="0" w:oddVBand="0" w:evenVBand="0" w:oddHBand="0" w:evenHBand="0" w:firstRowFirstColumn="0" w:firstRowLastColumn="0" w:lastRowFirstColumn="0" w:lastRowLastColumn="0"/>
+            </w:pPr>
+            <w:r>
+              <w:t xml:space="preserve">Class Name </w:t>
+            </w:r>
+            <w:r>
+              <w:rPr>
+                <w:lang w:val="el-GR"/>
+              </w:rPr>
+              <w:t>άλλαξε</w:t>
+            </w:r>
+            <w:r>
+              <w:t xml:space="preserve"> </w:t>
+            </w:r>
+            <w:r>
+              <w:rPr>
+                <w:lang w:val="el-GR"/>
+              </w:rPr>
+              <w:t>από</w:t>
+            </w:r>
+            <w:r>
+              <w:t xml:space="preserve"> "</w:t>
+            </w:r>
+            <w:proofErr w:type="spellStart"/>
+            <w:r>
+              <w:t>OrderService</w:t>
+            </w:r>
+            <w:proofErr w:type="spellEnd"/>
+            <w:r>
+              <w:t xml:space="preserve">" </w:t>
+            </w:r>
+            <w:r>
+              <w:rPr>
+                <w:lang w:val="el-GR"/>
+              </w:rPr>
+              <w:t>σε</w:t>
+            </w:r>
+            <w:r>
+              <w:t xml:space="preserve"> "</w:t>
+            </w:r>
+            <w:proofErr w:type="spellStart"/>
+            <w:r>
+              <w:t>NewOrderService</w:t>
+            </w:r>
+            <w:proofErr w:type="spellEnd"/>
+            <w:r>
+              <w:t xml:space="preserve">". Responsibilities </w:t>
+            </w:r>
+            <w:r>
+              <w:rPr>
+                <w:lang w:val="el-GR"/>
+              </w:rPr>
+              <w:t>ενημερώθηκαν</w:t>
+            </w:r>
+            <w:r>
+              <w:t>. Flash «Changes saved successfully».</w:t>
+            </w:r>
+          </w:p>
+        </w:tc>
+      </w:tr>
+      <w:tr>
+        <w:tc>
+          <w:tcPr>
+            <w:cnfStyle w:val="001000000000" w:firstRow="0" w:lastRow="0" w:firstColumn="1" w:lastColumn="0" w:oddVBand="0" w:evenVBand="0" w:oddHBand="0" w:evenHBand="0" w:firstRowFirstColumn="0" w:firstRowLastColumn="0" w:lastRowFirstColumn="0" w:lastRowLastColumn="0"/>
+            <w:tcW w:w="0" w:type="auto"/>
+            <w:hideMark/>
+          </w:tcPr>
+          <w:p>
+            <w:pPr>
+              <w:spacing w:before="240" w:after="160" w:line="278" w:lineRule="auto"/>
+              <w:rPr>
+                <w:lang w:val="el-GR"/>
+              </w:rPr>
+            </w:pPr>
+            <w:r>
+              <w:rPr>
+                <w:lang w:val="el-GR"/>
+              </w:rPr>
+              <w:t>Κατάσταση</w:t>
+            </w:r>
+          </w:p>
+        </w:tc>
+        <w:tc>
+          <w:tcPr>
+            <w:tcW w:w="0" w:type="auto"/>
+            <w:hideMark/>
+          </w:tcPr>
+          <w:p>
+            <w:pPr>
+              <w:spacing w:before="240" w:after="160" w:line="278" w:lineRule="auto"/>
+              <w:cnfStyle w:val="000000000000" w:firstRow="0" w:lastRow="0" w:firstColumn="0" w:lastColumn="0" w:oddVBand="0" w:evenVBand="0" w:oddHBand="0" w:evenHBand="0" w:firstRowFirstColumn="0" w:firstRowLastColumn="0" w:lastRowFirstColumn="0" w:lastRowLastColumn="0"/>
+              <w:rPr>
+                <w:lang w:val="el-GR"/>
+              </w:rPr>
+            </w:pPr>
+            <w:r>
+              <w:rPr>
+                <w:rFonts w:ascii="Segoe UI Emoji" w:hAnsi="Segoe UI Emoji" w:cs="Segoe UI Emoji"/>
+                <w:lang w:val="el-GR"/>
+              </w:rPr>
+              <w:t>✅</w:t>
+            </w:r>
+            <w:r>
+              <w:rPr>
+                <w:lang w:val="el-GR"/>
+              </w:rPr>
+              <w:t> </w:t>
+            </w:r>
+            <w:r>
+              <w:rPr>
+                <w:b/>
+                <w:bCs/>
+                <w:lang w:val="el-GR"/>
+              </w:rPr>
+              <w:t>PASS</w:t>
+            </w:r>
+          </w:p>
+        </w:tc>
+      </w:tr>
+    </w:tbl>
+    <w:p>
+      <w:pPr>
+        <w:spacing w:before="240"/>
+        <w:rPr>
+          <w:b/>
+          <w:bCs/>
+          <w:lang w:val="el-GR"/>
+        </w:rPr>
+      </w:pPr>
+    </w:p>
+    <w:p>
+      <w:pPr>
+        <w:spacing w:before="240"/>
+        <w:rPr>
+          <w:b/>
+          <w:bCs/>
+          <w:lang w:val="el-GR"/>
+        </w:rPr>
+      </w:pPr>
+      <w:r>
+        <w:rPr>
+          <w:b/>
+          <w:bCs/>
+          <w:lang w:val="el-GR"/>
+        </w:rPr>
+        <w:t xml:space="preserve">TC-07-02 — Αποτυχία με Διπλότυπο </w:t>
+      </w:r>
+      <w:proofErr w:type="spellStart"/>
+      <w:r>
+        <w:rPr>
+          <w:b/>
+          <w:bCs/>
+          <w:lang w:val="el-GR"/>
+        </w:rPr>
+        <w:t>Class</w:t>
+      </w:r>
+      <w:proofErr w:type="spellEnd"/>
+      <w:r>
+        <w:rPr>
+          <w:b/>
+          <w:bCs/>
+          <w:lang w:val="el-GR"/>
+        </w:rPr>
+        <w:t xml:space="preserve"> </w:t>
+      </w:r>
+      <w:proofErr w:type="spellStart"/>
+      <w:r>
+        <w:rPr>
+          <w:b/>
+          <w:bCs/>
+          <w:lang w:val="el-GR"/>
+        </w:rPr>
+        <w:t>Name</w:t>
+      </w:r>
+      <w:proofErr w:type="spellEnd"/>
+      <w:r>
+        <w:rPr>
+          <w:b/>
+          <w:bCs/>
+          <w:lang w:val="el-GR"/>
+        </w:rPr>
+        <w:t xml:space="preserve"> Άλλης Κάρτας</w:t>
+      </w:r>
+    </w:p>
+    <w:tbl>
+      <w:tblPr>
+        <w:tblStyle w:val="GridTable1Light"/>
+        <w:tblW w:w="0" w:type="auto"/>
+        <w:tblLook w:val="04A0" w:firstRow="1" w:lastRow="0" w:firstColumn="1" w:lastColumn="0" w:noHBand="0" w:noVBand="1"/>
+      </w:tblPr>
+      <w:tblGrid>
+        <w:gridCol w:w="2052"/>
+        <w:gridCol w:w="7298"/>
+      </w:tblGrid>
+      <w:tr>
+        <w:trPr>
+          <w:cnfStyle w:val="100000000000" w:firstRow="1" w:lastRow="0" w:firstColumn="0" w:lastColumn="0" w:oddVBand="0" w:evenVBand="0" w:oddHBand="0" w:evenHBand="0" w:firstRowFirstColumn="0" w:firstRowLastColumn="0" w:lastRowFirstColumn="0" w:lastRowLastColumn="0"/>
+        </w:trPr>
+        <w:tc>
+          <w:tcPr>
+            <w:cnfStyle w:val="001000000000" w:firstRow="0" w:lastRow="0" w:firstColumn="1" w:lastColumn="0" w:oddVBand="0" w:evenVBand="0" w:oddHBand="0" w:evenHBand="0" w:firstRowFirstColumn="0" w:firstRowLastColumn="0" w:lastRowFirstColumn="0" w:lastRowLastColumn="0"/>
+            <w:tcW w:w="0" w:type="auto"/>
+            <w:hideMark/>
+          </w:tcPr>
+          <w:p>
+            <w:pPr>
+              <w:spacing w:before="240" w:after="160" w:line="278" w:lineRule="auto"/>
+              <w:rPr>
+                <w:lang w:val="el-GR"/>
+              </w:rPr>
+            </w:pPr>
+            <w:r>
+              <w:rPr>
+                <w:lang w:val="el-GR"/>
+              </w:rPr>
+              <w:t>Πεδίο</w:t>
+            </w:r>
+          </w:p>
+        </w:tc>
+        <w:tc>
+          <w:tcPr>
+            <w:tcW w:w="0" w:type="auto"/>
+            <w:hideMark/>
+          </w:tcPr>
+          <w:p>
+            <w:pPr>
+              <w:spacing w:before="240" w:after="160" w:line="278" w:lineRule="auto"/>
+              <w:cnfStyle w:val="100000000000" w:firstRow="1" w:lastRow="0" w:firstColumn="0" w:lastColumn="0" w:oddVBand="0" w:evenVBand="0" w:oddHBand="0" w:evenHBand="0" w:firstRowFirstColumn="0" w:firstRowLastColumn="0" w:lastRowFirstColumn="0" w:lastRowLastColumn="0"/>
+              <w:rPr>
+                <w:lang w:val="el-GR"/>
+              </w:rPr>
+            </w:pPr>
+            <w:r>
+              <w:rPr>
+                <w:lang w:val="el-GR"/>
+              </w:rPr>
+              <w:t>Τιμή</w:t>
+            </w:r>
+          </w:p>
+        </w:tc>
+      </w:tr>
+      <w:tr>
+        <w:tc>
+          <w:tcPr>
+            <w:cnfStyle w:val="001000000000" w:firstRow="0" w:lastRow="0" w:firstColumn="1" w:lastColumn="0" w:oddVBand="0" w:evenVBand="0" w:oddHBand="0" w:evenHBand="0" w:firstRowFirstColumn="0" w:firstRowLastColumn="0" w:lastRowFirstColumn="0" w:lastRowLastColumn="0"/>
+            <w:tcW w:w="0" w:type="auto"/>
+            <w:hideMark/>
+          </w:tcPr>
+          <w:p>
+            <w:pPr>
+              <w:spacing w:before="240" w:after="160" w:line="278" w:lineRule="auto"/>
+              <w:rPr>
+                <w:lang w:val="el-GR"/>
+              </w:rPr>
+            </w:pPr>
+            <w:r>
+              <w:rPr>
+                <w:lang w:val="el-GR"/>
+              </w:rPr>
+              <w:t>Σκοπός</w:t>
+            </w:r>
+          </w:p>
+        </w:tc>
+        <w:tc>
+          <w:tcPr>
+            <w:tcW w:w="0" w:type="auto"/>
+            <w:hideMark/>
+          </w:tcPr>
+          <w:p>
+            <w:pPr>
+              <w:spacing w:before="240" w:after="160" w:line="278" w:lineRule="auto"/>
+              <w:cnfStyle w:val="000000000000" w:firstRow="0" w:lastRow="0" w:firstColumn="0" w:lastColumn="0" w:oddVBand="0" w:evenVBand="0" w:oddHBand="0" w:evenHBand="0" w:firstRowFirstColumn="0" w:firstRowLastColumn="0" w:lastRowFirstColumn="0" w:lastRowLastColumn="0"/>
+            </w:pPr>
+            <w:r>
+              <w:rPr>
+                <w:lang w:val="el-GR"/>
+              </w:rPr>
+              <w:t>Επαλήθευση</w:t>
+            </w:r>
+            <w:r>
+              <w:t> </w:t>
+            </w:r>
+            <w:proofErr w:type="spellStart"/>
+            <w:r>
+              <w:t>existsByClassNameAndProjectAndIdNot</w:t>
+            </w:r>
+            <w:proofErr w:type="spellEnd"/>
+            <w:r>
+              <w:t>() </w:t>
+            </w:r>
+            <w:r>
+              <w:rPr>
+                <w:lang w:val="el-GR"/>
+              </w:rPr>
+              <w:t>για</w:t>
+            </w:r>
+            <w:r>
+              <w:t xml:space="preserve"> uniqueness check excluding current id</w:t>
+            </w:r>
+          </w:p>
+        </w:tc>
+      </w:tr>
+      <w:tr>
+        <w:tc>
+          <w:tcPr>
+            <w:cnfStyle w:val="001000000000" w:firstRow="0" w:lastRow="0" w:firstColumn="1" w:lastColumn="0" w:oddVBand="0" w:evenVBand="0" w:oddHBand="0" w:evenHBand="0" w:firstRowFirstColumn="0" w:firstRowLastColumn="0" w:lastRowFirstColumn="0" w:lastRowLastColumn="0"/>
+            <w:tcW w:w="0" w:type="auto"/>
+            <w:hideMark/>
+          </w:tcPr>
+          <w:p>
+            <w:pPr>
+              <w:spacing w:before="240" w:after="160" w:line="278" w:lineRule="auto"/>
+              <w:rPr>
+                <w:lang w:val="el-GR"/>
+              </w:rPr>
+            </w:pPr>
+            <w:r>
+              <w:rPr>
+                <w:lang w:val="el-GR"/>
+              </w:rPr>
+              <w:t>Κατηγορία</w:t>
+            </w:r>
+          </w:p>
+        </w:tc>
+        <w:tc>
+          <w:tcPr>
+            <w:tcW w:w="0" w:type="auto"/>
+            <w:hideMark/>
+          </w:tcPr>
+          <w:p>
+            <w:pPr>
+              <w:spacing w:before="240" w:after="160" w:line="278" w:lineRule="auto"/>
+              <w:cnfStyle w:val="000000000000" w:firstRow="0" w:lastRow="0" w:firstColumn="0" w:lastColumn="0" w:oddVBand="0" w:evenVBand="0" w:oddHBand="0" w:evenHBand="0" w:firstRowFirstColumn="0" w:firstRowLastColumn="0" w:lastRowFirstColumn="0" w:lastRowLastColumn="0"/>
+              <w:rPr>
+                <w:lang w:val="el-GR"/>
+              </w:rPr>
+            </w:pPr>
+            <w:proofErr w:type="spellStart"/>
+            <w:r>
+              <w:rPr>
+                <w:lang w:val="el-GR"/>
+              </w:rPr>
+              <w:t>Functional</w:t>
+            </w:r>
+            <w:proofErr w:type="spellEnd"/>
+          </w:p>
+        </w:tc>
+      </w:tr>
+      <w:tr>
+        <w:tc>
+          <w:tcPr>
+            <w:cnfStyle w:val="001000000000" w:firstRow="0" w:lastRow="0" w:firstColumn="1" w:lastColumn="0" w:oddVBand="0" w:evenVBand="0" w:oddHBand="0" w:evenHBand="0" w:firstRowFirstColumn="0" w:firstRowLastColumn="0" w:lastRowFirstColumn="0" w:lastRowLastColumn="0"/>
+            <w:tcW w:w="0" w:type="auto"/>
+            <w:hideMark/>
+          </w:tcPr>
+          <w:p>
+            <w:pPr>
+              <w:spacing w:before="240" w:after="160" w:line="278" w:lineRule="auto"/>
+              <w:rPr>
+                <w:lang w:val="el-GR"/>
+              </w:rPr>
+            </w:pPr>
+            <w:r>
+              <w:rPr>
+                <w:lang w:val="el-GR"/>
+              </w:rPr>
+              <w:t>Τεχνική</w:t>
+            </w:r>
+          </w:p>
+        </w:tc>
+        <w:tc>
+          <w:tcPr>
+            <w:tcW w:w="0" w:type="auto"/>
+            <w:hideMark/>
+          </w:tcPr>
+          <w:p>
+            <w:pPr>
+              <w:spacing w:before="240" w:after="160" w:line="278" w:lineRule="auto"/>
+              <w:cnfStyle w:val="000000000000" w:firstRow="0" w:lastRow="0" w:firstColumn="0" w:lastColumn="0" w:oddVBand="0" w:evenVBand="0" w:oddHBand="0" w:evenHBand="0" w:firstRowFirstColumn="0" w:firstRowLastColumn="0" w:lastRowFirstColumn="0" w:lastRowLastColumn="0"/>
+              <w:rPr>
+                <w:lang w:val="el-GR"/>
+              </w:rPr>
+            </w:pPr>
+            <w:proofErr w:type="spellStart"/>
+            <w:r>
+              <w:rPr>
+                <w:lang w:val="el-GR"/>
+              </w:rPr>
+              <w:t>Equivalence</w:t>
+            </w:r>
+            <w:proofErr w:type="spellEnd"/>
+            <w:r>
+              <w:rPr>
+                <w:lang w:val="el-GR"/>
+              </w:rPr>
+              <w:t xml:space="preserve"> </w:t>
+            </w:r>
+            <w:proofErr w:type="spellStart"/>
+            <w:r>
+              <w:rPr>
+                <w:lang w:val="el-GR"/>
+              </w:rPr>
+              <w:t>Partitioning</w:t>
+            </w:r>
+            <w:proofErr w:type="spellEnd"/>
+            <w:r>
+              <w:rPr>
+                <w:lang w:val="el-GR"/>
+              </w:rPr>
+              <w:t xml:space="preserve"> (άκυρη κλάση)</w:t>
+            </w:r>
+          </w:p>
+        </w:tc>
+      </w:tr>
+      <w:tr>
+        <w:tc>
+          <w:tcPr>
+            <w:cnfStyle w:val="001000000000" w:firstRow="0" w:lastRow="0" w:firstColumn="1" w:lastColumn="0" w:oddVBand="0" w:evenVBand="0" w:oddHBand="0" w:evenHBand="0" w:firstRowFirstColumn="0" w:firstRowLastColumn="0" w:lastRowFirstColumn="0" w:lastRowLastColumn="0"/>
+            <w:tcW w:w="0" w:type="auto"/>
+            <w:hideMark/>
+          </w:tcPr>
+          <w:p>
+            <w:pPr>
+              <w:spacing w:before="240" w:after="160" w:line="278" w:lineRule="auto"/>
+              <w:rPr>
+                <w:lang w:val="el-GR"/>
+              </w:rPr>
+            </w:pPr>
+            <w:r>
+              <w:rPr>
+                <w:lang w:val="el-GR"/>
+              </w:rPr>
+              <w:t>Προτεραιότητα</w:t>
+            </w:r>
+          </w:p>
+        </w:tc>
+        <w:tc>
+          <w:tcPr>
+            <w:tcW w:w="0" w:type="auto"/>
+            <w:hideMark/>
+          </w:tcPr>
+          <w:p>
+            <w:pPr>
+              <w:spacing w:before="240" w:after="160" w:line="278" w:lineRule="auto"/>
+              <w:cnfStyle w:val="000000000000" w:firstRow="0" w:lastRow="0" w:firstColumn="0" w:lastColumn="0" w:oddVBand="0" w:evenVBand="0" w:oddHBand="0" w:evenHBand="0" w:firstRowFirstColumn="0" w:firstRowLastColumn="0" w:lastRowFirstColumn="0" w:lastRowLastColumn="0"/>
+              <w:rPr>
+                <w:lang w:val="el-GR"/>
+              </w:rPr>
+            </w:pPr>
+            <w:r>
+              <w:rPr>
+                <w:lang w:val="el-GR"/>
+              </w:rPr>
+              <w:t>HIGH</w:t>
+            </w:r>
+          </w:p>
+        </w:tc>
+      </w:tr>
+      <w:tr>
+        <w:tc>
+          <w:tcPr>
+            <w:cnfStyle w:val="001000000000" w:firstRow="0" w:lastRow="0" w:firstColumn="1" w:lastColumn="0" w:oddVBand="0" w:evenVBand="0" w:oddHBand="0" w:evenHBand="0" w:firstRowFirstColumn="0" w:firstRowLastColumn="0" w:lastRowFirstColumn="0" w:lastRowLastColumn="0"/>
+            <w:tcW w:w="0" w:type="auto"/>
+            <w:hideMark/>
+          </w:tcPr>
+          <w:p>
+            <w:pPr>
+              <w:spacing w:before="240" w:after="160" w:line="278" w:lineRule="auto"/>
+              <w:rPr>
+                <w:lang w:val="el-GR"/>
+              </w:rPr>
+            </w:pPr>
+            <w:r>
+              <w:rPr>
+                <w:lang w:val="el-GR"/>
+              </w:rPr>
+              <w:t>Δεδομένα Εισόδου</w:t>
+            </w:r>
+          </w:p>
+        </w:tc>
+        <w:tc>
+          <w:tcPr>
+            <w:tcW w:w="0" w:type="auto"/>
+            <w:hideMark/>
+          </w:tcPr>
+          <w:p>
+            <w:pPr>
+              <w:spacing w:before="240" w:after="160" w:line="278" w:lineRule="auto"/>
+              <w:cnfStyle w:val="000000000000" w:firstRow="0" w:lastRow="0" w:firstColumn="0" w:lastColumn="0" w:oddVBand="0" w:evenVBand="0" w:oddHBand="0" w:evenHBand="0" w:firstRowFirstColumn="0" w:firstRowLastColumn="0" w:lastRowFirstColumn="0" w:lastRowLastColumn="0"/>
+            </w:pPr>
+            <w:r>
+              <w:t>Edit "</w:t>
+            </w:r>
+            <w:proofErr w:type="spellStart"/>
+            <w:r>
+              <w:t>CardA</w:t>
+            </w:r>
+            <w:proofErr w:type="spellEnd"/>
+            <w:r>
+              <w:t xml:space="preserve">" → </w:t>
+            </w:r>
+            <w:r>
+              <w:rPr>
+                <w:lang w:val="el-GR"/>
+              </w:rPr>
+              <w:t>νέο</w:t>
+            </w:r>
+            <w:r>
+              <w:t xml:space="preserve"> Class Name: "</w:t>
+            </w:r>
+            <w:proofErr w:type="spellStart"/>
+            <w:r>
+              <w:t>CardB</w:t>
+            </w:r>
+            <w:proofErr w:type="spellEnd"/>
+            <w:r>
+              <w:t>" (</w:t>
+            </w:r>
+            <w:r>
+              <w:rPr>
+                <w:lang w:val="el-GR"/>
+              </w:rPr>
+              <w:t>ήδη</w:t>
+            </w:r>
+            <w:r>
+              <w:t xml:space="preserve"> </w:t>
+            </w:r>
+            <w:r>
+              <w:rPr>
+                <w:lang w:val="el-GR"/>
+              </w:rPr>
+              <w:t>υπάρχει</w:t>
+            </w:r>
+            <w:r>
+              <w:t>)</w:t>
+            </w:r>
+          </w:p>
+        </w:tc>
+      </w:tr>
+      <w:tr>
+        <w:tc>
+          <w:tcPr>
+            <w:cnfStyle w:val="001000000000" w:firstRow="0" w:lastRow="0" w:firstColumn="1" w:lastColumn="0" w:oddVBand="0" w:evenVBand="0" w:oddHBand="0" w:evenHBand="0" w:firstRowFirstColumn="0" w:firstRowLastColumn="0" w:lastRowFirstColumn="0" w:lastRowLastColumn="0"/>
+            <w:tcW w:w="0" w:type="auto"/>
+            <w:hideMark/>
+          </w:tcPr>
+          <w:p>
+            <w:pPr>
+              <w:spacing w:before="240" w:after="160" w:line="278" w:lineRule="auto"/>
+              <w:rPr>
+                <w:lang w:val="el-GR"/>
+              </w:rPr>
+            </w:pPr>
+            <w:r>
+              <w:rPr>
+                <w:lang w:val="el-GR"/>
+              </w:rPr>
+              <w:t>Αναμενόμενο Αποτέλεσμα</w:t>
+            </w:r>
+          </w:p>
+        </w:tc>
+        <w:tc>
+          <w:tcPr>
+            <w:tcW w:w="0" w:type="auto"/>
+            <w:hideMark/>
+          </w:tcPr>
+          <w:p>
+            <w:pPr>
+              <w:spacing w:before="240" w:after="160" w:line="278" w:lineRule="auto"/>
+              <w:cnfStyle w:val="000000000000" w:firstRow="0" w:lastRow="0" w:firstColumn="0" w:lastColumn="0" w:oddVBand="0" w:evenVBand="0" w:oddHBand="0" w:evenHBand="0" w:firstRowFirstColumn="0" w:firstRowLastColumn="0" w:lastRowFirstColumn="0" w:lastRowLastColumn="0"/>
+              <w:rPr>
+                <w:lang w:val="el-GR"/>
+              </w:rPr>
+            </w:pPr>
+            <w:proofErr w:type="spellStart"/>
+            <w:r>
+              <w:rPr>
+                <w:lang w:val="el-GR"/>
+              </w:rPr>
+              <w:t>DuplicateClassNameException</w:t>
+            </w:r>
+            <w:proofErr w:type="spellEnd"/>
+            <w:r>
+              <w:rPr>
+                <w:lang w:val="el-GR"/>
+              </w:rPr>
+              <w:t xml:space="preserve">, </w:t>
+            </w:r>
+            <w:proofErr w:type="spellStart"/>
+            <w:r>
+              <w:rPr>
+                <w:lang w:val="el-GR"/>
+              </w:rPr>
+              <w:t>no</w:t>
+            </w:r>
+            <w:proofErr w:type="spellEnd"/>
+            <w:r>
+              <w:rPr>
+                <w:lang w:val="el-GR"/>
+              </w:rPr>
+              <w:t xml:space="preserve"> </w:t>
+            </w:r>
+            <w:proofErr w:type="spellStart"/>
+            <w:r>
+              <w:rPr>
+                <w:lang w:val="el-GR"/>
+              </w:rPr>
+              <w:t>save</w:t>
+            </w:r>
+            <w:proofErr w:type="spellEnd"/>
+          </w:p>
+        </w:tc>
+      </w:tr>
+      <w:tr>
+        <w:tc>
+          <w:tcPr>
+            <w:cnfStyle w:val="001000000000" w:firstRow="0" w:lastRow="0" w:firstColumn="1" w:lastColumn="0" w:oddVBand="0" w:evenVBand="0" w:oddHBand="0" w:evenHBand="0" w:firstRowFirstColumn="0" w:firstRowLastColumn="0" w:lastRowFirstColumn="0" w:lastRowLastColumn="0"/>
+            <w:tcW w:w="0" w:type="auto"/>
+            <w:hideMark/>
+          </w:tcPr>
+          <w:p>
+            <w:pPr>
+              <w:spacing w:before="240" w:after="160" w:line="278" w:lineRule="auto"/>
+              <w:rPr>
+                <w:lang w:val="el-GR"/>
+              </w:rPr>
+            </w:pPr>
+            <w:r>
+              <w:rPr>
+                <w:lang w:val="el-GR"/>
+              </w:rPr>
+              <w:lastRenderedPageBreak/>
+              <w:t>Πραγματικό Αποτέλεσμα</w:t>
+            </w:r>
+          </w:p>
+        </w:tc>
+        <w:tc>
+          <w:tcPr>
+            <w:tcW w:w="0" w:type="auto"/>
+            <w:hideMark/>
+          </w:tcPr>
+          <w:p>
+            <w:pPr>
+              <w:spacing w:before="240" w:after="160" w:line="278" w:lineRule="auto"/>
+              <w:cnfStyle w:val="000000000000" w:firstRow="0" w:lastRow="0" w:firstColumn="0" w:lastColumn="0" w:oddVBand="0" w:evenVBand="0" w:oddHBand="0" w:evenHBand="0" w:firstRowFirstColumn="0" w:firstRowLastColumn="0" w:lastRowFirstColumn="0" w:lastRowLastColumn="0"/>
+              <w:rPr>
+                <w:lang w:val="el-GR"/>
+              </w:rPr>
+            </w:pPr>
+            <w:proofErr w:type="spellStart"/>
+            <w:r>
+              <w:rPr>
+                <w:lang w:val="el-GR"/>
+              </w:rPr>
+              <w:t>existsByClassNameAndProjectAndIdNot</w:t>
+            </w:r>
+            <w:proofErr w:type="spellEnd"/>
+            <w:r>
+              <w:rPr>
+                <w:lang w:val="el-GR"/>
+              </w:rPr>
+              <w:t>() εντόπισε ότι το "</w:t>
+            </w:r>
+            <w:proofErr w:type="spellStart"/>
+            <w:r>
+              <w:rPr>
+                <w:lang w:val="el-GR"/>
+              </w:rPr>
+              <w:t>CardB</w:t>
+            </w:r>
+            <w:proofErr w:type="spellEnd"/>
+            <w:r>
+              <w:rPr>
+                <w:lang w:val="el-GR"/>
+              </w:rPr>
+              <w:t xml:space="preserve">" ανήκει σε άλλη κάρτα. </w:t>
+            </w:r>
+            <w:proofErr w:type="spellStart"/>
+            <w:r>
+              <w:rPr>
+                <w:lang w:val="el-GR"/>
+              </w:rPr>
+              <w:t>ValidationException</w:t>
+            </w:r>
+            <w:proofErr w:type="spellEnd"/>
+            <w:r>
+              <w:rPr>
+                <w:lang w:val="el-GR"/>
+              </w:rPr>
+              <w:t>. ΒΔ ανέπαφη.</w:t>
+            </w:r>
+          </w:p>
+        </w:tc>
+      </w:tr>
+      <w:tr>
+        <w:tc>
+          <w:tcPr>
+            <w:cnfStyle w:val="001000000000" w:firstRow="0" w:lastRow="0" w:firstColumn="1" w:lastColumn="0" w:oddVBand="0" w:evenVBand="0" w:oddHBand="0" w:evenHBand="0" w:firstRowFirstColumn="0" w:firstRowLastColumn="0" w:lastRowFirstColumn="0" w:lastRowLastColumn="0"/>
+            <w:tcW w:w="0" w:type="auto"/>
+            <w:hideMark/>
+          </w:tcPr>
+          <w:p>
+            <w:pPr>
+              <w:spacing w:before="240" w:after="160" w:line="278" w:lineRule="auto"/>
+              <w:rPr>
+                <w:lang w:val="el-GR"/>
+              </w:rPr>
+            </w:pPr>
+            <w:r>
+              <w:rPr>
+                <w:lang w:val="el-GR"/>
+              </w:rPr>
+              <w:t>Κατάσταση</w:t>
+            </w:r>
+          </w:p>
+        </w:tc>
+        <w:tc>
+          <w:tcPr>
+            <w:tcW w:w="0" w:type="auto"/>
+            <w:hideMark/>
+          </w:tcPr>
+          <w:p>
+            <w:pPr>
+              <w:spacing w:before="240" w:after="160" w:line="278" w:lineRule="auto"/>
+              <w:cnfStyle w:val="000000000000" w:firstRow="0" w:lastRow="0" w:firstColumn="0" w:lastColumn="0" w:oddVBand="0" w:evenVBand="0" w:oddHBand="0" w:evenHBand="0" w:firstRowFirstColumn="0" w:firstRowLastColumn="0" w:lastRowFirstColumn="0" w:lastRowLastColumn="0"/>
+              <w:rPr>
+                <w:lang w:val="el-GR"/>
+              </w:rPr>
+            </w:pPr>
+            <w:r>
+              <w:rPr>
+                <w:rFonts w:ascii="Segoe UI Emoji" w:hAnsi="Segoe UI Emoji" w:cs="Segoe UI Emoji"/>
+                <w:lang w:val="el-GR"/>
+              </w:rPr>
+              <w:t>✅</w:t>
+            </w:r>
+            <w:r>
+              <w:rPr>
+                <w:lang w:val="el-GR"/>
+              </w:rPr>
+              <w:t> </w:t>
+            </w:r>
+            <w:r>
+              <w:rPr>
+                <w:b/>
+                <w:bCs/>
+                <w:lang w:val="el-GR"/>
+              </w:rPr>
+              <w:t>PASS</w:t>
+            </w:r>
+          </w:p>
+        </w:tc>
+      </w:tr>
+    </w:tbl>
+    <w:p>
+      <w:pPr>
+        <w:spacing w:before="240"/>
+        <w:rPr>
+          <w:b/>
+          <w:bCs/>
+          <w:lang w:val="el-GR"/>
+        </w:rPr>
+      </w:pPr>
+    </w:p>
+    <w:p>
+      <w:pPr>
+        <w:spacing w:before="240"/>
+        <w:rPr>
+          <w:b/>
+          <w:bCs/>
+        </w:rPr>
+      </w:pPr>
+      <w:r>
+        <w:rPr>
+          <w:b/>
+          <w:bCs/>
+        </w:rPr>
+        <w:t xml:space="preserve">TC-07-03 — </w:t>
+      </w:r>
+      <w:r>
+        <w:rPr>
+          <w:b/>
+          <w:bCs/>
+          <w:lang w:val="el-GR"/>
+        </w:rPr>
+        <w:t>Αποθήκευση</w:t>
+      </w:r>
+      <w:r>
+        <w:rPr>
+          <w:b/>
+          <w:bCs/>
+        </w:rPr>
+        <w:t xml:space="preserve"> </w:t>
+      </w:r>
+      <w:r>
+        <w:rPr>
+          <w:b/>
+          <w:bCs/>
+          <w:lang w:val="el-GR"/>
+        </w:rPr>
+        <w:t>με</w:t>
+      </w:r>
+      <w:r>
+        <w:rPr>
+          <w:b/>
+          <w:bCs/>
+        </w:rPr>
+        <w:t xml:space="preserve"> </w:t>
+      </w:r>
+      <w:r>
+        <w:rPr>
+          <w:b/>
+          <w:bCs/>
+          <w:lang w:val="el-GR"/>
+        </w:rPr>
+        <w:t>Ίδιο</w:t>
+      </w:r>
+      <w:r>
+        <w:rPr>
+          <w:b/>
+          <w:bCs/>
+        </w:rPr>
+        <w:t xml:space="preserve"> Class Name (Self-exclusion)</w:t>
+      </w:r>
+    </w:p>
+    <w:tbl>
+      <w:tblPr>
+        <w:tblStyle w:val="GridTable1Light"/>
+        <w:tblW w:w="0" w:type="auto"/>
+        <w:tblLook w:val="04A0" w:firstRow="1" w:lastRow="0" w:firstColumn="1" w:lastColumn="0" w:noHBand="0" w:noVBand="1"/>
+      </w:tblPr>
+      <w:tblGrid>
+        <w:gridCol w:w="2236"/>
+        <w:gridCol w:w="7114"/>
+      </w:tblGrid>
+      <w:tr>
+        <w:trPr>
+          <w:cnfStyle w:val="100000000000" w:firstRow="1" w:lastRow="0" w:firstColumn="0" w:lastColumn="0" w:oddVBand="0" w:evenVBand="0" w:oddHBand="0" w:evenHBand="0" w:firstRowFirstColumn="0" w:firstRowLastColumn="0" w:lastRowFirstColumn="0" w:lastRowLastColumn="0"/>
+        </w:trPr>
+        <w:tc>
+          <w:tcPr>
+            <w:cnfStyle w:val="001000000000" w:firstRow="0" w:lastRow="0" w:firstColumn="1" w:lastColumn="0" w:oddVBand="0" w:evenVBand="0" w:oddHBand="0" w:evenHBand="0" w:firstRowFirstColumn="0" w:firstRowLastColumn="0" w:lastRowFirstColumn="0" w:lastRowLastColumn="0"/>
+            <w:tcW w:w="0" w:type="auto"/>
+            <w:hideMark/>
+          </w:tcPr>
+          <w:p>
+            <w:pPr>
+              <w:spacing w:before="240" w:after="160" w:line="278" w:lineRule="auto"/>
+              <w:rPr>
+                <w:lang w:val="el-GR"/>
+              </w:rPr>
+            </w:pPr>
+            <w:r>
+              <w:rPr>
+                <w:lang w:val="el-GR"/>
+              </w:rPr>
+              <w:t>Πεδίο</w:t>
+            </w:r>
+          </w:p>
+        </w:tc>
+        <w:tc>
+          <w:tcPr>
+            <w:tcW w:w="0" w:type="auto"/>
+            <w:hideMark/>
+          </w:tcPr>
+          <w:p>
+            <w:pPr>
+              <w:spacing w:before="240" w:after="160" w:line="278" w:lineRule="auto"/>
+              <w:cnfStyle w:val="100000000000" w:firstRow="1" w:lastRow="0" w:firstColumn="0" w:lastColumn="0" w:oddVBand="0" w:evenVBand="0" w:oddHBand="0" w:evenHBand="0" w:firstRowFirstColumn="0" w:firstRowLastColumn="0" w:lastRowFirstColumn="0" w:lastRowLastColumn="0"/>
+              <w:rPr>
+                <w:lang w:val="el-GR"/>
+              </w:rPr>
+            </w:pPr>
+            <w:r>
+              <w:rPr>
+                <w:lang w:val="el-GR"/>
+              </w:rPr>
+              <w:t>Τιμή</w:t>
+            </w:r>
+          </w:p>
+        </w:tc>
+      </w:tr>
+      <w:tr>
+        <w:tc>
+          <w:tcPr>
+            <w:cnfStyle w:val="001000000000" w:firstRow="0" w:lastRow="0" w:firstColumn="1" w:lastColumn="0" w:oddVBand="0" w:evenVBand="0" w:oddHBand="0" w:evenHBand="0" w:firstRowFirstColumn="0" w:firstRowLastColumn="0" w:lastRowFirstColumn="0" w:lastRowLastColumn="0"/>
+            <w:tcW w:w="0" w:type="auto"/>
+            <w:hideMark/>
+          </w:tcPr>
+          <w:p>
+            <w:pPr>
+              <w:spacing w:before="240" w:after="160" w:line="278" w:lineRule="auto"/>
+              <w:rPr>
+                <w:lang w:val="el-GR"/>
+              </w:rPr>
+            </w:pPr>
+            <w:r>
+              <w:rPr>
+                <w:lang w:val="el-GR"/>
+              </w:rPr>
+              <w:t>Σκοπός</w:t>
+            </w:r>
+          </w:p>
+        </w:tc>
+        <w:tc>
+          <w:tcPr>
+            <w:tcW w:w="0" w:type="auto"/>
+            <w:hideMark/>
+          </w:tcPr>
+          <w:p>
+            <w:pPr>
+              <w:spacing w:before="240" w:after="160" w:line="278" w:lineRule="auto"/>
+              <w:cnfStyle w:val="000000000000" w:firstRow="0" w:lastRow="0" w:firstColumn="0" w:lastColumn="0" w:oddVBand="0" w:evenVBand="0" w:oddHBand="0" w:evenHBand="0" w:firstRowFirstColumn="0" w:firstRowLastColumn="0" w:lastRowFirstColumn="0" w:lastRowLastColumn="0"/>
+              <w:rPr>
+                <w:lang w:val="el-GR"/>
+              </w:rPr>
+            </w:pPr>
+            <w:r>
+              <w:rPr>
+                <w:lang w:val="el-GR"/>
+              </w:rPr>
+              <w:t xml:space="preserve">Επαλήθευση ότι </w:t>
+            </w:r>
+            <w:proofErr w:type="spellStart"/>
+            <w:r>
+              <w:rPr>
+                <w:lang w:val="el-GR"/>
+              </w:rPr>
+              <w:t>uniqueness</w:t>
+            </w:r>
+            <w:proofErr w:type="spellEnd"/>
+            <w:r>
+              <w:rPr>
+                <w:lang w:val="el-GR"/>
+              </w:rPr>
+              <w:t xml:space="preserve"> </w:t>
+            </w:r>
+            <w:proofErr w:type="spellStart"/>
+            <w:r>
+              <w:rPr>
+                <w:lang w:val="el-GR"/>
+              </w:rPr>
+              <w:t>check</w:t>
+            </w:r>
+            <w:proofErr w:type="spellEnd"/>
+            <w:r>
+              <w:rPr>
+                <w:lang w:val="el-GR"/>
+              </w:rPr>
+              <w:t xml:space="preserve"> δεν τρέχει αν το όνομα δεν άλλαξε</w:t>
+            </w:r>
+          </w:p>
+        </w:tc>
+      </w:tr>
+      <w:tr>
+        <w:tc>
+          <w:tcPr>
+            <w:cnfStyle w:val="001000000000" w:firstRow="0" w:lastRow="0" w:firstColumn="1" w:lastColumn="0" w:oddVBand="0" w:evenVBand="0" w:oddHBand="0" w:evenHBand="0" w:firstRowFirstColumn="0" w:firstRowLastColumn="0" w:lastRowFirstColumn="0" w:lastRowLastColumn="0"/>
+            <w:tcW w:w="0" w:type="auto"/>
+            <w:hideMark/>
+          </w:tcPr>
+          <w:p>
+            <w:pPr>
+              <w:spacing w:before="240" w:after="160" w:line="278" w:lineRule="auto"/>
+              <w:rPr>
+                <w:lang w:val="el-GR"/>
+              </w:rPr>
+            </w:pPr>
+            <w:r>
+              <w:rPr>
+                <w:lang w:val="el-GR"/>
+              </w:rPr>
+              <w:t>Κατηγορία</w:t>
+            </w:r>
+          </w:p>
+        </w:tc>
+        <w:tc>
+          <w:tcPr>
+            <w:tcW w:w="0" w:type="auto"/>
+            <w:hideMark/>
+          </w:tcPr>
+          <w:p>
+            <w:pPr>
+              <w:spacing w:before="240" w:after="160" w:line="278" w:lineRule="auto"/>
+              <w:cnfStyle w:val="000000000000" w:firstRow="0" w:lastRow="0" w:firstColumn="0" w:lastColumn="0" w:oddVBand="0" w:evenVBand="0" w:oddHBand="0" w:evenHBand="0" w:firstRowFirstColumn="0" w:firstRowLastColumn="0" w:lastRowFirstColumn="0" w:lastRowLastColumn="0"/>
+              <w:rPr>
+                <w:lang w:val="el-GR"/>
+              </w:rPr>
+            </w:pPr>
+            <w:proofErr w:type="spellStart"/>
+            <w:r>
+              <w:rPr>
+                <w:lang w:val="el-GR"/>
+              </w:rPr>
+              <w:t>Functional</w:t>
+            </w:r>
+            <w:proofErr w:type="spellEnd"/>
+          </w:p>
+        </w:tc>
+      </w:tr>
+      <w:tr>
+        <w:tc>
+          <w:tcPr>
+            <w:cnfStyle w:val="001000000000" w:firstRow="0" w:lastRow="0" w:firstColumn="1" w:lastColumn="0" w:oddVBand="0" w:evenVBand="0" w:oddHBand="0" w:evenHBand="0" w:firstRowFirstColumn="0" w:firstRowLastColumn="0" w:lastRowFirstColumn="0" w:lastRowLastColumn="0"/>
+            <w:tcW w:w="0" w:type="auto"/>
+            <w:hideMark/>
+          </w:tcPr>
+          <w:p>
+            <w:pPr>
+              <w:spacing w:before="240" w:after="160" w:line="278" w:lineRule="auto"/>
+              <w:rPr>
+                <w:lang w:val="el-GR"/>
+              </w:rPr>
+            </w:pPr>
+            <w:r>
+              <w:rPr>
+                <w:lang w:val="el-GR"/>
+              </w:rPr>
+              <w:t>Τεχνική</w:t>
+            </w:r>
+          </w:p>
+        </w:tc>
+        <w:tc>
+          <w:tcPr>
+            <w:tcW w:w="0" w:type="auto"/>
+            <w:hideMark/>
+          </w:tcPr>
+          <w:p>
+            <w:pPr>
+              <w:spacing w:before="240" w:after="160" w:line="278" w:lineRule="auto"/>
+              <w:cnfStyle w:val="000000000000" w:firstRow="0" w:lastRow="0" w:firstColumn="0" w:lastColumn="0" w:oddVBand="0" w:evenVBand="0" w:oddHBand="0" w:evenHBand="0" w:firstRowFirstColumn="0" w:firstRowLastColumn="0" w:lastRowFirstColumn="0" w:lastRowLastColumn="0"/>
+            </w:pPr>
+            <w:r>
+              <w:t>Boundary Value Analysis (edge: self-reference)</w:t>
+            </w:r>
+          </w:p>
+        </w:tc>
+      </w:tr>
+      <w:tr>
+        <w:tc>
+          <w:tcPr>
+            <w:cnfStyle w:val="001000000000" w:firstRow="0" w:lastRow="0" w:firstColumn="1" w:lastColumn="0" w:oddVBand="0" w:evenVBand="0" w:oddHBand="0" w:evenHBand="0" w:firstRowFirstColumn="0" w:firstRowLastColumn="0" w:lastRowFirstColumn="0" w:lastRowLastColumn="0"/>
+            <w:tcW w:w="0" w:type="auto"/>
+            <w:hideMark/>
+          </w:tcPr>
+          <w:p>
+            <w:pPr>
+              <w:spacing w:before="240" w:after="160" w:line="278" w:lineRule="auto"/>
+              <w:rPr>
+                <w:lang w:val="el-GR"/>
+              </w:rPr>
+            </w:pPr>
+            <w:r>
+              <w:rPr>
+                <w:lang w:val="el-GR"/>
+              </w:rPr>
+              <w:t>Προτεραιότητα</w:t>
+            </w:r>
+          </w:p>
+        </w:tc>
+        <w:tc>
+          <w:tcPr>
+            <w:tcW w:w="0" w:type="auto"/>
+            <w:hideMark/>
+          </w:tcPr>
+          <w:p>
+            <w:pPr>
+              <w:spacing w:before="240" w:after="160" w:line="278" w:lineRule="auto"/>
+              <w:cnfStyle w:val="000000000000" w:firstRow="0" w:lastRow="0" w:firstColumn="0" w:lastColumn="0" w:oddVBand="0" w:evenVBand="0" w:oddHBand="0" w:evenHBand="0" w:firstRowFirstColumn="0" w:firstRowLastColumn="0" w:lastRowFirstColumn="0" w:lastRowLastColumn="0"/>
+              <w:rPr>
+                <w:lang w:val="el-GR"/>
+              </w:rPr>
+            </w:pPr>
+            <w:r>
+              <w:rPr>
+                <w:lang w:val="el-GR"/>
+              </w:rPr>
+              <w:t>HIGH</w:t>
+            </w:r>
+          </w:p>
+        </w:tc>
+      </w:tr>
+      <w:tr>
+        <w:tc>
+          <w:tcPr>
+            <w:cnfStyle w:val="001000000000" w:firstRow="0" w:lastRow="0" w:firstColumn="1" w:lastColumn="0" w:oddVBand="0" w:evenVBand="0" w:oddHBand="0" w:evenHBand="0" w:firstRowFirstColumn="0" w:firstRowLastColumn="0" w:lastRowFirstColumn="0" w:lastRowLastColumn="0"/>
+            <w:tcW w:w="0" w:type="auto"/>
+            <w:hideMark/>
+          </w:tcPr>
+          <w:p>
+            <w:pPr>
+              <w:spacing w:before="240" w:after="160" w:line="278" w:lineRule="auto"/>
+              <w:rPr>
+                <w:lang w:val="el-GR"/>
+              </w:rPr>
+            </w:pPr>
+            <w:r>
+              <w:rPr>
+                <w:lang w:val="el-GR"/>
+              </w:rPr>
+              <w:t>Δεδομένα Εισόδου</w:t>
+            </w:r>
+          </w:p>
+        </w:tc>
+        <w:tc>
+          <w:tcPr>
+            <w:tcW w:w="0" w:type="auto"/>
+            <w:hideMark/>
+          </w:tcPr>
+          <w:p>
+            <w:pPr>
+              <w:spacing w:before="240" w:after="160" w:line="278" w:lineRule="auto"/>
+              <w:cnfStyle w:val="000000000000" w:firstRow="0" w:lastRow="0" w:firstColumn="0" w:lastColumn="0" w:oddVBand="0" w:evenVBand="0" w:oddHBand="0" w:evenHBand="0" w:firstRowFirstColumn="0" w:firstRowLastColumn="0" w:lastRowFirstColumn="0" w:lastRowLastColumn="0"/>
+            </w:pPr>
+            <w:r>
+              <w:t>Class Name: "</w:t>
+            </w:r>
+            <w:proofErr w:type="spellStart"/>
+            <w:r>
+              <w:t>UserService</w:t>
+            </w:r>
+            <w:proofErr w:type="spellEnd"/>
+            <w:r>
+              <w:t>" (</w:t>
+            </w:r>
+            <w:r>
+              <w:rPr>
+                <w:lang w:val="el-GR"/>
+              </w:rPr>
+              <w:t>αμετάβλητο</w:t>
+            </w:r>
+            <w:r>
+              <w:t>), Responsibilities (</w:t>
+            </w:r>
+            <w:r>
+              <w:rPr>
+                <w:lang w:val="el-GR"/>
+              </w:rPr>
+              <w:t>τροποποιημένα</w:t>
+            </w:r>
+            <w:r>
+              <w:t>)</w:t>
+            </w:r>
+          </w:p>
+        </w:tc>
+      </w:tr>
+      <w:tr>
+        <w:tc>
+          <w:tcPr>
+            <w:cnfStyle w:val="001000000000" w:firstRow="0" w:lastRow="0" w:firstColumn="1" w:lastColumn="0" w:oddVBand="0" w:evenVBand="0" w:oddHBand="0" w:evenHBand="0" w:firstRowFirstColumn="0" w:firstRowLastColumn="0" w:lastRowFirstColumn="0" w:lastRowLastColumn="0"/>
+            <w:tcW w:w="0" w:type="auto"/>
+            <w:hideMark/>
+          </w:tcPr>
+          <w:p>
+            <w:pPr>
+              <w:spacing w:before="240" w:after="160" w:line="278" w:lineRule="auto"/>
+              <w:rPr>
+                <w:lang w:val="el-GR"/>
+              </w:rPr>
+            </w:pPr>
+            <w:r>
+              <w:rPr>
+                <w:lang w:val="el-GR"/>
+              </w:rPr>
+              <w:t>Αναμενόμενο Αποτέλεσμα</w:t>
+            </w:r>
+          </w:p>
+        </w:tc>
+        <w:tc>
+          <w:tcPr>
+            <w:tcW w:w="0" w:type="auto"/>
+            <w:hideMark/>
+          </w:tcPr>
+          <w:p>
+            <w:pPr>
+              <w:spacing w:before="240" w:after="160" w:line="278" w:lineRule="auto"/>
+              <w:cnfStyle w:val="000000000000" w:firstRow="0" w:lastRow="0" w:firstColumn="0" w:lastColumn="0" w:oddVBand="0" w:evenVBand="0" w:oddHBand="0" w:evenHBand="0" w:firstRowFirstColumn="0" w:firstRowLastColumn="0" w:lastRowFirstColumn="0" w:lastRowLastColumn="0"/>
+            </w:pPr>
+            <w:r>
+              <w:rPr>
+                <w:lang w:val="el-GR"/>
+              </w:rPr>
+              <w:t>Αποθήκευση</w:t>
+            </w:r>
+            <w:r>
+              <w:t xml:space="preserve"> </w:t>
+            </w:r>
+            <w:r>
+              <w:rPr>
+                <w:lang w:val="el-GR"/>
+              </w:rPr>
+              <w:t>επιτυχής</w:t>
+            </w:r>
+            <w:r>
+              <w:t xml:space="preserve"> </w:t>
+            </w:r>
+            <w:r>
+              <w:rPr>
+                <w:lang w:val="el-GR"/>
+              </w:rPr>
+              <w:t>χωρίς</w:t>
+            </w:r>
+            <w:r>
+              <w:t xml:space="preserve"> false-positive duplicate</w:t>
+            </w:r>
+          </w:p>
+        </w:tc>
+      </w:tr>
+      <w:tr>
+        <w:tc>
+          <w:tcPr>
+            <w:cnfStyle w:val="001000000000" w:firstRow="0" w:lastRow="0" w:firstColumn="1" w:lastColumn="0" w:oddVBand="0" w:evenVBand="0" w:oddHBand="0" w:evenHBand="0" w:firstRowFirstColumn="0" w:firstRowLastColumn="0" w:lastRowFirstColumn="0" w:lastRowLastColumn="0"/>
+            <w:tcW w:w="0" w:type="auto"/>
+            <w:hideMark/>
+          </w:tcPr>
+          <w:p>
+            <w:pPr>
+              <w:spacing w:before="240" w:after="160" w:line="278" w:lineRule="auto"/>
+              <w:rPr>
+                <w:lang w:val="el-GR"/>
+              </w:rPr>
+            </w:pPr>
+            <w:r>
+              <w:rPr>
+                <w:lang w:val="el-GR"/>
+              </w:rPr>
+              <w:t>Πραγματικό Αποτέλεσμα</w:t>
+            </w:r>
+          </w:p>
+        </w:tc>
+        <w:tc>
+          <w:tcPr>
+            <w:tcW w:w="0" w:type="auto"/>
+            <w:hideMark/>
+          </w:tcPr>
+          <w:p>
+            <w:pPr>
+              <w:spacing w:before="240" w:after="160" w:line="278" w:lineRule="auto"/>
+              <w:cnfStyle w:val="000000000000" w:firstRow="0" w:lastRow="0" w:firstColumn="0" w:lastColumn="0" w:oddVBand="0" w:evenVBand="0" w:oddHBand="0" w:evenHBand="0" w:firstRowFirstColumn="0" w:firstRowLastColumn="0" w:lastRowFirstColumn="0" w:lastRowLastColumn="0"/>
+              <w:rPr>
+                <w:lang w:val="el-GR"/>
+              </w:rPr>
+            </w:pPr>
+            <w:r>
+              <w:t xml:space="preserve">Class Name </w:t>
+            </w:r>
+            <w:r>
+              <w:rPr>
+                <w:lang w:val="el-GR"/>
+              </w:rPr>
+              <w:t>παρέμεινε</w:t>
+            </w:r>
+            <w:r>
+              <w:t xml:space="preserve"> "</w:t>
+            </w:r>
+            <w:proofErr w:type="spellStart"/>
+            <w:r>
+              <w:t>UserService</w:t>
+            </w:r>
+            <w:proofErr w:type="spellEnd"/>
+            <w:r>
+              <w:t>" — </w:t>
+            </w:r>
+            <w:proofErr w:type="spellStart"/>
+            <w:r>
+              <w:t>nameChanged</w:t>
+            </w:r>
+            <w:proofErr w:type="spellEnd"/>
+            <w:r>
+              <w:t xml:space="preserve">=false, </w:t>
+            </w:r>
+            <w:r>
+              <w:rPr>
+                <w:lang w:val="el-GR"/>
+              </w:rPr>
+              <w:t>οπότε</w:t>
+            </w:r>
+            <w:r>
+              <w:t xml:space="preserve"> </w:t>
+            </w:r>
+            <w:r>
+              <w:rPr>
+                <w:lang w:val="el-GR"/>
+              </w:rPr>
+              <w:t>δεν</w:t>
+            </w:r>
+            <w:r>
+              <w:t xml:space="preserve"> </w:t>
+            </w:r>
+            <w:r>
+              <w:rPr>
+                <w:lang w:val="el-GR"/>
+              </w:rPr>
+              <w:t>εκτελέστηκε</w:t>
+            </w:r>
+            <w:r>
+              <w:t xml:space="preserve"> </w:t>
+            </w:r>
+            <w:r>
+              <w:rPr>
+                <w:lang w:val="el-GR"/>
+              </w:rPr>
+              <w:t>καν</w:t>
+            </w:r>
+            <w:r>
+              <w:t xml:space="preserve"> </w:t>
+            </w:r>
+            <w:r>
+              <w:rPr>
+                <w:lang w:val="el-GR"/>
+              </w:rPr>
+              <w:t>το</w:t>
+            </w:r>
+            <w:r>
+              <w:t xml:space="preserve"> uniqueness check. </w:t>
+            </w:r>
+            <w:proofErr w:type="spellStart"/>
+            <w:r>
+              <w:rPr>
+                <w:lang w:val="el-GR"/>
+              </w:rPr>
+              <w:t>Responsibilities</w:t>
+            </w:r>
+            <w:proofErr w:type="spellEnd"/>
+            <w:r>
+              <w:rPr>
+                <w:lang w:val="el-GR"/>
+              </w:rPr>
+              <w:t xml:space="preserve"> ενημερώθηκαν. Flash </w:t>
+            </w:r>
+            <w:proofErr w:type="spellStart"/>
+            <w:r>
+              <w:rPr>
+                <w:lang w:val="el-GR"/>
+              </w:rPr>
+              <w:t>success</w:t>
+            </w:r>
+            <w:proofErr w:type="spellEnd"/>
+            <w:r>
+              <w:rPr>
+                <w:lang w:val="el-GR"/>
+              </w:rPr>
+              <w:t>.</w:t>
+            </w:r>
+          </w:p>
+        </w:tc>
+      </w:tr>
+      <w:tr>
+        <w:tc>
+          <w:tcPr>
+            <w:cnfStyle w:val="001000000000" w:firstRow="0" w:lastRow="0" w:firstColumn="1" w:lastColumn="0" w:oddVBand="0" w:evenVBand="0" w:oddHBand="0" w:evenHBand="0" w:firstRowFirstColumn="0" w:firstRowLastColumn="0" w:lastRowFirstColumn="0" w:lastRowLastColumn="0"/>
+            <w:tcW w:w="0" w:type="auto"/>
+            <w:hideMark/>
+          </w:tcPr>
+          <w:p>
+            <w:pPr>
+              <w:spacing w:before="240" w:after="160" w:line="278" w:lineRule="auto"/>
+              <w:rPr>
+                <w:lang w:val="el-GR"/>
+              </w:rPr>
+            </w:pPr>
+            <w:r>
+              <w:rPr>
+                <w:lang w:val="el-GR"/>
+              </w:rPr>
+              <w:t>Κατάσταση</w:t>
+            </w:r>
+          </w:p>
+        </w:tc>
+        <w:tc>
+          <w:tcPr>
+            <w:tcW w:w="0" w:type="auto"/>
+            <w:hideMark/>
+          </w:tcPr>
+          <w:p>
+            <w:pPr>
+              <w:spacing w:before="240" w:after="160" w:line="278" w:lineRule="auto"/>
+              <w:cnfStyle w:val="000000000000" w:firstRow="0" w:lastRow="0" w:firstColumn="0" w:lastColumn="0" w:oddVBand="0" w:evenVBand="0" w:oddHBand="0" w:evenHBand="0" w:firstRowFirstColumn="0" w:firstRowLastColumn="0" w:lastRowFirstColumn="0" w:lastRowLastColumn="0"/>
+              <w:rPr>
+                <w:lang w:val="el-GR"/>
+              </w:rPr>
+            </w:pPr>
+            <w:r>
+              <w:rPr>
+                <w:rFonts w:ascii="Segoe UI Emoji" w:hAnsi="Segoe UI Emoji" w:cs="Segoe UI Emoji"/>
+                <w:lang w:val="el-GR"/>
+              </w:rPr>
+              <w:t>✅</w:t>
+            </w:r>
+            <w:r>
+              <w:rPr>
+                <w:lang w:val="el-GR"/>
+              </w:rPr>
+              <w:t> </w:t>
+            </w:r>
+            <w:r>
+              <w:rPr>
+                <w:b/>
+                <w:bCs/>
+                <w:lang w:val="el-GR"/>
+              </w:rPr>
+              <w:t>PASS</w:t>
+            </w:r>
+          </w:p>
+        </w:tc>
+      </w:tr>
+      <w:tr>
+        <w:tc>
+          <w:tcPr>
+            <w:cnfStyle w:val="001000000000" w:firstRow="0" w:lastRow="0" w:firstColumn="1" w:lastColumn="0" w:oddVBand="0" w:evenVBand="0" w:oddHBand="0" w:evenHBand="0" w:firstRowFirstColumn="0" w:firstRowLastColumn="0" w:lastRowFirstColumn="0" w:lastRowLastColumn="0"/>
+            <w:tcW w:w="0" w:type="auto"/>
+            <w:hideMark/>
+          </w:tcPr>
+          <w:p>
+            <w:pPr>
+              <w:spacing w:before="240" w:after="160" w:line="278" w:lineRule="auto"/>
+              <w:rPr>
+                <w:lang w:val="el-GR"/>
+              </w:rPr>
+            </w:pPr>
+            <w:r>
+              <w:rPr>
+                <w:lang w:val="el-GR"/>
+              </w:rPr>
+              <w:t>Παρατήρηση</w:t>
+            </w:r>
+          </w:p>
+        </w:tc>
+        <w:tc>
+          <w:tcPr>
+            <w:tcW w:w="0" w:type="auto"/>
+            <w:hideMark/>
+          </w:tcPr>
+          <w:p>
+            <w:pPr>
+              <w:spacing w:before="240" w:after="160" w:line="278" w:lineRule="auto"/>
+              <w:cnfStyle w:val="000000000000" w:firstRow="0" w:lastRow="0" w:firstColumn="0" w:lastColumn="0" w:oddVBand="0" w:evenVBand="0" w:oddHBand="0" w:evenHBand="0" w:firstRowFirstColumn="0" w:firstRowLastColumn="0" w:lastRowFirstColumn="0" w:lastRowLastColumn="0"/>
+              <w:rPr>
+                <w:lang w:val="el-GR"/>
+              </w:rPr>
+            </w:pPr>
+            <w:r>
+              <w:rPr>
+                <w:lang w:val="el-GR"/>
+              </w:rPr>
+              <w:t xml:space="preserve">Επιβεβαιώθηκε ότι το </w:t>
+            </w:r>
+            <w:proofErr w:type="spellStart"/>
+            <w:r>
+              <w:rPr>
+                <w:lang w:val="el-GR"/>
+              </w:rPr>
+              <w:t>early-exit</w:t>
+            </w:r>
+            <w:proofErr w:type="spellEnd"/>
+            <w:r>
+              <w:rPr>
+                <w:lang w:val="el-GR"/>
+              </w:rPr>
+              <w:t xml:space="preserve"> </w:t>
+            </w:r>
+            <w:proofErr w:type="spellStart"/>
+            <w:r>
+              <w:rPr>
+                <w:lang w:val="el-GR"/>
+              </w:rPr>
+              <w:t>pattern</w:t>
+            </w:r>
+            <w:proofErr w:type="spellEnd"/>
+            <w:r>
+              <w:rPr>
+                <w:lang w:val="el-GR"/>
+              </w:rPr>
+              <w:t xml:space="preserve"> (</w:t>
+            </w:r>
+            <w:proofErr w:type="spellStart"/>
+            <w:r>
+              <w:rPr>
+                <w:lang w:val="el-GR"/>
+              </w:rPr>
+              <w:t>if</w:t>
+            </w:r>
+            <w:proofErr w:type="spellEnd"/>
+            <w:r>
+              <w:rPr>
+                <w:lang w:val="el-GR"/>
+              </w:rPr>
+              <w:t xml:space="preserve"> (</w:t>
+            </w:r>
+            <w:proofErr w:type="spellStart"/>
+            <w:r>
+              <w:rPr>
+                <w:lang w:val="el-GR"/>
+              </w:rPr>
+              <w:t>nameChanged</w:t>
+            </w:r>
+            <w:proofErr w:type="spellEnd"/>
+            <w:r>
+              <w:rPr>
+                <w:lang w:val="el-GR"/>
+              </w:rPr>
+              <w:t xml:space="preserve">) { </w:t>
+            </w:r>
+            <w:proofErr w:type="spellStart"/>
+            <w:r>
+              <w:rPr>
+                <w:lang w:val="el-GR"/>
+              </w:rPr>
+              <w:t>check</w:t>
+            </w:r>
+            <w:proofErr w:type="spellEnd"/>
+            <w:r>
+              <w:rPr>
+                <w:lang w:val="el-GR"/>
+              </w:rPr>
+              <w:t xml:space="preserve"> }) λειτουργεί σωστά</w:t>
+            </w:r>
+          </w:p>
+        </w:tc>
+      </w:tr>
+    </w:tbl>
+    <w:p>
+      <w:pPr>
+        <w:spacing w:before="240"/>
+        <w:rPr>
+          <w:b/>
+          <w:bCs/>
+          <w:lang w:val="el-GR"/>
+        </w:rPr>
+      </w:pPr>
+      <w:r>
+        <w:rPr>
+          <w:b/>
+          <w:bCs/>
+          <w:lang w:val="el-GR"/>
+        </w:rPr>
+        <w:lastRenderedPageBreak/>
+        <w:t xml:space="preserve">TC-07-04 — Ακύρωση Επεξεργασίας CRC </w:t>
+      </w:r>
+      <w:proofErr w:type="spellStart"/>
+      <w:r>
+        <w:rPr>
+          <w:b/>
+          <w:bCs/>
+          <w:lang w:val="el-GR"/>
+        </w:rPr>
+        <w:t>Card</w:t>
+      </w:r>
+      <w:proofErr w:type="spellEnd"/>
+    </w:p>
+    <w:tbl>
+      <w:tblPr>
+        <w:tblStyle w:val="GridTable1Light"/>
+        <w:tblW w:w="0" w:type="auto"/>
+        <w:tblLook w:val="04A0" w:firstRow="1" w:lastRow="0" w:firstColumn="1" w:lastColumn="0" w:noHBand="0" w:noVBand="1"/>
+      </w:tblPr>
+      <w:tblGrid>
+        <w:gridCol w:w="2679"/>
+        <w:gridCol w:w="6671"/>
+      </w:tblGrid>
+      <w:tr>
+        <w:trPr>
+          <w:cnfStyle w:val="100000000000" w:firstRow="1" w:lastRow="0" w:firstColumn="0" w:lastColumn="0" w:oddVBand="0" w:evenVBand="0" w:oddHBand="0" w:evenHBand="0" w:firstRowFirstColumn="0" w:firstRowLastColumn="0" w:lastRowFirstColumn="0" w:lastRowLastColumn="0"/>
+        </w:trPr>
+        <w:tc>
+          <w:tcPr>
+            <w:cnfStyle w:val="001000000000" w:firstRow="0" w:lastRow="0" w:firstColumn="1" w:lastColumn="0" w:oddVBand="0" w:evenVBand="0" w:oddHBand="0" w:evenHBand="0" w:firstRowFirstColumn="0" w:firstRowLastColumn="0" w:lastRowFirstColumn="0" w:lastRowLastColumn="0"/>
+            <w:tcW w:w="0" w:type="auto"/>
+            <w:hideMark/>
+          </w:tcPr>
+          <w:p>
+            <w:pPr>
+              <w:spacing w:before="240" w:after="160" w:line="278" w:lineRule="auto"/>
+              <w:rPr>
+                <w:lang w:val="el-GR"/>
+              </w:rPr>
+            </w:pPr>
+            <w:r>
+              <w:rPr>
+                <w:lang w:val="el-GR"/>
+              </w:rPr>
+              <w:t>Πεδίο</w:t>
+            </w:r>
+          </w:p>
+        </w:tc>
+        <w:tc>
+          <w:tcPr>
+            <w:tcW w:w="0" w:type="auto"/>
+            <w:hideMark/>
+          </w:tcPr>
+          <w:p>
+            <w:pPr>
+              <w:spacing w:before="240" w:after="160" w:line="278" w:lineRule="auto"/>
+              <w:cnfStyle w:val="100000000000" w:firstRow="1" w:lastRow="0" w:firstColumn="0" w:lastColumn="0" w:oddVBand="0" w:evenVBand="0" w:oddHBand="0" w:evenHBand="0" w:firstRowFirstColumn="0" w:firstRowLastColumn="0" w:lastRowFirstColumn="0" w:lastRowLastColumn="0"/>
+              <w:rPr>
+                <w:lang w:val="el-GR"/>
+              </w:rPr>
+            </w:pPr>
+            <w:r>
+              <w:rPr>
+                <w:lang w:val="el-GR"/>
+              </w:rPr>
+              <w:t>Τιμή</w:t>
+            </w:r>
+          </w:p>
+        </w:tc>
+      </w:tr>
+      <w:tr>
+        <w:tc>
+          <w:tcPr>
+            <w:cnfStyle w:val="001000000000" w:firstRow="0" w:lastRow="0" w:firstColumn="1" w:lastColumn="0" w:oddVBand="0" w:evenVBand="0" w:oddHBand="0" w:evenHBand="0" w:firstRowFirstColumn="0" w:firstRowLastColumn="0" w:lastRowFirstColumn="0" w:lastRowLastColumn="0"/>
+            <w:tcW w:w="0" w:type="auto"/>
+            <w:hideMark/>
+          </w:tcPr>
+          <w:p>
+            <w:pPr>
+              <w:spacing w:before="240" w:after="160" w:line="278" w:lineRule="auto"/>
+              <w:rPr>
+                <w:lang w:val="el-GR"/>
+              </w:rPr>
+            </w:pPr>
+            <w:r>
+              <w:rPr>
+                <w:lang w:val="el-GR"/>
+              </w:rPr>
+              <w:t>Σκοπός</w:t>
+            </w:r>
+          </w:p>
+        </w:tc>
+        <w:tc>
+          <w:tcPr>
+            <w:tcW w:w="0" w:type="auto"/>
+            <w:hideMark/>
+          </w:tcPr>
+          <w:p>
+            <w:pPr>
+              <w:spacing w:before="240" w:after="160" w:line="278" w:lineRule="auto"/>
+              <w:cnfStyle w:val="000000000000" w:firstRow="0" w:lastRow="0" w:firstColumn="0" w:lastColumn="0" w:oddVBand="0" w:evenVBand="0" w:oddHBand="0" w:evenHBand="0" w:firstRowFirstColumn="0" w:firstRowLastColumn="0" w:lastRowFirstColumn="0" w:lastRowLastColumn="0"/>
+              <w:rPr>
+                <w:lang w:val="el-GR"/>
+              </w:rPr>
+            </w:pPr>
+            <w:r>
+              <w:rPr>
+                <w:lang w:val="el-GR"/>
+              </w:rPr>
+              <w:t>Επαλήθευση ότι «</w:t>
+            </w:r>
+            <w:proofErr w:type="spellStart"/>
+            <w:r>
+              <w:rPr>
+                <w:lang w:val="el-GR"/>
+              </w:rPr>
+              <w:t>Cancel</w:t>
+            </w:r>
+            <w:proofErr w:type="spellEnd"/>
+            <w:r>
+              <w:rPr>
+                <w:lang w:val="el-GR"/>
+              </w:rPr>
+              <w:t>» απορρίπτει τις αλλαγές</w:t>
+            </w:r>
+          </w:p>
+        </w:tc>
+      </w:tr>
+      <w:tr>
+        <w:tc>
+          <w:tcPr>
+            <w:cnfStyle w:val="001000000000" w:firstRow="0" w:lastRow="0" w:firstColumn="1" w:lastColumn="0" w:oddVBand="0" w:evenVBand="0" w:oddHBand="0" w:evenHBand="0" w:firstRowFirstColumn="0" w:firstRowLastColumn="0" w:lastRowFirstColumn="0" w:lastRowLastColumn="0"/>
+            <w:tcW w:w="0" w:type="auto"/>
+            <w:hideMark/>
+          </w:tcPr>
+          <w:p>
+            <w:pPr>
+              <w:spacing w:before="240" w:after="160" w:line="278" w:lineRule="auto"/>
+              <w:rPr>
+                <w:lang w:val="el-GR"/>
+              </w:rPr>
+            </w:pPr>
+            <w:r>
+              <w:rPr>
+                <w:lang w:val="el-GR"/>
+              </w:rPr>
+              <w:t>Κατηγορία</w:t>
+            </w:r>
+          </w:p>
+        </w:tc>
+        <w:tc>
+          <w:tcPr>
+            <w:tcW w:w="0" w:type="auto"/>
+            <w:hideMark/>
+          </w:tcPr>
+          <w:p>
+            <w:pPr>
+              <w:spacing w:before="240" w:after="160" w:line="278" w:lineRule="auto"/>
+              <w:cnfStyle w:val="000000000000" w:firstRow="0" w:lastRow="0" w:firstColumn="0" w:lastColumn="0" w:oddVBand="0" w:evenVBand="0" w:oddHBand="0" w:evenHBand="0" w:firstRowFirstColumn="0" w:firstRowLastColumn="0" w:lastRowFirstColumn="0" w:lastRowLastColumn="0"/>
+              <w:rPr>
+                <w:lang w:val="el-GR"/>
+              </w:rPr>
+            </w:pPr>
+            <w:proofErr w:type="spellStart"/>
+            <w:r>
+              <w:rPr>
+                <w:lang w:val="el-GR"/>
+              </w:rPr>
+              <w:t>Functional</w:t>
+            </w:r>
+            <w:proofErr w:type="spellEnd"/>
+          </w:p>
+        </w:tc>
+      </w:tr>
+      <w:tr>
+        <w:tc>
+          <w:tcPr>
+            <w:cnfStyle w:val="001000000000" w:firstRow="0" w:lastRow="0" w:firstColumn="1" w:lastColumn="0" w:oddVBand="0" w:evenVBand="0" w:oddHBand="0" w:evenHBand="0" w:firstRowFirstColumn="0" w:firstRowLastColumn="0" w:lastRowFirstColumn="0" w:lastRowLastColumn="0"/>
+            <w:tcW w:w="0" w:type="auto"/>
+            <w:hideMark/>
+          </w:tcPr>
+          <w:p>
+            <w:pPr>
+              <w:spacing w:before="240" w:after="160" w:line="278" w:lineRule="auto"/>
+              <w:rPr>
+                <w:lang w:val="el-GR"/>
+              </w:rPr>
+            </w:pPr>
+            <w:r>
+              <w:rPr>
+                <w:lang w:val="el-GR"/>
+              </w:rPr>
+              <w:t>Τεχνική</w:t>
+            </w:r>
+          </w:p>
+        </w:tc>
+        <w:tc>
+          <w:tcPr>
+            <w:tcW w:w="0" w:type="auto"/>
+            <w:hideMark/>
+          </w:tcPr>
+          <w:p>
+            <w:pPr>
+              <w:spacing w:before="240" w:after="160" w:line="278" w:lineRule="auto"/>
+              <w:cnfStyle w:val="000000000000" w:firstRow="0" w:lastRow="0" w:firstColumn="0" w:lastColumn="0" w:oddVBand="0" w:evenVBand="0" w:oddHBand="0" w:evenHBand="0" w:firstRowFirstColumn="0" w:firstRowLastColumn="0" w:lastRowFirstColumn="0" w:lastRowLastColumn="0"/>
+              <w:rPr>
+                <w:lang w:val="el-GR"/>
+              </w:rPr>
+            </w:pPr>
+            <w:proofErr w:type="spellStart"/>
+            <w:r>
+              <w:rPr>
+                <w:lang w:val="el-GR"/>
+              </w:rPr>
+              <w:t>Black-Box</w:t>
+            </w:r>
+            <w:proofErr w:type="spellEnd"/>
+            <w:r>
+              <w:rPr>
+                <w:lang w:val="el-GR"/>
+              </w:rPr>
+              <w:t xml:space="preserve"> / </w:t>
+            </w:r>
+            <w:proofErr w:type="spellStart"/>
+            <w:r>
+              <w:rPr>
+                <w:lang w:val="el-GR"/>
+              </w:rPr>
+              <w:t>Alt</w:t>
+            </w:r>
+            <w:proofErr w:type="spellEnd"/>
+            <w:r>
+              <w:rPr>
+                <w:lang w:val="el-GR"/>
+              </w:rPr>
+              <w:t xml:space="preserve"> </w:t>
+            </w:r>
+            <w:proofErr w:type="spellStart"/>
+            <w:r>
+              <w:rPr>
+                <w:lang w:val="el-GR"/>
+              </w:rPr>
+              <w:t>Flow</w:t>
+            </w:r>
+            <w:proofErr w:type="spellEnd"/>
+          </w:p>
+        </w:tc>
+      </w:tr>
+      <w:tr>
+        <w:tc>
+          <w:tcPr>
+            <w:cnfStyle w:val="001000000000" w:firstRow="0" w:lastRow="0" w:firstColumn="1" w:lastColumn="0" w:oddVBand="0" w:evenVBand="0" w:oddHBand="0" w:evenHBand="0" w:firstRowFirstColumn="0" w:firstRowLastColumn="0" w:lastRowFirstColumn="0" w:lastRowLastColumn="0"/>
+            <w:tcW w:w="0" w:type="auto"/>
+            <w:hideMark/>
+          </w:tcPr>
+          <w:p>
+            <w:pPr>
+              <w:spacing w:before="240" w:after="160" w:line="278" w:lineRule="auto"/>
+              <w:rPr>
+                <w:lang w:val="el-GR"/>
+              </w:rPr>
+            </w:pPr>
+            <w:r>
+              <w:rPr>
+                <w:lang w:val="el-GR"/>
+              </w:rPr>
+              <w:t>Προτεραιότητα</w:t>
+            </w:r>
+          </w:p>
+        </w:tc>
+        <w:tc>
+          <w:tcPr>
+            <w:tcW w:w="0" w:type="auto"/>
+            <w:hideMark/>
+          </w:tcPr>
+          <w:p>
+            <w:pPr>
+              <w:spacing w:before="240" w:after="160" w:line="278" w:lineRule="auto"/>
+              <w:cnfStyle w:val="000000000000" w:firstRow="0" w:lastRow="0" w:firstColumn="0" w:lastColumn="0" w:oddVBand="0" w:evenVBand="0" w:oddHBand="0" w:evenHBand="0" w:firstRowFirstColumn="0" w:firstRowLastColumn="0" w:lastRowFirstColumn="0" w:lastRowLastColumn="0"/>
+              <w:rPr>
+                <w:lang w:val="el-GR"/>
+              </w:rPr>
+            </w:pPr>
+            <w:r>
+              <w:rPr>
+                <w:lang w:val="el-GR"/>
+              </w:rPr>
+              <w:t>MEDIUM</w:t>
+            </w:r>
+          </w:p>
+        </w:tc>
+      </w:tr>
+      <w:tr>
+        <w:tc>
+          <w:tcPr>
+            <w:cnfStyle w:val="001000000000" w:firstRow="0" w:lastRow="0" w:firstColumn="1" w:lastColumn="0" w:oddVBand="0" w:evenVBand="0" w:oddHBand="0" w:evenHBand="0" w:firstRowFirstColumn="0" w:firstRowLastColumn="0" w:lastRowFirstColumn="0" w:lastRowLastColumn="0"/>
+            <w:tcW w:w="0" w:type="auto"/>
+            <w:hideMark/>
+          </w:tcPr>
+          <w:p>
+            <w:pPr>
+              <w:spacing w:before="240" w:after="160" w:line="278" w:lineRule="auto"/>
+              <w:rPr>
+                <w:lang w:val="el-GR"/>
+              </w:rPr>
+            </w:pPr>
+            <w:r>
+              <w:rPr>
+                <w:lang w:val="el-GR"/>
+              </w:rPr>
+              <w:t>Δεδομένα Εισόδου</w:t>
+            </w:r>
+          </w:p>
+        </w:tc>
+        <w:tc>
+          <w:tcPr>
+            <w:tcW w:w="0" w:type="auto"/>
+            <w:hideMark/>
+          </w:tcPr>
+          <w:p>
+            <w:pPr>
+              <w:spacing w:before="240" w:after="160" w:line="278" w:lineRule="auto"/>
+              <w:cnfStyle w:val="000000000000" w:firstRow="0" w:lastRow="0" w:firstColumn="0" w:lastColumn="0" w:oddVBand="0" w:evenVBand="0" w:oddHBand="0" w:evenHBand="0" w:firstRowFirstColumn="0" w:firstRowLastColumn="0" w:lastRowFirstColumn="0" w:lastRowLastColumn="0"/>
+              <w:rPr>
+                <w:lang w:val="el-GR"/>
+              </w:rPr>
+            </w:pPr>
+            <w:r>
+              <w:rPr>
+                <w:lang w:val="el-GR"/>
+              </w:rPr>
+              <w:t xml:space="preserve">Τροποποίηση πεδίων + </w:t>
+            </w:r>
+            <w:proofErr w:type="spellStart"/>
+            <w:r>
+              <w:rPr>
+                <w:lang w:val="el-GR"/>
+              </w:rPr>
+              <w:t>click</w:t>
+            </w:r>
+            <w:proofErr w:type="spellEnd"/>
+            <w:r>
+              <w:rPr>
+                <w:lang w:val="el-GR"/>
+              </w:rPr>
+              <w:t xml:space="preserve"> «</w:t>
+            </w:r>
+            <w:proofErr w:type="spellStart"/>
+            <w:r>
+              <w:rPr>
+                <w:lang w:val="el-GR"/>
+              </w:rPr>
+              <w:t>Cancel</w:t>
+            </w:r>
+            <w:proofErr w:type="spellEnd"/>
+            <w:r>
+              <w:rPr>
+                <w:lang w:val="el-GR"/>
+              </w:rPr>
+              <w:t>»</w:t>
+            </w:r>
+          </w:p>
+        </w:tc>
+      </w:tr>
+      <w:tr>
+        <w:tc>
+          <w:tcPr>
+            <w:cnfStyle w:val="001000000000" w:firstRow="0" w:lastRow="0" w:firstColumn="1" w:lastColumn="0" w:oddVBand="0" w:evenVBand="0" w:oddHBand="0" w:evenHBand="0" w:firstRowFirstColumn="0" w:firstRowLastColumn="0" w:lastRowFirstColumn="0" w:lastRowLastColumn="0"/>
+            <w:tcW w:w="0" w:type="auto"/>
+            <w:hideMark/>
+          </w:tcPr>
+          <w:p>
+            <w:pPr>
+              <w:spacing w:before="240" w:after="160" w:line="278" w:lineRule="auto"/>
+              <w:rPr>
+                <w:lang w:val="el-GR"/>
+              </w:rPr>
+            </w:pPr>
+            <w:r>
+              <w:rPr>
+                <w:lang w:val="el-GR"/>
+              </w:rPr>
+              <w:t>Αναμενόμενο Αποτέλεσμα</w:t>
+            </w:r>
+          </w:p>
+        </w:tc>
+        <w:tc>
+          <w:tcPr>
+            <w:tcW w:w="0" w:type="auto"/>
+            <w:hideMark/>
+          </w:tcPr>
+          <w:p>
+            <w:pPr>
+              <w:spacing w:before="240" w:after="160" w:line="278" w:lineRule="auto"/>
+              <w:cnfStyle w:val="000000000000" w:firstRow="0" w:lastRow="0" w:firstColumn="0" w:lastColumn="0" w:oddVBand="0" w:evenVBand="0" w:oddHBand="0" w:evenHBand="0" w:firstRowFirstColumn="0" w:firstRowLastColumn="0" w:lastRowFirstColumn="0" w:lastRowLastColumn="0"/>
+              <w:rPr>
+                <w:lang w:val="el-GR"/>
+              </w:rPr>
+            </w:pPr>
+            <w:r>
+              <w:rPr>
+                <w:lang w:val="el-GR"/>
+              </w:rPr>
+              <w:t xml:space="preserve">Επιστροφή στο </w:t>
+            </w:r>
+            <w:proofErr w:type="spellStart"/>
+            <w:r>
+              <w:rPr>
+                <w:lang w:val="el-GR"/>
+              </w:rPr>
+              <w:t>detail</w:t>
+            </w:r>
+            <w:proofErr w:type="spellEnd"/>
+            <w:r>
+              <w:rPr>
+                <w:lang w:val="el-GR"/>
+              </w:rPr>
+              <w:t>, παλιά δεδομένα</w:t>
+            </w:r>
+          </w:p>
+        </w:tc>
+      </w:tr>
+      <w:tr>
+        <w:tc>
+          <w:tcPr>
+            <w:cnfStyle w:val="001000000000" w:firstRow="0" w:lastRow="0" w:firstColumn="1" w:lastColumn="0" w:oddVBand="0" w:evenVBand="0" w:oddHBand="0" w:evenHBand="0" w:firstRowFirstColumn="0" w:firstRowLastColumn="0" w:lastRowFirstColumn="0" w:lastRowLastColumn="0"/>
+            <w:tcW w:w="0" w:type="auto"/>
+            <w:hideMark/>
+          </w:tcPr>
+          <w:p>
+            <w:pPr>
+              <w:spacing w:before="240" w:after="160" w:line="278" w:lineRule="auto"/>
+              <w:rPr>
+                <w:lang w:val="el-GR"/>
+              </w:rPr>
+            </w:pPr>
+            <w:r>
+              <w:rPr>
+                <w:lang w:val="el-GR"/>
+              </w:rPr>
+              <w:t>Πραγματικό Αποτέλεσμα</w:t>
+            </w:r>
+          </w:p>
+        </w:tc>
+        <w:tc>
+          <w:tcPr>
+            <w:tcW w:w="0" w:type="auto"/>
+            <w:hideMark/>
+          </w:tcPr>
+          <w:p>
+            <w:pPr>
+              <w:spacing w:before="240" w:after="160" w:line="278" w:lineRule="auto"/>
+              <w:cnfStyle w:val="000000000000" w:firstRow="0" w:lastRow="0" w:firstColumn="0" w:lastColumn="0" w:oddVBand="0" w:evenVBand="0" w:oddHBand="0" w:evenHBand="0" w:firstRowFirstColumn="0" w:firstRowLastColumn="0" w:lastRowFirstColumn="0" w:lastRowLastColumn="0"/>
+              <w:rPr>
+                <w:lang w:val="el-GR"/>
+              </w:rPr>
+            </w:pPr>
+            <w:r>
+              <w:rPr>
+                <w:lang w:val="el-GR"/>
+              </w:rPr>
+              <w:t xml:space="preserve">Επιστροφή στο «CRC </w:t>
+            </w:r>
+            <w:proofErr w:type="spellStart"/>
+            <w:r>
+              <w:rPr>
+                <w:lang w:val="el-GR"/>
+              </w:rPr>
+              <w:t>Card</w:t>
+            </w:r>
+            <w:proofErr w:type="spellEnd"/>
+            <w:r>
+              <w:rPr>
+                <w:lang w:val="el-GR"/>
+              </w:rPr>
+              <w:t xml:space="preserve"> </w:t>
+            </w:r>
+            <w:proofErr w:type="spellStart"/>
+            <w:r>
+              <w:rPr>
+                <w:lang w:val="el-GR"/>
+              </w:rPr>
+              <w:t>Detail</w:t>
+            </w:r>
+            <w:proofErr w:type="spellEnd"/>
+            <w:r>
+              <w:rPr>
+                <w:lang w:val="el-GR"/>
+              </w:rPr>
+              <w:t xml:space="preserve">». </w:t>
+            </w:r>
+            <w:proofErr w:type="spellStart"/>
+            <w:r>
+              <w:rPr>
+                <w:lang w:val="el-GR"/>
+              </w:rPr>
+              <w:t>Class</w:t>
+            </w:r>
+            <w:proofErr w:type="spellEnd"/>
+            <w:r>
+              <w:rPr>
+                <w:lang w:val="el-GR"/>
+              </w:rPr>
+              <w:t xml:space="preserve"> </w:t>
+            </w:r>
+            <w:proofErr w:type="spellStart"/>
+            <w:r>
+              <w:rPr>
+                <w:lang w:val="el-GR"/>
+              </w:rPr>
+              <w:t>Name</w:t>
+            </w:r>
+            <w:proofErr w:type="spellEnd"/>
+            <w:r>
+              <w:rPr>
+                <w:lang w:val="el-GR"/>
+              </w:rPr>
+              <w:t xml:space="preserve"> εμφανίζει παλιό όνομα. ΒΔ ανέπαφη.</w:t>
+            </w:r>
+          </w:p>
+        </w:tc>
+      </w:tr>
+      <w:tr>
+        <w:tc>
+          <w:tcPr>
+            <w:cnfStyle w:val="001000000000" w:firstRow="0" w:lastRow="0" w:firstColumn="1" w:lastColumn="0" w:oddVBand="0" w:evenVBand="0" w:oddHBand="0" w:evenHBand="0" w:firstRowFirstColumn="0" w:firstRowLastColumn="0" w:lastRowFirstColumn="0" w:lastRowLastColumn="0"/>
+            <w:tcW w:w="0" w:type="auto"/>
+            <w:hideMark/>
+          </w:tcPr>
+          <w:p>
+            <w:pPr>
+              <w:spacing w:before="240" w:after="160" w:line="278" w:lineRule="auto"/>
+              <w:rPr>
+                <w:lang w:val="el-GR"/>
+              </w:rPr>
+            </w:pPr>
+            <w:r>
+              <w:rPr>
+                <w:lang w:val="el-GR"/>
+              </w:rPr>
+              <w:t>Κατάσταση</w:t>
+            </w:r>
+          </w:p>
+        </w:tc>
+        <w:tc>
+          <w:tcPr>
+            <w:tcW w:w="0" w:type="auto"/>
+            <w:hideMark/>
+          </w:tcPr>
+          <w:p>
+            <w:pPr>
+              <w:spacing w:before="240" w:after="160" w:line="278" w:lineRule="auto"/>
+              <w:cnfStyle w:val="000000000000" w:firstRow="0" w:lastRow="0" w:firstColumn="0" w:lastColumn="0" w:oddVBand="0" w:evenVBand="0" w:oddHBand="0" w:evenHBand="0" w:firstRowFirstColumn="0" w:firstRowLastColumn="0" w:lastRowFirstColumn="0" w:lastRowLastColumn="0"/>
+              <w:rPr>
+                <w:lang w:val="el-GR"/>
+              </w:rPr>
+            </w:pPr>
+            <w:r>
+              <w:rPr>
+                <w:rFonts w:ascii="Segoe UI Emoji" w:hAnsi="Segoe UI Emoji" w:cs="Segoe UI Emoji"/>
+                <w:lang w:val="el-GR"/>
+              </w:rPr>
+              <w:t>✅</w:t>
+            </w:r>
+            <w:r>
+              <w:rPr>
+                <w:lang w:val="el-GR"/>
+              </w:rPr>
+              <w:t> </w:t>
+            </w:r>
+            <w:r>
+              <w:rPr>
+                <w:b/>
+                <w:bCs/>
+                <w:lang w:val="el-GR"/>
+              </w:rPr>
+              <w:t>PASS</w:t>
+            </w:r>
+          </w:p>
+        </w:tc>
+      </w:tr>
+    </w:tbl>
+    <w:p>
+      <w:pPr>
+        <w:spacing w:before="240"/>
+        <w:rPr>
+          <w:lang w:val="el-GR"/>
+        </w:rPr>
+      </w:pPr>
+      <w:r>
+        <w:rPr>
+          <w:lang w:val="el-GR"/>
+        </w:rPr>
+        <w:pict w14:anchorId="5343939D">
+          <v:rect id="_x0000_i1067" style="width:0;height:.75pt" o:hralign="center" o:hrstd="t" o:hrnoshade="t" o:hr="t" fillcolor="#ccc" stroked="f"/>
+        </w:pict>
+      </w:r>
+    </w:p>
+    <w:p>
+      <w:pPr>
+        <w:spacing w:before="240"/>
+        <w:rPr>
+          <w:b/>
+          <w:bCs/>
+          <w:sz w:val="28"/>
+          <w:szCs w:val="28"/>
+          <w:lang w:val="el-GR"/>
+        </w:rPr>
+      </w:pPr>
+      <w:r>
+        <w:rPr>
+          <w:b/>
+          <w:bCs/>
+          <w:sz w:val="28"/>
+          <w:szCs w:val="28"/>
+          <w:lang w:val="el-GR"/>
+        </w:rPr>
+        <w:t xml:space="preserve">UC08 — Διαγραφή CRC </w:t>
+      </w:r>
+      <w:proofErr w:type="spellStart"/>
+      <w:r>
+        <w:rPr>
+          <w:b/>
+          <w:bCs/>
+          <w:sz w:val="28"/>
+          <w:szCs w:val="28"/>
+          <w:lang w:val="el-GR"/>
+        </w:rPr>
+        <w:t>Card</w:t>
+      </w:r>
+      <w:proofErr w:type="spellEnd"/>
+    </w:p>
+    <w:p>
+      <w:pPr>
+        <w:spacing w:before="240"/>
+        <w:rPr>
+          <w:lang w:val="el-GR"/>
+        </w:rPr>
+      </w:pPr>
+      <w:r>
+        <w:rPr>
+          <w:b/>
+          <w:bCs/>
+          <w:lang w:val="el-GR"/>
+        </w:rPr>
+        <w:t>Κατάσταση Εισόδου:</w:t>
+      </w:r>
+      <w:r>
+        <w:rPr>
+          <w:lang w:val="el-GR"/>
+        </w:rPr>
+        <w:t xml:space="preserve"> Η CRC </w:t>
+      </w:r>
+      <w:proofErr w:type="spellStart"/>
+      <w:r>
+        <w:rPr>
+          <w:lang w:val="el-GR"/>
+        </w:rPr>
+        <w:t>Card</w:t>
+      </w:r>
+      <w:proofErr w:type="spellEnd"/>
+      <w:r>
+        <w:rPr>
+          <w:lang w:val="el-GR"/>
+        </w:rPr>
+        <w:t xml:space="preserve"> υπάρχει στο Project και ο χρήστης έχει δικαίωμα διαγραφής.</w:t>
+      </w:r>
+      <w:r>
+        <w:rPr>
+          <w:lang w:val="el-GR"/>
+        </w:rPr>
+        <w:br/>
+      </w:r>
+      <w:r>
+        <w:rPr>
+          <w:b/>
+          <w:bCs/>
+          <w:lang w:val="el-GR"/>
+        </w:rPr>
+        <w:t>Κατάσταση Εξόδου:</w:t>
+      </w:r>
+      <w:r>
+        <w:rPr>
+          <w:lang w:val="el-GR"/>
+        </w:rPr>
+        <w:t xml:space="preserve"> Η CRC </w:t>
+      </w:r>
+      <w:proofErr w:type="spellStart"/>
+      <w:r>
+        <w:rPr>
+          <w:lang w:val="el-GR"/>
+        </w:rPr>
+        <w:t>Card</w:t>
+      </w:r>
+      <w:proofErr w:type="spellEnd"/>
+      <w:r>
+        <w:rPr>
+          <w:lang w:val="el-GR"/>
+        </w:rPr>
+        <w:t xml:space="preserve"> και όλες οι συνδέσεις της με </w:t>
+      </w:r>
+      <w:proofErr w:type="spellStart"/>
+      <w:r>
+        <w:rPr>
+          <w:lang w:val="el-GR"/>
+        </w:rPr>
+        <w:t>Use</w:t>
+      </w:r>
+      <w:proofErr w:type="spellEnd"/>
+      <w:r>
+        <w:rPr>
+          <w:lang w:val="el-GR"/>
+        </w:rPr>
+        <w:t xml:space="preserve"> </w:t>
+      </w:r>
+      <w:proofErr w:type="spellStart"/>
+      <w:r>
+        <w:rPr>
+          <w:lang w:val="el-GR"/>
+        </w:rPr>
+        <w:t>Cases</w:t>
+      </w:r>
+      <w:proofErr w:type="spellEnd"/>
+      <w:r>
+        <w:rPr>
+          <w:lang w:val="el-GR"/>
+        </w:rPr>
+        <w:t xml:space="preserve"> έχουν αφαιρεθεί από τη Βάση Δεδομένων.</w:t>
+      </w:r>
+    </w:p>
+    <w:p>
+      <w:pPr>
+        <w:spacing w:before="240"/>
+        <w:rPr>
+          <w:lang w:val="el-GR"/>
+        </w:rPr>
+      </w:pPr>
+    </w:p>
+    <w:p>
+      <w:pPr>
+        <w:spacing w:before="240"/>
+        <w:rPr>
+          <w:lang w:val="el-GR"/>
+        </w:rPr>
+      </w:pPr>
+    </w:p>
+    <w:p>
+      <w:pPr>
+        <w:spacing w:before="240"/>
+        <w:rPr>
+          <w:lang w:val="el-GR"/>
+        </w:rPr>
+      </w:pPr>
+    </w:p>
+    <w:p>
+      <w:pPr>
+        <w:spacing w:before="240"/>
+        <w:rPr>
+          <w:b/>
+          <w:bCs/>
+          <w:lang w:val="el-GR"/>
+        </w:rPr>
+      </w:pPr>
+      <w:r>
+        <w:rPr>
+          <w:b/>
+          <w:bCs/>
+          <w:lang w:val="el-GR"/>
+        </w:rPr>
+        <w:lastRenderedPageBreak/>
+        <w:t xml:space="preserve">TC-08-01 — Επιτυχής Διαγραφή CRC </w:t>
+      </w:r>
+      <w:proofErr w:type="spellStart"/>
+      <w:r>
+        <w:rPr>
+          <w:b/>
+          <w:bCs/>
+          <w:lang w:val="el-GR"/>
+        </w:rPr>
+        <w:t>Card</w:t>
+      </w:r>
+      <w:proofErr w:type="spellEnd"/>
+      <w:r>
+        <w:rPr>
+          <w:b/>
+          <w:bCs/>
+          <w:lang w:val="el-GR"/>
+        </w:rPr>
+        <w:t xml:space="preserve"> με </w:t>
+      </w:r>
+      <w:proofErr w:type="spellStart"/>
+      <w:r>
+        <w:rPr>
+          <w:b/>
+          <w:bCs/>
+          <w:lang w:val="el-GR"/>
+        </w:rPr>
+        <w:t>Cascade</w:t>
+      </w:r>
+      <w:proofErr w:type="spellEnd"/>
+    </w:p>
+    <w:tbl>
+      <w:tblPr>
+        <w:tblStyle w:val="GridTable1Light"/>
+        <w:tblW w:w="0" w:type="auto"/>
+        <w:tblLook w:val="04A0" w:firstRow="1" w:lastRow="0" w:firstColumn="1" w:lastColumn="0" w:noHBand="0" w:noVBand="1"/>
+      </w:tblPr>
+      <w:tblGrid>
+        <w:gridCol w:w="2330"/>
+        <w:gridCol w:w="7020"/>
+      </w:tblGrid>
+      <w:tr>
+        <w:trPr>
+          <w:cnfStyle w:val="100000000000" w:firstRow="1" w:lastRow="0" w:firstColumn="0" w:lastColumn="0" w:oddVBand="0" w:evenVBand="0" w:oddHBand="0" w:evenHBand="0" w:firstRowFirstColumn="0" w:firstRowLastColumn="0" w:lastRowFirstColumn="0" w:lastRowLastColumn="0"/>
+        </w:trPr>
+        <w:tc>
+          <w:tcPr>
+            <w:cnfStyle w:val="001000000000" w:firstRow="0" w:lastRow="0" w:firstColumn="1" w:lastColumn="0" w:oddVBand="0" w:evenVBand="0" w:oddHBand="0" w:evenHBand="0" w:firstRowFirstColumn="0" w:firstRowLastColumn="0" w:lastRowFirstColumn="0" w:lastRowLastColumn="0"/>
+            <w:tcW w:w="0" w:type="auto"/>
+            <w:hideMark/>
+          </w:tcPr>
+          <w:p>
+            <w:pPr>
+              <w:spacing w:before="240" w:after="160" w:line="278" w:lineRule="auto"/>
+              <w:rPr>
+                <w:lang w:val="el-GR"/>
+              </w:rPr>
+            </w:pPr>
+            <w:r>
+              <w:rPr>
+                <w:lang w:val="el-GR"/>
+              </w:rPr>
+              <w:t>Πεδίο</w:t>
+            </w:r>
+          </w:p>
+        </w:tc>
+        <w:tc>
+          <w:tcPr>
+            <w:tcW w:w="0" w:type="auto"/>
+            <w:hideMark/>
+          </w:tcPr>
+          <w:p>
+            <w:pPr>
+              <w:spacing w:before="240" w:after="160" w:line="278" w:lineRule="auto"/>
+              <w:cnfStyle w:val="100000000000" w:firstRow="1" w:lastRow="0" w:firstColumn="0" w:lastColumn="0" w:oddVBand="0" w:evenVBand="0" w:oddHBand="0" w:evenHBand="0" w:firstRowFirstColumn="0" w:firstRowLastColumn="0" w:lastRowFirstColumn="0" w:lastRowLastColumn="0"/>
+              <w:rPr>
+                <w:lang w:val="el-GR"/>
+              </w:rPr>
+            </w:pPr>
+            <w:r>
+              <w:rPr>
+                <w:lang w:val="el-GR"/>
+              </w:rPr>
+              <w:t>Τιμή</w:t>
+            </w:r>
+          </w:p>
+        </w:tc>
+      </w:tr>
+      <w:tr>
+        <w:tc>
+          <w:tcPr>
+            <w:cnfStyle w:val="001000000000" w:firstRow="0" w:lastRow="0" w:firstColumn="1" w:lastColumn="0" w:oddVBand="0" w:evenVBand="0" w:oddHBand="0" w:evenHBand="0" w:firstRowFirstColumn="0" w:firstRowLastColumn="0" w:lastRowFirstColumn="0" w:lastRowLastColumn="0"/>
+            <w:tcW w:w="0" w:type="auto"/>
+            <w:hideMark/>
+          </w:tcPr>
+          <w:p>
+            <w:pPr>
+              <w:spacing w:before="240" w:after="160" w:line="278" w:lineRule="auto"/>
+              <w:rPr>
+                <w:lang w:val="el-GR"/>
+              </w:rPr>
+            </w:pPr>
+            <w:r>
+              <w:rPr>
+                <w:lang w:val="el-GR"/>
+              </w:rPr>
+              <w:t>Σκοπός</w:t>
+            </w:r>
+          </w:p>
+        </w:tc>
+        <w:tc>
+          <w:tcPr>
+            <w:tcW w:w="0" w:type="auto"/>
+            <w:hideMark/>
+          </w:tcPr>
+          <w:p>
+            <w:pPr>
+              <w:spacing w:before="240" w:after="160" w:line="278" w:lineRule="auto"/>
+              <w:cnfStyle w:val="000000000000" w:firstRow="0" w:lastRow="0" w:firstColumn="0" w:lastColumn="0" w:oddVBand="0" w:evenVBand="0" w:oddHBand="0" w:evenHBand="0" w:firstRowFirstColumn="0" w:firstRowLastColumn="0" w:lastRowFirstColumn="0" w:lastRowLastColumn="0"/>
+              <w:rPr>
+                <w:lang w:val="el-GR"/>
+              </w:rPr>
+            </w:pPr>
+            <w:r>
+              <w:rPr>
+                <w:lang w:val="el-GR"/>
+              </w:rPr>
+              <w:t xml:space="preserve">Επαλήθευση </w:t>
+            </w:r>
+            <w:proofErr w:type="spellStart"/>
+            <w:r>
+              <w:rPr>
+                <w:lang w:val="el-GR"/>
+              </w:rPr>
+              <w:t>cascade</w:t>
+            </w:r>
+            <w:proofErr w:type="spellEnd"/>
+            <w:r>
+              <w:rPr>
+                <w:lang w:val="el-GR"/>
+              </w:rPr>
+              <w:t xml:space="preserve"> διαγραφής M:N συνδέσεων CRC ↔ </w:t>
+            </w:r>
+            <w:proofErr w:type="spellStart"/>
+            <w:r>
+              <w:rPr>
+                <w:lang w:val="el-GR"/>
+              </w:rPr>
+              <w:t>Use</w:t>
+            </w:r>
+            <w:proofErr w:type="spellEnd"/>
+            <w:r>
+              <w:rPr>
+                <w:lang w:val="el-GR"/>
+              </w:rPr>
+              <w:t xml:space="preserve"> </w:t>
+            </w:r>
+            <w:proofErr w:type="spellStart"/>
+            <w:r>
+              <w:rPr>
+                <w:lang w:val="el-GR"/>
+              </w:rPr>
+              <w:t>Case</w:t>
+            </w:r>
+            <w:proofErr w:type="spellEnd"/>
+          </w:p>
+        </w:tc>
+      </w:tr>
+      <w:tr>
+        <w:tc>
+          <w:tcPr>
+            <w:cnfStyle w:val="001000000000" w:firstRow="0" w:lastRow="0" w:firstColumn="1" w:lastColumn="0" w:oddVBand="0" w:evenVBand="0" w:oddHBand="0" w:evenHBand="0" w:firstRowFirstColumn="0" w:firstRowLastColumn="0" w:lastRowFirstColumn="0" w:lastRowLastColumn="0"/>
+            <w:tcW w:w="0" w:type="auto"/>
+            <w:hideMark/>
+          </w:tcPr>
+          <w:p>
+            <w:pPr>
+              <w:spacing w:before="240" w:after="160" w:line="278" w:lineRule="auto"/>
+              <w:rPr>
+                <w:lang w:val="el-GR"/>
+              </w:rPr>
+            </w:pPr>
+            <w:r>
+              <w:rPr>
+                <w:lang w:val="el-GR"/>
+              </w:rPr>
+              <w:t>Κατηγορία</w:t>
+            </w:r>
+          </w:p>
+        </w:tc>
+        <w:tc>
+          <w:tcPr>
+            <w:tcW w:w="0" w:type="auto"/>
+            <w:hideMark/>
+          </w:tcPr>
+          <w:p>
+            <w:pPr>
+              <w:spacing w:before="240" w:after="160" w:line="278" w:lineRule="auto"/>
+              <w:cnfStyle w:val="000000000000" w:firstRow="0" w:lastRow="0" w:firstColumn="0" w:lastColumn="0" w:oddVBand="0" w:evenVBand="0" w:oddHBand="0" w:evenHBand="0" w:firstRowFirstColumn="0" w:firstRowLastColumn="0" w:lastRowFirstColumn="0" w:lastRowLastColumn="0"/>
+              <w:rPr>
+                <w:lang w:val="el-GR"/>
+              </w:rPr>
+            </w:pPr>
+            <w:proofErr w:type="spellStart"/>
+            <w:r>
+              <w:rPr>
+                <w:lang w:val="el-GR"/>
+              </w:rPr>
+              <w:t>Functional</w:t>
+            </w:r>
+            <w:proofErr w:type="spellEnd"/>
+          </w:p>
+        </w:tc>
+      </w:tr>
+      <w:tr>
+        <w:tc>
+          <w:tcPr>
+            <w:cnfStyle w:val="001000000000" w:firstRow="0" w:lastRow="0" w:firstColumn="1" w:lastColumn="0" w:oddVBand="0" w:evenVBand="0" w:oddHBand="0" w:evenHBand="0" w:firstRowFirstColumn="0" w:firstRowLastColumn="0" w:lastRowFirstColumn="0" w:lastRowLastColumn="0"/>
+            <w:tcW w:w="0" w:type="auto"/>
+            <w:hideMark/>
+          </w:tcPr>
+          <w:p>
+            <w:pPr>
+              <w:spacing w:before="240" w:after="160" w:line="278" w:lineRule="auto"/>
+              <w:rPr>
+                <w:lang w:val="el-GR"/>
+              </w:rPr>
+            </w:pPr>
+            <w:r>
+              <w:rPr>
+                <w:lang w:val="el-GR"/>
+              </w:rPr>
+              <w:t>Τεχνική</w:t>
+            </w:r>
+          </w:p>
+        </w:tc>
+        <w:tc>
+          <w:tcPr>
+            <w:tcW w:w="0" w:type="auto"/>
+            <w:hideMark/>
+          </w:tcPr>
+          <w:p>
+            <w:pPr>
+              <w:spacing w:before="240" w:after="160" w:line="278" w:lineRule="auto"/>
+              <w:cnfStyle w:val="000000000000" w:firstRow="0" w:lastRow="0" w:firstColumn="0" w:lastColumn="0" w:oddVBand="0" w:evenVBand="0" w:oddHBand="0" w:evenHBand="0" w:firstRowFirstColumn="0" w:firstRowLastColumn="0" w:lastRowFirstColumn="0" w:lastRowLastColumn="0"/>
+              <w:rPr>
+                <w:lang w:val="el-GR"/>
+              </w:rPr>
+            </w:pPr>
+            <w:proofErr w:type="spellStart"/>
+            <w:r>
+              <w:rPr>
+                <w:lang w:val="el-GR"/>
+              </w:rPr>
+              <w:t>Black-Box</w:t>
+            </w:r>
+            <w:proofErr w:type="spellEnd"/>
+            <w:r>
+              <w:rPr>
+                <w:lang w:val="el-GR"/>
+              </w:rPr>
+              <w:t xml:space="preserve"> / </w:t>
+            </w:r>
+            <w:proofErr w:type="spellStart"/>
+            <w:r>
+              <w:rPr>
+                <w:lang w:val="el-GR"/>
+              </w:rPr>
+              <w:t>Happy</w:t>
+            </w:r>
+            <w:proofErr w:type="spellEnd"/>
+            <w:r>
+              <w:rPr>
+                <w:lang w:val="el-GR"/>
+              </w:rPr>
+              <w:t xml:space="preserve"> </w:t>
+            </w:r>
+            <w:proofErr w:type="spellStart"/>
+            <w:r>
+              <w:rPr>
+                <w:lang w:val="el-GR"/>
+              </w:rPr>
+              <w:t>Path</w:t>
+            </w:r>
+            <w:proofErr w:type="spellEnd"/>
+          </w:p>
+        </w:tc>
+      </w:tr>
+      <w:tr>
+        <w:tc>
+          <w:tcPr>
+            <w:cnfStyle w:val="001000000000" w:firstRow="0" w:lastRow="0" w:firstColumn="1" w:lastColumn="0" w:oddVBand="0" w:evenVBand="0" w:oddHBand="0" w:evenHBand="0" w:firstRowFirstColumn="0" w:firstRowLastColumn="0" w:lastRowFirstColumn="0" w:lastRowLastColumn="0"/>
+            <w:tcW w:w="0" w:type="auto"/>
+            <w:hideMark/>
+          </w:tcPr>
+          <w:p>
+            <w:pPr>
+              <w:spacing w:before="240" w:after="160" w:line="278" w:lineRule="auto"/>
+              <w:rPr>
+                <w:lang w:val="el-GR"/>
+              </w:rPr>
+            </w:pPr>
+            <w:r>
+              <w:rPr>
+                <w:lang w:val="el-GR"/>
+              </w:rPr>
+              <w:t>Προτεραιότητα</w:t>
+            </w:r>
+          </w:p>
+        </w:tc>
+        <w:tc>
+          <w:tcPr>
+            <w:tcW w:w="0" w:type="auto"/>
+            <w:hideMark/>
+          </w:tcPr>
+          <w:p>
+            <w:pPr>
+              <w:spacing w:before="240" w:after="160" w:line="278" w:lineRule="auto"/>
+              <w:cnfStyle w:val="000000000000" w:firstRow="0" w:lastRow="0" w:firstColumn="0" w:lastColumn="0" w:oddVBand="0" w:evenVBand="0" w:oddHBand="0" w:evenHBand="0" w:firstRowFirstColumn="0" w:firstRowLastColumn="0" w:lastRowFirstColumn="0" w:lastRowLastColumn="0"/>
+              <w:rPr>
+                <w:lang w:val="el-GR"/>
+              </w:rPr>
+            </w:pPr>
+            <w:r>
+              <w:rPr>
+                <w:lang w:val="el-GR"/>
+              </w:rPr>
+              <w:t>CRITICAL</w:t>
+            </w:r>
+          </w:p>
+        </w:tc>
+      </w:tr>
+      <w:tr>
+        <w:tc>
+          <w:tcPr>
+            <w:cnfStyle w:val="001000000000" w:firstRow="0" w:lastRow="0" w:firstColumn="1" w:lastColumn="0" w:oddVBand="0" w:evenVBand="0" w:oddHBand="0" w:evenHBand="0" w:firstRowFirstColumn="0" w:firstRowLastColumn="0" w:lastRowFirstColumn="0" w:lastRowLastColumn="0"/>
+            <w:tcW w:w="0" w:type="auto"/>
+            <w:hideMark/>
+          </w:tcPr>
+          <w:p>
+            <w:pPr>
+              <w:spacing w:before="240" w:after="160" w:line="278" w:lineRule="auto"/>
+              <w:rPr>
+                <w:lang w:val="el-GR"/>
+              </w:rPr>
+            </w:pPr>
+            <w:r>
+              <w:rPr>
+                <w:lang w:val="el-GR"/>
+              </w:rPr>
+              <w:t>Δεδομένα Εισόδου</w:t>
+            </w:r>
+          </w:p>
+        </w:tc>
+        <w:tc>
+          <w:tcPr>
+            <w:tcW w:w="0" w:type="auto"/>
+            <w:hideMark/>
+          </w:tcPr>
+          <w:p>
+            <w:pPr>
+              <w:spacing w:before="240" w:after="160" w:line="278" w:lineRule="auto"/>
+              <w:cnfStyle w:val="000000000000" w:firstRow="0" w:lastRow="0" w:firstColumn="0" w:lastColumn="0" w:oddVBand="0" w:evenVBand="0" w:oddHBand="0" w:evenHBand="0" w:firstRowFirstColumn="0" w:firstRowLastColumn="0" w:lastRowFirstColumn="0" w:lastRowLastColumn="0"/>
+            </w:pPr>
+            <w:r>
+              <w:t xml:space="preserve">CRC Card ID </w:t>
+            </w:r>
+            <w:r>
+              <w:rPr>
+                <w:lang w:val="el-GR"/>
+              </w:rPr>
+              <w:t>συνδεδεμένη</w:t>
+            </w:r>
+            <w:r>
+              <w:t xml:space="preserve"> </w:t>
+            </w:r>
+            <w:r>
+              <w:rPr>
+                <w:lang w:val="el-GR"/>
+              </w:rPr>
+              <w:t>με</w:t>
+            </w:r>
+            <w:r>
+              <w:t xml:space="preserve"> ≥1 Use Case</w:t>
+            </w:r>
+          </w:p>
+        </w:tc>
+      </w:tr>
+      <w:tr>
+        <w:tc>
+          <w:tcPr>
+            <w:cnfStyle w:val="001000000000" w:firstRow="0" w:lastRow="0" w:firstColumn="1" w:lastColumn="0" w:oddVBand="0" w:evenVBand="0" w:oddHBand="0" w:evenHBand="0" w:firstRowFirstColumn="0" w:firstRowLastColumn="0" w:lastRowFirstColumn="0" w:lastRowLastColumn="0"/>
+            <w:tcW w:w="0" w:type="auto"/>
+            <w:hideMark/>
+          </w:tcPr>
+          <w:p>
+            <w:pPr>
+              <w:spacing w:before="240" w:after="160" w:line="278" w:lineRule="auto"/>
+              <w:rPr>
+                <w:lang w:val="el-GR"/>
+              </w:rPr>
+            </w:pPr>
+            <w:r>
+              <w:rPr>
+                <w:lang w:val="el-GR"/>
+              </w:rPr>
+              <w:t>Αναμενόμενο Αποτέλεσμα</w:t>
+            </w:r>
+          </w:p>
+        </w:tc>
+        <w:tc>
+          <w:tcPr>
+            <w:tcW w:w="0" w:type="auto"/>
+            <w:hideMark/>
+          </w:tcPr>
+          <w:p>
+            <w:pPr>
+              <w:spacing w:before="240" w:after="160" w:line="278" w:lineRule="auto"/>
+              <w:cnfStyle w:val="000000000000" w:firstRow="0" w:lastRow="0" w:firstColumn="0" w:lastColumn="0" w:oddVBand="0" w:evenVBand="0" w:oddHBand="0" w:evenHBand="0" w:firstRowFirstColumn="0" w:firstRowLastColumn="0" w:lastRowFirstColumn="0" w:lastRowLastColumn="0"/>
+            </w:pPr>
+            <w:r>
+              <w:t xml:space="preserve">Redirect </w:t>
+            </w:r>
+            <w:r>
+              <w:rPr>
+                <w:lang w:val="el-GR"/>
+              </w:rPr>
+              <w:t>στο</w:t>
+            </w:r>
+            <w:r>
+              <w:t xml:space="preserve"> Project Detail + flash «CRC Card deleted successfully»</w:t>
+            </w:r>
+          </w:p>
+        </w:tc>
+      </w:tr>
+      <w:tr>
+        <w:tc>
+          <w:tcPr>
+            <w:cnfStyle w:val="001000000000" w:firstRow="0" w:lastRow="0" w:firstColumn="1" w:lastColumn="0" w:oddVBand="0" w:evenVBand="0" w:oddHBand="0" w:evenHBand="0" w:firstRowFirstColumn="0" w:firstRowLastColumn="0" w:lastRowFirstColumn="0" w:lastRowLastColumn="0"/>
+            <w:tcW w:w="0" w:type="auto"/>
+            <w:hideMark/>
+          </w:tcPr>
+          <w:p>
+            <w:pPr>
+              <w:spacing w:before="240" w:after="160" w:line="278" w:lineRule="auto"/>
+              <w:rPr>
+                <w:lang w:val="el-GR"/>
+              </w:rPr>
+            </w:pPr>
+            <w:r>
+              <w:rPr>
+                <w:lang w:val="el-GR"/>
+              </w:rPr>
+              <w:t>Πραγματικό Αποτέλεσμα</w:t>
+            </w:r>
+          </w:p>
+        </w:tc>
+        <w:tc>
+          <w:tcPr>
+            <w:tcW w:w="0" w:type="auto"/>
+            <w:hideMark/>
+          </w:tcPr>
+          <w:p>
+            <w:pPr>
+              <w:spacing w:before="240" w:after="160" w:line="278" w:lineRule="auto"/>
+              <w:cnfStyle w:val="000000000000" w:firstRow="0" w:lastRow="0" w:firstColumn="0" w:lastColumn="0" w:oddVBand="0" w:evenVBand="0" w:oddHBand="0" w:evenHBand="0" w:firstRowFirstColumn="0" w:firstRowLastColumn="0" w:lastRowFirstColumn="0" w:lastRowLastColumn="0"/>
+              <w:rPr>
+                <w:lang w:val="el-GR"/>
+              </w:rPr>
+            </w:pPr>
+            <w:proofErr w:type="spellStart"/>
+            <w:r>
+              <w:rPr>
+                <w:lang w:val="el-GR"/>
+              </w:rPr>
+              <w:t>Confirm</w:t>
+            </w:r>
+            <w:proofErr w:type="spellEnd"/>
+            <w:r>
+              <w:rPr>
+                <w:lang w:val="el-GR"/>
+              </w:rPr>
+              <w:t xml:space="preserve"> </w:t>
+            </w:r>
+            <w:proofErr w:type="spellStart"/>
+            <w:r>
+              <w:rPr>
+                <w:lang w:val="el-GR"/>
+              </w:rPr>
+              <w:t>dialog</w:t>
+            </w:r>
+            <w:proofErr w:type="spellEnd"/>
+            <w:r>
+              <w:rPr>
+                <w:lang w:val="el-GR"/>
+              </w:rPr>
+              <w:t xml:space="preserve"> εμφανίστηκε. Με «</w:t>
+            </w:r>
+            <w:proofErr w:type="spellStart"/>
+            <w:r>
+              <w:rPr>
+                <w:lang w:val="el-GR"/>
+              </w:rPr>
+              <w:t>Yes</w:t>
+            </w:r>
+            <w:proofErr w:type="spellEnd"/>
+            <w:r>
+              <w:rPr>
+                <w:lang w:val="el-GR"/>
+              </w:rPr>
+              <w:t xml:space="preserve">, </w:t>
+            </w:r>
+            <w:proofErr w:type="spellStart"/>
+            <w:r>
+              <w:rPr>
+                <w:lang w:val="el-GR"/>
+              </w:rPr>
+              <w:t>Delete</w:t>
+            </w:r>
+            <w:proofErr w:type="spellEnd"/>
+            <w:r>
+              <w:rPr>
+                <w:lang w:val="el-GR"/>
+              </w:rPr>
+              <w:t xml:space="preserve">» η CRC </w:t>
+            </w:r>
+            <w:proofErr w:type="spellStart"/>
+            <w:r>
+              <w:rPr>
+                <w:lang w:val="el-GR"/>
+              </w:rPr>
+              <w:t>Card</w:t>
+            </w:r>
+            <w:proofErr w:type="spellEnd"/>
+            <w:r>
+              <w:rPr>
+                <w:lang w:val="el-GR"/>
+              </w:rPr>
+              <w:t xml:space="preserve"> αφαιρέθηκε. </w:t>
+            </w:r>
+            <w:proofErr w:type="spellStart"/>
+            <w:r>
+              <w:rPr>
+                <w:lang w:val="el-GR"/>
+              </w:rPr>
+              <w:t>Use</w:t>
+            </w:r>
+            <w:proofErr w:type="spellEnd"/>
+            <w:r>
+              <w:rPr>
+                <w:lang w:val="el-GR"/>
+              </w:rPr>
+              <w:t xml:space="preserve"> </w:t>
+            </w:r>
+            <w:proofErr w:type="spellStart"/>
+            <w:r>
+              <w:rPr>
+                <w:lang w:val="el-GR"/>
+              </w:rPr>
+              <w:t>Cases</w:t>
+            </w:r>
+            <w:proofErr w:type="spellEnd"/>
+            <w:r>
+              <w:rPr>
+                <w:lang w:val="el-GR"/>
+              </w:rPr>
+              <w:t xml:space="preserve"> παρέμειναν ανέπαφα. Flash «CRC </w:t>
+            </w:r>
+            <w:proofErr w:type="spellStart"/>
+            <w:r>
+              <w:rPr>
+                <w:lang w:val="el-GR"/>
+              </w:rPr>
+              <w:t>Card</w:t>
+            </w:r>
+            <w:proofErr w:type="spellEnd"/>
+            <w:r>
+              <w:rPr>
+                <w:lang w:val="el-GR"/>
+              </w:rPr>
+              <w:t xml:space="preserve"> </w:t>
+            </w:r>
+            <w:proofErr w:type="spellStart"/>
+            <w:r>
+              <w:rPr>
+                <w:lang w:val="el-GR"/>
+              </w:rPr>
+              <w:t>deleted</w:t>
+            </w:r>
+            <w:proofErr w:type="spellEnd"/>
+            <w:r>
+              <w:rPr>
+                <w:lang w:val="el-GR"/>
+              </w:rPr>
+              <w:t xml:space="preserve"> </w:t>
+            </w:r>
+            <w:proofErr w:type="spellStart"/>
+            <w:r>
+              <w:rPr>
+                <w:lang w:val="el-GR"/>
+              </w:rPr>
+              <w:t>successfully</w:t>
+            </w:r>
+            <w:proofErr w:type="spellEnd"/>
+            <w:r>
+              <w:rPr>
+                <w:lang w:val="el-GR"/>
+              </w:rPr>
+              <w:t>».</w:t>
+            </w:r>
+          </w:p>
+        </w:tc>
+      </w:tr>
+      <w:tr>
+        <w:tc>
+          <w:tcPr>
+            <w:cnfStyle w:val="001000000000" w:firstRow="0" w:lastRow="0" w:firstColumn="1" w:lastColumn="0" w:oddVBand="0" w:evenVBand="0" w:oddHBand="0" w:evenHBand="0" w:firstRowFirstColumn="0" w:firstRowLastColumn="0" w:lastRowFirstColumn="0" w:lastRowLastColumn="0"/>
+            <w:tcW w:w="0" w:type="auto"/>
+            <w:hideMark/>
+          </w:tcPr>
+          <w:p>
+            <w:pPr>
+              <w:spacing w:before="240" w:after="160" w:line="278" w:lineRule="auto"/>
+              <w:rPr>
+                <w:lang w:val="el-GR"/>
+              </w:rPr>
+            </w:pPr>
+            <w:r>
+              <w:rPr>
+                <w:lang w:val="el-GR"/>
+              </w:rPr>
+              <w:t>Κατάσταση</w:t>
+            </w:r>
+          </w:p>
+        </w:tc>
+        <w:tc>
+          <w:tcPr>
+            <w:tcW w:w="0" w:type="auto"/>
+            <w:hideMark/>
+          </w:tcPr>
+          <w:p>
+            <w:pPr>
+              <w:spacing w:before="240" w:after="160" w:line="278" w:lineRule="auto"/>
+              <w:cnfStyle w:val="000000000000" w:firstRow="0" w:lastRow="0" w:firstColumn="0" w:lastColumn="0" w:oddVBand="0" w:evenVBand="0" w:oddHBand="0" w:evenHBand="0" w:firstRowFirstColumn="0" w:firstRowLastColumn="0" w:lastRowFirstColumn="0" w:lastRowLastColumn="0"/>
+              <w:rPr>
+                <w:lang w:val="el-GR"/>
+              </w:rPr>
+            </w:pPr>
+            <w:r>
+              <w:rPr>
+                <w:rFonts w:ascii="Segoe UI Emoji" w:hAnsi="Segoe UI Emoji" w:cs="Segoe UI Emoji"/>
+                <w:lang w:val="el-GR"/>
+              </w:rPr>
+              <w:t>✅</w:t>
+            </w:r>
+            <w:r>
+              <w:rPr>
+                <w:lang w:val="el-GR"/>
+              </w:rPr>
+              <w:t> </w:t>
+            </w:r>
+            <w:r>
+              <w:rPr>
+                <w:b/>
+                <w:bCs/>
+                <w:lang w:val="el-GR"/>
+              </w:rPr>
+              <w:t>PASS</w:t>
+            </w:r>
+          </w:p>
+        </w:tc>
+      </w:tr>
+    </w:tbl>
+    <w:p>
+      <w:pPr>
+        <w:spacing w:before="240"/>
+        <w:rPr>
+          <w:b/>
+          <w:bCs/>
+          <w:lang w:val="el-GR"/>
+        </w:rPr>
+      </w:pPr>
+    </w:p>
+    <w:p>
+      <w:pPr>
+        <w:spacing w:before="240"/>
+        <w:rPr>
+          <w:b/>
+          <w:bCs/>
+          <w:lang w:val="el-GR"/>
+        </w:rPr>
+      </w:pPr>
+      <w:r>
+        <w:rPr>
+          <w:b/>
+          <w:bCs/>
+          <w:lang w:val="el-GR"/>
+        </w:rPr>
+        <w:t xml:space="preserve">TC-08-02 — Ακύρωση Διαγραφής CRC </w:t>
+      </w:r>
+      <w:proofErr w:type="spellStart"/>
+      <w:r>
+        <w:rPr>
+          <w:b/>
+          <w:bCs/>
+          <w:lang w:val="el-GR"/>
+        </w:rPr>
+        <w:t>Card</w:t>
+      </w:r>
+      <w:proofErr w:type="spellEnd"/>
+    </w:p>
+    <w:tbl>
+      <w:tblPr>
+        <w:tblStyle w:val="GridTable1Light"/>
+        <w:tblW w:w="0" w:type="auto"/>
+        <w:tblLook w:val="04A0" w:firstRow="1" w:lastRow="0" w:firstColumn="1" w:lastColumn="0" w:noHBand="0" w:noVBand="1"/>
+      </w:tblPr>
+      <w:tblGrid>
+        <w:gridCol w:w="2729"/>
+        <w:gridCol w:w="6621"/>
+      </w:tblGrid>
+      <w:tr>
+        <w:trPr>
+          <w:cnfStyle w:val="100000000000" w:firstRow="1" w:lastRow="0" w:firstColumn="0" w:lastColumn="0" w:oddVBand="0" w:evenVBand="0" w:oddHBand="0" w:evenHBand="0" w:firstRowFirstColumn="0" w:firstRowLastColumn="0" w:lastRowFirstColumn="0" w:lastRowLastColumn="0"/>
+        </w:trPr>
+        <w:tc>
+          <w:tcPr>
+            <w:cnfStyle w:val="001000000000" w:firstRow="0" w:lastRow="0" w:firstColumn="1" w:lastColumn="0" w:oddVBand="0" w:evenVBand="0" w:oddHBand="0" w:evenHBand="0" w:firstRowFirstColumn="0" w:firstRowLastColumn="0" w:lastRowFirstColumn="0" w:lastRowLastColumn="0"/>
+            <w:tcW w:w="0" w:type="auto"/>
+            <w:hideMark/>
+          </w:tcPr>
+          <w:p>
+            <w:pPr>
+              <w:spacing w:before="240" w:after="160" w:line="278" w:lineRule="auto"/>
+              <w:rPr>
+                <w:lang w:val="el-GR"/>
+              </w:rPr>
+            </w:pPr>
+            <w:r>
+              <w:rPr>
+                <w:lang w:val="el-GR"/>
+              </w:rPr>
+              <w:t>Πεδίο</w:t>
+            </w:r>
+          </w:p>
+        </w:tc>
+        <w:tc>
+          <w:tcPr>
+            <w:tcW w:w="0" w:type="auto"/>
+            <w:hideMark/>
+          </w:tcPr>
+          <w:p>
+            <w:pPr>
+              <w:spacing w:before="240" w:after="160" w:line="278" w:lineRule="auto"/>
+              <w:cnfStyle w:val="100000000000" w:firstRow="1" w:lastRow="0" w:firstColumn="0" w:lastColumn="0" w:oddVBand="0" w:evenVBand="0" w:oddHBand="0" w:evenHBand="0" w:firstRowFirstColumn="0" w:firstRowLastColumn="0" w:lastRowFirstColumn="0" w:lastRowLastColumn="0"/>
+              <w:rPr>
+                <w:lang w:val="el-GR"/>
+              </w:rPr>
+            </w:pPr>
+            <w:r>
+              <w:rPr>
+                <w:lang w:val="el-GR"/>
+              </w:rPr>
+              <w:t>Τιμή</w:t>
+            </w:r>
+          </w:p>
+        </w:tc>
+      </w:tr>
+      <w:tr>
+        <w:tc>
+          <w:tcPr>
+            <w:cnfStyle w:val="001000000000" w:firstRow="0" w:lastRow="0" w:firstColumn="1" w:lastColumn="0" w:oddVBand="0" w:evenVBand="0" w:oddHBand="0" w:evenHBand="0" w:firstRowFirstColumn="0" w:firstRowLastColumn="0" w:lastRowFirstColumn="0" w:lastRowLastColumn="0"/>
+            <w:tcW w:w="0" w:type="auto"/>
+            <w:hideMark/>
+          </w:tcPr>
+          <w:p>
+            <w:pPr>
+              <w:spacing w:before="240" w:after="160" w:line="278" w:lineRule="auto"/>
+              <w:rPr>
+                <w:lang w:val="el-GR"/>
+              </w:rPr>
+            </w:pPr>
+            <w:r>
+              <w:rPr>
+                <w:lang w:val="el-GR"/>
+              </w:rPr>
+              <w:t>Σκοπός</w:t>
+            </w:r>
+          </w:p>
+        </w:tc>
+        <w:tc>
+          <w:tcPr>
+            <w:tcW w:w="0" w:type="auto"/>
+            <w:hideMark/>
+          </w:tcPr>
+          <w:p>
+            <w:pPr>
+              <w:spacing w:before="240" w:after="160" w:line="278" w:lineRule="auto"/>
+              <w:cnfStyle w:val="000000000000" w:firstRow="0" w:lastRow="0" w:firstColumn="0" w:lastColumn="0" w:oddVBand="0" w:evenVBand="0" w:oddHBand="0" w:evenHBand="0" w:firstRowFirstColumn="0" w:firstRowLastColumn="0" w:lastRowFirstColumn="0" w:lastRowLastColumn="0"/>
+              <w:rPr>
+                <w:lang w:val="el-GR"/>
+              </w:rPr>
+            </w:pPr>
+            <w:r>
+              <w:rPr>
+                <w:lang w:val="el-GR"/>
+              </w:rPr>
+              <w:t>Επαλήθευση ότι «</w:t>
+            </w:r>
+            <w:proofErr w:type="spellStart"/>
+            <w:r>
+              <w:rPr>
+                <w:lang w:val="el-GR"/>
+              </w:rPr>
+              <w:t>Cancel</w:t>
+            </w:r>
+            <w:proofErr w:type="spellEnd"/>
+            <w:r>
+              <w:rPr>
+                <w:lang w:val="el-GR"/>
+              </w:rPr>
+              <w:t xml:space="preserve">» στο </w:t>
+            </w:r>
+            <w:proofErr w:type="spellStart"/>
+            <w:r>
+              <w:rPr>
+                <w:lang w:val="el-GR"/>
+              </w:rPr>
+              <w:t>Confirm</w:t>
+            </w:r>
+            <w:proofErr w:type="spellEnd"/>
+            <w:r>
+              <w:rPr>
+                <w:lang w:val="el-GR"/>
+              </w:rPr>
+              <w:t xml:space="preserve"> </w:t>
+            </w:r>
+            <w:proofErr w:type="spellStart"/>
+            <w:r>
+              <w:rPr>
+                <w:lang w:val="el-GR"/>
+              </w:rPr>
+              <w:t>Delete</w:t>
+            </w:r>
+            <w:proofErr w:type="spellEnd"/>
+            <w:r>
+              <w:rPr>
+                <w:lang w:val="el-GR"/>
+              </w:rPr>
+              <w:t xml:space="preserve"> </w:t>
+            </w:r>
+            <w:proofErr w:type="spellStart"/>
+            <w:r>
+              <w:rPr>
+                <w:lang w:val="el-GR"/>
+              </w:rPr>
+              <w:t>Dialog</w:t>
+            </w:r>
+            <w:proofErr w:type="spellEnd"/>
+            <w:r>
+              <w:rPr>
+                <w:lang w:val="el-GR"/>
+              </w:rPr>
+              <w:t xml:space="preserve"> δεν προκαλεί καμία αλλαγή</w:t>
+            </w:r>
+          </w:p>
+        </w:tc>
+      </w:tr>
+      <w:tr>
+        <w:tc>
+          <w:tcPr>
+            <w:cnfStyle w:val="001000000000" w:firstRow="0" w:lastRow="0" w:firstColumn="1" w:lastColumn="0" w:oddVBand="0" w:evenVBand="0" w:oddHBand="0" w:evenHBand="0" w:firstRowFirstColumn="0" w:firstRowLastColumn="0" w:lastRowFirstColumn="0" w:lastRowLastColumn="0"/>
+            <w:tcW w:w="0" w:type="auto"/>
+            <w:hideMark/>
+          </w:tcPr>
+          <w:p>
+            <w:pPr>
+              <w:spacing w:before="240" w:after="160" w:line="278" w:lineRule="auto"/>
+              <w:rPr>
+                <w:lang w:val="el-GR"/>
+              </w:rPr>
+            </w:pPr>
+            <w:r>
+              <w:rPr>
+                <w:lang w:val="el-GR"/>
+              </w:rPr>
+              <w:t>Κατηγορία</w:t>
+            </w:r>
+          </w:p>
+        </w:tc>
+        <w:tc>
+          <w:tcPr>
+            <w:tcW w:w="0" w:type="auto"/>
+            <w:hideMark/>
+          </w:tcPr>
+          <w:p>
+            <w:pPr>
+              <w:spacing w:before="240" w:after="160" w:line="278" w:lineRule="auto"/>
+              <w:cnfStyle w:val="000000000000" w:firstRow="0" w:lastRow="0" w:firstColumn="0" w:lastColumn="0" w:oddVBand="0" w:evenVBand="0" w:oddHBand="0" w:evenHBand="0" w:firstRowFirstColumn="0" w:firstRowLastColumn="0" w:lastRowFirstColumn="0" w:lastRowLastColumn="0"/>
+              <w:rPr>
+                <w:lang w:val="el-GR"/>
+              </w:rPr>
+            </w:pPr>
+            <w:proofErr w:type="spellStart"/>
+            <w:r>
+              <w:rPr>
+                <w:lang w:val="el-GR"/>
+              </w:rPr>
+              <w:t>Functional</w:t>
+            </w:r>
+            <w:proofErr w:type="spellEnd"/>
+          </w:p>
+        </w:tc>
+      </w:tr>
+      <w:tr>
+        <w:tc>
+          <w:tcPr>
+            <w:cnfStyle w:val="001000000000" w:firstRow="0" w:lastRow="0" w:firstColumn="1" w:lastColumn="0" w:oddVBand="0" w:evenVBand="0" w:oddHBand="0" w:evenHBand="0" w:firstRowFirstColumn="0" w:firstRowLastColumn="0" w:lastRowFirstColumn="0" w:lastRowLastColumn="0"/>
+            <w:tcW w:w="0" w:type="auto"/>
+            <w:hideMark/>
+          </w:tcPr>
+          <w:p>
+            <w:pPr>
+              <w:spacing w:before="240" w:after="160" w:line="278" w:lineRule="auto"/>
+              <w:rPr>
+                <w:lang w:val="el-GR"/>
+              </w:rPr>
+            </w:pPr>
+            <w:r>
+              <w:rPr>
+                <w:lang w:val="el-GR"/>
+              </w:rPr>
+              <w:lastRenderedPageBreak/>
+              <w:t>Τεχνική</w:t>
+            </w:r>
+          </w:p>
+        </w:tc>
+        <w:tc>
+          <w:tcPr>
+            <w:tcW w:w="0" w:type="auto"/>
+            <w:hideMark/>
+          </w:tcPr>
+          <w:p>
+            <w:pPr>
+              <w:spacing w:before="240" w:after="160" w:line="278" w:lineRule="auto"/>
+              <w:cnfStyle w:val="000000000000" w:firstRow="0" w:lastRow="0" w:firstColumn="0" w:lastColumn="0" w:oddVBand="0" w:evenVBand="0" w:oddHBand="0" w:evenHBand="0" w:firstRowFirstColumn="0" w:firstRowLastColumn="0" w:lastRowFirstColumn="0" w:lastRowLastColumn="0"/>
+              <w:rPr>
+                <w:lang w:val="el-GR"/>
+              </w:rPr>
+            </w:pPr>
+            <w:proofErr w:type="spellStart"/>
+            <w:r>
+              <w:rPr>
+                <w:lang w:val="el-GR"/>
+              </w:rPr>
+              <w:t>Black-Box</w:t>
+            </w:r>
+            <w:proofErr w:type="spellEnd"/>
+            <w:r>
+              <w:rPr>
+                <w:lang w:val="el-GR"/>
+              </w:rPr>
+              <w:t xml:space="preserve"> / </w:t>
+            </w:r>
+            <w:proofErr w:type="spellStart"/>
+            <w:r>
+              <w:rPr>
+                <w:lang w:val="el-GR"/>
+              </w:rPr>
+              <w:t>Alt</w:t>
+            </w:r>
+            <w:proofErr w:type="spellEnd"/>
+            <w:r>
+              <w:rPr>
+                <w:lang w:val="el-GR"/>
+              </w:rPr>
+              <w:t xml:space="preserve"> </w:t>
+            </w:r>
+            <w:proofErr w:type="spellStart"/>
+            <w:r>
+              <w:rPr>
+                <w:lang w:val="el-GR"/>
+              </w:rPr>
+              <w:t>Flow</w:t>
+            </w:r>
+            <w:proofErr w:type="spellEnd"/>
+          </w:p>
+        </w:tc>
+      </w:tr>
+      <w:tr>
+        <w:tc>
+          <w:tcPr>
+            <w:cnfStyle w:val="001000000000" w:firstRow="0" w:lastRow="0" w:firstColumn="1" w:lastColumn="0" w:oddVBand="0" w:evenVBand="0" w:oddHBand="0" w:evenHBand="0" w:firstRowFirstColumn="0" w:firstRowLastColumn="0" w:lastRowFirstColumn="0" w:lastRowLastColumn="0"/>
+            <w:tcW w:w="0" w:type="auto"/>
+            <w:hideMark/>
+          </w:tcPr>
+          <w:p>
+            <w:pPr>
+              <w:spacing w:before="240" w:after="160" w:line="278" w:lineRule="auto"/>
+              <w:rPr>
+                <w:lang w:val="el-GR"/>
+              </w:rPr>
+            </w:pPr>
+            <w:r>
+              <w:rPr>
+                <w:lang w:val="el-GR"/>
+              </w:rPr>
+              <w:t>Προτεραιότητα</w:t>
+            </w:r>
+          </w:p>
+        </w:tc>
+        <w:tc>
+          <w:tcPr>
+            <w:tcW w:w="0" w:type="auto"/>
+            <w:hideMark/>
+          </w:tcPr>
+          <w:p>
+            <w:pPr>
+              <w:spacing w:before="240" w:after="160" w:line="278" w:lineRule="auto"/>
+              <w:cnfStyle w:val="000000000000" w:firstRow="0" w:lastRow="0" w:firstColumn="0" w:lastColumn="0" w:oddVBand="0" w:evenVBand="0" w:oddHBand="0" w:evenHBand="0" w:firstRowFirstColumn="0" w:firstRowLastColumn="0" w:lastRowFirstColumn="0" w:lastRowLastColumn="0"/>
+              <w:rPr>
+                <w:lang w:val="el-GR"/>
+              </w:rPr>
+            </w:pPr>
+            <w:r>
+              <w:rPr>
+                <w:lang w:val="el-GR"/>
+              </w:rPr>
+              <w:t>HIGH</w:t>
+            </w:r>
+          </w:p>
+        </w:tc>
+      </w:tr>
+      <w:tr>
+        <w:tc>
+          <w:tcPr>
+            <w:cnfStyle w:val="001000000000" w:firstRow="0" w:lastRow="0" w:firstColumn="1" w:lastColumn="0" w:oddVBand="0" w:evenVBand="0" w:oddHBand="0" w:evenHBand="0" w:firstRowFirstColumn="0" w:firstRowLastColumn="0" w:lastRowFirstColumn="0" w:lastRowLastColumn="0"/>
+            <w:tcW w:w="0" w:type="auto"/>
+            <w:hideMark/>
+          </w:tcPr>
+          <w:p>
+            <w:pPr>
+              <w:spacing w:before="240" w:after="160" w:line="278" w:lineRule="auto"/>
+              <w:rPr>
+                <w:lang w:val="el-GR"/>
+              </w:rPr>
+            </w:pPr>
+            <w:r>
+              <w:rPr>
+                <w:lang w:val="el-GR"/>
+              </w:rPr>
+              <w:t>Δεδομένα Εισόδου</w:t>
+            </w:r>
+          </w:p>
+        </w:tc>
+        <w:tc>
+          <w:tcPr>
+            <w:tcW w:w="0" w:type="auto"/>
+            <w:hideMark/>
+          </w:tcPr>
+          <w:p>
+            <w:pPr>
+              <w:spacing w:before="240" w:after="160" w:line="278" w:lineRule="auto"/>
+              <w:cnfStyle w:val="000000000000" w:firstRow="0" w:lastRow="0" w:firstColumn="0" w:lastColumn="0" w:oddVBand="0" w:evenVBand="0" w:oddHBand="0" w:evenHBand="0" w:firstRowFirstColumn="0" w:firstRowLastColumn="0" w:lastRowFirstColumn="0" w:lastRowLastColumn="0"/>
+              <w:rPr>
+                <w:lang w:val="el-GR"/>
+              </w:rPr>
+            </w:pPr>
+            <w:proofErr w:type="spellStart"/>
+            <w:r>
+              <w:rPr>
+                <w:lang w:val="el-GR"/>
+              </w:rPr>
+              <w:t>Click</w:t>
+            </w:r>
+            <w:proofErr w:type="spellEnd"/>
+            <w:r>
+              <w:rPr>
+                <w:lang w:val="el-GR"/>
+              </w:rPr>
+              <w:t xml:space="preserve"> «</w:t>
+            </w:r>
+            <w:proofErr w:type="spellStart"/>
+            <w:r>
+              <w:rPr>
+                <w:lang w:val="el-GR"/>
+              </w:rPr>
+              <w:t>Cancel</w:t>
+            </w:r>
+            <w:proofErr w:type="spellEnd"/>
+            <w:r>
+              <w:rPr>
+                <w:lang w:val="el-GR"/>
+              </w:rPr>
+              <w:t xml:space="preserve">» στο </w:t>
+            </w:r>
+            <w:proofErr w:type="spellStart"/>
+            <w:r>
+              <w:rPr>
+                <w:lang w:val="el-GR"/>
+              </w:rPr>
+              <w:t>dialog</w:t>
+            </w:r>
+            <w:proofErr w:type="spellEnd"/>
+          </w:p>
+        </w:tc>
+      </w:tr>
+      <w:tr>
+        <w:tc>
+          <w:tcPr>
+            <w:cnfStyle w:val="001000000000" w:firstRow="0" w:lastRow="0" w:firstColumn="1" w:lastColumn="0" w:oddVBand="0" w:evenVBand="0" w:oddHBand="0" w:evenHBand="0" w:firstRowFirstColumn="0" w:firstRowLastColumn="0" w:lastRowFirstColumn="0" w:lastRowLastColumn="0"/>
+            <w:tcW w:w="0" w:type="auto"/>
+            <w:hideMark/>
+          </w:tcPr>
+          <w:p>
+            <w:pPr>
+              <w:spacing w:before="240" w:after="160" w:line="278" w:lineRule="auto"/>
+              <w:rPr>
+                <w:lang w:val="el-GR"/>
+              </w:rPr>
+            </w:pPr>
+            <w:r>
+              <w:rPr>
+                <w:lang w:val="el-GR"/>
+              </w:rPr>
+              <w:t>Αναμενόμενο Αποτέλεσμα</w:t>
+            </w:r>
+          </w:p>
+        </w:tc>
+        <w:tc>
+          <w:tcPr>
+            <w:tcW w:w="0" w:type="auto"/>
+            <w:hideMark/>
+          </w:tcPr>
+          <w:p>
+            <w:pPr>
+              <w:spacing w:before="240" w:after="160" w:line="278" w:lineRule="auto"/>
+              <w:cnfStyle w:val="000000000000" w:firstRow="0" w:lastRow="0" w:firstColumn="0" w:lastColumn="0" w:oddVBand="0" w:evenVBand="0" w:oddHBand="0" w:evenHBand="0" w:firstRowFirstColumn="0" w:firstRowLastColumn="0" w:lastRowFirstColumn="0" w:lastRowLastColumn="0"/>
+              <w:rPr>
+                <w:lang w:val="el-GR"/>
+              </w:rPr>
+            </w:pPr>
+            <w:proofErr w:type="spellStart"/>
+            <w:r>
+              <w:rPr>
+                <w:lang w:val="el-GR"/>
+              </w:rPr>
+              <w:t>Dialog</w:t>
+            </w:r>
+            <w:proofErr w:type="spellEnd"/>
+            <w:r>
+              <w:rPr>
+                <w:lang w:val="el-GR"/>
+              </w:rPr>
+              <w:t xml:space="preserve"> κλείνει, CRC </w:t>
+            </w:r>
+            <w:proofErr w:type="spellStart"/>
+            <w:r>
+              <w:rPr>
+                <w:lang w:val="el-GR"/>
+              </w:rPr>
+              <w:t>Card</w:t>
+            </w:r>
+            <w:proofErr w:type="spellEnd"/>
+            <w:r>
+              <w:rPr>
+                <w:lang w:val="el-GR"/>
+              </w:rPr>
+              <w:t xml:space="preserve"> ανέπαφη</w:t>
+            </w:r>
+          </w:p>
+        </w:tc>
+      </w:tr>
+      <w:tr>
+        <w:tc>
+          <w:tcPr>
+            <w:cnfStyle w:val="001000000000" w:firstRow="0" w:lastRow="0" w:firstColumn="1" w:lastColumn="0" w:oddVBand="0" w:evenVBand="0" w:oddHBand="0" w:evenHBand="0" w:firstRowFirstColumn="0" w:firstRowLastColumn="0" w:lastRowFirstColumn="0" w:lastRowLastColumn="0"/>
+            <w:tcW w:w="0" w:type="auto"/>
+            <w:hideMark/>
+          </w:tcPr>
+          <w:p>
+            <w:pPr>
+              <w:spacing w:before="240" w:after="160" w:line="278" w:lineRule="auto"/>
+              <w:rPr>
+                <w:lang w:val="el-GR"/>
+              </w:rPr>
+            </w:pPr>
+            <w:r>
+              <w:rPr>
+                <w:lang w:val="el-GR"/>
+              </w:rPr>
+              <w:t>Πραγματικό Αποτέλεσμα</w:t>
+            </w:r>
+          </w:p>
+        </w:tc>
+        <w:tc>
+          <w:tcPr>
+            <w:tcW w:w="0" w:type="auto"/>
+            <w:hideMark/>
+          </w:tcPr>
+          <w:p>
+            <w:pPr>
+              <w:spacing w:before="240" w:after="160" w:line="278" w:lineRule="auto"/>
+              <w:cnfStyle w:val="000000000000" w:firstRow="0" w:lastRow="0" w:firstColumn="0" w:lastColumn="0" w:oddVBand="0" w:evenVBand="0" w:oddHBand="0" w:evenHBand="0" w:firstRowFirstColumn="0" w:firstRowLastColumn="0" w:lastRowFirstColumn="0" w:lastRowLastColumn="0"/>
+              <w:rPr>
+                <w:lang w:val="el-GR"/>
+              </w:rPr>
+            </w:pPr>
+            <w:proofErr w:type="spellStart"/>
+            <w:r>
+              <w:rPr>
+                <w:lang w:val="el-GR"/>
+              </w:rPr>
+              <w:t>Dialog</w:t>
+            </w:r>
+            <w:proofErr w:type="spellEnd"/>
+            <w:r>
+              <w:rPr>
+                <w:lang w:val="el-GR"/>
+              </w:rPr>
+              <w:t xml:space="preserve"> έκλεισε. Παρέμεινε στο «CRC </w:t>
+            </w:r>
+            <w:proofErr w:type="spellStart"/>
+            <w:r>
+              <w:rPr>
+                <w:lang w:val="el-GR"/>
+              </w:rPr>
+              <w:t>Card</w:t>
+            </w:r>
+            <w:proofErr w:type="spellEnd"/>
+            <w:r>
+              <w:rPr>
+                <w:lang w:val="el-GR"/>
+              </w:rPr>
+              <w:t xml:space="preserve"> </w:t>
+            </w:r>
+            <w:proofErr w:type="spellStart"/>
+            <w:r>
+              <w:rPr>
+                <w:lang w:val="el-GR"/>
+              </w:rPr>
+              <w:t>Detail</w:t>
+            </w:r>
+            <w:proofErr w:type="spellEnd"/>
+            <w:r>
+              <w:rPr>
+                <w:lang w:val="el-GR"/>
+              </w:rPr>
+              <w:t xml:space="preserve">». CRC </w:t>
+            </w:r>
+            <w:proofErr w:type="spellStart"/>
+            <w:r>
+              <w:rPr>
+                <w:lang w:val="el-GR"/>
+              </w:rPr>
+              <w:t>Card</w:t>
+            </w:r>
+            <w:proofErr w:type="spellEnd"/>
+            <w:r>
+              <w:rPr>
+                <w:lang w:val="el-GR"/>
+              </w:rPr>
+              <w:t xml:space="preserve"> ανέπαφη.</w:t>
+            </w:r>
+          </w:p>
+        </w:tc>
+      </w:tr>
+      <w:tr>
+        <w:tc>
+          <w:tcPr>
+            <w:cnfStyle w:val="001000000000" w:firstRow="0" w:lastRow="0" w:firstColumn="1" w:lastColumn="0" w:oddVBand="0" w:evenVBand="0" w:oddHBand="0" w:evenHBand="0" w:firstRowFirstColumn="0" w:firstRowLastColumn="0" w:lastRowFirstColumn="0" w:lastRowLastColumn="0"/>
+            <w:tcW w:w="0" w:type="auto"/>
+            <w:hideMark/>
+          </w:tcPr>
+          <w:p>
+            <w:pPr>
+              <w:spacing w:before="240" w:after="160" w:line="278" w:lineRule="auto"/>
+              <w:rPr>
+                <w:lang w:val="el-GR"/>
+              </w:rPr>
+            </w:pPr>
+            <w:r>
+              <w:rPr>
+                <w:lang w:val="el-GR"/>
+              </w:rPr>
+              <w:t>Κατάσταση</w:t>
+            </w:r>
+          </w:p>
+        </w:tc>
+        <w:tc>
+          <w:tcPr>
+            <w:tcW w:w="0" w:type="auto"/>
+            <w:hideMark/>
+          </w:tcPr>
+          <w:p>
+            <w:pPr>
+              <w:spacing w:before="240" w:after="160" w:line="278" w:lineRule="auto"/>
+              <w:cnfStyle w:val="000000000000" w:firstRow="0" w:lastRow="0" w:firstColumn="0" w:lastColumn="0" w:oddVBand="0" w:evenVBand="0" w:oddHBand="0" w:evenHBand="0" w:firstRowFirstColumn="0" w:firstRowLastColumn="0" w:lastRowFirstColumn="0" w:lastRowLastColumn="0"/>
+              <w:rPr>
+                <w:lang w:val="el-GR"/>
+              </w:rPr>
+            </w:pPr>
+            <w:r>
+              <w:rPr>
+                <w:rFonts w:ascii="Segoe UI Emoji" w:hAnsi="Segoe UI Emoji" w:cs="Segoe UI Emoji"/>
+                <w:lang w:val="el-GR"/>
+              </w:rPr>
+              <w:t>✅</w:t>
+            </w:r>
+            <w:r>
+              <w:rPr>
+                <w:lang w:val="el-GR"/>
+              </w:rPr>
+              <w:t> </w:t>
+            </w:r>
+            <w:r>
+              <w:rPr>
+                <w:b/>
+                <w:bCs/>
+                <w:lang w:val="el-GR"/>
+              </w:rPr>
+              <w:t>PASS</w:t>
+            </w:r>
+          </w:p>
+        </w:tc>
+      </w:tr>
+    </w:tbl>
+    <w:p>
+      <w:pPr>
+        <w:spacing w:before="240"/>
+        <w:rPr>
+          <w:b/>
+          <w:bCs/>
+          <w:lang w:val="el-GR"/>
+        </w:rPr>
+      </w:pPr>
+    </w:p>
+    <w:p>
+      <w:pPr>
+        <w:spacing w:before="240"/>
+        <w:rPr>
+          <w:b/>
+          <w:bCs/>
+          <w:lang w:val="el-GR"/>
+        </w:rPr>
+      </w:pPr>
+      <w:r>
+        <w:rPr>
+          <w:b/>
+          <w:bCs/>
+          <w:lang w:val="el-GR"/>
+        </w:rPr>
+        <w:t xml:space="preserve">TC-08-03 — Μη Εξουσιοδοτημένη Διαγραφή CRC </w:t>
+      </w:r>
+      <w:proofErr w:type="spellStart"/>
+      <w:r>
+        <w:rPr>
+          <w:b/>
+          <w:bCs/>
+          <w:lang w:val="el-GR"/>
+        </w:rPr>
+        <w:t>Card</w:t>
+      </w:r>
+      <w:proofErr w:type="spellEnd"/>
+    </w:p>
+    <w:tbl>
+      <w:tblPr>
+        <w:tblStyle w:val="GridTable1Light"/>
+        <w:tblW w:w="0" w:type="auto"/>
+        <w:tblLook w:val="04A0" w:firstRow="1" w:lastRow="0" w:firstColumn="1" w:lastColumn="0" w:noHBand="0" w:noVBand="1"/>
+      </w:tblPr>
+      <w:tblGrid>
+        <w:gridCol w:w="2272"/>
+        <w:gridCol w:w="7078"/>
+      </w:tblGrid>
+      <w:tr>
+        <w:trPr>
+          <w:cnfStyle w:val="100000000000" w:firstRow="1" w:lastRow="0" w:firstColumn="0" w:lastColumn="0" w:oddVBand="0" w:evenVBand="0" w:oddHBand="0" w:evenHBand="0" w:firstRowFirstColumn="0" w:firstRowLastColumn="0" w:lastRowFirstColumn="0" w:lastRowLastColumn="0"/>
+        </w:trPr>
+        <w:tc>
+          <w:tcPr>
+            <w:cnfStyle w:val="001000000000" w:firstRow="0" w:lastRow="0" w:firstColumn="1" w:lastColumn="0" w:oddVBand="0" w:evenVBand="0" w:oddHBand="0" w:evenHBand="0" w:firstRowFirstColumn="0" w:firstRowLastColumn="0" w:lastRowFirstColumn="0" w:lastRowLastColumn="0"/>
+            <w:tcW w:w="0" w:type="auto"/>
+            <w:hideMark/>
+          </w:tcPr>
+          <w:p>
+            <w:pPr>
+              <w:spacing w:before="240" w:after="160" w:line="278" w:lineRule="auto"/>
+              <w:rPr>
+                <w:lang w:val="el-GR"/>
+              </w:rPr>
+            </w:pPr>
+            <w:r>
+              <w:rPr>
+                <w:lang w:val="el-GR"/>
+              </w:rPr>
+              <w:t>Πεδίο</w:t>
+            </w:r>
+          </w:p>
+        </w:tc>
+        <w:tc>
+          <w:tcPr>
+            <w:tcW w:w="0" w:type="auto"/>
+            <w:hideMark/>
+          </w:tcPr>
+          <w:p>
+            <w:pPr>
+              <w:spacing w:before="240" w:after="160" w:line="278" w:lineRule="auto"/>
+              <w:cnfStyle w:val="100000000000" w:firstRow="1" w:lastRow="0" w:firstColumn="0" w:lastColumn="0" w:oddVBand="0" w:evenVBand="0" w:oddHBand="0" w:evenHBand="0" w:firstRowFirstColumn="0" w:firstRowLastColumn="0" w:lastRowFirstColumn="0" w:lastRowLastColumn="0"/>
+              <w:rPr>
+                <w:lang w:val="el-GR"/>
+              </w:rPr>
+            </w:pPr>
+            <w:r>
+              <w:rPr>
+                <w:lang w:val="el-GR"/>
+              </w:rPr>
+              <w:t>Τιμή</w:t>
+            </w:r>
+          </w:p>
+        </w:tc>
+      </w:tr>
+      <w:tr>
+        <w:tc>
+          <w:tcPr>
+            <w:cnfStyle w:val="001000000000" w:firstRow="0" w:lastRow="0" w:firstColumn="1" w:lastColumn="0" w:oddVBand="0" w:evenVBand="0" w:oddHBand="0" w:evenHBand="0" w:firstRowFirstColumn="0" w:firstRowLastColumn="0" w:lastRowFirstColumn="0" w:lastRowLastColumn="0"/>
+            <w:tcW w:w="0" w:type="auto"/>
+            <w:hideMark/>
+          </w:tcPr>
+          <w:p>
+            <w:pPr>
+              <w:spacing w:before="240" w:after="160" w:line="278" w:lineRule="auto"/>
+              <w:rPr>
+                <w:lang w:val="el-GR"/>
+              </w:rPr>
+            </w:pPr>
+            <w:r>
+              <w:rPr>
+                <w:lang w:val="el-GR"/>
+              </w:rPr>
+              <w:t>Σκοπός</w:t>
+            </w:r>
+          </w:p>
+        </w:tc>
+        <w:tc>
+          <w:tcPr>
+            <w:tcW w:w="0" w:type="auto"/>
+            <w:hideMark/>
+          </w:tcPr>
+          <w:p>
+            <w:pPr>
+              <w:spacing w:before="240" w:after="160" w:line="278" w:lineRule="auto"/>
+              <w:cnfStyle w:val="000000000000" w:firstRow="0" w:lastRow="0" w:firstColumn="0" w:lastColumn="0" w:oddVBand="0" w:evenVBand="0" w:oddHBand="0" w:evenHBand="0" w:firstRowFirstColumn="0" w:firstRowLastColumn="0" w:lastRowFirstColumn="0" w:lastRowLastColumn="0"/>
+              <w:rPr>
+                <w:lang w:val="el-GR"/>
+              </w:rPr>
+            </w:pPr>
+            <w:r>
+              <w:rPr>
+                <w:lang w:val="el-GR"/>
+              </w:rPr>
+              <w:t xml:space="preserve">Επαλήθευση RBAC </w:t>
+            </w:r>
+            <w:proofErr w:type="spellStart"/>
+            <w:r>
+              <w:rPr>
+                <w:lang w:val="el-GR"/>
+              </w:rPr>
+              <w:t>checkPermission</w:t>
+            </w:r>
+            <w:proofErr w:type="spellEnd"/>
+            <w:r>
+              <w:rPr>
+                <w:lang w:val="el-GR"/>
+              </w:rPr>
+              <w:t xml:space="preserve">() για διαγραφή CRC </w:t>
+            </w:r>
+            <w:proofErr w:type="spellStart"/>
+            <w:r>
+              <w:rPr>
+                <w:lang w:val="el-GR"/>
+              </w:rPr>
+              <w:t>Card</w:t>
+            </w:r>
+            <w:proofErr w:type="spellEnd"/>
+          </w:p>
+        </w:tc>
+      </w:tr>
+      <w:tr>
+        <w:tc>
+          <w:tcPr>
+            <w:cnfStyle w:val="001000000000" w:firstRow="0" w:lastRow="0" w:firstColumn="1" w:lastColumn="0" w:oddVBand="0" w:evenVBand="0" w:oddHBand="0" w:evenHBand="0" w:firstRowFirstColumn="0" w:firstRowLastColumn="0" w:lastRowFirstColumn="0" w:lastRowLastColumn="0"/>
+            <w:tcW w:w="0" w:type="auto"/>
+            <w:hideMark/>
+          </w:tcPr>
+          <w:p>
+            <w:pPr>
+              <w:spacing w:before="240" w:after="160" w:line="278" w:lineRule="auto"/>
+              <w:rPr>
+                <w:lang w:val="el-GR"/>
+              </w:rPr>
+            </w:pPr>
+            <w:r>
+              <w:rPr>
+                <w:lang w:val="el-GR"/>
+              </w:rPr>
+              <w:t>Κατηγορία</w:t>
+            </w:r>
+          </w:p>
+        </w:tc>
+        <w:tc>
+          <w:tcPr>
+            <w:tcW w:w="0" w:type="auto"/>
+            <w:hideMark/>
+          </w:tcPr>
+          <w:p>
+            <w:pPr>
+              <w:spacing w:before="240" w:after="160" w:line="278" w:lineRule="auto"/>
+              <w:cnfStyle w:val="000000000000" w:firstRow="0" w:lastRow="0" w:firstColumn="0" w:lastColumn="0" w:oddVBand="0" w:evenVBand="0" w:oddHBand="0" w:evenHBand="0" w:firstRowFirstColumn="0" w:firstRowLastColumn="0" w:lastRowFirstColumn="0" w:lastRowLastColumn="0"/>
+              <w:rPr>
+                <w:lang w:val="el-GR"/>
+              </w:rPr>
+            </w:pPr>
+            <w:proofErr w:type="spellStart"/>
+            <w:r>
+              <w:rPr>
+                <w:lang w:val="el-GR"/>
+              </w:rPr>
+              <w:t>Security</w:t>
+            </w:r>
+            <w:proofErr w:type="spellEnd"/>
+            <w:r>
+              <w:rPr>
+                <w:lang w:val="el-GR"/>
+              </w:rPr>
+              <w:t xml:space="preserve"> / </w:t>
+            </w:r>
+            <w:proofErr w:type="spellStart"/>
+            <w:r>
+              <w:rPr>
+                <w:lang w:val="el-GR"/>
+              </w:rPr>
+              <w:t>Functional</w:t>
+            </w:r>
+            <w:proofErr w:type="spellEnd"/>
+          </w:p>
+        </w:tc>
+      </w:tr>
+      <w:tr>
+        <w:tc>
+          <w:tcPr>
+            <w:cnfStyle w:val="001000000000" w:firstRow="0" w:lastRow="0" w:firstColumn="1" w:lastColumn="0" w:oddVBand="0" w:evenVBand="0" w:oddHBand="0" w:evenHBand="0" w:firstRowFirstColumn="0" w:firstRowLastColumn="0" w:lastRowFirstColumn="0" w:lastRowLastColumn="0"/>
+            <w:tcW w:w="0" w:type="auto"/>
+            <w:hideMark/>
+          </w:tcPr>
+          <w:p>
+            <w:pPr>
+              <w:spacing w:before="240" w:after="160" w:line="278" w:lineRule="auto"/>
+              <w:rPr>
+                <w:lang w:val="el-GR"/>
+              </w:rPr>
+            </w:pPr>
+            <w:r>
+              <w:rPr>
+                <w:lang w:val="el-GR"/>
+              </w:rPr>
+              <w:t>Τεχνική</w:t>
+            </w:r>
+          </w:p>
+        </w:tc>
+        <w:tc>
+          <w:tcPr>
+            <w:tcW w:w="0" w:type="auto"/>
+            <w:hideMark/>
+          </w:tcPr>
+          <w:p>
+            <w:pPr>
+              <w:spacing w:before="240" w:after="160" w:line="278" w:lineRule="auto"/>
+              <w:cnfStyle w:val="000000000000" w:firstRow="0" w:lastRow="0" w:firstColumn="0" w:lastColumn="0" w:oddVBand="0" w:evenVBand="0" w:oddHBand="0" w:evenHBand="0" w:firstRowFirstColumn="0" w:firstRowLastColumn="0" w:lastRowFirstColumn="0" w:lastRowLastColumn="0"/>
+              <w:rPr>
+                <w:lang w:val="el-GR"/>
+              </w:rPr>
+            </w:pPr>
+            <w:proofErr w:type="spellStart"/>
+            <w:r>
+              <w:rPr>
+                <w:lang w:val="el-GR"/>
+              </w:rPr>
+              <w:t>Black-Box</w:t>
+            </w:r>
+            <w:proofErr w:type="spellEnd"/>
+            <w:r>
+              <w:rPr>
+                <w:lang w:val="el-GR"/>
+              </w:rPr>
+              <w:t xml:space="preserve"> / </w:t>
+            </w:r>
+            <w:proofErr w:type="spellStart"/>
+            <w:r>
+              <w:rPr>
+                <w:lang w:val="el-GR"/>
+              </w:rPr>
+              <w:t>Authorization</w:t>
+            </w:r>
+            <w:proofErr w:type="spellEnd"/>
+            <w:r>
+              <w:rPr>
+                <w:lang w:val="el-GR"/>
+              </w:rPr>
+              <w:t xml:space="preserve"> </w:t>
+            </w:r>
+            <w:proofErr w:type="spellStart"/>
+            <w:r>
+              <w:rPr>
+                <w:lang w:val="el-GR"/>
+              </w:rPr>
+              <w:t>Testing</w:t>
+            </w:r>
+            <w:proofErr w:type="spellEnd"/>
+          </w:p>
+        </w:tc>
+      </w:tr>
+      <w:tr>
+        <w:tc>
+          <w:tcPr>
+            <w:cnfStyle w:val="001000000000" w:firstRow="0" w:lastRow="0" w:firstColumn="1" w:lastColumn="0" w:oddVBand="0" w:evenVBand="0" w:oddHBand="0" w:evenHBand="0" w:firstRowFirstColumn="0" w:firstRowLastColumn="0" w:lastRowFirstColumn="0" w:lastRowLastColumn="0"/>
+            <w:tcW w:w="0" w:type="auto"/>
+            <w:hideMark/>
+          </w:tcPr>
+          <w:p>
+            <w:pPr>
+              <w:spacing w:before="240" w:after="160" w:line="278" w:lineRule="auto"/>
+              <w:rPr>
+                <w:lang w:val="el-GR"/>
+              </w:rPr>
+            </w:pPr>
+            <w:r>
+              <w:rPr>
+                <w:lang w:val="el-GR"/>
+              </w:rPr>
+              <w:t>Προτεραιότητα</w:t>
+            </w:r>
+          </w:p>
+        </w:tc>
+        <w:tc>
+          <w:tcPr>
+            <w:tcW w:w="0" w:type="auto"/>
+            <w:hideMark/>
+          </w:tcPr>
+          <w:p>
+            <w:pPr>
+              <w:spacing w:before="240" w:after="160" w:line="278" w:lineRule="auto"/>
+              <w:cnfStyle w:val="000000000000" w:firstRow="0" w:lastRow="0" w:firstColumn="0" w:lastColumn="0" w:oddVBand="0" w:evenVBand="0" w:oddHBand="0" w:evenHBand="0" w:firstRowFirstColumn="0" w:firstRowLastColumn="0" w:lastRowFirstColumn="0" w:lastRowLastColumn="0"/>
+              <w:rPr>
+                <w:lang w:val="el-GR"/>
+              </w:rPr>
+            </w:pPr>
+            <w:r>
+              <w:rPr>
+                <w:lang w:val="el-GR"/>
+              </w:rPr>
+              <w:t>HIGH</w:t>
+            </w:r>
+          </w:p>
+        </w:tc>
+      </w:tr>
+      <w:tr>
+        <w:tc>
+          <w:tcPr>
+            <w:cnfStyle w:val="001000000000" w:firstRow="0" w:lastRow="0" w:firstColumn="1" w:lastColumn="0" w:oddVBand="0" w:evenVBand="0" w:oddHBand="0" w:evenHBand="0" w:firstRowFirstColumn="0" w:firstRowLastColumn="0" w:lastRowFirstColumn="0" w:lastRowLastColumn="0"/>
+            <w:tcW w:w="0" w:type="auto"/>
+            <w:hideMark/>
+          </w:tcPr>
+          <w:p>
+            <w:pPr>
+              <w:spacing w:before="240" w:after="160" w:line="278" w:lineRule="auto"/>
+              <w:rPr>
+                <w:lang w:val="el-GR"/>
+              </w:rPr>
+            </w:pPr>
+            <w:r>
+              <w:rPr>
+                <w:lang w:val="el-GR"/>
+              </w:rPr>
+              <w:t>Δεδομένα Εισόδου</w:t>
+            </w:r>
+          </w:p>
+        </w:tc>
+        <w:tc>
+          <w:tcPr>
+            <w:tcW w:w="0" w:type="auto"/>
+            <w:hideMark/>
+          </w:tcPr>
+          <w:p>
+            <w:pPr>
+              <w:spacing w:before="240" w:after="160" w:line="278" w:lineRule="auto"/>
+              <w:cnfStyle w:val="000000000000" w:firstRow="0" w:lastRow="0" w:firstColumn="0" w:lastColumn="0" w:oddVBand="0" w:evenVBand="0" w:oddHBand="0" w:evenHBand="0" w:firstRowFirstColumn="0" w:firstRowLastColumn="0" w:lastRowFirstColumn="0" w:lastRowLastColumn="0"/>
+              <w:rPr>
+                <w:lang w:val="el-GR"/>
+              </w:rPr>
+            </w:pPr>
+            <w:proofErr w:type="spellStart"/>
+            <w:r>
+              <w:rPr>
+                <w:lang w:val="el-GR"/>
+              </w:rPr>
+              <w:t>Reviewer</w:t>
+            </w:r>
+            <w:proofErr w:type="spellEnd"/>
+            <w:r>
+              <w:rPr>
+                <w:lang w:val="el-GR"/>
+              </w:rPr>
+              <w:t xml:space="preserve"> επιχειρεί διαγραφή CRC </w:t>
+            </w:r>
+            <w:proofErr w:type="spellStart"/>
+            <w:r>
+              <w:rPr>
+                <w:lang w:val="el-GR"/>
+              </w:rPr>
+              <w:t>Card</w:t>
+            </w:r>
+            <w:proofErr w:type="spellEnd"/>
+            <w:r>
+              <w:rPr>
+                <w:lang w:val="el-GR"/>
+              </w:rPr>
+              <w:t xml:space="preserve"> σε </w:t>
+            </w:r>
+            <w:proofErr w:type="spellStart"/>
+            <w:r>
+              <w:rPr>
+                <w:lang w:val="el-GR"/>
+              </w:rPr>
+              <w:t>project</w:t>
+            </w:r>
+            <w:proofErr w:type="spellEnd"/>
+            <w:r>
+              <w:rPr>
+                <w:lang w:val="el-GR"/>
+              </w:rPr>
+              <w:t xml:space="preserve"> που δεν του ανήκει</w:t>
+            </w:r>
+          </w:p>
+        </w:tc>
+      </w:tr>
+      <w:tr>
+        <w:tc>
+          <w:tcPr>
+            <w:cnfStyle w:val="001000000000" w:firstRow="0" w:lastRow="0" w:firstColumn="1" w:lastColumn="0" w:oddVBand="0" w:evenVBand="0" w:oddHBand="0" w:evenHBand="0" w:firstRowFirstColumn="0" w:firstRowLastColumn="0" w:lastRowFirstColumn="0" w:lastRowLastColumn="0"/>
+            <w:tcW w:w="0" w:type="auto"/>
+            <w:hideMark/>
+          </w:tcPr>
+          <w:p>
+            <w:pPr>
+              <w:spacing w:before="240" w:after="160" w:line="278" w:lineRule="auto"/>
+              <w:rPr>
+                <w:lang w:val="el-GR"/>
+              </w:rPr>
+            </w:pPr>
+            <w:r>
+              <w:rPr>
+                <w:lang w:val="el-GR"/>
+              </w:rPr>
+              <w:t>Αναμενόμενο Αποτέλεσμα</w:t>
+            </w:r>
+          </w:p>
+        </w:tc>
+        <w:tc>
+          <w:tcPr>
+            <w:tcW w:w="0" w:type="auto"/>
+            <w:hideMark/>
+          </w:tcPr>
+          <w:p>
+            <w:pPr>
+              <w:spacing w:before="240" w:after="160" w:line="278" w:lineRule="auto"/>
+              <w:cnfStyle w:val="000000000000" w:firstRow="0" w:lastRow="0" w:firstColumn="0" w:lastColumn="0" w:oddVBand="0" w:evenVBand="0" w:oddHBand="0" w:evenHBand="0" w:firstRowFirstColumn="0" w:firstRowLastColumn="0" w:lastRowFirstColumn="0" w:lastRowLastColumn="0"/>
+            </w:pPr>
+            <w:proofErr w:type="spellStart"/>
+            <w:r>
+              <w:t>UnauthorizedException</w:t>
+            </w:r>
+            <w:proofErr w:type="spellEnd"/>
+            <w:r>
+              <w:t>, error message, no delete</w:t>
+            </w:r>
+          </w:p>
+        </w:tc>
+      </w:tr>
+      <w:tr>
+        <w:tc>
+          <w:tcPr>
+            <w:cnfStyle w:val="001000000000" w:firstRow="0" w:lastRow="0" w:firstColumn="1" w:lastColumn="0" w:oddVBand="0" w:evenVBand="0" w:oddHBand="0" w:evenHBand="0" w:firstRowFirstColumn="0" w:firstRowLastColumn="0" w:lastRowFirstColumn="0" w:lastRowLastColumn="0"/>
+            <w:tcW w:w="0" w:type="auto"/>
+            <w:hideMark/>
+          </w:tcPr>
+          <w:p>
+            <w:pPr>
+              <w:spacing w:before="240" w:after="160" w:line="278" w:lineRule="auto"/>
+              <w:rPr>
+                <w:lang w:val="el-GR"/>
+              </w:rPr>
+            </w:pPr>
+            <w:r>
+              <w:rPr>
+                <w:lang w:val="el-GR"/>
+              </w:rPr>
+              <w:lastRenderedPageBreak/>
+              <w:t>Πραγματικό Αποτέλεσμα</w:t>
+            </w:r>
+          </w:p>
+        </w:tc>
+        <w:tc>
+          <w:tcPr>
+            <w:tcW w:w="0" w:type="auto"/>
+            <w:hideMark/>
+          </w:tcPr>
+          <w:p>
+            <w:pPr>
+              <w:spacing w:before="240" w:after="160" w:line="278" w:lineRule="auto"/>
+              <w:cnfStyle w:val="000000000000" w:firstRow="0" w:lastRow="0" w:firstColumn="0" w:lastColumn="0" w:oddVBand="0" w:evenVBand="0" w:oddHBand="0" w:evenHBand="0" w:firstRowFirstColumn="0" w:firstRowLastColumn="0" w:lastRowFirstColumn="0" w:lastRowLastColumn="0"/>
+            </w:pPr>
+            <w:r>
+              <w:t xml:space="preserve">Reviewer </w:t>
+            </w:r>
+            <w:r>
+              <w:rPr>
+                <w:lang w:val="el-GR"/>
+              </w:rPr>
+              <w:t>δεν</w:t>
+            </w:r>
+            <w:r>
+              <w:t xml:space="preserve"> </w:t>
+            </w:r>
+            <w:r>
+              <w:rPr>
+                <w:lang w:val="el-GR"/>
+              </w:rPr>
+              <w:t>είδε</w:t>
+            </w:r>
+            <w:r>
+              <w:t xml:space="preserve"> </w:t>
+            </w:r>
+            <w:r>
+              <w:rPr>
+                <w:lang w:val="el-GR"/>
+              </w:rPr>
+              <w:t>το</w:t>
+            </w:r>
+            <w:r>
+              <w:t xml:space="preserve"> «Delete» button. Direct POST </w:t>
+            </w:r>
+            <w:r>
+              <w:rPr>
+                <w:lang w:val="el-GR"/>
+              </w:rPr>
+              <w:t>επέστρεψε</w:t>
+            </w:r>
+            <w:r>
+              <w:t xml:space="preserve"> </w:t>
+            </w:r>
+            <w:proofErr w:type="spellStart"/>
+            <w:r>
+              <w:t>UnauthorizedException</w:t>
+            </w:r>
+            <w:proofErr w:type="spellEnd"/>
+            <w:r>
+              <w:t>. Flash «You do not have permission to delete this CRC Card».</w:t>
+            </w:r>
+          </w:p>
+        </w:tc>
+      </w:tr>
+      <w:tr>
+        <w:tc>
+          <w:tcPr>
+            <w:cnfStyle w:val="001000000000" w:firstRow="0" w:lastRow="0" w:firstColumn="1" w:lastColumn="0" w:oddVBand="0" w:evenVBand="0" w:oddHBand="0" w:evenHBand="0" w:firstRowFirstColumn="0" w:firstRowLastColumn="0" w:lastRowFirstColumn="0" w:lastRowLastColumn="0"/>
+            <w:tcW w:w="0" w:type="auto"/>
+            <w:hideMark/>
+          </w:tcPr>
+          <w:p>
+            <w:pPr>
+              <w:spacing w:before="240" w:after="160" w:line="278" w:lineRule="auto"/>
+              <w:rPr>
+                <w:lang w:val="el-GR"/>
+              </w:rPr>
+            </w:pPr>
+            <w:r>
+              <w:rPr>
+                <w:lang w:val="el-GR"/>
+              </w:rPr>
+              <w:t>Κατάσταση</w:t>
+            </w:r>
+          </w:p>
+        </w:tc>
+        <w:tc>
+          <w:tcPr>
+            <w:tcW w:w="0" w:type="auto"/>
+            <w:hideMark/>
+          </w:tcPr>
+          <w:p>
+            <w:pPr>
+              <w:spacing w:before="240" w:after="160" w:line="278" w:lineRule="auto"/>
+              <w:cnfStyle w:val="000000000000" w:firstRow="0" w:lastRow="0" w:firstColumn="0" w:lastColumn="0" w:oddVBand="0" w:evenVBand="0" w:oddHBand="0" w:evenHBand="0" w:firstRowFirstColumn="0" w:firstRowLastColumn="0" w:lastRowFirstColumn="0" w:lastRowLastColumn="0"/>
+              <w:rPr>
+                <w:lang w:val="el-GR"/>
+              </w:rPr>
+            </w:pPr>
+            <w:r>
+              <w:rPr>
+                <w:rFonts w:ascii="Segoe UI Emoji" w:hAnsi="Segoe UI Emoji" w:cs="Segoe UI Emoji"/>
+                <w:lang w:val="el-GR"/>
+              </w:rPr>
+              <w:t>✅</w:t>
+            </w:r>
+            <w:r>
+              <w:rPr>
+                <w:lang w:val="el-GR"/>
+              </w:rPr>
+              <w:t> </w:t>
+            </w:r>
+            <w:r>
+              <w:rPr>
+                <w:b/>
+                <w:bCs/>
+                <w:lang w:val="el-GR"/>
+              </w:rPr>
+              <w:t>PASS</w:t>
+            </w:r>
+          </w:p>
+        </w:tc>
+      </w:tr>
+    </w:tbl>
     <w:p>
       <w:pPr>
         <w:spacing w:before="240"/>
@@ -12531,6 +21190,7 @@
           <w:rFonts w:ascii="Calibri" w:hAnsi="Calibri" w:cs="Calibri"/>
           <w:lang w:val="el-GR"/>
         </w:rPr>
+        <w:lastRenderedPageBreak/>
         <w:t xml:space="preserve">Η </w:t>
       </w:r>
       <w:r>
@@ -12735,7 +21395,7 @@
 <w:numbering xmlns:wpc="http://schemas.microsoft.com/office/word/2010/wordprocessingCanvas" xmlns:cx="http://schemas.microsoft.com/office/drawing/2014/chartex" xmlns:cx1="http://schemas.microsoft.com/office/drawing/2015/9/8/chartex" xmlns:cx2="http://schemas.microsoft.com/office/drawing/2015/10/21/chartex" xmlns:cx3="http://schemas.microsoft.com/office/drawing/2016/5/9/chartex" xmlns:cx4="http://schemas.microsoft.com/office/drawing/2016/5/10/chartex" xmlns:cx5="http://schemas.microsoft.com/office/drawing/2016/5/11/chartex" xmlns:cx6="http://schemas.microsoft.com/office/drawing/2016/5/12/chartex" xmlns:cx7="http://schemas.microsoft.com/office/drawing/2016/5/13/chartex" xmlns:cx8="http://schemas.microsoft.com/office/drawing/2016/5/14/chartex" xmlns:mc="http://schemas.openxmlformats.org/markup-compatibility/2006" xmlns:aink="http://schemas.microsoft.com/office/drawing/2016/ink" xmlns:am3d="http://schemas.microsoft.com/office/drawing/2017/model3d" xmlns:o="urn:schemas-microsoft-com:office:office" xmlns:oel="http://schemas.microsoft.com/office/2019/extlst" xmlns:r="http://schemas.openxmlformats.org/officeDocument/2006/relationships" xmlns:m="http://schemas.openxmlformats.org/officeDocument/2006/math" xmlns:v="urn:schemas-microsoft-com:vml" xmlns:wp14="http://schemas.microsoft.com/office/word/2010/wordprocessingDrawing" xmlns:wp="http://schemas.openxmlformats.org/drawingml/2006/wordprocessingDrawing" xmlns:w10="urn:schemas-microsoft-com:office:word" xmlns:w="http://schemas.openxmlformats.org/wordprocessingml/2006/main" xmlns:w14="http://schemas.microsoft.com/office/word/2010/wordml" xmlns:w15="http://schemas.microsoft.com/office/word/2012/wordml" xmlns:w16cex="http://schemas.microsoft.com/office/word/2018/wordml/cex" xmlns:w16cid="http://schemas.microsoft.com/office/word/2016/wordml/cid" xmlns:w16="http://schemas.microsoft.com/office/word/2018/wordml" xmlns:w16sdtdh="http://schemas.microsoft.com/office/word/2020/wordml/sdtdatahash" xmlns:w16se="http://schemas.microsoft.com/office/word/2015/wordml/symex" xmlns:wpg="http://schemas.microsoft.com/office/word/2010/wordprocessingGroup" xmlns:wpi="http://schemas.microsoft.com/office/word/2010/wordprocessingInk" xmlns:wne="http://schemas.microsoft.com/office/word/2006/wordml" xmlns:wps="http://schemas.microsoft.com/office/word/2010/wordprocessingShape" mc:Ignorable="w14 w15 w16se w16cid w16 w16cex w16sdtdh wp14">
   <w:numPicBullet w:numPicBulletId="0">
     <w:pict>
-      <v:rect id="_x0000_i1040" style="width:0;height:1.5pt" o:bullet="t" o:hrstd="t" o:hr="t" fillcolor="#a0a0a0" stroked="f"/>
+      <v:rect id="_x0000_i1052" style="width:0;height:1.5pt" o:bullet="t" o:hrstd="t" o:hr="t" fillcolor="#a0a0a0" stroked="f"/>
     </w:pict>
   </w:numPicBullet>
   <w:abstractNum w:abstractNumId="0" w15:restartNumberingAfterBreak="0">

--- a/4th_phase/Test-cases-v1.0.docx
+++ b/4th_phase/Test-cases-v1.0.docx
@@ -21042,7 +21042,8796 @@
       <w:pPr>
         <w:spacing w:before="240"/>
       </w:pPr>
+      <w:r>
+        <w:rPr>
+          <w:lang w:val="el-GR"/>
+        </w:rPr>
+        <w:pict w14:anchorId="0494F66D">
+          <v:rect id="_x0000_i1127" style="width:0;height:.75pt" o:hralign="center" o:hrstd="t" o:hrnoshade="t" o:hr="t" fillcolor="#ccc" stroked="f"/>
+        </w:pict>
+      </w:r>
     </w:p>
+    <w:p>
+      <w:pPr>
+        <w:spacing w:before="240"/>
+        <w:rPr>
+          <w:b/>
+          <w:bCs/>
+          <w:sz w:val="28"/>
+          <w:szCs w:val="28"/>
+          <w:lang w:val="el-GR"/>
+        </w:rPr>
+      </w:pPr>
+      <w:r>
+        <w:rPr>
+          <w:b/>
+          <w:bCs/>
+          <w:sz w:val="28"/>
+          <w:szCs w:val="28"/>
+          <w:lang w:val="el-GR"/>
+        </w:rPr>
+        <w:t xml:space="preserve"> UC09 — Παραγωγή </w:t>
+      </w:r>
+      <w:proofErr w:type="spellStart"/>
+      <w:r>
+        <w:rPr>
+          <w:b/>
+          <w:bCs/>
+          <w:sz w:val="28"/>
+          <w:szCs w:val="28"/>
+          <w:lang w:val="el-GR"/>
+        </w:rPr>
+        <w:t>Script</w:t>
+      </w:r>
+      <w:proofErr w:type="spellEnd"/>
+      <w:r>
+        <w:rPr>
+          <w:b/>
+          <w:bCs/>
+          <w:sz w:val="28"/>
+          <w:szCs w:val="28"/>
+          <w:lang w:val="el-GR"/>
+        </w:rPr>
+        <w:t xml:space="preserve"> Διαγράμματος </w:t>
+      </w:r>
+      <w:proofErr w:type="spellStart"/>
+      <w:r>
+        <w:rPr>
+          <w:b/>
+          <w:bCs/>
+          <w:sz w:val="28"/>
+          <w:szCs w:val="28"/>
+          <w:lang w:val="el-GR"/>
+        </w:rPr>
+        <w:t>Use</w:t>
+      </w:r>
+      <w:proofErr w:type="spellEnd"/>
+      <w:r>
+        <w:rPr>
+          <w:b/>
+          <w:bCs/>
+          <w:sz w:val="28"/>
+          <w:szCs w:val="28"/>
+          <w:lang w:val="el-GR"/>
+        </w:rPr>
+        <w:t xml:space="preserve"> </w:t>
+      </w:r>
+      <w:proofErr w:type="spellStart"/>
+      <w:r>
+        <w:rPr>
+          <w:b/>
+          <w:bCs/>
+          <w:sz w:val="28"/>
+          <w:szCs w:val="28"/>
+          <w:lang w:val="el-GR"/>
+        </w:rPr>
+        <w:t>Case</w:t>
+      </w:r>
+      <w:proofErr w:type="spellEnd"/>
+    </w:p>
+    <w:p>
+      <w:pPr>
+        <w:spacing w:before="240"/>
+        <w:rPr>
+          <w:lang w:val="el-GR"/>
+        </w:rPr>
+      </w:pPr>
+      <w:r>
+        <w:rPr>
+          <w:b/>
+          <w:bCs/>
+          <w:lang w:val="el-GR"/>
+        </w:rPr>
+        <w:t>Κατάσταση Εισόδου:</w:t>
+      </w:r>
+      <w:r>
+        <w:rPr>
+          <w:lang w:val="el-GR"/>
+        </w:rPr>
+        <w:t xml:space="preserve"> Το Project έχει τουλάχιστον 1 </w:t>
+      </w:r>
+      <w:proofErr w:type="spellStart"/>
+      <w:r>
+        <w:rPr>
+          <w:lang w:val="el-GR"/>
+        </w:rPr>
+        <w:t>Use</w:t>
+      </w:r>
+      <w:proofErr w:type="spellEnd"/>
+      <w:r>
+        <w:rPr>
+          <w:lang w:val="el-GR"/>
+        </w:rPr>
+        <w:t xml:space="preserve"> </w:t>
+      </w:r>
+      <w:proofErr w:type="spellStart"/>
+      <w:r>
+        <w:rPr>
+          <w:lang w:val="el-GR"/>
+        </w:rPr>
+        <w:t>Case</w:t>
+      </w:r>
+      <w:proofErr w:type="spellEnd"/>
+      <w:r>
+        <w:rPr>
+          <w:lang w:val="el-GR"/>
+        </w:rPr>
+        <w:t xml:space="preserve"> καταχωρημένο.</w:t>
+      </w:r>
+      <w:r>
+        <w:rPr>
+          <w:lang w:val="el-GR"/>
+        </w:rPr>
+        <w:br/>
+      </w:r>
+      <w:r>
+        <w:rPr>
+          <w:b/>
+          <w:bCs/>
+          <w:lang w:val="el-GR"/>
+        </w:rPr>
+        <w:t>Κατάσταση Εξόδου:</w:t>
+      </w:r>
+      <w:r>
+        <w:rPr>
+          <w:lang w:val="el-GR"/>
+        </w:rPr>
+        <w:t xml:space="preserve"> Το </w:t>
+      </w:r>
+      <w:proofErr w:type="spellStart"/>
+      <w:r>
+        <w:rPr>
+          <w:lang w:val="el-GR"/>
+        </w:rPr>
+        <w:t>script</w:t>
+      </w:r>
+      <w:proofErr w:type="spellEnd"/>
+      <w:r>
+        <w:rPr>
+          <w:lang w:val="el-GR"/>
+        </w:rPr>
+        <w:t xml:space="preserve"> UC διαγράμματος εμφανίζεται στην οθόνη «</w:t>
+      </w:r>
+      <w:proofErr w:type="spellStart"/>
+      <w:r>
+        <w:rPr>
+          <w:lang w:val="el-GR"/>
+        </w:rPr>
+        <w:t>Generate</w:t>
+      </w:r>
+      <w:proofErr w:type="spellEnd"/>
+      <w:r>
+        <w:rPr>
+          <w:lang w:val="el-GR"/>
+        </w:rPr>
+        <w:t xml:space="preserve"> </w:t>
+      </w:r>
+      <w:proofErr w:type="spellStart"/>
+      <w:r>
+        <w:rPr>
+          <w:lang w:val="el-GR"/>
+        </w:rPr>
+        <w:t>Diagrams</w:t>
+      </w:r>
+      <w:proofErr w:type="spellEnd"/>
+      <w:r>
+        <w:rPr>
+          <w:lang w:val="el-GR"/>
+        </w:rPr>
+        <w:t>» έτοιμο για αντιγραφή.</w:t>
+      </w:r>
+    </w:p>
+    <w:p>
+      <w:pPr>
+        <w:spacing w:before="240"/>
+        <w:rPr>
+          <w:b/>
+          <w:bCs/>
+          <w:lang w:val="el-GR"/>
+        </w:rPr>
+      </w:pPr>
+      <w:r>
+        <w:rPr>
+          <w:b/>
+          <w:bCs/>
+          <w:lang w:val="el-GR"/>
+        </w:rPr>
+        <w:t xml:space="preserve">TC-09-01 — Παραγωγή </w:t>
+      </w:r>
+      <w:proofErr w:type="spellStart"/>
+      <w:r>
+        <w:rPr>
+          <w:b/>
+          <w:bCs/>
+          <w:lang w:val="el-GR"/>
+        </w:rPr>
+        <w:t>PlantUML</w:t>
+      </w:r>
+      <w:proofErr w:type="spellEnd"/>
+      <w:r>
+        <w:rPr>
+          <w:b/>
+          <w:bCs/>
+          <w:lang w:val="el-GR"/>
+        </w:rPr>
+        <w:t xml:space="preserve"> </w:t>
+      </w:r>
+      <w:proofErr w:type="spellStart"/>
+      <w:r>
+        <w:rPr>
+          <w:b/>
+          <w:bCs/>
+          <w:lang w:val="el-GR"/>
+        </w:rPr>
+        <w:t>Script</w:t>
+      </w:r>
+      <w:proofErr w:type="spellEnd"/>
+    </w:p>
+    <w:tbl>
+      <w:tblPr>
+        <w:tblStyle w:val="GridTable1Light"/>
+        <w:tblW w:w="0" w:type="auto"/>
+        <w:tblLook w:val="04A0" w:firstRow="1" w:lastRow="0" w:firstColumn="1" w:lastColumn="0" w:noHBand="0" w:noVBand="1"/>
+      </w:tblPr>
+      <w:tblGrid>
+        <w:gridCol w:w="2006"/>
+        <w:gridCol w:w="7344"/>
+      </w:tblGrid>
+      <w:tr>
+        <w:trPr>
+          <w:cnfStyle w:val="100000000000" w:firstRow="1" w:lastRow="0" w:firstColumn="0" w:lastColumn="0" w:oddVBand="0" w:evenVBand="0" w:oddHBand="0" w:evenHBand="0" w:firstRowFirstColumn="0" w:firstRowLastColumn="0" w:lastRowFirstColumn="0" w:lastRowLastColumn="0"/>
+        </w:trPr>
+        <w:tc>
+          <w:tcPr>
+            <w:cnfStyle w:val="001000000000" w:firstRow="0" w:lastRow="0" w:firstColumn="1" w:lastColumn="0" w:oddVBand="0" w:evenVBand="0" w:oddHBand="0" w:evenHBand="0" w:firstRowFirstColumn="0" w:firstRowLastColumn="0" w:lastRowFirstColumn="0" w:lastRowLastColumn="0"/>
+            <w:tcW w:w="0" w:type="auto"/>
+            <w:hideMark/>
+          </w:tcPr>
+          <w:p>
+            <w:pPr>
+              <w:spacing w:before="240" w:after="160" w:line="278" w:lineRule="auto"/>
+              <w:rPr>
+                <w:lang w:val="el-GR"/>
+              </w:rPr>
+            </w:pPr>
+            <w:r>
+              <w:rPr>
+                <w:lang w:val="el-GR"/>
+              </w:rPr>
+              <w:t>Πεδίο</w:t>
+            </w:r>
+          </w:p>
+        </w:tc>
+        <w:tc>
+          <w:tcPr>
+            <w:tcW w:w="0" w:type="auto"/>
+            <w:hideMark/>
+          </w:tcPr>
+          <w:p>
+            <w:pPr>
+              <w:spacing w:before="240" w:after="160" w:line="278" w:lineRule="auto"/>
+              <w:cnfStyle w:val="100000000000" w:firstRow="1" w:lastRow="0" w:firstColumn="0" w:lastColumn="0" w:oddVBand="0" w:evenVBand="0" w:oddHBand="0" w:evenHBand="0" w:firstRowFirstColumn="0" w:firstRowLastColumn="0" w:lastRowFirstColumn="0" w:lastRowLastColumn="0"/>
+              <w:rPr>
+                <w:lang w:val="el-GR"/>
+              </w:rPr>
+            </w:pPr>
+            <w:r>
+              <w:rPr>
+                <w:lang w:val="el-GR"/>
+              </w:rPr>
+              <w:t>Τιμή</w:t>
+            </w:r>
+          </w:p>
+        </w:tc>
+      </w:tr>
+      <w:tr>
+        <w:tc>
+          <w:tcPr>
+            <w:cnfStyle w:val="001000000000" w:firstRow="0" w:lastRow="0" w:firstColumn="1" w:lastColumn="0" w:oddVBand="0" w:evenVBand="0" w:oddHBand="0" w:evenHBand="0" w:firstRowFirstColumn="0" w:firstRowLastColumn="0" w:lastRowFirstColumn="0" w:lastRowLastColumn="0"/>
+            <w:tcW w:w="0" w:type="auto"/>
+            <w:hideMark/>
+          </w:tcPr>
+          <w:p>
+            <w:pPr>
+              <w:spacing w:before="240" w:after="160" w:line="278" w:lineRule="auto"/>
+              <w:rPr>
+                <w:lang w:val="el-GR"/>
+              </w:rPr>
+            </w:pPr>
+            <w:r>
+              <w:rPr>
+                <w:lang w:val="el-GR"/>
+              </w:rPr>
+              <w:t>Σκοπός</w:t>
+            </w:r>
+          </w:p>
+        </w:tc>
+        <w:tc>
+          <w:tcPr>
+            <w:tcW w:w="0" w:type="auto"/>
+            <w:hideMark/>
+          </w:tcPr>
+          <w:p>
+            <w:pPr>
+              <w:spacing w:before="240" w:after="160" w:line="278" w:lineRule="auto"/>
+              <w:cnfStyle w:val="000000000000" w:firstRow="0" w:lastRow="0" w:firstColumn="0" w:lastColumn="0" w:oddVBand="0" w:evenVBand="0" w:oddHBand="0" w:evenHBand="0" w:firstRowFirstColumn="0" w:firstRowLastColumn="0" w:lastRowFirstColumn="0" w:lastRowLastColumn="0"/>
+              <w:rPr>
+                <w:lang w:val="el-GR"/>
+              </w:rPr>
+            </w:pPr>
+            <w:r>
+              <w:rPr>
+                <w:lang w:val="el-GR"/>
+              </w:rPr>
+              <w:t>Επαλήθευση </w:t>
+            </w:r>
+            <w:proofErr w:type="spellStart"/>
+            <w:r>
+              <w:rPr>
+                <w:lang w:val="el-GR"/>
+              </w:rPr>
+              <w:t>PlantUmlUseCaseStrategy.build</w:t>
+            </w:r>
+            <w:proofErr w:type="spellEnd"/>
+            <w:r>
+              <w:rPr>
+                <w:lang w:val="el-GR"/>
+              </w:rPr>
+              <w:t xml:space="preserve">() για παραγωγή έγκυρου </w:t>
+            </w:r>
+            <w:proofErr w:type="spellStart"/>
+            <w:r>
+              <w:rPr>
+                <w:lang w:val="el-GR"/>
+              </w:rPr>
+              <w:t>PlantUML</w:t>
+            </w:r>
+            <w:proofErr w:type="spellEnd"/>
+          </w:p>
+        </w:tc>
+      </w:tr>
+      <w:tr>
+        <w:tc>
+          <w:tcPr>
+            <w:cnfStyle w:val="001000000000" w:firstRow="0" w:lastRow="0" w:firstColumn="1" w:lastColumn="0" w:oddVBand="0" w:evenVBand="0" w:oddHBand="0" w:evenHBand="0" w:firstRowFirstColumn="0" w:firstRowLastColumn="0" w:lastRowFirstColumn="0" w:lastRowLastColumn="0"/>
+            <w:tcW w:w="0" w:type="auto"/>
+            <w:hideMark/>
+          </w:tcPr>
+          <w:p>
+            <w:pPr>
+              <w:spacing w:before="240" w:after="160" w:line="278" w:lineRule="auto"/>
+              <w:rPr>
+                <w:lang w:val="el-GR"/>
+              </w:rPr>
+            </w:pPr>
+            <w:r>
+              <w:rPr>
+                <w:lang w:val="el-GR"/>
+              </w:rPr>
+              <w:t>Κατηγορία</w:t>
+            </w:r>
+          </w:p>
+        </w:tc>
+        <w:tc>
+          <w:tcPr>
+            <w:tcW w:w="0" w:type="auto"/>
+            <w:hideMark/>
+          </w:tcPr>
+          <w:p>
+            <w:pPr>
+              <w:spacing w:before="240" w:after="160" w:line="278" w:lineRule="auto"/>
+              <w:cnfStyle w:val="000000000000" w:firstRow="0" w:lastRow="0" w:firstColumn="0" w:lastColumn="0" w:oddVBand="0" w:evenVBand="0" w:oddHBand="0" w:evenHBand="0" w:firstRowFirstColumn="0" w:firstRowLastColumn="0" w:lastRowFirstColumn="0" w:lastRowLastColumn="0"/>
+              <w:rPr>
+                <w:lang w:val="el-GR"/>
+              </w:rPr>
+            </w:pPr>
+            <w:proofErr w:type="spellStart"/>
+            <w:r>
+              <w:rPr>
+                <w:lang w:val="el-GR"/>
+              </w:rPr>
+              <w:t>Functional</w:t>
+            </w:r>
+            <w:proofErr w:type="spellEnd"/>
+          </w:p>
+        </w:tc>
+      </w:tr>
+      <w:tr>
+        <w:tc>
+          <w:tcPr>
+            <w:cnfStyle w:val="001000000000" w:firstRow="0" w:lastRow="0" w:firstColumn="1" w:lastColumn="0" w:oddVBand="0" w:evenVBand="0" w:oddHBand="0" w:evenHBand="0" w:firstRowFirstColumn="0" w:firstRowLastColumn="0" w:lastRowFirstColumn="0" w:lastRowLastColumn="0"/>
+            <w:tcW w:w="0" w:type="auto"/>
+            <w:hideMark/>
+          </w:tcPr>
+          <w:p>
+            <w:pPr>
+              <w:spacing w:before="240" w:after="160" w:line="278" w:lineRule="auto"/>
+              <w:rPr>
+                <w:lang w:val="el-GR"/>
+              </w:rPr>
+            </w:pPr>
+            <w:r>
+              <w:rPr>
+                <w:lang w:val="el-GR"/>
+              </w:rPr>
+              <w:t>Τεχνική</w:t>
+            </w:r>
+          </w:p>
+        </w:tc>
+        <w:tc>
+          <w:tcPr>
+            <w:tcW w:w="0" w:type="auto"/>
+            <w:hideMark/>
+          </w:tcPr>
+          <w:p>
+            <w:pPr>
+              <w:spacing w:before="240" w:after="160" w:line="278" w:lineRule="auto"/>
+              <w:cnfStyle w:val="000000000000" w:firstRow="0" w:lastRow="0" w:firstColumn="0" w:lastColumn="0" w:oddVBand="0" w:evenVBand="0" w:oddHBand="0" w:evenHBand="0" w:firstRowFirstColumn="0" w:firstRowLastColumn="0" w:lastRowFirstColumn="0" w:lastRowLastColumn="0"/>
+            </w:pPr>
+            <w:r>
+              <w:t>Black-Box / Equivalence Partitioning (</w:t>
+            </w:r>
+            <w:r>
+              <w:rPr>
+                <w:lang w:val="el-GR"/>
+              </w:rPr>
+              <w:t>έγκυρη</w:t>
+            </w:r>
+            <w:r>
+              <w:t xml:space="preserve"> </w:t>
+            </w:r>
+            <w:r>
+              <w:rPr>
+                <w:lang w:val="el-GR"/>
+              </w:rPr>
+              <w:t>κλάση</w:t>
+            </w:r>
+            <w:r>
+              <w:t>: ≥1 UC)</w:t>
+            </w:r>
+          </w:p>
+        </w:tc>
+      </w:tr>
+      <w:tr>
+        <w:tc>
+          <w:tcPr>
+            <w:cnfStyle w:val="001000000000" w:firstRow="0" w:lastRow="0" w:firstColumn="1" w:lastColumn="0" w:oddVBand="0" w:evenVBand="0" w:oddHBand="0" w:evenHBand="0" w:firstRowFirstColumn="0" w:firstRowLastColumn="0" w:lastRowFirstColumn="0" w:lastRowLastColumn="0"/>
+            <w:tcW w:w="0" w:type="auto"/>
+            <w:hideMark/>
+          </w:tcPr>
+          <w:p>
+            <w:pPr>
+              <w:spacing w:before="240" w:after="160" w:line="278" w:lineRule="auto"/>
+              <w:rPr>
+                <w:lang w:val="el-GR"/>
+              </w:rPr>
+            </w:pPr>
+            <w:r>
+              <w:rPr>
+                <w:lang w:val="el-GR"/>
+              </w:rPr>
+              <w:t>Προτεραιότητα</w:t>
+            </w:r>
+          </w:p>
+        </w:tc>
+        <w:tc>
+          <w:tcPr>
+            <w:tcW w:w="0" w:type="auto"/>
+            <w:hideMark/>
+          </w:tcPr>
+          <w:p>
+            <w:pPr>
+              <w:spacing w:before="240" w:after="160" w:line="278" w:lineRule="auto"/>
+              <w:cnfStyle w:val="000000000000" w:firstRow="0" w:lastRow="0" w:firstColumn="0" w:lastColumn="0" w:oddVBand="0" w:evenVBand="0" w:oddHBand="0" w:evenHBand="0" w:firstRowFirstColumn="0" w:firstRowLastColumn="0" w:lastRowFirstColumn="0" w:lastRowLastColumn="0"/>
+              <w:rPr>
+                <w:lang w:val="el-GR"/>
+              </w:rPr>
+            </w:pPr>
+            <w:r>
+              <w:rPr>
+                <w:lang w:val="el-GR"/>
+              </w:rPr>
+              <w:t>CRITICAL</w:t>
+            </w:r>
+          </w:p>
+        </w:tc>
+      </w:tr>
+      <w:tr>
+        <w:tc>
+          <w:tcPr>
+            <w:cnfStyle w:val="001000000000" w:firstRow="0" w:lastRow="0" w:firstColumn="1" w:lastColumn="0" w:oddVBand="0" w:evenVBand="0" w:oddHBand="0" w:evenHBand="0" w:firstRowFirstColumn="0" w:firstRowLastColumn="0" w:lastRowFirstColumn="0" w:lastRowLastColumn="0"/>
+            <w:tcW w:w="0" w:type="auto"/>
+            <w:hideMark/>
+          </w:tcPr>
+          <w:p>
+            <w:pPr>
+              <w:spacing w:before="240" w:after="160" w:line="278" w:lineRule="auto"/>
+              <w:rPr>
+                <w:lang w:val="el-GR"/>
+              </w:rPr>
+            </w:pPr>
+            <w:r>
+              <w:rPr>
+                <w:lang w:val="el-GR"/>
+              </w:rPr>
+              <w:t>Δεδομένα Εισόδου</w:t>
+            </w:r>
+          </w:p>
+        </w:tc>
+        <w:tc>
+          <w:tcPr>
+            <w:tcW w:w="0" w:type="auto"/>
+            <w:hideMark/>
+          </w:tcPr>
+          <w:p>
+            <w:pPr>
+              <w:spacing w:before="240" w:after="160" w:line="278" w:lineRule="auto"/>
+              <w:cnfStyle w:val="000000000000" w:firstRow="0" w:lastRow="0" w:firstColumn="0" w:lastColumn="0" w:oddVBand="0" w:evenVBand="0" w:oddHBand="0" w:evenHBand="0" w:firstRowFirstColumn="0" w:firstRowLastColumn="0" w:lastRowFirstColumn="0" w:lastRowLastColumn="0"/>
+            </w:pPr>
+            <w:r>
+              <w:t>tool="</w:t>
+            </w:r>
+            <w:proofErr w:type="spellStart"/>
+            <w:r>
+              <w:t>plantuml</w:t>
+            </w:r>
+            <w:proofErr w:type="spellEnd"/>
+            <w:r>
+              <w:t xml:space="preserve">", Project </w:t>
+            </w:r>
+            <w:r>
+              <w:rPr>
+                <w:lang w:val="el-GR"/>
+              </w:rPr>
+              <w:t>με</w:t>
+            </w:r>
+            <w:r>
+              <w:t xml:space="preserve"> 1 Actor + 1 UC </w:t>
+            </w:r>
+            <w:r>
+              <w:rPr>
+                <w:lang w:val="el-GR"/>
+              </w:rPr>
+              <w:t>συνδεδεμένα</w:t>
+            </w:r>
+          </w:p>
+        </w:tc>
+      </w:tr>
+      <w:tr>
+        <w:tc>
+          <w:tcPr>
+            <w:cnfStyle w:val="001000000000" w:firstRow="0" w:lastRow="0" w:firstColumn="1" w:lastColumn="0" w:oddVBand="0" w:evenVBand="0" w:oddHBand="0" w:evenHBand="0" w:firstRowFirstColumn="0" w:firstRowLastColumn="0" w:lastRowFirstColumn="0" w:lastRowLastColumn="0"/>
+            <w:tcW w:w="0" w:type="auto"/>
+            <w:hideMark/>
+          </w:tcPr>
+          <w:p>
+            <w:pPr>
+              <w:spacing w:before="240" w:after="160" w:line="278" w:lineRule="auto"/>
+              <w:rPr>
+                <w:lang w:val="el-GR"/>
+              </w:rPr>
+            </w:pPr>
+            <w:r>
+              <w:rPr>
+                <w:lang w:val="el-GR"/>
+              </w:rPr>
+              <w:t>Αναμενόμενο Αποτέλεσμα</w:t>
+            </w:r>
+          </w:p>
+        </w:tc>
+        <w:tc>
+          <w:tcPr>
+            <w:tcW w:w="0" w:type="auto"/>
+            <w:hideMark/>
+          </w:tcPr>
+          <w:p>
+            <w:pPr>
+              <w:spacing w:before="240" w:after="160" w:line="278" w:lineRule="auto"/>
+              <w:cnfStyle w:val="000000000000" w:firstRow="0" w:lastRow="0" w:firstColumn="0" w:lastColumn="0" w:oddVBand="0" w:evenVBand="0" w:oddHBand="0" w:evenHBand="0" w:firstRowFirstColumn="0" w:firstRowLastColumn="0" w:lastRowFirstColumn="0" w:lastRowLastColumn="0"/>
+            </w:pPr>
+            <w:r>
+              <w:t>Script @startuml ... @enduml </w:t>
+            </w:r>
+            <w:r>
+              <w:rPr>
+                <w:lang w:val="el-GR"/>
+              </w:rPr>
+              <w:t>με</w:t>
+            </w:r>
+            <w:r>
+              <w:t xml:space="preserve"> actor, </w:t>
+            </w:r>
+            <w:proofErr w:type="spellStart"/>
+            <w:r>
+              <w:t>usecase</w:t>
+            </w:r>
+            <w:proofErr w:type="spellEnd"/>
+            <w:r>
+              <w:t xml:space="preserve">, </w:t>
+            </w:r>
+            <w:r>
+              <w:rPr>
+                <w:lang w:val="el-GR"/>
+              </w:rPr>
+              <w:t>σύνδεση</w:t>
+            </w:r>
+            <w:r>
+              <w:t> --&gt;</w:t>
+            </w:r>
+          </w:p>
+        </w:tc>
+      </w:tr>
+      <w:tr>
+        <w:tc>
+          <w:tcPr>
+            <w:cnfStyle w:val="001000000000" w:firstRow="0" w:lastRow="0" w:firstColumn="1" w:lastColumn="0" w:oddVBand="0" w:evenVBand="0" w:oddHBand="0" w:evenHBand="0" w:firstRowFirstColumn="0" w:firstRowLastColumn="0" w:lastRowFirstColumn="0" w:lastRowLastColumn="0"/>
+            <w:tcW w:w="0" w:type="auto"/>
+            <w:hideMark/>
+          </w:tcPr>
+          <w:p>
+            <w:pPr>
+              <w:spacing w:before="240" w:after="160" w:line="278" w:lineRule="auto"/>
+              <w:rPr>
+                <w:lang w:val="el-GR"/>
+              </w:rPr>
+            </w:pPr>
+            <w:r>
+              <w:rPr>
+                <w:lang w:val="el-GR"/>
+              </w:rPr>
+              <w:t>Πραγματικό Αποτέλεσμα</w:t>
+            </w:r>
+          </w:p>
+        </w:tc>
+        <w:tc>
+          <w:tcPr>
+            <w:tcW w:w="0" w:type="auto"/>
+            <w:hideMark/>
+          </w:tcPr>
+          <w:p>
+            <w:pPr>
+              <w:spacing w:before="240" w:after="160" w:line="278" w:lineRule="auto"/>
+              <w:cnfStyle w:val="000000000000" w:firstRow="0" w:lastRow="0" w:firstColumn="0" w:lastColumn="0" w:oddVBand="0" w:evenVBand="0" w:oddHBand="0" w:evenHBand="0" w:firstRowFirstColumn="0" w:firstRowLastColumn="0" w:lastRowFirstColumn="0" w:lastRowLastColumn="0"/>
+            </w:pPr>
+            <w:r>
+              <w:t xml:space="preserve">Script </w:t>
+            </w:r>
+            <w:r>
+              <w:rPr>
+                <w:lang w:val="el-GR"/>
+              </w:rPr>
+              <w:t>παρήχθη</w:t>
+            </w:r>
+            <w:r>
+              <w:t xml:space="preserve"> </w:t>
+            </w:r>
+            <w:r>
+              <w:rPr>
+                <w:lang w:val="el-GR"/>
+              </w:rPr>
+              <w:t>επιτυχώς</w:t>
+            </w:r>
+            <w:r>
+              <w:t>: @startuml\nleft to right direction\</w:t>
+            </w:r>
+            <w:proofErr w:type="spellStart"/>
+            <w:r>
+              <w:t>nactor</w:t>
+            </w:r>
+            <w:proofErr w:type="spellEnd"/>
+            <w:r>
+              <w:t xml:space="preserve"> "Developer" as A_50\</w:t>
+            </w:r>
+            <w:proofErr w:type="spellStart"/>
+            <w:r>
+              <w:t>nusecase</w:t>
+            </w:r>
+            <w:proofErr w:type="spellEnd"/>
+            <w:r>
+              <w:t xml:space="preserve"> "</w:t>
+            </w:r>
+            <w:r>
+              <w:rPr>
+                <w:lang w:val="el-GR"/>
+              </w:rPr>
+              <w:t>Δημιουργία</w:t>
+            </w:r>
+            <w:r>
+              <w:t xml:space="preserve"> </w:t>
+            </w:r>
+            <w:r>
+              <w:rPr>
+                <w:lang w:val="el-GR"/>
+              </w:rPr>
+              <w:t>Λογαριασμού</w:t>
+            </w:r>
+            <w:r>
+              <w:t xml:space="preserve">" as </w:t>
+            </w:r>
+            <w:r>
+              <w:lastRenderedPageBreak/>
+              <w:t>UC_999\nA_50 --&gt; UC_999\</w:t>
+            </w:r>
+            <w:proofErr w:type="spellStart"/>
+            <w:r>
+              <w:t>n@enduml</w:t>
+            </w:r>
+            <w:proofErr w:type="spellEnd"/>
+            <w:r>
+              <w:t xml:space="preserve">\n. Script </w:t>
+            </w:r>
+            <w:r>
+              <w:rPr>
+                <w:lang w:val="el-GR"/>
+              </w:rPr>
+              <w:t>εμφανίστηκε</w:t>
+            </w:r>
+            <w:r>
+              <w:t xml:space="preserve"> </w:t>
+            </w:r>
+            <w:r>
+              <w:rPr>
+                <w:lang w:val="el-GR"/>
+              </w:rPr>
+              <w:t>σε</w:t>
+            </w:r>
+            <w:r>
+              <w:t xml:space="preserve"> read-only </w:t>
+            </w:r>
+            <w:r>
+              <w:rPr>
+                <w:lang w:val="el-GR"/>
+              </w:rPr>
+              <w:t>πεδίο</w:t>
+            </w:r>
+            <w:r>
+              <w:t>.</w:t>
+            </w:r>
+          </w:p>
+        </w:tc>
+      </w:tr>
+      <w:tr>
+        <w:tc>
+          <w:tcPr>
+            <w:cnfStyle w:val="001000000000" w:firstRow="0" w:lastRow="0" w:firstColumn="1" w:lastColumn="0" w:oddVBand="0" w:evenVBand="0" w:oddHBand="0" w:evenHBand="0" w:firstRowFirstColumn="0" w:firstRowLastColumn="0" w:lastRowFirstColumn="0" w:lastRowLastColumn="0"/>
+            <w:tcW w:w="0" w:type="auto"/>
+            <w:hideMark/>
+          </w:tcPr>
+          <w:p>
+            <w:pPr>
+              <w:spacing w:before="240" w:after="160" w:line="278" w:lineRule="auto"/>
+              <w:rPr>
+                <w:lang w:val="el-GR"/>
+              </w:rPr>
+            </w:pPr>
+            <w:r>
+              <w:rPr>
+                <w:lang w:val="el-GR"/>
+              </w:rPr>
+              <w:lastRenderedPageBreak/>
+              <w:t>Κατάσταση</w:t>
+            </w:r>
+          </w:p>
+        </w:tc>
+        <w:tc>
+          <w:tcPr>
+            <w:tcW w:w="0" w:type="auto"/>
+            <w:hideMark/>
+          </w:tcPr>
+          <w:p>
+            <w:pPr>
+              <w:spacing w:before="240" w:after="160" w:line="278" w:lineRule="auto"/>
+              <w:cnfStyle w:val="000000000000" w:firstRow="0" w:lastRow="0" w:firstColumn="0" w:lastColumn="0" w:oddVBand="0" w:evenVBand="0" w:oddHBand="0" w:evenHBand="0" w:firstRowFirstColumn="0" w:firstRowLastColumn="0" w:lastRowFirstColumn="0" w:lastRowLastColumn="0"/>
+              <w:rPr>
+                <w:lang w:val="el-GR"/>
+              </w:rPr>
+            </w:pPr>
+            <w:r>
+              <w:rPr>
+                <w:rFonts w:ascii="Segoe UI Emoji" w:hAnsi="Segoe UI Emoji" w:cs="Segoe UI Emoji"/>
+                <w:lang w:val="el-GR"/>
+              </w:rPr>
+              <w:t>✅</w:t>
+            </w:r>
+            <w:r>
+              <w:rPr>
+                <w:lang w:val="el-GR"/>
+              </w:rPr>
+              <w:t> </w:t>
+            </w:r>
+            <w:r>
+              <w:rPr>
+                <w:b/>
+                <w:bCs/>
+                <w:lang w:val="el-GR"/>
+              </w:rPr>
+              <w:t>PASS</w:t>
+            </w:r>
+          </w:p>
+        </w:tc>
+      </w:tr>
+    </w:tbl>
+    <w:p>
+      <w:pPr>
+        <w:spacing w:before="240"/>
+        <w:rPr>
+          <w:b/>
+          <w:bCs/>
+          <w:lang w:val="el-GR"/>
+        </w:rPr>
+      </w:pPr>
+    </w:p>
+    <w:p>
+      <w:pPr>
+        <w:spacing w:before="240"/>
+        <w:rPr>
+          <w:b/>
+          <w:bCs/>
+          <w:lang w:val="el-GR"/>
+        </w:rPr>
+      </w:pPr>
+      <w:r>
+        <w:rPr>
+          <w:b/>
+          <w:bCs/>
+          <w:lang w:val="el-GR"/>
+        </w:rPr>
+        <w:t xml:space="preserve">TC-09-02 — Παραγωγή </w:t>
+      </w:r>
+      <w:proofErr w:type="spellStart"/>
+      <w:r>
+        <w:rPr>
+          <w:b/>
+          <w:bCs/>
+          <w:lang w:val="el-GR"/>
+        </w:rPr>
+        <w:t>Nomnoml</w:t>
+      </w:r>
+      <w:proofErr w:type="spellEnd"/>
+      <w:r>
+        <w:rPr>
+          <w:b/>
+          <w:bCs/>
+          <w:lang w:val="el-GR"/>
+        </w:rPr>
+        <w:t xml:space="preserve"> </w:t>
+      </w:r>
+      <w:proofErr w:type="spellStart"/>
+      <w:r>
+        <w:rPr>
+          <w:b/>
+          <w:bCs/>
+          <w:lang w:val="el-GR"/>
+        </w:rPr>
+        <w:t>Script</w:t>
+      </w:r>
+      <w:proofErr w:type="spellEnd"/>
+    </w:p>
+    <w:tbl>
+      <w:tblPr>
+        <w:tblStyle w:val="GridTable1Light"/>
+        <w:tblW w:w="0" w:type="auto"/>
+        <w:tblLook w:val="04A0" w:firstRow="1" w:lastRow="0" w:firstColumn="1" w:lastColumn="0" w:noHBand="0" w:noVBand="1"/>
+      </w:tblPr>
+      <w:tblGrid>
+        <w:gridCol w:w="1966"/>
+        <w:gridCol w:w="7384"/>
+      </w:tblGrid>
+      <w:tr>
+        <w:trPr>
+          <w:cnfStyle w:val="100000000000" w:firstRow="1" w:lastRow="0" w:firstColumn="0" w:lastColumn="0" w:oddVBand="0" w:evenVBand="0" w:oddHBand="0" w:evenHBand="0" w:firstRowFirstColumn="0" w:firstRowLastColumn="0" w:lastRowFirstColumn="0" w:lastRowLastColumn="0"/>
+        </w:trPr>
+        <w:tc>
+          <w:tcPr>
+            <w:cnfStyle w:val="001000000000" w:firstRow="0" w:lastRow="0" w:firstColumn="1" w:lastColumn="0" w:oddVBand="0" w:evenVBand="0" w:oddHBand="0" w:evenHBand="0" w:firstRowFirstColumn="0" w:firstRowLastColumn="0" w:lastRowFirstColumn="0" w:lastRowLastColumn="0"/>
+            <w:tcW w:w="0" w:type="auto"/>
+            <w:hideMark/>
+          </w:tcPr>
+          <w:p>
+            <w:pPr>
+              <w:spacing w:before="240" w:after="160" w:line="278" w:lineRule="auto"/>
+              <w:rPr>
+                <w:lang w:val="el-GR"/>
+              </w:rPr>
+            </w:pPr>
+            <w:r>
+              <w:rPr>
+                <w:lang w:val="el-GR"/>
+              </w:rPr>
+              <w:t>Πεδίο</w:t>
+            </w:r>
+          </w:p>
+        </w:tc>
+        <w:tc>
+          <w:tcPr>
+            <w:tcW w:w="0" w:type="auto"/>
+            <w:hideMark/>
+          </w:tcPr>
+          <w:p>
+            <w:pPr>
+              <w:spacing w:before="240" w:after="160" w:line="278" w:lineRule="auto"/>
+              <w:cnfStyle w:val="100000000000" w:firstRow="1" w:lastRow="0" w:firstColumn="0" w:lastColumn="0" w:oddVBand="0" w:evenVBand="0" w:oddHBand="0" w:evenHBand="0" w:firstRowFirstColumn="0" w:firstRowLastColumn="0" w:lastRowFirstColumn="0" w:lastRowLastColumn="0"/>
+              <w:rPr>
+                <w:lang w:val="el-GR"/>
+              </w:rPr>
+            </w:pPr>
+            <w:r>
+              <w:rPr>
+                <w:lang w:val="el-GR"/>
+              </w:rPr>
+              <w:t>Τιμή</w:t>
+            </w:r>
+          </w:p>
+        </w:tc>
+      </w:tr>
+      <w:tr>
+        <w:tc>
+          <w:tcPr>
+            <w:cnfStyle w:val="001000000000" w:firstRow="0" w:lastRow="0" w:firstColumn="1" w:lastColumn="0" w:oddVBand="0" w:evenVBand="0" w:oddHBand="0" w:evenHBand="0" w:firstRowFirstColumn="0" w:firstRowLastColumn="0" w:lastRowFirstColumn="0" w:lastRowLastColumn="0"/>
+            <w:tcW w:w="0" w:type="auto"/>
+            <w:hideMark/>
+          </w:tcPr>
+          <w:p>
+            <w:pPr>
+              <w:spacing w:before="240" w:after="160" w:line="278" w:lineRule="auto"/>
+              <w:rPr>
+                <w:lang w:val="el-GR"/>
+              </w:rPr>
+            </w:pPr>
+            <w:r>
+              <w:rPr>
+                <w:lang w:val="el-GR"/>
+              </w:rPr>
+              <w:t>Σκοπός</w:t>
+            </w:r>
+          </w:p>
+        </w:tc>
+        <w:tc>
+          <w:tcPr>
+            <w:tcW w:w="0" w:type="auto"/>
+            <w:hideMark/>
+          </w:tcPr>
+          <w:p>
+            <w:pPr>
+              <w:spacing w:before="240" w:after="160" w:line="278" w:lineRule="auto"/>
+              <w:cnfStyle w:val="000000000000" w:firstRow="0" w:lastRow="0" w:firstColumn="0" w:lastColumn="0" w:oddVBand="0" w:evenVBand="0" w:oddHBand="0" w:evenHBand="0" w:firstRowFirstColumn="0" w:firstRowLastColumn="0" w:lastRowFirstColumn="0" w:lastRowLastColumn="0"/>
+              <w:rPr>
+                <w:lang w:val="el-GR"/>
+              </w:rPr>
+            </w:pPr>
+            <w:r>
+              <w:rPr>
+                <w:lang w:val="el-GR"/>
+              </w:rPr>
+              <w:t>Επαλήθευση </w:t>
+            </w:r>
+            <w:proofErr w:type="spellStart"/>
+            <w:r>
+              <w:rPr>
+                <w:lang w:val="el-GR"/>
+              </w:rPr>
+              <w:t>NomnomlUseCaseStrategy.build</w:t>
+            </w:r>
+            <w:proofErr w:type="spellEnd"/>
+            <w:r>
+              <w:rPr>
+                <w:lang w:val="el-GR"/>
+              </w:rPr>
+              <w:t xml:space="preserve">() με διαφορετικό </w:t>
+            </w:r>
+            <w:proofErr w:type="spellStart"/>
+            <w:r>
+              <w:rPr>
+                <w:lang w:val="el-GR"/>
+              </w:rPr>
+              <w:t>syntax</w:t>
+            </w:r>
+            <w:proofErr w:type="spellEnd"/>
+          </w:p>
+        </w:tc>
+      </w:tr>
+      <w:tr>
+        <w:tc>
+          <w:tcPr>
+            <w:cnfStyle w:val="001000000000" w:firstRow="0" w:lastRow="0" w:firstColumn="1" w:lastColumn="0" w:oddVBand="0" w:evenVBand="0" w:oddHBand="0" w:evenHBand="0" w:firstRowFirstColumn="0" w:firstRowLastColumn="0" w:lastRowFirstColumn="0" w:lastRowLastColumn="0"/>
+            <w:tcW w:w="0" w:type="auto"/>
+            <w:hideMark/>
+          </w:tcPr>
+          <w:p>
+            <w:pPr>
+              <w:spacing w:before="240" w:after="160" w:line="278" w:lineRule="auto"/>
+              <w:rPr>
+                <w:lang w:val="el-GR"/>
+              </w:rPr>
+            </w:pPr>
+            <w:r>
+              <w:rPr>
+                <w:lang w:val="el-GR"/>
+              </w:rPr>
+              <w:t>Κατηγορία</w:t>
+            </w:r>
+          </w:p>
+        </w:tc>
+        <w:tc>
+          <w:tcPr>
+            <w:tcW w:w="0" w:type="auto"/>
+            <w:hideMark/>
+          </w:tcPr>
+          <w:p>
+            <w:pPr>
+              <w:spacing w:before="240" w:after="160" w:line="278" w:lineRule="auto"/>
+              <w:cnfStyle w:val="000000000000" w:firstRow="0" w:lastRow="0" w:firstColumn="0" w:lastColumn="0" w:oddVBand="0" w:evenVBand="0" w:oddHBand="0" w:evenHBand="0" w:firstRowFirstColumn="0" w:firstRowLastColumn="0" w:lastRowFirstColumn="0" w:lastRowLastColumn="0"/>
+              <w:rPr>
+                <w:lang w:val="el-GR"/>
+              </w:rPr>
+            </w:pPr>
+            <w:proofErr w:type="spellStart"/>
+            <w:r>
+              <w:rPr>
+                <w:lang w:val="el-GR"/>
+              </w:rPr>
+              <w:t>Functional</w:t>
+            </w:r>
+            <w:proofErr w:type="spellEnd"/>
+          </w:p>
+        </w:tc>
+      </w:tr>
+      <w:tr>
+        <w:tc>
+          <w:tcPr>
+            <w:cnfStyle w:val="001000000000" w:firstRow="0" w:lastRow="0" w:firstColumn="1" w:lastColumn="0" w:oddVBand="0" w:evenVBand="0" w:oddHBand="0" w:evenHBand="0" w:firstRowFirstColumn="0" w:firstRowLastColumn="0" w:lastRowFirstColumn="0" w:lastRowLastColumn="0"/>
+            <w:tcW w:w="0" w:type="auto"/>
+            <w:hideMark/>
+          </w:tcPr>
+          <w:p>
+            <w:pPr>
+              <w:spacing w:before="240" w:after="160" w:line="278" w:lineRule="auto"/>
+              <w:rPr>
+                <w:lang w:val="el-GR"/>
+              </w:rPr>
+            </w:pPr>
+            <w:r>
+              <w:rPr>
+                <w:lang w:val="el-GR"/>
+              </w:rPr>
+              <w:t>Τεχνική</w:t>
+            </w:r>
+          </w:p>
+        </w:tc>
+        <w:tc>
+          <w:tcPr>
+            <w:tcW w:w="0" w:type="auto"/>
+            <w:hideMark/>
+          </w:tcPr>
+          <w:p>
+            <w:pPr>
+              <w:spacing w:before="240" w:after="160" w:line="278" w:lineRule="auto"/>
+              <w:cnfStyle w:val="000000000000" w:firstRow="0" w:lastRow="0" w:firstColumn="0" w:lastColumn="0" w:oddVBand="0" w:evenVBand="0" w:oddHBand="0" w:evenHBand="0" w:firstRowFirstColumn="0" w:firstRowLastColumn="0" w:lastRowFirstColumn="0" w:lastRowLastColumn="0"/>
+            </w:pPr>
+            <w:r>
+              <w:t>Black-Box / Equivalence Partitioning (</w:t>
+            </w:r>
+            <w:r>
+              <w:rPr>
+                <w:lang w:val="el-GR"/>
+              </w:rPr>
+              <w:t>διαφορετική</w:t>
+            </w:r>
+            <w:r>
+              <w:t xml:space="preserve"> </w:t>
+            </w:r>
+            <w:r>
+              <w:rPr>
+                <w:lang w:val="el-GR"/>
+              </w:rPr>
+              <w:t>έγκυρη</w:t>
+            </w:r>
+            <w:r>
+              <w:t xml:space="preserve"> </w:t>
+            </w:r>
+            <w:r>
+              <w:rPr>
+                <w:lang w:val="el-GR"/>
+              </w:rPr>
+              <w:t>κλάση</w:t>
+            </w:r>
+            <w:r>
+              <w:t xml:space="preserve"> tool)</w:t>
+            </w:r>
+          </w:p>
+        </w:tc>
+      </w:tr>
+      <w:tr>
+        <w:tc>
+          <w:tcPr>
+            <w:cnfStyle w:val="001000000000" w:firstRow="0" w:lastRow="0" w:firstColumn="1" w:lastColumn="0" w:oddVBand="0" w:evenVBand="0" w:oddHBand="0" w:evenHBand="0" w:firstRowFirstColumn="0" w:firstRowLastColumn="0" w:lastRowFirstColumn="0" w:lastRowLastColumn="0"/>
+            <w:tcW w:w="0" w:type="auto"/>
+            <w:hideMark/>
+          </w:tcPr>
+          <w:p>
+            <w:pPr>
+              <w:spacing w:before="240" w:after="160" w:line="278" w:lineRule="auto"/>
+              <w:rPr>
+                <w:lang w:val="el-GR"/>
+              </w:rPr>
+            </w:pPr>
+            <w:r>
+              <w:rPr>
+                <w:lang w:val="el-GR"/>
+              </w:rPr>
+              <w:t>Προτεραιότητα</w:t>
+            </w:r>
+          </w:p>
+        </w:tc>
+        <w:tc>
+          <w:tcPr>
+            <w:tcW w:w="0" w:type="auto"/>
+            <w:hideMark/>
+          </w:tcPr>
+          <w:p>
+            <w:pPr>
+              <w:spacing w:before="240" w:after="160" w:line="278" w:lineRule="auto"/>
+              <w:cnfStyle w:val="000000000000" w:firstRow="0" w:lastRow="0" w:firstColumn="0" w:lastColumn="0" w:oddVBand="0" w:evenVBand="0" w:oddHBand="0" w:evenHBand="0" w:firstRowFirstColumn="0" w:firstRowLastColumn="0" w:lastRowFirstColumn="0" w:lastRowLastColumn="0"/>
+              <w:rPr>
+                <w:lang w:val="el-GR"/>
+              </w:rPr>
+            </w:pPr>
+            <w:r>
+              <w:rPr>
+                <w:lang w:val="el-GR"/>
+              </w:rPr>
+              <w:t>HIGH</w:t>
+            </w:r>
+          </w:p>
+        </w:tc>
+      </w:tr>
+      <w:tr>
+        <w:tc>
+          <w:tcPr>
+            <w:cnfStyle w:val="001000000000" w:firstRow="0" w:lastRow="0" w:firstColumn="1" w:lastColumn="0" w:oddVBand="0" w:evenVBand="0" w:oddHBand="0" w:evenHBand="0" w:firstRowFirstColumn="0" w:firstRowLastColumn="0" w:lastRowFirstColumn="0" w:lastRowLastColumn="0"/>
+            <w:tcW w:w="0" w:type="auto"/>
+            <w:hideMark/>
+          </w:tcPr>
+          <w:p>
+            <w:pPr>
+              <w:spacing w:before="240" w:after="160" w:line="278" w:lineRule="auto"/>
+              <w:rPr>
+                <w:lang w:val="el-GR"/>
+              </w:rPr>
+            </w:pPr>
+            <w:r>
+              <w:rPr>
+                <w:lang w:val="el-GR"/>
+              </w:rPr>
+              <w:t>Δεδομένα Εισόδου</w:t>
+            </w:r>
+          </w:p>
+        </w:tc>
+        <w:tc>
+          <w:tcPr>
+            <w:tcW w:w="0" w:type="auto"/>
+            <w:hideMark/>
+          </w:tcPr>
+          <w:p>
+            <w:pPr>
+              <w:spacing w:before="240" w:after="160" w:line="278" w:lineRule="auto"/>
+              <w:cnfStyle w:val="000000000000" w:firstRow="0" w:lastRow="0" w:firstColumn="0" w:lastColumn="0" w:oddVBand="0" w:evenVBand="0" w:oddHBand="0" w:evenHBand="0" w:firstRowFirstColumn="0" w:firstRowLastColumn="0" w:lastRowFirstColumn="0" w:lastRowLastColumn="0"/>
+              <w:rPr>
+                <w:lang w:val="el-GR"/>
+              </w:rPr>
+            </w:pPr>
+            <w:proofErr w:type="spellStart"/>
+            <w:r>
+              <w:rPr>
+                <w:lang w:val="el-GR"/>
+              </w:rPr>
+              <w:t>tool</w:t>
+            </w:r>
+            <w:proofErr w:type="spellEnd"/>
+            <w:r>
+              <w:rPr>
+                <w:lang w:val="el-GR"/>
+              </w:rPr>
+              <w:t>="</w:t>
+            </w:r>
+            <w:proofErr w:type="spellStart"/>
+            <w:r>
+              <w:rPr>
+                <w:lang w:val="el-GR"/>
+              </w:rPr>
+              <w:t>nomnoml</w:t>
+            </w:r>
+            <w:proofErr w:type="spellEnd"/>
+            <w:r>
+              <w:rPr>
+                <w:lang w:val="el-GR"/>
+              </w:rPr>
+              <w:t>"</w:t>
+            </w:r>
+          </w:p>
+        </w:tc>
+      </w:tr>
+      <w:tr>
+        <w:tc>
+          <w:tcPr>
+            <w:cnfStyle w:val="001000000000" w:firstRow="0" w:lastRow="0" w:firstColumn="1" w:lastColumn="0" w:oddVBand="0" w:evenVBand="0" w:oddHBand="0" w:evenHBand="0" w:firstRowFirstColumn="0" w:firstRowLastColumn="0" w:lastRowFirstColumn="0" w:lastRowLastColumn="0"/>
+            <w:tcW w:w="0" w:type="auto"/>
+            <w:hideMark/>
+          </w:tcPr>
+          <w:p>
+            <w:pPr>
+              <w:spacing w:before="240" w:after="160" w:line="278" w:lineRule="auto"/>
+              <w:rPr>
+                <w:lang w:val="el-GR"/>
+              </w:rPr>
+            </w:pPr>
+            <w:r>
+              <w:rPr>
+                <w:lang w:val="el-GR"/>
+              </w:rPr>
+              <w:t>Αναμενόμενο Αποτέλεσμα</w:t>
+            </w:r>
+          </w:p>
+        </w:tc>
+        <w:tc>
+          <w:tcPr>
+            <w:tcW w:w="0" w:type="auto"/>
+            <w:hideMark/>
+          </w:tcPr>
+          <w:p>
+            <w:pPr>
+              <w:spacing w:before="240" w:after="160" w:line="278" w:lineRule="auto"/>
+              <w:cnfStyle w:val="000000000000" w:firstRow="0" w:lastRow="0" w:firstColumn="0" w:lastColumn="0" w:oddVBand="0" w:evenVBand="0" w:oddHBand="0" w:evenHBand="0" w:firstRowFirstColumn="0" w:firstRowLastColumn="0" w:lastRowFirstColumn="0" w:lastRowLastColumn="0"/>
+            </w:pPr>
+            <w:r>
+              <w:t xml:space="preserve">Script </w:t>
+            </w:r>
+            <w:proofErr w:type="spellStart"/>
+            <w:r>
+              <w:t>Nomnoml</w:t>
+            </w:r>
+            <w:proofErr w:type="spellEnd"/>
+            <w:r>
+              <w:t xml:space="preserve"> format — </w:t>
+            </w:r>
+            <w:r>
+              <w:rPr>
+                <w:lang w:val="el-GR"/>
+              </w:rPr>
+              <w:t>ΟΧΙ</w:t>
+            </w:r>
+            <w:r>
+              <w:t> @startuml</w:t>
+            </w:r>
+          </w:p>
+        </w:tc>
+      </w:tr>
+      <w:tr>
+        <w:tc>
+          <w:tcPr>
+            <w:cnfStyle w:val="001000000000" w:firstRow="0" w:lastRow="0" w:firstColumn="1" w:lastColumn="0" w:oddVBand="0" w:evenVBand="0" w:oddHBand="0" w:evenHBand="0" w:firstRowFirstColumn="0" w:firstRowLastColumn="0" w:lastRowFirstColumn="0" w:lastRowLastColumn="0"/>
+            <w:tcW w:w="0" w:type="auto"/>
+            <w:hideMark/>
+          </w:tcPr>
+          <w:p>
+            <w:pPr>
+              <w:spacing w:before="240" w:after="160" w:line="278" w:lineRule="auto"/>
+              <w:rPr>
+                <w:lang w:val="el-GR"/>
+              </w:rPr>
+            </w:pPr>
+            <w:r>
+              <w:rPr>
+                <w:lang w:val="el-GR"/>
+              </w:rPr>
+              <w:t>Πραγματικό Αποτέλεσμα</w:t>
+            </w:r>
+          </w:p>
+        </w:tc>
+        <w:tc>
+          <w:tcPr>
+            <w:tcW w:w="0" w:type="auto"/>
+            <w:hideMark/>
+          </w:tcPr>
+          <w:p>
+            <w:pPr>
+              <w:spacing w:before="240" w:after="160" w:line="278" w:lineRule="auto"/>
+              <w:cnfStyle w:val="000000000000" w:firstRow="0" w:lastRow="0" w:firstColumn="0" w:lastColumn="0" w:oddVBand="0" w:evenVBand="0" w:oddHBand="0" w:evenHBand="0" w:firstRowFirstColumn="0" w:firstRowLastColumn="0" w:lastRowFirstColumn="0" w:lastRowLastColumn="0"/>
+              <w:rPr>
+                <w:lang w:val="el-GR"/>
+              </w:rPr>
+            </w:pPr>
+            <w:proofErr w:type="spellStart"/>
+            <w:r>
+              <w:rPr>
+                <w:lang w:val="el-GR"/>
+              </w:rPr>
+              <w:t>Script</w:t>
+            </w:r>
+            <w:proofErr w:type="spellEnd"/>
+            <w:r>
+              <w:rPr>
+                <w:lang w:val="el-GR"/>
+              </w:rPr>
+              <w:t xml:space="preserve"> παρήχθη: #direction: </w:t>
+            </w:r>
+            <w:proofErr w:type="spellStart"/>
+            <w:r>
+              <w:rPr>
+                <w:lang w:val="el-GR"/>
+              </w:rPr>
+              <w:t>right</w:t>
+            </w:r>
+            <w:proofErr w:type="spellEnd"/>
+            <w:r>
+              <w:rPr>
+                <w:lang w:val="el-GR"/>
+              </w:rPr>
+              <w:t>\n#.</w:t>
+            </w:r>
+            <w:proofErr w:type="spellStart"/>
+            <w:r>
+              <w:rPr>
+                <w:lang w:val="el-GR"/>
+              </w:rPr>
+              <w:t>actor</w:t>
+            </w:r>
+            <w:proofErr w:type="spellEnd"/>
+            <w:r>
+              <w:rPr>
+                <w:lang w:val="el-GR"/>
+              </w:rPr>
+              <w:t xml:space="preserve">: </w:t>
+            </w:r>
+            <w:proofErr w:type="spellStart"/>
+            <w:r>
+              <w:rPr>
+                <w:lang w:val="el-GR"/>
+              </w:rPr>
+              <w:t>visual</w:t>
+            </w:r>
+            <w:proofErr w:type="spellEnd"/>
+            <w:r>
+              <w:rPr>
+                <w:lang w:val="el-GR"/>
+              </w:rPr>
+              <w:t>=</w:t>
+            </w:r>
+            <w:proofErr w:type="spellStart"/>
+            <w:r>
+              <w:rPr>
+                <w:lang w:val="el-GR"/>
+              </w:rPr>
+              <w:t>actor</w:t>
+            </w:r>
+            <w:proofErr w:type="spellEnd"/>
+            <w:r>
+              <w:rPr>
+                <w:lang w:val="el-GR"/>
+              </w:rPr>
+              <w:t>\n#.</w:t>
+            </w:r>
+            <w:proofErr w:type="spellStart"/>
+            <w:r>
+              <w:rPr>
+                <w:lang w:val="el-GR"/>
+              </w:rPr>
+              <w:t>usecase</w:t>
+            </w:r>
+            <w:proofErr w:type="spellEnd"/>
+            <w:r>
+              <w:rPr>
+                <w:lang w:val="el-GR"/>
+              </w:rPr>
+              <w:t xml:space="preserve">: </w:t>
+            </w:r>
+            <w:proofErr w:type="spellStart"/>
+            <w:r>
+              <w:rPr>
+                <w:lang w:val="el-GR"/>
+              </w:rPr>
+              <w:t>visual</w:t>
+            </w:r>
+            <w:proofErr w:type="spellEnd"/>
+            <w:r>
+              <w:rPr>
+                <w:lang w:val="el-GR"/>
+              </w:rPr>
+              <w:t>=</w:t>
+            </w:r>
+            <w:proofErr w:type="spellStart"/>
+            <w:r>
+              <w:rPr>
+                <w:lang w:val="el-GR"/>
+              </w:rPr>
+              <w:t>ellipse</w:t>
+            </w:r>
+            <w:proofErr w:type="spellEnd"/>
+            <w:r>
+              <w:rPr>
+                <w:lang w:val="el-GR"/>
+              </w:rPr>
+              <w:t>\n[&lt;</w:t>
+            </w:r>
+            <w:proofErr w:type="spellStart"/>
+            <w:r>
+              <w:rPr>
+                <w:lang w:val="el-GR"/>
+              </w:rPr>
+              <w:t>actor</w:t>
+            </w:r>
+            <w:proofErr w:type="spellEnd"/>
+            <w:r>
+              <w:rPr>
+                <w:lang w:val="el-GR"/>
+              </w:rPr>
+              <w:t xml:space="preserve">&gt; </w:t>
+            </w:r>
+            <w:proofErr w:type="spellStart"/>
+            <w:r>
+              <w:rPr>
+                <w:lang w:val="el-GR"/>
+              </w:rPr>
+              <w:t>Developer</w:t>
+            </w:r>
+            <w:proofErr w:type="spellEnd"/>
+            <w:r>
+              <w:rPr>
+                <w:lang w:val="el-GR"/>
+              </w:rPr>
+              <w:t>]\n[&lt;</w:t>
+            </w:r>
+            <w:proofErr w:type="spellStart"/>
+            <w:r>
+              <w:rPr>
+                <w:lang w:val="el-GR"/>
+              </w:rPr>
+              <w:t>usecase</w:t>
+            </w:r>
+            <w:proofErr w:type="spellEnd"/>
+            <w:r>
+              <w:rPr>
+                <w:lang w:val="el-GR"/>
+              </w:rPr>
+              <w:t>&gt; Δημιουργία Λογαριασμού]\n[</w:t>
+            </w:r>
+            <w:proofErr w:type="spellStart"/>
+            <w:r>
+              <w:rPr>
+                <w:lang w:val="el-GR"/>
+              </w:rPr>
+              <w:t>Developer</w:t>
+            </w:r>
+            <w:proofErr w:type="spellEnd"/>
+            <w:r>
+              <w:rPr>
+                <w:lang w:val="el-GR"/>
+              </w:rPr>
+              <w:t xml:space="preserve">] -&gt; [Δημιουργία Λογαριασμού]\n. Επιβεβαιώθηκε ότι το </w:t>
+            </w:r>
+            <w:proofErr w:type="spellStart"/>
+            <w:r>
+              <w:rPr>
+                <w:lang w:val="el-GR"/>
+              </w:rPr>
+              <w:t>Strategy</w:t>
+            </w:r>
+            <w:proofErr w:type="spellEnd"/>
+            <w:r>
+              <w:rPr>
+                <w:lang w:val="el-GR"/>
+              </w:rPr>
+              <w:t xml:space="preserve"> </w:t>
+            </w:r>
+            <w:proofErr w:type="spellStart"/>
+            <w:r>
+              <w:rPr>
+                <w:lang w:val="el-GR"/>
+              </w:rPr>
+              <w:t>Pattern</w:t>
+            </w:r>
+            <w:proofErr w:type="spellEnd"/>
+            <w:r>
+              <w:rPr>
+                <w:lang w:val="el-GR"/>
+              </w:rPr>
+              <w:t xml:space="preserve"> επιλέγει σωστά τη </w:t>
+            </w:r>
+            <w:proofErr w:type="spellStart"/>
+            <w:r>
+              <w:rPr>
+                <w:lang w:val="el-GR"/>
+              </w:rPr>
+              <w:t>NomnomlUseCaseStrategy</w:t>
+            </w:r>
+            <w:proofErr w:type="spellEnd"/>
+            <w:r>
+              <w:rPr>
+                <w:lang w:val="el-GR"/>
+              </w:rPr>
+              <w:t>.</w:t>
+            </w:r>
+          </w:p>
+        </w:tc>
+      </w:tr>
+      <w:tr>
+        <w:tc>
+          <w:tcPr>
+            <w:cnfStyle w:val="001000000000" w:firstRow="0" w:lastRow="0" w:firstColumn="1" w:lastColumn="0" w:oddVBand="0" w:evenVBand="0" w:oddHBand="0" w:evenHBand="0" w:firstRowFirstColumn="0" w:firstRowLastColumn="0" w:lastRowFirstColumn="0" w:lastRowLastColumn="0"/>
+            <w:tcW w:w="0" w:type="auto"/>
+            <w:hideMark/>
+          </w:tcPr>
+          <w:p>
+            <w:pPr>
+              <w:spacing w:before="240" w:after="160" w:line="278" w:lineRule="auto"/>
+              <w:rPr>
+                <w:lang w:val="el-GR"/>
+              </w:rPr>
+            </w:pPr>
+            <w:r>
+              <w:rPr>
+                <w:lang w:val="el-GR"/>
+              </w:rPr>
+              <w:t>Κατάσταση</w:t>
+            </w:r>
+          </w:p>
+        </w:tc>
+        <w:tc>
+          <w:tcPr>
+            <w:tcW w:w="0" w:type="auto"/>
+            <w:hideMark/>
+          </w:tcPr>
+          <w:p>
+            <w:pPr>
+              <w:spacing w:before="240" w:after="160" w:line="278" w:lineRule="auto"/>
+              <w:cnfStyle w:val="000000000000" w:firstRow="0" w:lastRow="0" w:firstColumn="0" w:lastColumn="0" w:oddVBand="0" w:evenVBand="0" w:oddHBand="0" w:evenHBand="0" w:firstRowFirstColumn="0" w:firstRowLastColumn="0" w:lastRowFirstColumn="0" w:lastRowLastColumn="0"/>
+              <w:rPr>
+                <w:lang w:val="el-GR"/>
+              </w:rPr>
+            </w:pPr>
+            <w:r>
+              <w:rPr>
+                <w:rFonts w:ascii="Segoe UI Emoji" w:hAnsi="Segoe UI Emoji" w:cs="Segoe UI Emoji"/>
+                <w:lang w:val="el-GR"/>
+              </w:rPr>
+              <w:t>✅</w:t>
+            </w:r>
+            <w:r>
+              <w:rPr>
+                <w:lang w:val="el-GR"/>
+              </w:rPr>
+              <w:t> </w:t>
+            </w:r>
+            <w:r>
+              <w:rPr>
+                <w:b/>
+                <w:bCs/>
+                <w:lang w:val="el-GR"/>
+              </w:rPr>
+              <w:t>PASS</w:t>
+            </w:r>
+          </w:p>
+        </w:tc>
+      </w:tr>
+    </w:tbl>
+    <w:p>
+      <w:pPr>
+        <w:spacing w:before="240"/>
+        <w:rPr>
+          <w:b/>
+          <w:bCs/>
+          <w:lang w:val="el-GR"/>
+        </w:rPr>
+      </w:pPr>
+    </w:p>
+    <w:p>
+      <w:pPr>
+        <w:spacing w:before="240"/>
+        <w:rPr>
+          <w:b/>
+          <w:bCs/>
+        </w:rPr>
+      </w:pPr>
+      <w:r>
+        <w:rPr>
+          <w:b/>
+          <w:bCs/>
+        </w:rPr>
+        <w:lastRenderedPageBreak/>
+        <w:t xml:space="preserve">TC-09-03 — Project </w:t>
+      </w:r>
+      <w:r>
+        <w:rPr>
+          <w:b/>
+          <w:bCs/>
+          <w:lang w:val="el-GR"/>
+        </w:rPr>
+        <w:t>χωρίς</w:t>
+      </w:r>
+      <w:r>
+        <w:rPr>
+          <w:b/>
+          <w:bCs/>
+        </w:rPr>
+        <w:t xml:space="preserve"> Use Cases</w:t>
+      </w:r>
+    </w:p>
+    <w:tbl>
+      <w:tblPr>
+        <w:tblStyle w:val="GridTable1Light"/>
+        <w:tblW w:w="0" w:type="auto"/>
+        <w:tblLook w:val="04A0" w:firstRow="1" w:lastRow="0" w:firstColumn="1" w:lastColumn="0" w:noHBand="0" w:noVBand="1"/>
+      </w:tblPr>
+      <w:tblGrid>
+        <w:gridCol w:w="1931"/>
+        <w:gridCol w:w="7419"/>
+      </w:tblGrid>
+      <w:tr>
+        <w:trPr>
+          <w:cnfStyle w:val="100000000000" w:firstRow="1" w:lastRow="0" w:firstColumn="0" w:lastColumn="0" w:oddVBand="0" w:evenVBand="0" w:oddHBand="0" w:evenHBand="0" w:firstRowFirstColumn="0" w:firstRowLastColumn="0" w:lastRowFirstColumn="0" w:lastRowLastColumn="0"/>
+        </w:trPr>
+        <w:tc>
+          <w:tcPr>
+            <w:cnfStyle w:val="001000000000" w:firstRow="0" w:lastRow="0" w:firstColumn="1" w:lastColumn="0" w:oddVBand="0" w:evenVBand="0" w:oddHBand="0" w:evenHBand="0" w:firstRowFirstColumn="0" w:firstRowLastColumn="0" w:lastRowFirstColumn="0" w:lastRowLastColumn="0"/>
+            <w:tcW w:w="0" w:type="auto"/>
+            <w:hideMark/>
+          </w:tcPr>
+          <w:p>
+            <w:pPr>
+              <w:spacing w:before="240" w:after="160" w:line="278" w:lineRule="auto"/>
+              <w:rPr>
+                <w:lang w:val="el-GR"/>
+              </w:rPr>
+            </w:pPr>
+            <w:r>
+              <w:rPr>
+                <w:lang w:val="el-GR"/>
+              </w:rPr>
+              <w:t>Πεδίο</w:t>
+            </w:r>
+          </w:p>
+        </w:tc>
+        <w:tc>
+          <w:tcPr>
+            <w:tcW w:w="0" w:type="auto"/>
+            <w:hideMark/>
+          </w:tcPr>
+          <w:p>
+            <w:pPr>
+              <w:spacing w:before="240" w:after="160" w:line="278" w:lineRule="auto"/>
+              <w:cnfStyle w:val="100000000000" w:firstRow="1" w:lastRow="0" w:firstColumn="0" w:lastColumn="0" w:oddVBand="0" w:evenVBand="0" w:oddHBand="0" w:evenHBand="0" w:firstRowFirstColumn="0" w:firstRowLastColumn="0" w:lastRowFirstColumn="0" w:lastRowLastColumn="0"/>
+              <w:rPr>
+                <w:lang w:val="el-GR"/>
+              </w:rPr>
+            </w:pPr>
+            <w:r>
+              <w:rPr>
+                <w:lang w:val="el-GR"/>
+              </w:rPr>
+              <w:t>Τιμή</w:t>
+            </w:r>
+          </w:p>
+        </w:tc>
+      </w:tr>
+      <w:tr>
+        <w:tc>
+          <w:tcPr>
+            <w:cnfStyle w:val="001000000000" w:firstRow="0" w:lastRow="0" w:firstColumn="1" w:lastColumn="0" w:oddVBand="0" w:evenVBand="0" w:oddHBand="0" w:evenHBand="0" w:firstRowFirstColumn="0" w:firstRowLastColumn="0" w:lastRowFirstColumn="0" w:lastRowLastColumn="0"/>
+            <w:tcW w:w="0" w:type="auto"/>
+            <w:hideMark/>
+          </w:tcPr>
+          <w:p>
+            <w:pPr>
+              <w:spacing w:before="240" w:after="160" w:line="278" w:lineRule="auto"/>
+              <w:rPr>
+                <w:lang w:val="el-GR"/>
+              </w:rPr>
+            </w:pPr>
+            <w:r>
+              <w:rPr>
+                <w:lang w:val="el-GR"/>
+              </w:rPr>
+              <w:t>Σκοπός</w:t>
+            </w:r>
+          </w:p>
+        </w:tc>
+        <w:tc>
+          <w:tcPr>
+            <w:tcW w:w="0" w:type="auto"/>
+            <w:hideMark/>
+          </w:tcPr>
+          <w:p>
+            <w:pPr>
+              <w:spacing w:before="240" w:after="160" w:line="278" w:lineRule="auto"/>
+              <w:cnfStyle w:val="000000000000" w:firstRow="0" w:lastRow="0" w:firstColumn="0" w:lastColumn="0" w:oddVBand="0" w:evenVBand="0" w:oddHBand="0" w:evenHBand="0" w:firstRowFirstColumn="0" w:firstRowLastColumn="0" w:lastRowFirstColumn="0" w:lastRowLastColumn="0"/>
+              <w:rPr>
+                <w:lang w:val="el-GR"/>
+              </w:rPr>
+            </w:pPr>
+            <w:r>
+              <w:rPr>
+                <w:lang w:val="el-GR"/>
+              </w:rPr>
+              <w:t>Επαλήθευση </w:t>
+            </w:r>
+            <w:proofErr w:type="spellStart"/>
+            <w:r>
+              <w:rPr>
+                <w:lang w:val="el-GR"/>
+              </w:rPr>
+              <w:t>checkUseCaseCount</w:t>
+            </w:r>
+            <w:proofErr w:type="spellEnd"/>
+            <w:r>
+              <w:rPr>
+                <w:lang w:val="el-GR"/>
+              </w:rPr>
+              <w:t>() → </w:t>
+            </w:r>
+            <w:proofErr w:type="spellStart"/>
+            <w:r>
+              <w:rPr>
+                <w:lang w:val="el-GR"/>
+              </w:rPr>
+              <w:t>InsufficientDataException</w:t>
+            </w:r>
+            <w:proofErr w:type="spellEnd"/>
+          </w:p>
+        </w:tc>
+      </w:tr>
+      <w:tr>
+        <w:tc>
+          <w:tcPr>
+            <w:cnfStyle w:val="001000000000" w:firstRow="0" w:lastRow="0" w:firstColumn="1" w:lastColumn="0" w:oddVBand="0" w:evenVBand="0" w:oddHBand="0" w:evenHBand="0" w:firstRowFirstColumn="0" w:firstRowLastColumn="0" w:lastRowFirstColumn="0" w:lastRowLastColumn="0"/>
+            <w:tcW w:w="0" w:type="auto"/>
+            <w:hideMark/>
+          </w:tcPr>
+          <w:p>
+            <w:pPr>
+              <w:spacing w:before="240" w:after="160" w:line="278" w:lineRule="auto"/>
+              <w:rPr>
+                <w:lang w:val="el-GR"/>
+              </w:rPr>
+            </w:pPr>
+            <w:r>
+              <w:rPr>
+                <w:lang w:val="el-GR"/>
+              </w:rPr>
+              <w:t>Κατηγορία</w:t>
+            </w:r>
+          </w:p>
+        </w:tc>
+        <w:tc>
+          <w:tcPr>
+            <w:tcW w:w="0" w:type="auto"/>
+            <w:hideMark/>
+          </w:tcPr>
+          <w:p>
+            <w:pPr>
+              <w:spacing w:before="240" w:after="160" w:line="278" w:lineRule="auto"/>
+              <w:cnfStyle w:val="000000000000" w:firstRow="0" w:lastRow="0" w:firstColumn="0" w:lastColumn="0" w:oddVBand="0" w:evenVBand="0" w:oddHBand="0" w:evenHBand="0" w:firstRowFirstColumn="0" w:firstRowLastColumn="0" w:lastRowFirstColumn="0" w:lastRowLastColumn="0"/>
+              <w:rPr>
+                <w:lang w:val="el-GR"/>
+              </w:rPr>
+            </w:pPr>
+            <w:proofErr w:type="spellStart"/>
+            <w:r>
+              <w:rPr>
+                <w:lang w:val="el-GR"/>
+              </w:rPr>
+              <w:t>Functional</w:t>
+            </w:r>
+            <w:proofErr w:type="spellEnd"/>
+          </w:p>
+        </w:tc>
+      </w:tr>
+      <w:tr>
+        <w:tc>
+          <w:tcPr>
+            <w:cnfStyle w:val="001000000000" w:firstRow="0" w:lastRow="0" w:firstColumn="1" w:lastColumn="0" w:oddVBand="0" w:evenVBand="0" w:oddHBand="0" w:evenHBand="0" w:firstRowFirstColumn="0" w:firstRowLastColumn="0" w:lastRowFirstColumn="0" w:lastRowLastColumn="0"/>
+            <w:tcW w:w="0" w:type="auto"/>
+            <w:hideMark/>
+          </w:tcPr>
+          <w:p>
+            <w:pPr>
+              <w:spacing w:before="240" w:after="160" w:line="278" w:lineRule="auto"/>
+              <w:rPr>
+                <w:lang w:val="el-GR"/>
+              </w:rPr>
+            </w:pPr>
+            <w:r>
+              <w:rPr>
+                <w:lang w:val="el-GR"/>
+              </w:rPr>
+              <w:t>Τεχνική</w:t>
+            </w:r>
+          </w:p>
+        </w:tc>
+        <w:tc>
+          <w:tcPr>
+            <w:tcW w:w="0" w:type="auto"/>
+            <w:hideMark/>
+          </w:tcPr>
+          <w:p>
+            <w:pPr>
+              <w:spacing w:before="240" w:after="160" w:line="278" w:lineRule="auto"/>
+              <w:cnfStyle w:val="000000000000" w:firstRow="0" w:lastRow="0" w:firstColumn="0" w:lastColumn="0" w:oddVBand="0" w:evenVBand="0" w:oddHBand="0" w:evenHBand="0" w:firstRowFirstColumn="0" w:firstRowLastColumn="0" w:lastRowFirstColumn="0" w:lastRowLastColumn="0"/>
+            </w:pPr>
+            <w:r>
+              <w:t>Equivalence Partitioning (</w:t>
+            </w:r>
+            <w:r>
+              <w:rPr>
+                <w:lang w:val="el-GR"/>
+              </w:rPr>
+              <w:t>άκυρη</w:t>
+            </w:r>
+            <w:r>
+              <w:t xml:space="preserve"> </w:t>
+            </w:r>
+            <w:r>
+              <w:rPr>
+                <w:lang w:val="el-GR"/>
+              </w:rPr>
+              <w:t>κλάση</w:t>
+            </w:r>
+            <w:r>
+              <w:t>: 0 UCs)</w:t>
+            </w:r>
+          </w:p>
+        </w:tc>
+      </w:tr>
+      <w:tr>
+        <w:tc>
+          <w:tcPr>
+            <w:cnfStyle w:val="001000000000" w:firstRow="0" w:lastRow="0" w:firstColumn="1" w:lastColumn="0" w:oddVBand="0" w:evenVBand="0" w:oddHBand="0" w:evenHBand="0" w:firstRowFirstColumn="0" w:firstRowLastColumn="0" w:lastRowFirstColumn="0" w:lastRowLastColumn="0"/>
+            <w:tcW w:w="0" w:type="auto"/>
+            <w:hideMark/>
+          </w:tcPr>
+          <w:p>
+            <w:pPr>
+              <w:spacing w:before="240" w:after="160" w:line="278" w:lineRule="auto"/>
+              <w:rPr>
+                <w:lang w:val="el-GR"/>
+              </w:rPr>
+            </w:pPr>
+            <w:r>
+              <w:rPr>
+                <w:lang w:val="el-GR"/>
+              </w:rPr>
+              <w:t>Προτεραιότητα</w:t>
+            </w:r>
+          </w:p>
+        </w:tc>
+        <w:tc>
+          <w:tcPr>
+            <w:tcW w:w="0" w:type="auto"/>
+            <w:hideMark/>
+          </w:tcPr>
+          <w:p>
+            <w:pPr>
+              <w:spacing w:before="240" w:after="160" w:line="278" w:lineRule="auto"/>
+              <w:cnfStyle w:val="000000000000" w:firstRow="0" w:lastRow="0" w:firstColumn="0" w:lastColumn="0" w:oddVBand="0" w:evenVBand="0" w:oddHBand="0" w:evenHBand="0" w:firstRowFirstColumn="0" w:firstRowLastColumn="0" w:lastRowFirstColumn="0" w:lastRowLastColumn="0"/>
+              <w:rPr>
+                <w:lang w:val="el-GR"/>
+              </w:rPr>
+            </w:pPr>
+            <w:r>
+              <w:rPr>
+                <w:lang w:val="el-GR"/>
+              </w:rPr>
+              <w:t>HIGH</w:t>
+            </w:r>
+          </w:p>
+        </w:tc>
+      </w:tr>
+      <w:tr>
+        <w:tc>
+          <w:tcPr>
+            <w:cnfStyle w:val="001000000000" w:firstRow="0" w:lastRow="0" w:firstColumn="1" w:lastColumn="0" w:oddVBand="0" w:evenVBand="0" w:oddHBand="0" w:evenHBand="0" w:firstRowFirstColumn="0" w:firstRowLastColumn="0" w:lastRowFirstColumn="0" w:lastRowLastColumn="0"/>
+            <w:tcW w:w="0" w:type="auto"/>
+            <w:hideMark/>
+          </w:tcPr>
+          <w:p>
+            <w:pPr>
+              <w:spacing w:before="240" w:after="160" w:line="278" w:lineRule="auto"/>
+              <w:rPr>
+                <w:lang w:val="el-GR"/>
+              </w:rPr>
+            </w:pPr>
+            <w:r>
+              <w:rPr>
+                <w:lang w:val="el-GR"/>
+              </w:rPr>
+              <w:t>Δεδομένα Εισόδου</w:t>
+            </w:r>
+          </w:p>
+        </w:tc>
+        <w:tc>
+          <w:tcPr>
+            <w:tcW w:w="0" w:type="auto"/>
+            <w:hideMark/>
+          </w:tcPr>
+          <w:p>
+            <w:pPr>
+              <w:spacing w:before="240" w:after="160" w:line="278" w:lineRule="auto"/>
+              <w:cnfStyle w:val="000000000000" w:firstRow="0" w:lastRow="0" w:firstColumn="0" w:lastColumn="0" w:oddVBand="0" w:evenVBand="0" w:oddHBand="0" w:evenHBand="0" w:firstRowFirstColumn="0" w:firstRowLastColumn="0" w:lastRowFirstColumn="0" w:lastRowLastColumn="0"/>
+              <w:rPr>
+                <w:lang w:val="el-GR"/>
+              </w:rPr>
+            </w:pPr>
+            <w:r>
+              <w:rPr>
+                <w:lang w:val="el-GR"/>
+              </w:rPr>
+              <w:t xml:space="preserve">Project χωρίς </w:t>
+            </w:r>
+            <w:proofErr w:type="spellStart"/>
+            <w:r>
+              <w:rPr>
+                <w:lang w:val="el-GR"/>
+              </w:rPr>
+              <w:t>Use</w:t>
+            </w:r>
+            <w:proofErr w:type="spellEnd"/>
+            <w:r>
+              <w:rPr>
+                <w:lang w:val="el-GR"/>
+              </w:rPr>
+              <w:t xml:space="preserve"> </w:t>
+            </w:r>
+            <w:proofErr w:type="spellStart"/>
+            <w:r>
+              <w:rPr>
+                <w:lang w:val="el-GR"/>
+              </w:rPr>
+              <w:t>Cases</w:t>
+            </w:r>
+            <w:proofErr w:type="spellEnd"/>
+          </w:p>
+        </w:tc>
+      </w:tr>
+      <w:tr>
+        <w:tc>
+          <w:tcPr>
+            <w:cnfStyle w:val="001000000000" w:firstRow="0" w:lastRow="0" w:firstColumn="1" w:lastColumn="0" w:oddVBand="0" w:evenVBand="0" w:oddHBand="0" w:evenHBand="0" w:firstRowFirstColumn="0" w:firstRowLastColumn="0" w:lastRowFirstColumn="0" w:lastRowLastColumn="0"/>
+            <w:tcW w:w="0" w:type="auto"/>
+            <w:hideMark/>
+          </w:tcPr>
+          <w:p>
+            <w:pPr>
+              <w:spacing w:before="240" w:after="160" w:line="278" w:lineRule="auto"/>
+              <w:rPr>
+                <w:lang w:val="el-GR"/>
+              </w:rPr>
+            </w:pPr>
+            <w:r>
+              <w:rPr>
+                <w:lang w:val="el-GR"/>
+              </w:rPr>
+              <w:t>Αναμενόμενο Αποτέλεσμα</w:t>
+            </w:r>
+          </w:p>
+        </w:tc>
+        <w:tc>
+          <w:tcPr>
+            <w:tcW w:w="0" w:type="auto"/>
+            <w:hideMark/>
+          </w:tcPr>
+          <w:p>
+            <w:pPr>
+              <w:spacing w:before="240" w:after="160" w:line="278" w:lineRule="auto"/>
+              <w:cnfStyle w:val="000000000000" w:firstRow="0" w:lastRow="0" w:firstColumn="0" w:lastColumn="0" w:oddVBand="0" w:evenVBand="0" w:oddHBand="0" w:evenHBand="0" w:firstRowFirstColumn="0" w:firstRowLastColumn="0" w:lastRowFirstColumn="0" w:lastRowLastColumn="0"/>
+            </w:pPr>
+            <w:proofErr w:type="spellStart"/>
+            <w:r>
+              <w:t>InsufficientDataException</w:t>
+            </w:r>
+            <w:proofErr w:type="spellEnd"/>
+            <w:r>
+              <w:t xml:space="preserve"> + </w:t>
+            </w:r>
+            <w:r>
+              <w:rPr>
+                <w:lang w:val="el-GR"/>
+              </w:rPr>
+              <w:t>μήνυμα</w:t>
+            </w:r>
+            <w:r>
+              <w:t xml:space="preserve"> «At least 1 Use Case is required to generate a diagram»</w:t>
+            </w:r>
+          </w:p>
+        </w:tc>
+      </w:tr>
+      <w:tr>
+        <w:tc>
+          <w:tcPr>
+            <w:cnfStyle w:val="001000000000" w:firstRow="0" w:lastRow="0" w:firstColumn="1" w:lastColumn="0" w:oddVBand="0" w:evenVBand="0" w:oddHBand="0" w:evenHBand="0" w:firstRowFirstColumn="0" w:firstRowLastColumn="0" w:lastRowFirstColumn="0" w:lastRowLastColumn="0"/>
+            <w:tcW w:w="0" w:type="auto"/>
+            <w:hideMark/>
+          </w:tcPr>
+          <w:p>
+            <w:pPr>
+              <w:spacing w:before="240" w:after="160" w:line="278" w:lineRule="auto"/>
+              <w:rPr>
+                <w:lang w:val="el-GR"/>
+              </w:rPr>
+            </w:pPr>
+            <w:r>
+              <w:rPr>
+                <w:lang w:val="el-GR"/>
+              </w:rPr>
+              <w:t>Πραγματικό Αποτέλεσμα</w:t>
+            </w:r>
+          </w:p>
+        </w:tc>
+        <w:tc>
+          <w:tcPr>
+            <w:tcW w:w="0" w:type="auto"/>
+            <w:hideMark/>
+          </w:tcPr>
+          <w:p>
+            <w:pPr>
+              <w:spacing w:before="240" w:after="160" w:line="278" w:lineRule="auto"/>
+              <w:cnfStyle w:val="000000000000" w:firstRow="0" w:lastRow="0" w:firstColumn="0" w:lastColumn="0" w:oddVBand="0" w:evenVBand="0" w:oddHBand="0" w:evenHBand="0" w:firstRowFirstColumn="0" w:firstRowLastColumn="0" w:lastRowFirstColumn="0" w:lastRowLastColumn="0"/>
+              <w:rPr>
+                <w:lang w:val="el-GR"/>
+              </w:rPr>
+            </w:pPr>
+            <w:proofErr w:type="spellStart"/>
+            <w:r>
+              <w:rPr>
+                <w:lang w:val="el-GR"/>
+              </w:rPr>
+              <w:t>checkUseCaseCount</w:t>
+            </w:r>
+            <w:proofErr w:type="spellEnd"/>
+            <w:r>
+              <w:rPr>
+                <w:lang w:val="el-GR"/>
+              </w:rPr>
+              <w:t xml:space="preserve">() εντόπισε </w:t>
+            </w:r>
+            <w:proofErr w:type="spellStart"/>
+            <w:r>
+              <w:rPr>
+                <w:lang w:val="el-GR"/>
+              </w:rPr>
+              <w:t>empty</w:t>
+            </w:r>
+            <w:proofErr w:type="spellEnd"/>
+            <w:r>
+              <w:rPr>
+                <w:lang w:val="el-GR"/>
+              </w:rPr>
+              <w:t xml:space="preserve"> </w:t>
+            </w:r>
+            <w:proofErr w:type="spellStart"/>
+            <w:r>
+              <w:rPr>
+                <w:lang w:val="el-GR"/>
+              </w:rPr>
+              <w:t>list</w:t>
+            </w:r>
+            <w:proofErr w:type="spellEnd"/>
+            <w:r>
+              <w:rPr>
+                <w:lang w:val="el-GR"/>
+              </w:rPr>
+              <w:t xml:space="preserve">. </w:t>
+            </w:r>
+            <w:proofErr w:type="spellStart"/>
+            <w:r>
+              <w:rPr>
+                <w:lang w:val="el-GR"/>
+              </w:rPr>
+              <w:t>Exception</w:t>
+            </w:r>
+            <w:proofErr w:type="spellEnd"/>
+            <w:r>
+              <w:rPr>
+                <w:lang w:val="el-GR"/>
+              </w:rPr>
+              <w:t xml:space="preserve"> πετάχτηκε με το σωστό μήνυμα. </w:t>
+            </w:r>
+            <w:proofErr w:type="spellStart"/>
+            <w:r>
+              <w:rPr>
+                <w:lang w:val="el-GR"/>
+              </w:rPr>
+              <w:t>Caught</w:t>
+            </w:r>
+            <w:proofErr w:type="spellEnd"/>
+            <w:r>
+              <w:rPr>
+                <w:lang w:val="el-GR"/>
+              </w:rPr>
+              <w:t xml:space="preserve"> </w:t>
+            </w:r>
+            <w:proofErr w:type="spellStart"/>
+            <w:r>
+              <w:rPr>
+                <w:lang w:val="el-GR"/>
+              </w:rPr>
+              <w:t>locally</w:t>
+            </w:r>
+            <w:proofErr w:type="spellEnd"/>
+            <w:r>
+              <w:rPr>
+                <w:lang w:val="el-GR"/>
+              </w:rPr>
+              <w:t xml:space="preserve"> στον </w:t>
+            </w:r>
+            <w:proofErr w:type="spellStart"/>
+            <w:r>
+              <w:rPr>
+                <w:lang w:val="el-GR"/>
+              </w:rPr>
+              <w:t>controller</w:t>
+            </w:r>
+            <w:proofErr w:type="spellEnd"/>
+            <w:r>
+              <w:rPr>
+                <w:lang w:val="el-GR"/>
+              </w:rPr>
+              <w:t xml:space="preserve"> — </w:t>
+            </w:r>
+            <w:proofErr w:type="spellStart"/>
+            <w:r>
+              <w:rPr>
+                <w:lang w:val="el-GR"/>
+              </w:rPr>
+              <w:t>model.errorMessage</w:t>
+            </w:r>
+            <w:proofErr w:type="spellEnd"/>
+            <w:r>
+              <w:rPr>
+                <w:lang w:val="el-GR"/>
+              </w:rPr>
+              <w:t> εμφανίστηκε στην οθόνη.</w:t>
+            </w:r>
+          </w:p>
+        </w:tc>
+      </w:tr>
+      <w:tr>
+        <w:tc>
+          <w:tcPr>
+            <w:cnfStyle w:val="001000000000" w:firstRow="0" w:lastRow="0" w:firstColumn="1" w:lastColumn="0" w:oddVBand="0" w:evenVBand="0" w:oddHBand="0" w:evenHBand="0" w:firstRowFirstColumn="0" w:firstRowLastColumn="0" w:lastRowFirstColumn="0" w:lastRowLastColumn="0"/>
+            <w:tcW w:w="0" w:type="auto"/>
+            <w:hideMark/>
+          </w:tcPr>
+          <w:p>
+            <w:pPr>
+              <w:spacing w:before="240" w:after="160" w:line="278" w:lineRule="auto"/>
+              <w:rPr>
+                <w:lang w:val="el-GR"/>
+              </w:rPr>
+            </w:pPr>
+            <w:r>
+              <w:rPr>
+                <w:lang w:val="el-GR"/>
+              </w:rPr>
+              <w:t>Κατάσταση</w:t>
+            </w:r>
+          </w:p>
+        </w:tc>
+        <w:tc>
+          <w:tcPr>
+            <w:tcW w:w="0" w:type="auto"/>
+            <w:hideMark/>
+          </w:tcPr>
+          <w:p>
+            <w:pPr>
+              <w:spacing w:before="240" w:after="160" w:line="278" w:lineRule="auto"/>
+              <w:cnfStyle w:val="000000000000" w:firstRow="0" w:lastRow="0" w:firstColumn="0" w:lastColumn="0" w:oddVBand="0" w:evenVBand="0" w:oddHBand="0" w:evenHBand="0" w:firstRowFirstColumn="0" w:firstRowLastColumn="0" w:lastRowFirstColumn="0" w:lastRowLastColumn="0"/>
+              <w:rPr>
+                <w:lang w:val="el-GR"/>
+              </w:rPr>
+            </w:pPr>
+            <w:r>
+              <w:rPr>
+                <w:rFonts w:ascii="Segoe UI Emoji" w:hAnsi="Segoe UI Emoji" w:cs="Segoe UI Emoji"/>
+                <w:lang w:val="el-GR"/>
+              </w:rPr>
+              <w:t>✅</w:t>
+            </w:r>
+            <w:r>
+              <w:rPr>
+                <w:lang w:val="el-GR"/>
+              </w:rPr>
+              <w:t> </w:t>
+            </w:r>
+            <w:r>
+              <w:rPr>
+                <w:b/>
+                <w:bCs/>
+                <w:lang w:val="el-GR"/>
+              </w:rPr>
+              <w:t>PASS</w:t>
+            </w:r>
+          </w:p>
+        </w:tc>
+      </w:tr>
+    </w:tbl>
+    <w:p>
+      <w:pPr>
+        <w:spacing w:before="240"/>
+        <w:rPr>
+          <w:lang w:val="el-GR"/>
+        </w:rPr>
+      </w:pPr>
+      <w:r>
+        <w:rPr>
+          <w:lang w:val="el-GR"/>
+        </w:rPr>
+        <w:pict w14:anchorId="6FC9638A">
+          <v:rect id="_x0000_i1121" style="width:0;height:.75pt" o:hralign="center" o:hrstd="t" o:hrnoshade="t" o:hr="t" fillcolor="#ccc" stroked="f"/>
+        </w:pict>
+      </w:r>
+    </w:p>
+    <w:p>
+      <w:pPr>
+        <w:spacing w:before="240"/>
+        <w:rPr>
+          <w:b/>
+          <w:bCs/>
+          <w:sz w:val="28"/>
+          <w:szCs w:val="28"/>
+          <w:lang w:val="el-GR"/>
+        </w:rPr>
+      </w:pPr>
+      <w:r>
+        <w:rPr>
+          <w:b/>
+          <w:bCs/>
+          <w:sz w:val="28"/>
+          <w:szCs w:val="28"/>
+          <w:lang w:val="el-GR"/>
+        </w:rPr>
+        <w:t xml:space="preserve">UC10 — Παραγωγή </w:t>
+      </w:r>
+      <w:proofErr w:type="spellStart"/>
+      <w:r>
+        <w:rPr>
+          <w:b/>
+          <w:bCs/>
+          <w:sz w:val="28"/>
+          <w:szCs w:val="28"/>
+          <w:lang w:val="el-GR"/>
+        </w:rPr>
+        <w:t>Script</w:t>
+      </w:r>
+      <w:proofErr w:type="spellEnd"/>
+      <w:r>
+        <w:rPr>
+          <w:b/>
+          <w:bCs/>
+          <w:sz w:val="28"/>
+          <w:szCs w:val="28"/>
+          <w:lang w:val="el-GR"/>
+        </w:rPr>
+        <w:t xml:space="preserve"> Διαγράμματος Κλάσεων</w:t>
+      </w:r>
+    </w:p>
+    <w:p>
+      <w:pPr>
+        <w:spacing w:before="240"/>
+        <w:rPr>
+          <w:lang w:val="el-GR"/>
+        </w:rPr>
+      </w:pPr>
+      <w:r>
+        <w:rPr>
+          <w:b/>
+          <w:bCs/>
+          <w:lang w:val="el-GR"/>
+        </w:rPr>
+        <w:t>Κατάσταση Εισόδου:</w:t>
+      </w:r>
+      <w:r>
+        <w:rPr>
+          <w:lang w:val="el-GR"/>
+        </w:rPr>
+        <w:t xml:space="preserve"> Το Project έχει τουλάχιστον 1 CRC </w:t>
+      </w:r>
+      <w:proofErr w:type="spellStart"/>
+      <w:r>
+        <w:rPr>
+          <w:lang w:val="el-GR"/>
+        </w:rPr>
+        <w:t>Card</w:t>
+      </w:r>
+      <w:proofErr w:type="spellEnd"/>
+      <w:r>
+        <w:rPr>
+          <w:lang w:val="el-GR"/>
+        </w:rPr>
+        <w:t xml:space="preserve"> καταχωρημένη.</w:t>
+      </w:r>
+      <w:r>
+        <w:rPr>
+          <w:lang w:val="el-GR"/>
+        </w:rPr>
+        <w:br/>
+      </w:r>
+      <w:r>
+        <w:rPr>
+          <w:b/>
+          <w:bCs/>
+          <w:lang w:val="el-GR"/>
+        </w:rPr>
+        <w:t>Κατάσταση Εξόδου:</w:t>
+      </w:r>
+      <w:r>
+        <w:rPr>
+          <w:lang w:val="el-GR"/>
+        </w:rPr>
+        <w:t xml:space="preserve"> Το </w:t>
+      </w:r>
+      <w:proofErr w:type="spellStart"/>
+      <w:r>
+        <w:rPr>
+          <w:lang w:val="el-GR"/>
+        </w:rPr>
+        <w:t>script</w:t>
+      </w:r>
+      <w:proofErr w:type="spellEnd"/>
+      <w:r>
+        <w:rPr>
+          <w:lang w:val="el-GR"/>
+        </w:rPr>
+        <w:t xml:space="preserve"> </w:t>
+      </w:r>
+      <w:proofErr w:type="spellStart"/>
+      <w:r>
+        <w:rPr>
+          <w:lang w:val="el-GR"/>
+        </w:rPr>
+        <w:t>Class</w:t>
+      </w:r>
+      <w:proofErr w:type="spellEnd"/>
+      <w:r>
+        <w:rPr>
+          <w:lang w:val="el-GR"/>
+        </w:rPr>
+        <w:t xml:space="preserve"> </w:t>
+      </w:r>
+      <w:proofErr w:type="spellStart"/>
+      <w:r>
+        <w:rPr>
+          <w:lang w:val="el-GR"/>
+        </w:rPr>
+        <w:t>diagram</w:t>
+      </w:r>
+      <w:proofErr w:type="spellEnd"/>
+      <w:r>
+        <w:rPr>
+          <w:lang w:val="el-GR"/>
+        </w:rPr>
+        <w:t xml:space="preserve"> εμφανίζεται στην οθόνη «</w:t>
+      </w:r>
+      <w:proofErr w:type="spellStart"/>
+      <w:r>
+        <w:rPr>
+          <w:lang w:val="el-GR"/>
+        </w:rPr>
+        <w:t>Generate</w:t>
+      </w:r>
+      <w:proofErr w:type="spellEnd"/>
+      <w:r>
+        <w:rPr>
+          <w:lang w:val="el-GR"/>
+        </w:rPr>
+        <w:t xml:space="preserve"> </w:t>
+      </w:r>
+      <w:proofErr w:type="spellStart"/>
+      <w:r>
+        <w:rPr>
+          <w:lang w:val="el-GR"/>
+        </w:rPr>
+        <w:t>Diagrams</w:t>
+      </w:r>
+      <w:proofErr w:type="spellEnd"/>
+      <w:r>
+        <w:rPr>
+          <w:lang w:val="el-GR"/>
+        </w:rPr>
+        <w:t>».</w:t>
+      </w:r>
+    </w:p>
+    <w:p>
+      <w:pPr>
+        <w:spacing w:before="240"/>
+        <w:rPr>
+          <w:b/>
+          <w:bCs/>
+          <w:lang w:val="el-GR"/>
+        </w:rPr>
+      </w:pPr>
+    </w:p>
+    <w:p>
+      <w:pPr>
+        <w:spacing w:before="240"/>
+        <w:rPr>
+          <w:b/>
+          <w:bCs/>
+          <w:lang w:val="el-GR"/>
+        </w:rPr>
+      </w:pPr>
+    </w:p>
+    <w:p>
+      <w:pPr>
+        <w:spacing w:before="240"/>
+        <w:rPr>
+          <w:b/>
+          <w:bCs/>
+          <w:lang w:val="el-GR"/>
+        </w:rPr>
+      </w:pPr>
+    </w:p>
+    <w:p>
+      <w:pPr>
+        <w:spacing w:before="240"/>
+        <w:rPr>
+          <w:b/>
+          <w:bCs/>
+        </w:rPr>
+      </w:pPr>
+      <w:r>
+        <w:rPr>
+          <w:b/>
+          <w:bCs/>
+        </w:rPr>
+        <w:lastRenderedPageBreak/>
+        <w:t xml:space="preserve">TC-10-01 — </w:t>
+      </w:r>
+      <w:r>
+        <w:rPr>
+          <w:b/>
+          <w:bCs/>
+          <w:lang w:val="el-GR"/>
+        </w:rPr>
+        <w:t>Παραγωγή</w:t>
+      </w:r>
+      <w:r>
+        <w:rPr>
+          <w:b/>
+          <w:bCs/>
+        </w:rPr>
+        <w:t xml:space="preserve"> </w:t>
+      </w:r>
+      <w:proofErr w:type="spellStart"/>
+      <w:r>
+        <w:rPr>
+          <w:b/>
+          <w:bCs/>
+        </w:rPr>
+        <w:t>PlantUML</w:t>
+      </w:r>
+      <w:proofErr w:type="spellEnd"/>
+      <w:r>
+        <w:rPr>
+          <w:b/>
+          <w:bCs/>
+        </w:rPr>
+        <w:t xml:space="preserve"> Class Diagram Script</w:t>
+      </w:r>
+    </w:p>
+    <w:tbl>
+      <w:tblPr>
+        <w:tblStyle w:val="GridTable1Light"/>
+        <w:tblW w:w="0" w:type="auto"/>
+        <w:tblLook w:val="04A0" w:firstRow="1" w:lastRow="0" w:firstColumn="1" w:lastColumn="0" w:noHBand="0" w:noVBand="1"/>
+      </w:tblPr>
+      <w:tblGrid>
+        <w:gridCol w:w="1999"/>
+        <w:gridCol w:w="7351"/>
+      </w:tblGrid>
+      <w:tr>
+        <w:trPr>
+          <w:cnfStyle w:val="100000000000" w:firstRow="1" w:lastRow="0" w:firstColumn="0" w:lastColumn="0" w:oddVBand="0" w:evenVBand="0" w:oddHBand="0" w:evenHBand="0" w:firstRowFirstColumn="0" w:firstRowLastColumn="0" w:lastRowFirstColumn="0" w:lastRowLastColumn="0"/>
+        </w:trPr>
+        <w:tc>
+          <w:tcPr>
+            <w:cnfStyle w:val="001000000000" w:firstRow="0" w:lastRow="0" w:firstColumn="1" w:lastColumn="0" w:oddVBand="0" w:evenVBand="0" w:oddHBand="0" w:evenHBand="0" w:firstRowFirstColumn="0" w:firstRowLastColumn="0" w:lastRowFirstColumn="0" w:lastRowLastColumn="0"/>
+            <w:tcW w:w="0" w:type="auto"/>
+            <w:hideMark/>
+          </w:tcPr>
+          <w:p>
+            <w:pPr>
+              <w:spacing w:before="240" w:after="160" w:line="278" w:lineRule="auto"/>
+              <w:rPr>
+                <w:lang w:val="el-GR"/>
+              </w:rPr>
+            </w:pPr>
+            <w:r>
+              <w:rPr>
+                <w:lang w:val="el-GR"/>
+              </w:rPr>
+              <w:t>Πεδίο</w:t>
+            </w:r>
+          </w:p>
+        </w:tc>
+        <w:tc>
+          <w:tcPr>
+            <w:tcW w:w="0" w:type="auto"/>
+            <w:hideMark/>
+          </w:tcPr>
+          <w:p>
+            <w:pPr>
+              <w:spacing w:before="240" w:after="160" w:line="278" w:lineRule="auto"/>
+              <w:cnfStyle w:val="100000000000" w:firstRow="1" w:lastRow="0" w:firstColumn="0" w:lastColumn="0" w:oddVBand="0" w:evenVBand="0" w:oddHBand="0" w:evenHBand="0" w:firstRowFirstColumn="0" w:firstRowLastColumn="0" w:lastRowFirstColumn="0" w:lastRowLastColumn="0"/>
+              <w:rPr>
+                <w:lang w:val="el-GR"/>
+              </w:rPr>
+            </w:pPr>
+            <w:r>
+              <w:rPr>
+                <w:lang w:val="el-GR"/>
+              </w:rPr>
+              <w:t>Τιμή</w:t>
+            </w:r>
+          </w:p>
+        </w:tc>
+      </w:tr>
+      <w:tr>
+        <w:tc>
+          <w:tcPr>
+            <w:cnfStyle w:val="001000000000" w:firstRow="0" w:lastRow="0" w:firstColumn="1" w:lastColumn="0" w:oddVBand="0" w:evenVBand="0" w:oddHBand="0" w:evenHBand="0" w:firstRowFirstColumn="0" w:firstRowLastColumn="0" w:lastRowFirstColumn="0" w:lastRowLastColumn="0"/>
+            <w:tcW w:w="0" w:type="auto"/>
+            <w:hideMark/>
+          </w:tcPr>
+          <w:p>
+            <w:pPr>
+              <w:spacing w:before="240" w:after="160" w:line="278" w:lineRule="auto"/>
+              <w:rPr>
+                <w:lang w:val="el-GR"/>
+              </w:rPr>
+            </w:pPr>
+            <w:r>
+              <w:rPr>
+                <w:lang w:val="el-GR"/>
+              </w:rPr>
+              <w:t>Σκοπός</w:t>
+            </w:r>
+          </w:p>
+        </w:tc>
+        <w:tc>
+          <w:tcPr>
+            <w:tcW w:w="0" w:type="auto"/>
+            <w:hideMark/>
+          </w:tcPr>
+          <w:p>
+            <w:pPr>
+              <w:spacing w:before="240" w:after="160" w:line="278" w:lineRule="auto"/>
+              <w:cnfStyle w:val="000000000000" w:firstRow="0" w:lastRow="0" w:firstColumn="0" w:lastColumn="0" w:oddVBand="0" w:evenVBand="0" w:oddHBand="0" w:evenHBand="0" w:firstRowFirstColumn="0" w:firstRowLastColumn="0" w:lastRowFirstColumn="0" w:lastRowLastColumn="0"/>
+            </w:pPr>
+            <w:r>
+              <w:rPr>
+                <w:lang w:val="el-GR"/>
+              </w:rPr>
+              <w:t>Επαλήθευση</w:t>
+            </w:r>
+            <w:r>
+              <w:t> </w:t>
+            </w:r>
+            <w:proofErr w:type="spellStart"/>
+            <w:r>
+              <w:t>PlantUmlClassStrategy.build</w:t>
+            </w:r>
+            <w:proofErr w:type="spellEnd"/>
+            <w:r>
+              <w:t>() </w:t>
+            </w:r>
+            <w:r>
+              <w:rPr>
+                <w:lang w:val="el-GR"/>
+              </w:rPr>
+              <w:t>με</w:t>
+            </w:r>
+            <w:r>
+              <w:t xml:space="preserve"> Responsibilities → methods </w:t>
+            </w:r>
+            <w:r>
+              <w:rPr>
+                <w:lang w:val="el-GR"/>
+              </w:rPr>
+              <w:t>και</w:t>
+            </w:r>
+            <w:r>
+              <w:t xml:space="preserve"> Collaborations → arrows</w:t>
+            </w:r>
+          </w:p>
+        </w:tc>
+      </w:tr>
+      <w:tr>
+        <w:tc>
+          <w:tcPr>
+            <w:cnfStyle w:val="001000000000" w:firstRow="0" w:lastRow="0" w:firstColumn="1" w:lastColumn="0" w:oddVBand="0" w:evenVBand="0" w:oddHBand="0" w:evenHBand="0" w:firstRowFirstColumn="0" w:firstRowLastColumn="0" w:lastRowFirstColumn="0" w:lastRowLastColumn="0"/>
+            <w:tcW w:w="0" w:type="auto"/>
+            <w:hideMark/>
+          </w:tcPr>
+          <w:p>
+            <w:pPr>
+              <w:spacing w:before="240" w:after="160" w:line="278" w:lineRule="auto"/>
+              <w:rPr>
+                <w:lang w:val="el-GR"/>
+              </w:rPr>
+            </w:pPr>
+            <w:r>
+              <w:rPr>
+                <w:lang w:val="el-GR"/>
+              </w:rPr>
+              <w:t>Κατηγορία</w:t>
+            </w:r>
+          </w:p>
+        </w:tc>
+        <w:tc>
+          <w:tcPr>
+            <w:tcW w:w="0" w:type="auto"/>
+            <w:hideMark/>
+          </w:tcPr>
+          <w:p>
+            <w:pPr>
+              <w:spacing w:before="240" w:after="160" w:line="278" w:lineRule="auto"/>
+              <w:cnfStyle w:val="000000000000" w:firstRow="0" w:lastRow="0" w:firstColumn="0" w:lastColumn="0" w:oddVBand="0" w:evenVBand="0" w:oddHBand="0" w:evenHBand="0" w:firstRowFirstColumn="0" w:firstRowLastColumn="0" w:lastRowFirstColumn="0" w:lastRowLastColumn="0"/>
+              <w:rPr>
+                <w:lang w:val="el-GR"/>
+              </w:rPr>
+            </w:pPr>
+            <w:proofErr w:type="spellStart"/>
+            <w:r>
+              <w:rPr>
+                <w:lang w:val="el-GR"/>
+              </w:rPr>
+              <w:t>Functional</w:t>
+            </w:r>
+            <w:proofErr w:type="spellEnd"/>
+          </w:p>
+        </w:tc>
+      </w:tr>
+      <w:tr>
+        <w:tc>
+          <w:tcPr>
+            <w:cnfStyle w:val="001000000000" w:firstRow="0" w:lastRow="0" w:firstColumn="1" w:lastColumn="0" w:oddVBand="0" w:evenVBand="0" w:oddHBand="0" w:evenHBand="0" w:firstRowFirstColumn="0" w:firstRowLastColumn="0" w:lastRowFirstColumn="0" w:lastRowLastColumn="0"/>
+            <w:tcW w:w="0" w:type="auto"/>
+            <w:hideMark/>
+          </w:tcPr>
+          <w:p>
+            <w:pPr>
+              <w:spacing w:before="240" w:after="160" w:line="278" w:lineRule="auto"/>
+              <w:rPr>
+                <w:lang w:val="el-GR"/>
+              </w:rPr>
+            </w:pPr>
+            <w:r>
+              <w:rPr>
+                <w:lang w:val="el-GR"/>
+              </w:rPr>
+              <w:t>Τεχνική</w:t>
+            </w:r>
+          </w:p>
+        </w:tc>
+        <w:tc>
+          <w:tcPr>
+            <w:tcW w:w="0" w:type="auto"/>
+            <w:hideMark/>
+          </w:tcPr>
+          <w:p>
+            <w:pPr>
+              <w:spacing w:before="240" w:after="160" w:line="278" w:lineRule="auto"/>
+              <w:cnfStyle w:val="000000000000" w:firstRow="0" w:lastRow="0" w:firstColumn="0" w:lastColumn="0" w:oddVBand="0" w:evenVBand="0" w:oddHBand="0" w:evenHBand="0" w:firstRowFirstColumn="0" w:firstRowLastColumn="0" w:lastRowFirstColumn="0" w:lastRowLastColumn="0"/>
+              <w:rPr>
+                <w:lang w:val="el-GR"/>
+              </w:rPr>
+            </w:pPr>
+            <w:proofErr w:type="spellStart"/>
+            <w:r>
+              <w:rPr>
+                <w:lang w:val="el-GR"/>
+              </w:rPr>
+              <w:t>Black-Box</w:t>
+            </w:r>
+            <w:proofErr w:type="spellEnd"/>
+            <w:r>
+              <w:rPr>
+                <w:lang w:val="el-GR"/>
+              </w:rPr>
+              <w:t xml:space="preserve"> / </w:t>
+            </w:r>
+            <w:proofErr w:type="spellStart"/>
+            <w:r>
+              <w:rPr>
+                <w:lang w:val="el-GR"/>
+              </w:rPr>
+              <w:t>Happy</w:t>
+            </w:r>
+            <w:proofErr w:type="spellEnd"/>
+            <w:r>
+              <w:rPr>
+                <w:lang w:val="el-GR"/>
+              </w:rPr>
+              <w:t xml:space="preserve"> </w:t>
+            </w:r>
+            <w:proofErr w:type="spellStart"/>
+            <w:r>
+              <w:rPr>
+                <w:lang w:val="el-GR"/>
+              </w:rPr>
+              <w:t>Path</w:t>
+            </w:r>
+            <w:proofErr w:type="spellEnd"/>
+          </w:p>
+        </w:tc>
+      </w:tr>
+      <w:tr>
+        <w:tc>
+          <w:tcPr>
+            <w:cnfStyle w:val="001000000000" w:firstRow="0" w:lastRow="0" w:firstColumn="1" w:lastColumn="0" w:oddVBand="0" w:evenVBand="0" w:oddHBand="0" w:evenHBand="0" w:firstRowFirstColumn="0" w:firstRowLastColumn="0" w:lastRowFirstColumn="0" w:lastRowLastColumn="0"/>
+            <w:tcW w:w="0" w:type="auto"/>
+            <w:hideMark/>
+          </w:tcPr>
+          <w:p>
+            <w:pPr>
+              <w:spacing w:before="240" w:after="160" w:line="278" w:lineRule="auto"/>
+              <w:rPr>
+                <w:lang w:val="el-GR"/>
+              </w:rPr>
+            </w:pPr>
+            <w:r>
+              <w:rPr>
+                <w:lang w:val="el-GR"/>
+              </w:rPr>
+              <w:t>Προτεραιότητα</w:t>
+            </w:r>
+          </w:p>
+        </w:tc>
+        <w:tc>
+          <w:tcPr>
+            <w:tcW w:w="0" w:type="auto"/>
+            <w:hideMark/>
+          </w:tcPr>
+          <w:p>
+            <w:pPr>
+              <w:spacing w:before="240" w:after="160" w:line="278" w:lineRule="auto"/>
+              <w:cnfStyle w:val="000000000000" w:firstRow="0" w:lastRow="0" w:firstColumn="0" w:lastColumn="0" w:oddVBand="0" w:evenVBand="0" w:oddHBand="0" w:evenHBand="0" w:firstRowFirstColumn="0" w:firstRowLastColumn="0" w:lastRowFirstColumn="0" w:lastRowLastColumn="0"/>
+              <w:rPr>
+                <w:lang w:val="el-GR"/>
+              </w:rPr>
+            </w:pPr>
+            <w:r>
+              <w:rPr>
+                <w:lang w:val="el-GR"/>
+              </w:rPr>
+              <w:t>CRITICAL</w:t>
+            </w:r>
+          </w:p>
+        </w:tc>
+      </w:tr>
+      <w:tr>
+        <w:tc>
+          <w:tcPr>
+            <w:cnfStyle w:val="001000000000" w:firstRow="0" w:lastRow="0" w:firstColumn="1" w:lastColumn="0" w:oddVBand="0" w:evenVBand="0" w:oddHBand="0" w:evenHBand="0" w:firstRowFirstColumn="0" w:firstRowLastColumn="0" w:lastRowFirstColumn="0" w:lastRowLastColumn="0"/>
+            <w:tcW w:w="0" w:type="auto"/>
+            <w:hideMark/>
+          </w:tcPr>
+          <w:p>
+            <w:pPr>
+              <w:spacing w:before="240" w:after="160" w:line="278" w:lineRule="auto"/>
+              <w:rPr>
+                <w:lang w:val="el-GR"/>
+              </w:rPr>
+            </w:pPr>
+            <w:r>
+              <w:rPr>
+                <w:lang w:val="el-GR"/>
+              </w:rPr>
+              <w:t>Δεδομένα Εισόδου</w:t>
+            </w:r>
+          </w:p>
+        </w:tc>
+        <w:tc>
+          <w:tcPr>
+            <w:tcW w:w="0" w:type="auto"/>
+            <w:hideMark/>
+          </w:tcPr>
+          <w:p>
+            <w:pPr>
+              <w:spacing w:before="240" w:after="160" w:line="278" w:lineRule="auto"/>
+              <w:cnfStyle w:val="000000000000" w:firstRow="0" w:lastRow="0" w:firstColumn="0" w:lastColumn="0" w:oddVBand="0" w:evenVBand="0" w:oddHBand="0" w:evenHBand="0" w:firstRowFirstColumn="0" w:firstRowLastColumn="0" w:lastRowFirstColumn="0" w:lastRowLastColumn="0"/>
+              <w:rPr>
+                <w:lang w:val="el-GR"/>
+              </w:rPr>
+            </w:pPr>
+            <w:proofErr w:type="spellStart"/>
+            <w:r>
+              <w:rPr>
+                <w:lang w:val="el-GR"/>
+              </w:rPr>
+              <w:t>tool</w:t>
+            </w:r>
+            <w:proofErr w:type="spellEnd"/>
+            <w:r>
+              <w:rPr>
+                <w:lang w:val="el-GR"/>
+              </w:rPr>
+              <w:t>="</w:t>
+            </w:r>
+            <w:proofErr w:type="spellStart"/>
+            <w:r>
+              <w:rPr>
+                <w:lang w:val="el-GR"/>
+              </w:rPr>
+              <w:t>plantuml</w:t>
+            </w:r>
+            <w:proofErr w:type="spellEnd"/>
+            <w:r>
+              <w:rPr>
+                <w:lang w:val="el-GR"/>
+              </w:rPr>
+              <w:t xml:space="preserve">", 2 CRC </w:t>
+            </w:r>
+            <w:proofErr w:type="spellStart"/>
+            <w:r>
+              <w:rPr>
+                <w:lang w:val="el-GR"/>
+              </w:rPr>
+              <w:t>Cards</w:t>
+            </w:r>
+            <w:proofErr w:type="spellEnd"/>
+            <w:r>
+              <w:rPr>
+                <w:lang w:val="el-GR"/>
+              </w:rPr>
+              <w:t xml:space="preserve"> όπου το πρώτο έχει το δεύτερο ως </w:t>
+            </w:r>
+            <w:proofErr w:type="spellStart"/>
+            <w:r>
+              <w:rPr>
+                <w:lang w:val="el-GR"/>
+              </w:rPr>
+              <w:t>Collaboration</w:t>
+            </w:r>
+            <w:proofErr w:type="spellEnd"/>
+          </w:p>
+        </w:tc>
+      </w:tr>
+      <w:tr>
+        <w:tc>
+          <w:tcPr>
+            <w:cnfStyle w:val="001000000000" w:firstRow="0" w:lastRow="0" w:firstColumn="1" w:lastColumn="0" w:oddVBand="0" w:evenVBand="0" w:oddHBand="0" w:evenHBand="0" w:firstRowFirstColumn="0" w:firstRowLastColumn="0" w:lastRowFirstColumn="0" w:lastRowLastColumn="0"/>
+            <w:tcW w:w="0" w:type="auto"/>
+            <w:hideMark/>
+          </w:tcPr>
+          <w:p>
+            <w:pPr>
+              <w:spacing w:before="240" w:after="160" w:line="278" w:lineRule="auto"/>
+              <w:rPr>
+                <w:lang w:val="el-GR"/>
+              </w:rPr>
+            </w:pPr>
+            <w:r>
+              <w:rPr>
+                <w:lang w:val="el-GR"/>
+              </w:rPr>
+              <w:t>Αναμενόμενο Αποτέλεσμα</w:t>
+            </w:r>
+          </w:p>
+        </w:tc>
+        <w:tc>
+          <w:tcPr>
+            <w:tcW w:w="0" w:type="auto"/>
+            <w:hideMark/>
+          </w:tcPr>
+          <w:p>
+            <w:pPr>
+              <w:spacing w:before="240" w:after="160" w:line="278" w:lineRule="auto"/>
+              <w:cnfStyle w:val="000000000000" w:firstRow="0" w:lastRow="0" w:firstColumn="0" w:lastColumn="0" w:oddVBand="0" w:evenVBand="0" w:oddHBand="0" w:evenHBand="0" w:firstRowFirstColumn="0" w:firstRowLastColumn="0" w:lastRowFirstColumn="0" w:lastRowLastColumn="0"/>
+            </w:pPr>
+            <w:r>
+              <w:t xml:space="preserve">Script </w:t>
+            </w:r>
+            <w:r>
+              <w:rPr>
+                <w:lang w:val="el-GR"/>
+              </w:rPr>
+              <w:t>με</w:t>
+            </w:r>
+            <w:r>
+              <w:t xml:space="preserve"> class X </w:t>
+            </w:r>
+            <w:proofErr w:type="gramStart"/>
+            <w:r>
+              <w:t>{ +</w:t>
+            </w:r>
+            <w:proofErr w:type="gramEnd"/>
+            <w:r>
+              <w:t xml:space="preserve"> method() } + arrows</w:t>
+            </w:r>
+          </w:p>
+        </w:tc>
+      </w:tr>
+      <w:tr>
+        <w:tc>
+          <w:tcPr>
+            <w:cnfStyle w:val="001000000000" w:firstRow="0" w:lastRow="0" w:firstColumn="1" w:lastColumn="0" w:oddVBand="0" w:evenVBand="0" w:oddHBand="0" w:evenHBand="0" w:firstRowFirstColumn="0" w:firstRowLastColumn="0" w:lastRowFirstColumn="0" w:lastRowLastColumn="0"/>
+            <w:tcW w:w="0" w:type="auto"/>
+            <w:hideMark/>
+          </w:tcPr>
+          <w:p>
+            <w:pPr>
+              <w:spacing w:before="240" w:after="160" w:line="278" w:lineRule="auto"/>
+              <w:rPr>
+                <w:lang w:val="el-GR"/>
+              </w:rPr>
+            </w:pPr>
+            <w:r>
+              <w:rPr>
+                <w:lang w:val="el-GR"/>
+              </w:rPr>
+              <w:t>Πραγματικό Αποτέλεσμα</w:t>
+            </w:r>
+          </w:p>
+        </w:tc>
+        <w:tc>
+          <w:tcPr>
+            <w:tcW w:w="0" w:type="auto"/>
+            <w:hideMark/>
+          </w:tcPr>
+          <w:p>
+            <w:pPr>
+              <w:spacing w:before="240" w:after="160" w:line="278" w:lineRule="auto"/>
+              <w:cnfStyle w:val="000000000000" w:firstRow="0" w:lastRow="0" w:firstColumn="0" w:lastColumn="0" w:oddVBand="0" w:evenVBand="0" w:oddHBand="0" w:evenHBand="0" w:firstRowFirstColumn="0" w:firstRowLastColumn="0" w:lastRowFirstColumn="0" w:lastRowLastColumn="0"/>
+              <w:rPr>
+                <w:lang w:val="el-GR"/>
+              </w:rPr>
+            </w:pPr>
+            <w:r>
+              <w:rPr>
+                <w:lang w:val="el-GR"/>
+              </w:rPr>
+              <w:t xml:space="preserve">@startuml\nclass </w:t>
+            </w:r>
+            <w:proofErr w:type="spellStart"/>
+            <w:r>
+              <w:rPr>
+                <w:lang w:val="el-GR"/>
+              </w:rPr>
+              <w:t>OrderService</w:t>
+            </w:r>
+            <w:proofErr w:type="spellEnd"/>
+            <w:r>
+              <w:rPr>
+                <w:lang w:val="el-GR"/>
+              </w:rPr>
+              <w:t xml:space="preserve"> {\n + </w:t>
+            </w:r>
+            <w:proofErr w:type="spellStart"/>
+            <w:r>
+              <w:rPr>
+                <w:lang w:val="el-GR"/>
+              </w:rPr>
+              <w:t>validateOrder</w:t>
+            </w:r>
+            <w:proofErr w:type="spellEnd"/>
+            <w:r>
+              <w:rPr>
+                <w:lang w:val="el-GR"/>
+              </w:rPr>
+              <w:t xml:space="preserve">()\n + </w:t>
+            </w:r>
+            <w:proofErr w:type="spellStart"/>
+            <w:r>
+              <w:rPr>
+                <w:lang w:val="el-GR"/>
+              </w:rPr>
+              <w:t>processPayment</w:t>
+            </w:r>
+            <w:proofErr w:type="spellEnd"/>
+            <w:r>
+              <w:rPr>
+                <w:lang w:val="el-GR"/>
+              </w:rPr>
+              <w:t>()\n}\</w:t>
+            </w:r>
+            <w:proofErr w:type="spellStart"/>
+            <w:r>
+              <w:rPr>
+                <w:lang w:val="el-GR"/>
+              </w:rPr>
+              <w:t>nclass</w:t>
+            </w:r>
+            <w:proofErr w:type="spellEnd"/>
+            <w:r>
+              <w:rPr>
+                <w:lang w:val="el-GR"/>
+              </w:rPr>
+              <w:t xml:space="preserve"> </w:t>
+            </w:r>
+            <w:proofErr w:type="spellStart"/>
+            <w:r>
+              <w:rPr>
+                <w:lang w:val="el-GR"/>
+              </w:rPr>
+              <w:t>PaymentGateway</w:t>
+            </w:r>
+            <w:proofErr w:type="spellEnd"/>
+            <w:r>
+              <w:rPr>
+                <w:lang w:val="el-GR"/>
+              </w:rPr>
+              <w:t xml:space="preserve"> {\n + </w:t>
+            </w:r>
+            <w:proofErr w:type="spellStart"/>
+            <w:r>
+              <w:rPr>
+                <w:lang w:val="el-GR"/>
+              </w:rPr>
+              <w:t>charge</w:t>
+            </w:r>
+            <w:proofErr w:type="spellEnd"/>
+            <w:r>
+              <w:rPr>
+                <w:lang w:val="el-GR"/>
+              </w:rPr>
+              <w:t>()\n}\</w:t>
+            </w:r>
+            <w:proofErr w:type="spellStart"/>
+            <w:r>
+              <w:rPr>
+                <w:lang w:val="el-GR"/>
+              </w:rPr>
+              <w:t>nOrderService</w:t>
+            </w:r>
+            <w:proofErr w:type="spellEnd"/>
+            <w:r>
+              <w:rPr>
+                <w:lang w:val="el-GR"/>
+              </w:rPr>
+              <w:t xml:space="preserve"> --&gt; </w:t>
+            </w:r>
+            <w:proofErr w:type="spellStart"/>
+            <w:r>
+              <w:rPr>
+                <w:lang w:val="el-GR"/>
+              </w:rPr>
+              <w:t>PaymentGateway</w:t>
+            </w:r>
+            <w:proofErr w:type="spellEnd"/>
+            <w:r>
+              <w:rPr>
+                <w:lang w:val="el-GR"/>
+              </w:rPr>
+              <w:t>\</w:t>
+            </w:r>
+            <w:proofErr w:type="spellStart"/>
+            <w:r>
+              <w:rPr>
+                <w:lang w:val="el-GR"/>
+              </w:rPr>
+              <w:t>n@enduml</w:t>
+            </w:r>
+            <w:proofErr w:type="spellEnd"/>
+            <w:r>
+              <w:rPr>
+                <w:lang w:val="el-GR"/>
+              </w:rPr>
+              <w:t xml:space="preserve">\n. Επιβεβαιώθηκε ότι </w:t>
+            </w:r>
+            <w:proofErr w:type="spellStart"/>
+            <w:r>
+              <w:rPr>
+                <w:lang w:val="el-GR"/>
+              </w:rPr>
+              <w:t>Collaborations</w:t>
+            </w:r>
+            <w:proofErr w:type="spellEnd"/>
+            <w:r>
+              <w:rPr>
+                <w:lang w:val="el-GR"/>
+              </w:rPr>
+              <w:t xml:space="preserve"> που υπάρχουν ως CRC συνδέονται με </w:t>
+            </w:r>
+            <w:proofErr w:type="spellStart"/>
+            <w:r>
+              <w:rPr>
+                <w:lang w:val="el-GR"/>
+              </w:rPr>
+              <w:t>arrow</w:t>
+            </w:r>
+            <w:proofErr w:type="spellEnd"/>
+            <w:r>
+              <w:rPr>
+                <w:lang w:val="el-GR"/>
+              </w:rPr>
+              <w:t>.</w:t>
+            </w:r>
+          </w:p>
+        </w:tc>
+      </w:tr>
+      <w:tr>
+        <w:tc>
+          <w:tcPr>
+            <w:cnfStyle w:val="001000000000" w:firstRow="0" w:lastRow="0" w:firstColumn="1" w:lastColumn="0" w:oddVBand="0" w:evenVBand="0" w:oddHBand="0" w:evenHBand="0" w:firstRowFirstColumn="0" w:firstRowLastColumn="0" w:lastRowFirstColumn="0" w:lastRowLastColumn="0"/>
+            <w:tcW w:w="0" w:type="auto"/>
+            <w:hideMark/>
+          </w:tcPr>
+          <w:p>
+            <w:pPr>
+              <w:spacing w:before="240" w:after="160" w:line="278" w:lineRule="auto"/>
+              <w:rPr>
+                <w:lang w:val="el-GR"/>
+              </w:rPr>
+            </w:pPr>
+            <w:r>
+              <w:rPr>
+                <w:lang w:val="el-GR"/>
+              </w:rPr>
+              <w:t>Κατάσταση</w:t>
+            </w:r>
+          </w:p>
+        </w:tc>
+        <w:tc>
+          <w:tcPr>
+            <w:tcW w:w="0" w:type="auto"/>
+            <w:hideMark/>
+          </w:tcPr>
+          <w:p>
+            <w:pPr>
+              <w:spacing w:before="240" w:after="160" w:line="278" w:lineRule="auto"/>
+              <w:cnfStyle w:val="000000000000" w:firstRow="0" w:lastRow="0" w:firstColumn="0" w:lastColumn="0" w:oddVBand="0" w:evenVBand="0" w:oddHBand="0" w:evenHBand="0" w:firstRowFirstColumn="0" w:firstRowLastColumn="0" w:lastRowFirstColumn="0" w:lastRowLastColumn="0"/>
+              <w:rPr>
+                <w:lang w:val="el-GR"/>
+              </w:rPr>
+            </w:pPr>
+            <w:r>
+              <w:rPr>
+                <w:rFonts w:ascii="Segoe UI Emoji" w:hAnsi="Segoe UI Emoji" w:cs="Segoe UI Emoji"/>
+                <w:lang w:val="el-GR"/>
+              </w:rPr>
+              <w:t>✅</w:t>
+            </w:r>
+            <w:r>
+              <w:rPr>
+                <w:lang w:val="el-GR"/>
+              </w:rPr>
+              <w:t> </w:t>
+            </w:r>
+            <w:r>
+              <w:rPr>
+                <w:b/>
+                <w:bCs/>
+                <w:lang w:val="el-GR"/>
+              </w:rPr>
+              <w:t>PASS</w:t>
+            </w:r>
+          </w:p>
+        </w:tc>
+      </w:tr>
+    </w:tbl>
+    <w:p>
+      <w:pPr>
+        <w:spacing w:before="240"/>
+        <w:rPr>
+          <w:b/>
+          <w:bCs/>
+          <w:lang w:val="el-GR"/>
+        </w:rPr>
+      </w:pPr>
+    </w:p>
+    <w:p>
+      <w:pPr>
+        <w:spacing w:before="240"/>
+        <w:rPr>
+          <w:b/>
+          <w:bCs/>
+        </w:rPr>
+      </w:pPr>
+      <w:r>
+        <w:rPr>
+          <w:b/>
+          <w:bCs/>
+        </w:rPr>
+        <w:t xml:space="preserve">TC-10-02 — </w:t>
+      </w:r>
+      <w:r>
+        <w:rPr>
+          <w:b/>
+          <w:bCs/>
+          <w:lang w:val="el-GR"/>
+        </w:rPr>
+        <w:t>Παραγωγή</w:t>
+      </w:r>
+      <w:r>
+        <w:rPr>
+          <w:b/>
+          <w:bCs/>
+        </w:rPr>
+        <w:t xml:space="preserve"> </w:t>
+      </w:r>
+      <w:proofErr w:type="spellStart"/>
+      <w:r>
+        <w:rPr>
+          <w:b/>
+          <w:bCs/>
+        </w:rPr>
+        <w:t>Nomnoml</w:t>
+      </w:r>
+      <w:proofErr w:type="spellEnd"/>
+      <w:r>
+        <w:rPr>
+          <w:b/>
+          <w:bCs/>
+        </w:rPr>
+        <w:t xml:space="preserve"> Class Diagram Script</w:t>
+      </w:r>
+    </w:p>
+    <w:tbl>
+      <w:tblPr>
+        <w:tblStyle w:val="GridTable1Light"/>
+        <w:tblW w:w="0" w:type="auto"/>
+        <w:tblLook w:val="04A0" w:firstRow="1" w:lastRow="0" w:firstColumn="1" w:lastColumn="0" w:noHBand="0" w:noVBand="1"/>
+      </w:tblPr>
+      <w:tblGrid>
+        <w:gridCol w:w="1976"/>
+        <w:gridCol w:w="7374"/>
+      </w:tblGrid>
+      <w:tr>
+        <w:trPr>
+          <w:cnfStyle w:val="100000000000" w:firstRow="1" w:lastRow="0" w:firstColumn="0" w:lastColumn="0" w:oddVBand="0" w:evenVBand="0" w:oddHBand="0" w:evenHBand="0" w:firstRowFirstColumn="0" w:firstRowLastColumn="0" w:lastRowFirstColumn="0" w:lastRowLastColumn="0"/>
+        </w:trPr>
+        <w:tc>
+          <w:tcPr>
+            <w:cnfStyle w:val="001000000000" w:firstRow="0" w:lastRow="0" w:firstColumn="1" w:lastColumn="0" w:oddVBand="0" w:evenVBand="0" w:oddHBand="0" w:evenHBand="0" w:firstRowFirstColumn="0" w:firstRowLastColumn="0" w:lastRowFirstColumn="0" w:lastRowLastColumn="0"/>
+            <w:tcW w:w="0" w:type="auto"/>
+            <w:hideMark/>
+          </w:tcPr>
+          <w:p>
+            <w:pPr>
+              <w:spacing w:before="240" w:after="160" w:line="278" w:lineRule="auto"/>
+              <w:rPr>
+                <w:lang w:val="el-GR"/>
+              </w:rPr>
+            </w:pPr>
+            <w:r>
+              <w:rPr>
+                <w:lang w:val="el-GR"/>
+              </w:rPr>
+              <w:t>Πεδίο</w:t>
+            </w:r>
+          </w:p>
+        </w:tc>
+        <w:tc>
+          <w:tcPr>
+            <w:tcW w:w="0" w:type="auto"/>
+            <w:hideMark/>
+          </w:tcPr>
+          <w:p>
+            <w:pPr>
+              <w:spacing w:before="240" w:after="160" w:line="278" w:lineRule="auto"/>
+              <w:cnfStyle w:val="100000000000" w:firstRow="1" w:lastRow="0" w:firstColumn="0" w:lastColumn="0" w:oddVBand="0" w:evenVBand="0" w:oddHBand="0" w:evenHBand="0" w:firstRowFirstColumn="0" w:firstRowLastColumn="0" w:lastRowFirstColumn="0" w:lastRowLastColumn="0"/>
+              <w:rPr>
+                <w:lang w:val="el-GR"/>
+              </w:rPr>
+            </w:pPr>
+            <w:r>
+              <w:rPr>
+                <w:lang w:val="el-GR"/>
+              </w:rPr>
+              <w:t>Τιμή</w:t>
+            </w:r>
+          </w:p>
+        </w:tc>
+      </w:tr>
+      <w:tr>
+        <w:tc>
+          <w:tcPr>
+            <w:cnfStyle w:val="001000000000" w:firstRow="0" w:lastRow="0" w:firstColumn="1" w:lastColumn="0" w:oddVBand="0" w:evenVBand="0" w:oddHBand="0" w:evenHBand="0" w:firstRowFirstColumn="0" w:firstRowLastColumn="0" w:lastRowFirstColumn="0" w:lastRowLastColumn="0"/>
+            <w:tcW w:w="0" w:type="auto"/>
+            <w:hideMark/>
+          </w:tcPr>
+          <w:p>
+            <w:pPr>
+              <w:spacing w:before="240" w:after="160" w:line="278" w:lineRule="auto"/>
+              <w:rPr>
+                <w:lang w:val="el-GR"/>
+              </w:rPr>
+            </w:pPr>
+            <w:r>
+              <w:rPr>
+                <w:lang w:val="el-GR"/>
+              </w:rPr>
+              <w:t>Σκοπός</w:t>
+            </w:r>
+          </w:p>
+        </w:tc>
+        <w:tc>
+          <w:tcPr>
+            <w:tcW w:w="0" w:type="auto"/>
+            <w:hideMark/>
+          </w:tcPr>
+          <w:p>
+            <w:pPr>
+              <w:spacing w:before="240" w:after="160" w:line="278" w:lineRule="auto"/>
+              <w:cnfStyle w:val="000000000000" w:firstRow="0" w:lastRow="0" w:firstColumn="0" w:lastColumn="0" w:oddVBand="0" w:evenVBand="0" w:oddHBand="0" w:evenHBand="0" w:firstRowFirstColumn="0" w:firstRowLastColumn="0" w:lastRowFirstColumn="0" w:lastRowLastColumn="0"/>
+              <w:rPr>
+                <w:lang w:val="el-GR"/>
+              </w:rPr>
+            </w:pPr>
+            <w:r>
+              <w:rPr>
+                <w:lang w:val="el-GR"/>
+              </w:rPr>
+              <w:t>Επαλήθευση </w:t>
+            </w:r>
+            <w:proofErr w:type="spellStart"/>
+            <w:r>
+              <w:rPr>
+                <w:lang w:val="el-GR"/>
+              </w:rPr>
+              <w:t>NomnomlClassStrategy.build</w:t>
+            </w:r>
+            <w:proofErr w:type="spellEnd"/>
+            <w:r>
+              <w:rPr>
+                <w:lang w:val="el-GR"/>
+              </w:rPr>
+              <w:t xml:space="preserve">() με διαφορετικό </w:t>
+            </w:r>
+            <w:proofErr w:type="spellStart"/>
+            <w:r>
+              <w:rPr>
+                <w:lang w:val="el-GR"/>
+              </w:rPr>
+              <w:t>syntax</w:t>
+            </w:r>
+            <w:proofErr w:type="spellEnd"/>
+          </w:p>
+        </w:tc>
+      </w:tr>
+      <w:tr>
+        <w:tc>
+          <w:tcPr>
+            <w:cnfStyle w:val="001000000000" w:firstRow="0" w:lastRow="0" w:firstColumn="1" w:lastColumn="0" w:oddVBand="0" w:evenVBand="0" w:oddHBand="0" w:evenHBand="0" w:firstRowFirstColumn="0" w:firstRowLastColumn="0" w:lastRowFirstColumn="0" w:lastRowLastColumn="0"/>
+            <w:tcW w:w="0" w:type="auto"/>
+            <w:hideMark/>
+          </w:tcPr>
+          <w:p>
+            <w:pPr>
+              <w:spacing w:before="240" w:after="160" w:line="278" w:lineRule="auto"/>
+              <w:rPr>
+                <w:lang w:val="el-GR"/>
+              </w:rPr>
+            </w:pPr>
+            <w:r>
+              <w:rPr>
+                <w:lang w:val="el-GR"/>
+              </w:rPr>
+              <w:lastRenderedPageBreak/>
+              <w:t>Κατηγορία</w:t>
+            </w:r>
+          </w:p>
+        </w:tc>
+        <w:tc>
+          <w:tcPr>
+            <w:tcW w:w="0" w:type="auto"/>
+            <w:hideMark/>
+          </w:tcPr>
+          <w:p>
+            <w:pPr>
+              <w:spacing w:before="240" w:after="160" w:line="278" w:lineRule="auto"/>
+              <w:cnfStyle w:val="000000000000" w:firstRow="0" w:lastRow="0" w:firstColumn="0" w:lastColumn="0" w:oddVBand="0" w:evenVBand="0" w:oddHBand="0" w:evenHBand="0" w:firstRowFirstColumn="0" w:firstRowLastColumn="0" w:lastRowFirstColumn="0" w:lastRowLastColumn="0"/>
+              <w:rPr>
+                <w:lang w:val="el-GR"/>
+              </w:rPr>
+            </w:pPr>
+            <w:proofErr w:type="spellStart"/>
+            <w:r>
+              <w:rPr>
+                <w:lang w:val="el-GR"/>
+              </w:rPr>
+              <w:t>Functional</w:t>
+            </w:r>
+            <w:proofErr w:type="spellEnd"/>
+          </w:p>
+        </w:tc>
+      </w:tr>
+      <w:tr>
+        <w:tc>
+          <w:tcPr>
+            <w:cnfStyle w:val="001000000000" w:firstRow="0" w:lastRow="0" w:firstColumn="1" w:lastColumn="0" w:oddVBand="0" w:evenVBand="0" w:oddHBand="0" w:evenHBand="0" w:firstRowFirstColumn="0" w:firstRowLastColumn="0" w:lastRowFirstColumn="0" w:lastRowLastColumn="0"/>
+            <w:tcW w:w="0" w:type="auto"/>
+            <w:hideMark/>
+          </w:tcPr>
+          <w:p>
+            <w:pPr>
+              <w:spacing w:before="240" w:after="160" w:line="278" w:lineRule="auto"/>
+              <w:rPr>
+                <w:lang w:val="el-GR"/>
+              </w:rPr>
+            </w:pPr>
+            <w:r>
+              <w:rPr>
+                <w:lang w:val="el-GR"/>
+              </w:rPr>
+              <w:t>Τεχνική</w:t>
+            </w:r>
+          </w:p>
+        </w:tc>
+        <w:tc>
+          <w:tcPr>
+            <w:tcW w:w="0" w:type="auto"/>
+            <w:hideMark/>
+          </w:tcPr>
+          <w:p>
+            <w:pPr>
+              <w:spacing w:before="240" w:after="160" w:line="278" w:lineRule="auto"/>
+              <w:cnfStyle w:val="000000000000" w:firstRow="0" w:lastRow="0" w:firstColumn="0" w:lastColumn="0" w:oddVBand="0" w:evenVBand="0" w:oddHBand="0" w:evenHBand="0" w:firstRowFirstColumn="0" w:firstRowLastColumn="0" w:lastRowFirstColumn="0" w:lastRowLastColumn="0"/>
+              <w:rPr>
+                <w:lang w:val="el-GR"/>
+              </w:rPr>
+            </w:pPr>
+            <w:proofErr w:type="spellStart"/>
+            <w:r>
+              <w:rPr>
+                <w:lang w:val="el-GR"/>
+              </w:rPr>
+              <w:t>Equivalence</w:t>
+            </w:r>
+            <w:proofErr w:type="spellEnd"/>
+            <w:r>
+              <w:rPr>
+                <w:lang w:val="el-GR"/>
+              </w:rPr>
+              <w:t xml:space="preserve"> </w:t>
+            </w:r>
+            <w:proofErr w:type="spellStart"/>
+            <w:r>
+              <w:rPr>
+                <w:lang w:val="el-GR"/>
+              </w:rPr>
+              <w:t>Partitioning</w:t>
+            </w:r>
+            <w:proofErr w:type="spellEnd"/>
+          </w:p>
+        </w:tc>
+      </w:tr>
+      <w:tr>
+        <w:tc>
+          <w:tcPr>
+            <w:cnfStyle w:val="001000000000" w:firstRow="0" w:lastRow="0" w:firstColumn="1" w:lastColumn="0" w:oddVBand="0" w:evenVBand="0" w:oddHBand="0" w:evenHBand="0" w:firstRowFirstColumn="0" w:firstRowLastColumn="0" w:lastRowFirstColumn="0" w:lastRowLastColumn="0"/>
+            <w:tcW w:w="0" w:type="auto"/>
+            <w:hideMark/>
+          </w:tcPr>
+          <w:p>
+            <w:pPr>
+              <w:spacing w:before="240" w:after="160" w:line="278" w:lineRule="auto"/>
+              <w:rPr>
+                <w:lang w:val="el-GR"/>
+              </w:rPr>
+            </w:pPr>
+            <w:r>
+              <w:rPr>
+                <w:lang w:val="el-GR"/>
+              </w:rPr>
+              <w:t>Προτεραιότητα</w:t>
+            </w:r>
+          </w:p>
+        </w:tc>
+        <w:tc>
+          <w:tcPr>
+            <w:tcW w:w="0" w:type="auto"/>
+            <w:hideMark/>
+          </w:tcPr>
+          <w:p>
+            <w:pPr>
+              <w:spacing w:before="240" w:after="160" w:line="278" w:lineRule="auto"/>
+              <w:cnfStyle w:val="000000000000" w:firstRow="0" w:lastRow="0" w:firstColumn="0" w:lastColumn="0" w:oddVBand="0" w:evenVBand="0" w:oddHBand="0" w:evenHBand="0" w:firstRowFirstColumn="0" w:firstRowLastColumn="0" w:lastRowFirstColumn="0" w:lastRowLastColumn="0"/>
+              <w:rPr>
+                <w:lang w:val="el-GR"/>
+              </w:rPr>
+            </w:pPr>
+            <w:r>
+              <w:rPr>
+                <w:lang w:val="el-GR"/>
+              </w:rPr>
+              <w:t>HIGH</w:t>
+            </w:r>
+          </w:p>
+        </w:tc>
+      </w:tr>
+      <w:tr>
+        <w:tc>
+          <w:tcPr>
+            <w:cnfStyle w:val="001000000000" w:firstRow="0" w:lastRow="0" w:firstColumn="1" w:lastColumn="0" w:oddVBand="0" w:evenVBand="0" w:oddHBand="0" w:evenHBand="0" w:firstRowFirstColumn="0" w:firstRowLastColumn="0" w:lastRowFirstColumn="0" w:lastRowLastColumn="0"/>
+            <w:tcW w:w="0" w:type="auto"/>
+            <w:hideMark/>
+          </w:tcPr>
+          <w:p>
+            <w:pPr>
+              <w:spacing w:before="240" w:after="160" w:line="278" w:lineRule="auto"/>
+              <w:rPr>
+                <w:lang w:val="el-GR"/>
+              </w:rPr>
+            </w:pPr>
+            <w:r>
+              <w:rPr>
+                <w:lang w:val="el-GR"/>
+              </w:rPr>
+              <w:t>Δεδομένα Εισόδου</w:t>
+            </w:r>
+          </w:p>
+        </w:tc>
+        <w:tc>
+          <w:tcPr>
+            <w:tcW w:w="0" w:type="auto"/>
+            <w:hideMark/>
+          </w:tcPr>
+          <w:p>
+            <w:pPr>
+              <w:spacing w:before="240" w:after="160" w:line="278" w:lineRule="auto"/>
+              <w:cnfStyle w:val="000000000000" w:firstRow="0" w:lastRow="0" w:firstColumn="0" w:lastColumn="0" w:oddVBand="0" w:evenVBand="0" w:oddHBand="0" w:evenHBand="0" w:firstRowFirstColumn="0" w:firstRowLastColumn="0" w:lastRowFirstColumn="0" w:lastRowLastColumn="0"/>
+              <w:rPr>
+                <w:lang w:val="el-GR"/>
+              </w:rPr>
+            </w:pPr>
+            <w:proofErr w:type="spellStart"/>
+            <w:r>
+              <w:rPr>
+                <w:lang w:val="el-GR"/>
+              </w:rPr>
+              <w:t>tool</w:t>
+            </w:r>
+            <w:proofErr w:type="spellEnd"/>
+            <w:r>
+              <w:rPr>
+                <w:lang w:val="el-GR"/>
+              </w:rPr>
+              <w:t>="</w:t>
+            </w:r>
+            <w:proofErr w:type="spellStart"/>
+            <w:r>
+              <w:rPr>
+                <w:lang w:val="el-GR"/>
+              </w:rPr>
+              <w:t>nomnoml</w:t>
+            </w:r>
+            <w:proofErr w:type="spellEnd"/>
+            <w:r>
+              <w:rPr>
+                <w:lang w:val="el-GR"/>
+              </w:rPr>
+              <w:t>"</w:t>
+            </w:r>
+          </w:p>
+        </w:tc>
+      </w:tr>
+      <w:tr>
+        <w:tc>
+          <w:tcPr>
+            <w:cnfStyle w:val="001000000000" w:firstRow="0" w:lastRow="0" w:firstColumn="1" w:lastColumn="0" w:oddVBand="0" w:evenVBand="0" w:oddHBand="0" w:evenHBand="0" w:firstRowFirstColumn="0" w:firstRowLastColumn="0" w:lastRowFirstColumn="0" w:lastRowLastColumn="0"/>
+            <w:tcW w:w="0" w:type="auto"/>
+            <w:hideMark/>
+          </w:tcPr>
+          <w:p>
+            <w:pPr>
+              <w:spacing w:before="240" w:after="160" w:line="278" w:lineRule="auto"/>
+              <w:rPr>
+                <w:lang w:val="el-GR"/>
+              </w:rPr>
+            </w:pPr>
+            <w:r>
+              <w:rPr>
+                <w:lang w:val="el-GR"/>
+              </w:rPr>
+              <w:t>Αναμενόμενο Αποτέλεσμα</w:t>
+            </w:r>
+          </w:p>
+        </w:tc>
+        <w:tc>
+          <w:tcPr>
+            <w:tcW w:w="0" w:type="auto"/>
+            <w:hideMark/>
+          </w:tcPr>
+          <w:p>
+            <w:pPr>
+              <w:spacing w:before="240" w:after="160" w:line="278" w:lineRule="auto"/>
+              <w:cnfStyle w:val="000000000000" w:firstRow="0" w:lastRow="0" w:firstColumn="0" w:lastColumn="0" w:oddVBand="0" w:evenVBand="0" w:oddHBand="0" w:evenHBand="0" w:firstRowFirstColumn="0" w:firstRowLastColumn="0" w:lastRowFirstColumn="0" w:lastRowLastColumn="0"/>
+              <w:rPr>
+                <w:lang w:val="el-GR"/>
+              </w:rPr>
+            </w:pPr>
+            <w:proofErr w:type="spellStart"/>
+            <w:r>
+              <w:rPr>
+                <w:lang w:val="el-GR"/>
+              </w:rPr>
+              <w:t>Script</w:t>
+            </w:r>
+            <w:proofErr w:type="spellEnd"/>
+            <w:r>
+              <w:rPr>
+                <w:lang w:val="el-GR"/>
+              </w:rPr>
+              <w:t> [Class|method1; method2]</w:t>
+            </w:r>
+          </w:p>
+        </w:tc>
+      </w:tr>
+      <w:tr>
+        <w:tc>
+          <w:tcPr>
+            <w:cnfStyle w:val="001000000000" w:firstRow="0" w:lastRow="0" w:firstColumn="1" w:lastColumn="0" w:oddVBand="0" w:evenVBand="0" w:oddHBand="0" w:evenHBand="0" w:firstRowFirstColumn="0" w:firstRowLastColumn="0" w:lastRowFirstColumn="0" w:lastRowLastColumn="0"/>
+            <w:tcW w:w="0" w:type="auto"/>
+            <w:hideMark/>
+          </w:tcPr>
+          <w:p>
+            <w:pPr>
+              <w:spacing w:before="240" w:after="160" w:line="278" w:lineRule="auto"/>
+              <w:rPr>
+                <w:lang w:val="el-GR"/>
+              </w:rPr>
+            </w:pPr>
+            <w:r>
+              <w:rPr>
+                <w:lang w:val="el-GR"/>
+              </w:rPr>
+              <w:t>Πραγματικό Αποτέλεσμα</w:t>
+            </w:r>
+          </w:p>
+        </w:tc>
+        <w:tc>
+          <w:tcPr>
+            <w:tcW w:w="0" w:type="auto"/>
+            <w:hideMark/>
+          </w:tcPr>
+          <w:p>
+            <w:pPr>
+              <w:spacing w:before="240" w:after="160" w:line="278" w:lineRule="auto"/>
+              <w:cnfStyle w:val="000000000000" w:firstRow="0" w:lastRow="0" w:firstColumn="0" w:lastColumn="0" w:oddVBand="0" w:evenVBand="0" w:oddHBand="0" w:evenHBand="0" w:firstRowFirstColumn="0" w:firstRowLastColumn="0" w:lastRowFirstColumn="0" w:lastRowLastColumn="0"/>
+            </w:pPr>
+            <w:r>
+              <w:t>#direction: down\</w:t>
+            </w:r>
+            <w:proofErr w:type="gramStart"/>
+            <w:r>
+              <w:t>n[</w:t>
+            </w:r>
+            <w:proofErr w:type="spellStart"/>
+            <w:proofErr w:type="gramEnd"/>
+            <w:r>
+              <w:t>OrderService|validateOrder</w:t>
+            </w:r>
+            <w:proofErr w:type="spellEnd"/>
+            <w:r>
+              <w:t xml:space="preserve">; </w:t>
+            </w:r>
+            <w:proofErr w:type="spellStart"/>
+            <w:r>
+              <w:t>processPayment</w:t>
+            </w:r>
+            <w:proofErr w:type="spellEnd"/>
+            <w:r>
+              <w:t>]\n[</w:t>
+            </w:r>
+            <w:proofErr w:type="spellStart"/>
+            <w:r>
+              <w:t>PaymentGateway|charge</w:t>
+            </w:r>
+            <w:proofErr w:type="spellEnd"/>
+            <w:r>
+              <w:t>]\n[</w:t>
+            </w:r>
+            <w:proofErr w:type="spellStart"/>
+            <w:r>
+              <w:t>OrderService</w:t>
+            </w:r>
+            <w:proofErr w:type="spellEnd"/>
+            <w:r>
+              <w:t>] -&gt; [</w:t>
+            </w:r>
+            <w:proofErr w:type="spellStart"/>
+            <w:r>
+              <w:t>PaymentGateway</w:t>
+            </w:r>
+            <w:proofErr w:type="spellEnd"/>
+            <w:r>
+              <w:t>]\n.</w:t>
+            </w:r>
+          </w:p>
+        </w:tc>
+      </w:tr>
+      <w:tr>
+        <w:tc>
+          <w:tcPr>
+            <w:cnfStyle w:val="001000000000" w:firstRow="0" w:lastRow="0" w:firstColumn="1" w:lastColumn="0" w:oddVBand="0" w:evenVBand="0" w:oddHBand="0" w:evenHBand="0" w:firstRowFirstColumn="0" w:firstRowLastColumn="0" w:lastRowFirstColumn="0" w:lastRowLastColumn="0"/>
+            <w:tcW w:w="0" w:type="auto"/>
+            <w:hideMark/>
+          </w:tcPr>
+          <w:p>
+            <w:pPr>
+              <w:spacing w:before="240" w:after="160" w:line="278" w:lineRule="auto"/>
+              <w:rPr>
+                <w:lang w:val="el-GR"/>
+              </w:rPr>
+            </w:pPr>
+            <w:r>
+              <w:rPr>
+                <w:lang w:val="el-GR"/>
+              </w:rPr>
+              <w:t>Κατάσταση</w:t>
+            </w:r>
+          </w:p>
+        </w:tc>
+        <w:tc>
+          <w:tcPr>
+            <w:tcW w:w="0" w:type="auto"/>
+            <w:hideMark/>
+          </w:tcPr>
+          <w:p>
+            <w:pPr>
+              <w:spacing w:before="240" w:after="160" w:line="278" w:lineRule="auto"/>
+              <w:cnfStyle w:val="000000000000" w:firstRow="0" w:lastRow="0" w:firstColumn="0" w:lastColumn="0" w:oddVBand="0" w:evenVBand="0" w:oddHBand="0" w:evenHBand="0" w:firstRowFirstColumn="0" w:firstRowLastColumn="0" w:lastRowFirstColumn="0" w:lastRowLastColumn="0"/>
+              <w:rPr>
+                <w:lang w:val="el-GR"/>
+              </w:rPr>
+            </w:pPr>
+            <w:r>
+              <w:rPr>
+                <w:rFonts w:ascii="Segoe UI Emoji" w:hAnsi="Segoe UI Emoji" w:cs="Segoe UI Emoji"/>
+                <w:lang w:val="el-GR"/>
+              </w:rPr>
+              <w:t>✅</w:t>
+            </w:r>
+            <w:r>
+              <w:rPr>
+                <w:lang w:val="el-GR"/>
+              </w:rPr>
+              <w:t> </w:t>
+            </w:r>
+            <w:r>
+              <w:rPr>
+                <w:b/>
+                <w:bCs/>
+                <w:lang w:val="el-GR"/>
+              </w:rPr>
+              <w:t>PASS</w:t>
+            </w:r>
+          </w:p>
+        </w:tc>
+      </w:tr>
+    </w:tbl>
+    <w:p>
+      <w:pPr>
+        <w:spacing w:before="240"/>
+        <w:rPr>
+          <w:b/>
+          <w:bCs/>
+          <w:lang w:val="el-GR"/>
+        </w:rPr>
+      </w:pPr>
+    </w:p>
+    <w:p>
+      <w:pPr>
+        <w:spacing w:before="240"/>
+        <w:rPr>
+          <w:b/>
+          <w:bCs/>
+        </w:rPr>
+      </w:pPr>
+      <w:r>
+        <w:rPr>
+          <w:b/>
+          <w:bCs/>
+        </w:rPr>
+        <w:t xml:space="preserve">TC-10-03 — Project </w:t>
+      </w:r>
+      <w:r>
+        <w:rPr>
+          <w:b/>
+          <w:bCs/>
+          <w:lang w:val="el-GR"/>
+        </w:rPr>
+        <w:t>χωρίς</w:t>
+      </w:r>
+      <w:r>
+        <w:rPr>
+          <w:b/>
+          <w:bCs/>
+        </w:rPr>
+        <w:t xml:space="preserve"> CRC Cards</w:t>
+      </w:r>
+    </w:p>
+    <w:tbl>
+      <w:tblPr>
+        <w:tblStyle w:val="GridTable1Light"/>
+        <w:tblW w:w="0" w:type="auto"/>
+        <w:tblLook w:val="04A0" w:firstRow="1" w:lastRow="0" w:firstColumn="1" w:lastColumn="0" w:noHBand="0" w:noVBand="1"/>
+      </w:tblPr>
+      <w:tblGrid>
+        <w:gridCol w:w="1977"/>
+        <w:gridCol w:w="7373"/>
+      </w:tblGrid>
+      <w:tr>
+        <w:trPr>
+          <w:cnfStyle w:val="100000000000" w:firstRow="1" w:lastRow="0" w:firstColumn="0" w:lastColumn="0" w:oddVBand="0" w:evenVBand="0" w:oddHBand="0" w:evenHBand="0" w:firstRowFirstColumn="0" w:firstRowLastColumn="0" w:lastRowFirstColumn="0" w:lastRowLastColumn="0"/>
+        </w:trPr>
+        <w:tc>
+          <w:tcPr>
+            <w:cnfStyle w:val="001000000000" w:firstRow="0" w:lastRow="0" w:firstColumn="1" w:lastColumn="0" w:oddVBand="0" w:evenVBand="0" w:oddHBand="0" w:evenHBand="0" w:firstRowFirstColumn="0" w:firstRowLastColumn="0" w:lastRowFirstColumn="0" w:lastRowLastColumn="0"/>
+            <w:tcW w:w="0" w:type="auto"/>
+            <w:hideMark/>
+          </w:tcPr>
+          <w:p>
+            <w:pPr>
+              <w:spacing w:before="240" w:after="160" w:line="278" w:lineRule="auto"/>
+              <w:rPr>
+                <w:lang w:val="el-GR"/>
+              </w:rPr>
+            </w:pPr>
+            <w:r>
+              <w:rPr>
+                <w:lang w:val="el-GR"/>
+              </w:rPr>
+              <w:t>Πεδίο</w:t>
+            </w:r>
+          </w:p>
+        </w:tc>
+        <w:tc>
+          <w:tcPr>
+            <w:tcW w:w="0" w:type="auto"/>
+            <w:hideMark/>
+          </w:tcPr>
+          <w:p>
+            <w:pPr>
+              <w:spacing w:before="240" w:after="160" w:line="278" w:lineRule="auto"/>
+              <w:cnfStyle w:val="100000000000" w:firstRow="1" w:lastRow="0" w:firstColumn="0" w:lastColumn="0" w:oddVBand="0" w:evenVBand="0" w:oddHBand="0" w:evenHBand="0" w:firstRowFirstColumn="0" w:firstRowLastColumn="0" w:lastRowFirstColumn="0" w:lastRowLastColumn="0"/>
+              <w:rPr>
+                <w:lang w:val="el-GR"/>
+              </w:rPr>
+            </w:pPr>
+            <w:r>
+              <w:rPr>
+                <w:lang w:val="el-GR"/>
+              </w:rPr>
+              <w:t>Τιμή</w:t>
+            </w:r>
+          </w:p>
+        </w:tc>
+      </w:tr>
+      <w:tr>
+        <w:tc>
+          <w:tcPr>
+            <w:cnfStyle w:val="001000000000" w:firstRow="0" w:lastRow="0" w:firstColumn="1" w:lastColumn="0" w:oddVBand="0" w:evenVBand="0" w:oddHBand="0" w:evenHBand="0" w:firstRowFirstColumn="0" w:firstRowLastColumn="0" w:lastRowFirstColumn="0" w:lastRowLastColumn="0"/>
+            <w:tcW w:w="0" w:type="auto"/>
+            <w:hideMark/>
+          </w:tcPr>
+          <w:p>
+            <w:pPr>
+              <w:spacing w:before="240" w:after="160" w:line="278" w:lineRule="auto"/>
+              <w:rPr>
+                <w:lang w:val="el-GR"/>
+              </w:rPr>
+            </w:pPr>
+            <w:r>
+              <w:rPr>
+                <w:lang w:val="el-GR"/>
+              </w:rPr>
+              <w:t>Σκοπός</w:t>
+            </w:r>
+          </w:p>
+        </w:tc>
+        <w:tc>
+          <w:tcPr>
+            <w:tcW w:w="0" w:type="auto"/>
+            <w:hideMark/>
+          </w:tcPr>
+          <w:p>
+            <w:pPr>
+              <w:spacing w:before="240" w:after="160" w:line="278" w:lineRule="auto"/>
+              <w:cnfStyle w:val="000000000000" w:firstRow="0" w:lastRow="0" w:firstColumn="0" w:lastColumn="0" w:oddVBand="0" w:evenVBand="0" w:oddHBand="0" w:evenHBand="0" w:firstRowFirstColumn="0" w:firstRowLastColumn="0" w:lastRowFirstColumn="0" w:lastRowLastColumn="0"/>
+              <w:rPr>
+                <w:lang w:val="el-GR"/>
+              </w:rPr>
+            </w:pPr>
+            <w:r>
+              <w:rPr>
+                <w:lang w:val="el-GR"/>
+              </w:rPr>
+              <w:t>Επαλήθευση </w:t>
+            </w:r>
+            <w:proofErr w:type="spellStart"/>
+            <w:r>
+              <w:rPr>
+                <w:lang w:val="el-GR"/>
+              </w:rPr>
+              <w:t>checkCrcCardCount</w:t>
+            </w:r>
+            <w:proofErr w:type="spellEnd"/>
+            <w:r>
+              <w:rPr>
+                <w:lang w:val="el-GR"/>
+              </w:rPr>
+              <w:t>() → </w:t>
+            </w:r>
+            <w:proofErr w:type="spellStart"/>
+            <w:r>
+              <w:rPr>
+                <w:lang w:val="el-GR"/>
+              </w:rPr>
+              <w:t>InsufficientDataException</w:t>
+            </w:r>
+            <w:proofErr w:type="spellEnd"/>
+          </w:p>
+        </w:tc>
+      </w:tr>
+      <w:tr>
+        <w:tc>
+          <w:tcPr>
+            <w:cnfStyle w:val="001000000000" w:firstRow="0" w:lastRow="0" w:firstColumn="1" w:lastColumn="0" w:oddVBand="0" w:evenVBand="0" w:oddHBand="0" w:evenHBand="0" w:firstRowFirstColumn="0" w:firstRowLastColumn="0" w:lastRowFirstColumn="0" w:lastRowLastColumn="0"/>
+            <w:tcW w:w="0" w:type="auto"/>
+            <w:hideMark/>
+          </w:tcPr>
+          <w:p>
+            <w:pPr>
+              <w:spacing w:before="240" w:after="160" w:line="278" w:lineRule="auto"/>
+              <w:rPr>
+                <w:lang w:val="el-GR"/>
+              </w:rPr>
+            </w:pPr>
+            <w:r>
+              <w:rPr>
+                <w:lang w:val="el-GR"/>
+              </w:rPr>
+              <w:t>Κατηγορία</w:t>
+            </w:r>
+          </w:p>
+        </w:tc>
+        <w:tc>
+          <w:tcPr>
+            <w:tcW w:w="0" w:type="auto"/>
+            <w:hideMark/>
+          </w:tcPr>
+          <w:p>
+            <w:pPr>
+              <w:spacing w:before="240" w:after="160" w:line="278" w:lineRule="auto"/>
+              <w:cnfStyle w:val="000000000000" w:firstRow="0" w:lastRow="0" w:firstColumn="0" w:lastColumn="0" w:oddVBand="0" w:evenVBand="0" w:oddHBand="0" w:evenHBand="0" w:firstRowFirstColumn="0" w:firstRowLastColumn="0" w:lastRowFirstColumn="0" w:lastRowLastColumn="0"/>
+              <w:rPr>
+                <w:lang w:val="el-GR"/>
+              </w:rPr>
+            </w:pPr>
+            <w:proofErr w:type="spellStart"/>
+            <w:r>
+              <w:rPr>
+                <w:lang w:val="el-GR"/>
+              </w:rPr>
+              <w:t>Functional</w:t>
+            </w:r>
+            <w:proofErr w:type="spellEnd"/>
+          </w:p>
+        </w:tc>
+      </w:tr>
+      <w:tr>
+        <w:tc>
+          <w:tcPr>
+            <w:cnfStyle w:val="001000000000" w:firstRow="0" w:lastRow="0" w:firstColumn="1" w:lastColumn="0" w:oddVBand="0" w:evenVBand="0" w:oddHBand="0" w:evenHBand="0" w:firstRowFirstColumn="0" w:firstRowLastColumn="0" w:lastRowFirstColumn="0" w:lastRowLastColumn="0"/>
+            <w:tcW w:w="0" w:type="auto"/>
+            <w:hideMark/>
+          </w:tcPr>
+          <w:p>
+            <w:pPr>
+              <w:spacing w:before="240" w:after="160" w:line="278" w:lineRule="auto"/>
+              <w:rPr>
+                <w:lang w:val="el-GR"/>
+              </w:rPr>
+            </w:pPr>
+            <w:r>
+              <w:rPr>
+                <w:lang w:val="el-GR"/>
+              </w:rPr>
+              <w:t>Τεχνική</w:t>
+            </w:r>
+          </w:p>
+        </w:tc>
+        <w:tc>
+          <w:tcPr>
+            <w:tcW w:w="0" w:type="auto"/>
+            <w:hideMark/>
+          </w:tcPr>
+          <w:p>
+            <w:pPr>
+              <w:spacing w:before="240" w:after="160" w:line="278" w:lineRule="auto"/>
+              <w:cnfStyle w:val="000000000000" w:firstRow="0" w:lastRow="0" w:firstColumn="0" w:lastColumn="0" w:oddVBand="0" w:evenVBand="0" w:oddHBand="0" w:evenHBand="0" w:firstRowFirstColumn="0" w:firstRowLastColumn="0" w:lastRowFirstColumn="0" w:lastRowLastColumn="0"/>
+            </w:pPr>
+            <w:r>
+              <w:t>Equivalence Partitioning (</w:t>
+            </w:r>
+            <w:r>
+              <w:rPr>
+                <w:lang w:val="el-GR"/>
+              </w:rPr>
+              <w:t>άκυρη</w:t>
+            </w:r>
+            <w:r>
+              <w:t xml:space="preserve"> </w:t>
+            </w:r>
+            <w:r>
+              <w:rPr>
+                <w:lang w:val="el-GR"/>
+              </w:rPr>
+              <w:t>κλάση</w:t>
+            </w:r>
+            <w:r>
+              <w:t>: 0 CRC Cards)</w:t>
+            </w:r>
+          </w:p>
+        </w:tc>
+      </w:tr>
+      <w:tr>
+        <w:tc>
+          <w:tcPr>
+            <w:cnfStyle w:val="001000000000" w:firstRow="0" w:lastRow="0" w:firstColumn="1" w:lastColumn="0" w:oddVBand="0" w:evenVBand="0" w:oddHBand="0" w:evenHBand="0" w:firstRowFirstColumn="0" w:firstRowLastColumn="0" w:lastRowFirstColumn="0" w:lastRowLastColumn="0"/>
+            <w:tcW w:w="0" w:type="auto"/>
+            <w:hideMark/>
+          </w:tcPr>
+          <w:p>
+            <w:pPr>
+              <w:spacing w:before="240" w:after="160" w:line="278" w:lineRule="auto"/>
+              <w:rPr>
+                <w:lang w:val="el-GR"/>
+              </w:rPr>
+            </w:pPr>
+            <w:r>
+              <w:rPr>
+                <w:lang w:val="el-GR"/>
+              </w:rPr>
+              <w:t>Προτεραιότητα</w:t>
+            </w:r>
+          </w:p>
+        </w:tc>
+        <w:tc>
+          <w:tcPr>
+            <w:tcW w:w="0" w:type="auto"/>
+            <w:hideMark/>
+          </w:tcPr>
+          <w:p>
+            <w:pPr>
+              <w:spacing w:before="240" w:after="160" w:line="278" w:lineRule="auto"/>
+              <w:cnfStyle w:val="000000000000" w:firstRow="0" w:lastRow="0" w:firstColumn="0" w:lastColumn="0" w:oddVBand="0" w:evenVBand="0" w:oddHBand="0" w:evenHBand="0" w:firstRowFirstColumn="0" w:firstRowLastColumn="0" w:lastRowFirstColumn="0" w:lastRowLastColumn="0"/>
+              <w:rPr>
+                <w:lang w:val="el-GR"/>
+              </w:rPr>
+            </w:pPr>
+            <w:r>
+              <w:rPr>
+                <w:lang w:val="el-GR"/>
+              </w:rPr>
+              <w:t>HIGH</w:t>
+            </w:r>
+          </w:p>
+        </w:tc>
+      </w:tr>
+      <w:tr>
+        <w:tc>
+          <w:tcPr>
+            <w:cnfStyle w:val="001000000000" w:firstRow="0" w:lastRow="0" w:firstColumn="1" w:lastColumn="0" w:oddVBand="0" w:evenVBand="0" w:oddHBand="0" w:evenHBand="0" w:firstRowFirstColumn="0" w:firstRowLastColumn="0" w:lastRowFirstColumn="0" w:lastRowLastColumn="0"/>
+            <w:tcW w:w="0" w:type="auto"/>
+            <w:hideMark/>
+          </w:tcPr>
+          <w:p>
+            <w:pPr>
+              <w:spacing w:before="240" w:after="160" w:line="278" w:lineRule="auto"/>
+              <w:rPr>
+                <w:lang w:val="el-GR"/>
+              </w:rPr>
+            </w:pPr>
+            <w:r>
+              <w:rPr>
+                <w:lang w:val="el-GR"/>
+              </w:rPr>
+              <w:t>Δεδομένα Εισόδου</w:t>
+            </w:r>
+          </w:p>
+        </w:tc>
+        <w:tc>
+          <w:tcPr>
+            <w:tcW w:w="0" w:type="auto"/>
+            <w:hideMark/>
+          </w:tcPr>
+          <w:p>
+            <w:pPr>
+              <w:spacing w:before="240" w:after="160" w:line="278" w:lineRule="auto"/>
+              <w:cnfStyle w:val="000000000000" w:firstRow="0" w:lastRow="0" w:firstColumn="0" w:lastColumn="0" w:oddVBand="0" w:evenVBand="0" w:oddHBand="0" w:evenHBand="0" w:firstRowFirstColumn="0" w:firstRowLastColumn="0" w:lastRowFirstColumn="0" w:lastRowLastColumn="0"/>
+              <w:rPr>
+                <w:lang w:val="el-GR"/>
+              </w:rPr>
+            </w:pPr>
+            <w:r>
+              <w:rPr>
+                <w:lang w:val="el-GR"/>
+              </w:rPr>
+              <w:t xml:space="preserve">Project χωρίς CRC </w:t>
+            </w:r>
+            <w:proofErr w:type="spellStart"/>
+            <w:r>
+              <w:rPr>
+                <w:lang w:val="el-GR"/>
+              </w:rPr>
+              <w:t>Cards</w:t>
+            </w:r>
+            <w:proofErr w:type="spellEnd"/>
+          </w:p>
+        </w:tc>
+      </w:tr>
+      <w:tr>
+        <w:tc>
+          <w:tcPr>
+            <w:cnfStyle w:val="001000000000" w:firstRow="0" w:lastRow="0" w:firstColumn="1" w:lastColumn="0" w:oddVBand="0" w:evenVBand="0" w:oddHBand="0" w:evenHBand="0" w:firstRowFirstColumn="0" w:firstRowLastColumn="0" w:lastRowFirstColumn="0" w:lastRowLastColumn="0"/>
+            <w:tcW w:w="0" w:type="auto"/>
+            <w:hideMark/>
+          </w:tcPr>
+          <w:p>
+            <w:pPr>
+              <w:spacing w:before="240" w:after="160" w:line="278" w:lineRule="auto"/>
+              <w:rPr>
+                <w:lang w:val="el-GR"/>
+              </w:rPr>
+            </w:pPr>
+            <w:r>
+              <w:rPr>
+                <w:lang w:val="el-GR"/>
+              </w:rPr>
+              <w:lastRenderedPageBreak/>
+              <w:t>Αναμενόμενο Αποτέλεσμα</w:t>
+            </w:r>
+          </w:p>
+        </w:tc>
+        <w:tc>
+          <w:tcPr>
+            <w:tcW w:w="0" w:type="auto"/>
+            <w:hideMark/>
+          </w:tcPr>
+          <w:p>
+            <w:pPr>
+              <w:spacing w:before="240" w:after="160" w:line="278" w:lineRule="auto"/>
+              <w:cnfStyle w:val="000000000000" w:firstRow="0" w:lastRow="0" w:firstColumn="0" w:lastColumn="0" w:oddVBand="0" w:evenVBand="0" w:oddHBand="0" w:evenHBand="0" w:firstRowFirstColumn="0" w:firstRowLastColumn="0" w:lastRowFirstColumn="0" w:lastRowLastColumn="0"/>
+            </w:pPr>
+            <w:r>
+              <w:rPr>
+                <w:lang w:val="el-GR"/>
+              </w:rPr>
+              <w:t>Μήνυμα</w:t>
+            </w:r>
+            <w:r>
+              <w:t xml:space="preserve"> «At least 1 CRC Card is required to generate a Class Diagram»</w:t>
+            </w:r>
+          </w:p>
+        </w:tc>
+      </w:tr>
+      <w:tr>
+        <w:tc>
+          <w:tcPr>
+            <w:cnfStyle w:val="001000000000" w:firstRow="0" w:lastRow="0" w:firstColumn="1" w:lastColumn="0" w:oddVBand="0" w:evenVBand="0" w:oddHBand="0" w:evenHBand="0" w:firstRowFirstColumn="0" w:firstRowLastColumn="0" w:lastRowFirstColumn="0" w:lastRowLastColumn="0"/>
+            <w:tcW w:w="0" w:type="auto"/>
+            <w:hideMark/>
+          </w:tcPr>
+          <w:p>
+            <w:pPr>
+              <w:spacing w:before="240" w:after="160" w:line="278" w:lineRule="auto"/>
+              <w:rPr>
+                <w:lang w:val="el-GR"/>
+              </w:rPr>
+            </w:pPr>
+            <w:r>
+              <w:rPr>
+                <w:lang w:val="el-GR"/>
+              </w:rPr>
+              <w:t>Πραγματικό Αποτέλεσμα</w:t>
+            </w:r>
+          </w:p>
+        </w:tc>
+        <w:tc>
+          <w:tcPr>
+            <w:tcW w:w="0" w:type="auto"/>
+            <w:hideMark/>
+          </w:tcPr>
+          <w:p>
+            <w:pPr>
+              <w:spacing w:before="240" w:after="160" w:line="278" w:lineRule="auto"/>
+              <w:cnfStyle w:val="000000000000" w:firstRow="0" w:lastRow="0" w:firstColumn="0" w:lastColumn="0" w:oddVBand="0" w:evenVBand="0" w:oddHBand="0" w:evenHBand="0" w:firstRowFirstColumn="0" w:firstRowLastColumn="0" w:lastRowFirstColumn="0" w:lastRowLastColumn="0"/>
+              <w:rPr>
+                <w:lang w:val="el-GR"/>
+              </w:rPr>
+            </w:pPr>
+            <w:proofErr w:type="spellStart"/>
+            <w:r>
+              <w:rPr>
+                <w:lang w:val="el-GR"/>
+              </w:rPr>
+              <w:t>checkCrcCardCount</w:t>
+            </w:r>
+            <w:proofErr w:type="spellEnd"/>
+            <w:r>
+              <w:rPr>
+                <w:lang w:val="el-GR"/>
+              </w:rPr>
+              <w:t xml:space="preserve">() εντόπισε </w:t>
+            </w:r>
+            <w:proofErr w:type="spellStart"/>
+            <w:r>
+              <w:rPr>
+                <w:lang w:val="el-GR"/>
+              </w:rPr>
+              <w:t>empty</w:t>
+            </w:r>
+            <w:proofErr w:type="spellEnd"/>
+            <w:r>
+              <w:rPr>
+                <w:lang w:val="el-GR"/>
+              </w:rPr>
+              <w:t xml:space="preserve"> </w:t>
+            </w:r>
+            <w:proofErr w:type="spellStart"/>
+            <w:r>
+              <w:rPr>
+                <w:lang w:val="el-GR"/>
+              </w:rPr>
+              <w:t>list</w:t>
+            </w:r>
+            <w:proofErr w:type="spellEnd"/>
+            <w:r>
+              <w:rPr>
+                <w:lang w:val="el-GR"/>
+              </w:rPr>
+              <w:t xml:space="preserve">. </w:t>
+            </w:r>
+            <w:proofErr w:type="spellStart"/>
+            <w:r>
+              <w:rPr>
+                <w:lang w:val="el-GR"/>
+              </w:rPr>
+              <w:t>Exception</w:t>
+            </w:r>
+            <w:proofErr w:type="spellEnd"/>
+            <w:r>
+              <w:rPr>
+                <w:lang w:val="el-GR"/>
+              </w:rPr>
+              <w:t xml:space="preserve"> πετάχτηκε με το σωστό μήνυμα. </w:t>
+            </w:r>
+            <w:proofErr w:type="spellStart"/>
+            <w:r>
+              <w:rPr>
+                <w:lang w:val="el-GR"/>
+              </w:rPr>
+              <w:t>errorMessage</w:t>
+            </w:r>
+            <w:proofErr w:type="spellEnd"/>
+            <w:r>
+              <w:rPr>
+                <w:lang w:val="el-GR"/>
+              </w:rPr>
+              <w:t xml:space="preserve"> εμφανίστηκε στο </w:t>
+            </w:r>
+            <w:proofErr w:type="spellStart"/>
+            <w:r>
+              <w:rPr>
+                <w:lang w:val="el-GR"/>
+              </w:rPr>
+              <w:t>model</w:t>
+            </w:r>
+            <w:proofErr w:type="spellEnd"/>
+            <w:r>
+              <w:rPr>
+                <w:lang w:val="el-GR"/>
+              </w:rPr>
+              <w:t>.</w:t>
+            </w:r>
+          </w:p>
+        </w:tc>
+      </w:tr>
+      <w:tr>
+        <w:tc>
+          <w:tcPr>
+            <w:cnfStyle w:val="001000000000" w:firstRow="0" w:lastRow="0" w:firstColumn="1" w:lastColumn="0" w:oddVBand="0" w:evenVBand="0" w:oddHBand="0" w:evenHBand="0" w:firstRowFirstColumn="0" w:firstRowLastColumn="0" w:lastRowFirstColumn="0" w:lastRowLastColumn="0"/>
+            <w:tcW w:w="0" w:type="auto"/>
+            <w:hideMark/>
+          </w:tcPr>
+          <w:p>
+            <w:pPr>
+              <w:spacing w:before="240" w:after="160" w:line="278" w:lineRule="auto"/>
+              <w:rPr>
+                <w:lang w:val="el-GR"/>
+              </w:rPr>
+            </w:pPr>
+            <w:r>
+              <w:rPr>
+                <w:lang w:val="el-GR"/>
+              </w:rPr>
+              <w:t>Κατάσταση</w:t>
+            </w:r>
+          </w:p>
+        </w:tc>
+        <w:tc>
+          <w:tcPr>
+            <w:tcW w:w="0" w:type="auto"/>
+            <w:hideMark/>
+          </w:tcPr>
+          <w:p>
+            <w:pPr>
+              <w:spacing w:before="240" w:after="160" w:line="278" w:lineRule="auto"/>
+              <w:cnfStyle w:val="000000000000" w:firstRow="0" w:lastRow="0" w:firstColumn="0" w:lastColumn="0" w:oddVBand="0" w:evenVBand="0" w:oddHBand="0" w:evenHBand="0" w:firstRowFirstColumn="0" w:firstRowLastColumn="0" w:lastRowFirstColumn="0" w:lastRowLastColumn="0"/>
+              <w:rPr>
+                <w:lang w:val="el-GR"/>
+              </w:rPr>
+            </w:pPr>
+            <w:r>
+              <w:rPr>
+                <w:rFonts w:ascii="Segoe UI Emoji" w:hAnsi="Segoe UI Emoji" w:cs="Segoe UI Emoji"/>
+                <w:lang w:val="el-GR"/>
+              </w:rPr>
+              <w:t>✅</w:t>
+            </w:r>
+            <w:r>
+              <w:rPr>
+                <w:lang w:val="el-GR"/>
+              </w:rPr>
+              <w:t> </w:t>
+            </w:r>
+            <w:r>
+              <w:rPr>
+                <w:b/>
+                <w:bCs/>
+                <w:lang w:val="el-GR"/>
+              </w:rPr>
+              <w:t>PASS</w:t>
+            </w:r>
+          </w:p>
+        </w:tc>
+      </w:tr>
+    </w:tbl>
+    <w:p>
+      <w:pPr>
+        <w:spacing w:before="240"/>
+        <w:rPr>
+          <w:lang w:val="el-GR"/>
+        </w:rPr>
+      </w:pPr>
+      <w:r>
+        <w:rPr>
+          <w:lang w:val="el-GR"/>
+        </w:rPr>
+        <w:pict w14:anchorId="1BFC85F1">
+          <v:rect id="_x0000_i1122" style="width:0;height:.75pt" o:hralign="center" o:hrstd="t" o:hrnoshade="t" o:hr="t" fillcolor="#ccc" stroked="f"/>
+        </w:pict>
+      </w:r>
+    </w:p>
+    <w:p>
+      <w:pPr>
+        <w:spacing w:before="240"/>
+        <w:rPr>
+          <w:b/>
+          <w:bCs/>
+          <w:sz w:val="28"/>
+          <w:szCs w:val="28"/>
+          <w:lang w:val="el-GR"/>
+        </w:rPr>
+      </w:pPr>
+      <w:r>
+        <w:rPr>
+          <w:b/>
+          <w:bCs/>
+          <w:sz w:val="28"/>
+          <w:szCs w:val="28"/>
+          <w:lang w:val="el-GR"/>
+        </w:rPr>
+        <w:t xml:space="preserve"> UC11 — Αντιγραφή Παραγόμενου </w:t>
+      </w:r>
+      <w:proofErr w:type="spellStart"/>
+      <w:r>
+        <w:rPr>
+          <w:b/>
+          <w:bCs/>
+          <w:sz w:val="28"/>
+          <w:szCs w:val="28"/>
+          <w:lang w:val="el-GR"/>
+        </w:rPr>
+        <w:t>Script</w:t>
+      </w:r>
+      <w:proofErr w:type="spellEnd"/>
+    </w:p>
+    <w:p>
+      <w:pPr>
+        <w:spacing w:before="240"/>
+        <w:rPr>
+          <w:lang w:val="el-GR"/>
+        </w:rPr>
+      </w:pPr>
+      <w:r>
+        <w:rPr>
+          <w:b/>
+          <w:bCs/>
+          <w:lang w:val="el-GR"/>
+        </w:rPr>
+        <w:t>Κατάσταση Εισόδου:</w:t>
+      </w:r>
+      <w:r>
+        <w:rPr>
+          <w:lang w:val="el-GR"/>
+        </w:rPr>
+        <w:t xml:space="preserve"> Έχει ήδη παραχθεί </w:t>
+      </w:r>
+      <w:proofErr w:type="spellStart"/>
+      <w:r>
+        <w:rPr>
+          <w:lang w:val="el-GR"/>
+        </w:rPr>
+        <w:t>script</w:t>
+      </w:r>
+      <w:proofErr w:type="spellEnd"/>
+      <w:r>
+        <w:rPr>
+          <w:lang w:val="el-GR"/>
+        </w:rPr>
+        <w:t xml:space="preserve"> στην οθόνη «</w:t>
+      </w:r>
+      <w:proofErr w:type="spellStart"/>
+      <w:r>
+        <w:rPr>
+          <w:lang w:val="el-GR"/>
+        </w:rPr>
+        <w:t>Generate</w:t>
+      </w:r>
+      <w:proofErr w:type="spellEnd"/>
+      <w:r>
+        <w:rPr>
+          <w:lang w:val="el-GR"/>
+        </w:rPr>
+        <w:t xml:space="preserve"> </w:t>
+      </w:r>
+      <w:proofErr w:type="spellStart"/>
+      <w:r>
+        <w:rPr>
+          <w:lang w:val="el-GR"/>
+        </w:rPr>
+        <w:t>Diagrams</w:t>
+      </w:r>
+      <w:proofErr w:type="spellEnd"/>
+      <w:r>
+        <w:rPr>
+          <w:lang w:val="el-GR"/>
+        </w:rPr>
+        <w:t>».</w:t>
+      </w:r>
+      <w:r>
+        <w:rPr>
+          <w:lang w:val="el-GR"/>
+        </w:rPr>
+        <w:br/>
+      </w:r>
+      <w:r>
+        <w:rPr>
+          <w:b/>
+          <w:bCs/>
+          <w:lang w:val="el-GR"/>
+        </w:rPr>
+        <w:t>Κατάσταση Εξόδου:</w:t>
+      </w:r>
+      <w:r>
+        <w:rPr>
+          <w:lang w:val="el-GR"/>
+        </w:rPr>
+        <w:t xml:space="preserve"> Ο χρήστης </w:t>
+      </w:r>
+      <w:proofErr w:type="spellStart"/>
+      <w:r>
+        <w:rPr>
+          <w:lang w:val="el-GR"/>
+        </w:rPr>
+        <w:t>οπτικοποίησε</w:t>
+      </w:r>
+      <w:proofErr w:type="spellEnd"/>
+      <w:r>
+        <w:rPr>
+          <w:lang w:val="el-GR"/>
+        </w:rPr>
+        <w:t xml:space="preserve"> το διάγραμμα σε εξωτερικό εργαλείο.</w:t>
+      </w:r>
+    </w:p>
+    <w:p>
+      <w:pPr>
+        <w:spacing w:before="240"/>
+      </w:pPr>
+      <w:r>
+        <w:rPr>
+          <w:b/>
+          <w:bCs/>
+          <w:lang w:val="el-GR"/>
+        </w:rPr>
+        <w:t>Σημείωση</w:t>
+      </w:r>
+      <w:r>
+        <w:rPr>
+          <w:b/>
+          <w:bCs/>
+        </w:rPr>
+        <w:t>:</w:t>
+      </w:r>
+      <w:r>
+        <w:t> </w:t>
+      </w:r>
+      <w:r>
+        <w:rPr>
+          <w:lang w:val="el-GR"/>
+        </w:rPr>
+        <w:t>Όλα</w:t>
+      </w:r>
+      <w:r>
+        <w:t xml:space="preserve"> </w:t>
+      </w:r>
+      <w:r>
+        <w:rPr>
+          <w:lang w:val="el-GR"/>
+        </w:rPr>
+        <w:t>τα</w:t>
+      </w:r>
+      <w:r>
+        <w:t xml:space="preserve"> TCs </w:t>
+      </w:r>
+      <w:r>
+        <w:rPr>
+          <w:lang w:val="el-GR"/>
+        </w:rPr>
+        <w:t>του</w:t>
+      </w:r>
+      <w:r>
+        <w:t xml:space="preserve"> UC11 </w:t>
+      </w:r>
+      <w:r>
+        <w:rPr>
+          <w:lang w:val="el-GR"/>
+        </w:rPr>
+        <w:t>είναι</w:t>
+      </w:r>
+      <w:r>
+        <w:t xml:space="preserve"> frontend-only (JavaScript Clipboard API + anchor tags). </w:t>
+      </w:r>
+      <w:r>
+        <w:rPr>
+          <w:lang w:val="el-GR"/>
+        </w:rPr>
+        <w:t>Δεν</w:t>
+      </w:r>
+      <w:r>
+        <w:t xml:space="preserve"> </w:t>
+      </w:r>
+      <w:proofErr w:type="spellStart"/>
+      <w:r>
+        <w:rPr>
+          <w:lang w:val="el-GR"/>
+        </w:rPr>
+        <w:t>τεστάρονται</w:t>
+      </w:r>
+      <w:proofErr w:type="spellEnd"/>
+      <w:r>
+        <w:t xml:space="preserve"> </w:t>
+      </w:r>
+      <w:r>
+        <w:rPr>
+          <w:lang w:val="el-GR"/>
+        </w:rPr>
+        <w:t>από</w:t>
+      </w:r>
+      <w:r>
+        <w:t xml:space="preserve"> JUnit — </w:t>
+      </w:r>
+      <w:r>
+        <w:rPr>
+          <w:lang w:val="el-GR"/>
+        </w:rPr>
+        <w:t>έγινε</w:t>
+      </w:r>
+      <w:r>
+        <w:t xml:space="preserve"> manual verification </w:t>
+      </w:r>
+      <w:r>
+        <w:rPr>
+          <w:lang w:val="el-GR"/>
+        </w:rPr>
+        <w:t>σε</w:t>
+      </w:r>
+      <w:r>
+        <w:t xml:space="preserve"> Chrome/Firefox.</w:t>
+      </w:r>
+    </w:p>
+    <w:p>
+      <w:pPr>
+        <w:spacing w:before="240"/>
+        <w:rPr>
+          <w:b/>
+          <w:bCs/>
+          <w:lang w:val="el-GR"/>
+        </w:rPr>
+      </w:pPr>
+      <w:r>
+        <w:rPr>
+          <w:b/>
+          <w:bCs/>
+          <w:lang w:val="el-GR"/>
+        </w:rPr>
+        <w:t xml:space="preserve">TC-11-01 — Copy </w:t>
+      </w:r>
+      <w:proofErr w:type="spellStart"/>
+      <w:r>
+        <w:rPr>
+          <w:b/>
+          <w:bCs/>
+          <w:lang w:val="el-GR"/>
+        </w:rPr>
+        <w:t>to</w:t>
+      </w:r>
+      <w:proofErr w:type="spellEnd"/>
+      <w:r>
+        <w:rPr>
+          <w:b/>
+          <w:bCs/>
+          <w:lang w:val="el-GR"/>
+        </w:rPr>
+        <w:t xml:space="preserve"> </w:t>
+      </w:r>
+      <w:proofErr w:type="spellStart"/>
+      <w:r>
+        <w:rPr>
+          <w:b/>
+          <w:bCs/>
+          <w:lang w:val="el-GR"/>
+        </w:rPr>
+        <w:t>Clipboard</w:t>
+      </w:r>
+      <w:proofErr w:type="spellEnd"/>
+    </w:p>
+    <w:tbl>
+      <w:tblPr>
+        <w:tblStyle w:val="GridTable1Light"/>
+        <w:tblW w:w="0" w:type="auto"/>
+        <w:tblLook w:val="04A0" w:firstRow="1" w:lastRow="0" w:firstColumn="1" w:lastColumn="0" w:noHBand="0" w:noVBand="1"/>
+      </w:tblPr>
+      <w:tblGrid>
+        <w:gridCol w:w="2084"/>
+        <w:gridCol w:w="7266"/>
+      </w:tblGrid>
+      <w:tr>
+        <w:trPr>
+          <w:cnfStyle w:val="100000000000" w:firstRow="1" w:lastRow="0" w:firstColumn="0" w:lastColumn="0" w:oddVBand="0" w:evenVBand="0" w:oddHBand="0" w:evenHBand="0" w:firstRowFirstColumn="0" w:firstRowLastColumn="0" w:lastRowFirstColumn="0" w:lastRowLastColumn="0"/>
+        </w:trPr>
+        <w:tc>
+          <w:tcPr>
+            <w:cnfStyle w:val="001000000000" w:firstRow="0" w:lastRow="0" w:firstColumn="1" w:lastColumn="0" w:oddVBand="0" w:evenVBand="0" w:oddHBand="0" w:evenHBand="0" w:firstRowFirstColumn="0" w:firstRowLastColumn="0" w:lastRowFirstColumn="0" w:lastRowLastColumn="0"/>
+            <w:tcW w:w="0" w:type="auto"/>
+            <w:hideMark/>
+          </w:tcPr>
+          <w:p>
+            <w:pPr>
+              <w:spacing w:before="240" w:after="160" w:line="278" w:lineRule="auto"/>
+              <w:rPr>
+                <w:lang w:val="el-GR"/>
+              </w:rPr>
+            </w:pPr>
+            <w:r>
+              <w:rPr>
+                <w:lang w:val="el-GR"/>
+              </w:rPr>
+              <w:t>Πεδίο</w:t>
+            </w:r>
+          </w:p>
+        </w:tc>
+        <w:tc>
+          <w:tcPr>
+            <w:tcW w:w="0" w:type="auto"/>
+            <w:hideMark/>
+          </w:tcPr>
+          <w:p>
+            <w:pPr>
+              <w:spacing w:before="240" w:after="160" w:line="278" w:lineRule="auto"/>
+              <w:cnfStyle w:val="100000000000" w:firstRow="1" w:lastRow="0" w:firstColumn="0" w:lastColumn="0" w:oddVBand="0" w:evenVBand="0" w:oddHBand="0" w:evenHBand="0" w:firstRowFirstColumn="0" w:firstRowLastColumn="0" w:lastRowFirstColumn="0" w:lastRowLastColumn="0"/>
+              <w:rPr>
+                <w:lang w:val="el-GR"/>
+              </w:rPr>
+            </w:pPr>
+            <w:r>
+              <w:rPr>
+                <w:lang w:val="el-GR"/>
+              </w:rPr>
+              <w:t>Τιμή</w:t>
+            </w:r>
+          </w:p>
+        </w:tc>
+      </w:tr>
+      <w:tr>
+        <w:tc>
+          <w:tcPr>
+            <w:cnfStyle w:val="001000000000" w:firstRow="0" w:lastRow="0" w:firstColumn="1" w:lastColumn="0" w:oddVBand="0" w:evenVBand="0" w:oddHBand="0" w:evenHBand="0" w:firstRowFirstColumn="0" w:firstRowLastColumn="0" w:lastRowFirstColumn="0" w:lastRowLastColumn="0"/>
+            <w:tcW w:w="0" w:type="auto"/>
+            <w:hideMark/>
+          </w:tcPr>
+          <w:p>
+            <w:pPr>
+              <w:spacing w:before="240" w:after="160" w:line="278" w:lineRule="auto"/>
+              <w:rPr>
+                <w:lang w:val="el-GR"/>
+              </w:rPr>
+            </w:pPr>
+            <w:r>
+              <w:rPr>
+                <w:lang w:val="el-GR"/>
+              </w:rPr>
+              <w:t>Σκοπός</w:t>
+            </w:r>
+          </w:p>
+        </w:tc>
+        <w:tc>
+          <w:tcPr>
+            <w:tcW w:w="0" w:type="auto"/>
+            <w:hideMark/>
+          </w:tcPr>
+          <w:p>
+            <w:pPr>
+              <w:spacing w:before="240" w:after="160" w:line="278" w:lineRule="auto"/>
+              <w:cnfStyle w:val="000000000000" w:firstRow="0" w:lastRow="0" w:firstColumn="0" w:lastColumn="0" w:oddVBand="0" w:evenVBand="0" w:oddHBand="0" w:evenHBand="0" w:firstRowFirstColumn="0" w:firstRowLastColumn="0" w:lastRowFirstColumn="0" w:lastRowLastColumn="0"/>
+            </w:pPr>
+            <w:r>
+              <w:rPr>
+                <w:lang w:val="el-GR"/>
+              </w:rPr>
+              <w:t>Επαλήθευση</w:t>
+            </w:r>
+            <w:r>
+              <w:t xml:space="preserve"> JS </w:t>
+            </w:r>
+            <w:proofErr w:type="spellStart"/>
+            <w:r>
+              <w:t>navigator.clipboard.writeText</w:t>
+            </w:r>
+            <w:proofErr w:type="spellEnd"/>
+            <w:r>
+              <w:t>(</w:t>
+            </w:r>
+            <w:proofErr w:type="spellStart"/>
+            <w:r>
+              <w:t>scriptContent</w:t>
+            </w:r>
+            <w:proofErr w:type="spellEnd"/>
+            <w:r>
+              <w:t>) + visual feedback</w:t>
+            </w:r>
+          </w:p>
+        </w:tc>
+      </w:tr>
+      <w:tr>
+        <w:tc>
+          <w:tcPr>
+            <w:cnfStyle w:val="001000000000" w:firstRow="0" w:lastRow="0" w:firstColumn="1" w:lastColumn="0" w:oddVBand="0" w:evenVBand="0" w:oddHBand="0" w:evenHBand="0" w:firstRowFirstColumn="0" w:firstRowLastColumn="0" w:lastRowFirstColumn="0" w:lastRowLastColumn="0"/>
+            <w:tcW w:w="0" w:type="auto"/>
+            <w:hideMark/>
+          </w:tcPr>
+          <w:p>
+            <w:pPr>
+              <w:spacing w:before="240" w:after="160" w:line="278" w:lineRule="auto"/>
+              <w:rPr>
+                <w:lang w:val="el-GR"/>
+              </w:rPr>
+            </w:pPr>
+            <w:r>
+              <w:rPr>
+                <w:lang w:val="el-GR"/>
+              </w:rPr>
+              <w:t>Κατηγορία</w:t>
+            </w:r>
+          </w:p>
+        </w:tc>
+        <w:tc>
+          <w:tcPr>
+            <w:tcW w:w="0" w:type="auto"/>
+            <w:hideMark/>
+          </w:tcPr>
+          <w:p>
+            <w:pPr>
+              <w:spacing w:before="240" w:after="160" w:line="278" w:lineRule="auto"/>
+              <w:cnfStyle w:val="000000000000" w:firstRow="0" w:lastRow="0" w:firstColumn="0" w:lastColumn="0" w:oddVBand="0" w:evenVBand="0" w:oddHBand="0" w:evenHBand="0" w:firstRowFirstColumn="0" w:firstRowLastColumn="0" w:lastRowFirstColumn="0" w:lastRowLastColumn="0"/>
+              <w:rPr>
+                <w:lang w:val="el-GR"/>
+              </w:rPr>
+            </w:pPr>
+            <w:proofErr w:type="spellStart"/>
+            <w:r>
+              <w:rPr>
+                <w:lang w:val="el-GR"/>
+              </w:rPr>
+              <w:t>Functional</w:t>
+            </w:r>
+            <w:proofErr w:type="spellEnd"/>
+            <w:r>
+              <w:rPr>
+                <w:lang w:val="el-GR"/>
+              </w:rPr>
+              <w:t xml:space="preserve"> / </w:t>
+            </w:r>
+            <w:proofErr w:type="spellStart"/>
+            <w:r>
+              <w:rPr>
+                <w:lang w:val="el-GR"/>
+              </w:rPr>
+              <w:t>Usability</w:t>
+            </w:r>
+            <w:proofErr w:type="spellEnd"/>
+          </w:p>
+        </w:tc>
+      </w:tr>
+      <w:tr>
+        <w:tc>
+          <w:tcPr>
+            <w:cnfStyle w:val="001000000000" w:firstRow="0" w:lastRow="0" w:firstColumn="1" w:lastColumn="0" w:oddVBand="0" w:evenVBand="0" w:oddHBand="0" w:evenHBand="0" w:firstRowFirstColumn="0" w:firstRowLastColumn="0" w:lastRowFirstColumn="0" w:lastRowLastColumn="0"/>
+            <w:tcW w:w="0" w:type="auto"/>
+            <w:hideMark/>
+          </w:tcPr>
+          <w:p>
+            <w:pPr>
+              <w:spacing w:before="240" w:after="160" w:line="278" w:lineRule="auto"/>
+              <w:rPr>
+                <w:lang w:val="el-GR"/>
+              </w:rPr>
+            </w:pPr>
+            <w:r>
+              <w:rPr>
+                <w:lang w:val="el-GR"/>
+              </w:rPr>
+              <w:t>Τεχνική</w:t>
+            </w:r>
+          </w:p>
+        </w:tc>
+        <w:tc>
+          <w:tcPr>
+            <w:tcW w:w="0" w:type="auto"/>
+            <w:hideMark/>
+          </w:tcPr>
+          <w:p>
+            <w:pPr>
+              <w:spacing w:before="240" w:after="160" w:line="278" w:lineRule="auto"/>
+              <w:cnfStyle w:val="000000000000" w:firstRow="0" w:lastRow="0" w:firstColumn="0" w:lastColumn="0" w:oddVBand="0" w:evenVBand="0" w:oddHBand="0" w:evenHBand="0" w:firstRowFirstColumn="0" w:firstRowLastColumn="0" w:lastRowFirstColumn="0" w:lastRowLastColumn="0"/>
+              <w:rPr>
+                <w:lang w:val="el-GR"/>
+              </w:rPr>
+            </w:pPr>
+            <w:proofErr w:type="spellStart"/>
+            <w:r>
+              <w:rPr>
+                <w:lang w:val="el-GR"/>
+              </w:rPr>
+              <w:t>Manual</w:t>
+            </w:r>
+            <w:proofErr w:type="spellEnd"/>
+            <w:r>
+              <w:rPr>
+                <w:lang w:val="el-GR"/>
+              </w:rPr>
+              <w:t xml:space="preserve"> </w:t>
+            </w:r>
+            <w:proofErr w:type="spellStart"/>
+            <w:r>
+              <w:rPr>
+                <w:lang w:val="el-GR"/>
+              </w:rPr>
+              <w:t>Black-Box</w:t>
+            </w:r>
+            <w:proofErr w:type="spellEnd"/>
+          </w:p>
+        </w:tc>
+      </w:tr>
+      <w:tr>
+        <w:tc>
+          <w:tcPr>
+            <w:cnfStyle w:val="001000000000" w:firstRow="0" w:lastRow="0" w:firstColumn="1" w:lastColumn="0" w:oddVBand="0" w:evenVBand="0" w:oddHBand="0" w:evenHBand="0" w:firstRowFirstColumn="0" w:firstRowLastColumn="0" w:lastRowFirstColumn="0" w:lastRowLastColumn="0"/>
+            <w:tcW w:w="0" w:type="auto"/>
+            <w:hideMark/>
+          </w:tcPr>
+          <w:p>
+            <w:pPr>
+              <w:spacing w:before="240" w:after="160" w:line="278" w:lineRule="auto"/>
+              <w:rPr>
+                <w:lang w:val="el-GR"/>
+              </w:rPr>
+            </w:pPr>
+            <w:r>
+              <w:rPr>
+                <w:lang w:val="el-GR"/>
+              </w:rPr>
+              <w:t>Προτεραιότητα</w:t>
+            </w:r>
+          </w:p>
+        </w:tc>
+        <w:tc>
+          <w:tcPr>
+            <w:tcW w:w="0" w:type="auto"/>
+            <w:hideMark/>
+          </w:tcPr>
+          <w:p>
+            <w:pPr>
+              <w:spacing w:before="240" w:after="160" w:line="278" w:lineRule="auto"/>
+              <w:cnfStyle w:val="000000000000" w:firstRow="0" w:lastRow="0" w:firstColumn="0" w:lastColumn="0" w:oddVBand="0" w:evenVBand="0" w:oddHBand="0" w:evenHBand="0" w:firstRowFirstColumn="0" w:firstRowLastColumn="0" w:lastRowFirstColumn="0" w:lastRowLastColumn="0"/>
+              <w:rPr>
+                <w:lang w:val="el-GR"/>
+              </w:rPr>
+            </w:pPr>
+            <w:r>
+              <w:rPr>
+                <w:lang w:val="el-GR"/>
+              </w:rPr>
+              <w:t>HIGH</w:t>
+            </w:r>
+          </w:p>
+        </w:tc>
+      </w:tr>
+      <w:tr>
+        <w:tc>
+          <w:tcPr>
+            <w:cnfStyle w:val="001000000000" w:firstRow="0" w:lastRow="0" w:firstColumn="1" w:lastColumn="0" w:oddVBand="0" w:evenVBand="0" w:oddHBand="0" w:evenHBand="0" w:firstRowFirstColumn="0" w:firstRowLastColumn="0" w:lastRowFirstColumn="0" w:lastRowLastColumn="0"/>
+            <w:tcW w:w="0" w:type="auto"/>
+            <w:hideMark/>
+          </w:tcPr>
+          <w:p>
+            <w:pPr>
+              <w:spacing w:before="240" w:after="160" w:line="278" w:lineRule="auto"/>
+              <w:rPr>
+                <w:lang w:val="el-GR"/>
+              </w:rPr>
+            </w:pPr>
+            <w:r>
+              <w:rPr>
+                <w:lang w:val="el-GR"/>
+              </w:rPr>
+              <w:t>Δεδομένα Εισόδου</w:t>
+            </w:r>
+          </w:p>
+        </w:tc>
+        <w:tc>
+          <w:tcPr>
+            <w:tcW w:w="0" w:type="auto"/>
+            <w:hideMark/>
+          </w:tcPr>
+          <w:p>
+            <w:pPr>
+              <w:spacing w:before="240" w:after="160" w:line="278" w:lineRule="auto"/>
+              <w:cnfStyle w:val="000000000000" w:firstRow="0" w:lastRow="0" w:firstColumn="0" w:lastColumn="0" w:oddVBand="0" w:evenVBand="0" w:oddHBand="0" w:evenHBand="0" w:firstRowFirstColumn="0" w:firstRowLastColumn="0" w:lastRowFirstColumn="0" w:lastRowLastColumn="0"/>
+            </w:pPr>
+            <w:r>
+              <w:t xml:space="preserve">Click </w:t>
+            </w:r>
+            <w:r>
+              <w:rPr>
+                <w:lang w:val="el-GR"/>
+              </w:rPr>
+              <w:t>στο</w:t>
+            </w:r>
+            <w:r>
+              <w:t xml:space="preserve"> «Copy to Clipboard»</w:t>
+            </w:r>
+          </w:p>
+        </w:tc>
+      </w:tr>
+      <w:tr>
+        <w:tc>
+          <w:tcPr>
+            <w:cnfStyle w:val="001000000000" w:firstRow="0" w:lastRow="0" w:firstColumn="1" w:lastColumn="0" w:oddVBand="0" w:evenVBand="0" w:oddHBand="0" w:evenHBand="0" w:firstRowFirstColumn="0" w:firstRowLastColumn="0" w:lastRowFirstColumn="0" w:lastRowLastColumn="0"/>
+            <w:tcW w:w="0" w:type="auto"/>
+            <w:hideMark/>
+          </w:tcPr>
+          <w:p>
+            <w:pPr>
+              <w:spacing w:before="240" w:after="160" w:line="278" w:lineRule="auto"/>
+              <w:rPr>
+                <w:lang w:val="el-GR"/>
+              </w:rPr>
+            </w:pPr>
+            <w:r>
+              <w:rPr>
+                <w:lang w:val="el-GR"/>
+              </w:rPr>
+              <w:lastRenderedPageBreak/>
+              <w:t>Αναμενόμενο Αποτέλεσμα</w:t>
+            </w:r>
+          </w:p>
+        </w:tc>
+        <w:tc>
+          <w:tcPr>
+            <w:tcW w:w="0" w:type="auto"/>
+            <w:hideMark/>
+          </w:tcPr>
+          <w:p>
+            <w:pPr>
+              <w:spacing w:before="240" w:after="160" w:line="278" w:lineRule="auto"/>
+              <w:cnfStyle w:val="000000000000" w:firstRow="0" w:lastRow="0" w:firstColumn="0" w:lastColumn="0" w:oddVBand="0" w:evenVBand="0" w:oddHBand="0" w:evenHBand="0" w:firstRowFirstColumn="0" w:firstRowLastColumn="0" w:lastRowFirstColumn="0" w:lastRowLastColumn="0"/>
+              <w:rPr>
+                <w:lang w:val="el-GR"/>
+              </w:rPr>
+            </w:pPr>
+            <w:r>
+              <w:rPr>
+                <w:lang w:val="el-GR"/>
+              </w:rPr>
+              <w:t>Κουμπί → «</w:t>
+            </w:r>
+            <w:proofErr w:type="spellStart"/>
+            <w:r>
+              <w:rPr>
+                <w:lang w:val="el-GR"/>
+              </w:rPr>
+              <w:t>Copied</w:t>
+            </w:r>
+            <w:proofErr w:type="spellEnd"/>
+            <w:r>
+              <w:rPr>
+                <w:lang w:val="el-GR"/>
+              </w:rPr>
+              <w:t xml:space="preserve">! ✓» με πράσινο, </w:t>
+            </w:r>
+            <w:proofErr w:type="spellStart"/>
+            <w:r>
+              <w:rPr>
+                <w:lang w:val="el-GR"/>
+              </w:rPr>
+              <w:t>script</w:t>
+            </w:r>
+            <w:proofErr w:type="spellEnd"/>
+            <w:r>
+              <w:rPr>
+                <w:lang w:val="el-GR"/>
+              </w:rPr>
+              <w:t xml:space="preserve"> στο </w:t>
+            </w:r>
+            <w:proofErr w:type="spellStart"/>
+            <w:r>
+              <w:rPr>
+                <w:lang w:val="el-GR"/>
+              </w:rPr>
+              <w:t>clipboard</w:t>
+            </w:r>
+            <w:proofErr w:type="spellEnd"/>
+          </w:p>
+        </w:tc>
+      </w:tr>
+      <w:tr>
+        <w:tc>
+          <w:tcPr>
+            <w:cnfStyle w:val="001000000000" w:firstRow="0" w:lastRow="0" w:firstColumn="1" w:lastColumn="0" w:oddVBand="0" w:evenVBand="0" w:oddHBand="0" w:evenHBand="0" w:firstRowFirstColumn="0" w:firstRowLastColumn="0" w:lastRowFirstColumn="0" w:lastRowLastColumn="0"/>
+            <w:tcW w:w="0" w:type="auto"/>
+            <w:hideMark/>
+          </w:tcPr>
+          <w:p>
+            <w:pPr>
+              <w:spacing w:before="240" w:after="160" w:line="278" w:lineRule="auto"/>
+              <w:rPr>
+                <w:lang w:val="el-GR"/>
+              </w:rPr>
+            </w:pPr>
+            <w:r>
+              <w:rPr>
+                <w:lang w:val="el-GR"/>
+              </w:rPr>
+              <w:t>Πραγματικό Αποτέλεσμα</w:t>
+            </w:r>
+          </w:p>
+        </w:tc>
+        <w:tc>
+          <w:tcPr>
+            <w:tcW w:w="0" w:type="auto"/>
+            <w:hideMark/>
+          </w:tcPr>
+          <w:p>
+            <w:pPr>
+              <w:spacing w:before="240" w:after="160" w:line="278" w:lineRule="auto"/>
+              <w:cnfStyle w:val="000000000000" w:firstRow="0" w:lastRow="0" w:firstColumn="0" w:lastColumn="0" w:oddVBand="0" w:evenVBand="0" w:oddHBand="0" w:evenHBand="0" w:firstRowFirstColumn="0" w:firstRowLastColumn="0" w:lastRowFirstColumn="0" w:lastRowLastColumn="0"/>
+              <w:rPr>
+                <w:lang w:val="el-GR"/>
+              </w:rPr>
+            </w:pPr>
+            <w:proofErr w:type="spellStart"/>
+            <w:r>
+              <w:rPr>
+                <w:lang w:val="el-GR"/>
+              </w:rPr>
+              <w:t>Click</w:t>
+            </w:r>
+            <w:proofErr w:type="spellEnd"/>
+            <w:r>
+              <w:rPr>
+                <w:lang w:val="el-GR"/>
+              </w:rPr>
+              <w:t xml:space="preserve"> εκτέλεσε </w:t>
+            </w:r>
+            <w:proofErr w:type="spellStart"/>
+            <w:r>
+              <w:rPr>
+                <w:lang w:val="el-GR"/>
+              </w:rPr>
+              <w:t>navigator.clipboard.writeText</w:t>
+            </w:r>
+            <w:proofErr w:type="spellEnd"/>
+            <w:r>
+              <w:rPr>
+                <w:lang w:val="el-GR"/>
+              </w:rPr>
+              <w:t>(). Κουμπί άλλαξε σε «</w:t>
+            </w:r>
+            <w:proofErr w:type="spellStart"/>
+            <w:r>
+              <w:rPr>
+                <w:lang w:val="el-GR"/>
+              </w:rPr>
+              <w:t>Copied</w:t>
+            </w:r>
+            <w:proofErr w:type="spellEnd"/>
+            <w:r>
+              <w:rPr>
+                <w:lang w:val="el-GR"/>
+              </w:rPr>
+              <w:t xml:space="preserve">! ✓» με πράσινο. </w:t>
+            </w:r>
+            <w:proofErr w:type="spellStart"/>
+            <w:r>
+              <w:rPr>
+                <w:lang w:val="el-GR"/>
+              </w:rPr>
+              <w:t>Manual</w:t>
+            </w:r>
+            <w:proofErr w:type="spellEnd"/>
+            <w:r>
+              <w:rPr>
+                <w:lang w:val="el-GR"/>
+              </w:rPr>
+              <w:t xml:space="preserve"> </w:t>
+            </w:r>
+            <w:proofErr w:type="spellStart"/>
+            <w:r>
+              <w:rPr>
+                <w:lang w:val="el-GR"/>
+              </w:rPr>
+              <w:t>paste</w:t>
+            </w:r>
+            <w:proofErr w:type="spellEnd"/>
+            <w:r>
+              <w:rPr>
+                <w:lang w:val="el-GR"/>
+              </w:rPr>
+              <w:t xml:space="preserve"> σε </w:t>
+            </w:r>
+            <w:proofErr w:type="spellStart"/>
+            <w:r>
+              <w:rPr>
+                <w:lang w:val="el-GR"/>
+              </w:rPr>
+              <w:t>editor</w:t>
+            </w:r>
+            <w:proofErr w:type="spellEnd"/>
+            <w:r>
+              <w:rPr>
+                <w:lang w:val="el-GR"/>
+              </w:rPr>
+              <w:t xml:space="preserve"> επιβεβαίωσε ότι </w:t>
+            </w:r>
+            <w:proofErr w:type="spellStart"/>
+            <w:r>
+              <w:rPr>
+                <w:lang w:val="el-GR"/>
+              </w:rPr>
+              <w:t>αντεγράφη</w:t>
+            </w:r>
+            <w:proofErr w:type="spellEnd"/>
+            <w:r>
+              <w:rPr>
+                <w:lang w:val="el-GR"/>
+              </w:rPr>
+              <w:t xml:space="preserve"> το πλήρες </w:t>
+            </w:r>
+            <w:proofErr w:type="spellStart"/>
+            <w:r>
+              <w:rPr>
+                <w:lang w:val="el-GR"/>
+              </w:rPr>
+              <w:t>script</w:t>
+            </w:r>
+            <w:proofErr w:type="spellEnd"/>
+            <w:r>
+              <w:rPr>
+                <w:lang w:val="el-GR"/>
+              </w:rPr>
+              <w:t>.</w:t>
+            </w:r>
+          </w:p>
+        </w:tc>
+      </w:tr>
+      <w:tr>
+        <w:tc>
+          <w:tcPr>
+            <w:cnfStyle w:val="001000000000" w:firstRow="0" w:lastRow="0" w:firstColumn="1" w:lastColumn="0" w:oddVBand="0" w:evenVBand="0" w:oddHBand="0" w:evenHBand="0" w:firstRowFirstColumn="0" w:firstRowLastColumn="0" w:lastRowFirstColumn="0" w:lastRowLastColumn="0"/>
+            <w:tcW w:w="0" w:type="auto"/>
+            <w:hideMark/>
+          </w:tcPr>
+          <w:p>
+            <w:pPr>
+              <w:spacing w:before="240" w:after="160" w:line="278" w:lineRule="auto"/>
+              <w:rPr>
+                <w:lang w:val="el-GR"/>
+              </w:rPr>
+            </w:pPr>
+            <w:r>
+              <w:rPr>
+                <w:lang w:val="el-GR"/>
+              </w:rPr>
+              <w:t>Κατάσταση</w:t>
+            </w:r>
+          </w:p>
+        </w:tc>
+        <w:tc>
+          <w:tcPr>
+            <w:tcW w:w="0" w:type="auto"/>
+            <w:hideMark/>
+          </w:tcPr>
+          <w:p>
+            <w:pPr>
+              <w:spacing w:before="240" w:after="160" w:line="278" w:lineRule="auto"/>
+              <w:cnfStyle w:val="000000000000" w:firstRow="0" w:lastRow="0" w:firstColumn="0" w:lastColumn="0" w:oddVBand="0" w:evenVBand="0" w:oddHBand="0" w:evenHBand="0" w:firstRowFirstColumn="0" w:firstRowLastColumn="0" w:lastRowFirstColumn="0" w:lastRowLastColumn="0"/>
+              <w:rPr>
+                <w:lang w:val="el-GR"/>
+              </w:rPr>
+            </w:pPr>
+            <w:r>
+              <w:rPr>
+                <w:rFonts w:ascii="Segoe UI Emoji" w:hAnsi="Segoe UI Emoji" w:cs="Segoe UI Emoji"/>
+                <w:lang w:val="el-GR"/>
+              </w:rPr>
+              <w:t>✅</w:t>
+            </w:r>
+            <w:r>
+              <w:rPr>
+                <w:lang w:val="el-GR"/>
+              </w:rPr>
+              <w:t> </w:t>
+            </w:r>
+            <w:r>
+              <w:rPr>
+                <w:b/>
+                <w:bCs/>
+                <w:lang w:val="el-GR"/>
+              </w:rPr>
+              <w:t>PASS</w:t>
+            </w:r>
+          </w:p>
+        </w:tc>
+      </w:tr>
+    </w:tbl>
+    <w:p>
+      <w:pPr>
+        <w:spacing w:before="240"/>
+        <w:rPr>
+          <w:b/>
+          <w:bCs/>
+          <w:lang w:val="el-GR"/>
+        </w:rPr>
+      </w:pPr>
+    </w:p>
+    <w:p>
+      <w:pPr>
+        <w:spacing w:before="240"/>
+        <w:rPr>
+          <w:b/>
+          <w:bCs/>
+          <w:lang w:val="el-GR"/>
+        </w:rPr>
+      </w:pPr>
+      <w:r>
+        <w:rPr>
+          <w:b/>
+          <w:bCs/>
+          <w:lang w:val="el-GR"/>
+        </w:rPr>
+        <w:t xml:space="preserve">TC-11-02 — </w:t>
+      </w:r>
+      <w:proofErr w:type="spellStart"/>
+      <w:r>
+        <w:rPr>
+          <w:b/>
+          <w:bCs/>
+          <w:lang w:val="el-GR"/>
+        </w:rPr>
+        <w:t>Link</w:t>
+      </w:r>
+      <w:proofErr w:type="spellEnd"/>
+      <w:r>
+        <w:rPr>
+          <w:b/>
+          <w:bCs/>
+          <w:lang w:val="el-GR"/>
+        </w:rPr>
+        <w:t xml:space="preserve"> plantuml.com ανοίγει σε νέο </w:t>
+      </w:r>
+      <w:proofErr w:type="spellStart"/>
+      <w:r>
+        <w:rPr>
+          <w:b/>
+          <w:bCs/>
+          <w:lang w:val="el-GR"/>
+        </w:rPr>
+        <w:t>tab</w:t>
+      </w:r>
+      <w:proofErr w:type="spellEnd"/>
+    </w:p>
+    <w:tbl>
+      <w:tblPr>
+        <w:tblStyle w:val="GridTable1Light"/>
+        <w:tblW w:w="0" w:type="auto"/>
+        <w:tblLook w:val="04A0" w:firstRow="1" w:lastRow="0" w:firstColumn="1" w:lastColumn="0" w:noHBand="0" w:noVBand="1"/>
+      </w:tblPr>
+      <w:tblGrid>
+        <w:gridCol w:w="2749"/>
+        <w:gridCol w:w="6601"/>
+      </w:tblGrid>
+      <w:tr>
+        <w:trPr>
+          <w:cnfStyle w:val="100000000000" w:firstRow="1" w:lastRow="0" w:firstColumn="0" w:lastColumn="0" w:oddVBand="0" w:evenVBand="0" w:oddHBand="0" w:evenHBand="0" w:firstRowFirstColumn="0" w:firstRowLastColumn="0" w:lastRowFirstColumn="0" w:lastRowLastColumn="0"/>
+        </w:trPr>
+        <w:tc>
+          <w:tcPr>
+            <w:cnfStyle w:val="001000000000" w:firstRow="0" w:lastRow="0" w:firstColumn="1" w:lastColumn="0" w:oddVBand="0" w:evenVBand="0" w:oddHBand="0" w:evenHBand="0" w:firstRowFirstColumn="0" w:firstRowLastColumn="0" w:lastRowFirstColumn="0" w:lastRowLastColumn="0"/>
+            <w:tcW w:w="0" w:type="auto"/>
+            <w:hideMark/>
+          </w:tcPr>
+          <w:p>
+            <w:pPr>
+              <w:spacing w:before="240" w:after="160" w:line="278" w:lineRule="auto"/>
+              <w:rPr>
+                <w:lang w:val="el-GR"/>
+              </w:rPr>
+            </w:pPr>
+            <w:r>
+              <w:rPr>
+                <w:lang w:val="el-GR"/>
+              </w:rPr>
+              <w:t>Πεδίο</w:t>
+            </w:r>
+          </w:p>
+        </w:tc>
+        <w:tc>
+          <w:tcPr>
+            <w:tcW w:w="0" w:type="auto"/>
+            <w:hideMark/>
+          </w:tcPr>
+          <w:p>
+            <w:pPr>
+              <w:spacing w:before="240" w:after="160" w:line="278" w:lineRule="auto"/>
+              <w:cnfStyle w:val="100000000000" w:firstRow="1" w:lastRow="0" w:firstColumn="0" w:lastColumn="0" w:oddVBand="0" w:evenVBand="0" w:oddHBand="0" w:evenHBand="0" w:firstRowFirstColumn="0" w:firstRowLastColumn="0" w:lastRowFirstColumn="0" w:lastRowLastColumn="0"/>
+              <w:rPr>
+                <w:lang w:val="el-GR"/>
+              </w:rPr>
+            </w:pPr>
+            <w:r>
+              <w:rPr>
+                <w:lang w:val="el-GR"/>
+              </w:rPr>
+              <w:t>Τιμή</w:t>
+            </w:r>
+          </w:p>
+        </w:tc>
+      </w:tr>
+      <w:tr>
+        <w:tc>
+          <w:tcPr>
+            <w:cnfStyle w:val="001000000000" w:firstRow="0" w:lastRow="0" w:firstColumn="1" w:lastColumn="0" w:oddVBand="0" w:evenVBand="0" w:oddHBand="0" w:evenHBand="0" w:firstRowFirstColumn="0" w:firstRowLastColumn="0" w:lastRowFirstColumn="0" w:lastRowLastColumn="0"/>
+            <w:tcW w:w="0" w:type="auto"/>
+            <w:hideMark/>
+          </w:tcPr>
+          <w:p>
+            <w:pPr>
+              <w:spacing w:before="240" w:after="160" w:line="278" w:lineRule="auto"/>
+              <w:rPr>
+                <w:lang w:val="el-GR"/>
+              </w:rPr>
+            </w:pPr>
+            <w:r>
+              <w:rPr>
+                <w:lang w:val="el-GR"/>
+              </w:rPr>
+              <w:t>Σκοπός</w:t>
+            </w:r>
+          </w:p>
+        </w:tc>
+        <w:tc>
+          <w:tcPr>
+            <w:tcW w:w="0" w:type="auto"/>
+            <w:hideMark/>
+          </w:tcPr>
+          <w:p>
+            <w:pPr>
+              <w:spacing w:before="240" w:after="160" w:line="278" w:lineRule="auto"/>
+              <w:cnfStyle w:val="000000000000" w:firstRow="0" w:lastRow="0" w:firstColumn="0" w:lastColumn="0" w:oddVBand="0" w:evenVBand="0" w:oddHBand="0" w:evenHBand="0" w:firstRowFirstColumn="0" w:firstRowLastColumn="0" w:lastRowFirstColumn="0" w:lastRowLastColumn="0"/>
+            </w:pPr>
+            <w:r>
+              <w:rPr>
+                <w:lang w:val="el-GR"/>
+              </w:rPr>
+              <w:t>Επαλήθευση</w:t>
+            </w:r>
+            <w:r>
+              <w:t> target="_blank" </w:t>
+            </w:r>
+            <w:r>
+              <w:rPr>
+                <w:lang w:val="el-GR"/>
+              </w:rPr>
+              <w:t>στο</w:t>
+            </w:r>
+            <w:r>
+              <w:t xml:space="preserve"> link</w:t>
+            </w:r>
+          </w:p>
+        </w:tc>
+      </w:tr>
+      <w:tr>
+        <w:tc>
+          <w:tcPr>
+            <w:cnfStyle w:val="001000000000" w:firstRow="0" w:lastRow="0" w:firstColumn="1" w:lastColumn="0" w:oddVBand="0" w:evenVBand="0" w:oddHBand="0" w:evenHBand="0" w:firstRowFirstColumn="0" w:firstRowLastColumn="0" w:lastRowFirstColumn="0" w:lastRowLastColumn="0"/>
+            <w:tcW w:w="0" w:type="auto"/>
+            <w:hideMark/>
+          </w:tcPr>
+          <w:p>
+            <w:pPr>
+              <w:spacing w:before="240" w:after="160" w:line="278" w:lineRule="auto"/>
+              <w:rPr>
+                <w:lang w:val="el-GR"/>
+              </w:rPr>
+            </w:pPr>
+            <w:r>
+              <w:rPr>
+                <w:lang w:val="el-GR"/>
+              </w:rPr>
+              <w:t>Κατηγορία</w:t>
+            </w:r>
+          </w:p>
+        </w:tc>
+        <w:tc>
+          <w:tcPr>
+            <w:tcW w:w="0" w:type="auto"/>
+            <w:hideMark/>
+          </w:tcPr>
+          <w:p>
+            <w:pPr>
+              <w:spacing w:before="240" w:after="160" w:line="278" w:lineRule="auto"/>
+              <w:cnfStyle w:val="000000000000" w:firstRow="0" w:lastRow="0" w:firstColumn="0" w:lastColumn="0" w:oddVBand="0" w:evenVBand="0" w:oddHBand="0" w:evenHBand="0" w:firstRowFirstColumn="0" w:firstRowLastColumn="0" w:lastRowFirstColumn="0" w:lastRowLastColumn="0"/>
+              <w:rPr>
+                <w:lang w:val="el-GR"/>
+              </w:rPr>
+            </w:pPr>
+            <w:proofErr w:type="spellStart"/>
+            <w:r>
+              <w:rPr>
+                <w:lang w:val="el-GR"/>
+              </w:rPr>
+              <w:t>Functional</w:t>
+            </w:r>
+            <w:proofErr w:type="spellEnd"/>
+            <w:r>
+              <w:rPr>
+                <w:lang w:val="el-GR"/>
+              </w:rPr>
+              <w:t xml:space="preserve"> / </w:t>
+            </w:r>
+            <w:proofErr w:type="spellStart"/>
+            <w:r>
+              <w:rPr>
+                <w:lang w:val="el-GR"/>
+              </w:rPr>
+              <w:t>Usability</w:t>
+            </w:r>
+            <w:proofErr w:type="spellEnd"/>
+          </w:p>
+        </w:tc>
+      </w:tr>
+      <w:tr>
+        <w:tc>
+          <w:tcPr>
+            <w:cnfStyle w:val="001000000000" w:firstRow="0" w:lastRow="0" w:firstColumn="1" w:lastColumn="0" w:oddVBand="0" w:evenVBand="0" w:oddHBand="0" w:evenHBand="0" w:firstRowFirstColumn="0" w:firstRowLastColumn="0" w:lastRowFirstColumn="0" w:lastRowLastColumn="0"/>
+            <w:tcW w:w="0" w:type="auto"/>
+            <w:hideMark/>
+          </w:tcPr>
+          <w:p>
+            <w:pPr>
+              <w:spacing w:before="240" w:after="160" w:line="278" w:lineRule="auto"/>
+              <w:rPr>
+                <w:lang w:val="el-GR"/>
+              </w:rPr>
+            </w:pPr>
+            <w:r>
+              <w:rPr>
+                <w:lang w:val="el-GR"/>
+              </w:rPr>
+              <w:t>Τεχνική</w:t>
+            </w:r>
+          </w:p>
+        </w:tc>
+        <w:tc>
+          <w:tcPr>
+            <w:tcW w:w="0" w:type="auto"/>
+            <w:hideMark/>
+          </w:tcPr>
+          <w:p>
+            <w:pPr>
+              <w:spacing w:before="240" w:after="160" w:line="278" w:lineRule="auto"/>
+              <w:cnfStyle w:val="000000000000" w:firstRow="0" w:lastRow="0" w:firstColumn="0" w:lastColumn="0" w:oddVBand="0" w:evenVBand="0" w:oddHBand="0" w:evenHBand="0" w:firstRowFirstColumn="0" w:firstRowLastColumn="0" w:lastRowFirstColumn="0" w:lastRowLastColumn="0"/>
+              <w:rPr>
+                <w:lang w:val="el-GR"/>
+              </w:rPr>
+            </w:pPr>
+            <w:proofErr w:type="spellStart"/>
+            <w:r>
+              <w:rPr>
+                <w:lang w:val="el-GR"/>
+              </w:rPr>
+              <w:t>Manual</w:t>
+            </w:r>
+            <w:proofErr w:type="spellEnd"/>
+            <w:r>
+              <w:rPr>
+                <w:lang w:val="el-GR"/>
+              </w:rPr>
+              <w:t xml:space="preserve"> </w:t>
+            </w:r>
+            <w:proofErr w:type="spellStart"/>
+            <w:r>
+              <w:rPr>
+                <w:lang w:val="el-GR"/>
+              </w:rPr>
+              <w:t>Black-Box</w:t>
+            </w:r>
+            <w:proofErr w:type="spellEnd"/>
+          </w:p>
+        </w:tc>
+      </w:tr>
+      <w:tr>
+        <w:tc>
+          <w:tcPr>
+            <w:cnfStyle w:val="001000000000" w:firstRow="0" w:lastRow="0" w:firstColumn="1" w:lastColumn="0" w:oddVBand="0" w:evenVBand="0" w:oddHBand="0" w:evenHBand="0" w:firstRowFirstColumn="0" w:firstRowLastColumn="0" w:lastRowFirstColumn="0" w:lastRowLastColumn="0"/>
+            <w:tcW w:w="0" w:type="auto"/>
+            <w:hideMark/>
+          </w:tcPr>
+          <w:p>
+            <w:pPr>
+              <w:spacing w:before="240" w:after="160" w:line="278" w:lineRule="auto"/>
+              <w:rPr>
+                <w:lang w:val="el-GR"/>
+              </w:rPr>
+            </w:pPr>
+            <w:r>
+              <w:rPr>
+                <w:lang w:val="el-GR"/>
+              </w:rPr>
+              <w:t>Προτεραιότητα</w:t>
+            </w:r>
+          </w:p>
+        </w:tc>
+        <w:tc>
+          <w:tcPr>
+            <w:tcW w:w="0" w:type="auto"/>
+            <w:hideMark/>
+          </w:tcPr>
+          <w:p>
+            <w:pPr>
+              <w:spacing w:before="240" w:after="160" w:line="278" w:lineRule="auto"/>
+              <w:cnfStyle w:val="000000000000" w:firstRow="0" w:lastRow="0" w:firstColumn="0" w:lastColumn="0" w:oddVBand="0" w:evenVBand="0" w:oddHBand="0" w:evenHBand="0" w:firstRowFirstColumn="0" w:firstRowLastColumn="0" w:lastRowFirstColumn="0" w:lastRowLastColumn="0"/>
+              <w:rPr>
+                <w:lang w:val="el-GR"/>
+              </w:rPr>
+            </w:pPr>
+            <w:r>
+              <w:rPr>
+                <w:lang w:val="el-GR"/>
+              </w:rPr>
+              <w:t>MEDIUM</w:t>
+            </w:r>
+          </w:p>
+        </w:tc>
+      </w:tr>
+      <w:tr>
+        <w:tc>
+          <w:tcPr>
+            <w:cnfStyle w:val="001000000000" w:firstRow="0" w:lastRow="0" w:firstColumn="1" w:lastColumn="0" w:oddVBand="0" w:evenVBand="0" w:oddHBand="0" w:evenHBand="0" w:firstRowFirstColumn="0" w:firstRowLastColumn="0" w:lastRowFirstColumn="0" w:lastRowLastColumn="0"/>
+            <w:tcW w:w="0" w:type="auto"/>
+            <w:hideMark/>
+          </w:tcPr>
+          <w:p>
+            <w:pPr>
+              <w:spacing w:before="240" w:after="160" w:line="278" w:lineRule="auto"/>
+              <w:rPr>
+                <w:lang w:val="el-GR"/>
+              </w:rPr>
+            </w:pPr>
+            <w:r>
+              <w:rPr>
+                <w:lang w:val="el-GR"/>
+              </w:rPr>
+              <w:t>Πραγματικό Αποτέλεσμα</w:t>
+            </w:r>
+          </w:p>
+        </w:tc>
+        <w:tc>
+          <w:tcPr>
+            <w:tcW w:w="0" w:type="auto"/>
+            <w:hideMark/>
+          </w:tcPr>
+          <w:p>
+            <w:pPr>
+              <w:spacing w:before="240" w:after="160" w:line="278" w:lineRule="auto"/>
+              <w:cnfStyle w:val="000000000000" w:firstRow="0" w:lastRow="0" w:firstColumn="0" w:lastColumn="0" w:oddVBand="0" w:evenVBand="0" w:oddHBand="0" w:evenHBand="0" w:firstRowFirstColumn="0" w:firstRowLastColumn="0" w:lastRowFirstColumn="0" w:lastRowLastColumn="0"/>
+              <w:rPr>
+                <w:lang w:val="el-GR"/>
+              </w:rPr>
+            </w:pPr>
+            <w:proofErr w:type="spellStart"/>
+            <w:r>
+              <w:rPr>
+                <w:lang w:val="el-GR"/>
+              </w:rPr>
+              <w:t>Click</w:t>
+            </w:r>
+            <w:proofErr w:type="spellEnd"/>
+            <w:r>
+              <w:rPr>
+                <w:lang w:val="el-GR"/>
+              </w:rPr>
+              <w:t xml:space="preserve"> → νέο </w:t>
+            </w:r>
+            <w:proofErr w:type="spellStart"/>
+            <w:r>
+              <w:rPr>
+                <w:lang w:val="el-GR"/>
+              </w:rPr>
+              <w:t>tab</w:t>
+            </w:r>
+            <w:proofErr w:type="spellEnd"/>
+            <w:r>
+              <w:rPr>
+                <w:lang w:val="el-GR"/>
+              </w:rPr>
+              <w:t xml:space="preserve"> με plantuml.com. </w:t>
+            </w:r>
+            <w:proofErr w:type="spellStart"/>
+            <w:r>
+              <w:rPr>
+                <w:lang w:val="el-GR"/>
+              </w:rPr>
+              <w:t>SpecFlow</w:t>
+            </w:r>
+            <w:proofErr w:type="spellEnd"/>
+            <w:r>
+              <w:rPr>
+                <w:lang w:val="el-GR"/>
+              </w:rPr>
+              <w:t xml:space="preserve"> </w:t>
+            </w:r>
+            <w:proofErr w:type="spellStart"/>
+            <w:r>
+              <w:rPr>
+                <w:lang w:val="el-GR"/>
+              </w:rPr>
+              <w:t>tab</w:t>
+            </w:r>
+            <w:proofErr w:type="spellEnd"/>
+            <w:r>
+              <w:rPr>
+                <w:lang w:val="el-GR"/>
+              </w:rPr>
+              <w:t xml:space="preserve"> παρέμεινε ανοιχτό.</w:t>
+            </w:r>
+          </w:p>
+        </w:tc>
+      </w:tr>
+      <w:tr>
+        <w:tc>
+          <w:tcPr>
+            <w:cnfStyle w:val="001000000000" w:firstRow="0" w:lastRow="0" w:firstColumn="1" w:lastColumn="0" w:oddVBand="0" w:evenVBand="0" w:oddHBand="0" w:evenHBand="0" w:firstRowFirstColumn="0" w:firstRowLastColumn="0" w:lastRowFirstColumn="0" w:lastRowLastColumn="0"/>
+            <w:tcW w:w="0" w:type="auto"/>
+            <w:hideMark/>
+          </w:tcPr>
+          <w:p>
+            <w:pPr>
+              <w:spacing w:before="240" w:after="160" w:line="278" w:lineRule="auto"/>
+              <w:rPr>
+                <w:lang w:val="el-GR"/>
+              </w:rPr>
+            </w:pPr>
+            <w:r>
+              <w:rPr>
+                <w:lang w:val="el-GR"/>
+              </w:rPr>
+              <w:t>Κατάσταση</w:t>
+            </w:r>
+          </w:p>
+        </w:tc>
+        <w:tc>
+          <w:tcPr>
+            <w:tcW w:w="0" w:type="auto"/>
+            <w:hideMark/>
+          </w:tcPr>
+          <w:p>
+            <w:pPr>
+              <w:spacing w:before="240" w:after="160" w:line="278" w:lineRule="auto"/>
+              <w:cnfStyle w:val="000000000000" w:firstRow="0" w:lastRow="0" w:firstColumn="0" w:lastColumn="0" w:oddVBand="0" w:evenVBand="0" w:oddHBand="0" w:evenHBand="0" w:firstRowFirstColumn="0" w:firstRowLastColumn="0" w:lastRowFirstColumn="0" w:lastRowLastColumn="0"/>
+              <w:rPr>
+                <w:lang w:val="el-GR"/>
+              </w:rPr>
+            </w:pPr>
+            <w:r>
+              <w:rPr>
+                <w:rFonts w:ascii="Segoe UI Emoji" w:hAnsi="Segoe UI Emoji" w:cs="Segoe UI Emoji"/>
+                <w:lang w:val="el-GR"/>
+              </w:rPr>
+              <w:t>✅</w:t>
+            </w:r>
+            <w:r>
+              <w:rPr>
+                <w:lang w:val="el-GR"/>
+              </w:rPr>
+              <w:t> </w:t>
+            </w:r>
+            <w:r>
+              <w:rPr>
+                <w:b/>
+                <w:bCs/>
+                <w:lang w:val="el-GR"/>
+              </w:rPr>
+              <w:t>PASS</w:t>
+            </w:r>
+          </w:p>
+        </w:tc>
+      </w:tr>
+    </w:tbl>
+    <w:p>
+      <w:pPr>
+        <w:spacing w:before="240"/>
+        <w:rPr>
+          <w:b/>
+          <w:bCs/>
+          <w:lang w:val="el-GR"/>
+        </w:rPr>
+      </w:pPr>
+    </w:p>
+    <w:p>
+      <w:pPr>
+        <w:spacing w:before="240"/>
+        <w:rPr>
+          <w:b/>
+          <w:bCs/>
+          <w:lang w:val="el-GR"/>
+        </w:rPr>
+      </w:pPr>
+    </w:p>
+    <w:p>
+      <w:pPr>
+        <w:spacing w:before="240"/>
+        <w:rPr>
+          <w:b/>
+          <w:bCs/>
+          <w:lang w:val="el-GR"/>
+        </w:rPr>
+      </w:pPr>
+    </w:p>
+    <w:p>
+      <w:pPr>
+        <w:spacing w:before="240"/>
+        <w:rPr>
+          <w:b/>
+          <w:bCs/>
+          <w:lang w:val="el-GR"/>
+        </w:rPr>
+      </w:pPr>
+    </w:p>
+    <w:p>
+      <w:pPr>
+        <w:spacing w:before="240"/>
+        <w:rPr>
+          <w:b/>
+          <w:bCs/>
+          <w:lang w:val="el-GR"/>
+        </w:rPr>
+      </w:pPr>
+      <w:r>
+        <w:rPr>
+          <w:b/>
+          <w:bCs/>
+          <w:lang w:val="el-GR"/>
+        </w:rPr>
+        <w:lastRenderedPageBreak/>
+        <w:t xml:space="preserve">TC-11-03 — </w:t>
+      </w:r>
+      <w:proofErr w:type="spellStart"/>
+      <w:r>
+        <w:rPr>
+          <w:b/>
+          <w:bCs/>
+          <w:lang w:val="el-GR"/>
+        </w:rPr>
+        <w:t>Link</w:t>
+      </w:r>
+      <w:proofErr w:type="spellEnd"/>
+      <w:r>
+        <w:rPr>
+          <w:b/>
+          <w:bCs/>
+          <w:lang w:val="el-GR"/>
+        </w:rPr>
+        <w:t xml:space="preserve"> nomnoml.com ανοίγει σε νέο </w:t>
+      </w:r>
+      <w:proofErr w:type="spellStart"/>
+      <w:r>
+        <w:rPr>
+          <w:b/>
+          <w:bCs/>
+          <w:lang w:val="el-GR"/>
+        </w:rPr>
+        <w:t>tab</w:t>
+      </w:r>
+      <w:proofErr w:type="spellEnd"/>
+    </w:p>
+    <w:tbl>
+      <w:tblPr>
+        <w:tblStyle w:val="GridTable1Light"/>
+        <w:tblW w:w="0" w:type="auto"/>
+        <w:tblLook w:val="04A0" w:firstRow="1" w:lastRow="0" w:firstColumn="1" w:lastColumn="0" w:noHBand="0" w:noVBand="1"/>
+      </w:tblPr>
+      <w:tblGrid>
+        <w:gridCol w:w="2749"/>
+        <w:gridCol w:w="6601"/>
+      </w:tblGrid>
+      <w:tr>
+        <w:trPr>
+          <w:cnfStyle w:val="100000000000" w:firstRow="1" w:lastRow="0" w:firstColumn="0" w:lastColumn="0" w:oddVBand="0" w:evenVBand="0" w:oddHBand="0" w:evenHBand="0" w:firstRowFirstColumn="0" w:firstRowLastColumn="0" w:lastRowFirstColumn="0" w:lastRowLastColumn="0"/>
+        </w:trPr>
+        <w:tc>
+          <w:tcPr>
+            <w:cnfStyle w:val="001000000000" w:firstRow="0" w:lastRow="0" w:firstColumn="1" w:lastColumn="0" w:oddVBand="0" w:evenVBand="0" w:oddHBand="0" w:evenHBand="0" w:firstRowFirstColumn="0" w:firstRowLastColumn="0" w:lastRowFirstColumn="0" w:lastRowLastColumn="0"/>
+            <w:tcW w:w="0" w:type="auto"/>
+            <w:hideMark/>
+          </w:tcPr>
+          <w:p>
+            <w:pPr>
+              <w:spacing w:before="240" w:after="160" w:line="278" w:lineRule="auto"/>
+              <w:rPr>
+                <w:lang w:val="el-GR"/>
+              </w:rPr>
+            </w:pPr>
+            <w:r>
+              <w:rPr>
+                <w:lang w:val="el-GR"/>
+              </w:rPr>
+              <w:t>Πεδίο</w:t>
+            </w:r>
+          </w:p>
+        </w:tc>
+        <w:tc>
+          <w:tcPr>
+            <w:tcW w:w="0" w:type="auto"/>
+            <w:hideMark/>
+          </w:tcPr>
+          <w:p>
+            <w:pPr>
+              <w:spacing w:before="240" w:after="160" w:line="278" w:lineRule="auto"/>
+              <w:cnfStyle w:val="100000000000" w:firstRow="1" w:lastRow="0" w:firstColumn="0" w:lastColumn="0" w:oddVBand="0" w:evenVBand="0" w:oddHBand="0" w:evenHBand="0" w:firstRowFirstColumn="0" w:firstRowLastColumn="0" w:lastRowFirstColumn="0" w:lastRowLastColumn="0"/>
+              <w:rPr>
+                <w:lang w:val="el-GR"/>
+              </w:rPr>
+            </w:pPr>
+            <w:r>
+              <w:rPr>
+                <w:lang w:val="el-GR"/>
+              </w:rPr>
+              <w:t>Τιμή</w:t>
+            </w:r>
+          </w:p>
+        </w:tc>
+      </w:tr>
+      <w:tr>
+        <w:tc>
+          <w:tcPr>
+            <w:cnfStyle w:val="001000000000" w:firstRow="0" w:lastRow="0" w:firstColumn="1" w:lastColumn="0" w:oddVBand="0" w:evenVBand="0" w:oddHBand="0" w:evenHBand="0" w:firstRowFirstColumn="0" w:firstRowLastColumn="0" w:lastRowFirstColumn="0" w:lastRowLastColumn="0"/>
+            <w:tcW w:w="0" w:type="auto"/>
+            <w:hideMark/>
+          </w:tcPr>
+          <w:p>
+            <w:pPr>
+              <w:spacing w:before="240" w:after="160" w:line="278" w:lineRule="auto"/>
+              <w:rPr>
+                <w:lang w:val="el-GR"/>
+              </w:rPr>
+            </w:pPr>
+            <w:r>
+              <w:rPr>
+                <w:lang w:val="el-GR"/>
+              </w:rPr>
+              <w:t>Σκοπός</w:t>
+            </w:r>
+          </w:p>
+        </w:tc>
+        <w:tc>
+          <w:tcPr>
+            <w:tcW w:w="0" w:type="auto"/>
+            <w:hideMark/>
+          </w:tcPr>
+          <w:p>
+            <w:pPr>
+              <w:spacing w:before="240" w:after="160" w:line="278" w:lineRule="auto"/>
+              <w:cnfStyle w:val="000000000000" w:firstRow="0" w:lastRow="0" w:firstColumn="0" w:lastColumn="0" w:oddVBand="0" w:evenVBand="0" w:oddHBand="0" w:evenHBand="0" w:firstRowFirstColumn="0" w:firstRowLastColumn="0" w:lastRowFirstColumn="0" w:lastRowLastColumn="0"/>
+              <w:rPr>
+                <w:lang w:val="el-GR"/>
+              </w:rPr>
+            </w:pPr>
+            <w:r>
+              <w:rPr>
+                <w:lang w:val="el-GR"/>
+              </w:rPr>
+              <w:t>Επαλήθευση </w:t>
+            </w:r>
+            <w:proofErr w:type="spellStart"/>
+            <w:r>
+              <w:rPr>
+                <w:lang w:val="el-GR"/>
+              </w:rPr>
+              <w:t>target</w:t>
+            </w:r>
+            <w:proofErr w:type="spellEnd"/>
+            <w:r>
+              <w:rPr>
+                <w:lang w:val="el-GR"/>
+              </w:rPr>
+              <w:t>="_</w:t>
+            </w:r>
+            <w:proofErr w:type="spellStart"/>
+            <w:r>
+              <w:rPr>
+                <w:lang w:val="el-GR"/>
+              </w:rPr>
+              <w:t>blank</w:t>
+            </w:r>
+            <w:proofErr w:type="spellEnd"/>
+            <w:r>
+              <w:rPr>
+                <w:lang w:val="el-GR"/>
+              </w:rPr>
+              <w:t>"</w:t>
+            </w:r>
+          </w:p>
+        </w:tc>
+      </w:tr>
+      <w:tr>
+        <w:tc>
+          <w:tcPr>
+            <w:cnfStyle w:val="001000000000" w:firstRow="0" w:lastRow="0" w:firstColumn="1" w:lastColumn="0" w:oddVBand="0" w:evenVBand="0" w:oddHBand="0" w:evenHBand="0" w:firstRowFirstColumn="0" w:firstRowLastColumn="0" w:lastRowFirstColumn="0" w:lastRowLastColumn="0"/>
+            <w:tcW w:w="0" w:type="auto"/>
+            <w:hideMark/>
+          </w:tcPr>
+          <w:p>
+            <w:pPr>
+              <w:spacing w:before="240" w:after="160" w:line="278" w:lineRule="auto"/>
+              <w:rPr>
+                <w:lang w:val="el-GR"/>
+              </w:rPr>
+            </w:pPr>
+            <w:r>
+              <w:rPr>
+                <w:lang w:val="el-GR"/>
+              </w:rPr>
+              <w:t>Κατηγορία</w:t>
+            </w:r>
+          </w:p>
+        </w:tc>
+        <w:tc>
+          <w:tcPr>
+            <w:tcW w:w="0" w:type="auto"/>
+            <w:hideMark/>
+          </w:tcPr>
+          <w:p>
+            <w:pPr>
+              <w:spacing w:before="240" w:after="160" w:line="278" w:lineRule="auto"/>
+              <w:cnfStyle w:val="000000000000" w:firstRow="0" w:lastRow="0" w:firstColumn="0" w:lastColumn="0" w:oddVBand="0" w:evenVBand="0" w:oddHBand="0" w:evenHBand="0" w:firstRowFirstColumn="0" w:firstRowLastColumn="0" w:lastRowFirstColumn="0" w:lastRowLastColumn="0"/>
+              <w:rPr>
+                <w:lang w:val="el-GR"/>
+              </w:rPr>
+            </w:pPr>
+            <w:proofErr w:type="spellStart"/>
+            <w:r>
+              <w:rPr>
+                <w:lang w:val="el-GR"/>
+              </w:rPr>
+              <w:t>Functional</w:t>
+            </w:r>
+            <w:proofErr w:type="spellEnd"/>
+            <w:r>
+              <w:rPr>
+                <w:lang w:val="el-GR"/>
+              </w:rPr>
+              <w:t xml:space="preserve"> / </w:t>
+            </w:r>
+            <w:proofErr w:type="spellStart"/>
+            <w:r>
+              <w:rPr>
+                <w:lang w:val="el-GR"/>
+              </w:rPr>
+              <w:t>Usability</w:t>
+            </w:r>
+            <w:proofErr w:type="spellEnd"/>
+          </w:p>
+        </w:tc>
+      </w:tr>
+      <w:tr>
+        <w:tc>
+          <w:tcPr>
+            <w:cnfStyle w:val="001000000000" w:firstRow="0" w:lastRow="0" w:firstColumn="1" w:lastColumn="0" w:oddVBand="0" w:evenVBand="0" w:oddHBand="0" w:evenHBand="0" w:firstRowFirstColumn="0" w:firstRowLastColumn="0" w:lastRowFirstColumn="0" w:lastRowLastColumn="0"/>
+            <w:tcW w:w="0" w:type="auto"/>
+            <w:hideMark/>
+          </w:tcPr>
+          <w:p>
+            <w:pPr>
+              <w:spacing w:before="240" w:after="160" w:line="278" w:lineRule="auto"/>
+              <w:rPr>
+                <w:lang w:val="el-GR"/>
+              </w:rPr>
+            </w:pPr>
+            <w:r>
+              <w:rPr>
+                <w:lang w:val="el-GR"/>
+              </w:rPr>
+              <w:t>Τεχνική</w:t>
+            </w:r>
+          </w:p>
+        </w:tc>
+        <w:tc>
+          <w:tcPr>
+            <w:tcW w:w="0" w:type="auto"/>
+            <w:hideMark/>
+          </w:tcPr>
+          <w:p>
+            <w:pPr>
+              <w:spacing w:before="240" w:after="160" w:line="278" w:lineRule="auto"/>
+              <w:cnfStyle w:val="000000000000" w:firstRow="0" w:lastRow="0" w:firstColumn="0" w:lastColumn="0" w:oddVBand="0" w:evenVBand="0" w:oddHBand="0" w:evenHBand="0" w:firstRowFirstColumn="0" w:firstRowLastColumn="0" w:lastRowFirstColumn="0" w:lastRowLastColumn="0"/>
+              <w:rPr>
+                <w:lang w:val="el-GR"/>
+              </w:rPr>
+            </w:pPr>
+            <w:proofErr w:type="spellStart"/>
+            <w:r>
+              <w:rPr>
+                <w:lang w:val="el-GR"/>
+              </w:rPr>
+              <w:t>Manual</w:t>
+            </w:r>
+            <w:proofErr w:type="spellEnd"/>
+            <w:r>
+              <w:rPr>
+                <w:lang w:val="el-GR"/>
+              </w:rPr>
+              <w:t xml:space="preserve"> </w:t>
+            </w:r>
+            <w:proofErr w:type="spellStart"/>
+            <w:r>
+              <w:rPr>
+                <w:lang w:val="el-GR"/>
+              </w:rPr>
+              <w:t>Black-Box</w:t>
+            </w:r>
+            <w:proofErr w:type="spellEnd"/>
+          </w:p>
+        </w:tc>
+      </w:tr>
+      <w:tr>
+        <w:tc>
+          <w:tcPr>
+            <w:cnfStyle w:val="001000000000" w:firstRow="0" w:lastRow="0" w:firstColumn="1" w:lastColumn="0" w:oddVBand="0" w:evenVBand="0" w:oddHBand="0" w:evenHBand="0" w:firstRowFirstColumn="0" w:firstRowLastColumn="0" w:lastRowFirstColumn="0" w:lastRowLastColumn="0"/>
+            <w:tcW w:w="0" w:type="auto"/>
+            <w:hideMark/>
+          </w:tcPr>
+          <w:p>
+            <w:pPr>
+              <w:spacing w:before="240" w:after="160" w:line="278" w:lineRule="auto"/>
+              <w:rPr>
+                <w:lang w:val="el-GR"/>
+              </w:rPr>
+            </w:pPr>
+            <w:r>
+              <w:rPr>
+                <w:lang w:val="el-GR"/>
+              </w:rPr>
+              <w:t>Προτεραιότητα</w:t>
+            </w:r>
+          </w:p>
+        </w:tc>
+        <w:tc>
+          <w:tcPr>
+            <w:tcW w:w="0" w:type="auto"/>
+            <w:hideMark/>
+          </w:tcPr>
+          <w:p>
+            <w:pPr>
+              <w:spacing w:before="240" w:after="160" w:line="278" w:lineRule="auto"/>
+              <w:cnfStyle w:val="000000000000" w:firstRow="0" w:lastRow="0" w:firstColumn="0" w:lastColumn="0" w:oddVBand="0" w:evenVBand="0" w:oddHBand="0" w:evenHBand="0" w:firstRowFirstColumn="0" w:firstRowLastColumn="0" w:lastRowFirstColumn="0" w:lastRowLastColumn="0"/>
+              <w:rPr>
+                <w:lang w:val="el-GR"/>
+              </w:rPr>
+            </w:pPr>
+            <w:r>
+              <w:rPr>
+                <w:lang w:val="el-GR"/>
+              </w:rPr>
+              <w:t>MEDIUM</w:t>
+            </w:r>
+          </w:p>
+        </w:tc>
+      </w:tr>
+      <w:tr>
+        <w:tc>
+          <w:tcPr>
+            <w:cnfStyle w:val="001000000000" w:firstRow="0" w:lastRow="0" w:firstColumn="1" w:lastColumn="0" w:oddVBand="0" w:evenVBand="0" w:oddHBand="0" w:evenHBand="0" w:firstRowFirstColumn="0" w:firstRowLastColumn="0" w:lastRowFirstColumn="0" w:lastRowLastColumn="0"/>
+            <w:tcW w:w="0" w:type="auto"/>
+            <w:hideMark/>
+          </w:tcPr>
+          <w:p>
+            <w:pPr>
+              <w:spacing w:before="240" w:after="160" w:line="278" w:lineRule="auto"/>
+              <w:rPr>
+                <w:lang w:val="el-GR"/>
+              </w:rPr>
+            </w:pPr>
+            <w:r>
+              <w:rPr>
+                <w:lang w:val="el-GR"/>
+              </w:rPr>
+              <w:t>Πραγματικό Αποτέλεσμα</w:t>
+            </w:r>
+          </w:p>
+        </w:tc>
+        <w:tc>
+          <w:tcPr>
+            <w:tcW w:w="0" w:type="auto"/>
+            <w:hideMark/>
+          </w:tcPr>
+          <w:p>
+            <w:pPr>
+              <w:spacing w:before="240" w:after="160" w:line="278" w:lineRule="auto"/>
+              <w:cnfStyle w:val="000000000000" w:firstRow="0" w:lastRow="0" w:firstColumn="0" w:lastColumn="0" w:oddVBand="0" w:evenVBand="0" w:oddHBand="0" w:evenHBand="0" w:firstRowFirstColumn="0" w:firstRowLastColumn="0" w:lastRowFirstColumn="0" w:lastRowLastColumn="0"/>
+              <w:rPr>
+                <w:lang w:val="el-GR"/>
+              </w:rPr>
+            </w:pPr>
+            <w:proofErr w:type="spellStart"/>
+            <w:r>
+              <w:rPr>
+                <w:lang w:val="el-GR"/>
+              </w:rPr>
+              <w:t>Click</w:t>
+            </w:r>
+            <w:proofErr w:type="spellEnd"/>
+            <w:r>
+              <w:rPr>
+                <w:lang w:val="el-GR"/>
+              </w:rPr>
+              <w:t xml:space="preserve"> → νέο </w:t>
+            </w:r>
+            <w:proofErr w:type="spellStart"/>
+            <w:r>
+              <w:rPr>
+                <w:lang w:val="el-GR"/>
+              </w:rPr>
+              <w:t>tab</w:t>
+            </w:r>
+            <w:proofErr w:type="spellEnd"/>
+            <w:r>
+              <w:rPr>
+                <w:lang w:val="el-GR"/>
+              </w:rPr>
+              <w:t xml:space="preserve"> με nomnoml.com. </w:t>
+            </w:r>
+            <w:proofErr w:type="spellStart"/>
+            <w:r>
+              <w:rPr>
+                <w:lang w:val="el-GR"/>
+              </w:rPr>
+              <w:t>SpecFlow</w:t>
+            </w:r>
+            <w:proofErr w:type="spellEnd"/>
+            <w:r>
+              <w:rPr>
+                <w:lang w:val="el-GR"/>
+              </w:rPr>
+              <w:t xml:space="preserve"> </w:t>
+            </w:r>
+            <w:proofErr w:type="spellStart"/>
+            <w:r>
+              <w:rPr>
+                <w:lang w:val="el-GR"/>
+              </w:rPr>
+              <w:t>tab</w:t>
+            </w:r>
+            <w:proofErr w:type="spellEnd"/>
+            <w:r>
+              <w:rPr>
+                <w:lang w:val="el-GR"/>
+              </w:rPr>
+              <w:t xml:space="preserve"> παρέμεινε ανοιχτό.</w:t>
+            </w:r>
+          </w:p>
+        </w:tc>
+      </w:tr>
+      <w:tr>
+        <w:tc>
+          <w:tcPr>
+            <w:cnfStyle w:val="001000000000" w:firstRow="0" w:lastRow="0" w:firstColumn="1" w:lastColumn="0" w:oddVBand="0" w:evenVBand="0" w:oddHBand="0" w:evenHBand="0" w:firstRowFirstColumn="0" w:firstRowLastColumn="0" w:lastRowFirstColumn="0" w:lastRowLastColumn="0"/>
+            <w:tcW w:w="0" w:type="auto"/>
+            <w:hideMark/>
+          </w:tcPr>
+          <w:p>
+            <w:pPr>
+              <w:spacing w:before="240" w:after="160" w:line="278" w:lineRule="auto"/>
+              <w:rPr>
+                <w:lang w:val="el-GR"/>
+              </w:rPr>
+            </w:pPr>
+            <w:r>
+              <w:rPr>
+                <w:lang w:val="el-GR"/>
+              </w:rPr>
+              <w:t>Κατάσταση</w:t>
+            </w:r>
+          </w:p>
+        </w:tc>
+        <w:tc>
+          <w:tcPr>
+            <w:tcW w:w="0" w:type="auto"/>
+            <w:hideMark/>
+          </w:tcPr>
+          <w:p>
+            <w:pPr>
+              <w:spacing w:before="240" w:after="160" w:line="278" w:lineRule="auto"/>
+              <w:cnfStyle w:val="000000000000" w:firstRow="0" w:lastRow="0" w:firstColumn="0" w:lastColumn="0" w:oddVBand="0" w:evenVBand="0" w:oddHBand="0" w:evenHBand="0" w:firstRowFirstColumn="0" w:firstRowLastColumn="0" w:lastRowFirstColumn="0" w:lastRowLastColumn="0"/>
+              <w:rPr>
+                <w:lang w:val="el-GR"/>
+              </w:rPr>
+            </w:pPr>
+            <w:r>
+              <w:rPr>
+                <w:rFonts w:ascii="Segoe UI Emoji" w:hAnsi="Segoe UI Emoji" w:cs="Segoe UI Emoji"/>
+                <w:lang w:val="el-GR"/>
+              </w:rPr>
+              <w:t>✅</w:t>
+            </w:r>
+            <w:r>
+              <w:rPr>
+                <w:lang w:val="el-GR"/>
+              </w:rPr>
+              <w:t> </w:t>
+            </w:r>
+            <w:r>
+              <w:rPr>
+                <w:b/>
+                <w:bCs/>
+                <w:lang w:val="el-GR"/>
+              </w:rPr>
+              <w:t>PASS</w:t>
+            </w:r>
+          </w:p>
+        </w:tc>
+      </w:tr>
+    </w:tbl>
+    <w:p>
+      <w:pPr>
+        <w:spacing w:before="240"/>
+        <w:rPr>
+          <w:lang w:val="el-GR"/>
+        </w:rPr>
+      </w:pPr>
+      <w:r>
+        <w:rPr>
+          <w:lang w:val="el-GR"/>
+        </w:rPr>
+        <w:pict w14:anchorId="41AB3C1A">
+          <v:rect id="_x0000_i1123" style="width:0;height:.75pt" o:hralign="center" o:hrstd="t" o:hrnoshade="t" o:hr="t" fillcolor="#ccc" stroked="f"/>
+        </w:pict>
+      </w:r>
+    </w:p>
+    <w:p>
+      <w:pPr>
+        <w:spacing w:before="240"/>
+        <w:rPr>
+          <w:b/>
+          <w:bCs/>
+          <w:sz w:val="28"/>
+          <w:szCs w:val="28"/>
+          <w:lang w:val="el-GR"/>
+        </w:rPr>
+      </w:pPr>
+      <w:r>
+        <w:rPr>
+          <w:b/>
+          <w:bCs/>
+          <w:sz w:val="28"/>
+          <w:szCs w:val="28"/>
+          <w:lang w:val="el-GR"/>
+        </w:rPr>
+        <w:t>UC12 — Διαμοιρασμός Project</w:t>
+      </w:r>
+    </w:p>
+    <w:p>
+      <w:pPr>
+        <w:spacing w:before="240"/>
+        <w:rPr>
+          <w:lang w:val="el-GR"/>
+        </w:rPr>
+      </w:pPr>
+      <w:r>
+        <w:rPr>
+          <w:b/>
+          <w:bCs/>
+          <w:lang w:val="el-GR"/>
+        </w:rPr>
+        <w:t>Κατάσταση Εισόδου:</w:t>
+      </w:r>
+      <w:r>
+        <w:rPr>
+          <w:lang w:val="el-GR"/>
+        </w:rPr>
+        <w:t xml:space="preserve"> Το Project υπάρχει και ο </w:t>
+      </w:r>
+      <w:proofErr w:type="spellStart"/>
+      <w:r>
+        <w:rPr>
+          <w:lang w:val="el-GR"/>
+        </w:rPr>
+        <w:t>OrgOwner</w:t>
+      </w:r>
+      <w:proofErr w:type="spellEnd"/>
+      <w:r>
+        <w:rPr>
+          <w:lang w:val="el-GR"/>
+        </w:rPr>
+        <w:t xml:space="preserve"> είναι συνδεδεμένος.</w:t>
+      </w:r>
+      <w:r>
+        <w:rPr>
+          <w:lang w:val="el-GR"/>
+        </w:rPr>
+        <w:br/>
+      </w:r>
+      <w:r>
+        <w:rPr>
+          <w:b/>
+          <w:bCs/>
+          <w:lang w:val="el-GR"/>
+        </w:rPr>
+        <w:t>Κατάσταση Εξόδου:</w:t>
+      </w:r>
+      <w:r>
+        <w:rPr>
+          <w:lang w:val="el-GR"/>
+        </w:rPr>
+        <w:t> Ο νέος χρήστης έχει πρόσβαση στο Project με τον αντίστοιχο ρόλο.</w:t>
+      </w:r>
+    </w:p>
+    <w:p>
+      <w:pPr>
+        <w:spacing w:before="240"/>
+        <w:rPr>
+          <w:b/>
+          <w:bCs/>
+          <w:lang w:val="el-GR"/>
+        </w:rPr>
+      </w:pPr>
+      <w:r>
+        <w:rPr>
+          <w:b/>
+          <w:bCs/>
+          <w:lang w:val="el-GR"/>
+        </w:rPr>
+        <w:t>TC-12-01 — Προσθήκη Συμμετέχοντα</w:t>
+      </w:r>
+    </w:p>
+    <w:tbl>
+      <w:tblPr>
+        <w:tblStyle w:val="GridTable1Light"/>
+        <w:tblW w:w="0" w:type="auto"/>
+        <w:tblLook w:val="04A0" w:firstRow="1" w:lastRow="0" w:firstColumn="1" w:lastColumn="0" w:noHBand="0" w:noVBand="1"/>
+      </w:tblPr>
+      <w:tblGrid>
+        <w:gridCol w:w="2040"/>
+        <w:gridCol w:w="7310"/>
+      </w:tblGrid>
+      <w:tr>
+        <w:trPr>
+          <w:cnfStyle w:val="100000000000" w:firstRow="1" w:lastRow="0" w:firstColumn="0" w:lastColumn="0" w:oddVBand="0" w:evenVBand="0" w:oddHBand="0" w:evenHBand="0" w:firstRowFirstColumn="0" w:firstRowLastColumn="0" w:lastRowFirstColumn="0" w:lastRowLastColumn="0"/>
+        </w:trPr>
+        <w:tc>
+          <w:tcPr>
+            <w:cnfStyle w:val="001000000000" w:firstRow="0" w:lastRow="0" w:firstColumn="1" w:lastColumn="0" w:oddVBand="0" w:evenVBand="0" w:oddHBand="0" w:evenHBand="0" w:firstRowFirstColumn="0" w:firstRowLastColumn="0" w:lastRowFirstColumn="0" w:lastRowLastColumn="0"/>
+            <w:tcW w:w="0" w:type="auto"/>
+            <w:hideMark/>
+          </w:tcPr>
+          <w:p>
+            <w:pPr>
+              <w:spacing w:before="240" w:after="160" w:line="278" w:lineRule="auto"/>
+              <w:rPr>
+                <w:lang w:val="el-GR"/>
+              </w:rPr>
+            </w:pPr>
+            <w:r>
+              <w:rPr>
+                <w:lang w:val="el-GR"/>
+              </w:rPr>
+              <w:t>Πεδίο</w:t>
+            </w:r>
+          </w:p>
+        </w:tc>
+        <w:tc>
+          <w:tcPr>
+            <w:tcW w:w="0" w:type="auto"/>
+            <w:hideMark/>
+          </w:tcPr>
+          <w:p>
+            <w:pPr>
+              <w:spacing w:before="240" w:after="160" w:line="278" w:lineRule="auto"/>
+              <w:cnfStyle w:val="100000000000" w:firstRow="1" w:lastRow="0" w:firstColumn="0" w:lastColumn="0" w:oddVBand="0" w:evenVBand="0" w:oddHBand="0" w:evenHBand="0" w:firstRowFirstColumn="0" w:firstRowLastColumn="0" w:lastRowFirstColumn="0" w:lastRowLastColumn="0"/>
+              <w:rPr>
+                <w:lang w:val="el-GR"/>
+              </w:rPr>
+            </w:pPr>
+            <w:r>
+              <w:rPr>
+                <w:lang w:val="el-GR"/>
+              </w:rPr>
+              <w:t>Τιμή</w:t>
+            </w:r>
+          </w:p>
+        </w:tc>
+      </w:tr>
+      <w:tr>
+        <w:tc>
+          <w:tcPr>
+            <w:cnfStyle w:val="001000000000" w:firstRow="0" w:lastRow="0" w:firstColumn="1" w:lastColumn="0" w:oddVBand="0" w:evenVBand="0" w:oddHBand="0" w:evenHBand="0" w:firstRowFirstColumn="0" w:firstRowLastColumn="0" w:lastRowFirstColumn="0" w:lastRowLastColumn="0"/>
+            <w:tcW w:w="0" w:type="auto"/>
+            <w:hideMark/>
+          </w:tcPr>
+          <w:p>
+            <w:pPr>
+              <w:spacing w:before="240" w:after="160" w:line="278" w:lineRule="auto"/>
+              <w:rPr>
+                <w:lang w:val="el-GR"/>
+              </w:rPr>
+            </w:pPr>
+            <w:r>
+              <w:rPr>
+                <w:lang w:val="el-GR"/>
+              </w:rPr>
+              <w:t>Σκοπός</w:t>
+            </w:r>
+          </w:p>
+        </w:tc>
+        <w:tc>
+          <w:tcPr>
+            <w:tcW w:w="0" w:type="auto"/>
+            <w:hideMark/>
+          </w:tcPr>
+          <w:p>
+            <w:pPr>
+              <w:spacing w:before="240" w:after="160" w:line="278" w:lineRule="auto"/>
+              <w:cnfStyle w:val="000000000000" w:firstRow="0" w:lastRow="0" w:firstColumn="0" w:lastColumn="0" w:oddVBand="0" w:evenVBand="0" w:oddHBand="0" w:evenHBand="0" w:firstRowFirstColumn="0" w:firstRowLastColumn="0" w:lastRowFirstColumn="0" w:lastRowLastColumn="0"/>
+            </w:pPr>
+            <w:r>
+              <w:rPr>
+                <w:lang w:val="el-GR"/>
+              </w:rPr>
+              <w:t>Επαλήθευση</w:t>
+            </w:r>
+            <w:r>
+              <w:t> </w:t>
+            </w:r>
+            <w:proofErr w:type="spellStart"/>
+            <w:r>
+              <w:t>ProjectService.addParticipant</w:t>
+            </w:r>
+            <w:proofErr w:type="spellEnd"/>
+            <w:r>
+              <w:t>() Happy Path</w:t>
+            </w:r>
+          </w:p>
+        </w:tc>
+      </w:tr>
+      <w:tr>
+        <w:tc>
+          <w:tcPr>
+            <w:cnfStyle w:val="001000000000" w:firstRow="0" w:lastRow="0" w:firstColumn="1" w:lastColumn="0" w:oddVBand="0" w:evenVBand="0" w:oddHBand="0" w:evenHBand="0" w:firstRowFirstColumn="0" w:firstRowLastColumn="0" w:lastRowFirstColumn="0" w:lastRowLastColumn="0"/>
+            <w:tcW w:w="0" w:type="auto"/>
+            <w:hideMark/>
+          </w:tcPr>
+          <w:p>
+            <w:pPr>
+              <w:spacing w:before="240" w:after="160" w:line="278" w:lineRule="auto"/>
+              <w:rPr>
+                <w:lang w:val="el-GR"/>
+              </w:rPr>
+            </w:pPr>
+            <w:r>
+              <w:rPr>
+                <w:lang w:val="el-GR"/>
+              </w:rPr>
+              <w:t>Κατηγορία</w:t>
+            </w:r>
+          </w:p>
+        </w:tc>
+        <w:tc>
+          <w:tcPr>
+            <w:tcW w:w="0" w:type="auto"/>
+            <w:hideMark/>
+          </w:tcPr>
+          <w:p>
+            <w:pPr>
+              <w:spacing w:before="240" w:after="160" w:line="278" w:lineRule="auto"/>
+              <w:cnfStyle w:val="000000000000" w:firstRow="0" w:lastRow="0" w:firstColumn="0" w:lastColumn="0" w:oddVBand="0" w:evenVBand="0" w:oddHBand="0" w:evenHBand="0" w:firstRowFirstColumn="0" w:firstRowLastColumn="0" w:lastRowFirstColumn="0" w:lastRowLastColumn="0"/>
+              <w:rPr>
+                <w:lang w:val="el-GR"/>
+              </w:rPr>
+            </w:pPr>
+            <w:proofErr w:type="spellStart"/>
+            <w:r>
+              <w:rPr>
+                <w:lang w:val="el-GR"/>
+              </w:rPr>
+              <w:t>Functional</w:t>
+            </w:r>
+            <w:proofErr w:type="spellEnd"/>
+          </w:p>
+        </w:tc>
+      </w:tr>
+      <w:tr>
+        <w:tc>
+          <w:tcPr>
+            <w:cnfStyle w:val="001000000000" w:firstRow="0" w:lastRow="0" w:firstColumn="1" w:lastColumn="0" w:oddVBand="0" w:evenVBand="0" w:oddHBand="0" w:evenHBand="0" w:firstRowFirstColumn="0" w:firstRowLastColumn="0" w:lastRowFirstColumn="0" w:lastRowLastColumn="0"/>
+            <w:tcW w:w="0" w:type="auto"/>
+            <w:hideMark/>
+          </w:tcPr>
+          <w:p>
+            <w:pPr>
+              <w:spacing w:before="240" w:after="160" w:line="278" w:lineRule="auto"/>
+              <w:rPr>
+                <w:lang w:val="el-GR"/>
+              </w:rPr>
+            </w:pPr>
+            <w:r>
+              <w:rPr>
+                <w:lang w:val="el-GR"/>
+              </w:rPr>
+              <w:t>Τεχνική</w:t>
+            </w:r>
+          </w:p>
+        </w:tc>
+        <w:tc>
+          <w:tcPr>
+            <w:tcW w:w="0" w:type="auto"/>
+            <w:hideMark/>
+          </w:tcPr>
+          <w:p>
+            <w:pPr>
+              <w:spacing w:before="240" w:after="160" w:line="278" w:lineRule="auto"/>
+              <w:cnfStyle w:val="000000000000" w:firstRow="0" w:lastRow="0" w:firstColumn="0" w:lastColumn="0" w:oddVBand="0" w:evenVBand="0" w:oddHBand="0" w:evenHBand="0" w:firstRowFirstColumn="0" w:firstRowLastColumn="0" w:lastRowFirstColumn="0" w:lastRowLastColumn="0"/>
+              <w:rPr>
+                <w:lang w:val="el-GR"/>
+              </w:rPr>
+            </w:pPr>
+            <w:proofErr w:type="spellStart"/>
+            <w:r>
+              <w:rPr>
+                <w:lang w:val="el-GR"/>
+              </w:rPr>
+              <w:t>Black-Box</w:t>
+            </w:r>
+            <w:proofErr w:type="spellEnd"/>
+            <w:r>
+              <w:rPr>
+                <w:lang w:val="el-GR"/>
+              </w:rPr>
+              <w:t xml:space="preserve"> / </w:t>
+            </w:r>
+            <w:proofErr w:type="spellStart"/>
+            <w:r>
+              <w:rPr>
+                <w:lang w:val="el-GR"/>
+              </w:rPr>
+              <w:t>Happy</w:t>
+            </w:r>
+            <w:proofErr w:type="spellEnd"/>
+            <w:r>
+              <w:rPr>
+                <w:lang w:val="el-GR"/>
+              </w:rPr>
+              <w:t xml:space="preserve"> </w:t>
+            </w:r>
+            <w:proofErr w:type="spellStart"/>
+            <w:r>
+              <w:rPr>
+                <w:lang w:val="el-GR"/>
+              </w:rPr>
+              <w:t>Path</w:t>
+            </w:r>
+            <w:proofErr w:type="spellEnd"/>
+          </w:p>
+        </w:tc>
+      </w:tr>
+      <w:tr>
+        <w:tc>
+          <w:tcPr>
+            <w:cnfStyle w:val="001000000000" w:firstRow="0" w:lastRow="0" w:firstColumn="1" w:lastColumn="0" w:oddVBand="0" w:evenVBand="0" w:oddHBand="0" w:evenHBand="0" w:firstRowFirstColumn="0" w:firstRowLastColumn="0" w:lastRowFirstColumn="0" w:lastRowLastColumn="0"/>
+            <w:tcW w:w="0" w:type="auto"/>
+            <w:hideMark/>
+          </w:tcPr>
+          <w:p>
+            <w:pPr>
+              <w:spacing w:before="240" w:after="160" w:line="278" w:lineRule="auto"/>
+              <w:rPr>
+                <w:lang w:val="el-GR"/>
+              </w:rPr>
+            </w:pPr>
+            <w:r>
+              <w:rPr>
+                <w:lang w:val="el-GR"/>
+              </w:rPr>
+              <w:t>Προτεραιότητα</w:t>
+            </w:r>
+          </w:p>
+        </w:tc>
+        <w:tc>
+          <w:tcPr>
+            <w:tcW w:w="0" w:type="auto"/>
+            <w:hideMark/>
+          </w:tcPr>
+          <w:p>
+            <w:pPr>
+              <w:spacing w:before="240" w:after="160" w:line="278" w:lineRule="auto"/>
+              <w:cnfStyle w:val="000000000000" w:firstRow="0" w:lastRow="0" w:firstColumn="0" w:lastColumn="0" w:oddVBand="0" w:evenVBand="0" w:oddHBand="0" w:evenHBand="0" w:firstRowFirstColumn="0" w:firstRowLastColumn="0" w:lastRowFirstColumn="0" w:lastRowLastColumn="0"/>
+              <w:rPr>
+                <w:lang w:val="el-GR"/>
+              </w:rPr>
+            </w:pPr>
+            <w:r>
+              <w:rPr>
+                <w:lang w:val="el-GR"/>
+              </w:rPr>
+              <w:t>CRITICAL</w:t>
+            </w:r>
+          </w:p>
+        </w:tc>
+      </w:tr>
+      <w:tr>
+        <w:tc>
+          <w:tcPr>
+            <w:cnfStyle w:val="001000000000" w:firstRow="0" w:lastRow="0" w:firstColumn="1" w:lastColumn="0" w:oddVBand="0" w:evenVBand="0" w:oddHBand="0" w:evenHBand="0" w:firstRowFirstColumn="0" w:firstRowLastColumn="0" w:lastRowFirstColumn="0" w:lastRowLastColumn="0"/>
+            <w:tcW w:w="0" w:type="auto"/>
+            <w:hideMark/>
+          </w:tcPr>
+          <w:p>
+            <w:pPr>
+              <w:spacing w:before="240" w:after="160" w:line="278" w:lineRule="auto"/>
+              <w:rPr>
+                <w:lang w:val="el-GR"/>
+              </w:rPr>
+            </w:pPr>
+            <w:r>
+              <w:rPr>
+                <w:lang w:val="el-GR"/>
+              </w:rPr>
+              <w:lastRenderedPageBreak/>
+              <w:t>Δεδομένα Εισόδου</w:t>
+            </w:r>
+          </w:p>
+        </w:tc>
+        <w:tc>
+          <w:tcPr>
+            <w:tcW w:w="0" w:type="auto"/>
+            <w:hideMark/>
+          </w:tcPr>
+          <w:p>
+            <w:pPr>
+              <w:spacing w:before="240" w:after="160" w:line="278" w:lineRule="auto"/>
+              <w:cnfStyle w:val="000000000000" w:firstRow="0" w:lastRow="0" w:firstColumn="0" w:lastColumn="0" w:oddVBand="0" w:evenVBand="0" w:oddHBand="0" w:evenHBand="0" w:firstRowFirstColumn="0" w:firstRowLastColumn="0" w:lastRowFirstColumn="0" w:lastRowLastColumn="0"/>
+              <w:rPr>
+                <w:lang w:val="el-GR"/>
+              </w:rPr>
+            </w:pPr>
+            <w:proofErr w:type="spellStart"/>
+            <w:r>
+              <w:rPr>
+                <w:lang w:val="el-GR"/>
+              </w:rPr>
+              <w:t>Username</w:t>
+            </w:r>
+            <w:proofErr w:type="spellEnd"/>
+            <w:r>
+              <w:rPr>
+                <w:lang w:val="el-GR"/>
+              </w:rPr>
+              <w:t xml:space="preserve">: "testuser1", </w:t>
+            </w:r>
+            <w:proofErr w:type="spellStart"/>
+            <w:r>
+              <w:rPr>
+                <w:lang w:val="el-GR"/>
+              </w:rPr>
+              <w:t>Role</w:t>
+            </w:r>
+            <w:proofErr w:type="spellEnd"/>
+            <w:r>
+              <w:rPr>
+                <w:lang w:val="el-GR"/>
+              </w:rPr>
+              <w:t>: COLLABORATOR</w:t>
+            </w:r>
+          </w:p>
+        </w:tc>
+      </w:tr>
+      <w:tr>
+        <w:tc>
+          <w:tcPr>
+            <w:cnfStyle w:val="001000000000" w:firstRow="0" w:lastRow="0" w:firstColumn="1" w:lastColumn="0" w:oddVBand="0" w:evenVBand="0" w:oddHBand="0" w:evenHBand="0" w:firstRowFirstColumn="0" w:firstRowLastColumn="0" w:lastRowFirstColumn="0" w:lastRowLastColumn="0"/>
+            <w:tcW w:w="0" w:type="auto"/>
+            <w:hideMark/>
+          </w:tcPr>
+          <w:p>
+            <w:pPr>
+              <w:spacing w:before="240" w:after="160" w:line="278" w:lineRule="auto"/>
+              <w:rPr>
+                <w:lang w:val="el-GR"/>
+              </w:rPr>
+            </w:pPr>
+            <w:r>
+              <w:rPr>
+                <w:lang w:val="el-GR"/>
+              </w:rPr>
+              <w:t>Αναμενόμενο Αποτέλεσμα</w:t>
+            </w:r>
+          </w:p>
+        </w:tc>
+        <w:tc>
+          <w:tcPr>
+            <w:tcW w:w="0" w:type="auto"/>
+            <w:hideMark/>
+          </w:tcPr>
+          <w:p>
+            <w:pPr>
+              <w:spacing w:before="240" w:after="160" w:line="278" w:lineRule="auto"/>
+              <w:cnfStyle w:val="000000000000" w:firstRow="0" w:lastRow="0" w:firstColumn="0" w:lastColumn="0" w:oddVBand="0" w:evenVBand="0" w:oddHBand="0" w:evenHBand="0" w:firstRowFirstColumn="0" w:firstRowLastColumn="0" w:lastRowFirstColumn="0" w:lastRowLastColumn="0"/>
+            </w:pPr>
+            <w:r>
+              <w:rPr>
+                <w:lang w:val="el-GR"/>
+              </w:rPr>
+              <w:t>Νέα</w:t>
+            </w:r>
+            <w:r>
+              <w:t xml:space="preserve"> </w:t>
+            </w:r>
+            <w:proofErr w:type="spellStart"/>
+            <w:r>
+              <w:t>ProjectMembership</w:t>
+            </w:r>
+            <w:proofErr w:type="spellEnd"/>
+            <w:r>
+              <w:t xml:space="preserve"> + redirect </w:t>
+            </w:r>
+            <w:r>
+              <w:rPr>
+                <w:lang w:val="el-GR"/>
+              </w:rPr>
+              <w:t>στο</w:t>
+            </w:r>
+            <w:r>
+              <w:t xml:space="preserve"> participants screen</w:t>
+            </w:r>
+          </w:p>
+        </w:tc>
+      </w:tr>
+      <w:tr>
+        <w:tc>
+          <w:tcPr>
+            <w:cnfStyle w:val="001000000000" w:firstRow="0" w:lastRow="0" w:firstColumn="1" w:lastColumn="0" w:oddVBand="0" w:evenVBand="0" w:oddHBand="0" w:evenHBand="0" w:firstRowFirstColumn="0" w:firstRowLastColumn="0" w:lastRowFirstColumn="0" w:lastRowLastColumn="0"/>
+            <w:tcW w:w="0" w:type="auto"/>
+            <w:hideMark/>
+          </w:tcPr>
+          <w:p>
+            <w:pPr>
+              <w:spacing w:before="240" w:after="160" w:line="278" w:lineRule="auto"/>
+              <w:rPr>
+                <w:lang w:val="el-GR"/>
+              </w:rPr>
+            </w:pPr>
+            <w:r>
+              <w:rPr>
+                <w:lang w:val="el-GR"/>
+              </w:rPr>
+              <w:t>Πραγματικό Αποτέλεσμα</w:t>
+            </w:r>
+          </w:p>
+        </w:tc>
+        <w:tc>
+          <w:tcPr>
+            <w:tcW w:w="0" w:type="auto"/>
+            <w:hideMark/>
+          </w:tcPr>
+          <w:p>
+            <w:pPr>
+              <w:spacing w:before="240" w:after="160" w:line="278" w:lineRule="auto"/>
+              <w:cnfStyle w:val="000000000000" w:firstRow="0" w:lastRow="0" w:firstColumn="0" w:lastColumn="0" w:oddVBand="0" w:evenVBand="0" w:oddHBand="0" w:evenHBand="0" w:firstRowFirstColumn="0" w:firstRowLastColumn="0" w:lastRowFirstColumn="0" w:lastRowLastColumn="0"/>
+              <w:rPr>
+                <w:lang w:val="el-GR"/>
+              </w:rPr>
+            </w:pPr>
+            <w:proofErr w:type="spellStart"/>
+            <w:r>
+              <w:rPr>
+                <w:lang w:val="el-GR"/>
+              </w:rPr>
+              <w:t>findByUsername</w:t>
+            </w:r>
+            <w:proofErr w:type="spellEnd"/>
+            <w:r>
+              <w:rPr>
+                <w:lang w:val="el-GR"/>
+              </w:rPr>
+              <w:t>() βρήκε χρήστη. </w:t>
+            </w:r>
+            <w:proofErr w:type="spellStart"/>
+            <w:r>
+              <w:rPr>
+                <w:lang w:val="el-GR"/>
+              </w:rPr>
+              <w:t>existsByProjectAndUser</w:t>
+            </w:r>
+            <w:proofErr w:type="spellEnd"/>
+            <w:r>
+              <w:rPr>
+                <w:lang w:val="el-GR"/>
+              </w:rPr>
+              <w:t xml:space="preserve">() επέστρεψε </w:t>
+            </w:r>
+            <w:proofErr w:type="spellStart"/>
+            <w:r>
+              <w:rPr>
+                <w:lang w:val="el-GR"/>
+              </w:rPr>
+              <w:t>false</w:t>
+            </w:r>
+            <w:proofErr w:type="spellEnd"/>
+            <w:r>
+              <w:rPr>
+                <w:lang w:val="el-GR"/>
+              </w:rPr>
+              <w:t xml:space="preserve">. Νέα </w:t>
+            </w:r>
+            <w:proofErr w:type="spellStart"/>
+            <w:r>
+              <w:rPr>
+                <w:lang w:val="el-GR"/>
+              </w:rPr>
+              <w:t>Participant</w:t>
+            </w:r>
+            <w:proofErr w:type="spellEnd"/>
+            <w:r>
+              <w:rPr>
+                <w:lang w:val="el-GR"/>
+              </w:rPr>
+              <w:t xml:space="preserve"> εγγραφή δημιουργήθηκε. </w:t>
+            </w:r>
+            <w:proofErr w:type="spellStart"/>
+            <w:r>
+              <w:rPr>
+                <w:lang w:val="el-GR"/>
+              </w:rPr>
+              <w:t>Redirect</w:t>
+            </w:r>
+            <w:proofErr w:type="spellEnd"/>
+            <w:r>
+              <w:rPr>
+                <w:lang w:val="el-GR"/>
+              </w:rPr>
+              <w:t xml:space="preserve"> + flash «</w:t>
+            </w:r>
+            <w:proofErr w:type="spellStart"/>
+            <w:r>
+              <w:rPr>
+                <w:lang w:val="el-GR"/>
+              </w:rPr>
+              <w:t>Participant</w:t>
+            </w:r>
+            <w:proofErr w:type="spellEnd"/>
+            <w:r>
+              <w:rPr>
+                <w:lang w:val="el-GR"/>
+              </w:rPr>
+              <w:t xml:space="preserve"> </w:t>
+            </w:r>
+            <w:proofErr w:type="spellStart"/>
+            <w:r>
+              <w:rPr>
+                <w:lang w:val="el-GR"/>
+              </w:rPr>
+              <w:t>added</w:t>
+            </w:r>
+            <w:proofErr w:type="spellEnd"/>
+            <w:r>
+              <w:rPr>
+                <w:lang w:val="el-GR"/>
+              </w:rPr>
+              <w:t xml:space="preserve"> </w:t>
+            </w:r>
+            <w:proofErr w:type="spellStart"/>
+            <w:r>
+              <w:rPr>
+                <w:lang w:val="el-GR"/>
+              </w:rPr>
+              <w:t>successfully</w:t>
+            </w:r>
+            <w:proofErr w:type="spellEnd"/>
+            <w:r>
+              <w:rPr>
+                <w:lang w:val="el-GR"/>
+              </w:rPr>
+              <w:t>».</w:t>
+            </w:r>
+          </w:p>
+        </w:tc>
+      </w:tr>
+      <w:tr>
+        <w:tc>
+          <w:tcPr>
+            <w:cnfStyle w:val="001000000000" w:firstRow="0" w:lastRow="0" w:firstColumn="1" w:lastColumn="0" w:oddVBand="0" w:evenVBand="0" w:oddHBand="0" w:evenHBand="0" w:firstRowFirstColumn="0" w:firstRowLastColumn="0" w:lastRowFirstColumn="0" w:lastRowLastColumn="0"/>
+            <w:tcW w:w="0" w:type="auto"/>
+            <w:hideMark/>
+          </w:tcPr>
+          <w:p>
+            <w:pPr>
+              <w:spacing w:before="240" w:after="160" w:line="278" w:lineRule="auto"/>
+              <w:rPr>
+                <w:lang w:val="el-GR"/>
+              </w:rPr>
+            </w:pPr>
+            <w:r>
+              <w:rPr>
+                <w:lang w:val="el-GR"/>
+              </w:rPr>
+              <w:t>Κατάσταση</w:t>
+            </w:r>
+          </w:p>
+        </w:tc>
+        <w:tc>
+          <w:tcPr>
+            <w:tcW w:w="0" w:type="auto"/>
+            <w:hideMark/>
+          </w:tcPr>
+          <w:p>
+            <w:pPr>
+              <w:spacing w:before="240" w:after="160" w:line="278" w:lineRule="auto"/>
+              <w:cnfStyle w:val="000000000000" w:firstRow="0" w:lastRow="0" w:firstColumn="0" w:lastColumn="0" w:oddVBand="0" w:evenVBand="0" w:oddHBand="0" w:evenHBand="0" w:firstRowFirstColumn="0" w:firstRowLastColumn="0" w:lastRowFirstColumn="0" w:lastRowLastColumn="0"/>
+              <w:rPr>
+                <w:lang w:val="el-GR"/>
+              </w:rPr>
+            </w:pPr>
+            <w:r>
+              <w:rPr>
+                <w:rFonts w:ascii="Segoe UI Emoji" w:hAnsi="Segoe UI Emoji" w:cs="Segoe UI Emoji"/>
+                <w:lang w:val="el-GR"/>
+              </w:rPr>
+              <w:t>✅</w:t>
+            </w:r>
+            <w:r>
+              <w:rPr>
+                <w:lang w:val="el-GR"/>
+              </w:rPr>
+              <w:t> </w:t>
+            </w:r>
+            <w:r>
+              <w:rPr>
+                <w:b/>
+                <w:bCs/>
+                <w:lang w:val="el-GR"/>
+              </w:rPr>
+              <w:t>PASS</w:t>
+            </w:r>
+          </w:p>
+        </w:tc>
+      </w:tr>
+    </w:tbl>
+    <w:p>
+      <w:pPr>
+        <w:spacing w:before="240"/>
+        <w:rPr>
+          <w:b/>
+          <w:bCs/>
+          <w:lang w:val="el-GR"/>
+        </w:rPr>
+      </w:pPr>
+    </w:p>
+    <w:p>
+      <w:pPr>
+        <w:spacing w:before="240"/>
+        <w:rPr>
+          <w:b/>
+          <w:bCs/>
+          <w:lang w:val="el-GR"/>
+        </w:rPr>
+      </w:pPr>
+      <w:r>
+        <w:rPr>
+          <w:b/>
+          <w:bCs/>
+          <w:lang w:val="el-GR"/>
+        </w:rPr>
+        <w:t xml:space="preserve">TC-12-02 — Άκυρο </w:t>
+      </w:r>
+      <w:proofErr w:type="spellStart"/>
+      <w:r>
+        <w:rPr>
+          <w:b/>
+          <w:bCs/>
+          <w:lang w:val="el-GR"/>
+        </w:rPr>
+        <w:t>Username</w:t>
+      </w:r>
+      <w:proofErr w:type="spellEnd"/>
+    </w:p>
+    <w:tbl>
+      <w:tblPr>
+        <w:tblStyle w:val="GridTable1Light"/>
+        <w:tblW w:w="0" w:type="auto"/>
+        <w:tblLook w:val="04A0" w:firstRow="1" w:lastRow="0" w:firstColumn="1" w:lastColumn="0" w:noHBand="0" w:noVBand="1"/>
+      </w:tblPr>
+      <w:tblGrid>
+        <w:gridCol w:w="2226"/>
+        <w:gridCol w:w="7124"/>
+      </w:tblGrid>
+      <w:tr>
+        <w:trPr>
+          <w:cnfStyle w:val="100000000000" w:firstRow="1" w:lastRow="0" w:firstColumn="0" w:lastColumn="0" w:oddVBand="0" w:evenVBand="0" w:oddHBand="0" w:evenHBand="0" w:firstRowFirstColumn="0" w:firstRowLastColumn="0" w:lastRowFirstColumn="0" w:lastRowLastColumn="0"/>
+        </w:trPr>
+        <w:tc>
+          <w:tcPr>
+            <w:cnfStyle w:val="001000000000" w:firstRow="0" w:lastRow="0" w:firstColumn="1" w:lastColumn="0" w:oddVBand="0" w:evenVBand="0" w:oddHBand="0" w:evenHBand="0" w:firstRowFirstColumn="0" w:firstRowLastColumn="0" w:lastRowFirstColumn="0" w:lastRowLastColumn="0"/>
+            <w:tcW w:w="0" w:type="auto"/>
+            <w:hideMark/>
+          </w:tcPr>
+          <w:p>
+            <w:pPr>
+              <w:spacing w:before="240" w:after="160" w:line="278" w:lineRule="auto"/>
+              <w:rPr>
+                <w:lang w:val="el-GR"/>
+              </w:rPr>
+            </w:pPr>
+            <w:r>
+              <w:rPr>
+                <w:lang w:val="el-GR"/>
+              </w:rPr>
+              <w:t>Πεδίο</w:t>
+            </w:r>
+          </w:p>
+        </w:tc>
+        <w:tc>
+          <w:tcPr>
+            <w:tcW w:w="0" w:type="auto"/>
+            <w:hideMark/>
+          </w:tcPr>
+          <w:p>
+            <w:pPr>
+              <w:spacing w:before="240" w:after="160" w:line="278" w:lineRule="auto"/>
+              <w:cnfStyle w:val="100000000000" w:firstRow="1" w:lastRow="0" w:firstColumn="0" w:lastColumn="0" w:oddVBand="0" w:evenVBand="0" w:oddHBand="0" w:evenHBand="0" w:firstRowFirstColumn="0" w:firstRowLastColumn="0" w:lastRowFirstColumn="0" w:lastRowLastColumn="0"/>
+              <w:rPr>
+                <w:lang w:val="el-GR"/>
+              </w:rPr>
+            </w:pPr>
+            <w:r>
+              <w:rPr>
+                <w:lang w:val="el-GR"/>
+              </w:rPr>
+              <w:t>Τιμή</w:t>
+            </w:r>
+          </w:p>
+        </w:tc>
+      </w:tr>
+      <w:tr>
+        <w:tc>
+          <w:tcPr>
+            <w:cnfStyle w:val="001000000000" w:firstRow="0" w:lastRow="0" w:firstColumn="1" w:lastColumn="0" w:oddVBand="0" w:evenVBand="0" w:oddHBand="0" w:evenHBand="0" w:firstRowFirstColumn="0" w:firstRowLastColumn="0" w:lastRowFirstColumn="0" w:lastRowLastColumn="0"/>
+            <w:tcW w:w="0" w:type="auto"/>
+            <w:hideMark/>
+          </w:tcPr>
+          <w:p>
+            <w:pPr>
+              <w:spacing w:before="240" w:after="160" w:line="278" w:lineRule="auto"/>
+              <w:rPr>
+                <w:lang w:val="el-GR"/>
+              </w:rPr>
+            </w:pPr>
+            <w:r>
+              <w:rPr>
+                <w:lang w:val="el-GR"/>
+              </w:rPr>
+              <w:t>Σκοπός</w:t>
+            </w:r>
+          </w:p>
+        </w:tc>
+        <w:tc>
+          <w:tcPr>
+            <w:tcW w:w="0" w:type="auto"/>
+            <w:hideMark/>
+          </w:tcPr>
+          <w:p>
+            <w:pPr>
+              <w:spacing w:before="240" w:after="160" w:line="278" w:lineRule="auto"/>
+              <w:cnfStyle w:val="000000000000" w:firstRow="0" w:lastRow="0" w:firstColumn="0" w:lastColumn="0" w:oddVBand="0" w:evenVBand="0" w:oddHBand="0" w:evenHBand="0" w:firstRowFirstColumn="0" w:firstRowLastColumn="0" w:lastRowFirstColumn="0" w:lastRowLastColumn="0"/>
+              <w:rPr>
+                <w:lang w:val="el-GR"/>
+              </w:rPr>
+            </w:pPr>
+            <w:r>
+              <w:rPr>
+                <w:lang w:val="el-GR"/>
+              </w:rPr>
+              <w:t>Επαλήθευση </w:t>
+            </w:r>
+            <w:proofErr w:type="spellStart"/>
+            <w:r>
+              <w:rPr>
+                <w:lang w:val="el-GR"/>
+              </w:rPr>
+              <w:t>UserNotFoundException</w:t>
+            </w:r>
+            <w:proofErr w:type="spellEnd"/>
+          </w:p>
+        </w:tc>
+      </w:tr>
+      <w:tr>
+        <w:tc>
+          <w:tcPr>
+            <w:cnfStyle w:val="001000000000" w:firstRow="0" w:lastRow="0" w:firstColumn="1" w:lastColumn="0" w:oddVBand="0" w:evenVBand="0" w:oddHBand="0" w:evenHBand="0" w:firstRowFirstColumn="0" w:firstRowLastColumn="0" w:lastRowFirstColumn="0" w:lastRowLastColumn="0"/>
+            <w:tcW w:w="0" w:type="auto"/>
+            <w:hideMark/>
+          </w:tcPr>
+          <w:p>
+            <w:pPr>
+              <w:spacing w:before="240" w:after="160" w:line="278" w:lineRule="auto"/>
+              <w:rPr>
+                <w:lang w:val="el-GR"/>
+              </w:rPr>
+            </w:pPr>
+            <w:r>
+              <w:rPr>
+                <w:lang w:val="el-GR"/>
+              </w:rPr>
+              <w:t>Κατηγορία</w:t>
+            </w:r>
+          </w:p>
+        </w:tc>
+        <w:tc>
+          <w:tcPr>
+            <w:tcW w:w="0" w:type="auto"/>
+            <w:hideMark/>
+          </w:tcPr>
+          <w:p>
+            <w:pPr>
+              <w:spacing w:before="240" w:after="160" w:line="278" w:lineRule="auto"/>
+              <w:cnfStyle w:val="000000000000" w:firstRow="0" w:lastRow="0" w:firstColumn="0" w:lastColumn="0" w:oddVBand="0" w:evenVBand="0" w:oddHBand="0" w:evenHBand="0" w:firstRowFirstColumn="0" w:firstRowLastColumn="0" w:lastRowFirstColumn="0" w:lastRowLastColumn="0"/>
+              <w:rPr>
+                <w:lang w:val="el-GR"/>
+              </w:rPr>
+            </w:pPr>
+            <w:proofErr w:type="spellStart"/>
+            <w:r>
+              <w:rPr>
+                <w:lang w:val="el-GR"/>
+              </w:rPr>
+              <w:t>Functional</w:t>
+            </w:r>
+            <w:proofErr w:type="spellEnd"/>
+          </w:p>
+        </w:tc>
+      </w:tr>
+      <w:tr>
+        <w:tc>
+          <w:tcPr>
+            <w:cnfStyle w:val="001000000000" w:firstRow="0" w:lastRow="0" w:firstColumn="1" w:lastColumn="0" w:oddVBand="0" w:evenVBand="0" w:oddHBand="0" w:evenHBand="0" w:firstRowFirstColumn="0" w:firstRowLastColumn="0" w:lastRowFirstColumn="0" w:lastRowLastColumn="0"/>
+            <w:tcW w:w="0" w:type="auto"/>
+            <w:hideMark/>
+          </w:tcPr>
+          <w:p>
+            <w:pPr>
+              <w:spacing w:before="240" w:after="160" w:line="278" w:lineRule="auto"/>
+              <w:rPr>
+                <w:lang w:val="el-GR"/>
+              </w:rPr>
+            </w:pPr>
+            <w:r>
+              <w:rPr>
+                <w:lang w:val="el-GR"/>
+              </w:rPr>
+              <w:t>Τεχνική</w:t>
+            </w:r>
+          </w:p>
+        </w:tc>
+        <w:tc>
+          <w:tcPr>
+            <w:tcW w:w="0" w:type="auto"/>
+            <w:hideMark/>
+          </w:tcPr>
+          <w:p>
+            <w:pPr>
+              <w:spacing w:before="240" w:after="160" w:line="278" w:lineRule="auto"/>
+              <w:cnfStyle w:val="000000000000" w:firstRow="0" w:lastRow="0" w:firstColumn="0" w:lastColumn="0" w:oddVBand="0" w:evenVBand="0" w:oddHBand="0" w:evenHBand="0" w:firstRowFirstColumn="0" w:firstRowLastColumn="0" w:lastRowFirstColumn="0" w:lastRowLastColumn="0"/>
+            </w:pPr>
+            <w:r>
+              <w:t>Equivalence Partitioning (</w:t>
+            </w:r>
+            <w:r>
+              <w:rPr>
+                <w:lang w:val="el-GR"/>
+              </w:rPr>
+              <w:t>άκυρη</w:t>
+            </w:r>
+            <w:r>
+              <w:t xml:space="preserve"> </w:t>
+            </w:r>
+            <w:r>
+              <w:rPr>
+                <w:lang w:val="el-GR"/>
+              </w:rPr>
+              <w:t>κλάση</w:t>
+            </w:r>
+            <w:r>
+              <w:t>: non-existent username)</w:t>
+            </w:r>
+          </w:p>
+        </w:tc>
+      </w:tr>
+      <w:tr>
+        <w:tc>
+          <w:tcPr>
+            <w:cnfStyle w:val="001000000000" w:firstRow="0" w:lastRow="0" w:firstColumn="1" w:lastColumn="0" w:oddVBand="0" w:evenVBand="0" w:oddHBand="0" w:evenHBand="0" w:firstRowFirstColumn="0" w:firstRowLastColumn="0" w:lastRowFirstColumn="0" w:lastRowLastColumn="0"/>
+            <w:tcW w:w="0" w:type="auto"/>
+            <w:hideMark/>
+          </w:tcPr>
+          <w:p>
+            <w:pPr>
+              <w:spacing w:before="240" w:after="160" w:line="278" w:lineRule="auto"/>
+              <w:rPr>
+                <w:lang w:val="el-GR"/>
+              </w:rPr>
+            </w:pPr>
+            <w:r>
+              <w:rPr>
+                <w:lang w:val="el-GR"/>
+              </w:rPr>
+              <w:t>Προτεραιότητα</w:t>
+            </w:r>
+          </w:p>
+        </w:tc>
+        <w:tc>
+          <w:tcPr>
+            <w:tcW w:w="0" w:type="auto"/>
+            <w:hideMark/>
+          </w:tcPr>
+          <w:p>
+            <w:pPr>
+              <w:spacing w:before="240" w:after="160" w:line="278" w:lineRule="auto"/>
+              <w:cnfStyle w:val="000000000000" w:firstRow="0" w:lastRow="0" w:firstColumn="0" w:lastColumn="0" w:oddVBand="0" w:evenVBand="0" w:oddHBand="0" w:evenHBand="0" w:firstRowFirstColumn="0" w:firstRowLastColumn="0" w:lastRowFirstColumn="0" w:lastRowLastColumn="0"/>
+              <w:rPr>
+                <w:lang w:val="el-GR"/>
+              </w:rPr>
+            </w:pPr>
+            <w:r>
+              <w:rPr>
+                <w:lang w:val="el-GR"/>
+              </w:rPr>
+              <w:t>HIGH</w:t>
+            </w:r>
+          </w:p>
+        </w:tc>
+      </w:tr>
+      <w:tr>
+        <w:tc>
+          <w:tcPr>
+            <w:cnfStyle w:val="001000000000" w:firstRow="0" w:lastRow="0" w:firstColumn="1" w:lastColumn="0" w:oddVBand="0" w:evenVBand="0" w:oddHBand="0" w:evenHBand="0" w:firstRowFirstColumn="0" w:firstRowLastColumn="0" w:lastRowFirstColumn="0" w:lastRowLastColumn="0"/>
+            <w:tcW w:w="0" w:type="auto"/>
+            <w:hideMark/>
+          </w:tcPr>
+          <w:p>
+            <w:pPr>
+              <w:spacing w:before="240" w:after="160" w:line="278" w:lineRule="auto"/>
+              <w:rPr>
+                <w:lang w:val="el-GR"/>
+              </w:rPr>
+            </w:pPr>
+            <w:r>
+              <w:rPr>
+                <w:lang w:val="el-GR"/>
+              </w:rPr>
+              <w:t>Δεδομένα Εισόδου</w:t>
+            </w:r>
+          </w:p>
+        </w:tc>
+        <w:tc>
+          <w:tcPr>
+            <w:tcW w:w="0" w:type="auto"/>
+            <w:hideMark/>
+          </w:tcPr>
+          <w:p>
+            <w:pPr>
+              <w:spacing w:before="240" w:after="160" w:line="278" w:lineRule="auto"/>
+              <w:cnfStyle w:val="000000000000" w:firstRow="0" w:lastRow="0" w:firstColumn="0" w:lastColumn="0" w:oddVBand="0" w:evenVBand="0" w:oddHBand="0" w:evenHBand="0" w:firstRowFirstColumn="0" w:firstRowLastColumn="0" w:lastRowFirstColumn="0" w:lastRowLastColumn="0"/>
+              <w:rPr>
+                <w:lang w:val="el-GR"/>
+              </w:rPr>
+            </w:pPr>
+            <w:proofErr w:type="spellStart"/>
+            <w:r>
+              <w:rPr>
+                <w:lang w:val="el-GR"/>
+              </w:rPr>
+              <w:t>Username</w:t>
+            </w:r>
+            <w:proofErr w:type="spellEnd"/>
+            <w:r>
+              <w:rPr>
+                <w:lang w:val="el-GR"/>
+              </w:rPr>
+              <w:t>: "nonexistentuser99"</w:t>
+            </w:r>
+          </w:p>
+        </w:tc>
+      </w:tr>
+      <w:tr>
+        <w:tc>
+          <w:tcPr>
+            <w:cnfStyle w:val="001000000000" w:firstRow="0" w:lastRow="0" w:firstColumn="1" w:lastColumn="0" w:oddVBand="0" w:evenVBand="0" w:oddHBand="0" w:evenHBand="0" w:firstRowFirstColumn="0" w:firstRowLastColumn="0" w:lastRowFirstColumn="0" w:lastRowLastColumn="0"/>
+            <w:tcW w:w="0" w:type="auto"/>
+            <w:hideMark/>
+          </w:tcPr>
+          <w:p>
+            <w:pPr>
+              <w:spacing w:before="240" w:after="160" w:line="278" w:lineRule="auto"/>
+              <w:rPr>
+                <w:lang w:val="el-GR"/>
+              </w:rPr>
+            </w:pPr>
+            <w:r>
+              <w:rPr>
+                <w:lang w:val="el-GR"/>
+              </w:rPr>
+              <w:t>Αναμενόμενο Αποτέλεσμα</w:t>
+            </w:r>
+          </w:p>
+        </w:tc>
+        <w:tc>
+          <w:tcPr>
+            <w:tcW w:w="0" w:type="auto"/>
+            <w:hideMark/>
+          </w:tcPr>
+          <w:p>
+            <w:pPr>
+              <w:spacing w:before="240" w:after="160" w:line="278" w:lineRule="auto"/>
+              <w:cnfStyle w:val="000000000000" w:firstRow="0" w:lastRow="0" w:firstColumn="0" w:lastColumn="0" w:oddVBand="0" w:evenVBand="0" w:oddHBand="0" w:evenHBand="0" w:firstRowFirstColumn="0" w:firstRowLastColumn="0" w:lastRowFirstColumn="0" w:lastRowLastColumn="0"/>
+            </w:pPr>
+            <w:r>
+              <w:rPr>
+                <w:lang w:val="el-GR"/>
+              </w:rPr>
+              <w:t>Μήνυμα</w:t>
+            </w:r>
+            <w:r>
+              <w:t xml:space="preserve"> «User with this username not found»</w:t>
+            </w:r>
+          </w:p>
+        </w:tc>
+      </w:tr>
+      <w:tr>
+        <w:tc>
+          <w:tcPr>
+            <w:cnfStyle w:val="001000000000" w:firstRow="0" w:lastRow="0" w:firstColumn="1" w:lastColumn="0" w:oddVBand="0" w:evenVBand="0" w:oddHBand="0" w:evenHBand="0" w:firstRowFirstColumn="0" w:firstRowLastColumn="0" w:lastRowFirstColumn="0" w:lastRowLastColumn="0"/>
+            <w:tcW w:w="0" w:type="auto"/>
+            <w:hideMark/>
+          </w:tcPr>
+          <w:p>
+            <w:pPr>
+              <w:spacing w:before="240" w:after="160" w:line="278" w:lineRule="auto"/>
+              <w:rPr>
+                <w:lang w:val="el-GR"/>
+              </w:rPr>
+            </w:pPr>
+            <w:r>
+              <w:rPr>
+                <w:lang w:val="el-GR"/>
+              </w:rPr>
+              <w:lastRenderedPageBreak/>
+              <w:t>Πραγματικό Αποτέλεσμα</w:t>
+            </w:r>
+          </w:p>
+        </w:tc>
+        <w:tc>
+          <w:tcPr>
+            <w:tcW w:w="0" w:type="auto"/>
+            <w:hideMark/>
+          </w:tcPr>
+          <w:p>
+            <w:pPr>
+              <w:spacing w:before="240" w:after="160" w:line="278" w:lineRule="auto"/>
+              <w:cnfStyle w:val="000000000000" w:firstRow="0" w:lastRow="0" w:firstColumn="0" w:lastColumn="0" w:oddVBand="0" w:evenVBand="0" w:oddHBand="0" w:evenHBand="0" w:firstRowFirstColumn="0" w:firstRowLastColumn="0" w:lastRowFirstColumn="0" w:lastRowLastColumn="0"/>
+              <w:rPr>
+                <w:lang w:val="el-GR"/>
+              </w:rPr>
+            </w:pPr>
+            <w:proofErr w:type="spellStart"/>
+            <w:proofErr w:type="gramStart"/>
+            <w:r>
+              <w:t>findByUsername</w:t>
+            </w:r>
+            <w:proofErr w:type="spellEnd"/>
+            <w:r>
+              <w:t>(</w:t>
+            </w:r>
+            <w:proofErr w:type="gramEnd"/>
+            <w:r>
+              <w:t>) </w:t>
+            </w:r>
+            <w:r>
+              <w:rPr>
+                <w:lang w:val="el-GR"/>
+              </w:rPr>
+              <w:t>επέστρεψε</w:t>
+            </w:r>
+            <w:r>
+              <w:t xml:space="preserve"> empty Optional. </w:t>
+            </w:r>
+            <w:proofErr w:type="spellStart"/>
+            <w:r>
+              <w:t>UserNotFoundException</w:t>
+            </w:r>
+            <w:proofErr w:type="spellEnd"/>
+            <w:r>
+              <w:t> </w:t>
+            </w:r>
+            <w:r>
+              <w:rPr>
+                <w:lang w:val="el-GR"/>
+              </w:rPr>
+              <w:t>πετάχτηκε</w:t>
+            </w:r>
+            <w:r>
+              <w:t xml:space="preserve">. </w:t>
+            </w:r>
+            <w:r>
+              <w:rPr>
+                <w:lang w:val="el-GR"/>
+              </w:rPr>
+              <w:t xml:space="preserve">Flash </w:t>
+            </w:r>
+            <w:proofErr w:type="spellStart"/>
+            <w:r>
+              <w:rPr>
+                <w:lang w:val="el-GR"/>
+              </w:rPr>
+              <w:t>error</w:t>
+            </w:r>
+            <w:proofErr w:type="spellEnd"/>
+            <w:r>
+              <w:rPr>
+                <w:lang w:val="el-GR"/>
+              </w:rPr>
+              <w:t xml:space="preserve"> + </w:t>
+            </w:r>
+            <w:proofErr w:type="spellStart"/>
+            <w:r>
+              <w:rPr>
+                <w:lang w:val="el-GR"/>
+              </w:rPr>
+              <w:t>redirect</w:t>
+            </w:r>
+            <w:proofErr w:type="spellEnd"/>
+            <w:r>
+              <w:rPr>
+                <w:lang w:val="el-GR"/>
+              </w:rPr>
+              <w:t xml:space="preserve"> στο /</w:t>
+            </w:r>
+            <w:proofErr w:type="spellStart"/>
+            <w:r>
+              <w:rPr>
+                <w:lang w:val="el-GR"/>
+              </w:rPr>
+              <w:t>new</w:t>
+            </w:r>
+            <w:proofErr w:type="spellEnd"/>
+            <w:r>
+              <w:rPr>
+                <w:lang w:val="el-GR"/>
+              </w:rPr>
+              <w:t>.</w:t>
+            </w:r>
+          </w:p>
+        </w:tc>
+      </w:tr>
+      <w:tr>
+        <w:tc>
+          <w:tcPr>
+            <w:cnfStyle w:val="001000000000" w:firstRow="0" w:lastRow="0" w:firstColumn="1" w:lastColumn="0" w:oddVBand="0" w:evenVBand="0" w:oddHBand="0" w:evenHBand="0" w:firstRowFirstColumn="0" w:firstRowLastColumn="0" w:lastRowFirstColumn="0" w:lastRowLastColumn="0"/>
+            <w:tcW w:w="0" w:type="auto"/>
+            <w:hideMark/>
+          </w:tcPr>
+          <w:p>
+            <w:pPr>
+              <w:spacing w:before="240" w:after="160" w:line="278" w:lineRule="auto"/>
+              <w:rPr>
+                <w:lang w:val="el-GR"/>
+              </w:rPr>
+            </w:pPr>
+            <w:r>
+              <w:rPr>
+                <w:lang w:val="el-GR"/>
+              </w:rPr>
+              <w:t>Κατάσταση</w:t>
+            </w:r>
+          </w:p>
+        </w:tc>
+        <w:tc>
+          <w:tcPr>
+            <w:tcW w:w="0" w:type="auto"/>
+            <w:hideMark/>
+          </w:tcPr>
+          <w:p>
+            <w:pPr>
+              <w:spacing w:before="240" w:after="160" w:line="278" w:lineRule="auto"/>
+              <w:cnfStyle w:val="000000000000" w:firstRow="0" w:lastRow="0" w:firstColumn="0" w:lastColumn="0" w:oddVBand="0" w:evenVBand="0" w:oddHBand="0" w:evenHBand="0" w:firstRowFirstColumn="0" w:firstRowLastColumn="0" w:lastRowFirstColumn="0" w:lastRowLastColumn="0"/>
+              <w:rPr>
+                <w:lang w:val="el-GR"/>
+              </w:rPr>
+            </w:pPr>
+            <w:r>
+              <w:rPr>
+                <w:rFonts w:ascii="Segoe UI Emoji" w:hAnsi="Segoe UI Emoji" w:cs="Segoe UI Emoji"/>
+                <w:lang w:val="el-GR"/>
+              </w:rPr>
+              <w:t>✅</w:t>
+            </w:r>
+            <w:r>
+              <w:rPr>
+                <w:lang w:val="el-GR"/>
+              </w:rPr>
+              <w:t> </w:t>
+            </w:r>
+            <w:r>
+              <w:rPr>
+                <w:b/>
+                <w:bCs/>
+                <w:lang w:val="el-GR"/>
+              </w:rPr>
+              <w:t>PASS</w:t>
+            </w:r>
+          </w:p>
+        </w:tc>
+      </w:tr>
+    </w:tbl>
+    <w:p>
+      <w:pPr>
+        <w:spacing w:before="240"/>
+        <w:rPr>
+          <w:b/>
+          <w:bCs/>
+          <w:lang w:val="el-GR"/>
+        </w:rPr>
+      </w:pPr>
+    </w:p>
+    <w:p>
+      <w:pPr>
+        <w:spacing w:before="240"/>
+        <w:rPr>
+          <w:b/>
+          <w:bCs/>
+          <w:lang w:val="el-GR"/>
+        </w:rPr>
+      </w:pPr>
+      <w:r>
+        <w:rPr>
+          <w:b/>
+          <w:bCs/>
+          <w:lang w:val="el-GR"/>
+        </w:rPr>
+        <w:t>TC-12-03 — Ήδη Συμμετέχων</w:t>
+      </w:r>
+    </w:p>
+    <w:tbl>
+      <w:tblPr>
+        <w:tblStyle w:val="GridTable1Light"/>
+        <w:tblW w:w="0" w:type="auto"/>
+        <w:tblLook w:val="04A0" w:firstRow="1" w:lastRow="0" w:firstColumn="1" w:lastColumn="0" w:noHBand="0" w:noVBand="1"/>
+      </w:tblPr>
+      <w:tblGrid>
+        <w:gridCol w:w="2345"/>
+        <w:gridCol w:w="7005"/>
+      </w:tblGrid>
+      <w:tr>
+        <w:trPr>
+          <w:cnfStyle w:val="100000000000" w:firstRow="1" w:lastRow="0" w:firstColumn="0" w:lastColumn="0" w:oddVBand="0" w:evenVBand="0" w:oddHBand="0" w:evenHBand="0" w:firstRowFirstColumn="0" w:firstRowLastColumn="0" w:lastRowFirstColumn="0" w:lastRowLastColumn="0"/>
+        </w:trPr>
+        <w:tc>
+          <w:tcPr>
+            <w:cnfStyle w:val="001000000000" w:firstRow="0" w:lastRow="0" w:firstColumn="1" w:lastColumn="0" w:oddVBand="0" w:evenVBand="0" w:oddHBand="0" w:evenHBand="0" w:firstRowFirstColumn="0" w:firstRowLastColumn="0" w:lastRowFirstColumn="0" w:lastRowLastColumn="0"/>
+            <w:tcW w:w="0" w:type="auto"/>
+            <w:hideMark/>
+          </w:tcPr>
+          <w:p>
+            <w:pPr>
+              <w:spacing w:before="240" w:after="160" w:line="278" w:lineRule="auto"/>
+              <w:rPr>
+                <w:lang w:val="el-GR"/>
+              </w:rPr>
+            </w:pPr>
+            <w:r>
+              <w:rPr>
+                <w:lang w:val="el-GR"/>
+              </w:rPr>
+              <w:t>Πεδίο</w:t>
+            </w:r>
+          </w:p>
+        </w:tc>
+        <w:tc>
+          <w:tcPr>
+            <w:tcW w:w="0" w:type="auto"/>
+            <w:hideMark/>
+          </w:tcPr>
+          <w:p>
+            <w:pPr>
+              <w:spacing w:before="240" w:after="160" w:line="278" w:lineRule="auto"/>
+              <w:cnfStyle w:val="100000000000" w:firstRow="1" w:lastRow="0" w:firstColumn="0" w:lastColumn="0" w:oddVBand="0" w:evenVBand="0" w:oddHBand="0" w:evenHBand="0" w:firstRowFirstColumn="0" w:firstRowLastColumn="0" w:lastRowFirstColumn="0" w:lastRowLastColumn="0"/>
+              <w:rPr>
+                <w:lang w:val="el-GR"/>
+              </w:rPr>
+            </w:pPr>
+            <w:r>
+              <w:rPr>
+                <w:lang w:val="el-GR"/>
+              </w:rPr>
+              <w:t>Τιμή</w:t>
+            </w:r>
+          </w:p>
+        </w:tc>
+      </w:tr>
+      <w:tr>
+        <w:tc>
+          <w:tcPr>
+            <w:cnfStyle w:val="001000000000" w:firstRow="0" w:lastRow="0" w:firstColumn="1" w:lastColumn="0" w:oddVBand="0" w:evenVBand="0" w:oddHBand="0" w:evenHBand="0" w:firstRowFirstColumn="0" w:firstRowLastColumn="0" w:lastRowFirstColumn="0" w:lastRowLastColumn="0"/>
+            <w:tcW w:w="0" w:type="auto"/>
+            <w:hideMark/>
+          </w:tcPr>
+          <w:p>
+            <w:pPr>
+              <w:spacing w:before="240" w:after="160" w:line="278" w:lineRule="auto"/>
+              <w:rPr>
+                <w:lang w:val="el-GR"/>
+              </w:rPr>
+            </w:pPr>
+            <w:r>
+              <w:rPr>
+                <w:lang w:val="el-GR"/>
+              </w:rPr>
+              <w:t>Σκοπός</w:t>
+            </w:r>
+          </w:p>
+        </w:tc>
+        <w:tc>
+          <w:tcPr>
+            <w:tcW w:w="0" w:type="auto"/>
+            <w:hideMark/>
+          </w:tcPr>
+          <w:p>
+            <w:pPr>
+              <w:spacing w:before="240" w:after="160" w:line="278" w:lineRule="auto"/>
+              <w:cnfStyle w:val="000000000000" w:firstRow="0" w:lastRow="0" w:firstColumn="0" w:lastColumn="0" w:oddVBand="0" w:evenVBand="0" w:oddHBand="0" w:evenHBand="0" w:firstRowFirstColumn="0" w:firstRowLastColumn="0" w:lastRowFirstColumn="0" w:lastRowLastColumn="0"/>
+              <w:rPr>
+                <w:lang w:val="el-GR"/>
+              </w:rPr>
+            </w:pPr>
+            <w:r>
+              <w:rPr>
+                <w:lang w:val="el-GR"/>
+              </w:rPr>
+              <w:t>Επαλήθευση </w:t>
+            </w:r>
+            <w:proofErr w:type="spellStart"/>
+            <w:r>
+              <w:rPr>
+                <w:lang w:val="el-GR"/>
+              </w:rPr>
+              <w:t>AlreadyParticipantException</w:t>
+            </w:r>
+            <w:proofErr w:type="spellEnd"/>
+          </w:p>
+        </w:tc>
+      </w:tr>
+      <w:tr>
+        <w:tc>
+          <w:tcPr>
+            <w:cnfStyle w:val="001000000000" w:firstRow="0" w:lastRow="0" w:firstColumn="1" w:lastColumn="0" w:oddVBand="0" w:evenVBand="0" w:oddHBand="0" w:evenHBand="0" w:firstRowFirstColumn="0" w:firstRowLastColumn="0" w:lastRowFirstColumn="0" w:lastRowLastColumn="0"/>
+            <w:tcW w:w="0" w:type="auto"/>
+            <w:hideMark/>
+          </w:tcPr>
+          <w:p>
+            <w:pPr>
+              <w:spacing w:before="240" w:after="160" w:line="278" w:lineRule="auto"/>
+              <w:rPr>
+                <w:lang w:val="el-GR"/>
+              </w:rPr>
+            </w:pPr>
+            <w:r>
+              <w:rPr>
+                <w:lang w:val="el-GR"/>
+              </w:rPr>
+              <w:t>Κατηγορία</w:t>
+            </w:r>
+          </w:p>
+        </w:tc>
+        <w:tc>
+          <w:tcPr>
+            <w:tcW w:w="0" w:type="auto"/>
+            <w:hideMark/>
+          </w:tcPr>
+          <w:p>
+            <w:pPr>
+              <w:spacing w:before="240" w:after="160" w:line="278" w:lineRule="auto"/>
+              <w:cnfStyle w:val="000000000000" w:firstRow="0" w:lastRow="0" w:firstColumn="0" w:lastColumn="0" w:oddVBand="0" w:evenVBand="0" w:oddHBand="0" w:evenHBand="0" w:firstRowFirstColumn="0" w:firstRowLastColumn="0" w:lastRowFirstColumn="0" w:lastRowLastColumn="0"/>
+              <w:rPr>
+                <w:lang w:val="el-GR"/>
+              </w:rPr>
+            </w:pPr>
+            <w:proofErr w:type="spellStart"/>
+            <w:r>
+              <w:rPr>
+                <w:lang w:val="el-GR"/>
+              </w:rPr>
+              <w:t>Functional</w:t>
+            </w:r>
+            <w:proofErr w:type="spellEnd"/>
+          </w:p>
+        </w:tc>
+      </w:tr>
+      <w:tr>
+        <w:tc>
+          <w:tcPr>
+            <w:cnfStyle w:val="001000000000" w:firstRow="0" w:lastRow="0" w:firstColumn="1" w:lastColumn="0" w:oddVBand="0" w:evenVBand="0" w:oddHBand="0" w:evenHBand="0" w:firstRowFirstColumn="0" w:firstRowLastColumn="0" w:lastRowFirstColumn="0" w:lastRowLastColumn="0"/>
+            <w:tcW w:w="0" w:type="auto"/>
+            <w:hideMark/>
+          </w:tcPr>
+          <w:p>
+            <w:pPr>
+              <w:spacing w:before="240" w:after="160" w:line="278" w:lineRule="auto"/>
+              <w:rPr>
+                <w:lang w:val="el-GR"/>
+              </w:rPr>
+            </w:pPr>
+            <w:r>
+              <w:rPr>
+                <w:lang w:val="el-GR"/>
+              </w:rPr>
+              <w:t>Τεχνική</w:t>
+            </w:r>
+          </w:p>
+        </w:tc>
+        <w:tc>
+          <w:tcPr>
+            <w:tcW w:w="0" w:type="auto"/>
+            <w:hideMark/>
+          </w:tcPr>
+          <w:p>
+            <w:pPr>
+              <w:spacing w:before="240" w:after="160" w:line="278" w:lineRule="auto"/>
+              <w:cnfStyle w:val="000000000000" w:firstRow="0" w:lastRow="0" w:firstColumn="0" w:lastColumn="0" w:oddVBand="0" w:evenVBand="0" w:oddHBand="0" w:evenHBand="0" w:firstRowFirstColumn="0" w:firstRowLastColumn="0" w:lastRowFirstColumn="0" w:lastRowLastColumn="0"/>
+            </w:pPr>
+            <w:r>
+              <w:t>Equivalence Partitioning (</w:t>
+            </w:r>
+            <w:r>
+              <w:rPr>
+                <w:lang w:val="el-GR"/>
+              </w:rPr>
+              <w:t>άκυρη</w:t>
+            </w:r>
+            <w:r>
+              <w:t xml:space="preserve"> </w:t>
+            </w:r>
+            <w:r>
+              <w:rPr>
+                <w:lang w:val="el-GR"/>
+              </w:rPr>
+              <w:t>κλάση</w:t>
+            </w:r>
+            <w:r>
+              <w:t>: existing participant)</w:t>
+            </w:r>
+          </w:p>
+        </w:tc>
+      </w:tr>
+      <w:tr>
+        <w:tc>
+          <w:tcPr>
+            <w:cnfStyle w:val="001000000000" w:firstRow="0" w:lastRow="0" w:firstColumn="1" w:lastColumn="0" w:oddVBand="0" w:evenVBand="0" w:oddHBand="0" w:evenHBand="0" w:firstRowFirstColumn="0" w:firstRowLastColumn="0" w:lastRowFirstColumn="0" w:lastRowLastColumn="0"/>
+            <w:tcW w:w="0" w:type="auto"/>
+            <w:hideMark/>
+          </w:tcPr>
+          <w:p>
+            <w:pPr>
+              <w:spacing w:before="240" w:after="160" w:line="278" w:lineRule="auto"/>
+              <w:rPr>
+                <w:lang w:val="el-GR"/>
+              </w:rPr>
+            </w:pPr>
+            <w:r>
+              <w:rPr>
+                <w:lang w:val="el-GR"/>
+              </w:rPr>
+              <w:t>Προτεραιότητα</w:t>
+            </w:r>
+          </w:p>
+        </w:tc>
+        <w:tc>
+          <w:tcPr>
+            <w:tcW w:w="0" w:type="auto"/>
+            <w:hideMark/>
+          </w:tcPr>
+          <w:p>
+            <w:pPr>
+              <w:spacing w:before="240" w:after="160" w:line="278" w:lineRule="auto"/>
+              <w:cnfStyle w:val="000000000000" w:firstRow="0" w:lastRow="0" w:firstColumn="0" w:lastColumn="0" w:oddVBand="0" w:evenVBand="0" w:oddHBand="0" w:evenHBand="0" w:firstRowFirstColumn="0" w:firstRowLastColumn="0" w:lastRowFirstColumn="0" w:lastRowLastColumn="0"/>
+              <w:rPr>
+                <w:lang w:val="el-GR"/>
+              </w:rPr>
+            </w:pPr>
+            <w:r>
+              <w:rPr>
+                <w:lang w:val="el-GR"/>
+              </w:rPr>
+              <w:t>HIGH</w:t>
+            </w:r>
+          </w:p>
+        </w:tc>
+      </w:tr>
+      <w:tr>
+        <w:tc>
+          <w:tcPr>
+            <w:cnfStyle w:val="001000000000" w:firstRow="0" w:lastRow="0" w:firstColumn="1" w:lastColumn="0" w:oddVBand="0" w:evenVBand="0" w:oddHBand="0" w:evenHBand="0" w:firstRowFirstColumn="0" w:firstRowLastColumn="0" w:lastRowFirstColumn="0" w:lastRowLastColumn="0"/>
+            <w:tcW w:w="0" w:type="auto"/>
+            <w:hideMark/>
+          </w:tcPr>
+          <w:p>
+            <w:pPr>
+              <w:spacing w:before="240" w:after="160" w:line="278" w:lineRule="auto"/>
+              <w:rPr>
+                <w:lang w:val="el-GR"/>
+              </w:rPr>
+            </w:pPr>
+            <w:r>
+              <w:rPr>
+                <w:lang w:val="el-GR"/>
+              </w:rPr>
+              <w:t>Δεδομένα Εισόδου</w:t>
+            </w:r>
+          </w:p>
+        </w:tc>
+        <w:tc>
+          <w:tcPr>
+            <w:tcW w:w="0" w:type="auto"/>
+            <w:hideMark/>
+          </w:tcPr>
+          <w:p>
+            <w:pPr>
+              <w:spacing w:before="240" w:after="160" w:line="278" w:lineRule="auto"/>
+              <w:cnfStyle w:val="000000000000" w:firstRow="0" w:lastRow="0" w:firstColumn="0" w:lastColumn="0" w:oddVBand="0" w:evenVBand="0" w:oddHBand="0" w:evenHBand="0" w:firstRowFirstColumn="0" w:firstRowLastColumn="0" w:lastRowFirstColumn="0" w:lastRowLastColumn="0"/>
+              <w:rPr>
+                <w:lang w:val="el-GR"/>
+              </w:rPr>
+            </w:pPr>
+            <w:proofErr w:type="spellStart"/>
+            <w:r>
+              <w:rPr>
+                <w:lang w:val="el-GR"/>
+              </w:rPr>
+              <w:t>Username</w:t>
+            </w:r>
+            <w:proofErr w:type="spellEnd"/>
+            <w:r>
+              <w:rPr>
+                <w:lang w:val="el-GR"/>
+              </w:rPr>
+              <w:t xml:space="preserve">: "testuser1" (ήδη </w:t>
+            </w:r>
+            <w:proofErr w:type="spellStart"/>
+            <w:r>
+              <w:rPr>
+                <w:lang w:val="el-GR"/>
+              </w:rPr>
+              <w:t>participant</w:t>
+            </w:r>
+            <w:proofErr w:type="spellEnd"/>
+            <w:r>
+              <w:rPr>
+                <w:lang w:val="el-GR"/>
+              </w:rPr>
+              <w:t>)</w:t>
+            </w:r>
+          </w:p>
+        </w:tc>
+      </w:tr>
+      <w:tr>
+        <w:tc>
+          <w:tcPr>
+            <w:cnfStyle w:val="001000000000" w:firstRow="0" w:lastRow="0" w:firstColumn="1" w:lastColumn="0" w:oddVBand="0" w:evenVBand="0" w:oddHBand="0" w:evenHBand="0" w:firstRowFirstColumn="0" w:firstRowLastColumn="0" w:lastRowFirstColumn="0" w:lastRowLastColumn="0"/>
+            <w:tcW w:w="0" w:type="auto"/>
+            <w:hideMark/>
+          </w:tcPr>
+          <w:p>
+            <w:pPr>
+              <w:spacing w:before="240" w:after="160" w:line="278" w:lineRule="auto"/>
+              <w:rPr>
+                <w:lang w:val="el-GR"/>
+              </w:rPr>
+            </w:pPr>
+            <w:r>
+              <w:rPr>
+                <w:lang w:val="el-GR"/>
+              </w:rPr>
+              <w:t>Αναμενόμενο Αποτέλεσμα</w:t>
+            </w:r>
+          </w:p>
+        </w:tc>
+        <w:tc>
+          <w:tcPr>
+            <w:tcW w:w="0" w:type="auto"/>
+            <w:hideMark/>
+          </w:tcPr>
+          <w:p>
+            <w:pPr>
+              <w:spacing w:before="240" w:after="160" w:line="278" w:lineRule="auto"/>
+              <w:cnfStyle w:val="000000000000" w:firstRow="0" w:lastRow="0" w:firstColumn="0" w:lastColumn="0" w:oddVBand="0" w:evenVBand="0" w:oddHBand="0" w:evenHBand="0" w:firstRowFirstColumn="0" w:firstRowLastColumn="0" w:lastRowFirstColumn="0" w:lastRowLastColumn="0"/>
+            </w:pPr>
+            <w:r>
+              <w:rPr>
+                <w:lang w:val="el-GR"/>
+              </w:rPr>
+              <w:t>Μήνυμα</w:t>
+            </w:r>
+            <w:r>
+              <w:t xml:space="preserve"> «User is already a participant»</w:t>
+            </w:r>
+          </w:p>
+        </w:tc>
+      </w:tr>
+      <w:tr>
+        <w:tc>
+          <w:tcPr>
+            <w:cnfStyle w:val="001000000000" w:firstRow="0" w:lastRow="0" w:firstColumn="1" w:lastColumn="0" w:oddVBand="0" w:evenVBand="0" w:oddHBand="0" w:evenHBand="0" w:firstRowFirstColumn="0" w:firstRowLastColumn="0" w:lastRowFirstColumn="0" w:lastRowLastColumn="0"/>
+            <w:tcW w:w="0" w:type="auto"/>
+            <w:hideMark/>
+          </w:tcPr>
+          <w:p>
+            <w:pPr>
+              <w:spacing w:before="240" w:after="160" w:line="278" w:lineRule="auto"/>
+              <w:rPr>
+                <w:lang w:val="el-GR"/>
+              </w:rPr>
+            </w:pPr>
+            <w:r>
+              <w:rPr>
+                <w:lang w:val="el-GR"/>
+              </w:rPr>
+              <w:t>Πραγματικό Αποτέλεσμα</w:t>
+            </w:r>
+          </w:p>
+        </w:tc>
+        <w:tc>
+          <w:tcPr>
+            <w:tcW w:w="0" w:type="auto"/>
+            <w:hideMark/>
+          </w:tcPr>
+          <w:p>
+            <w:pPr>
+              <w:spacing w:before="240" w:after="160" w:line="278" w:lineRule="auto"/>
+              <w:cnfStyle w:val="000000000000" w:firstRow="0" w:lastRow="0" w:firstColumn="0" w:lastColumn="0" w:oddVBand="0" w:evenVBand="0" w:oddHBand="0" w:evenHBand="0" w:firstRowFirstColumn="0" w:firstRowLastColumn="0" w:lastRowFirstColumn="0" w:lastRowLastColumn="0"/>
+              <w:rPr>
+                <w:lang w:val="el-GR"/>
+              </w:rPr>
+            </w:pPr>
+            <w:proofErr w:type="spellStart"/>
+            <w:proofErr w:type="gramStart"/>
+            <w:r>
+              <w:t>existsByProjectAndUser</w:t>
+            </w:r>
+            <w:proofErr w:type="spellEnd"/>
+            <w:r>
+              <w:t>(</w:t>
+            </w:r>
+            <w:proofErr w:type="gramEnd"/>
+            <w:r>
+              <w:t>) </w:t>
+            </w:r>
+            <w:r>
+              <w:rPr>
+                <w:lang w:val="el-GR"/>
+              </w:rPr>
+              <w:t>επέστρεψε</w:t>
+            </w:r>
+            <w:r>
+              <w:t xml:space="preserve"> true. </w:t>
+            </w:r>
+            <w:proofErr w:type="spellStart"/>
+            <w:r>
+              <w:t>AlreadyParticipantException</w:t>
+            </w:r>
+            <w:proofErr w:type="spellEnd"/>
+            <w:r>
+              <w:t> </w:t>
+            </w:r>
+            <w:r>
+              <w:rPr>
+                <w:lang w:val="el-GR"/>
+              </w:rPr>
+              <w:t>πετάχτηκε</w:t>
+            </w:r>
+            <w:r>
+              <w:t xml:space="preserve">. </w:t>
+            </w:r>
+            <w:r>
+              <w:rPr>
+                <w:lang w:val="el-GR"/>
+              </w:rPr>
+              <w:t>ΒΔ ανέπαφη.</w:t>
+            </w:r>
+          </w:p>
+        </w:tc>
+      </w:tr>
+      <w:tr>
+        <w:tc>
+          <w:tcPr>
+            <w:cnfStyle w:val="001000000000" w:firstRow="0" w:lastRow="0" w:firstColumn="1" w:lastColumn="0" w:oddVBand="0" w:evenVBand="0" w:oddHBand="0" w:evenHBand="0" w:firstRowFirstColumn="0" w:firstRowLastColumn="0" w:lastRowFirstColumn="0" w:lastRowLastColumn="0"/>
+            <w:tcW w:w="0" w:type="auto"/>
+            <w:hideMark/>
+          </w:tcPr>
+          <w:p>
+            <w:pPr>
+              <w:spacing w:before="240" w:after="160" w:line="278" w:lineRule="auto"/>
+              <w:rPr>
+                <w:lang w:val="el-GR"/>
+              </w:rPr>
+            </w:pPr>
+            <w:r>
+              <w:rPr>
+                <w:lang w:val="el-GR"/>
+              </w:rPr>
+              <w:t>Κατάσταση</w:t>
+            </w:r>
+          </w:p>
+        </w:tc>
+        <w:tc>
+          <w:tcPr>
+            <w:tcW w:w="0" w:type="auto"/>
+            <w:hideMark/>
+          </w:tcPr>
+          <w:p>
+            <w:pPr>
+              <w:spacing w:before="240" w:after="160" w:line="278" w:lineRule="auto"/>
+              <w:cnfStyle w:val="000000000000" w:firstRow="0" w:lastRow="0" w:firstColumn="0" w:lastColumn="0" w:oddVBand="0" w:evenVBand="0" w:oddHBand="0" w:evenHBand="0" w:firstRowFirstColumn="0" w:firstRowLastColumn="0" w:lastRowFirstColumn="0" w:lastRowLastColumn="0"/>
+              <w:rPr>
+                <w:lang w:val="el-GR"/>
+              </w:rPr>
+            </w:pPr>
+            <w:r>
+              <w:rPr>
+                <w:rFonts w:ascii="Segoe UI Emoji" w:hAnsi="Segoe UI Emoji" w:cs="Segoe UI Emoji"/>
+                <w:lang w:val="el-GR"/>
+              </w:rPr>
+              <w:t>✅</w:t>
+            </w:r>
+            <w:r>
+              <w:rPr>
+                <w:lang w:val="el-GR"/>
+              </w:rPr>
+              <w:t> </w:t>
+            </w:r>
+            <w:r>
+              <w:rPr>
+                <w:b/>
+                <w:bCs/>
+                <w:lang w:val="el-GR"/>
+              </w:rPr>
+              <w:t>PASS</w:t>
+            </w:r>
+          </w:p>
+        </w:tc>
+      </w:tr>
+    </w:tbl>
+    <w:p>
+      <w:pPr>
+        <w:spacing w:before="240"/>
+        <w:rPr>
+          <w:b/>
+          <w:bCs/>
+          <w:lang w:val="el-GR"/>
+        </w:rPr>
+      </w:pPr>
+    </w:p>
+    <w:p>
+      <w:pPr>
+        <w:spacing w:before="240"/>
+        <w:rPr>
+          <w:b/>
+          <w:bCs/>
+          <w:lang w:val="el-GR"/>
+        </w:rPr>
+      </w:pPr>
+    </w:p>
+    <w:p>
+      <w:pPr>
+        <w:spacing w:before="240"/>
+        <w:rPr>
+          <w:b/>
+          <w:bCs/>
+          <w:lang w:val="el-GR"/>
+        </w:rPr>
+      </w:pPr>
+    </w:p>
+    <w:p>
+      <w:pPr>
+        <w:spacing w:before="240"/>
+        <w:rPr>
+          <w:b/>
+          <w:bCs/>
+          <w:lang w:val="el-GR"/>
+        </w:rPr>
+      </w:pPr>
+      <w:r>
+        <w:rPr>
+          <w:b/>
+          <w:bCs/>
+          <w:lang w:val="el-GR"/>
+        </w:rPr>
+        <w:lastRenderedPageBreak/>
+        <w:t>TC-12-04 — Αφαίρεση Συμμετέχοντα</w:t>
+      </w:r>
+    </w:p>
+    <w:tbl>
+      <w:tblPr>
+        <w:tblStyle w:val="GridTable1Light"/>
+        <w:tblW w:w="0" w:type="auto"/>
+        <w:tblLook w:val="04A0" w:firstRow="1" w:lastRow="0" w:firstColumn="1" w:lastColumn="0" w:noHBand="0" w:noVBand="1"/>
+      </w:tblPr>
+      <w:tblGrid>
+        <w:gridCol w:w="2191"/>
+        <w:gridCol w:w="7159"/>
+      </w:tblGrid>
+      <w:tr>
+        <w:trPr>
+          <w:cnfStyle w:val="100000000000" w:firstRow="1" w:lastRow="0" w:firstColumn="0" w:lastColumn="0" w:oddVBand="0" w:evenVBand="0" w:oddHBand="0" w:evenHBand="0" w:firstRowFirstColumn="0" w:firstRowLastColumn="0" w:lastRowFirstColumn="0" w:lastRowLastColumn="0"/>
+        </w:trPr>
+        <w:tc>
+          <w:tcPr>
+            <w:cnfStyle w:val="001000000000" w:firstRow="0" w:lastRow="0" w:firstColumn="1" w:lastColumn="0" w:oddVBand="0" w:evenVBand="0" w:oddHBand="0" w:evenHBand="0" w:firstRowFirstColumn="0" w:firstRowLastColumn="0" w:lastRowFirstColumn="0" w:lastRowLastColumn="0"/>
+            <w:tcW w:w="0" w:type="auto"/>
+            <w:hideMark/>
+          </w:tcPr>
+          <w:p>
+            <w:pPr>
+              <w:spacing w:before="240" w:after="160" w:line="278" w:lineRule="auto"/>
+              <w:rPr>
+                <w:lang w:val="el-GR"/>
+              </w:rPr>
+            </w:pPr>
+            <w:r>
+              <w:rPr>
+                <w:lang w:val="el-GR"/>
+              </w:rPr>
+              <w:t>Πεδίο</w:t>
+            </w:r>
+          </w:p>
+        </w:tc>
+        <w:tc>
+          <w:tcPr>
+            <w:tcW w:w="0" w:type="auto"/>
+            <w:hideMark/>
+          </w:tcPr>
+          <w:p>
+            <w:pPr>
+              <w:spacing w:before="240" w:after="160" w:line="278" w:lineRule="auto"/>
+              <w:cnfStyle w:val="100000000000" w:firstRow="1" w:lastRow="0" w:firstColumn="0" w:lastColumn="0" w:oddVBand="0" w:evenVBand="0" w:oddHBand="0" w:evenHBand="0" w:firstRowFirstColumn="0" w:firstRowLastColumn="0" w:lastRowFirstColumn="0" w:lastRowLastColumn="0"/>
+              <w:rPr>
+                <w:lang w:val="el-GR"/>
+              </w:rPr>
+            </w:pPr>
+            <w:r>
+              <w:rPr>
+                <w:lang w:val="el-GR"/>
+              </w:rPr>
+              <w:t>Τιμή</w:t>
+            </w:r>
+          </w:p>
+        </w:tc>
+      </w:tr>
+      <w:tr>
+        <w:tc>
+          <w:tcPr>
+            <w:cnfStyle w:val="001000000000" w:firstRow="0" w:lastRow="0" w:firstColumn="1" w:lastColumn="0" w:oddVBand="0" w:evenVBand="0" w:oddHBand="0" w:evenHBand="0" w:firstRowFirstColumn="0" w:firstRowLastColumn="0" w:lastRowFirstColumn="0" w:lastRowLastColumn="0"/>
+            <w:tcW w:w="0" w:type="auto"/>
+            <w:hideMark/>
+          </w:tcPr>
+          <w:p>
+            <w:pPr>
+              <w:spacing w:before="240" w:after="160" w:line="278" w:lineRule="auto"/>
+              <w:rPr>
+                <w:lang w:val="el-GR"/>
+              </w:rPr>
+            </w:pPr>
+            <w:r>
+              <w:rPr>
+                <w:lang w:val="el-GR"/>
+              </w:rPr>
+              <w:t>Σκοπός</w:t>
+            </w:r>
+          </w:p>
+        </w:tc>
+        <w:tc>
+          <w:tcPr>
+            <w:tcW w:w="0" w:type="auto"/>
+            <w:hideMark/>
+          </w:tcPr>
+          <w:p>
+            <w:pPr>
+              <w:spacing w:before="240" w:after="160" w:line="278" w:lineRule="auto"/>
+              <w:cnfStyle w:val="000000000000" w:firstRow="0" w:lastRow="0" w:firstColumn="0" w:lastColumn="0" w:oddVBand="0" w:evenVBand="0" w:oddHBand="0" w:evenHBand="0" w:firstRowFirstColumn="0" w:firstRowLastColumn="0" w:lastRowFirstColumn="0" w:lastRowLastColumn="0"/>
+              <w:rPr>
+                <w:lang w:val="el-GR"/>
+              </w:rPr>
+            </w:pPr>
+            <w:r>
+              <w:rPr>
+                <w:lang w:val="el-GR"/>
+              </w:rPr>
+              <w:t>Επαλήθευση </w:t>
+            </w:r>
+            <w:proofErr w:type="spellStart"/>
+            <w:r>
+              <w:rPr>
+                <w:lang w:val="el-GR"/>
+              </w:rPr>
+              <w:t>removeParticipant</w:t>
+            </w:r>
+            <w:proofErr w:type="spellEnd"/>
+            <w:r>
+              <w:rPr>
+                <w:lang w:val="el-GR"/>
+              </w:rPr>
+              <w:t>()</w:t>
+            </w:r>
+          </w:p>
+        </w:tc>
+      </w:tr>
+      <w:tr>
+        <w:tc>
+          <w:tcPr>
+            <w:cnfStyle w:val="001000000000" w:firstRow="0" w:lastRow="0" w:firstColumn="1" w:lastColumn="0" w:oddVBand="0" w:evenVBand="0" w:oddHBand="0" w:evenHBand="0" w:firstRowFirstColumn="0" w:firstRowLastColumn="0" w:lastRowFirstColumn="0" w:lastRowLastColumn="0"/>
+            <w:tcW w:w="0" w:type="auto"/>
+            <w:hideMark/>
+          </w:tcPr>
+          <w:p>
+            <w:pPr>
+              <w:spacing w:before="240" w:after="160" w:line="278" w:lineRule="auto"/>
+              <w:rPr>
+                <w:lang w:val="el-GR"/>
+              </w:rPr>
+            </w:pPr>
+            <w:r>
+              <w:rPr>
+                <w:lang w:val="el-GR"/>
+              </w:rPr>
+              <w:t>Κατηγορία</w:t>
+            </w:r>
+          </w:p>
+        </w:tc>
+        <w:tc>
+          <w:tcPr>
+            <w:tcW w:w="0" w:type="auto"/>
+            <w:hideMark/>
+          </w:tcPr>
+          <w:p>
+            <w:pPr>
+              <w:spacing w:before="240" w:after="160" w:line="278" w:lineRule="auto"/>
+              <w:cnfStyle w:val="000000000000" w:firstRow="0" w:lastRow="0" w:firstColumn="0" w:lastColumn="0" w:oddVBand="0" w:evenVBand="0" w:oddHBand="0" w:evenHBand="0" w:firstRowFirstColumn="0" w:firstRowLastColumn="0" w:lastRowFirstColumn="0" w:lastRowLastColumn="0"/>
+              <w:rPr>
+                <w:lang w:val="el-GR"/>
+              </w:rPr>
+            </w:pPr>
+            <w:proofErr w:type="spellStart"/>
+            <w:r>
+              <w:rPr>
+                <w:lang w:val="el-GR"/>
+              </w:rPr>
+              <w:t>Functional</w:t>
+            </w:r>
+            <w:proofErr w:type="spellEnd"/>
+          </w:p>
+        </w:tc>
+      </w:tr>
+      <w:tr>
+        <w:tc>
+          <w:tcPr>
+            <w:cnfStyle w:val="001000000000" w:firstRow="0" w:lastRow="0" w:firstColumn="1" w:lastColumn="0" w:oddVBand="0" w:evenVBand="0" w:oddHBand="0" w:evenHBand="0" w:firstRowFirstColumn="0" w:firstRowLastColumn="0" w:lastRowFirstColumn="0" w:lastRowLastColumn="0"/>
+            <w:tcW w:w="0" w:type="auto"/>
+            <w:hideMark/>
+          </w:tcPr>
+          <w:p>
+            <w:pPr>
+              <w:spacing w:before="240" w:after="160" w:line="278" w:lineRule="auto"/>
+              <w:rPr>
+                <w:lang w:val="el-GR"/>
+              </w:rPr>
+            </w:pPr>
+            <w:r>
+              <w:rPr>
+                <w:lang w:val="el-GR"/>
+              </w:rPr>
+              <w:t>Τεχνική</w:t>
+            </w:r>
+          </w:p>
+        </w:tc>
+        <w:tc>
+          <w:tcPr>
+            <w:tcW w:w="0" w:type="auto"/>
+            <w:hideMark/>
+          </w:tcPr>
+          <w:p>
+            <w:pPr>
+              <w:spacing w:before="240" w:after="160" w:line="278" w:lineRule="auto"/>
+              <w:cnfStyle w:val="000000000000" w:firstRow="0" w:lastRow="0" w:firstColumn="0" w:lastColumn="0" w:oddVBand="0" w:evenVBand="0" w:oddHBand="0" w:evenHBand="0" w:firstRowFirstColumn="0" w:firstRowLastColumn="0" w:lastRowFirstColumn="0" w:lastRowLastColumn="0"/>
+              <w:rPr>
+                <w:lang w:val="el-GR"/>
+              </w:rPr>
+            </w:pPr>
+            <w:proofErr w:type="spellStart"/>
+            <w:r>
+              <w:rPr>
+                <w:lang w:val="el-GR"/>
+              </w:rPr>
+              <w:t>Black-Box</w:t>
+            </w:r>
+            <w:proofErr w:type="spellEnd"/>
+            <w:r>
+              <w:rPr>
+                <w:lang w:val="el-GR"/>
+              </w:rPr>
+              <w:t xml:space="preserve"> / </w:t>
+            </w:r>
+            <w:proofErr w:type="spellStart"/>
+            <w:r>
+              <w:rPr>
+                <w:lang w:val="el-GR"/>
+              </w:rPr>
+              <w:t>Alt</w:t>
+            </w:r>
+            <w:proofErr w:type="spellEnd"/>
+            <w:r>
+              <w:rPr>
+                <w:lang w:val="el-GR"/>
+              </w:rPr>
+              <w:t xml:space="preserve"> </w:t>
+            </w:r>
+            <w:proofErr w:type="spellStart"/>
+            <w:r>
+              <w:rPr>
+                <w:lang w:val="el-GR"/>
+              </w:rPr>
+              <w:t>Flow</w:t>
+            </w:r>
+            <w:proofErr w:type="spellEnd"/>
+          </w:p>
+        </w:tc>
+      </w:tr>
+      <w:tr>
+        <w:tc>
+          <w:tcPr>
+            <w:cnfStyle w:val="001000000000" w:firstRow="0" w:lastRow="0" w:firstColumn="1" w:lastColumn="0" w:oddVBand="0" w:evenVBand="0" w:oddHBand="0" w:evenHBand="0" w:firstRowFirstColumn="0" w:firstRowLastColumn="0" w:lastRowFirstColumn="0" w:lastRowLastColumn="0"/>
+            <w:tcW w:w="0" w:type="auto"/>
+            <w:hideMark/>
+          </w:tcPr>
+          <w:p>
+            <w:pPr>
+              <w:spacing w:before="240" w:after="160" w:line="278" w:lineRule="auto"/>
+              <w:rPr>
+                <w:lang w:val="el-GR"/>
+              </w:rPr>
+            </w:pPr>
+            <w:r>
+              <w:rPr>
+                <w:lang w:val="el-GR"/>
+              </w:rPr>
+              <w:t>Προτεραιότητα</w:t>
+            </w:r>
+          </w:p>
+        </w:tc>
+        <w:tc>
+          <w:tcPr>
+            <w:tcW w:w="0" w:type="auto"/>
+            <w:hideMark/>
+          </w:tcPr>
+          <w:p>
+            <w:pPr>
+              <w:spacing w:before="240" w:after="160" w:line="278" w:lineRule="auto"/>
+              <w:cnfStyle w:val="000000000000" w:firstRow="0" w:lastRow="0" w:firstColumn="0" w:lastColumn="0" w:oddVBand="0" w:evenVBand="0" w:oddHBand="0" w:evenHBand="0" w:firstRowFirstColumn="0" w:firstRowLastColumn="0" w:lastRowFirstColumn="0" w:lastRowLastColumn="0"/>
+              <w:rPr>
+                <w:lang w:val="el-GR"/>
+              </w:rPr>
+            </w:pPr>
+            <w:r>
+              <w:rPr>
+                <w:lang w:val="el-GR"/>
+              </w:rPr>
+              <w:t>HIGH</w:t>
+            </w:r>
+          </w:p>
+        </w:tc>
+      </w:tr>
+      <w:tr>
+        <w:tc>
+          <w:tcPr>
+            <w:cnfStyle w:val="001000000000" w:firstRow="0" w:lastRow="0" w:firstColumn="1" w:lastColumn="0" w:oddVBand="0" w:evenVBand="0" w:oddHBand="0" w:evenHBand="0" w:firstRowFirstColumn="0" w:firstRowLastColumn="0" w:lastRowFirstColumn="0" w:lastRowLastColumn="0"/>
+            <w:tcW w:w="0" w:type="auto"/>
+            <w:hideMark/>
+          </w:tcPr>
+          <w:p>
+            <w:pPr>
+              <w:spacing w:before="240" w:after="160" w:line="278" w:lineRule="auto"/>
+              <w:rPr>
+                <w:lang w:val="el-GR"/>
+              </w:rPr>
+            </w:pPr>
+            <w:r>
+              <w:rPr>
+                <w:lang w:val="el-GR"/>
+              </w:rPr>
+              <w:t>Δεδομένα Εισόδου</w:t>
+            </w:r>
+          </w:p>
+        </w:tc>
+        <w:tc>
+          <w:tcPr>
+            <w:tcW w:w="0" w:type="auto"/>
+            <w:hideMark/>
+          </w:tcPr>
+          <w:p>
+            <w:pPr>
+              <w:spacing w:before="240" w:after="160" w:line="278" w:lineRule="auto"/>
+              <w:cnfStyle w:val="000000000000" w:firstRow="0" w:lastRow="0" w:firstColumn="0" w:lastColumn="0" w:oddVBand="0" w:evenVBand="0" w:oddHBand="0" w:evenHBand="0" w:firstRowFirstColumn="0" w:firstRowLastColumn="0" w:lastRowFirstColumn="0" w:lastRowLastColumn="0"/>
+              <w:rPr>
+                <w:lang w:val="el-GR"/>
+              </w:rPr>
+            </w:pPr>
+            <w:proofErr w:type="spellStart"/>
+            <w:r>
+              <w:rPr>
+                <w:lang w:val="el-GR"/>
+              </w:rPr>
+              <w:t>Click</w:t>
+            </w:r>
+            <w:proofErr w:type="spellEnd"/>
+            <w:r>
+              <w:rPr>
+                <w:lang w:val="el-GR"/>
+              </w:rPr>
+              <w:t xml:space="preserve"> «</w:t>
+            </w:r>
+            <w:proofErr w:type="spellStart"/>
+            <w:r>
+              <w:rPr>
+                <w:lang w:val="el-GR"/>
+              </w:rPr>
+              <w:t>Remove</w:t>
+            </w:r>
+            <w:proofErr w:type="spellEnd"/>
+            <w:r>
+              <w:rPr>
+                <w:lang w:val="el-GR"/>
+              </w:rPr>
+              <w:t xml:space="preserve">» δίπλα σε υπάρχοντα </w:t>
+            </w:r>
+            <w:proofErr w:type="spellStart"/>
+            <w:r>
+              <w:rPr>
+                <w:lang w:val="el-GR"/>
+              </w:rPr>
+              <w:t>participant</w:t>
+            </w:r>
+            <w:proofErr w:type="spellEnd"/>
+          </w:p>
+        </w:tc>
+      </w:tr>
+      <w:tr>
+        <w:tc>
+          <w:tcPr>
+            <w:cnfStyle w:val="001000000000" w:firstRow="0" w:lastRow="0" w:firstColumn="1" w:lastColumn="0" w:oddVBand="0" w:evenVBand="0" w:oddHBand="0" w:evenHBand="0" w:firstRowFirstColumn="0" w:firstRowLastColumn="0" w:lastRowFirstColumn="0" w:lastRowLastColumn="0"/>
+            <w:tcW w:w="0" w:type="auto"/>
+            <w:hideMark/>
+          </w:tcPr>
+          <w:p>
+            <w:pPr>
+              <w:spacing w:before="240" w:after="160" w:line="278" w:lineRule="auto"/>
+              <w:rPr>
+                <w:lang w:val="el-GR"/>
+              </w:rPr>
+            </w:pPr>
+            <w:r>
+              <w:rPr>
+                <w:lang w:val="el-GR"/>
+              </w:rPr>
+              <w:t>Αναμενόμενο Αποτέλεσμα</w:t>
+            </w:r>
+          </w:p>
+        </w:tc>
+        <w:tc>
+          <w:tcPr>
+            <w:tcW w:w="0" w:type="auto"/>
+            <w:hideMark/>
+          </w:tcPr>
+          <w:p>
+            <w:pPr>
+              <w:spacing w:before="240" w:after="160" w:line="278" w:lineRule="auto"/>
+              <w:cnfStyle w:val="000000000000" w:firstRow="0" w:lastRow="0" w:firstColumn="0" w:lastColumn="0" w:oddVBand="0" w:evenVBand="0" w:oddHBand="0" w:evenHBand="0" w:firstRowFirstColumn="0" w:firstRowLastColumn="0" w:lastRowFirstColumn="0" w:lastRowLastColumn="0"/>
+              <w:rPr>
+                <w:lang w:val="el-GR"/>
+              </w:rPr>
+            </w:pPr>
+            <w:proofErr w:type="spellStart"/>
+            <w:r>
+              <w:rPr>
+                <w:lang w:val="el-GR"/>
+              </w:rPr>
+              <w:t>Participant</w:t>
+            </w:r>
+            <w:proofErr w:type="spellEnd"/>
+            <w:r>
+              <w:rPr>
+                <w:lang w:val="el-GR"/>
+              </w:rPr>
+              <w:t xml:space="preserve"> διαγράφεται από τη ΒΔ</w:t>
+            </w:r>
+          </w:p>
+        </w:tc>
+      </w:tr>
+      <w:tr>
+        <w:tc>
+          <w:tcPr>
+            <w:cnfStyle w:val="001000000000" w:firstRow="0" w:lastRow="0" w:firstColumn="1" w:lastColumn="0" w:oddVBand="0" w:evenVBand="0" w:oddHBand="0" w:evenHBand="0" w:firstRowFirstColumn="0" w:firstRowLastColumn="0" w:lastRowFirstColumn="0" w:lastRowLastColumn="0"/>
+            <w:tcW w:w="0" w:type="auto"/>
+            <w:hideMark/>
+          </w:tcPr>
+          <w:p>
+            <w:pPr>
+              <w:spacing w:before="240" w:after="160" w:line="278" w:lineRule="auto"/>
+              <w:rPr>
+                <w:lang w:val="el-GR"/>
+              </w:rPr>
+            </w:pPr>
+            <w:r>
+              <w:rPr>
+                <w:lang w:val="el-GR"/>
+              </w:rPr>
+              <w:t>Πραγματικό Αποτέλεσμα</w:t>
+            </w:r>
+          </w:p>
+        </w:tc>
+        <w:tc>
+          <w:tcPr>
+            <w:tcW w:w="0" w:type="auto"/>
+            <w:hideMark/>
+          </w:tcPr>
+          <w:p>
+            <w:pPr>
+              <w:spacing w:before="240" w:after="160" w:line="278" w:lineRule="auto"/>
+              <w:cnfStyle w:val="000000000000" w:firstRow="0" w:lastRow="0" w:firstColumn="0" w:lastColumn="0" w:oddVBand="0" w:evenVBand="0" w:oddHBand="0" w:evenHBand="0" w:firstRowFirstColumn="0" w:firstRowLastColumn="0" w:lastRowFirstColumn="0" w:lastRowLastColumn="0"/>
+              <w:rPr>
+                <w:lang w:val="el-GR"/>
+              </w:rPr>
+            </w:pPr>
+            <w:r>
+              <w:t>Click «Remove» → confirm dialog → POST /delete. </w:t>
+            </w:r>
+            <w:proofErr w:type="spellStart"/>
+            <w:proofErr w:type="gramStart"/>
+            <w:r>
+              <w:t>removeParticipant</w:t>
+            </w:r>
+            <w:proofErr w:type="spellEnd"/>
+            <w:r>
+              <w:t>(</w:t>
+            </w:r>
+            <w:proofErr w:type="gramEnd"/>
+            <w:r>
+              <w:t>) </w:t>
+            </w:r>
+            <w:r>
+              <w:rPr>
+                <w:lang w:val="el-GR"/>
+              </w:rPr>
+              <w:t>διέγραψε</w:t>
+            </w:r>
+            <w:r>
+              <w:t xml:space="preserve"> </w:t>
+            </w:r>
+            <w:r>
+              <w:rPr>
+                <w:lang w:val="el-GR"/>
+              </w:rPr>
+              <w:t>την</w:t>
+            </w:r>
+            <w:r>
+              <w:t xml:space="preserve"> </w:t>
+            </w:r>
+            <w:r>
+              <w:rPr>
+                <w:lang w:val="el-GR"/>
+              </w:rPr>
+              <w:t>εγγραφή</w:t>
+            </w:r>
+            <w:r>
+              <w:t xml:space="preserve">. </w:t>
+            </w:r>
+            <w:proofErr w:type="spellStart"/>
+            <w:r>
+              <w:rPr>
+                <w:lang w:val="el-GR"/>
+              </w:rPr>
+              <w:t>Redirect</w:t>
+            </w:r>
+            <w:proofErr w:type="spellEnd"/>
+            <w:r>
+              <w:rPr>
+                <w:lang w:val="el-GR"/>
+              </w:rPr>
+              <w:t xml:space="preserve"> + flash «</w:t>
+            </w:r>
+            <w:proofErr w:type="spellStart"/>
+            <w:r>
+              <w:rPr>
+                <w:lang w:val="el-GR"/>
+              </w:rPr>
+              <w:t>Participant</w:t>
+            </w:r>
+            <w:proofErr w:type="spellEnd"/>
+            <w:r>
+              <w:rPr>
+                <w:lang w:val="el-GR"/>
+              </w:rPr>
+              <w:t xml:space="preserve"> </w:t>
+            </w:r>
+            <w:proofErr w:type="spellStart"/>
+            <w:r>
+              <w:rPr>
+                <w:lang w:val="el-GR"/>
+              </w:rPr>
+              <w:t>removed</w:t>
+            </w:r>
+            <w:proofErr w:type="spellEnd"/>
+            <w:r>
+              <w:rPr>
+                <w:lang w:val="el-GR"/>
+              </w:rPr>
+              <w:t xml:space="preserve"> </w:t>
+            </w:r>
+            <w:proofErr w:type="spellStart"/>
+            <w:r>
+              <w:rPr>
+                <w:lang w:val="el-GR"/>
+              </w:rPr>
+              <w:t>successfully</w:t>
+            </w:r>
+            <w:proofErr w:type="spellEnd"/>
+            <w:r>
+              <w:rPr>
+                <w:lang w:val="el-GR"/>
+              </w:rPr>
+              <w:t>».</w:t>
+            </w:r>
+          </w:p>
+        </w:tc>
+      </w:tr>
+      <w:tr>
+        <w:tc>
+          <w:tcPr>
+            <w:cnfStyle w:val="001000000000" w:firstRow="0" w:lastRow="0" w:firstColumn="1" w:lastColumn="0" w:oddVBand="0" w:evenVBand="0" w:oddHBand="0" w:evenHBand="0" w:firstRowFirstColumn="0" w:firstRowLastColumn="0" w:lastRowFirstColumn="0" w:lastRowLastColumn="0"/>
+            <w:tcW w:w="0" w:type="auto"/>
+            <w:hideMark/>
+          </w:tcPr>
+          <w:p>
+            <w:pPr>
+              <w:spacing w:before="240" w:after="160" w:line="278" w:lineRule="auto"/>
+              <w:rPr>
+                <w:lang w:val="el-GR"/>
+              </w:rPr>
+            </w:pPr>
+            <w:r>
+              <w:rPr>
+                <w:lang w:val="el-GR"/>
+              </w:rPr>
+              <w:t>Κατάσταση</w:t>
+            </w:r>
+          </w:p>
+        </w:tc>
+        <w:tc>
+          <w:tcPr>
+            <w:tcW w:w="0" w:type="auto"/>
+            <w:hideMark/>
+          </w:tcPr>
+          <w:p>
+            <w:pPr>
+              <w:spacing w:before="240" w:after="160" w:line="278" w:lineRule="auto"/>
+              <w:cnfStyle w:val="000000000000" w:firstRow="0" w:lastRow="0" w:firstColumn="0" w:lastColumn="0" w:oddVBand="0" w:evenVBand="0" w:oddHBand="0" w:evenHBand="0" w:firstRowFirstColumn="0" w:firstRowLastColumn="0" w:lastRowFirstColumn="0" w:lastRowLastColumn="0"/>
+              <w:rPr>
+                <w:lang w:val="el-GR"/>
+              </w:rPr>
+            </w:pPr>
+            <w:r>
+              <w:rPr>
+                <w:rFonts w:ascii="Segoe UI Emoji" w:hAnsi="Segoe UI Emoji" w:cs="Segoe UI Emoji"/>
+                <w:lang w:val="el-GR"/>
+              </w:rPr>
+              <w:t>✅</w:t>
+            </w:r>
+            <w:r>
+              <w:rPr>
+                <w:lang w:val="el-GR"/>
+              </w:rPr>
+              <w:t> </w:t>
+            </w:r>
+            <w:r>
+              <w:rPr>
+                <w:b/>
+                <w:bCs/>
+                <w:lang w:val="el-GR"/>
+              </w:rPr>
+              <w:t>PASS</w:t>
+            </w:r>
+          </w:p>
+        </w:tc>
+      </w:tr>
+    </w:tbl>
     <w:p>
       <w:pPr>
         <w:spacing w:before="240"/>
@@ -21190,7 +29979,6 @@
           <w:rFonts w:ascii="Calibri" w:hAnsi="Calibri" w:cs="Calibri"/>
           <w:lang w:val="el-GR"/>
         </w:rPr>
-        <w:lastRenderedPageBreak/>
         <w:t xml:space="preserve">Η </w:t>
       </w:r>
       <w:r>
@@ -21395,7 +30183,7 @@
 <w:numbering xmlns:wpc="http://schemas.microsoft.com/office/word/2010/wordprocessingCanvas" xmlns:cx="http://schemas.microsoft.com/office/drawing/2014/chartex" xmlns:cx1="http://schemas.microsoft.com/office/drawing/2015/9/8/chartex" xmlns:cx2="http://schemas.microsoft.com/office/drawing/2015/10/21/chartex" xmlns:cx3="http://schemas.microsoft.com/office/drawing/2016/5/9/chartex" xmlns:cx4="http://schemas.microsoft.com/office/drawing/2016/5/10/chartex" xmlns:cx5="http://schemas.microsoft.com/office/drawing/2016/5/11/chartex" xmlns:cx6="http://schemas.microsoft.com/office/drawing/2016/5/12/chartex" xmlns:cx7="http://schemas.microsoft.com/office/drawing/2016/5/13/chartex" xmlns:cx8="http://schemas.microsoft.com/office/drawing/2016/5/14/chartex" xmlns:mc="http://schemas.openxmlformats.org/markup-compatibility/2006" xmlns:aink="http://schemas.microsoft.com/office/drawing/2016/ink" xmlns:am3d="http://schemas.microsoft.com/office/drawing/2017/model3d" xmlns:o="urn:schemas-microsoft-com:office:office" xmlns:oel="http://schemas.microsoft.com/office/2019/extlst" xmlns:r="http://schemas.openxmlformats.org/officeDocument/2006/relationships" xmlns:m="http://schemas.openxmlformats.org/officeDocument/2006/math" xmlns:v="urn:schemas-microsoft-com:vml" xmlns:wp14="http://schemas.microsoft.com/office/word/2010/wordprocessingDrawing" xmlns:wp="http://schemas.openxmlformats.org/drawingml/2006/wordprocessingDrawing" xmlns:w10="urn:schemas-microsoft-com:office:word" xmlns:w="http://schemas.openxmlformats.org/wordprocessingml/2006/main" xmlns:w14="http://schemas.microsoft.com/office/word/2010/wordml" xmlns:w15="http://schemas.microsoft.com/office/word/2012/wordml" xmlns:w16cex="http://schemas.microsoft.com/office/word/2018/wordml/cex" xmlns:w16cid="http://schemas.microsoft.com/office/word/2016/wordml/cid" xmlns:w16="http://schemas.microsoft.com/office/word/2018/wordml" xmlns:w16sdtdh="http://schemas.microsoft.com/office/word/2020/wordml/sdtdatahash" xmlns:w16se="http://schemas.microsoft.com/office/word/2015/wordml/symex" xmlns:wpg="http://schemas.microsoft.com/office/word/2010/wordprocessingGroup" xmlns:wpi="http://schemas.microsoft.com/office/word/2010/wordprocessingInk" xmlns:wne="http://schemas.microsoft.com/office/word/2006/wordml" xmlns:wps="http://schemas.microsoft.com/office/word/2010/wordprocessingShape" mc:Ignorable="w14 w15 w16se w16cid w16 w16cex w16sdtdh wp14">
   <w:numPicBullet w:numPicBulletId="0">
     <w:pict>
-      <v:rect id="_x0000_i1052" style="width:0;height:1.5pt" o:bullet="t" o:hrstd="t" o:hr="t" fillcolor="#a0a0a0" stroked="f"/>
+      <v:rect id="_x0000_i1066" style="width:0;height:1.5pt" o:bullet="t" o:hrstd="t" o:hr="t" fillcolor="#a0a0a0" stroked="f"/>
     </w:pict>
   </w:numPicBullet>
   <w:abstractNum w:abstractNumId="0" w15:restartNumberingAfterBreak="0">

--- a/4th_phase/Test-cases-v1.0.docx
+++ b/4th_phase/Test-cases-v1.0.docx
@@ -4679,7 +4679,9 @@
           <w:lang w:val="el-GR"/>
         </w:rPr>
       </w:pPr>
-      <w:r>
+    </w:p>
+    <w:p>
+      <w:pPr>
         <w:rPr>
           <w:rFonts w:ascii="Calibri" w:hAnsi="Calibri" w:cs="Calibri"/>
           <w:b/>
@@ -4688,6 +4690,16 @@
           <w:szCs w:val="28"/>
           <w:lang w:val="el-GR"/>
         </w:rPr>
+      </w:pPr>
+      <w:r>
+        <w:rPr>
+          <w:rFonts w:ascii="Calibri" w:hAnsi="Calibri" w:cs="Calibri"/>
+          <w:b/>
+          <w:bCs/>
+          <w:sz w:val="28"/>
+          <w:szCs w:val="28"/>
+          <w:lang w:val="el-GR"/>
+        </w:rPr>
         <w:t> UC02 — Διαγραφή Project</w:t>
       </w:r>
     </w:p>
@@ -4737,16 +4749,6 @@
         </w:rPr>
         <w:t> Το Project και όλα τα εξαρτώμενα δεδομένα έχουν αφαιρεθεί από τη Βάση Δεδομένων.</w:t>
       </w:r>
-    </w:p>
-    <w:p>
-      <w:pPr>
-        <w:rPr>
-          <w:rFonts w:ascii="Calibri" w:hAnsi="Calibri" w:cs="Calibri"/>
-          <w:b/>
-          <w:bCs/>
-          <w:lang w:val="el-GR"/>
-        </w:rPr>
-      </w:pPr>
     </w:p>
     <w:p>
       <w:pPr>
@@ -9655,11 +9657,12 @@
           <w:rFonts w:ascii="Calibri" w:hAnsi="Calibri" w:cs="Calibri"/>
           <w:b/>
           <w:bCs/>
+          <w:sz w:val="28"/>
+          <w:szCs w:val="28"/>
+          <w:lang w:val="el-GR"/>
         </w:rPr>
       </w:pPr>
-    </w:p>
-    <w:p>
-      <w:pPr>
+      <w:r>
         <w:rPr>
           <w:rFonts w:ascii="Calibri" w:hAnsi="Calibri" w:cs="Calibri"/>
           <w:b/>
@@ -9668,16 +9671,7 @@
           <w:szCs w:val="28"/>
           <w:lang w:val="el-GR"/>
         </w:rPr>
-      </w:pPr>
-      <w:r>
-        <w:rPr>
-          <w:rFonts w:ascii="Calibri" w:hAnsi="Calibri" w:cs="Calibri"/>
-          <w:b/>
-          <w:bCs/>
-          <w:sz w:val="28"/>
-          <w:szCs w:val="28"/>
-          <w:lang w:val="el-GR"/>
-        </w:rPr>
+        <w:lastRenderedPageBreak/>
         <w:t xml:space="preserve">UC04 — Επεξεργασία </w:t>
       </w:r>
       <w:proofErr w:type="spellStart"/>
@@ -10876,7 +10870,6 @@
                 <w:rFonts w:ascii="Calibri" w:hAnsi="Calibri" w:cs="Calibri"/>
                 <w:lang w:val="el-GR"/>
               </w:rPr>
-              <w:lastRenderedPageBreak/>
               <w:t>Αναμενόμενο Αποτέλεσμα</w:t>
             </w:r>
           </w:p>
@@ -10925,6 +10918,7 @@
                 <w:rFonts w:ascii="Calibri" w:hAnsi="Calibri" w:cs="Calibri"/>
                 <w:lang w:val="el-GR"/>
               </w:rPr>
+              <w:lastRenderedPageBreak/>
               <w:t>Πραγματικό Αποτέλεσμα</w:t>
             </w:r>
           </w:p>
@@ -11905,6 +11899,16 @@
           <w:lang w:val="el-GR"/>
         </w:rPr>
       </w:pPr>
+    </w:p>
+    <w:p>
+      <w:pPr>
+        <w:rPr>
+          <w:rFonts w:ascii="Calibri" w:hAnsi="Calibri" w:cs="Calibri"/>
+          <w:b/>
+          <w:bCs/>
+          <w:lang w:val="el-GR"/>
+        </w:rPr>
+      </w:pPr>
       <w:r>
         <w:rPr>
           <w:rFonts w:ascii="Calibri" w:hAnsi="Calibri" w:cs="Calibri"/>
@@ -12240,7 +12244,6 @@
                 <w:rFonts w:ascii="Calibri" w:hAnsi="Calibri" w:cs="Calibri"/>
                 <w:lang w:val="el-GR"/>
               </w:rPr>
-              <w:lastRenderedPageBreak/>
               <w:t>Δεδομένα Εισόδου</w:t>
             </w:r>
           </w:p>
@@ -12321,6 +12324,7 @@
                 <w:rFonts w:ascii="Calibri" w:hAnsi="Calibri" w:cs="Calibri"/>
                 <w:lang w:val="el-GR"/>
               </w:rPr>
+              <w:lastRenderedPageBreak/>
               <w:t>Αναμενόμενο Αποτέλεσμα</w:t>
             </w:r>
           </w:p>
@@ -12538,7 +12542,7 @@
           <w:szCs w:val="28"/>
           <w:lang w:val="el-GR"/>
         </w:rPr>
-        <w:t xml:space="preserve"> UC05 — Διαγραφή </w:t>
+        <w:t xml:space="preserve">UC05 — Διαγραφή </w:t>
       </w:r>
       <w:proofErr w:type="spellStart"/>
       <w:r>
@@ -13167,157 +13171,160 @@
               <w:rPr>
                 <w:lang w:val="el-GR"/>
               </w:rPr>
+              <w:t>Πραγματικό Αποτέλεσμα</w:t>
+            </w:r>
+          </w:p>
+        </w:tc>
+        <w:tc>
+          <w:tcPr>
+            <w:tcW w:w="0" w:type="auto"/>
+            <w:hideMark/>
+          </w:tcPr>
+          <w:p>
+            <w:pPr>
+              <w:spacing w:before="240" w:after="160" w:line="278" w:lineRule="auto"/>
+              <w:cnfStyle w:val="000000000000" w:firstRow="0" w:lastRow="0" w:firstColumn="0" w:lastColumn="0" w:oddVBand="0" w:evenVBand="0" w:oddHBand="0" w:evenHBand="0" w:firstRowFirstColumn="0" w:firstRowLastColumn="0" w:lastRowFirstColumn="0" w:lastRowLastColumn="0"/>
+            </w:pPr>
+            <w:proofErr w:type="spellStart"/>
+            <w:r>
+              <w:rPr>
+                <w:lang w:val="el-GR"/>
+              </w:rPr>
+              <w:t>Confirm</w:t>
+            </w:r>
+            <w:proofErr w:type="spellEnd"/>
+            <w:r>
+              <w:rPr>
+                <w:lang w:val="el-GR"/>
+              </w:rPr>
+              <w:t xml:space="preserve"> </w:t>
+            </w:r>
+            <w:proofErr w:type="spellStart"/>
+            <w:r>
+              <w:rPr>
+                <w:lang w:val="el-GR"/>
+              </w:rPr>
+              <w:t>dialog</w:t>
+            </w:r>
+            <w:proofErr w:type="spellEnd"/>
+            <w:r>
+              <w:rPr>
+                <w:lang w:val="el-GR"/>
+              </w:rPr>
+              <w:t xml:space="preserve"> εμφανίστηκε. Με «</w:t>
+            </w:r>
+            <w:proofErr w:type="spellStart"/>
+            <w:r>
+              <w:rPr>
+                <w:lang w:val="el-GR"/>
+              </w:rPr>
+              <w:t>Yes</w:t>
+            </w:r>
+            <w:proofErr w:type="spellEnd"/>
+            <w:r>
+              <w:rPr>
+                <w:lang w:val="el-GR"/>
+              </w:rPr>
+              <w:t xml:space="preserve">, </w:t>
+            </w:r>
+            <w:proofErr w:type="spellStart"/>
+            <w:r>
+              <w:rPr>
+                <w:lang w:val="el-GR"/>
+              </w:rPr>
+              <w:t>Delete</w:t>
+            </w:r>
+            <w:proofErr w:type="spellEnd"/>
+            <w:r>
+              <w:rPr>
+                <w:lang w:val="el-GR"/>
+              </w:rPr>
+              <w:t xml:space="preserve">» έγινε </w:t>
+            </w:r>
+            <w:proofErr w:type="spellStart"/>
+            <w:r>
+              <w:rPr>
+                <w:lang w:val="el-GR"/>
+              </w:rPr>
+              <w:t>cascade</w:t>
+            </w:r>
+            <w:proofErr w:type="spellEnd"/>
+            <w:r>
+              <w:rPr>
+                <w:lang w:val="el-GR"/>
+              </w:rPr>
+              <w:t xml:space="preserve"> </w:t>
+            </w:r>
+            <w:proofErr w:type="spellStart"/>
+            <w:r>
+              <w:rPr>
+                <w:lang w:val="el-GR"/>
+              </w:rPr>
+              <w:t>delete</w:t>
+            </w:r>
+            <w:proofErr w:type="spellEnd"/>
+            <w:r>
+              <w:rPr>
+                <w:lang w:val="el-GR"/>
+              </w:rPr>
+              <w:t xml:space="preserve"> των M:N συσχετίσεων με CRC </w:t>
+            </w:r>
+            <w:proofErr w:type="spellStart"/>
+            <w:r>
+              <w:rPr>
+                <w:lang w:val="el-GR"/>
+              </w:rPr>
+              <w:t>Cards</w:t>
+            </w:r>
+            <w:proofErr w:type="spellEnd"/>
+            <w:r>
+              <w:rPr>
+                <w:lang w:val="el-GR"/>
+              </w:rPr>
+              <w:t xml:space="preserve">. </w:t>
+            </w:r>
+            <w:r>
+              <w:t xml:space="preserve">UC </w:t>
+            </w:r>
+            <w:r>
+              <w:rPr>
+                <w:lang w:val="el-GR"/>
+              </w:rPr>
+              <w:t>αφαιρέθηκε</w:t>
+            </w:r>
+            <w:r>
+              <w:t xml:space="preserve"> </w:t>
+            </w:r>
+            <w:r>
+              <w:rPr>
+                <w:lang w:val="el-GR"/>
+              </w:rPr>
+              <w:t>από</w:t>
+            </w:r>
+            <w:r>
+              <w:t xml:space="preserve"> </w:t>
+            </w:r>
+            <w:r>
+              <w:rPr>
+                <w:lang w:val="el-GR"/>
+              </w:rPr>
+              <w:t>τη</w:t>
+            </w:r>
+            <w:r>
+              <w:t xml:space="preserve"> </w:t>
+            </w:r>
+            <w:r>
+              <w:rPr>
+                <w:lang w:val="el-GR"/>
+              </w:rPr>
+              <w:t>ΒΔ</w:t>
+            </w:r>
+            <w:r>
+              <w:t xml:space="preserve">. </w:t>
+            </w:r>
+            <w:r>
               <w:lastRenderedPageBreak/>
-              <w:t>Πραγματικό Αποτέλεσμα</w:t>
-            </w:r>
-          </w:p>
-        </w:tc>
-        <w:tc>
-          <w:tcPr>
-            <w:tcW w:w="0" w:type="auto"/>
-            <w:hideMark/>
-          </w:tcPr>
-          <w:p>
-            <w:pPr>
-              <w:spacing w:before="240" w:after="160" w:line="278" w:lineRule="auto"/>
-              <w:cnfStyle w:val="000000000000" w:firstRow="0" w:lastRow="0" w:firstColumn="0" w:lastColumn="0" w:oddVBand="0" w:evenVBand="0" w:oddHBand="0" w:evenHBand="0" w:firstRowFirstColumn="0" w:firstRowLastColumn="0" w:lastRowFirstColumn="0" w:lastRowLastColumn="0"/>
-            </w:pPr>
-            <w:proofErr w:type="spellStart"/>
-            <w:r>
-              <w:rPr>
-                <w:lang w:val="el-GR"/>
-              </w:rPr>
-              <w:t>Confirm</w:t>
-            </w:r>
-            <w:proofErr w:type="spellEnd"/>
-            <w:r>
-              <w:rPr>
-                <w:lang w:val="el-GR"/>
-              </w:rPr>
-              <w:t xml:space="preserve"> </w:t>
-            </w:r>
-            <w:proofErr w:type="spellStart"/>
-            <w:r>
-              <w:rPr>
-                <w:lang w:val="el-GR"/>
-              </w:rPr>
-              <w:t>dialog</w:t>
-            </w:r>
-            <w:proofErr w:type="spellEnd"/>
-            <w:r>
-              <w:rPr>
-                <w:lang w:val="el-GR"/>
-              </w:rPr>
-              <w:t xml:space="preserve"> εμφανίστηκε. Με «</w:t>
-            </w:r>
-            <w:proofErr w:type="spellStart"/>
-            <w:r>
-              <w:rPr>
-                <w:lang w:val="el-GR"/>
-              </w:rPr>
-              <w:t>Yes</w:t>
-            </w:r>
-            <w:proofErr w:type="spellEnd"/>
-            <w:r>
-              <w:rPr>
-                <w:lang w:val="el-GR"/>
-              </w:rPr>
-              <w:t xml:space="preserve">, </w:t>
-            </w:r>
-            <w:proofErr w:type="spellStart"/>
-            <w:r>
-              <w:rPr>
-                <w:lang w:val="el-GR"/>
-              </w:rPr>
-              <w:t>Delete</w:t>
-            </w:r>
-            <w:proofErr w:type="spellEnd"/>
-            <w:r>
-              <w:rPr>
-                <w:lang w:val="el-GR"/>
-              </w:rPr>
-              <w:t xml:space="preserve">» έγινε </w:t>
-            </w:r>
-            <w:proofErr w:type="spellStart"/>
-            <w:r>
-              <w:rPr>
-                <w:lang w:val="el-GR"/>
-              </w:rPr>
-              <w:t>cascade</w:t>
-            </w:r>
-            <w:proofErr w:type="spellEnd"/>
-            <w:r>
-              <w:rPr>
-                <w:lang w:val="el-GR"/>
-              </w:rPr>
-              <w:t xml:space="preserve"> </w:t>
-            </w:r>
-            <w:proofErr w:type="spellStart"/>
-            <w:r>
-              <w:rPr>
-                <w:lang w:val="el-GR"/>
-              </w:rPr>
-              <w:t>delete</w:t>
-            </w:r>
-            <w:proofErr w:type="spellEnd"/>
-            <w:r>
-              <w:rPr>
-                <w:lang w:val="el-GR"/>
-              </w:rPr>
-              <w:t xml:space="preserve"> των M:N συσχετίσεων με CRC </w:t>
-            </w:r>
-            <w:proofErr w:type="spellStart"/>
-            <w:r>
-              <w:rPr>
-                <w:lang w:val="el-GR"/>
-              </w:rPr>
-              <w:t>Cards</w:t>
-            </w:r>
-            <w:proofErr w:type="spellEnd"/>
-            <w:r>
-              <w:rPr>
-                <w:lang w:val="el-GR"/>
-              </w:rPr>
-              <w:t xml:space="preserve">. </w:t>
-            </w:r>
-            <w:r>
-              <w:t xml:space="preserve">UC </w:t>
-            </w:r>
-            <w:r>
-              <w:rPr>
-                <w:lang w:val="el-GR"/>
-              </w:rPr>
-              <w:t>αφαιρέθηκε</w:t>
-            </w:r>
-            <w:r>
-              <w:t xml:space="preserve"> </w:t>
-            </w:r>
-            <w:r>
-              <w:rPr>
-                <w:lang w:val="el-GR"/>
-              </w:rPr>
-              <w:t>από</w:t>
-            </w:r>
-            <w:r>
-              <w:t xml:space="preserve"> </w:t>
-            </w:r>
-            <w:r>
-              <w:rPr>
-                <w:lang w:val="el-GR"/>
-              </w:rPr>
-              <w:t>τη</w:t>
-            </w:r>
-            <w:r>
-              <w:t xml:space="preserve"> </w:t>
-            </w:r>
-            <w:r>
-              <w:rPr>
-                <w:lang w:val="el-GR"/>
-              </w:rPr>
-              <w:t>ΒΔ</w:t>
-            </w:r>
-            <w:r>
-              <w:t xml:space="preserve">. Redirect </w:t>
+              <w:t xml:space="preserve">Redirect </w:t>
             </w:r>
             <w:r>
               <w:rPr>
@@ -13358,6 +13365,7 @@
               <w:rPr>
                 <w:lang w:val="el-GR"/>
               </w:rPr>
+              <w:lastRenderedPageBreak/>
               <w:t>Κατάσταση</w:t>
             </w:r>
           </w:p>
@@ -14111,6 +14119,16 @@
         <w:rPr>
           <w:b/>
           <w:bCs/>
+          <w:lang w:val="el-GR"/>
+        </w:rPr>
+      </w:pPr>
+    </w:p>
+    <w:p>
+      <w:pPr>
+        <w:spacing w:before="240"/>
+        <w:rPr>
+          <w:b/>
+          <w:bCs/>
           <w:sz w:val="28"/>
           <w:szCs w:val="28"/>
           <w:lang w:val="el-GR"/>
@@ -29836,37 +29854,2794 @@
       <w:pPr>
         <w:spacing w:before="240"/>
       </w:pPr>
+      <w:r>
+        <w:rPr>
+          <w:lang w:val="el-GR"/>
+        </w:rPr>
+        <w:pict w14:anchorId="595D0032">
+          <v:rect id="_x0000_i1152" style="width:0;height:.75pt" o:hralign="center" o:hrstd="t" o:hrnoshade="t" o:hr="t" fillcolor="#ccc" stroked="f"/>
+        </w:pict>
+      </w:r>
     </w:p>
     <w:p>
       <w:pPr>
         <w:spacing w:before="240"/>
+        <w:rPr>
+          <w:b/>
+          <w:bCs/>
+          <w:sz w:val="28"/>
+          <w:szCs w:val="28"/>
+          <w:lang w:val="el-GR"/>
+        </w:rPr>
+      </w:pPr>
+      <w:r>
+        <w:rPr>
+          <w:b/>
+          <w:bCs/>
+          <w:sz w:val="28"/>
+          <w:szCs w:val="28"/>
+          <w:lang w:val="el-GR"/>
+        </w:rPr>
+        <w:t>UC13 — Διαχείριση Χρηστών</w:t>
+      </w:r>
+    </w:p>
+    <w:p>
+      <w:pPr>
+        <w:spacing w:before="240"/>
+        <w:rPr>
+          <w:lang w:val="el-GR"/>
+        </w:rPr>
+      </w:pPr>
+      <w:r>
+        <w:rPr>
+          <w:b/>
+          <w:bCs/>
+          <w:lang w:val="el-GR"/>
+        </w:rPr>
+        <w:t>Κατάσταση Εισόδου:</w:t>
+      </w:r>
+      <w:r>
+        <w:rPr>
+          <w:lang w:val="el-GR"/>
+        </w:rPr>
+        <w:t> Ο χρήστης είναι συνδεδεμένος με ρόλο ΔΙΑΧΕΙΡΙΣΤΉΣ.</w:t>
+      </w:r>
+      <w:r>
+        <w:rPr>
+          <w:lang w:val="el-GR"/>
+        </w:rPr>
+        <w:br/>
+      </w:r>
+      <w:r>
+        <w:rPr>
+          <w:b/>
+          <w:bCs/>
+          <w:lang w:val="el-GR"/>
+        </w:rPr>
+        <w:t>Κατάσταση Εξόδου:</w:t>
+      </w:r>
+      <w:r>
+        <w:rPr>
+          <w:lang w:val="el-GR"/>
+        </w:rPr>
+        <w:t> Τα δικαιώματα του επιλεγμένου χρήστη έχουν ενημερωθεί στη ΒΔ.</w:t>
+      </w:r>
+    </w:p>
+    <w:p>
+      <w:pPr>
+        <w:spacing w:before="240"/>
+        <w:rPr>
+          <w:b/>
+          <w:bCs/>
+          <w:lang w:val="el-GR"/>
+        </w:rPr>
       </w:pPr>
     </w:p>
     <w:p>
       <w:pPr>
         <w:spacing w:before="240"/>
+        <w:rPr>
+          <w:b/>
+          <w:bCs/>
+          <w:lang w:val="el-GR"/>
+        </w:rPr>
       </w:pPr>
     </w:p>
     <w:p>
       <w:pPr>
         <w:spacing w:before="240"/>
+        <w:rPr>
+          <w:b/>
+          <w:bCs/>
+          <w:lang w:val="el-GR"/>
+        </w:rPr>
       </w:pPr>
     </w:p>
     <w:p>
       <w:pPr>
         <w:spacing w:before="240"/>
+        <w:rPr>
+          <w:b/>
+          <w:bCs/>
+          <w:lang w:val="el-GR"/>
+        </w:rPr>
+      </w:pPr>
+      <w:r>
+        <w:rPr>
+          <w:b/>
+          <w:bCs/>
+          <w:lang w:val="el-GR"/>
+        </w:rPr>
+        <w:lastRenderedPageBreak/>
+        <w:t xml:space="preserve">TC-13-01 — Επιτυχής Αλλαγή Ρόλου από </w:t>
+      </w:r>
+      <w:proofErr w:type="spellStart"/>
+      <w:r>
+        <w:rPr>
+          <w:b/>
+          <w:bCs/>
+          <w:lang w:val="el-GR"/>
+        </w:rPr>
+        <w:t>Admin</w:t>
+      </w:r>
+      <w:proofErr w:type="spellEnd"/>
+    </w:p>
+    <w:tbl>
+      <w:tblPr>
+        <w:tblStyle w:val="GridTable1Light"/>
+        <w:tblW w:w="0" w:type="auto"/>
+        <w:tblLook w:val="04A0" w:firstRow="1" w:lastRow="0" w:firstColumn="1" w:lastColumn="0" w:noHBand="0" w:noVBand="1"/>
+      </w:tblPr>
+      <w:tblGrid>
+        <w:gridCol w:w="1677"/>
+        <w:gridCol w:w="7673"/>
+      </w:tblGrid>
+      <w:tr>
+        <w:trPr>
+          <w:cnfStyle w:val="100000000000" w:firstRow="1" w:lastRow="0" w:firstColumn="0" w:lastColumn="0" w:oddVBand="0" w:evenVBand="0" w:oddHBand="0" w:evenHBand="0" w:firstRowFirstColumn="0" w:firstRowLastColumn="0" w:lastRowFirstColumn="0" w:lastRowLastColumn="0"/>
+        </w:trPr>
+        <w:tc>
+          <w:tcPr>
+            <w:cnfStyle w:val="001000000000" w:firstRow="0" w:lastRow="0" w:firstColumn="1" w:lastColumn="0" w:oddVBand="0" w:evenVBand="0" w:oddHBand="0" w:evenHBand="0" w:firstRowFirstColumn="0" w:firstRowLastColumn="0" w:lastRowFirstColumn="0" w:lastRowLastColumn="0"/>
+            <w:tcW w:w="0" w:type="auto"/>
+            <w:hideMark/>
+          </w:tcPr>
+          <w:p>
+            <w:pPr>
+              <w:spacing w:before="240" w:after="160" w:line="278" w:lineRule="auto"/>
+              <w:rPr>
+                <w:lang w:val="el-GR"/>
+              </w:rPr>
+            </w:pPr>
+            <w:r>
+              <w:rPr>
+                <w:lang w:val="el-GR"/>
+              </w:rPr>
+              <w:t>Πεδίο</w:t>
+            </w:r>
+          </w:p>
+        </w:tc>
+        <w:tc>
+          <w:tcPr>
+            <w:tcW w:w="0" w:type="auto"/>
+            <w:hideMark/>
+          </w:tcPr>
+          <w:p>
+            <w:pPr>
+              <w:spacing w:before="240" w:after="160" w:line="278" w:lineRule="auto"/>
+              <w:cnfStyle w:val="100000000000" w:firstRow="1" w:lastRow="0" w:firstColumn="0" w:lastColumn="0" w:oddVBand="0" w:evenVBand="0" w:oddHBand="0" w:evenHBand="0" w:firstRowFirstColumn="0" w:firstRowLastColumn="0" w:lastRowFirstColumn="0" w:lastRowLastColumn="0"/>
+              <w:rPr>
+                <w:lang w:val="el-GR"/>
+              </w:rPr>
+            </w:pPr>
+            <w:r>
+              <w:rPr>
+                <w:lang w:val="el-GR"/>
+              </w:rPr>
+              <w:t>Τιμή</w:t>
+            </w:r>
+          </w:p>
+        </w:tc>
+      </w:tr>
+      <w:tr>
+        <w:tc>
+          <w:tcPr>
+            <w:cnfStyle w:val="001000000000" w:firstRow="0" w:lastRow="0" w:firstColumn="1" w:lastColumn="0" w:oddVBand="0" w:evenVBand="0" w:oddHBand="0" w:evenHBand="0" w:firstRowFirstColumn="0" w:firstRowLastColumn="0" w:lastRowFirstColumn="0" w:lastRowLastColumn="0"/>
+            <w:tcW w:w="0" w:type="auto"/>
+            <w:hideMark/>
+          </w:tcPr>
+          <w:p>
+            <w:pPr>
+              <w:spacing w:before="240" w:after="160" w:line="278" w:lineRule="auto"/>
+              <w:rPr>
+                <w:lang w:val="el-GR"/>
+              </w:rPr>
+            </w:pPr>
+            <w:r>
+              <w:rPr>
+                <w:lang w:val="el-GR"/>
+              </w:rPr>
+              <w:t>Σκοπός</w:t>
+            </w:r>
+          </w:p>
+        </w:tc>
+        <w:tc>
+          <w:tcPr>
+            <w:tcW w:w="0" w:type="auto"/>
+            <w:hideMark/>
+          </w:tcPr>
+          <w:p>
+            <w:pPr>
+              <w:spacing w:before="240" w:after="160" w:line="278" w:lineRule="auto"/>
+              <w:cnfStyle w:val="000000000000" w:firstRow="0" w:lastRow="0" w:firstColumn="0" w:lastColumn="0" w:oddVBand="0" w:evenVBand="0" w:oddHBand="0" w:evenHBand="0" w:firstRowFirstColumn="0" w:firstRowLastColumn="0" w:lastRowFirstColumn="0" w:lastRowLastColumn="0"/>
+            </w:pPr>
+            <w:r>
+              <w:rPr>
+                <w:lang w:val="el-GR"/>
+              </w:rPr>
+              <w:t>Επαλήθευση</w:t>
+            </w:r>
+            <w:r>
+              <w:t> </w:t>
+            </w:r>
+            <w:proofErr w:type="spellStart"/>
+            <w:r>
+              <w:t>userService.changeUserRole</w:t>
+            </w:r>
+            <w:proofErr w:type="spellEnd"/>
+            <w:r>
+              <w:t>() Happy Path</w:t>
+            </w:r>
+          </w:p>
+        </w:tc>
+      </w:tr>
+      <w:tr>
+        <w:tc>
+          <w:tcPr>
+            <w:cnfStyle w:val="001000000000" w:firstRow="0" w:lastRow="0" w:firstColumn="1" w:lastColumn="0" w:oddVBand="0" w:evenVBand="0" w:oddHBand="0" w:evenHBand="0" w:firstRowFirstColumn="0" w:firstRowLastColumn="0" w:lastRowFirstColumn="0" w:lastRowLastColumn="0"/>
+            <w:tcW w:w="0" w:type="auto"/>
+            <w:hideMark/>
+          </w:tcPr>
+          <w:p>
+            <w:pPr>
+              <w:spacing w:before="240" w:after="160" w:line="278" w:lineRule="auto"/>
+              <w:rPr>
+                <w:lang w:val="el-GR"/>
+              </w:rPr>
+            </w:pPr>
+            <w:r>
+              <w:rPr>
+                <w:lang w:val="el-GR"/>
+              </w:rPr>
+              <w:t>Κατηγορία</w:t>
+            </w:r>
+          </w:p>
+        </w:tc>
+        <w:tc>
+          <w:tcPr>
+            <w:tcW w:w="0" w:type="auto"/>
+            <w:hideMark/>
+          </w:tcPr>
+          <w:p>
+            <w:pPr>
+              <w:spacing w:before="240" w:after="160" w:line="278" w:lineRule="auto"/>
+              <w:cnfStyle w:val="000000000000" w:firstRow="0" w:lastRow="0" w:firstColumn="0" w:lastColumn="0" w:oddVBand="0" w:evenVBand="0" w:oddHBand="0" w:evenHBand="0" w:firstRowFirstColumn="0" w:firstRowLastColumn="0" w:lastRowFirstColumn="0" w:lastRowLastColumn="0"/>
+              <w:rPr>
+                <w:lang w:val="el-GR"/>
+              </w:rPr>
+            </w:pPr>
+            <w:proofErr w:type="spellStart"/>
+            <w:r>
+              <w:rPr>
+                <w:lang w:val="el-GR"/>
+              </w:rPr>
+              <w:t>Functional</w:t>
+            </w:r>
+            <w:proofErr w:type="spellEnd"/>
+          </w:p>
+        </w:tc>
+      </w:tr>
+      <w:tr>
+        <w:tc>
+          <w:tcPr>
+            <w:cnfStyle w:val="001000000000" w:firstRow="0" w:lastRow="0" w:firstColumn="1" w:lastColumn="0" w:oddVBand="0" w:evenVBand="0" w:oddHBand="0" w:evenHBand="0" w:firstRowFirstColumn="0" w:firstRowLastColumn="0" w:lastRowFirstColumn="0" w:lastRowLastColumn="0"/>
+            <w:tcW w:w="0" w:type="auto"/>
+            <w:hideMark/>
+          </w:tcPr>
+          <w:p>
+            <w:pPr>
+              <w:spacing w:before="240" w:after="160" w:line="278" w:lineRule="auto"/>
+              <w:rPr>
+                <w:lang w:val="el-GR"/>
+              </w:rPr>
+            </w:pPr>
+            <w:r>
+              <w:rPr>
+                <w:lang w:val="el-GR"/>
+              </w:rPr>
+              <w:t>Τεχνική</w:t>
+            </w:r>
+          </w:p>
+        </w:tc>
+        <w:tc>
+          <w:tcPr>
+            <w:tcW w:w="0" w:type="auto"/>
+            <w:hideMark/>
+          </w:tcPr>
+          <w:p>
+            <w:pPr>
+              <w:spacing w:before="240" w:after="160" w:line="278" w:lineRule="auto"/>
+              <w:cnfStyle w:val="000000000000" w:firstRow="0" w:lastRow="0" w:firstColumn="0" w:lastColumn="0" w:oddVBand="0" w:evenVBand="0" w:oddHBand="0" w:evenHBand="0" w:firstRowFirstColumn="0" w:firstRowLastColumn="0" w:lastRowFirstColumn="0" w:lastRowLastColumn="0"/>
+              <w:rPr>
+                <w:lang w:val="el-GR"/>
+              </w:rPr>
+            </w:pPr>
+            <w:proofErr w:type="spellStart"/>
+            <w:r>
+              <w:rPr>
+                <w:lang w:val="el-GR"/>
+              </w:rPr>
+              <w:t>Black-Box</w:t>
+            </w:r>
+            <w:proofErr w:type="spellEnd"/>
+            <w:r>
+              <w:rPr>
+                <w:lang w:val="el-GR"/>
+              </w:rPr>
+              <w:t xml:space="preserve"> / </w:t>
+            </w:r>
+            <w:proofErr w:type="spellStart"/>
+            <w:r>
+              <w:rPr>
+                <w:lang w:val="el-GR"/>
+              </w:rPr>
+              <w:t>Happy</w:t>
+            </w:r>
+            <w:proofErr w:type="spellEnd"/>
+            <w:r>
+              <w:rPr>
+                <w:lang w:val="el-GR"/>
+              </w:rPr>
+              <w:t xml:space="preserve"> </w:t>
+            </w:r>
+            <w:proofErr w:type="spellStart"/>
+            <w:r>
+              <w:rPr>
+                <w:lang w:val="el-GR"/>
+              </w:rPr>
+              <w:t>Path</w:t>
+            </w:r>
+            <w:proofErr w:type="spellEnd"/>
+          </w:p>
+        </w:tc>
+      </w:tr>
+      <w:tr>
+        <w:tc>
+          <w:tcPr>
+            <w:cnfStyle w:val="001000000000" w:firstRow="0" w:lastRow="0" w:firstColumn="1" w:lastColumn="0" w:oddVBand="0" w:evenVBand="0" w:oddHBand="0" w:evenHBand="0" w:firstRowFirstColumn="0" w:firstRowLastColumn="0" w:lastRowFirstColumn="0" w:lastRowLastColumn="0"/>
+            <w:tcW w:w="0" w:type="auto"/>
+            <w:hideMark/>
+          </w:tcPr>
+          <w:p>
+            <w:pPr>
+              <w:spacing w:before="240" w:after="160" w:line="278" w:lineRule="auto"/>
+              <w:rPr>
+                <w:lang w:val="el-GR"/>
+              </w:rPr>
+            </w:pPr>
+            <w:r>
+              <w:rPr>
+                <w:lang w:val="el-GR"/>
+              </w:rPr>
+              <w:t>Προτεραιότητα</w:t>
+            </w:r>
+          </w:p>
+        </w:tc>
+        <w:tc>
+          <w:tcPr>
+            <w:tcW w:w="0" w:type="auto"/>
+            <w:hideMark/>
+          </w:tcPr>
+          <w:p>
+            <w:pPr>
+              <w:spacing w:before="240" w:after="160" w:line="278" w:lineRule="auto"/>
+              <w:cnfStyle w:val="000000000000" w:firstRow="0" w:lastRow="0" w:firstColumn="0" w:lastColumn="0" w:oddVBand="0" w:evenVBand="0" w:oddHBand="0" w:evenHBand="0" w:firstRowFirstColumn="0" w:firstRowLastColumn="0" w:lastRowFirstColumn="0" w:lastRowLastColumn="0"/>
+              <w:rPr>
+                <w:lang w:val="el-GR"/>
+              </w:rPr>
+            </w:pPr>
+            <w:r>
+              <w:rPr>
+                <w:lang w:val="el-GR"/>
+              </w:rPr>
+              <w:t>CRITICAL</w:t>
+            </w:r>
+          </w:p>
+        </w:tc>
+      </w:tr>
+      <w:tr>
+        <w:tc>
+          <w:tcPr>
+            <w:cnfStyle w:val="001000000000" w:firstRow="0" w:lastRow="0" w:firstColumn="1" w:lastColumn="0" w:oddVBand="0" w:evenVBand="0" w:oddHBand="0" w:evenHBand="0" w:firstRowFirstColumn="0" w:firstRowLastColumn="0" w:lastRowFirstColumn="0" w:lastRowLastColumn="0"/>
+            <w:tcW w:w="0" w:type="auto"/>
+            <w:hideMark/>
+          </w:tcPr>
+          <w:p>
+            <w:pPr>
+              <w:spacing w:before="240" w:after="160" w:line="278" w:lineRule="auto"/>
+              <w:rPr>
+                <w:lang w:val="el-GR"/>
+              </w:rPr>
+            </w:pPr>
+            <w:r>
+              <w:rPr>
+                <w:lang w:val="el-GR"/>
+              </w:rPr>
+              <w:t>Δεδομένα Εισόδου</w:t>
+            </w:r>
+          </w:p>
+        </w:tc>
+        <w:tc>
+          <w:tcPr>
+            <w:tcW w:w="0" w:type="auto"/>
+            <w:hideMark/>
+          </w:tcPr>
+          <w:p>
+            <w:pPr>
+              <w:spacing w:before="240" w:after="160" w:line="278" w:lineRule="auto"/>
+              <w:cnfStyle w:val="000000000000" w:firstRow="0" w:lastRow="0" w:firstColumn="0" w:lastColumn="0" w:oddVBand="0" w:evenVBand="0" w:oddHBand="0" w:evenHBand="0" w:firstRowFirstColumn="0" w:firstRowLastColumn="0" w:lastRowFirstColumn="0" w:lastRowLastColumn="0"/>
+            </w:pPr>
+            <w:proofErr w:type="spellStart"/>
+            <w:r>
+              <w:t>targetUser</w:t>
+            </w:r>
+            <w:proofErr w:type="spellEnd"/>
+            <w:r>
+              <w:t xml:space="preserve"> </w:t>
+            </w:r>
+            <w:r>
+              <w:rPr>
+                <w:lang w:val="el-GR"/>
+              </w:rPr>
+              <w:t>με</w:t>
+            </w:r>
+            <w:r>
+              <w:t xml:space="preserve"> </w:t>
+            </w:r>
+            <w:r>
+              <w:rPr>
+                <w:lang w:val="el-GR"/>
+              </w:rPr>
+              <w:t>τρέχοντα</w:t>
+            </w:r>
+            <w:r>
+              <w:t xml:space="preserve"> </w:t>
+            </w:r>
+            <w:r>
+              <w:rPr>
+                <w:lang w:val="el-GR"/>
+              </w:rPr>
+              <w:t>ρόλο</w:t>
+            </w:r>
+            <w:r>
+              <w:t xml:space="preserve">=DEVELOPER, </w:t>
+            </w:r>
+            <w:proofErr w:type="spellStart"/>
+            <w:r>
+              <w:t>newRole</w:t>
+            </w:r>
+            <w:proofErr w:type="spellEnd"/>
+            <w:r>
+              <w:t>=COLLABORATOR</w:t>
+            </w:r>
+          </w:p>
+        </w:tc>
+      </w:tr>
+      <w:tr>
+        <w:tc>
+          <w:tcPr>
+            <w:cnfStyle w:val="001000000000" w:firstRow="0" w:lastRow="0" w:firstColumn="1" w:lastColumn="0" w:oddVBand="0" w:evenVBand="0" w:oddHBand="0" w:evenHBand="0" w:firstRowFirstColumn="0" w:firstRowLastColumn="0" w:lastRowFirstColumn="0" w:lastRowLastColumn="0"/>
+            <w:tcW w:w="0" w:type="auto"/>
+            <w:hideMark/>
+          </w:tcPr>
+          <w:p>
+            <w:pPr>
+              <w:spacing w:before="240" w:after="160" w:line="278" w:lineRule="auto"/>
+              <w:rPr>
+                <w:lang w:val="el-GR"/>
+              </w:rPr>
+            </w:pPr>
+            <w:r>
+              <w:rPr>
+                <w:lang w:val="el-GR"/>
+              </w:rPr>
+              <w:t>Αναμενόμενο Αποτέλεσμα</w:t>
+            </w:r>
+          </w:p>
+        </w:tc>
+        <w:tc>
+          <w:tcPr>
+            <w:tcW w:w="0" w:type="auto"/>
+            <w:hideMark/>
+          </w:tcPr>
+          <w:p>
+            <w:pPr>
+              <w:spacing w:before="240" w:after="160" w:line="278" w:lineRule="auto"/>
+              <w:cnfStyle w:val="000000000000" w:firstRow="0" w:lastRow="0" w:firstColumn="0" w:lastColumn="0" w:oddVBand="0" w:evenVBand="0" w:oddHBand="0" w:evenHBand="0" w:firstRowFirstColumn="0" w:firstRowLastColumn="0" w:lastRowFirstColumn="0" w:lastRowLastColumn="0"/>
+            </w:pPr>
+            <w:r>
+              <w:t>Flash «Role for user X updated to Y» + DB write</w:t>
+            </w:r>
+          </w:p>
+        </w:tc>
+      </w:tr>
+      <w:tr>
+        <w:tc>
+          <w:tcPr>
+            <w:cnfStyle w:val="001000000000" w:firstRow="0" w:lastRow="0" w:firstColumn="1" w:lastColumn="0" w:oddVBand="0" w:evenVBand="0" w:oddHBand="0" w:evenHBand="0" w:firstRowFirstColumn="0" w:firstRowLastColumn="0" w:lastRowFirstColumn="0" w:lastRowLastColumn="0"/>
+            <w:tcW w:w="0" w:type="auto"/>
+            <w:hideMark/>
+          </w:tcPr>
+          <w:p>
+            <w:pPr>
+              <w:spacing w:before="240" w:after="160" w:line="278" w:lineRule="auto"/>
+              <w:rPr>
+                <w:lang w:val="el-GR"/>
+              </w:rPr>
+            </w:pPr>
+            <w:r>
+              <w:rPr>
+                <w:lang w:val="el-GR"/>
+              </w:rPr>
+              <w:t>Πραγματικό Αποτέλεσμα</w:t>
+            </w:r>
+          </w:p>
+        </w:tc>
+        <w:tc>
+          <w:tcPr>
+            <w:tcW w:w="0" w:type="auto"/>
+            <w:hideMark/>
+          </w:tcPr>
+          <w:p>
+            <w:pPr>
+              <w:spacing w:before="240" w:after="160" w:line="278" w:lineRule="auto"/>
+              <w:cnfStyle w:val="000000000000" w:firstRow="0" w:lastRow="0" w:firstColumn="0" w:lastColumn="0" w:oddVBand="0" w:evenVBand="0" w:oddHBand="0" w:evenHBand="0" w:firstRowFirstColumn="0" w:firstRowLastColumn="0" w:lastRowFirstColumn="0" w:lastRowLastColumn="0"/>
+              <w:rPr>
+                <w:lang w:val="el-GR"/>
+              </w:rPr>
+            </w:pPr>
+            <w:proofErr w:type="spellStart"/>
+            <w:r>
+              <w:rPr>
+                <w:lang w:val="el-GR"/>
+              </w:rPr>
+              <w:t>Admin</w:t>
+            </w:r>
+            <w:proofErr w:type="spellEnd"/>
+            <w:r>
+              <w:rPr>
+                <w:lang w:val="el-GR"/>
+              </w:rPr>
+              <w:t xml:space="preserve"> άλλαξε τον ρόλο του "</w:t>
+            </w:r>
+            <w:proofErr w:type="spellStart"/>
+            <w:r>
+              <w:rPr>
+                <w:lang w:val="el-GR"/>
+              </w:rPr>
+              <w:t>targetuser</w:t>
+            </w:r>
+            <w:proofErr w:type="spellEnd"/>
+            <w:r>
+              <w:rPr>
+                <w:lang w:val="el-GR"/>
+              </w:rPr>
+              <w:t>" από DEVELOPER σε COLLABORATOR. checkRoleChanged() πέρασε. userRepository.save() καλέστηκε. Flash «</w:t>
+            </w:r>
+            <w:proofErr w:type="spellStart"/>
+            <w:r>
+              <w:rPr>
+                <w:lang w:val="el-GR"/>
+              </w:rPr>
+              <w:t>Role</w:t>
+            </w:r>
+            <w:proofErr w:type="spellEnd"/>
+            <w:r>
+              <w:rPr>
+                <w:lang w:val="el-GR"/>
+              </w:rPr>
+              <w:t xml:space="preserve"> for </w:t>
+            </w:r>
+            <w:proofErr w:type="spellStart"/>
+            <w:r>
+              <w:rPr>
+                <w:lang w:val="el-GR"/>
+              </w:rPr>
+              <w:t>user</w:t>
+            </w:r>
+            <w:proofErr w:type="spellEnd"/>
+            <w:r>
+              <w:rPr>
+                <w:lang w:val="el-GR"/>
+              </w:rPr>
+              <w:t xml:space="preserve"> </w:t>
+            </w:r>
+            <w:proofErr w:type="spellStart"/>
+            <w:r>
+              <w:rPr>
+                <w:lang w:val="el-GR"/>
+              </w:rPr>
+              <w:t>targetuser</w:t>
+            </w:r>
+            <w:proofErr w:type="spellEnd"/>
+            <w:r>
+              <w:rPr>
+                <w:lang w:val="el-GR"/>
+              </w:rPr>
+              <w:t xml:space="preserve"> </w:t>
+            </w:r>
+            <w:proofErr w:type="spellStart"/>
+            <w:r>
+              <w:rPr>
+                <w:lang w:val="el-GR"/>
+              </w:rPr>
+              <w:t>updated</w:t>
+            </w:r>
+            <w:proofErr w:type="spellEnd"/>
+            <w:r>
+              <w:rPr>
+                <w:lang w:val="el-GR"/>
+              </w:rPr>
+              <w:t xml:space="preserve"> </w:t>
+            </w:r>
+            <w:proofErr w:type="spellStart"/>
+            <w:r>
+              <w:rPr>
+                <w:lang w:val="el-GR"/>
+              </w:rPr>
+              <w:t>to</w:t>
+            </w:r>
+            <w:proofErr w:type="spellEnd"/>
+            <w:r>
+              <w:rPr>
+                <w:lang w:val="el-GR"/>
+              </w:rPr>
+              <w:t xml:space="preserve"> COLLABORATOR».</w:t>
+            </w:r>
+          </w:p>
+        </w:tc>
+      </w:tr>
+      <w:tr>
+        <w:tc>
+          <w:tcPr>
+            <w:cnfStyle w:val="001000000000" w:firstRow="0" w:lastRow="0" w:firstColumn="1" w:lastColumn="0" w:oddVBand="0" w:evenVBand="0" w:oddHBand="0" w:evenHBand="0" w:firstRowFirstColumn="0" w:firstRowLastColumn="0" w:lastRowFirstColumn="0" w:lastRowLastColumn="0"/>
+            <w:tcW w:w="0" w:type="auto"/>
+            <w:hideMark/>
+          </w:tcPr>
+          <w:p>
+            <w:pPr>
+              <w:spacing w:before="240" w:after="160" w:line="278" w:lineRule="auto"/>
+              <w:rPr>
+                <w:lang w:val="el-GR"/>
+              </w:rPr>
+            </w:pPr>
+            <w:r>
+              <w:rPr>
+                <w:lang w:val="el-GR"/>
+              </w:rPr>
+              <w:t>Κατάσταση</w:t>
+            </w:r>
+          </w:p>
+        </w:tc>
+        <w:tc>
+          <w:tcPr>
+            <w:tcW w:w="0" w:type="auto"/>
+            <w:hideMark/>
+          </w:tcPr>
+          <w:p>
+            <w:pPr>
+              <w:spacing w:before="240" w:after="160" w:line="278" w:lineRule="auto"/>
+              <w:cnfStyle w:val="000000000000" w:firstRow="0" w:lastRow="0" w:firstColumn="0" w:lastColumn="0" w:oddVBand="0" w:evenVBand="0" w:oddHBand="0" w:evenHBand="0" w:firstRowFirstColumn="0" w:firstRowLastColumn="0" w:lastRowFirstColumn="0" w:lastRowLastColumn="0"/>
+              <w:rPr>
+                <w:lang w:val="el-GR"/>
+              </w:rPr>
+            </w:pPr>
+            <w:r>
+              <w:rPr>
+                <w:rFonts w:ascii="Segoe UI Emoji" w:hAnsi="Segoe UI Emoji" w:cs="Segoe UI Emoji"/>
+                <w:lang w:val="el-GR"/>
+              </w:rPr>
+              <w:t>✅</w:t>
+            </w:r>
+            <w:r>
+              <w:rPr>
+                <w:lang w:val="el-GR"/>
+              </w:rPr>
+              <w:t> </w:t>
+            </w:r>
+            <w:r>
+              <w:rPr>
+                <w:b/>
+                <w:bCs/>
+                <w:lang w:val="el-GR"/>
+              </w:rPr>
+              <w:t>PASS</w:t>
+            </w:r>
+          </w:p>
+        </w:tc>
+      </w:tr>
+    </w:tbl>
+    <w:p>
+      <w:pPr>
+        <w:spacing w:before="240"/>
+        <w:rPr>
+          <w:b/>
+          <w:bCs/>
+          <w:lang w:val="el-GR"/>
+        </w:rPr>
       </w:pPr>
     </w:p>
     <w:p>
       <w:pPr>
         <w:spacing w:before="240"/>
+        <w:rPr>
+          <w:b/>
+          <w:bCs/>
+          <w:lang w:val="el-GR"/>
+        </w:rPr>
+      </w:pPr>
+      <w:r>
+        <w:rPr>
+          <w:b/>
+          <w:bCs/>
+          <w:lang w:val="el-GR"/>
+        </w:rPr>
+        <w:t>TC-13-02 — Αποτυχία με Ίδιο Ρόλο</w:t>
+      </w:r>
+    </w:p>
+    <w:tbl>
+      <w:tblPr>
+        <w:tblStyle w:val="GridTable1Light"/>
+        <w:tblW w:w="0" w:type="auto"/>
+        <w:tblLook w:val="04A0" w:firstRow="1" w:lastRow="0" w:firstColumn="1" w:lastColumn="0" w:noHBand="0" w:noVBand="1"/>
+      </w:tblPr>
+      <w:tblGrid>
+        <w:gridCol w:w="2237"/>
+        <w:gridCol w:w="7113"/>
+      </w:tblGrid>
+      <w:tr>
+        <w:trPr>
+          <w:cnfStyle w:val="100000000000" w:firstRow="1" w:lastRow="0" w:firstColumn="0" w:lastColumn="0" w:oddVBand="0" w:evenVBand="0" w:oddHBand="0" w:evenHBand="0" w:firstRowFirstColumn="0" w:firstRowLastColumn="0" w:lastRowFirstColumn="0" w:lastRowLastColumn="0"/>
+        </w:trPr>
+        <w:tc>
+          <w:tcPr>
+            <w:cnfStyle w:val="001000000000" w:firstRow="0" w:lastRow="0" w:firstColumn="1" w:lastColumn="0" w:oddVBand="0" w:evenVBand="0" w:oddHBand="0" w:evenHBand="0" w:firstRowFirstColumn="0" w:firstRowLastColumn="0" w:lastRowFirstColumn="0" w:lastRowLastColumn="0"/>
+            <w:tcW w:w="0" w:type="auto"/>
+            <w:hideMark/>
+          </w:tcPr>
+          <w:p>
+            <w:pPr>
+              <w:spacing w:before="240" w:after="160" w:line="278" w:lineRule="auto"/>
+              <w:rPr>
+                <w:lang w:val="el-GR"/>
+              </w:rPr>
+            </w:pPr>
+            <w:r>
+              <w:rPr>
+                <w:lang w:val="el-GR"/>
+              </w:rPr>
+              <w:t>Πεδίο</w:t>
+            </w:r>
+          </w:p>
+        </w:tc>
+        <w:tc>
+          <w:tcPr>
+            <w:tcW w:w="0" w:type="auto"/>
+            <w:hideMark/>
+          </w:tcPr>
+          <w:p>
+            <w:pPr>
+              <w:spacing w:before="240" w:after="160" w:line="278" w:lineRule="auto"/>
+              <w:cnfStyle w:val="100000000000" w:firstRow="1" w:lastRow="0" w:firstColumn="0" w:lastColumn="0" w:oddVBand="0" w:evenVBand="0" w:oddHBand="0" w:evenHBand="0" w:firstRowFirstColumn="0" w:firstRowLastColumn="0" w:lastRowFirstColumn="0" w:lastRowLastColumn="0"/>
+              <w:rPr>
+                <w:lang w:val="el-GR"/>
+              </w:rPr>
+            </w:pPr>
+            <w:r>
+              <w:rPr>
+                <w:lang w:val="el-GR"/>
+              </w:rPr>
+              <w:t>Τιμή</w:t>
+            </w:r>
+          </w:p>
+        </w:tc>
+      </w:tr>
+      <w:tr>
+        <w:tc>
+          <w:tcPr>
+            <w:cnfStyle w:val="001000000000" w:firstRow="0" w:lastRow="0" w:firstColumn="1" w:lastColumn="0" w:oddVBand="0" w:evenVBand="0" w:oddHBand="0" w:evenHBand="0" w:firstRowFirstColumn="0" w:firstRowLastColumn="0" w:lastRowFirstColumn="0" w:lastRowLastColumn="0"/>
+            <w:tcW w:w="0" w:type="auto"/>
+            <w:hideMark/>
+          </w:tcPr>
+          <w:p>
+            <w:pPr>
+              <w:spacing w:before="240" w:after="160" w:line="278" w:lineRule="auto"/>
+              <w:rPr>
+                <w:lang w:val="el-GR"/>
+              </w:rPr>
+            </w:pPr>
+            <w:r>
+              <w:rPr>
+                <w:lang w:val="el-GR"/>
+              </w:rPr>
+              <w:t>Σκοπός</w:t>
+            </w:r>
+          </w:p>
+        </w:tc>
+        <w:tc>
+          <w:tcPr>
+            <w:tcW w:w="0" w:type="auto"/>
+            <w:hideMark/>
+          </w:tcPr>
+          <w:p>
+            <w:pPr>
+              <w:spacing w:before="240" w:after="160" w:line="278" w:lineRule="auto"/>
+              <w:cnfStyle w:val="000000000000" w:firstRow="0" w:lastRow="0" w:firstColumn="0" w:lastColumn="0" w:oddVBand="0" w:evenVBand="0" w:oddHBand="0" w:evenHBand="0" w:firstRowFirstColumn="0" w:firstRowLastColumn="0" w:lastRowFirstColumn="0" w:lastRowLastColumn="0"/>
+              <w:rPr>
+                <w:lang w:val="el-GR"/>
+              </w:rPr>
+            </w:pPr>
+            <w:r>
+              <w:rPr>
+                <w:lang w:val="el-GR"/>
+              </w:rPr>
+              <w:t>Επαλήθευση </w:t>
+            </w:r>
+            <w:proofErr w:type="spellStart"/>
+            <w:r>
+              <w:rPr>
+                <w:lang w:val="el-GR"/>
+              </w:rPr>
+              <w:t>RoleUnchangedException</w:t>
+            </w:r>
+            <w:proofErr w:type="spellEnd"/>
+          </w:p>
+        </w:tc>
+      </w:tr>
+      <w:tr>
+        <w:tc>
+          <w:tcPr>
+            <w:cnfStyle w:val="001000000000" w:firstRow="0" w:lastRow="0" w:firstColumn="1" w:lastColumn="0" w:oddVBand="0" w:evenVBand="0" w:oddHBand="0" w:evenHBand="0" w:firstRowFirstColumn="0" w:firstRowLastColumn="0" w:lastRowFirstColumn="0" w:lastRowLastColumn="0"/>
+            <w:tcW w:w="0" w:type="auto"/>
+            <w:hideMark/>
+          </w:tcPr>
+          <w:p>
+            <w:pPr>
+              <w:spacing w:before="240" w:after="160" w:line="278" w:lineRule="auto"/>
+              <w:rPr>
+                <w:lang w:val="el-GR"/>
+              </w:rPr>
+            </w:pPr>
+            <w:r>
+              <w:rPr>
+                <w:lang w:val="el-GR"/>
+              </w:rPr>
+              <w:t>Κατηγορία</w:t>
+            </w:r>
+          </w:p>
+        </w:tc>
+        <w:tc>
+          <w:tcPr>
+            <w:tcW w:w="0" w:type="auto"/>
+            <w:hideMark/>
+          </w:tcPr>
+          <w:p>
+            <w:pPr>
+              <w:spacing w:before="240" w:after="160" w:line="278" w:lineRule="auto"/>
+              <w:cnfStyle w:val="000000000000" w:firstRow="0" w:lastRow="0" w:firstColumn="0" w:lastColumn="0" w:oddVBand="0" w:evenVBand="0" w:oddHBand="0" w:evenHBand="0" w:firstRowFirstColumn="0" w:firstRowLastColumn="0" w:lastRowFirstColumn="0" w:lastRowLastColumn="0"/>
+              <w:rPr>
+                <w:lang w:val="el-GR"/>
+              </w:rPr>
+            </w:pPr>
+            <w:proofErr w:type="spellStart"/>
+            <w:r>
+              <w:rPr>
+                <w:lang w:val="el-GR"/>
+              </w:rPr>
+              <w:t>Functional</w:t>
+            </w:r>
+            <w:proofErr w:type="spellEnd"/>
+          </w:p>
+        </w:tc>
+      </w:tr>
+      <w:tr>
+        <w:tc>
+          <w:tcPr>
+            <w:cnfStyle w:val="001000000000" w:firstRow="0" w:lastRow="0" w:firstColumn="1" w:lastColumn="0" w:oddVBand="0" w:evenVBand="0" w:oddHBand="0" w:evenHBand="0" w:firstRowFirstColumn="0" w:firstRowLastColumn="0" w:lastRowFirstColumn="0" w:lastRowLastColumn="0"/>
+            <w:tcW w:w="0" w:type="auto"/>
+            <w:hideMark/>
+          </w:tcPr>
+          <w:p>
+            <w:pPr>
+              <w:spacing w:before="240" w:after="160" w:line="278" w:lineRule="auto"/>
+              <w:rPr>
+                <w:lang w:val="el-GR"/>
+              </w:rPr>
+            </w:pPr>
+            <w:r>
+              <w:rPr>
+                <w:lang w:val="el-GR"/>
+              </w:rPr>
+              <w:lastRenderedPageBreak/>
+              <w:t>Τεχνική</w:t>
+            </w:r>
+          </w:p>
+        </w:tc>
+        <w:tc>
+          <w:tcPr>
+            <w:tcW w:w="0" w:type="auto"/>
+            <w:hideMark/>
+          </w:tcPr>
+          <w:p>
+            <w:pPr>
+              <w:spacing w:before="240" w:after="160" w:line="278" w:lineRule="auto"/>
+              <w:cnfStyle w:val="000000000000" w:firstRow="0" w:lastRow="0" w:firstColumn="0" w:lastColumn="0" w:oddVBand="0" w:evenVBand="0" w:oddHBand="0" w:evenHBand="0" w:firstRowFirstColumn="0" w:firstRowLastColumn="0" w:lastRowFirstColumn="0" w:lastRowLastColumn="0"/>
+            </w:pPr>
+            <w:r>
+              <w:t>Equivalence Partitioning (</w:t>
+            </w:r>
+            <w:r>
+              <w:rPr>
+                <w:lang w:val="el-GR"/>
+              </w:rPr>
+              <w:t>άκυρη</w:t>
+            </w:r>
+            <w:r>
+              <w:t xml:space="preserve"> </w:t>
+            </w:r>
+            <w:r>
+              <w:rPr>
+                <w:lang w:val="el-GR"/>
+              </w:rPr>
+              <w:t>κλάση</w:t>
+            </w:r>
+            <w:r>
+              <w:t xml:space="preserve">: </w:t>
+            </w:r>
+            <w:r>
+              <w:rPr>
+                <w:lang w:val="el-GR"/>
+              </w:rPr>
+              <w:t>ίδιος</w:t>
+            </w:r>
+            <w:r>
+              <w:t xml:space="preserve"> </w:t>
+            </w:r>
+            <w:r>
+              <w:rPr>
+                <w:lang w:val="el-GR"/>
+              </w:rPr>
+              <w:t>ρόλος</w:t>
+            </w:r>
+            <w:r>
+              <w:t>)</w:t>
+            </w:r>
+          </w:p>
+        </w:tc>
+      </w:tr>
+      <w:tr>
+        <w:tc>
+          <w:tcPr>
+            <w:cnfStyle w:val="001000000000" w:firstRow="0" w:lastRow="0" w:firstColumn="1" w:lastColumn="0" w:oddVBand="0" w:evenVBand="0" w:oddHBand="0" w:evenHBand="0" w:firstRowFirstColumn="0" w:firstRowLastColumn="0" w:lastRowFirstColumn="0" w:lastRowLastColumn="0"/>
+            <w:tcW w:w="0" w:type="auto"/>
+            <w:hideMark/>
+          </w:tcPr>
+          <w:p>
+            <w:pPr>
+              <w:spacing w:before="240" w:after="160" w:line="278" w:lineRule="auto"/>
+              <w:rPr>
+                <w:lang w:val="el-GR"/>
+              </w:rPr>
+            </w:pPr>
+            <w:r>
+              <w:rPr>
+                <w:lang w:val="el-GR"/>
+              </w:rPr>
+              <w:t>Προτεραιότητα</w:t>
+            </w:r>
+          </w:p>
+        </w:tc>
+        <w:tc>
+          <w:tcPr>
+            <w:tcW w:w="0" w:type="auto"/>
+            <w:hideMark/>
+          </w:tcPr>
+          <w:p>
+            <w:pPr>
+              <w:spacing w:before="240" w:after="160" w:line="278" w:lineRule="auto"/>
+              <w:cnfStyle w:val="000000000000" w:firstRow="0" w:lastRow="0" w:firstColumn="0" w:lastColumn="0" w:oddVBand="0" w:evenVBand="0" w:oddHBand="0" w:evenHBand="0" w:firstRowFirstColumn="0" w:firstRowLastColumn="0" w:lastRowFirstColumn="0" w:lastRowLastColumn="0"/>
+              <w:rPr>
+                <w:lang w:val="el-GR"/>
+              </w:rPr>
+            </w:pPr>
+            <w:r>
+              <w:rPr>
+                <w:lang w:val="el-GR"/>
+              </w:rPr>
+              <w:t>HIGH</w:t>
+            </w:r>
+          </w:p>
+        </w:tc>
+      </w:tr>
+      <w:tr>
+        <w:tc>
+          <w:tcPr>
+            <w:cnfStyle w:val="001000000000" w:firstRow="0" w:lastRow="0" w:firstColumn="1" w:lastColumn="0" w:oddVBand="0" w:evenVBand="0" w:oddHBand="0" w:evenHBand="0" w:firstRowFirstColumn="0" w:firstRowLastColumn="0" w:lastRowFirstColumn="0" w:lastRowLastColumn="0"/>
+            <w:tcW w:w="0" w:type="auto"/>
+            <w:hideMark/>
+          </w:tcPr>
+          <w:p>
+            <w:pPr>
+              <w:spacing w:before="240" w:after="160" w:line="278" w:lineRule="auto"/>
+              <w:rPr>
+                <w:lang w:val="el-GR"/>
+              </w:rPr>
+            </w:pPr>
+            <w:r>
+              <w:rPr>
+                <w:lang w:val="el-GR"/>
+              </w:rPr>
+              <w:t>Δεδομένα Εισόδου</w:t>
+            </w:r>
+          </w:p>
+        </w:tc>
+        <w:tc>
+          <w:tcPr>
+            <w:tcW w:w="0" w:type="auto"/>
+            <w:hideMark/>
+          </w:tcPr>
+          <w:p>
+            <w:pPr>
+              <w:spacing w:before="240" w:after="160" w:line="278" w:lineRule="auto"/>
+              <w:cnfStyle w:val="000000000000" w:firstRow="0" w:lastRow="0" w:firstColumn="0" w:lastColumn="0" w:oddVBand="0" w:evenVBand="0" w:oddHBand="0" w:evenHBand="0" w:firstRowFirstColumn="0" w:firstRowLastColumn="0" w:lastRowFirstColumn="0" w:lastRowLastColumn="0"/>
+              <w:rPr>
+                <w:lang w:val="el-GR"/>
+              </w:rPr>
+            </w:pPr>
+            <w:proofErr w:type="spellStart"/>
+            <w:r>
+              <w:rPr>
+                <w:lang w:val="el-GR"/>
+              </w:rPr>
+              <w:t>newRole</w:t>
+            </w:r>
+            <w:proofErr w:type="spellEnd"/>
+            <w:r>
+              <w:rPr>
+                <w:lang w:val="el-GR"/>
+              </w:rPr>
+              <w:t>=DEVELOPER (ίδιο με τρέχοντα)</w:t>
+            </w:r>
+          </w:p>
+        </w:tc>
+      </w:tr>
+      <w:tr>
+        <w:tc>
+          <w:tcPr>
+            <w:cnfStyle w:val="001000000000" w:firstRow="0" w:lastRow="0" w:firstColumn="1" w:lastColumn="0" w:oddVBand="0" w:evenVBand="0" w:oddHBand="0" w:evenHBand="0" w:firstRowFirstColumn="0" w:firstRowLastColumn="0" w:lastRowFirstColumn="0" w:lastRowLastColumn="0"/>
+            <w:tcW w:w="0" w:type="auto"/>
+            <w:hideMark/>
+          </w:tcPr>
+          <w:p>
+            <w:pPr>
+              <w:spacing w:before="240" w:after="160" w:line="278" w:lineRule="auto"/>
+              <w:rPr>
+                <w:lang w:val="el-GR"/>
+              </w:rPr>
+            </w:pPr>
+            <w:r>
+              <w:rPr>
+                <w:lang w:val="el-GR"/>
+              </w:rPr>
+              <w:t>Αναμενόμενο Αποτέλεσμα</w:t>
+            </w:r>
+          </w:p>
+        </w:tc>
+        <w:tc>
+          <w:tcPr>
+            <w:tcW w:w="0" w:type="auto"/>
+            <w:hideMark/>
+          </w:tcPr>
+          <w:p>
+            <w:pPr>
+              <w:spacing w:before="240" w:after="160" w:line="278" w:lineRule="auto"/>
+              <w:cnfStyle w:val="000000000000" w:firstRow="0" w:lastRow="0" w:firstColumn="0" w:lastColumn="0" w:oddVBand="0" w:evenVBand="0" w:oddHBand="0" w:evenHBand="0" w:firstRowFirstColumn="0" w:firstRowLastColumn="0" w:lastRowFirstColumn="0" w:lastRowLastColumn="0"/>
+            </w:pPr>
+            <w:r>
+              <w:t>Error «User already has this role»</w:t>
+            </w:r>
+          </w:p>
+        </w:tc>
+      </w:tr>
+      <w:tr>
+        <w:tc>
+          <w:tcPr>
+            <w:cnfStyle w:val="001000000000" w:firstRow="0" w:lastRow="0" w:firstColumn="1" w:lastColumn="0" w:oddVBand="0" w:evenVBand="0" w:oddHBand="0" w:evenHBand="0" w:firstRowFirstColumn="0" w:firstRowLastColumn="0" w:lastRowFirstColumn="0" w:lastRowLastColumn="0"/>
+            <w:tcW w:w="0" w:type="auto"/>
+            <w:hideMark/>
+          </w:tcPr>
+          <w:p>
+            <w:pPr>
+              <w:spacing w:before="240" w:after="160" w:line="278" w:lineRule="auto"/>
+              <w:rPr>
+                <w:lang w:val="el-GR"/>
+              </w:rPr>
+            </w:pPr>
+            <w:r>
+              <w:rPr>
+                <w:lang w:val="el-GR"/>
+              </w:rPr>
+              <w:t>Πραγματικό Αποτέλεσμα</w:t>
+            </w:r>
+          </w:p>
+        </w:tc>
+        <w:tc>
+          <w:tcPr>
+            <w:tcW w:w="0" w:type="auto"/>
+            <w:hideMark/>
+          </w:tcPr>
+          <w:p>
+            <w:pPr>
+              <w:spacing w:before="240" w:after="160" w:line="278" w:lineRule="auto"/>
+              <w:cnfStyle w:val="000000000000" w:firstRow="0" w:lastRow="0" w:firstColumn="0" w:lastColumn="0" w:oddVBand="0" w:evenVBand="0" w:oddHBand="0" w:evenHBand="0" w:firstRowFirstColumn="0" w:firstRowLastColumn="0" w:lastRowFirstColumn="0" w:lastRowLastColumn="0"/>
+              <w:rPr>
+                <w:lang w:val="el-GR"/>
+              </w:rPr>
+            </w:pPr>
+            <w:proofErr w:type="spellStart"/>
+            <w:r>
+              <w:rPr>
+                <w:lang w:val="el-GR"/>
+              </w:rPr>
+              <w:t>checkRoleChanged</w:t>
+            </w:r>
+            <w:proofErr w:type="spellEnd"/>
+            <w:r>
+              <w:rPr>
+                <w:lang w:val="el-GR"/>
+              </w:rPr>
+              <w:t>() εντόπισε ίδιο ρόλο. </w:t>
+            </w:r>
+            <w:proofErr w:type="spellStart"/>
+            <w:r>
+              <w:rPr>
+                <w:lang w:val="el-GR"/>
+              </w:rPr>
+              <w:t>RoleUnchangedException</w:t>
+            </w:r>
+            <w:proofErr w:type="spellEnd"/>
+            <w:r>
+              <w:rPr>
+                <w:lang w:val="el-GR"/>
+              </w:rPr>
+              <w:t xml:space="preserve"> πετάχτηκε. ΒΔ ανέπαφη. Flash </w:t>
+            </w:r>
+            <w:proofErr w:type="spellStart"/>
+            <w:r>
+              <w:rPr>
+                <w:lang w:val="el-GR"/>
+              </w:rPr>
+              <w:t>error</w:t>
+            </w:r>
+            <w:proofErr w:type="spellEnd"/>
+            <w:r>
+              <w:rPr>
+                <w:lang w:val="el-GR"/>
+              </w:rPr>
+              <w:t xml:space="preserve"> εμφανίστηκε.</w:t>
+            </w:r>
+          </w:p>
+        </w:tc>
+      </w:tr>
+      <w:tr>
+        <w:tc>
+          <w:tcPr>
+            <w:cnfStyle w:val="001000000000" w:firstRow="0" w:lastRow="0" w:firstColumn="1" w:lastColumn="0" w:oddVBand="0" w:evenVBand="0" w:oddHBand="0" w:evenHBand="0" w:firstRowFirstColumn="0" w:firstRowLastColumn="0" w:lastRowFirstColumn="0" w:lastRowLastColumn="0"/>
+            <w:tcW w:w="0" w:type="auto"/>
+            <w:hideMark/>
+          </w:tcPr>
+          <w:p>
+            <w:pPr>
+              <w:spacing w:before="240" w:after="160" w:line="278" w:lineRule="auto"/>
+              <w:rPr>
+                <w:lang w:val="el-GR"/>
+              </w:rPr>
+            </w:pPr>
+            <w:r>
+              <w:rPr>
+                <w:lang w:val="el-GR"/>
+              </w:rPr>
+              <w:t>Κατάσταση</w:t>
+            </w:r>
+          </w:p>
+        </w:tc>
+        <w:tc>
+          <w:tcPr>
+            <w:tcW w:w="0" w:type="auto"/>
+            <w:hideMark/>
+          </w:tcPr>
+          <w:p>
+            <w:pPr>
+              <w:spacing w:before="240" w:after="160" w:line="278" w:lineRule="auto"/>
+              <w:cnfStyle w:val="000000000000" w:firstRow="0" w:lastRow="0" w:firstColumn="0" w:lastColumn="0" w:oddVBand="0" w:evenVBand="0" w:oddHBand="0" w:evenHBand="0" w:firstRowFirstColumn="0" w:firstRowLastColumn="0" w:lastRowFirstColumn="0" w:lastRowLastColumn="0"/>
+              <w:rPr>
+                <w:lang w:val="el-GR"/>
+              </w:rPr>
+            </w:pPr>
+            <w:r>
+              <w:rPr>
+                <w:rFonts w:ascii="Segoe UI Emoji" w:hAnsi="Segoe UI Emoji" w:cs="Segoe UI Emoji"/>
+                <w:lang w:val="el-GR"/>
+              </w:rPr>
+              <w:t>✅</w:t>
+            </w:r>
+            <w:r>
+              <w:rPr>
+                <w:lang w:val="el-GR"/>
+              </w:rPr>
+              <w:t> </w:t>
+            </w:r>
+            <w:r>
+              <w:rPr>
+                <w:b/>
+                <w:bCs/>
+                <w:lang w:val="el-GR"/>
+              </w:rPr>
+              <w:t>PASS</w:t>
+            </w:r>
+          </w:p>
+        </w:tc>
+      </w:tr>
+    </w:tbl>
+    <w:p>
+      <w:pPr>
+        <w:spacing w:before="240"/>
+        <w:rPr>
+          <w:b/>
+          <w:bCs/>
+          <w:lang w:val="el-GR"/>
+        </w:rPr>
       </w:pPr>
     </w:p>
     <w:p>
       <w:pPr>
         <w:spacing w:before="240"/>
         <w:rPr>
-          <w:rFonts w:ascii="Calibri" w:hAnsi="Calibri" w:cs="Calibri"/>
+          <w:b/>
+          <w:bCs/>
+          <w:lang w:val="el-GR"/>
+        </w:rPr>
+      </w:pPr>
+      <w:r>
+        <w:rPr>
+          <w:b/>
+          <w:bCs/>
+          <w:lang w:val="el-GR"/>
+        </w:rPr>
+        <w:t>TC-13-03 — Μη-</w:t>
+      </w:r>
+      <w:proofErr w:type="spellStart"/>
+      <w:r>
+        <w:rPr>
+          <w:b/>
+          <w:bCs/>
+          <w:lang w:val="el-GR"/>
+        </w:rPr>
+        <w:t>Admin</w:t>
+      </w:r>
+      <w:proofErr w:type="spellEnd"/>
+      <w:r>
+        <w:rPr>
+          <w:b/>
+          <w:bCs/>
+          <w:lang w:val="el-GR"/>
+        </w:rPr>
+        <w:t xml:space="preserve"> Πρόσβαση στο </w:t>
+      </w:r>
+      <w:proofErr w:type="spellStart"/>
+      <w:r>
+        <w:rPr>
+          <w:b/>
+          <w:bCs/>
+          <w:lang w:val="el-GR"/>
+        </w:rPr>
+        <w:t>Admin</w:t>
+      </w:r>
+      <w:proofErr w:type="spellEnd"/>
+      <w:r>
+        <w:rPr>
+          <w:b/>
+          <w:bCs/>
+          <w:lang w:val="el-GR"/>
+        </w:rPr>
+        <w:t xml:space="preserve"> </w:t>
+      </w:r>
+      <w:proofErr w:type="spellStart"/>
+      <w:r>
+        <w:rPr>
+          <w:b/>
+          <w:bCs/>
+          <w:lang w:val="el-GR"/>
+        </w:rPr>
+        <w:t>Panel</w:t>
+      </w:r>
+      <w:proofErr w:type="spellEnd"/>
+    </w:p>
+    <w:tbl>
+      <w:tblPr>
+        <w:tblStyle w:val="GridTable1Light"/>
+        <w:tblW w:w="0" w:type="auto"/>
+        <w:tblLook w:val="04A0" w:firstRow="1" w:lastRow="0" w:firstColumn="1" w:lastColumn="0" w:noHBand="0" w:noVBand="1"/>
+      </w:tblPr>
+      <w:tblGrid>
+        <w:gridCol w:w="1896"/>
+        <w:gridCol w:w="7454"/>
+      </w:tblGrid>
+      <w:tr>
+        <w:trPr>
+          <w:cnfStyle w:val="100000000000" w:firstRow="1" w:lastRow="0" w:firstColumn="0" w:lastColumn="0" w:oddVBand="0" w:evenVBand="0" w:oddHBand="0" w:evenHBand="0" w:firstRowFirstColumn="0" w:firstRowLastColumn="0" w:lastRowFirstColumn="0" w:lastRowLastColumn="0"/>
+        </w:trPr>
+        <w:tc>
+          <w:tcPr>
+            <w:cnfStyle w:val="001000000000" w:firstRow="0" w:lastRow="0" w:firstColumn="1" w:lastColumn="0" w:oddVBand="0" w:evenVBand="0" w:oddHBand="0" w:evenHBand="0" w:firstRowFirstColumn="0" w:firstRowLastColumn="0" w:lastRowFirstColumn="0" w:lastRowLastColumn="0"/>
+            <w:tcW w:w="0" w:type="auto"/>
+            <w:hideMark/>
+          </w:tcPr>
+          <w:p>
+            <w:pPr>
+              <w:spacing w:before="240" w:after="160" w:line="278" w:lineRule="auto"/>
+              <w:rPr>
+                <w:lang w:val="el-GR"/>
+              </w:rPr>
+            </w:pPr>
+            <w:r>
+              <w:rPr>
+                <w:lang w:val="el-GR"/>
+              </w:rPr>
+              <w:t>Πεδίο</w:t>
+            </w:r>
+          </w:p>
+        </w:tc>
+        <w:tc>
+          <w:tcPr>
+            <w:tcW w:w="0" w:type="auto"/>
+            <w:hideMark/>
+          </w:tcPr>
+          <w:p>
+            <w:pPr>
+              <w:spacing w:before="240" w:after="160" w:line="278" w:lineRule="auto"/>
+              <w:cnfStyle w:val="100000000000" w:firstRow="1" w:lastRow="0" w:firstColumn="0" w:lastColumn="0" w:oddVBand="0" w:evenVBand="0" w:oddHBand="0" w:evenHBand="0" w:firstRowFirstColumn="0" w:firstRowLastColumn="0" w:lastRowFirstColumn="0" w:lastRowLastColumn="0"/>
+              <w:rPr>
+                <w:lang w:val="el-GR"/>
+              </w:rPr>
+            </w:pPr>
+            <w:r>
+              <w:rPr>
+                <w:lang w:val="el-GR"/>
+              </w:rPr>
+              <w:t>Τιμή</w:t>
+            </w:r>
+          </w:p>
+        </w:tc>
+      </w:tr>
+      <w:tr>
+        <w:tc>
+          <w:tcPr>
+            <w:cnfStyle w:val="001000000000" w:firstRow="0" w:lastRow="0" w:firstColumn="1" w:lastColumn="0" w:oddVBand="0" w:evenVBand="0" w:oddHBand="0" w:evenHBand="0" w:firstRowFirstColumn="0" w:firstRowLastColumn="0" w:lastRowFirstColumn="0" w:lastRowLastColumn="0"/>
+            <w:tcW w:w="0" w:type="auto"/>
+            <w:hideMark/>
+          </w:tcPr>
+          <w:p>
+            <w:pPr>
+              <w:spacing w:before="240" w:after="160" w:line="278" w:lineRule="auto"/>
+              <w:rPr>
+                <w:lang w:val="el-GR"/>
+              </w:rPr>
+            </w:pPr>
+            <w:r>
+              <w:rPr>
+                <w:lang w:val="el-GR"/>
+              </w:rPr>
+              <w:t>Σκοπός</w:t>
+            </w:r>
+          </w:p>
+        </w:tc>
+        <w:tc>
+          <w:tcPr>
+            <w:tcW w:w="0" w:type="auto"/>
+            <w:hideMark/>
+          </w:tcPr>
+          <w:p>
+            <w:pPr>
+              <w:spacing w:before="240" w:after="160" w:line="278" w:lineRule="auto"/>
+              <w:cnfStyle w:val="000000000000" w:firstRow="0" w:lastRow="0" w:firstColumn="0" w:lastColumn="0" w:oddVBand="0" w:evenVBand="0" w:oddHBand="0" w:evenHBand="0" w:firstRowFirstColumn="0" w:firstRowLastColumn="0" w:lastRowFirstColumn="0" w:lastRowLastColumn="0"/>
+              <w:rPr>
+                <w:lang w:val="el-GR"/>
+              </w:rPr>
+            </w:pPr>
+            <w:r>
+              <w:rPr>
+                <w:lang w:val="el-GR"/>
+              </w:rPr>
+              <w:t xml:space="preserve">Επαλήθευση RBAC στο </w:t>
+            </w:r>
+            <w:proofErr w:type="spellStart"/>
+            <w:r>
+              <w:rPr>
+                <w:lang w:val="el-GR"/>
+              </w:rPr>
+              <w:t>SecurityConfig</w:t>
+            </w:r>
+            <w:proofErr w:type="spellEnd"/>
+          </w:p>
+        </w:tc>
+      </w:tr>
+      <w:tr>
+        <w:tc>
+          <w:tcPr>
+            <w:cnfStyle w:val="001000000000" w:firstRow="0" w:lastRow="0" w:firstColumn="1" w:lastColumn="0" w:oddVBand="0" w:evenVBand="0" w:oddHBand="0" w:evenHBand="0" w:firstRowFirstColumn="0" w:firstRowLastColumn="0" w:lastRowFirstColumn="0" w:lastRowLastColumn="0"/>
+            <w:tcW w:w="0" w:type="auto"/>
+            <w:hideMark/>
+          </w:tcPr>
+          <w:p>
+            <w:pPr>
+              <w:spacing w:before="240" w:after="160" w:line="278" w:lineRule="auto"/>
+              <w:rPr>
+                <w:lang w:val="el-GR"/>
+              </w:rPr>
+            </w:pPr>
+            <w:r>
+              <w:rPr>
+                <w:lang w:val="el-GR"/>
+              </w:rPr>
+              <w:t>Κατηγορία</w:t>
+            </w:r>
+          </w:p>
+        </w:tc>
+        <w:tc>
+          <w:tcPr>
+            <w:tcW w:w="0" w:type="auto"/>
+            <w:hideMark/>
+          </w:tcPr>
+          <w:p>
+            <w:pPr>
+              <w:spacing w:before="240" w:after="160" w:line="278" w:lineRule="auto"/>
+              <w:cnfStyle w:val="000000000000" w:firstRow="0" w:lastRow="0" w:firstColumn="0" w:lastColumn="0" w:oddVBand="0" w:evenVBand="0" w:oddHBand="0" w:evenHBand="0" w:firstRowFirstColumn="0" w:firstRowLastColumn="0" w:lastRowFirstColumn="0" w:lastRowLastColumn="0"/>
+              <w:rPr>
+                <w:lang w:val="el-GR"/>
+              </w:rPr>
+            </w:pPr>
+            <w:proofErr w:type="spellStart"/>
+            <w:r>
+              <w:rPr>
+                <w:lang w:val="el-GR"/>
+              </w:rPr>
+              <w:t>Security</w:t>
+            </w:r>
+            <w:proofErr w:type="spellEnd"/>
+          </w:p>
+        </w:tc>
+      </w:tr>
+      <w:tr>
+        <w:tc>
+          <w:tcPr>
+            <w:cnfStyle w:val="001000000000" w:firstRow="0" w:lastRow="0" w:firstColumn="1" w:lastColumn="0" w:oddVBand="0" w:evenVBand="0" w:oddHBand="0" w:evenHBand="0" w:firstRowFirstColumn="0" w:firstRowLastColumn="0" w:lastRowFirstColumn="0" w:lastRowLastColumn="0"/>
+            <w:tcW w:w="0" w:type="auto"/>
+            <w:hideMark/>
+          </w:tcPr>
+          <w:p>
+            <w:pPr>
+              <w:spacing w:before="240" w:after="160" w:line="278" w:lineRule="auto"/>
+              <w:rPr>
+                <w:lang w:val="el-GR"/>
+              </w:rPr>
+            </w:pPr>
+            <w:r>
+              <w:rPr>
+                <w:lang w:val="el-GR"/>
+              </w:rPr>
+              <w:t>Τεχνική</w:t>
+            </w:r>
+          </w:p>
+        </w:tc>
+        <w:tc>
+          <w:tcPr>
+            <w:tcW w:w="0" w:type="auto"/>
+            <w:hideMark/>
+          </w:tcPr>
+          <w:p>
+            <w:pPr>
+              <w:spacing w:before="240" w:after="160" w:line="278" w:lineRule="auto"/>
+              <w:cnfStyle w:val="000000000000" w:firstRow="0" w:lastRow="0" w:firstColumn="0" w:lastColumn="0" w:oddVBand="0" w:evenVBand="0" w:oddHBand="0" w:evenHBand="0" w:firstRowFirstColumn="0" w:firstRowLastColumn="0" w:lastRowFirstColumn="0" w:lastRowLastColumn="0"/>
+              <w:rPr>
+                <w:lang w:val="el-GR"/>
+              </w:rPr>
+            </w:pPr>
+            <w:proofErr w:type="spellStart"/>
+            <w:r>
+              <w:rPr>
+                <w:lang w:val="el-GR"/>
+              </w:rPr>
+              <w:t>Black-Box</w:t>
+            </w:r>
+            <w:proofErr w:type="spellEnd"/>
+            <w:r>
+              <w:rPr>
+                <w:lang w:val="el-GR"/>
+              </w:rPr>
+              <w:t xml:space="preserve"> / </w:t>
+            </w:r>
+            <w:proofErr w:type="spellStart"/>
+            <w:r>
+              <w:rPr>
+                <w:lang w:val="el-GR"/>
+              </w:rPr>
+              <w:t>Authorization</w:t>
+            </w:r>
+            <w:proofErr w:type="spellEnd"/>
+            <w:r>
+              <w:rPr>
+                <w:lang w:val="el-GR"/>
+              </w:rPr>
+              <w:t xml:space="preserve"> </w:t>
+            </w:r>
+            <w:proofErr w:type="spellStart"/>
+            <w:r>
+              <w:rPr>
+                <w:lang w:val="el-GR"/>
+              </w:rPr>
+              <w:t>Testing</w:t>
+            </w:r>
+            <w:proofErr w:type="spellEnd"/>
+          </w:p>
+        </w:tc>
+      </w:tr>
+      <w:tr>
+        <w:tc>
+          <w:tcPr>
+            <w:cnfStyle w:val="001000000000" w:firstRow="0" w:lastRow="0" w:firstColumn="1" w:lastColumn="0" w:oddVBand="0" w:evenVBand="0" w:oddHBand="0" w:evenHBand="0" w:firstRowFirstColumn="0" w:firstRowLastColumn="0" w:lastRowFirstColumn="0" w:lastRowLastColumn="0"/>
+            <w:tcW w:w="0" w:type="auto"/>
+            <w:hideMark/>
+          </w:tcPr>
+          <w:p>
+            <w:pPr>
+              <w:spacing w:before="240" w:after="160" w:line="278" w:lineRule="auto"/>
+              <w:rPr>
+                <w:lang w:val="el-GR"/>
+              </w:rPr>
+            </w:pPr>
+            <w:r>
+              <w:rPr>
+                <w:lang w:val="el-GR"/>
+              </w:rPr>
+              <w:t>Προτεραιότητα</w:t>
+            </w:r>
+          </w:p>
+        </w:tc>
+        <w:tc>
+          <w:tcPr>
+            <w:tcW w:w="0" w:type="auto"/>
+            <w:hideMark/>
+          </w:tcPr>
+          <w:p>
+            <w:pPr>
+              <w:spacing w:before="240" w:after="160" w:line="278" w:lineRule="auto"/>
+              <w:cnfStyle w:val="000000000000" w:firstRow="0" w:lastRow="0" w:firstColumn="0" w:lastColumn="0" w:oddVBand="0" w:evenVBand="0" w:oddHBand="0" w:evenHBand="0" w:firstRowFirstColumn="0" w:firstRowLastColumn="0" w:lastRowFirstColumn="0" w:lastRowLastColumn="0"/>
+              <w:rPr>
+                <w:lang w:val="el-GR"/>
+              </w:rPr>
+            </w:pPr>
+            <w:r>
+              <w:rPr>
+                <w:lang w:val="el-GR"/>
+              </w:rPr>
+              <w:t>HIGH</w:t>
+            </w:r>
+          </w:p>
+        </w:tc>
+      </w:tr>
+      <w:tr>
+        <w:tc>
+          <w:tcPr>
+            <w:cnfStyle w:val="001000000000" w:firstRow="0" w:lastRow="0" w:firstColumn="1" w:lastColumn="0" w:oddVBand="0" w:evenVBand="0" w:oddHBand="0" w:evenHBand="0" w:firstRowFirstColumn="0" w:firstRowLastColumn="0" w:lastRowFirstColumn="0" w:lastRowLastColumn="0"/>
+            <w:tcW w:w="0" w:type="auto"/>
+            <w:hideMark/>
+          </w:tcPr>
+          <w:p>
+            <w:pPr>
+              <w:spacing w:before="240" w:after="160" w:line="278" w:lineRule="auto"/>
+              <w:rPr>
+                <w:lang w:val="el-GR"/>
+              </w:rPr>
+            </w:pPr>
+            <w:r>
+              <w:rPr>
+                <w:lang w:val="el-GR"/>
+              </w:rPr>
+              <w:t>Δεδομένα Εισόδου</w:t>
+            </w:r>
+          </w:p>
+        </w:tc>
+        <w:tc>
+          <w:tcPr>
+            <w:tcW w:w="0" w:type="auto"/>
+            <w:hideMark/>
+          </w:tcPr>
+          <w:p>
+            <w:pPr>
+              <w:spacing w:before="240" w:after="160" w:line="278" w:lineRule="auto"/>
+              <w:cnfStyle w:val="000000000000" w:firstRow="0" w:lastRow="0" w:firstColumn="0" w:lastColumn="0" w:oddVBand="0" w:evenVBand="0" w:oddHBand="0" w:evenHBand="0" w:firstRowFirstColumn="0" w:firstRowLastColumn="0" w:lastRowFirstColumn="0" w:lastRowLastColumn="0"/>
+              <w:rPr>
+                <w:lang w:val="el-GR"/>
+              </w:rPr>
+            </w:pPr>
+            <w:proofErr w:type="spellStart"/>
+            <w:r>
+              <w:rPr>
+                <w:lang w:val="el-GR"/>
+              </w:rPr>
+              <w:t>Developer</w:t>
+            </w:r>
+            <w:proofErr w:type="spellEnd"/>
+            <w:r>
+              <w:rPr>
+                <w:lang w:val="el-GR"/>
+              </w:rPr>
+              <w:t xml:space="preserve"> χρήστης που </w:t>
+            </w:r>
+            <w:proofErr w:type="spellStart"/>
+            <w:r>
+              <w:rPr>
+                <w:lang w:val="el-GR"/>
+              </w:rPr>
+              <w:t>πλοηγείται</w:t>
+            </w:r>
+            <w:proofErr w:type="spellEnd"/>
+            <w:r>
+              <w:rPr>
+                <w:lang w:val="el-GR"/>
+              </w:rPr>
+              <w:t xml:space="preserve"> στο /</w:t>
+            </w:r>
+            <w:proofErr w:type="spellStart"/>
+            <w:r>
+              <w:rPr>
+                <w:lang w:val="el-GR"/>
+              </w:rPr>
+              <w:t>admin</w:t>
+            </w:r>
+            <w:proofErr w:type="spellEnd"/>
+            <w:r>
+              <w:rPr>
+                <w:lang w:val="el-GR"/>
+              </w:rPr>
+              <w:t>/</w:t>
+            </w:r>
+            <w:proofErr w:type="spellStart"/>
+            <w:r>
+              <w:rPr>
+                <w:lang w:val="el-GR"/>
+              </w:rPr>
+              <w:t>users</w:t>
+            </w:r>
+            <w:proofErr w:type="spellEnd"/>
+          </w:p>
+        </w:tc>
+      </w:tr>
+      <w:tr>
+        <w:tc>
+          <w:tcPr>
+            <w:cnfStyle w:val="001000000000" w:firstRow="0" w:lastRow="0" w:firstColumn="1" w:lastColumn="0" w:oddVBand="0" w:evenVBand="0" w:oddHBand="0" w:evenHBand="0" w:firstRowFirstColumn="0" w:firstRowLastColumn="0" w:lastRowFirstColumn="0" w:lastRowLastColumn="0"/>
+            <w:tcW w:w="0" w:type="auto"/>
+            <w:hideMark/>
+          </w:tcPr>
+          <w:p>
+            <w:pPr>
+              <w:spacing w:before="240" w:after="160" w:line="278" w:lineRule="auto"/>
+              <w:rPr>
+                <w:lang w:val="el-GR"/>
+              </w:rPr>
+            </w:pPr>
+            <w:r>
+              <w:rPr>
+                <w:lang w:val="el-GR"/>
+              </w:rPr>
+              <w:lastRenderedPageBreak/>
+              <w:t>Αναμενόμενο Αποτέλεσμα</w:t>
+            </w:r>
+          </w:p>
+        </w:tc>
+        <w:tc>
+          <w:tcPr>
+            <w:tcW w:w="0" w:type="auto"/>
+            <w:hideMark/>
+          </w:tcPr>
+          <w:p>
+            <w:pPr>
+              <w:spacing w:before="240" w:after="160" w:line="278" w:lineRule="auto"/>
+              <w:cnfStyle w:val="000000000000" w:firstRow="0" w:lastRow="0" w:firstColumn="0" w:lastColumn="0" w:oddVBand="0" w:evenVBand="0" w:oddHBand="0" w:evenHBand="0" w:firstRowFirstColumn="0" w:firstRowLastColumn="0" w:lastRowFirstColumn="0" w:lastRowLastColumn="0"/>
+              <w:rPr>
+                <w:lang w:val="el-GR"/>
+              </w:rPr>
+            </w:pPr>
+            <w:r>
+              <w:rPr>
+                <w:lang w:val="el-GR"/>
+              </w:rPr>
+              <w:t xml:space="preserve">403 </w:t>
+            </w:r>
+            <w:proofErr w:type="spellStart"/>
+            <w:r>
+              <w:rPr>
+                <w:lang w:val="el-GR"/>
+              </w:rPr>
+              <w:t>Forbidden</w:t>
+            </w:r>
+            <w:proofErr w:type="spellEnd"/>
+            <w:r>
+              <w:rPr>
+                <w:lang w:val="el-GR"/>
+              </w:rPr>
+              <w:t xml:space="preserve">, </w:t>
+            </w:r>
+            <w:proofErr w:type="spellStart"/>
+            <w:r>
+              <w:rPr>
+                <w:lang w:val="el-GR"/>
+              </w:rPr>
+              <w:t>no</w:t>
+            </w:r>
+            <w:proofErr w:type="spellEnd"/>
+            <w:r>
+              <w:rPr>
+                <w:lang w:val="el-GR"/>
+              </w:rPr>
+              <w:t xml:space="preserve"> </w:t>
+            </w:r>
+            <w:proofErr w:type="spellStart"/>
+            <w:r>
+              <w:rPr>
+                <w:lang w:val="el-GR"/>
+              </w:rPr>
+              <w:t>access</w:t>
+            </w:r>
+            <w:proofErr w:type="spellEnd"/>
+          </w:p>
+        </w:tc>
+      </w:tr>
+      <w:tr>
+        <w:tc>
+          <w:tcPr>
+            <w:cnfStyle w:val="001000000000" w:firstRow="0" w:lastRow="0" w:firstColumn="1" w:lastColumn="0" w:oddVBand="0" w:evenVBand="0" w:oddHBand="0" w:evenHBand="0" w:firstRowFirstColumn="0" w:firstRowLastColumn="0" w:lastRowFirstColumn="0" w:lastRowLastColumn="0"/>
+            <w:tcW w:w="0" w:type="auto"/>
+            <w:hideMark/>
+          </w:tcPr>
+          <w:p>
+            <w:pPr>
+              <w:spacing w:before="240" w:after="160" w:line="278" w:lineRule="auto"/>
+              <w:rPr>
+                <w:lang w:val="el-GR"/>
+              </w:rPr>
+            </w:pPr>
+            <w:r>
+              <w:rPr>
+                <w:lang w:val="el-GR"/>
+              </w:rPr>
+              <w:t>Πραγματικό Αποτέλεσμα</w:t>
+            </w:r>
+          </w:p>
+        </w:tc>
+        <w:tc>
+          <w:tcPr>
+            <w:tcW w:w="0" w:type="auto"/>
+            <w:hideMark/>
+          </w:tcPr>
+          <w:p>
+            <w:pPr>
+              <w:spacing w:before="240" w:after="160" w:line="278" w:lineRule="auto"/>
+              <w:cnfStyle w:val="000000000000" w:firstRow="0" w:lastRow="0" w:firstColumn="0" w:lastColumn="0" w:oddVBand="0" w:evenVBand="0" w:oddHBand="0" w:evenHBand="0" w:firstRowFirstColumn="0" w:firstRowLastColumn="0" w:lastRowFirstColumn="0" w:lastRowLastColumn="0"/>
+              <w:rPr>
+                <w:lang w:val="el-GR"/>
+              </w:rPr>
+            </w:pPr>
+            <w:r>
+              <w:t>Spring Security </w:t>
+            </w:r>
+            <w:proofErr w:type="spellStart"/>
+            <w:r>
+              <w:t>requestMatchers</w:t>
+            </w:r>
+            <w:proofErr w:type="spellEnd"/>
+            <w:r>
+              <w:t>("/admin/**"</w:t>
+            </w:r>
+            <w:proofErr w:type="gramStart"/>
+            <w:r>
+              <w:t>).</w:t>
+            </w:r>
+            <w:proofErr w:type="spellStart"/>
+            <w:r>
+              <w:t>hasRole</w:t>
+            </w:r>
+            <w:proofErr w:type="spellEnd"/>
+            <w:proofErr w:type="gramEnd"/>
+            <w:r>
+              <w:t>("ADMIN") </w:t>
+            </w:r>
+            <w:r>
+              <w:rPr>
+                <w:lang w:val="el-GR"/>
+              </w:rPr>
+              <w:t>εμπόδισε</w:t>
+            </w:r>
+            <w:r>
+              <w:t xml:space="preserve">. </w:t>
+            </w:r>
+            <w:r>
+              <w:rPr>
+                <w:lang w:val="el-GR"/>
+              </w:rPr>
+              <w:t xml:space="preserve">403 </w:t>
+            </w:r>
+            <w:proofErr w:type="spellStart"/>
+            <w:r>
+              <w:rPr>
+                <w:lang w:val="el-GR"/>
+              </w:rPr>
+              <w:t>Forbidden</w:t>
+            </w:r>
+            <w:proofErr w:type="spellEnd"/>
+            <w:r>
+              <w:rPr>
+                <w:lang w:val="el-GR"/>
+              </w:rPr>
+              <w:t>. «</w:t>
+            </w:r>
+            <w:proofErr w:type="spellStart"/>
+            <w:r>
+              <w:rPr>
+                <w:lang w:val="el-GR"/>
+              </w:rPr>
+              <w:t>Admin</w:t>
+            </w:r>
+            <w:proofErr w:type="spellEnd"/>
+            <w:r>
+              <w:rPr>
+                <w:lang w:val="el-GR"/>
+              </w:rPr>
+              <w:t xml:space="preserve"> </w:t>
+            </w:r>
+            <w:proofErr w:type="spellStart"/>
+            <w:r>
+              <w:rPr>
+                <w:lang w:val="el-GR"/>
+              </w:rPr>
+              <w:t>Panel</w:t>
+            </w:r>
+            <w:proofErr w:type="spellEnd"/>
+            <w:r>
+              <w:rPr>
+                <w:lang w:val="el-GR"/>
+              </w:rPr>
+              <w:t xml:space="preserve">» </w:t>
+            </w:r>
+            <w:proofErr w:type="spellStart"/>
+            <w:r>
+              <w:rPr>
+                <w:lang w:val="el-GR"/>
+              </w:rPr>
+              <w:t>link</w:t>
+            </w:r>
+            <w:proofErr w:type="spellEnd"/>
+            <w:r>
+              <w:rPr>
+                <w:lang w:val="el-GR"/>
+              </w:rPr>
+              <w:t xml:space="preserve"> δεν εμφανίστηκε στο UI για μη-</w:t>
+            </w:r>
+            <w:proofErr w:type="spellStart"/>
+            <w:r>
+              <w:rPr>
+                <w:lang w:val="el-GR"/>
+              </w:rPr>
+              <w:t>Admin</w:t>
+            </w:r>
+            <w:proofErr w:type="spellEnd"/>
+            <w:r>
+              <w:rPr>
+                <w:lang w:val="el-GR"/>
+              </w:rPr>
+              <w:t>.</w:t>
+            </w:r>
+          </w:p>
+        </w:tc>
+      </w:tr>
+      <w:tr>
+        <w:tc>
+          <w:tcPr>
+            <w:cnfStyle w:val="001000000000" w:firstRow="0" w:lastRow="0" w:firstColumn="1" w:lastColumn="0" w:oddVBand="0" w:evenVBand="0" w:oddHBand="0" w:evenHBand="0" w:firstRowFirstColumn="0" w:firstRowLastColumn="0" w:lastRowFirstColumn="0" w:lastRowLastColumn="0"/>
+            <w:tcW w:w="0" w:type="auto"/>
+            <w:hideMark/>
+          </w:tcPr>
+          <w:p>
+            <w:pPr>
+              <w:spacing w:before="240" w:after="160" w:line="278" w:lineRule="auto"/>
+              <w:rPr>
+                <w:lang w:val="el-GR"/>
+              </w:rPr>
+            </w:pPr>
+            <w:r>
+              <w:rPr>
+                <w:lang w:val="el-GR"/>
+              </w:rPr>
+              <w:t>Κατάσταση</w:t>
+            </w:r>
+          </w:p>
+        </w:tc>
+        <w:tc>
+          <w:tcPr>
+            <w:tcW w:w="0" w:type="auto"/>
+            <w:hideMark/>
+          </w:tcPr>
+          <w:p>
+            <w:pPr>
+              <w:spacing w:before="240" w:after="160" w:line="278" w:lineRule="auto"/>
+              <w:cnfStyle w:val="000000000000" w:firstRow="0" w:lastRow="0" w:firstColumn="0" w:lastColumn="0" w:oddVBand="0" w:evenVBand="0" w:oddHBand="0" w:evenHBand="0" w:firstRowFirstColumn="0" w:firstRowLastColumn="0" w:lastRowFirstColumn="0" w:lastRowLastColumn="0"/>
+              <w:rPr>
+                <w:lang w:val="el-GR"/>
+              </w:rPr>
+            </w:pPr>
+            <w:r>
+              <w:rPr>
+                <w:rFonts w:ascii="Segoe UI Emoji" w:hAnsi="Segoe UI Emoji" w:cs="Segoe UI Emoji"/>
+                <w:lang w:val="el-GR"/>
+              </w:rPr>
+              <w:t>✅</w:t>
+            </w:r>
+            <w:r>
+              <w:rPr>
+                <w:lang w:val="el-GR"/>
+              </w:rPr>
+              <w:t> </w:t>
+            </w:r>
+            <w:r>
+              <w:rPr>
+                <w:b/>
+                <w:bCs/>
+                <w:lang w:val="el-GR"/>
+              </w:rPr>
+              <w:t>PASS</w:t>
+            </w:r>
+          </w:p>
+        </w:tc>
+      </w:tr>
+    </w:tbl>
+    <w:p>
+      <w:pPr>
+        <w:spacing w:before="240"/>
+        <w:rPr>
+          <w:lang w:val="el-GR"/>
+        </w:rPr>
+      </w:pPr>
+      <w:r>
+        <w:rPr>
+          <w:lang w:val="el-GR"/>
+        </w:rPr>
+        <w:pict w14:anchorId="7F75C5FB">
+          <v:rect id="_x0000_i1146" style="width:0;height:.75pt" o:hralign="center" o:hrstd="t" o:hrnoshade="t" o:hr="t" fillcolor="#ccc" stroked="f"/>
+        </w:pict>
+      </w:r>
+    </w:p>
+    <w:p>
+      <w:pPr>
+        <w:spacing w:before="240"/>
+        <w:rPr>
+          <w:b/>
+          <w:bCs/>
+          <w:sz w:val="28"/>
+          <w:szCs w:val="28"/>
+          <w:lang w:val="el-GR"/>
+        </w:rPr>
+      </w:pPr>
+      <w:r>
+        <w:rPr>
+          <w:b/>
+          <w:bCs/>
+          <w:sz w:val="28"/>
+          <w:szCs w:val="28"/>
+          <w:lang w:val="el-GR"/>
+        </w:rPr>
+        <w:t>UC14 — Προσθήκη Σχολίου</w:t>
+      </w:r>
+    </w:p>
+    <w:p>
+      <w:pPr>
+        <w:spacing w:before="240"/>
+        <w:rPr>
+          <w:lang w:val="el-GR"/>
+        </w:rPr>
+      </w:pPr>
+      <w:r>
+        <w:rPr>
+          <w:b/>
+          <w:bCs/>
+          <w:lang w:val="el-GR"/>
+        </w:rPr>
+        <w:t>Κατάσταση Εισόδου:</w:t>
+      </w:r>
+      <w:r>
+        <w:rPr>
+          <w:lang w:val="el-GR"/>
+        </w:rPr>
+        <w:t> Ο χρήστης βρίσκεται στο «</w:t>
+      </w:r>
+      <w:proofErr w:type="spellStart"/>
+      <w:r>
+        <w:rPr>
+          <w:lang w:val="el-GR"/>
+        </w:rPr>
+        <w:t>Use</w:t>
+      </w:r>
+      <w:proofErr w:type="spellEnd"/>
+      <w:r>
+        <w:rPr>
+          <w:lang w:val="el-GR"/>
+        </w:rPr>
+        <w:t xml:space="preserve"> </w:t>
+      </w:r>
+      <w:proofErr w:type="spellStart"/>
+      <w:r>
+        <w:rPr>
+          <w:lang w:val="el-GR"/>
+        </w:rPr>
+        <w:t>Case</w:t>
+      </w:r>
+      <w:proofErr w:type="spellEnd"/>
+      <w:r>
+        <w:rPr>
+          <w:lang w:val="el-GR"/>
+        </w:rPr>
+        <w:t xml:space="preserve"> </w:t>
+      </w:r>
+      <w:proofErr w:type="spellStart"/>
+      <w:r>
+        <w:rPr>
+          <w:lang w:val="el-GR"/>
+        </w:rPr>
+        <w:t>Detail</w:t>
+      </w:r>
+      <w:proofErr w:type="spellEnd"/>
+      <w:r>
+        <w:rPr>
+          <w:lang w:val="el-GR"/>
+        </w:rPr>
+        <w:t xml:space="preserve">» ή «CRC </w:t>
+      </w:r>
+      <w:proofErr w:type="spellStart"/>
+      <w:r>
+        <w:rPr>
+          <w:lang w:val="el-GR"/>
+        </w:rPr>
+        <w:t>Card</w:t>
+      </w:r>
+      <w:proofErr w:type="spellEnd"/>
+      <w:r>
+        <w:rPr>
+          <w:lang w:val="el-GR"/>
+        </w:rPr>
+        <w:t xml:space="preserve"> </w:t>
+      </w:r>
+      <w:proofErr w:type="spellStart"/>
+      <w:r>
+        <w:rPr>
+          <w:lang w:val="el-GR"/>
+        </w:rPr>
+        <w:t>Detail</w:t>
+      </w:r>
+      <w:proofErr w:type="spellEnd"/>
+      <w:r>
+        <w:rPr>
+          <w:lang w:val="el-GR"/>
+        </w:rPr>
+        <w:t>».</w:t>
+      </w:r>
+      <w:r>
+        <w:rPr>
+          <w:lang w:val="el-GR"/>
+        </w:rPr>
+        <w:br/>
+      </w:r>
+      <w:r>
+        <w:rPr>
+          <w:b/>
+          <w:bCs/>
+          <w:lang w:val="el-GR"/>
+        </w:rPr>
+        <w:t>Κατάσταση Εξόδου:</w:t>
+      </w:r>
+      <w:r>
+        <w:rPr>
+          <w:lang w:val="el-GR"/>
+        </w:rPr>
+        <w:t> Το σχόλιο έχει δημοσιευτεί και είναι ορατό σε όλα τα μέλη.</w:t>
+      </w:r>
+    </w:p>
+    <w:p>
+      <w:pPr>
+        <w:spacing w:before="240"/>
+        <w:rPr>
+          <w:b/>
+          <w:bCs/>
+          <w:lang w:val="el-GR"/>
+        </w:rPr>
+      </w:pPr>
+      <w:r>
+        <w:rPr>
+          <w:b/>
+          <w:bCs/>
+          <w:lang w:val="el-GR"/>
+        </w:rPr>
+        <w:t xml:space="preserve">TC-14-01 — Σχόλιο σε </w:t>
+      </w:r>
+      <w:proofErr w:type="spellStart"/>
+      <w:r>
+        <w:rPr>
+          <w:b/>
+          <w:bCs/>
+          <w:lang w:val="el-GR"/>
+        </w:rPr>
+        <w:t>Use</w:t>
+      </w:r>
+      <w:proofErr w:type="spellEnd"/>
+      <w:r>
+        <w:rPr>
+          <w:b/>
+          <w:bCs/>
+          <w:lang w:val="el-GR"/>
+        </w:rPr>
+        <w:t xml:space="preserve"> </w:t>
+      </w:r>
+      <w:proofErr w:type="spellStart"/>
+      <w:r>
+        <w:rPr>
+          <w:b/>
+          <w:bCs/>
+          <w:lang w:val="el-GR"/>
+        </w:rPr>
+        <w:t>Case</w:t>
+      </w:r>
+      <w:proofErr w:type="spellEnd"/>
+    </w:p>
+    <w:tbl>
+      <w:tblPr>
+        <w:tblStyle w:val="GridTable1Light"/>
+        <w:tblW w:w="0" w:type="auto"/>
+        <w:tblLook w:val="04A0" w:firstRow="1" w:lastRow="0" w:firstColumn="1" w:lastColumn="0" w:noHBand="0" w:noVBand="1"/>
+      </w:tblPr>
+      <w:tblGrid>
+        <w:gridCol w:w="2282"/>
+        <w:gridCol w:w="7068"/>
+      </w:tblGrid>
+      <w:tr>
+        <w:trPr>
+          <w:cnfStyle w:val="100000000000" w:firstRow="1" w:lastRow="0" w:firstColumn="0" w:lastColumn="0" w:oddVBand="0" w:evenVBand="0" w:oddHBand="0" w:evenHBand="0" w:firstRowFirstColumn="0" w:firstRowLastColumn="0" w:lastRowFirstColumn="0" w:lastRowLastColumn="0"/>
+        </w:trPr>
+        <w:tc>
+          <w:tcPr>
+            <w:cnfStyle w:val="001000000000" w:firstRow="0" w:lastRow="0" w:firstColumn="1" w:lastColumn="0" w:oddVBand="0" w:evenVBand="0" w:oddHBand="0" w:evenHBand="0" w:firstRowFirstColumn="0" w:firstRowLastColumn="0" w:lastRowFirstColumn="0" w:lastRowLastColumn="0"/>
+            <w:tcW w:w="0" w:type="auto"/>
+            <w:hideMark/>
+          </w:tcPr>
+          <w:p>
+            <w:pPr>
+              <w:spacing w:before="240" w:after="160" w:line="278" w:lineRule="auto"/>
+              <w:rPr>
+                <w:lang w:val="el-GR"/>
+              </w:rPr>
+            </w:pPr>
+            <w:r>
+              <w:rPr>
+                <w:lang w:val="el-GR"/>
+              </w:rPr>
+              <w:t>Πεδίο</w:t>
+            </w:r>
+          </w:p>
+        </w:tc>
+        <w:tc>
+          <w:tcPr>
+            <w:tcW w:w="0" w:type="auto"/>
+            <w:hideMark/>
+          </w:tcPr>
+          <w:p>
+            <w:pPr>
+              <w:spacing w:before="240" w:after="160" w:line="278" w:lineRule="auto"/>
+              <w:cnfStyle w:val="100000000000" w:firstRow="1" w:lastRow="0" w:firstColumn="0" w:lastColumn="0" w:oddVBand="0" w:evenVBand="0" w:oddHBand="0" w:evenHBand="0" w:firstRowFirstColumn="0" w:firstRowLastColumn="0" w:lastRowFirstColumn="0" w:lastRowLastColumn="0"/>
+              <w:rPr>
+                <w:lang w:val="el-GR"/>
+              </w:rPr>
+            </w:pPr>
+            <w:r>
+              <w:rPr>
+                <w:lang w:val="el-GR"/>
+              </w:rPr>
+              <w:t>Τιμή</w:t>
+            </w:r>
+          </w:p>
+        </w:tc>
+      </w:tr>
+      <w:tr>
+        <w:tc>
+          <w:tcPr>
+            <w:cnfStyle w:val="001000000000" w:firstRow="0" w:lastRow="0" w:firstColumn="1" w:lastColumn="0" w:oddVBand="0" w:evenVBand="0" w:oddHBand="0" w:evenHBand="0" w:firstRowFirstColumn="0" w:firstRowLastColumn="0" w:lastRowFirstColumn="0" w:lastRowLastColumn="0"/>
+            <w:tcW w:w="0" w:type="auto"/>
+            <w:hideMark/>
+          </w:tcPr>
+          <w:p>
+            <w:pPr>
+              <w:spacing w:before="240" w:after="160" w:line="278" w:lineRule="auto"/>
+              <w:rPr>
+                <w:lang w:val="el-GR"/>
+              </w:rPr>
+            </w:pPr>
+            <w:r>
+              <w:rPr>
+                <w:lang w:val="el-GR"/>
+              </w:rPr>
+              <w:t>Σκοπός</w:t>
+            </w:r>
+          </w:p>
+        </w:tc>
+        <w:tc>
+          <w:tcPr>
+            <w:tcW w:w="0" w:type="auto"/>
+            <w:hideMark/>
+          </w:tcPr>
+          <w:p>
+            <w:pPr>
+              <w:spacing w:before="240" w:after="160" w:line="278" w:lineRule="auto"/>
+              <w:cnfStyle w:val="000000000000" w:firstRow="0" w:lastRow="0" w:firstColumn="0" w:lastColumn="0" w:oddVBand="0" w:evenVBand="0" w:oddHBand="0" w:evenHBand="0" w:firstRowFirstColumn="0" w:firstRowLastColumn="0" w:lastRowFirstColumn="0" w:lastRowLastColumn="0"/>
+            </w:pPr>
+            <w:r>
+              <w:rPr>
+                <w:lang w:val="el-GR"/>
+              </w:rPr>
+              <w:t>Επαλήθευση</w:t>
+            </w:r>
+            <w:r>
+              <w:t> </w:t>
+            </w:r>
+            <w:proofErr w:type="spellStart"/>
+            <w:r>
+              <w:t>createComment</w:t>
+            </w:r>
+            <w:proofErr w:type="spellEnd"/>
+            <w:r>
+              <w:t> </w:t>
+            </w:r>
+            <w:r>
+              <w:rPr>
+                <w:lang w:val="el-GR"/>
+              </w:rPr>
+              <w:t>με</w:t>
+            </w:r>
+            <w:r>
+              <w:t xml:space="preserve"> </w:t>
+            </w:r>
+            <w:proofErr w:type="spellStart"/>
+            <w:r>
+              <w:t>targetType</w:t>
+            </w:r>
+            <w:proofErr w:type="spellEnd"/>
+            <w:r>
+              <w:t>=USE_CASE</w:t>
+            </w:r>
+          </w:p>
+        </w:tc>
+      </w:tr>
+      <w:tr>
+        <w:tc>
+          <w:tcPr>
+            <w:cnfStyle w:val="001000000000" w:firstRow="0" w:lastRow="0" w:firstColumn="1" w:lastColumn="0" w:oddVBand="0" w:evenVBand="0" w:oddHBand="0" w:evenHBand="0" w:firstRowFirstColumn="0" w:firstRowLastColumn="0" w:lastRowFirstColumn="0" w:lastRowLastColumn="0"/>
+            <w:tcW w:w="0" w:type="auto"/>
+            <w:hideMark/>
+          </w:tcPr>
+          <w:p>
+            <w:pPr>
+              <w:spacing w:before="240" w:after="160" w:line="278" w:lineRule="auto"/>
+              <w:rPr>
+                <w:lang w:val="el-GR"/>
+              </w:rPr>
+            </w:pPr>
+            <w:r>
+              <w:rPr>
+                <w:lang w:val="el-GR"/>
+              </w:rPr>
+              <w:t>Κατηγορία</w:t>
+            </w:r>
+          </w:p>
+        </w:tc>
+        <w:tc>
+          <w:tcPr>
+            <w:tcW w:w="0" w:type="auto"/>
+            <w:hideMark/>
+          </w:tcPr>
+          <w:p>
+            <w:pPr>
+              <w:spacing w:before="240" w:after="160" w:line="278" w:lineRule="auto"/>
+              <w:cnfStyle w:val="000000000000" w:firstRow="0" w:lastRow="0" w:firstColumn="0" w:lastColumn="0" w:oddVBand="0" w:evenVBand="0" w:oddHBand="0" w:evenHBand="0" w:firstRowFirstColumn="0" w:firstRowLastColumn="0" w:lastRowFirstColumn="0" w:lastRowLastColumn="0"/>
+              <w:rPr>
+                <w:lang w:val="el-GR"/>
+              </w:rPr>
+            </w:pPr>
+            <w:proofErr w:type="spellStart"/>
+            <w:r>
+              <w:rPr>
+                <w:lang w:val="el-GR"/>
+              </w:rPr>
+              <w:t>Functional</w:t>
+            </w:r>
+            <w:proofErr w:type="spellEnd"/>
+          </w:p>
+        </w:tc>
+      </w:tr>
+      <w:tr>
+        <w:tc>
+          <w:tcPr>
+            <w:cnfStyle w:val="001000000000" w:firstRow="0" w:lastRow="0" w:firstColumn="1" w:lastColumn="0" w:oddVBand="0" w:evenVBand="0" w:oddHBand="0" w:evenHBand="0" w:firstRowFirstColumn="0" w:firstRowLastColumn="0" w:lastRowFirstColumn="0" w:lastRowLastColumn="0"/>
+            <w:tcW w:w="0" w:type="auto"/>
+            <w:hideMark/>
+          </w:tcPr>
+          <w:p>
+            <w:pPr>
+              <w:spacing w:before="240" w:after="160" w:line="278" w:lineRule="auto"/>
+              <w:rPr>
+                <w:lang w:val="el-GR"/>
+              </w:rPr>
+            </w:pPr>
+            <w:r>
+              <w:rPr>
+                <w:lang w:val="el-GR"/>
+              </w:rPr>
+              <w:t>Τεχνική</w:t>
+            </w:r>
+          </w:p>
+        </w:tc>
+        <w:tc>
+          <w:tcPr>
+            <w:tcW w:w="0" w:type="auto"/>
+            <w:hideMark/>
+          </w:tcPr>
+          <w:p>
+            <w:pPr>
+              <w:spacing w:before="240" w:after="160" w:line="278" w:lineRule="auto"/>
+              <w:cnfStyle w:val="000000000000" w:firstRow="0" w:lastRow="0" w:firstColumn="0" w:lastColumn="0" w:oddVBand="0" w:evenVBand="0" w:oddHBand="0" w:evenHBand="0" w:firstRowFirstColumn="0" w:firstRowLastColumn="0" w:lastRowFirstColumn="0" w:lastRowLastColumn="0"/>
+              <w:rPr>
+                <w:lang w:val="el-GR"/>
+              </w:rPr>
+            </w:pPr>
+            <w:proofErr w:type="spellStart"/>
+            <w:r>
+              <w:rPr>
+                <w:lang w:val="el-GR"/>
+              </w:rPr>
+              <w:t>Black-Box</w:t>
+            </w:r>
+            <w:proofErr w:type="spellEnd"/>
+            <w:r>
+              <w:rPr>
+                <w:lang w:val="el-GR"/>
+              </w:rPr>
+              <w:t xml:space="preserve"> / </w:t>
+            </w:r>
+            <w:proofErr w:type="spellStart"/>
+            <w:r>
+              <w:rPr>
+                <w:lang w:val="el-GR"/>
+              </w:rPr>
+              <w:t>Happy</w:t>
+            </w:r>
+            <w:proofErr w:type="spellEnd"/>
+            <w:r>
+              <w:rPr>
+                <w:lang w:val="el-GR"/>
+              </w:rPr>
+              <w:t xml:space="preserve"> </w:t>
+            </w:r>
+            <w:proofErr w:type="spellStart"/>
+            <w:r>
+              <w:rPr>
+                <w:lang w:val="el-GR"/>
+              </w:rPr>
+              <w:t>Path</w:t>
+            </w:r>
+            <w:proofErr w:type="spellEnd"/>
+          </w:p>
+        </w:tc>
+      </w:tr>
+      <w:tr>
+        <w:tc>
+          <w:tcPr>
+            <w:cnfStyle w:val="001000000000" w:firstRow="0" w:lastRow="0" w:firstColumn="1" w:lastColumn="0" w:oddVBand="0" w:evenVBand="0" w:oddHBand="0" w:evenHBand="0" w:firstRowFirstColumn="0" w:firstRowLastColumn="0" w:lastRowFirstColumn="0" w:lastRowLastColumn="0"/>
+            <w:tcW w:w="0" w:type="auto"/>
+            <w:hideMark/>
+          </w:tcPr>
+          <w:p>
+            <w:pPr>
+              <w:spacing w:before="240" w:after="160" w:line="278" w:lineRule="auto"/>
+              <w:rPr>
+                <w:lang w:val="el-GR"/>
+              </w:rPr>
+            </w:pPr>
+            <w:r>
+              <w:rPr>
+                <w:lang w:val="el-GR"/>
+              </w:rPr>
+              <w:t>Προτεραιότητα</w:t>
+            </w:r>
+          </w:p>
+        </w:tc>
+        <w:tc>
+          <w:tcPr>
+            <w:tcW w:w="0" w:type="auto"/>
+            <w:hideMark/>
+          </w:tcPr>
+          <w:p>
+            <w:pPr>
+              <w:spacing w:before="240" w:after="160" w:line="278" w:lineRule="auto"/>
+              <w:cnfStyle w:val="000000000000" w:firstRow="0" w:lastRow="0" w:firstColumn="0" w:lastColumn="0" w:oddVBand="0" w:evenVBand="0" w:oddHBand="0" w:evenHBand="0" w:firstRowFirstColumn="0" w:firstRowLastColumn="0" w:lastRowFirstColumn="0" w:lastRowLastColumn="0"/>
+              <w:rPr>
+                <w:lang w:val="el-GR"/>
+              </w:rPr>
+            </w:pPr>
+            <w:r>
+              <w:rPr>
+                <w:lang w:val="el-GR"/>
+              </w:rPr>
+              <w:t>HIGH</w:t>
+            </w:r>
+          </w:p>
+        </w:tc>
+      </w:tr>
+      <w:tr>
+        <w:tc>
+          <w:tcPr>
+            <w:cnfStyle w:val="001000000000" w:firstRow="0" w:lastRow="0" w:firstColumn="1" w:lastColumn="0" w:oddVBand="0" w:evenVBand="0" w:oddHBand="0" w:evenHBand="0" w:firstRowFirstColumn="0" w:firstRowLastColumn="0" w:lastRowFirstColumn="0" w:lastRowLastColumn="0"/>
+            <w:tcW w:w="0" w:type="auto"/>
+            <w:hideMark/>
+          </w:tcPr>
+          <w:p>
+            <w:pPr>
+              <w:spacing w:before="240" w:after="160" w:line="278" w:lineRule="auto"/>
+              <w:rPr>
+                <w:lang w:val="el-GR"/>
+              </w:rPr>
+            </w:pPr>
+            <w:r>
+              <w:rPr>
+                <w:lang w:val="el-GR"/>
+              </w:rPr>
+              <w:t>Δεδομένα Εισόδου</w:t>
+            </w:r>
+          </w:p>
+        </w:tc>
+        <w:tc>
+          <w:tcPr>
+            <w:tcW w:w="0" w:type="auto"/>
+            <w:hideMark/>
+          </w:tcPr>
+          <w:p>
+            <w:pPr>
+              <w:spacing w:before="240" w:after="160" w:line="278" w:lineRule="auto"/>
+              <w:cnfStyle w:val="000000000000" w:firstRow="0" w:lastRow="0" w:firstColumn="0" w:lastColumn="0" w:oddVBand="0" w:evenVBand="0" w:oddHBand="0" w:evenHBand="0" w:firstRowFirstColumn="0" w:firstRowLastColumn="0" w:lastRowFirstColumn="0" w:lastRowLastColumn="0"/>
+            </w:pPr>
+            <w:proofErr w:type="spellStart"/>
+            <w:r>
+              <w:t>targetType</w:t>
+            </w:r>
+            <w:proofErr w:type="spellEnd"/>
+            <w:r>
+              <w:t xml:space="preserve">="USE_CASE", </w:t>
+            </w:r>
+            <w:proofErr w:type="spellStart"/>
+            <w:r>
+              <w:t>targetId</w:t>
+            </w:r>
+            <w:proofErr w:type="spellEnd"/>
+            <w:r>
+              <w:t>, text="</w:t>
+            </w:r>
+            <w:r>
+              <w:rPr>
+                <w:lang w:val="el-GR"/>
+              </w:rPr>
+              <w:t>Παρατήρηση</w:t>
+            </w:r>
+            <w:r>
+              <w:t>..."</w:t>
+            </w:r>
+          </w:p>
+        </w:tc>
+      </w:tr>
+      <w:tr>
+        <w:tc>
+          <w:tcPr>
+            <w:cnfStyle w:val="001000000000" w:firstRow="0" w:lastRow="0" w:firstColumn="1" w:lastColumn="0" w:oddVBand="0" w:evenVBand="0" w:oddHBand="0" w:evenHBand="0" w:firstRowFirstColumn="0" w:firstRowLastColumn="0" w:lastRowFirstColumn="0" w:lastRowLastColumn="0"/>
+            <w:tcW w:w="0" w:type="auto"/>
+            <w:hideMark/>
+          </w:tcPr>
+          <w:p>
+            <w:pPr>
+              <w:spacing w:before="240" w:after="160" w:line="278" w:lineRule="auto"/>
+              <w:rPr>
+                <w:lang w:val="el-GR"/>
+              </w:rPr>
+            </w:pPr>
+            <w:r>
+              <w:rPr>
+                <w:lang w:val="el-GR"/>
+              </w:rPr>
+              <w:t>Αναμενόμενο Αποτέλεσμα</w:t>
+            </w:r>
+          </w:p>
+        </w:tc>
+        <w:tc>
+          <w:tcPr>
+            <w:tcW w:w="0" w:type="auto"/>
+            <w:hideMark/>
+          </w:tcPr>
+          <w:p>
+            <w:pPr>
+              <w:spacing w:before="240" w:after="160" w:line="278" w:lineRule="auto"/>
+              <w:cnfStyle w:val="000000000000" w:firstRow="0" w:lastRow="0" w:firstColumn="0" w:lastColumn="0" w:oddVBand="0" w:evenVBand="0" w:oddHBand="0" w:evenHBand="0" w:firstRowFirstColumn="0" w:firstRowLastColumn="0" w:lastRowFirstColumn="0" w:lastRowLastColumn="0"/>
+            </w:pPr>
+            <w:r>
+              <w:rPr>
+                <w:lang w:val="el-GR"/>
+              </w:rPr>
+              <w:t>Σχόλιο</w:t>
+            </w:r>
+            <w:r>
+              <w:t xml:space="preserve"> </w:t>
+            </w:r>
+            <w:r>
+              <w:rPr>
+                <w:lang w:val="el-GR"/>
+              </w:rPr>
+              <w:t>αποθηκευμένο</w:t>
+            </w:r>
+            <w:r>
+              <w:t xml:space="preserve"> </w:t>
+            </w:r>
+            <w:r>
+              <w:rPr>
+                <w:lang w:val="el-GR"/>
+              </w:rPr>
+              <w:t>με</w:t>
+            </w:r>
+            <w:r>
+              <w:t xml:space="preserve"> </w:t>
+            </w:r>
+            <w:proofErr w:type="spellStart"/>
+            <w:r>
+              <w:t>useCase</w:t>
+            </w:r>
+            <w:proofErr w:type="spellEnd"/>
+            <w:r>
+              <w:t>=UC, project=</w:t>
+            </w:r>
+            <w:proofErr w:type="spellStart"/>
+            <w:r>
+              <w:t>UC.project</w:t>
+            </w:r>
+            <w:proofErr w:type="spellEnd"/>
+          </w:p>
+        </w:tc>
+      </w:tr>
+      <w:tr>
+        <w:tc>
+          <w:tcPr>
+            <w:cnfStyle w:val="001000000000" w:firstRow="0" w:lastRow="0" w:firstColumn="1" w:lastColumn="0" w:oddVBand="0" w:evenVBand="0" w:oddHBand="0" w:evenHBand="0" w:firstRowFirstColumn="0" w:firstRowLastColumn="0" w:lastRowFirstColumn="0" w:lastRowLastColumn="0"/>
+            <w:tcW w:w="0" w:type="auto"/>
+            <w:hideMark/>
+          </w:tcPr>
+          <w:p>
+            <w:pPr>
+              <w:spacing w:before="240" w:after="160" w:line="278" w:lineRule="auto"/>
+              <w:rPr>
+                <w:lang w:val="el-GR"/>
+              </w:rPr>
+            </w:pPr>
+            <w:r>
+              <w:rPr>
+                <w:lang w:val="el-GR"/>
+              </w:rPr>
+              <w:lastRenderedPageBreak/>
+              <w:t>Πραγματικό Αποτέλεσμα</w:t>
+            </w:r>
+          </w:p>
+        </w:tc>
+        <w:tc>
+          <w:tcPr>
+            <w:tcW w:w="0" w:type="auto"/>
+            <w:hideMark/>
+          </w:tcPr>
+          <w:p>
+            <w:pPr>
+              <w:spacing w:before="240" w:after="160" w:line="278" w:lineRule="auto"/>
+              <w:cnfStyle w:val="000000000000" w:firstRow="0" w:lastRow="0" w:firstColumn="0" w:lastColumn="0" w:oddVBand="0" w:evenVBand="0" w:oddHBand="0" w:evenHBand="0" w:firstRowFirstColumn="0" w:firstRowLastColumn="0" w:lastRowFirstColumn="0" w:lastRowLastColumn="0"/>
+              <w:rPr>
+                <w:lang w:val="el-GR"/>
+              </w:rPr>
+            </w:pPr>
+            <w:r>
+              <w:t xml:space="preserve">Comment </w:t>
+            </w:r>
+            <w:r>
+              <w:rPr>
+                <w:lang w:val="el-GR"/>
+              </w:rPr>
+              <w:t>δημιουργήθηκε</w:t>
+            </w:r>
+            <w:r>
+              <w:t xml:space="preserve"> </w:t>
+            </w:r>
+            <w:r>
+              <w:rPr>
+                <w:lang w:val="el-GR"/>
+              </w:rPr>
+              <w:t>επιτυχώς</w:t>
+            </w:r>
+            <w:r>
+              <w:t xml:space="preserve">. </w:t>
+            </w:r>
+            <w:proofErr w:type="spellStart"/>
+            <w:r>
+              <w:t>useCase</w:t>
+            </w:r>
+            <w:proofErr w:type="spellEnd"/>
+            <w:r>
+              <w:t xml:space="preserve">, project, author </w:t>
+            </w:r>
+            <w:r>
+              <w:rPr>
+                <w:lang w:val="el-GR"/>
+              </w:rPr>
+              <w:t>συμπληρώθηκαν</w:t>
+            </w:r>
+            <w:r>
+              <w:t xml:space="preserve">. </w:t>
+            </w:r>
+            <w:proofErr w:type="spellStart"/>
+            <w:r>
+              <w:t>createdAt</w:t>
+            </w:r>
+            <w:proofErr w:type="spellEnd"/>
+            <w:r>
+              <w:t xml:space="preserve"> set </w:t>
+            </w:r>
+            <w:r>
+              <w:rPr>
+                <w:lang w:val="el-GR"/>
+              </w:rPr>
+              <w:t>σε</w:t>
+            </w:r>
+            <w:r>
+              <w:t xml:space="preserve"> now. </w:t>
+            </w:r>
+            <w:r>
+              <w:rPr>
+                <w:lang w:val="el-GR"/>
+              </w:rPr>
+              <w:t>Flash «</w:t>
+            </w:r>
+            <w:proofErr w:type="spellStart"/>
+            <w:r>
+              <w:rPr>
+                <w:lang w:val="el-GR"/>
+              </w:rPr>
+              <w:t>Comment</w:t>
+            </w:r>
+            <w:proofErr w:type="spellEnd"/>
+            <w:r>
+              <w:rPr>
+                <w:lang w:val="el-GR"/>
+              </w:rPr>
+              <w:t xml:space="preserve"> </w:t>
+            </w:r>
+            <w:proofErr w:type="spellStart"/>
+            <w:r>
+              <w:rPr>
+                <w:lang w:val="el-GR"/>
+              </w:rPr>
+              <w:t>added</w:t>
+            </w:r>
+            <w:proofErr w:type="spellEnd"/>
+            <w:r>
+              <w:rPr>
+                <w:lang w:val="el-GR"/>
+              </w:rPr>
+              <w:t>».</w:t>
+            </w:r>
+          </w:p>
+        </w:tc>
+      </w:tr>
+      <w:tr>
+        <w:tc>
+          <w:tcPr>
+            <w:cnfStyle w:val="001000000000" w:firstRow="0" w:lastRow="0" w:firstColumn="1" w:lastColumn="0" w:oddVBand="0" w:evenVBand="0" w:oddHBand="0" w:evenHBand="0" w:firstRowFirstColumn="0" w:firstRowLastColumn="0" w:lastRowFirstColumn="0" w:lastRowLastColumn="0"/>
+            <w:tcW w:w="0" w:type="auto"/>
+            <w:hideMark/>
+          </w:tcPr>
+          <w:p>
+            <w:pPr>
+              <w:spacing w:before="240" w:after="160" w:line="278" w:lineRule="auto"/>
+              <w:rPr>
+                <w:lang w:val="el-GR"/>
+              </w:rPr>
+            </w:pPr>
+            <w:r>
+              <w:rPr>
+                <w:lang w:val="el-GR"/>
+              </w:rPr>
+              <w:t>Κατάσταση</w:t>
+            </w:r>
+          </w:p>
+        </w:tc>
+        <w:tc>
+          <w:tcPr>
+            <w:tcW w:w="0" w:type="auto"/>
+            <w:hideMark/>
+          </w:tcPr>
+          <w:p>
+            <w:pPr>
+              <w:spacing w:before="240" w:after="160" w:line="278" w:lineRule="auto"/>
+              <w:cnfStyle w:val="000000000000" w:firstRow="0" w:lastRow="0" w:firstColumn="0" w:lastColumn="0" w:oddVBand="0" w:evenVBand="0" w:oddHBand="0" w:evenHBand="0" w:firstRowFirstColumn="0" w:firstRowLastColumn="0" w:lastRowFirstColumn="0" w:lastRowLastColumn="0"/>
+              <w:rPr>
+                <w:lang w:val="el-GR"/>
+              </w:rPr>
+            </w:pPr>
+            <w:r>
+              <w:rPr>
+                <w:rFonts w:ascii="Segoe UI Emoji" w:hAnsi="Segoe UI Emoji" w:cs="Segoe UI Emoji"/>
+                <w:lang w:val="el-GR"/>
+              </w:rPr>
+              <w:t>✅</w:t>
+            </w:r>
+            <w:r>
+              <w:rPr>
+                <w:lang w:val="el-GR"/>
+              </w:rPr>
+              <w:t> </w:t>
+            </w:r>
+            <w:r>
+              <w:rPr>
+                <w:b/>
+                <w:bCs/>
+                <w:lang w:val="el-GR"/>
+              </w:rPr>
+              <w:t>PASS</w:t>
+            </w:r>
+          </w:p>
+        </w:tc>
+      </w:tr>
+    </w:tbl>
+    <w:p>
+      <w:pPr>
+        <w:spacing w:before="240"/>
+        <w:rPr>
+          <w:b/>
+          <w:bCs/>
+          <w:lang w:val="el-GR"/>
         </w:rPr>
       </w:pPr>
     </w:p>
@@ -29874,7 +32649,620 @@
       <w:pPr>
         <w:spacing w:before="240"/>
         <w:rPr>
-          <w:rFonts w:ascii="Calibri" w:hAnsi="Calibri" w:cs="Calibri"/>
+          <w:b/>
+          <w:bCs/>
+          <w:lang w:val="el-GR"/>
+        </w:rPr>
+      </w:pPr>
+      <w:r>
+        <w:rPr>
+          <w:b/>
+          <w:bCs/>
+          <w:lang w:val="el-GR"/>
+        </w:rPr>
+        <w:t xml:space="preserve">TC-14-02 — Σχόλιο σε CRC </w:t>
+      </w:r>
+      <w:proofErr w:type="spellStart"/>
+      <w:r>
+        <w:rPr>
+          <w:b/>
+          <w:bCs/>
+          <w:lang w:val="el-GR"/>
+        </w:rPr>
+        <w:t>Card</w:t>
+      </w:r>
+      <w:proofErr w:type="spellEnd"/>
+    </w:p>
+    <w:tbl>
+      <w:tblPr>
+        <w:tblStyle w:val="GridTable1Light"/>
+        <w:tblW w:w="0" w:type="auto"/>
+        <w:tblLook w:val="04A0" w:firstRow="1" w:lastRow="0" w:firstColumn="1" w:lastColumn="0" w:noHBand="0" w:noVBand="1"/>
+      </w:tblPr>
+      <w:tblGrid>
+        <w:gridCol w:w="2115"/>
+        <w:gridCol w:w="7235"/>
+      </w:tblGrid>
+      <w:tr>
+        <w:trPr>
+          <w:cnfStyle w:val="100000000000" w:firstRow="1" w:lastRow="0" w:firstColumn="0" w:lastColumn="0" w:oddVBand="0" w:evenVBand="0" w:oddHBand="0" w:evenHBand="0" w:firstRowFirstColumn="0" w:firstRowLastColumn="0" w:lastRowFirstColumn="0" w:lastRowLastColumn="0"/>
+        </w:trPr>
+        <w:tc>
+          <w:tcPr>
+            <w:cnfStyle w:val="001000000000" w:firstRow="0" w:lastRow="0" w:firstColumn="1" w:lastColumn="0" w:oddVBand="0" w:evenVBand="0" w:oddHBand="0" w:evenHBand="0" w:firstRowFirstColumn="0" w:firstRowLastColumn="0" w:lastRowFirstColumn="0" w:lastRowLastColumn="0"/>
+            <w:tcW w:w="0" w:type="auto"/>
+            <w:hideMark/>
+          </w:tcPr>
+          <w:p>
+            <w:pPr>
+              <w:spacing w:before="240" w:after="160" w:line="278" w:lineRule="auto"/>
+              <w:rPr>
+                <w:lang w:val="el-GR"/>
+              </w:rPr>
+            </w:pPr>
+            <w:r>
+              <w:rPr>
+                <w:lang w:val="el-GR"/>
+              </w:rPr>
+              <w:t>Πεδίο</w:t>
+            </w:r>
+          </w:p>
+        </w:tc>
+        <w:tc>
+          <w:tcPr>
+            <w:tcW w:w="0" w:type="auto"/>
+            <w:hideMark/>
+          </w:tcPr>
+          <w:p>
+            <w:pPr>
+              <w:spacing w:before="240" w:after="160" w:line="278" w:lineRule="auto"/>
+              <w:cnfStyle w:val="100000000000" w:firstRow="1" w:lastRow="0" w:firstColumn="0" w:lastColumn="0" w:oddVBand="0" w:evenVBand="0" w:oddHBand="0" w:evenHBand="0" w:firstRowFirstColumn="0" w:firstRowLastColumn="0" w:lastRowFirstColumn="0" w:lastRowLastColumn="0"/>
+              <w:rPr>
+                <w:lang w:val="el-GR"/>
+              </w:rPr>
+            </w:pPr>
+            <w:r>
+              <w:rPr>
+                <w:lang w:val="el-GR"/>
+              </w:rPr>
+              <w:t>Τιμή</w:t>
+            </w:r>
+          </w:p>
+        </w:tc>
+      </w:tr>
+      <w:tr>
+        <w:tc>
+          <w:tcPr>
+            <w:cnfStyle w:val="001000000000" w:firstRow="0" w:lastRow="0" w:firstColumn="1" w:lastColumn="0" w:oddVBand="0" w:evenVBand="0" w:oddHBand="0" w:evenHBand="0" w:firstRowFirstColumn="0" w:firstRowLastColumn="0" w:lastRowFirstColumn="0" w:lastRowLastColumn="0"/>
+            <w:tcW w:w="0" w:type="auto"/>
+            <w:hideMark/>
+          </w:tcPr>
+          <w:p>
+            <w:pPr>
+              <w:spacing w:before="240" w:after="160" w:line="278" w:lineRule="auto"/>
+              <w:rPr>
+                <w:lang w:val="el-GR"/>
+              </w:rPr>
+            </w:pPr>
+            <w:r>
+              <w:rPr>
+                <w:lang w:val="el-GR"/>
+              </w:rPr>
+              <w:t>Σκοπός</w:t>
+            </w:r>
+          </w:p>
+        </w:tc>
+        <w:tc>
+          <w:tcPr>
+            <w:tcW w:w="0" w:type="auto"/>
+            <w:hideMark/>
+          </w:tcPr>
+          <w:p>
+            <w:pPr>
+              <w:spacing w:before="240" w:after="160" w:line="278" w:lineRule="auto"/>
+              <w:cnfStyle w:val="000000000000" w:firstRow="0" w:lastRow="0" w:firstColumn="0" w:lastColumn="0" w:oddVBand="0" w:evenVBand="0" w:oddHBand="0" w:evenHBand="0" w:firstRowFirstColumn="0" w:firstRowLastColumn="0" w:lastRowFirstColumn="0" w:lastRowLastColumn="0"/>
+            </w:pPr>
+            <w:r>
+              <w:rPr>
+                <w:lang w:val="el-GR"/>
+              </w:rPr>
+              <w:t>Επαλήθευση</w:t>
+            </w:r>
+            <w:r>
+              <w:t> </w:t>
+            </w:r>
+            <w:proofErr w:type="spellStart"/>
+            <w:r>
+              <w:t>createComment</w:t>
+            </w:r>
+            <w:proofErr w:type="spellEnd"/>
+            <w:r>
+              <w:t> </w:t>
+            </w:r>
+            <w:r>
+              <w:rPr>
+                <w:lang w:val="el-GR"/>
+              </w:rPr>
+              <w:t>με</w:t>
+            </w:r>
+            <w:r>
+              <w:t xml:space="preserve"> </w:t>
+            </w:r>
+            <w:proofErr w:type="spellStart"/>
+            <w:r>
+              <w:t>targetType</w:t>
+            </w:r>
+            <w:proofErr w:type="spellEnd"/>
+            <w:r>
+              <w:t>=CRC_CARD (polymorphic)</w:t>
+            </w:r>
+          </w:p>
+        </w:tc>
+      </w:tr>
+      <w:tr>
+        <w:tc>
+          <w:tcPr>
+            <w:cnfStyle w:val="001000000000" w:firstRow="0" w:lastRow="0" w:firstColumn="1" w:lastColumn="0" w:oddVBand="0" w:evenVBand="0" w:oddHBand="0" w:evenHBand="0" w:firstRowFirstColumn="0" w:firstRowLastColumn="0" w:lastRowFirstColumn="0" w:lastRowLastColumn="0"/>
+            <w:tcW w:w="0" w:type="auto"/>
+            <w:hideMark/>
+          </w:tcPr>
+          <w:p>
+            <w:pPr>
+              <w:spacing w:before="240" w:after="160" w:line="278" w:lineRule="auto"/>
+              <w:rPr>
+                <w:lang w:val="el-GR"/>
+              </w:rPr>
+            </w:pPr>
+            <w:r>
+              <w:rPr>
+                <w:lang w:val="el-GR"/>
+              </w:rPr>
+              <w:t>Κατηγορία</w:t>
+            </w:r>
+          </w:p>
+        </w:tc>
+        <w:tc>
+          <w:tcPr>
+            <w:tcW w:w="0" w:type="auto"/>
+            <w:hideMark/>
+          </w:tcPr>
+          <w:p>
+            <w:pPr>
+              <w:spacing w:before="240" w:after="160" w:line="278" w:lineRule="auto"/>
+              <w:cnfStyle w:val="000000000000" w:firstRow="0" w:lastRow="0" w:firstColumn="0" w:lastColumn="0" w:oddVBand="0" w:evenVBand="0" w:oddHBand="0" w:evenHBand="0" w:firstRowFirstColumn="0" w:firstRowLastColumn="0" w:lastRowFirstColumn="0" w:lastRowLastColumn="0"/>
+              <w:rPr>
+                <w:lang w:val="el-GR"/>
+              </w:rPr>
+            </w:pPr>
+            <w:proofErr w:type="spellStart"/>
+            <w:r>
+              <w:rPr>
+                <w:lang w:val="el-GR"/>
+              </w:rPr>
+              <w:t>Functional</w:t>
+            </w:r>
+            <w:proofErr w:type="spellEnd"/>
+          </w:p>
+        </w:tc>
+      </w:tr>
+      <w:tr>
+        <w:tc>
+          <w:tcPr>
+            <w:cnfStyle w:val="001000000000" w:firstRow="0" w:lastRow="0" w:firstColumn="1" w:lastColumn="0" w:oddVBand="0" w:evenVBand="0" w:oddHBand="0" w:evenHBand="0" w:firstRowFirstColumn="0" w:firstRowLastColumn="0" w:lastRowFirstColumn="0" w:lastRowLastColumn="0"/>
+            <w:tcW w:w="0" w:type="auto"/>
+            <w:hideMark/>
+          </w:tcPr>
+          <w:p>
+            <w:pPr>
+              <w:spacing w:before="240" w:after="160" w:line="278" w:lineRule="auto"/>
+              <w:rPr>
+                <w:lang w:val="el-GR"/>
+              </w:rPr>
+            </w:pPr>
+            <w:r>
+              <w:rPr>
+                <w:lang w:val="el-GR"/>
+              </w:rPr>
+              <w:t>Τεχνική</w:t>
+            </w:r>
+          </w:p>
+        </w:tc>
+        <w:tc>
+          <w:tcPr>
+            <w:tcW w:w="0" w:type="auto"/>
+            <w:hideMark/>
+          </w:tcPr>
+          <w:p>
+            <w:pPr>
+              <w:spacing w:before="240" w:after="160" w:line="278" w:lineRule="auto"/>
+              <w:cnfStyle w:val="000000000000" w:firstRow="0" w:lastRow="0" w:firstColumn="0" w:lastColumn="0" w:oddVBand="0" w:evenVBand="0" w:oddHBand="0" w:evenHBand="0" w:firstRowFirstColumn="0" w:firstRowLastColumn="0" w:lastRowFirstColumn="0" w:lastRowLastColumn="0"/>
+            </w:pPr>
+            <w:r>
+              <w:t>Equivalence Partitioning (</w:t>
+            </w:r>
+            <w:r>
+              <w:rPr>
+                <w:lang w:val="el-GR"/>
+              </w:rPr>
+              <w:t>άλλη</w:t>
+            </w:r>
+            <w:r>
+              <w:t xml:space="preserve"> </w:t>
+            </w:r>
+            <w:r>
+              <w:rPr>
+                <w:lang w:val="el-GR"/>
+              </w:rPr>
+              <w:t>κλάση</w:t>
+            </w:r>
+            <w:r>
+              <w:t xml:space="preserve"> target)</w:t>
+            </w:r>
+          </w:p>
+        </w:tc>
+      </w:tr>
+      <w:tr>
+        <w:tc>
+          <w:tcPr>
+            <w:cnfStyle w:val="001000000000" w:firstRow="0" w:lastRow="0" w:firstColumn="1" w:lastColumn="0" w:oddVBand="0" w:evenVBand="0" w:oddHBand="0" w:evenHBand="0" w:firstRowFirstColumn="0" w:firstRowLastColumn="0" w:lastRowFirstColumn="0" w:lastRowLastColumn="0"/>
+            <w:tcW w:w="0" w:type="auto"/>
+            <w:hideMark/>
+          </w:tcPr>
+          <w:p>
+            <w:pPr>
+              <w:spacing w:before="240" w:after="160" w:line="278" w:lineRule="auto"/>
+              <w:rPr>
+                <w:lang w:val="el-GR"/>
+              </w:rPr>
+            </w:pPr>
+            <w:r>
+              <w:rPr>
+                <w:lang w:val="el-GR"/>
+              </w:rPr>
+              <w:t>Προτεραιότητα</w:t>
+            </w:r>
+          </w:p>
+        </w:tc>
+        <w:tc>
+          <w:tcPr>
+            <w:tcW w:w="0" w:type="auto"/>
+            <w:hideMark/>
+          </w:tcPr>
+          <w:p>
+            <w:pPr>
+              <w:spacing w:before="240" w:after="160" w:line="278" w:lineRule="auto"/>
+              <w:cnfStyle w:val="000000000000" w:firstRow="0" w:lastRow="0" w:firstColumn="0" w:lastColumn="0" w:oddVBand="0" w:evenVBand="0" w:oddHBand="0" w:evenHBand="0" w:firstRowFirstColumn="0" w:firstRowLastColumn="0" w:lastRowFirstColumn="0" w:lastRowLastColumn="0"/>
+              <w:rPr>
+                <w:lang w:val="el-GR"/>
+              </w:rPr>
+            </w:pPr>
+            <w:r>
+              <w:rPr>
+                <w:lang w:val="el-GR"/>
+              </w:rPr>
+              <w:t>HIGH</w:t>
+            </w:r>
+          </w:p>
+        </w:tc>
+      </w:tr>
+      <w:tr>
+        <w:tc>
+          <w:tcPr>
+            <w:cnfStyle w:val="001000000000" w:firstRow="0" w:lastRow="0" w:firstColumn="1" w:lastColumn="0" w:oddVBand="0" w:evenVBand="0" w:oddHBand="0" w:evenHBand="0" w:firstRowFirstColumn="0" w:firstRowLastColumn="0" w:lastRowFirstColumn="0" w:lastRowLastColumn="0"/>
+            <w:tcW w:w="0" w:type="auto"/>
+            <w:hideMark/>
+          </w:tcPr>
+          <w:p>
+            <w:pPr>
+              <w:spacing w:before="240" w:after="160" w:line="278" w:lineRule="auto"/>
+              <w:rPr>
+                <w:lang w:val="el-GR"/>
+              </w:rPr>
+            </w:pPr>
+            <w:r>
+              <w:rPr>
+                <w:lang w:val="el-GR"/>
+              </w:rPr>
+              <w:t>Δεδομένα Εισόδου</w:t>
+            </w:r>
+          </w:p>
+        </w:tc>
+        <w:tc>
+          <w:tcPr>
+            <w:tcW w:w="0" w:type="auto"/>
+            <w:hideMark/>
+          </w:tcPr>
+          <w:p>
+            <w:pPr>
+              <w:spacing w:before="240" w:after="160" w:line="278" w:lineRule="auto"/>
+              <w:cnfStyle w:val="000000000000" w:firstRow="0" w:lastRow="0" w:firstColumn="0" w:lastColumn="0" w:oddVBand="0" w:evenVBand="0" w:oddHBand="0" w:evenHBand="0" w:firstRowFirstColumn="0" w:firstRowLastColumn="0" w:lastRowFirstColumn="0" w:lastRowLastColumn="0"/>
+            </w:pPr>
+            <w:proofErr w:type="spellStart"/>
+            <w:r>
+              <w:t>targetType</w:t>
+            </w:r>
+            <w:proofErr w:type="spellEnd"/>
+            <w:r>
+              <w:t xml:space="preserve">="CRC_CARD", </w:t>
+            </w:r>
+            <w:proofErr w:type="spellStart"/>
+            <w:r>
+              <w:t>targetId</w:t>
+            </w:r>
+            <w:proofErr w:type="spellEnd"/>
+            <w:r>
+              <w:t>, text</w:t>
+            </w:r>
+          </w:p>
+        </w:tc>
+      </w:tr>
+      <w:tr>
+        <w:tc>
+          <w:tcPr>
+            <w:cnfStyle w:val="001000000000" w:firstRow="0" w:lastRow="0" w:firstColumn="1" w:lastColumn="0" w:oddVBand="0" w:evenVBand="0" w:oddHBand="0" w:evenHBand="0" w:firstRowFirstColumn="0" w:firstRowLastColumn="0" w:lastRowFirstColumn="0" w:lastRowLastColumn="0"/>
+            <w:tcW w:w="0" w:type="auto"/>
+            <w:hideMark/>
+          </w:tcPr>
+          <w:p>
+            <w:pPr>
+              <w:spacing w:before="240" w:after="160" w:line="278" w:lineRule="auto"/>
+              <w:rPr>
+                <w:lang w:val="el-GR"/>
+              </w:rPr>
+            </w:pPr>
+            <w:r>
+              <w:rPr>
+                <w:lang w:val="el-GR"/>
+              </w:rPr>
+              <w:t>Αναμενόμενο Αποτέλεσμα</w:t>
+            </w:r>
+          </w:p>
+        </w:tc>
+        <w:tc>
+          <w:tcPr>
+            <w:tcW w:w="0" w:type="auto"/>
+            <w:hideMark/>
+          </w:tcPr>
+          <w:p>
+            <w:pPr>
+              <w:spacing w:before="240" w:after="160" w:line="278" w:lineRule="auto"/>
+              <w:cnfStyle w:val="000000000000" w:firstRow="0" w:lastRow="0" w:firstColumn="0" w:lastColumn="0" w:oddVBand="0" w:evenVBand="0" w:oddHBand="0" w:evenHBand="0" w:firstRowFirstColumn="0" w:firstRowLastColumn="0" w:lastRowFirstColumn="0" w:lastRowLastColumn="0"/>
+            </w:pPr>
+            <w:r>
+              <w:rPr>
+                <w:lang w:val="el-GR"/>
+              </w:rPr>
+              <w:t>Σχόλιο</w:t>
+            </w:r>
+            <w:r>
+              <w:t xml:space="preserve"> </w:t>
+            </w:r>
+            <w:r>
+              <w:rPr>
+                <w:lang w:val="el-GR"/>
+              </w:rPr>
+              <w:t>με</w:t>
+            </w:r>
+            <w:r>
+              <w:t xml:space="preserve"> </w:t>
+            </w:r>
+            <w:proofErr w:type="spellStart"/>
+            <w:r>
+              <w:t>crcCard</w:t>
+            </w:r>
+            <w:proofErr w:type="spellEnd"/>
+            <w:r>
+              <w:t xml:space="preserve">=CRC, </w:t>
+            </w:r>
+            <w:proofErr w:type="spellStart"/>
+            <w:r>
+              <w:t>useCase</w:t>
+            </w:r>
+            <w:proofErr w:type="spellEnd"/>
+            <w:r>
+              <w:t>=null</w:t>
+            </w:r>
+          </w:p>
+        </w:tc>
+      </w:tr>
+      <w:tr>
+        <w:tc>
+          <w:tcPr>
+            <w:cnfStyle w:val="001000000000" w:firstRow="0" w:lastRow="0" w:firstColumn="1" w:lastColumn="0" w:oddVBand="0" w:evenVBand="0" w:oddHBand="0" w:evenHBand="0" w:firstRowFirstColumn="0" w:firstRowLastColumn="0" w:lastRowFirstColumn="0" w:lastRowLastColumn="0"/>
+            <w:tcW w:w="0" w:type="auto"/>
+            <w:hideMark/>
+          </w:tcPr>
+          <w:p>
+            <w:pPr>
+              <w:spacing w:before="240" w:after="160" w:line="278" w:lineRule="auto"/>
+              <w:rPr>
+                <w:lang w:val="el-GR"/>
+              </w:rPr>
+            </w:pPr>
+            <w:r>
+              <w:rPr>
+                <w:lang w:val="el-GR"/>
+              </w:rPr>
+              <w:t>Πραγματικό Αποτέλεσμα</w:t>
+            </w:r>
+          </w:p>
+        </w:tc>
+        <w:tc>
+          <w:tcPr>
+            <w:tcW w:w="0" w:type="auto"/>
+            <w:hideMark/>
+          </w:tcPr>
+          <w:p>
+            <w:pPr>
+              <w:spacing w:before="240" w:after="160" w:line="278" w:lineRule="auto"/>
+              <w:cnfStyle w:val="000000000000" w:firstRow="0" w:lastRow="0" w:firstColumn="0" w:lastColumn="0" w:oddVBand="0" w:evenVBand="0" w:oddHBand="0" w:evenHBand="0" w:firstRowFirstColumn="0" w:firstRowLastColumn="0" w:lastRowFirstColumn="0" w:lastRowLastColumn="0"/>
+              <w:rPr>
+                <w:lang w:val="el-GR"/>
+              </w:rPr>
+            </w:pPr>
+            <w:r>
+              <w:t xml:space="preserve">Comment </w:t>
+            </w:r>
+            <w:r>
+              <w:rPr>
+                <w:lang w:val="el-GR"/>
+              </w:rPr>
+              <w:t>δημιουργήθηκε</w:t>
+            </w:r>
+            <w:r>
+              <w:t xml:space="preserve"> </w:t>
+            </w:r>
+            <w:r>
+              <w:rPr>
+                <w:lang w:val="el-GR"/>
+              </w:rPr>
+              <w:t>με</w:t>
+            </w:r>
+            <w:r>
+              <w:t xml:space="preserve"> </w:t>
+            </w:r>
+            <w:proofErr w:type="spellStart"/>
+            <w:r>
+              <w:t>crcCard</w:t>
+            </w:r>
+            <w:proofErr w:type="spellEnd"/>
+            <w:r>
+              <w:t>=CRC, project=</w:t>
+            </w:r>
+            <w:proofErr w:type="spellStart"/>
+            <w:r>
+              <w:t>CRC.project</w:t>
+            </w:r>
+            <w:proofErr w:type="spellEnd"/>
+            <w:r>
+              <w:t>. </w:t>
+            </w:r>
+            <w:proofErr w:type="spellStart"/>
+            <w:r>
+              <w:rPr>
+                <w:b/>
+                <w:bCs/>
+              </w:rPr>
+              <w:t>useCase</w:t>
+            </w:r>
+            <w:proofErr w:type="spellEnd"/>
+            <w:r>
+              <w:rPr>
+                <w:b/>
+                <w:bCs/>
+              </w:rPr>
+              <w:t>=null</w:t>
+            </w:r>
+            <w:r>
+              <w:t> </w:t>
+            </w:r>
+            <w:r>
+              <w:rPr>
+                <w:lang w:val="el-GR"/>
+              </w:rPr>
+              <w:t>επιβεβαιώθηκε</w:t>
+            </w:r>
+            <w:r>
+              <w:t xml:space="preserve">. </w:t>
+            </w:r>
+            <w:proofErr w:type="spellStart"/>
+            <w:r>
+              <w:rPr>
+                <w:lang w:val="el-GR"/>
+              </w:rPr>
+              <w:t>Polymorphic</w:t>
+            </w:r>
+            <w:proofErr w:type="spellEnd"/>
+            <w:r>
+              <w:rPr>
+                <w:lang w:val="el-GR"/>
+              </w:rPr>
+              <w:t xml:space="preserve"> </w:t>
+            </w:r>
+            <w:proofErr w:type="spellStart"/>
+            <w:r>
+              <w:rPr>
+                <w:lang w:val="el-GR"/>
+              </w:rPr>
+              <w:t>isolation</w:t>
+            </w:r>
+            <w:proofErr w:type="spellEnd"/>
+            <w:r>
+              <w:rPr>
+                <w:lang w:val="el-GR"/>
+              </w:rPr>
+              <w:t>: OK.</w:t>
+            </w:r>
+          </w:p>
+        </w:tc>
+      </w:tr>
+      <w:tr>
+        <w:tc>
+          <w:tcPr>
+            <w:cnfStyle w:val="001000000000" w:firstRow="0" w:lastRow="0" w:firstColumn="1" w:lastColumn="0" w:oddVBand="0" w:evenVBand="0" w:oddHBand="0" w:evenHBand="0" w:firstRowFirstColumn="0" w:firstRowLastColumn="0" w:lastRowFirstColumn="0" w:lastRowLastColumn="0"/>
+            <w:tcW w:w="0" w:type="auto"/>
+            <w:hideMark/>
+          </w:tcPr>
+          <w:p>
+            <w:pPr>
+              <w:spacing w:before="240" w:after="160" w:line="278" w:lineRule="auto"/>
+              <w:rPr>
+                <w:lang w:val="el-GR"/>
+              </w:rPr>
+            </w:pPr>
+            <w:r>
+              <w:rPr>
+                <w:lang w:val="el-GR"/>
+              </w:rPr>
+              <w:t>Κατάσταση</w:t>
+            </w:r>
+          </w:p>
+        </w:tc>
+        <w:tc>
+          <w:tcPr>
+            <w:tcW w:w="0" w:type="auto"/>
+            <w:hideMark/>
+          </w:tcPr>
+          <w:p>
+            <w:pPr>
+              <w:spacing w:before="240" w:after="160" w:line="278" w:lineRule="auto"/>
+              <w:cnfStyle w:val="000000000000" w:firstRow="0" w:lastRow="0" w:firstColumn="0" w:lastColumn="0" w:oddVBand="0" w:evenVBand="0" w:oddHBand="0" w:evenHBand="0" w:firstRowFirstColumn="0" w:firstRowLastColumn="0" w:lastRowFirstColumn="0" w:lastRowLastColumn="0"/>
+              <w:rPr>
+                <w:lang w:val="el-GR"/>
+              </w:rPr>
+            </w:pPr>
+            <w:r>
+              <w:rPr>
+                <w:rFonts w:ascii="Segoe UI Emoji" w:hAnsi="Segoe UI Emoji" w:cs="Segoe UI Emoji"/>
+                <w:lang w:val="el-GR"/>
+              </w:rPr>
+              <w:t>✅</w:t>
+            </w:r>
+            <w:r>
+              <w:rPr>
+                <w:lang w:val="el-GR"/>
+              </w:rPr>
+              <w:t> </w:t>
+            </w:r>
+            <w:r>
+              <w:rPr>
+                <w:b/>
+                <w:bCs/>
+                <w:lang w:val="el-GR"/>
+              </w:rPr>
+              <w:t>PASS</w:t>
+            </w:r>
+          </w:p>
+        </w:tc>
+      </w:tr>
+    </w:tbl>
+    <w:p>
+      <w:pPr>
+        <w:spacing w:before="240"/>
+        <w:rPr>
+          <w:b/>
+          <w:bCs/>
+          <w:lang w:val="el-GR"/>
         </w:rPr>
       </w:pPr>
     </w:p>
@@ -29882,7 +33270,9 @@
       <w:pPr>
         <w:spacing w:before="240"/>
         <w:rPr>
-          <w:rFonts w:ascii="Calibri" w:hAnsi="Calibri" w:cs="Calibri"/>
+          <w:b/>
+          <w:bCs/>
+          <w:lang w:val="el-GR"/>
         </w:rPr>
       </w:pPr>
     </w:p>
@@ -29890,7 +33280,600 @@
       <w:pPr>
         <w:spacing w:before="240"/>
         <w:rPr>
-          <w:rFonts w:ascii="Calibri" w:hAnsi="Calibri" w:cs="Calibri"/>
+          <w:b/>
+          <w:bCs/>
+          <w:lang w:val="el-GR"/>
+        </w:rPr>
+      </w:pPr>
+      <w:r>
+        <w:rPr>
+          <w:b/>
+          <w:bCs/>
+          <w:lang w:val="el-GR"/>
+        </w:rPr>
+        <w:lastRenderedPageBreak/>
+        <w:t>TC-14-03 — Κενό Σχόλιο</w:t>
+      </w:r>
+    </w:p>
+    <w:tbl>
+      <w:tblPr>
+        <w:tblStyle w:val="GridTable1Light"/>
+        <w:tblW w:w="0" w:type="auto"/>
+        <w:tblLook w:val="04A0" w:firstRow="1" w:lastRow="0" w:firstColumn="1" w:lastColumn="0" w:noHBand="0" w:noVBand="1"/>
+      </w:tblPr>
+      <w:tblGrid>
+        <w:gridCol w:w="2103"/>
+        <w:gridCol w:w="7247"/>
+      </w:tblGrid>
+      <w:tr>
+        <w:trPr>
+          <w:cnfStyle w:val="100000000000" w:firstRow="1" w:lastRow="0" w:firstColumn="0" w:lastColumn="0" w:oddVBand="0" w:evenVBand="0" w:oddHBand="0" w:evenHBand="0" w:firstRowFirstColumn="0" w:firstRowLastColumn="0" w:lastRowFirstColumn="0" w:lastRowLastColumn="0"/>
+        </w:trPr>
+        <w:tc>
+          <w:tcPr>
+            <w:cnfStyle w:val="001000000000" w:firstRow="0" w:lastRow="0" w:firstColumn="1" w:lastColumn="0" w:oddVBand="0" w:evenVBand="0" w:oddHBand="0" w:evenHBand="0" w:firstRowFirstColumn="0" w:firstRowLastColumn="0" w:lastRowFirstColumn="0" w:lastRowLastColumn="0"/>
+            <w:tcW w:w="0" w:type="auto"/>
+            <w:hideMark/>
+          </w:tcPr>
+          <w:p>
+            <w:pPr>
+              <w:spacing w:before="240" w:after="160" w:line="278" w:lineRule="auto"/>
+              <w:rPr>
+                <w:lang w:val="el-GR"/>
+              </w:rPr>
+            </w:pPr>
+            <w:r>
+              <w:rPr>
+                <w:lang w:val="el-GR"/>
+              </w:rPr>
+              <w:t>Πεδίο</w:t>
+            </w:r>
+          </w:p>
+        </w:tc>
+        <w:tc>
+          <w:tcPr>
+            <w:tcW w:w="0" w:type="auto"/>
+            <w:hideMark/>
+          </w:tcPr>
+          <w:p>
+            <w:pPr>
+              <w:spacing w:before="240" w:after="160" w:line="278" w:lineRule="auto"/>
+              <w:cnfStyle w:val="100000000000" w:firstRow="1" w:lastRow="0" w:firstColumn="0" w:lastColumn="0" w:oddVBand="0" w:evenVBand="0" w:oddHBand="0" w:evenHBand="0" w:firstRowFirstColumn="0" w:firstRowLastColumn="0" w:lastRowFirstColumn="0" w:lastRowLastColumn="0"/>
+              <w:rPr>
+                <w:lang w:val="el-GR"/>
+              </w:rPr>
+            </w:pPr>
+            <w:r>
+              <w:rPr>
+                <w:lang w:val="el-GR"/>
+              </w:rPr>
+              <w:t>Τιμή</w:t>
+            </w:r>
+          </w:p>
+        </w:tc>
+      </w:tr>
+      <w:tr>
+        <w:tc>
+          <w:tcPr>
+            <w:cnfStyle w:val="001000000000" w:firstRow="0" w:lastRow="0" w:firstColumn="1" w:lastColumn="0" w:oddVBand="0" w:evenVBand="0" w:oddHBand="0" w:evenHBand="0" w:firstRowFirstColumn="0" w:firstRowLastColumn="0" w:lastRowFirstColumn="0" w:lastRowLastColumn="0"/>
+            <w:tcW w:w="0" w:type="auto"/>
+            <w:hideMark/>
+          </w:tcPr>
+          <w:p>
+            <w:pPr>
+              <w:spacing w:before="240" w:after="160" w:line="278" w:lineRule="auto"/>
+              <w:rPr>
+                <w:lang w:val="el-GR"/>
+              </w:rPr>
+            </w:pPr>
+            <w:r>
+              <w:rPr>
+                <w:lang w:val="el-GR"/>
+              </w:rPr>
+              <w:t>Σκοπός</w:t>
+            </w:r>
+          </w:p>
+        </w:tc>
+        <w:tc>
+          <w:tcPr>
+            <w:tcW w:w="0" w:type="auto"/>
+            <w:hideMark/>
+          </w:tcPr>
+          <w:p>
+            <w:pPr>
+              <w:spacing w:before="240" w:after="160" w:line="278" w:lineRule="auto"/>
+              <w:cnfStyle w:val="000000000000" w:firstRow="0" w:lastRow="0" w:firstColumn="0" w:lastColumn="0" w:oddVBand="0" w:evenVBand="0" w:oddHBand="0" w:evenHBand="0" w:firstRowFirstColumn="0" w:firstRowLastColumn="0" w:lastRowFirstColumn="0" w:lastRowLastColumn="0"/>
+              <w:rPr>
+                <w:lang w:val="el-GR"/>
+              </w:rPr>
+            </w:pPr>
+            <w:r>
+              <w:rPr>
+                <w:lang w:val="el-GR"/>
+              </w:rPr>
+              <w:t>Επαλήθευση </w:t>
+            </w:r>
+            <w:proofErr w:type="spellStart"/>
+            <w:r>
+              <w:rPr>
+                <w:lang w:val="el-GR"/>
+              </w:rPr>
+              <w:t>validateNotEmpty</w:t>
+            </w:r>
+            <w:proofErr w:type="spellEnd"/>
+            <w:r>
+              <w:rPr>
+                <w:lang w:val="el-GR"/>
+              </w:rPr>
+              <w:t>() → </w:t>
+            </w:r>
+            <w:proofErr w:type="spellStart"/>
+            <w:r>
+              <w:rPr>
+                <w:lang w:val="el-GR"/>
+              </w:rPr>
+              <w:t>EmptyCommentException</w:t>
+            </w:r>
+            <w:proofErr w:type="spellEnd"/>
+          </w:p>
+        </w:tc>
+      </w:tr>
+      <w:tr>
+        <w:tc>
+          <w:tcPr>
+            <w:cnfStyle w:val="001000000000" w:firstRow="0" w:lastRow="0" w:firstColumn="1" w:lastColumn="0" w:oddVBand="0" w:evenVBand="0" w:oddHBand="0" w:evenHBand="0" w:firstRowFirstColumn="0" w:firstRowLastColumn="0" w:lastRowFirstColumn="0" w:lastRowLastColumn="0"/>
+            <w:tcW w:w="0" w:type="auto"/>
+            <w:hideMark/>
+          </w:tcPr>
+          <w:p>
+            <w:pPr>
+              <w:spacing w:before="240" w:after="160" w:line="278" w:lineRule="auto"/>
+              <w:rPr>
+                <w:lang w:val="el-GR"/>
+              </w:rPr>
+            </w:pPr>
+            <w:r>
+              <w:rPr>
+                <w:lang w:val="el-GR"/>
+              </w:rPr>
+              <w:t>Κατηγορία</w:t>
+            </w:r>
+          </w:p>
+        </w:tc>
+        <w:tc>
+          <w:tcPr>
+            <w:tcW w:w="0" w:type="auto"/>
+            <w:hideMark/>
+          </w:tcPr>
+          <w:p>
+            <w:pPr>
+              <w:spacing w:before="240" w:after="160" w:line="278" w:lineRule="auto"/>
+              <w:cnfStyle w:val="000000000000" w:firstRow="0" w:lastRow="0" w:firstColumn="0" w:lastColumn="0" w:oddVBand="0" w:evenVBand="0" w:oddHBand="0" w:evenHBand="0" w:firstRowFirstColumn="0" w:firstRowLastColumn="0" w:lastRowFirstColumn="0" w:lastRowLastColumn="0"/>
+              <w:rPr>
+                <w:lang w:val="el-GR"/>
+              </w:rPr>
+            </w:pPr>
+            <w:proofErr w:type="spellStart"/>
+            <w:r>
+              <w:rPr>
+                <w:lang w:val="el-GR"/>
+              </w:rPr>
+              <w:t>Functional</w:t>
+            </w:r>
+            <w:proofErr w:type="spellEnd"/>
+          </w:p>
+        </w:tc>
+      </w:tr>
+      <w:tr>
+        <w:tc>
+          <w:tcPr>
+            <w:cnfStyle w:val="001000000000" w:firstRow="0" w:lastRow="0" w:firstColumn="1" w:lastColumn="0" w:oddVBand="0" w:evenVBand="0" w:oddHBand="0" w:evenHBand="0" w:firstRowFirstColumn="0" w:firstRowLastColumn="0" w:lastRowFirstColumn="0" w:lastRowLastColumn="0"/>
+            <w:tcW w:w="0" w:type="auto"/>
+            <w:hideMark/>
+          </w:tcPr>
+          <w:p>
+            <w:pPr>
+              <w:spacing w:before="240" w:after="160" w:line="278" w:lineRule="auto"/>
+              <w:rPr>
+                <w:lang w:val="el-GR"/>
+              </w:rPr>
+            </w:pPr>
+            <w:r>
+              <w:rPr>
+                <w:lang w:val="el-GR"/>
+              </w:rPr>
+              <w:t>Τεχνική</w:t>
+            </w:r>
+          </w:p>
+        </w:tc>
+        <w:tc>
+          <w:tcPr>
+            <w:tcW w:w="0" w:type="auto"/>
+            <w:hideMark/>
+          </w:tcPr>
+          <w:p>
+            <w:pPr>
+              <w:spacing w:before="240" w:after="160" w:line="278" w:lineRule="auto"/>
+              <w:cnfStyle w:val="000000000000" w:firstRow="0" w:lastRow="0" w:firstColumn="0" w:lastColumn="0" w:oddVBand="0" w:evenVBand="0" w:oddHBand="0" w:evenHBand="0" w:firstRowFirstColumn="0" w:firstRowLastColumn="0" w:lastRowFirstColumn="0" w:lastRowLastColumn="0"/>
+            </w:pPr>
+            <w:r>
+              <w:t>Equivalence Partitioning (</w:t>
+            </w:r>
+            <w:r>
+              <w:rPr>
+                <w:lang w:val="el-GR"/>
+              </w:rPr>
+              <w:t>άκυρη</w:t>
+            </w:r>
+            <w:r>
+              <w:t xml:space="preserve"> </w:t>
+            </w:r>
+            <w:r>
+              <w:rPr>
+                <w:lang w:val="el-GR"/>
+              </w:rPr>
+              <w:t>κλάση</w:t>
+            </w:r>
+            <w:r>
+              <w:t xml:space="preserve">: </w:t>
+            </w:r>
+            <w:r>
+              <w:rPr>
+                <w:lang w:val="el-GR"/>
+              </w:rPr>
+              <w:t>κενό</w:t>
+            </w:r>
+            <w:r>
+              <w:t xml:space="preserve"> text) + Boundary (whitespace)</w:t>
+            </w:r>
+          </w:p>
+        </w:tc>
+      </w:tr>
+      <w:tr>
+        <w:tc>
+          <w:tcPr>
+            <w:cnfStyle w:val="001000000000" w:firstRow="0" w:lastRow="0" w:firstColumn="1" w:lastColumn="0" w:oddVBand="0" w:evenVBand="0" w:oddHBand="0" w:evenHBand="0" w:firstRowFirstColumn="0" w:firstRowLastColumn="0" w:lastRowFirstColumn="0" w:lastRowLastColumn="0"/>
+            <w:tcW w:w="0" w:type="auto"/>
+            <w:hideMark/>
+          </w:tcPr>
+          <w:p>
+            <w:pPr>
+              <w:spacing w:before="240" w:after="160" w:line="278" w:lineRule="auto"/>
+              <w:rPr>
+                <w:lang w:val="el-GR"/>
+              </w:rPr>
+            </w:pPr>
+            <w:r>
+              <w:rPr>
+                <w:lang w:val="el-GR"/>
+              </w:rPr>
+              <w:t>Προτεραιότητα</w:t>
+            </w:r>
+          </w:p>
+        </w:tc>
+        <w:tc>
+          <w:tcPr>
+            <w:tcW w:w="0" w:type="auto"/>
+            <w:hideMark/>
+          </w:tcPr>
+          <w:p>
+            <w:pPr>
+              <w:spacing w:before="240" w:after="160" w:line="278" w:lineRule="auto"/>
+              <w:cnfStyle w:val="000000000000" w:firstRow="0" w:lastRow="0" w:firstColumn="0" w:lastColumn="0" w:oddVBand="0" w:evenVBand="0" w:oddHBand="0" w:evenHBand="0" w:firstRowFirstColumn="0" w:firstRowLastColumn="0" w:lastRowFirstColumn="0" w:lastRowLastColumn="0"/>
+              <w:rPr>
+                <w:lang w:val="el-GR"/>
+              </w:rPr>
+            </w:pPr>
+            <w:r>
+              <w:rPr>
+                <w:lang w:val="el-GR"/>
+              </w:rPr>
+              <w:t>HIGH</w:t>
+            </w:r>
+          </w:p>
+        </w:tc>
+      </w:tr>
+      <w:tr>
+        <w:tc>
+          <w:tcPr>
+            <w:cnfStyle w:val="001000000000" w:firstRow="0" w:lastRow="0" w:firstColumn="1" w:lastColumn="0" w:oddVBand="0" w:evenVBand="0" w:oddHBand="0" w:evenHBand="0" w:firstRowFirstColumn="0" w:firstRowLastColumn="0" w:lastRowFirstColumn="0" w:lastRowLastColumn="0"/>
+            <w:tcW w:w="0" w:type="auto"/>
+            <w:hideMark/>
+          </w:tcPr>
+          <w:p>
+            <w:pPr>
+              <w:spacing w:before="240" w:after="160" w:line="278" w:lineRule="auto"/>
+              <w:rPr>
+                <w:lang w:val="el-GR"/>
+              </w:rPr>
+            </w:pPr>
+            <w:r>
+              <w:rPr>
+                <w:lang w:val="el-GR"/>
+              </w:rPr>
+              <w:t>Δεδομένα Εισόδου</w:t>
+            </w:r>
+          </w:p>
+        </w:tc>
+        <w:tc>
+          <w:tcPr>
+            <w:tcW w:w="0" w:type="auto"/>
+            <w:hideMark/>
+          </w:tcPr>
+          <w:p>
+            <w:pPr>
+              <w:spacing w:before="240" w:after="160" w:line="278" w:lineRule="auto"/>
+              <w:cnfStyle w:val="000000000000" w:firstRow="0" w:lastRow="0" w:firstColumn="0" w:lastColumn="0" w:oddVBand="0" w:evenVBand="0" w:oddHBand="0" w:evenHBand="0" w:firstRowFirstColumn="0" w:firstRowLastColumn="0" w:lastRowFirstColumn="0" w:lastRowLastColumn="0"/>
+              <w:rPr>
+                <w:lang w:val="el-GR"/>
+              </w:rPr>
+            </w:pPr>
+            <w:proofErr w:type="spellStart"/>
+            <w:r>
+              <w:rPr>
+                <w:lang w:val="el-GR"/>
+              </w:rPr>
+              <w:t>text</w:t>
+            </w:r>
+            <w:proofErr w:type="spellEnd"/>
+            <w:r>
+              <w:rPr>
+                <w:lang w:val="el-GR"/>
+              </w:rPr>
+              <w:t>="" ή " " (</w:t>
+            </w:r>
+            <w:proofErr w:type="spellStart"/>
+            <w:r>
+              <w:rPr>
+                <w:lang w:val="el-GR"/>
+              </w:rPr>
+              <w:t>whitespace</w:t>
+            </w:r>
+            <w:proofErr w:type="spellEnd"/>
+            <w:r>
+              <w:rPr>
+                <w:lang w:val="el-GR"/>
+              </w:rPr>
+              <w:t>)</w:t>
+            </w:r>
+          </w:p>
+        </w:tc>
+      </w:tr>
+      <w:tr>
+        <w:tc>
+          <w:tcPr>
+            <w:cnfStyle w:val="001000000000" w:firstRow="0" w:lastRow="0" w:firstColumn="1" w:lastColumn="0" w:oddVBand="0" w:evenVBand="0" w:oddHBand="0" w:evenHBand="0" w:firstRowFirstColumn="0" w:firstRowLastColumn="0" w:lastRowFirstColumn="0" w:lastRowLastColumn="0"/>
+            <w:tcW w:w="0" w:type="auto"/>
+            <w:hideMark/>
+          </w:tcPr>
+          <w:p>
+            <w:pPr>
+              <w:spacing w:before="240" w:after="160" w:line="278" w:lineRule="auto"/>
+              <w:rPr>
+                <w:lang w:val="el-GR"/>
+              </w:rPr>
+            </w:pPr>
+            <w:r>
+              <w:rPr>
+                <w:lang w:val="el-GR"/>
+              </w:rPr>
+              <w:t>Αναμενόμενο Αποτέλεσμα</w:t>
+            </w:r>
+          </w:p>
+        </w:tc>
+        <w:tc>
+          <w:tcPr>
+            <w:tcW w:w="0" w:type="auto"/>
+            <w:hideMark/>
+          </w:tcPr>
+          <w:p>
+            <w:pPr>
+              <w:spacing w:before="240" w:after="160" w:line="278" w:lineRule="auto"/>
+              <w:cnfStyle w:val="000000000000" w:firstRow="0" w:lastRow="0" w:firstColumn="0" w:lastColumn="0" w:oddVBand="0" w:evenVBand="0" w:oddHBand="0" w:evenHBand="0" w:firstRowFirstColumn="0" w:firstRowLastColumn="0" w:lastRowFirstColumn="0" w:lastRowLastColumn="0"/>
+            </w:pPr>
+            <w:proofErr w:type="spellStart"/>
+            <w:r>
+              <w:t>EmptyCommentException</w:t>
+            </w:r>
+            <w:proofErr w:type="spellEnd"/>
+            <w:r>
+              <w:t> </w:t>
+            </w:r>
+            <w:r>
+              <w:rPr>
+                <w:lang w:val="el-GR"/>
+              </w:rPr>
+              <w:t>με</w:t>
+            </w:r>
+            <w:r>
+              <w:t xml:space="preserve"> </w:t>
+            </w:r>
+            <w:r>
+              <w:rPr>
+                <w:lang w:val="el-GR"/>
+              </w:rPr>
+              <w:t>μήνυμα</w:t>
+            </w:r>
+            <w:r>
+              <w:t xml:space="preserve"> «Comment cannot be empty»</w:t>
+            </w:r>
+          </w:p>
+        </w:tc>
+      </w:tr>
+      <w:tr>
+        <w:tc>
+          <w:tcPr>
+            <w:cnfStyle w:val="001000000000" w:firstRow="0" w:lastRow="0" w:firstColumn="1" w:lastColumn="0" w:oddVBand="0" w:evenVBand="0" w:oddHBand="0" w:evenHBand="0" w:firstRowFirstColumn="0" w:firstRowLastColumn="0" w:lastRowFirstColumn="0" w:lastRowLastColumn="0"/>
+            <w:tcW w:w="0" w:type="auto"/>
+            <w:hideMark/>
+          </w:tcPr>
+          <w:p>
+            <w:pPr>
+              <w:spacing w:before="240" w:after="160" w:line="278" w:lineRule="auto"/>
+              <w:rPr>
+                <w:lang w:val="el-GR"/>
+              </w:rPr>
+            </w:pPr>
+            <w:r>
+              <w:rPr>
+                <w:lang w:val="el-GR"/>
+              </w:rPr>
+              <w:t>Πραγματικό Αποτέλεσμα</w:t>
+            </w:r>
+          </w:p>
+        </w:tc>
+        <w:tc>
+          <w:tcPr>
+            <w:tcW w:w="0" w:type="auto"/>
+            <w:hideMark/>
+          </w:tcPr>
+          <w:p>
+            <w:pPr>
+              <w:spacing w:before="240" w:after="160" w:line="278" w:lineRule="auto"/>
+              <w:cnfStyle w:val="000000000000" w:firstRow="0" w:lastRow="0" w:firstColumn="0" w:lastColumn="0" w:oddVBand="0" w:evenVBand="0" w:oddHBand="0" w:evenHBand="0" w:firstRowFirstColumn="0" w:firstRowLastColumn="0" w:lastRowFirstColumn="0" w:lastRowLastColumn="0"/>
+              <w:rPr>
+                <w:lang w:val="el-GR"/>
+              </w:rPr>
+            </w:pPr>
+            <w:proofErr w:type="spellStart"/>
+            <w:proofErr w:type="gramStart"/>
+            <w:r>
+              <w:t>validateNotEmpty</w:t>
+            </w:r>
+            <w:proofErr w:type="spellEnd"/>
+            <w:r>
+              <w:t>(</w:t>
+            </w:r>
+            <w:proofErr w:type="gramEnd"/>
+            <w:r>
+              <w:t>) </w:t>
+            </w:r>
+            <w:r>
+              <w:rPr>
+                <w:lang w:val="el-GR"/>
+              </w:rPr>
+              <w:t>εντόπισε</w:t>
+            </w:r>
+            <w:r>
+              <w:t xml:space="preserve"> empty/whitespace. Exception </w:t>
+            </w:r>
+            <w:r>
+              <w:rPr>
+                <w:lang w:val="el-GR"/>
+              </w:rPr>
+              <w:t>πετάχτηκε</w:t>
+            </w:r>
+            <w:r>
+              <w:t xml:space="preserve">. </w:t>
+            </w:r>
+            <w:r>
+              <w:rPr>
+                <w:lang w:val="el-GR"/>
+              </w:rPr>
+              <w:t xml:space="preserve">ΒΔ ανέπαφη. Flash </w:t>
+            </w:r>
+            <w:proofErr w:type="spellStart"/>
+            <w:r>
+              <w:rPr>
+                <w:lang w:val="el-GR"/>
+              </w:rPr>
+              <w:t>error</w:t>
+            </w:r>
+            <w:proofErr w:type="spellEnd"/>
+            <w:r>
+              <w:rPr>
+                <w:lang w:val="el-GR"/>
+              </w:rPr>
+              <w:t>.</w:t>
+            </w:r>
+          </w:p>
+        </w:tc>
+      </w:tr>
+      <w:tr>
+        <w:tc>
+          <w:tcPr>
+            <w:cnfStyle w:val="001000000000" w:firstRow="0" w:lastRow="0" w:firstColumn="1" w:lastColumn="0" w:oddVBand="0" w:evenVBand="0" w:oddHBand="0" w:evenHBand="0" w:firstRowFirstColumn="0" w:firstRowLastColumn="0" w:lastRowFirstColumn="0" w:lastRowLastColumn="0"/>
+            <w:tcW w:w="0" w:type="auto"/>
+            <w:hideMark/>
+          </w:tcPr>
+          <w:p>
+            <w:pPr>
+              <w:spacing w:before="240" w:after="160" w:line="278" w:lineRule="auto"/>
+              <w:rPr>
+                <w:lang w:val="el-GR"/>
+              </w:rPr>
+            </w:pPr>
+            <w:r>
+              <w:rPr>
+                <w:lang w:val="el-GR"/>
+              </w:rPr>
+              <w:t>Κατάσταση</w:t>
+            </w:r>
+          </w:p>
+        </w:tc>
+        <w:tc>
+          <w:tcPr>
+            <w:tcW w:w="0" w:type="auto"/>
+            <w:hideMark/>
+          </w:tcPr>
+          <w:p>
+            <w:pPr>
+              <w:spacing w:before="240" w:after="160" w:line="278" w:lineRule="auto"/>
+              <w:cnfStyle w:val="000000000000" w:firstRow="0" w:lastRow="0" w:firstColumn="0" w:lastColumn="0" w:oddVBand="0" w:evenVBand="0" w:oddHBand="0" w:evenHBand="0" w:firstRowFirstColumn="0" w:firstRowLastColumn="0" w:lastRowFirstColumn="0" w:lastRowLastColumn="0"/>
+              <w:rPr>
+                <w:lang w:val="el-GR"/>
+              </w:rPr>
+            </w:pPr>
+            <w:r>
+              <w:rPr>
+                <w:rFonts w:ascii="Segoe UI Emoji" w:hAnsi="Segoe UI Emoji" w:cs="Segoe UI Emoji"/>
+                <w:lang w:val="el-GR"/>
+              </w:rPr>
+              <w:t>✅</w:t>
+            </w:r>
+            <w:r>
+              <w:rPr>
+                <w:lang w:val="el-GR"/>
+              </w:rPr>
+              <w:t> </w:t>
+            </w:r>
+            <w:r>
+              <w:rPr>
+                <w:b/>
+                <w:bCs/>
+                <w:lang w:val="el-GR"/>
+              </w:rPr>
+              <w:t>PASS</w:t>
+            </w:r>
+          </w:p>
+        </w:tc>
+      </w:tr>
+    </w:tbl>
+    <w:p>
+      <w:pPr>
+        <w:spacing w:before="240"/>
+        <w:rPr>
+          <w:lang w:val="el-GR"/>
+        </w:rPr>
+      </w:pPr>
+      <w:r>
+        <w:rPr>
+          <w:lang w:val="el-GR"/>
+        </w:rPr>
+        <w:pict w14:anchorId="64391FC6">
+          <v:rect id="_x0000_i1147" style="width:0;height:.75pt" o:hralign="center" o:hrstd="t" o:hrnoshade="t" o:hr="t" fillcolor="#ccc" stroked="f"/>
+        </w:pict>
+      </w:r>
+    </w:p>
+    <w:p>
+      <w:pPr>
+        <w:spacing w:before="240"/>
+        <w:rPr>
+          <w:b/>
+          <w:bCs/>
+          <w:sz w:val="28"/>
+          <w:szCs w:val="28"/>
+          <w:lang w:val="el-GR"/>
         </w:rPr>
       </w:pPr>
     </w:p>
@@ -29898,7 +33881,73 @@
       <w:pPr>
         <w:spacing w:before="240"/>
         <w:rPr>
-          <w:rFonts w:ascii="Calibri" w:hAnsi="Calibri" w:cs="Calibri"/>
+          <w:b/>
+          <w:bCs/>
+          <w:sz w:val="28"/>
+          <w:szCs w:val="28"/>
+          <w:lang w:val="el-GR"/>
+        </w:rPr>
+      </w:pPr>
+      <w:r>
+        <w:rPr>
+          <w:b/>
+          <w:bCs/>
+          <w:sz w:val="28"/>
+          <w:szCs w:val="28"/>
+          <w:lang w:val="el-GR"/>
+        </w:rPr>
+        <w:t>UC15 — Διαγραφή Σχολίου</w:t>
+      </w:r>
+    </w:p>
+    <w:p>
+      <w:pPr>
+        <w:spacing w:before="240"/>
+        <w:rPr>
+          <w:lang w:val="el-GR"/>
+        </w:rPr>
+      </w:pPr>
+      <w:r>
+        <w:rPr>
+          <w:b/>
+          <w:bCs/>
+          <w:lang w:val="el-GR"/>
+        </w:rPr>
+        <w:t>Κατάσταση Εισόδου:</w:t>
+      </w:r>
+      <w:r>
+        <w:rPr>
+          <w:lang w:val="el-GR"/>
+        </w:rPr>
+        <w:t> Το σχόλιο υπάρχει στη ΒΔ και ο χρήστης είναι ο συντάκτης.</w:t>
+      </w:r>
+      <w:r>
+        <w:rPr>
+          <w:lang w:val="el-GR"/>
+        </w:rPr>
+        <w:br/>
+      </w:r>
+      <w:r>
+        <w:rPr>
+          <w:b/>
+          <w:bCs/>
+          <w:lang w:val="el-GR"/>
+        </w:rPr>
+        <w:t>Κατάσταση Εξόδου:</w:t>
+      </w:r>
+      <w:r>
+        <w:rPr>
+          <w:lang w:val="el-GR"/>
+        </w:rPr>
+        <w:t> Το σχόλιο έχει αφαιρεθεί οριστικά από τη ΒΔ.</w:t>
+      </w:r>
+    </w:p>
+    <w:p>
+      <w:pPr>
+        <w:spacing w:before="240"/>
+        <w:rPr>
+          <w:b/>
+          <w:bCs/>
+          <w:lang w:val="el-GR"/>
         </w:rPr>
       </w:pPr>
     </w:p>
@@ -29906,7 +33955,9 @@
       <w:pPr>
         <w:spacing w:before="240"/>
         <w:rPr>
-          <w:rFonts w:ascii="Calibri" w:hAnsi="Calibri" w:cs="Calibri"/>
+          <w:b/>
+          <w:bCs/>
+          <w:lang w:val="el-GR"/>
         </w:rPr>
       </w:pPr>
     </w:p>
@@ -29914,7 +33965,583 @@
       <w:pPr>
         <w:spacing w:before="240"/>
         <w:rPr>
-          <w:rFonts w:ascii="Calibri" w:hAnsi="Calibri" w:cs="Calibri"/>
+          <w:b/>
+          <w:bCs/>
+          <w:lang w:val="el-GR"/>
+        </w:rPr>
+      </w:pPr>
+      <w:r>
+        <w:rPr>
+          <w:b/>
+          <w:bCs/>
+          <w:lang w:val="el-GR"/>
+        </w:rPr>
+        <w:lastRenderedPageBreak/>
+        <w:t>TC-15-01 — Συντάκτης Διαγράφει Δικό του Σχόλιο</w:t>
+      </w:r>
+    </w:p>
+    <w:tbl>
+      <w:tblPr>
+        <w:tblStyle w:val="GridTable1Light"/>
+        <w:tblW w:w="0" w:type="auto"/>
+        <w:tblLook w:val="04A0" w:firstRow="1" w:lastRow="0" w:firstColumn="1" w:lastColumn="0" w:noHBand="0" w:noVBand="1"/>
+      </w:tblPr>
+      <w:tblGrid>
+        <w:gridCol w:w="2061"/>
+        <w:gridCol w:w="7289"/>
+      </w:tblGrid>
+      <w:tr>
+        <w:trPr>
+          <w:cnfStyle w:val="100000000000" w:firstRow="1" w:lastRow="0" w:firstColumn="0" w:lastColumn="0" w:oddVBand="0" w:evenVBand="0" w:oddHBand="0" w:evenHBand="0" w:firstRowFirstColumn="0" w:firstRowLastColumn="0" w:lastRowFirstColumn="0" w:lastRowLastColumn="0"/>
+        </w:trPr>
+        <w:tc>
+          <w:tcPr>
+            <w:cnfStyle w:val="001000000000" w:firstRow="0" w:lastRow="0" w:firstColumn="1" w:lastColumn="0" w:oddVBand="0" w:evenVBand="0" w:oddHBand="0" w:evenHBand="0" w:firstRowFirstColumn="0" w:firstRowLastColumn="0" w:lastRowFirstColumn="0" w:lastRowLastColumn="0"/>
+            <w:tcW w:w="0" w:type="auto"/>
+            <w:hideMark/>
+          </w:tcPr>
+          <w:p>
+            <w:pPr>
+              <w:spacing w:before="240" w:after="160" w:line="278" w:lineRule="auto"/>
+              <w:rPr>
+                <w:lang w:val="el-GR"/>
+              </w:rPr>
+            </w:pPr>
+            <w:r>
+              <w:rPr>
+                <w:lang w:val="el-GR"/>
+              </w:rPr>
+              <w:t>Πεδίο</w:t>
+            </w:r>
+          </w:p>
+        </w:tc>
+        <w:tc>
+          <w:tcPr>
+            <w:tcW w:w="0" w:type="auto"/>
+            <w:hideMark/>
+          </w:tcPr>
+          <w:p>
+            <w:pPr>
+              <w:spacing w:before="240" w:after="160" w:line="278" w:lineRule="auto"/>
+              <w:cnfStyle w:val="100000000000" w:firstRow="1" w:lastRow="0" w:firstColumn="0" w:lastColumn="0" w:oddVBand="0" w:evenVBand="0" w:oddHBand="0" w:evenHBand="0" w:firstRowFirstColumn="0" w:firstRowLastColumn="0" w:lastRowFirstColumn="0" w:lastRowLastColumn="0"/>
+              <w:rPr>
+                <w:lang w:val="el-GR"/>
+              </w:rPr>
+            </w:pPr>
+            <w:r>
+              <w:rPr>
+                <w:lang w:val="el-GR"/>
+              </w:rPr>
+              <w:t>Τιμή</w:t>
+            </w:r>
+          </w:p>
+        </w:tc>
+      </w:tr>
+      <w:tr>
+        <w:tc>
+          <w:tcPr>
+            <w:cnfStyle w:val="001000000000" w:firstRow="0" w:lastRow="0" w:firstColumn="1" w:lastColumn="0" w:oddVBand="0" w:evenVBand="0" w:oddHBand="0" w:evenHBand="0" w:firstRowFirstColumn="0" w:firstRowLastColumn="0" w:lastRowFirstColumn="0" w:lastRowLastColumn="0"/>
+            <w:tcW w:w="0" w:type="auto"/>
+            <w:hideMark/>
+          </w:tcPr>
+          <w:p>
+            <w:pPr>
+              <w:spacing w:before="240" w:after="160" w:line="278" w:lineRule="auto"/>
+              <w:rPr>
+                <w:lang w:val="el-GR"/>
+              </w:rPr>
+            </w:pPr>
+            <w:r>
+              <w:rPr>
+                <w:lang w:val="el-GR"/>
+              </w:rPr>
+              <w:t>Σκοπός</w:t>
+            </w:r>
+          </w:p>
+        </w:tc>
+        <w:tc>
+          <w:tcPr>
+            <w:tcW w:w="0" w:type="auto"/>
+            <w:hideMark/>
+          </w:tcPr>
+          <w:p>
+            <w:pPr>
+              <w:spacing w:before="240" w:after="160" w:line="278" w:lineRule="auto"/>
+              <w:cnfStyle w:val="000000000000" w:firstRow="0" w:lastRow="0" w:firstColumn="0" w:lastColumn="0" w:oddVBand="0" w:evenVBand="0" w:oddHBand="0" w:evenHBand="0" w:firstRowFirstColumn="0" w:firstRowLastColumn="0" w:lastRowFirstColumn="0" w:lastRowLastColumn="0"/>
+            </w:pPr>
+            <w:r>
+              <w:rPr>
+                <w:lang w:val="el-GR"/>
+              </w:rPr>
+              <w:t>Επαλήθευση</w:t>
+            </w:r>
+            <w:r>
+              <w:t> </w:t>
+            </w:r>
+            <w:proofErr w:type="spellStart"/>
+            <w:r>
+              <w:t>removeComment</w:t>
+            </w:r>
+            <w:proofErr w:type="spellEnd"/>
+            <w:r>
+              <w:t>() </w:t>
+            </w:r>
+            <w:r>
+              <w:rPr>
+                <w:lang w:val="el-GR"/>
+              </w:rPr>
+              <w:t>με</w:t>
+            </w:r>
+            <w:r>
+              <w:t xml:space="preserve"> author check</w:t>
+            </w:r>
+          </w:p>
+        </w:tc>
+      </w:tr>
+      <w:tr>
+        <w:tc>
+          <w:tcPr>
+            <w:cnfStyle w:val="001000000000" w:firstRow="0" w:lastRow="0" w:firstColumn="1" w:lastColumn="0" w:oddVBand="0" w:evenVBand="0" w:oddHBand="0" w:evenHBand="0" w:firstRowFirstColumn="0" w:firstRowLastColumn="0" w:lastRowFirstColumn="0" w:lastRowLastColumn="0"/>
+            <w:tcW w:w="0" w:type="auto"/>
+            <w:hideMark/>
+          </w:tcPr>
+          <w:p>
+            <w:pPr>
+              <w:spacing w:before="240" w:after="160" w:line="278" w:lineRule="auto"/>
+              <w:rPr>
+                <w:lang w:val="el-GR"/>
+              </w:rPr>
+            </w:pPr>
+            <w:r>
+              <w:rPr>
+                <w:lang w:val="el-GR"/>
+              </w:rPr>
+              <w:t>Κατηγορία</w:t>
+            </w:r>
+          </w:p>
+        </w:tc>
+        <w:tc>
+          <w:tcPr>
+            <w:tcW w:w="0" w:type="auto"/>
+            <w:hideMark/>
+          </w:tcPr>
+          <w:p>
+            <w:pPr>
+              <w:spacing w:before="240" w:after="160" w:line="278" w:lineRule="auto"/>
+              <w:cnfStyle w:val="000000000000" w:firstRow="0" w:lastRow="0" w:firstColumn="0" w:lastColumn="0" w:oddVBand="0" w:evenVBand="0" w:oddHBand="0" w:evenHBand="0" w:firstRowFirstColumn="0" w:firstRowLastColumn="0" w:lastRowFirstColumn="0" w:lastRowLastColumn="0"/>
+              <w:rPr>
+                <w:lang w:val="el-GR"/>
+              </w:rPr>
+            </w:pPr>
+            <w:proofErr w:type="spellStart"/>
+            <w:r>
+              <w:rPr>
+                <w:lang w:val="el-GR"/>
+              </w:rPr>
+              <w:t>Functional</w:t>
+            </w:r>
+            <w:proofErr w:type="spellEnd"/>
+          </w:p>
+        </w:tc>
+      </w:tr>
+      <w:tr>
+        <w:tc>
+          <w:tcPr>
+            <w:cnfStyle w:val="001000000000" w:firstRow="0" w:lastRow="0" w:firstColumn="1" w:lastColumn="0" w:oddVBand="0" w:evenVBand="0" w:oddHBand="0" w:evenHBand="0" w:firstRowFirstColumn="0" w:firstRowLastColumn="0" w:lastRowFirstColumn="0" w:lastRowLastColumn="0"/>
+            <w:tcW w:w="0" w:type="auto"/>
+            <w:hideMark/>
+          </w:tcPr>
+          <w:p>
+            <w:pPr>
+              <w:spacing w:before="240" w:after="160" w:line="278" w:lineRule="auto"/>
+              <w:rPr>
+                <w:lang w:val="el-GR"/>
+              </w:rPr>
+            </w:pPr>
+            <w:r>
+              <w:rPr>
+                <w:lang w:val="el-GR"/>
+              </w:rPr>
+              <w:t>Τεχνική</w:t>
+            </w:r>
+          </w:p>
+        </w:tc>
+        <w:tc>
+          <w:tcPr>
+            <w:tcW w:w="0" w:type="auto"/>
+            <w:hideMark/>
+          </w:tcPr>
+          <w:p>
+            <w:pPr>
+              <w:spacing w:before="240" w:after="160" w:line="278" w:lineRule="auto"/>
+              <w:cnfStyle w:val="000000000000" w:firstRow="0" w:lastRow="0" w:firstColumn="0" w:lastColumn="0" w:oddVBand="0" w:evenVBand="0" w:oddHBand="0" w:evenHBand="0" w:firstRowFirstColumn="0" w:firstRowLastColumn="0" w:lastRowFirstColumn="0" w:lastRowLastColumn="0"/>
+              <w:rPr>
+                <w:lang w:val="el-GR"/>
+              </w:rPr>
+            </w:pPr>
+            <w:proofErr w:type="spellStart"/>
+            <w:r>
+              <w:rPr>
+                <w:lang w:val="el-GR"/>
+              </w:rPr>
+              <w:t>Black-Box</w:t>
+            </w:r>
+            <w:proofErr w:type="spellEnd"/>
+            <w:r>
+              <w:rPr>
+                <w:lang w:val="el-GR"/>
+              </w:rPr>
+              <w:t xml:space="preserve"> / </w:t>
+            </w:r>
+            <w:proofErr w:type="spellStart"/>
+            <w:r>
+              <w:rPr>
+                <w:lang w:val="el-GR"/>
+              </w:rPr>
+              <w:t>Happy</w:t>
+            </w:r>
+            <w:proofErr w:type="spellEnd"/>
+            <w:r>
+              <w:rPr>
+                <w:lang w:val="el-GR"/>
+              </w:rPr>
+              <w:t xml:space="preserve"> </w:t>
+            </w:r>
+            <w:proofErr w:type="spellStart"/>
+            <w:r>
+              <w:rPr>
+                <w:lang w:val="el-GR"/>
+              </w:rPr>
+              <w:t>Path</w:t>
+            </w:r>
+            <w:proofErr w:type="spellEnd"/>
+          </w:p>
+        </w:tc>
+      </w:tr>
+      <w:tr>
+        <w:tc>
+          <w:tcPr>
+            <w:cnfStyle w:val="001000000000" w:firstRow="0" w:lastRow="0" w:firstColumn="1" w:lastColumn="0" w:oddVBand="0" w:evenVBand="0" w:oddHBand="0" w:evenHBand="0" w:firstRowFirstColumn="0" w:firstRowLastColumn="0" w:lastRowFirstColumn="0" w:lastRowLastColumn="0"/>
+            <w:tcW w:w="0" w:type="auto"/>
+            <w:hideMark/>
+          </w:tcPr>
+          <w:p>
+            <w:pPr>
+              <w:spacing w:before="240" w:after="160" w:line="278" w:lineRule="auto"/>
+              <w:rPr>
+                <w:lang w:val="el-GR"/>
+              </w:rPr>
+            </w:pPr>
+            <w:r>
+              <w:rPr>
+                <w:lang w:val="el-GR"/>
+              </w:rPr>
+              <w:t>Προτεραιότητα</w:t>
+            </w:r>
+          </w:p>
+        </w:tc>
+        <w:tc>
+          <w:tcPr>
+            <w:tcW w:w="0" w:type="auto"/>
+            <w:hideMark/>
+          </w:tcPr>
+          <w:p>
+            <w:pPr>
+              <w:spacing w:before="240" w:after="160" w:line="278" w:lineRule="auto"/>
+              <w:cnfStyle w:val="000000000000" w:firstRow="0" w:lastRow="0" w:firstColumn="0" w:lastColumn="0" w:oddVBand="0" w:evenVBand="0" w:oddHBand="0" w:evenHBand="0" w:firstRowFirstColumn="0" w:firstRowLastColumn="0" w:lastRowFirstColumn="0" w:lastRowLastColumn="0"/>
+              <w:rPr>
+                <w:lang w:val="el-GR"/>
+              </w:rPr>
+            </w:pPr>
+            <w:r>
+              <w:rPr>
+                <w:lang w:val="el-GR"/>
+              </w:rPr>
+              <w:t>HIGH</w:t>
+            </w:r>
+          </w:p>
+        </w:tc>
+      </w:tr>
+      <w:tr>
+        <w:tc>
+          <w:tcPr>
+            <w:cnfStyle w:val="001000000000" w:firstRow="0" w:lastRow="0" w:firstColumn="1" w:lastColumn="0" w:oddVBand="0" w:evenVBand="0" w:oddHBand="0" w:evenHBand="0" w:firstRowFirstColumn="0" w:firstRowLastColumn="0" w:lastRowFirstColumn="0" w:lastRowLastColumn="0"/>
+            <w:tcW w:w="0" w:type="auto"/>
+            <w:hideMark/>
+          </w:tcPr>
+          <w:p>
+            <w:pPr>
+              <w:spacing w:before="240" w:after="160" w:line="278" w:lineRule="auto"/>
+              <w:rPr>
+                <w:lang w:val="el-GR"/>
+              </w:rPr>
+            </w:pPr>
+            <w:r>
+              <w:rPr>
+                <w:lang w:val="el-GR"/>
+              </w:rPr>
+              <w:t>Δεδομένα Εισόδου</w:t>
+            </w:r>
+          </w:p>
+        </w:tc>
+        <w:tc>
+          <w:tcPr>
+            <w:tcW w:w="0" w:type="auto"/>
+            <w:hideMark/>
+          </w:tcPr>
+          <w:p>
+            <w:pPr>
+              <w:spacing w:before="240" w:after="160" w:line="278" w:lineRule="auto"/>
+              <w:cnfStyle w:val="000000000000" w:firstRow="0" w:lastRow="0" w:firstColumn="0" w:lastColumn="0" w:oddVBand="0" w:evenVBand="0" w:oddHBand="0" w:evenHBand="0" w:firstRowFirstColumn="0" w:firstRowLastColumn="0" w:lastRowFirstColumn="0" w:lastRowLastColumn="0"/>
+              <w:rPr>
+                <w:lang w:val="el-GR"/>
+              </w:rPr>
+            </w:pPr>
+            <w:proofErr w:type="spellStart"/>
+            <w:r>
+              <w:rPr>
+                <w:lang w:val="el-GR"/>
+              </w:rPr>
+              <w:t>currentUser</w:t>
+            </w:r>
+            <w:proofErr w:type="spellEnd"/>
+            <w:r>
+              <w:rPr>
+                <w:lang w:val="el-GR"/>
+              </w:rPr>
+              <w:t xml:space="preserve"> = </w:t>
+            </w:r>
+            <w:proofErr w:type="spellStart"/>
+            <w:r>
+              <w:rPr>
+                <w:lang w:val="el-GR"/>
+              </w:rPr>
+              <w:t>σχόλιο.author</w:t>
+            </w:r>
+            <w:proofErr w:type="spellEnd"/>
+          </w:p>
+        </w:tc>
+      </w:tr>
+      <w:tr>
+        <w:tc>
+          <w:tcPr>
+            <w:cnfStyle w:val="001000000000" w:firstRow="0" w:lastRow="0" w:firstColumn="1" w:lastColumn="0" w:oddVBand="0" w:evenVBand="0" w:oddHBand="0" w:evenHBand="0" w:firstRowFirstColumn="0" w:firstRowLastColumn="0" w:lastRowFirstColumn="0" w:lastRowLastColumn="0"/>
+            <w:tcW w:w="0" w:type="auto"/>
+            <w:hideMark/>
+          </w:tcPr>
+          <w:p>
+            <w:pPr>
+              <w:spacing w:before="240" w:after="160" w:line="278" w:lineRule="auto"/>
+              <w:rPr>
+                <w:lang w:val="el-GR"/>
+              </w:rPr>
+            </w:pPr>
+            <w:r>
+              <w:rPr>
+                <w:lang w:val="el-GR"/>
+              </w:rPr>
+              <w:t>Αναμενόμενο Αποτέλεσμα</w:t>
+            </w:r>
+          </w:p>
+        </w:tc>
+        <w:tc>
+          <w:tcPr>
+            <w:tcW w:w="0" w:type="auto"/>
+            <w:hideMark/>
+          </w:tcPr>
+          <w:p>
+            <w:pPr>
+              <w:spacing w:before="240" w:after="160" w:line="278" w:lineRule="auto"/>
+              <w:cnfStyle w:val="000000000000" w:firstRow="0" w:lastRow="0" w:firstColumn="0" w:lastColumn="0" w:oddVBand="0" w:evenVBand="0" w:oddHBand="0" w:evenHBand="0" w:firstRowFirstColumn="0" w:firstRowLastColumn="0" w:lastRowFirstColumn="0" w:lastRowLastColumn="0"/>
+              <w:rPr>
+                <w:lang w:val="el-GR"/>
+              </w:rPr>
+            </w:pPr>
+            <w:r>
+              <w:rPr>
+                <w:lang w:val="el-GR"/>
+              </w:rPr>
+              <w:t xml:space="preserve">Σχόλιο διαγράφεται από τη ΒΔ + flash </w:t>
+            </w:r>
+            <w:proofErr w:type="spellStart"/>
+            <w:r>
+              <w:rPr>
+                <w:lang w:val="el-GR"/>
+              </w:rPr>
+              <w:t>success</w:t>
+            </w:r>
+            <w:proofErr w:type="spellEnd"/>
+          </w:p>
+        </w:tc>
+      </w:tr>
+      <w:tr>
+        <w:tc>
+          <w:tcPr>
+            <w:cnfStyle w:val="001000000000" w:firstRow="0" w:lastRow="0" w:firstColumn="1" w:lastColumn="0" w:oddVBand="0" w:evenVBand="0" w:oddHBand="0" w:evenHBand="0" w:firstRowFirstColumn="0" w:firstRowLastColumn="0" w:lastRowFirstColumn="0" w:lastRowLastColumn="0"/>
+            <w:tcW w:w="0" w:type="auto"/>
+            <w:hideMark/>
+          </w:tcPr>
+          <w:p>
+            <w:pPr>
+              <w:spacing w:before="240" w:after="160" w:line="278" w:lineRule="auto"/>
+              <w:rPr>
+                <w:lang w:val="el-GR"/>
+              </w:rPr>
+            </w:pPr>
+            <w:r>
+              <w:rPr>
+                <w:lang w:val="el-GR"/>
+              </w:rPr>
+              <w:t>Πραγματικό Αποτέλεσμα</w:t>
+            </w:r>
+          </w:p>
+        </w:tc>
+        <w:tc>
+          <w:tcPr>
+            <w:tcW w:w="0" w:type="auto"/>
+            <w:hideMark/>
+          </w:tcPr>
+          <w:p>
+            <w:pPr>
+              <w:spacing w:before="240" w:after="160" w:line="278" w:lineRule="auto"/>
+              <w:cnfStyle w:val="000000000000" w:firstRow="0" w:lastRow="0" w:firstColumn="0" w:lastColumn="0" w:oddVBand="0" w:evenVBand="0" w:oddHBand="0" w:evenHBand="0" w:firstRowFirstColumn="0" w:firstRowLastColumn="0" w:lastRowFirstColumn="0" w:lastRowLastColumn="0"/>
+              <w:rPr>
+                <w:lang w:val="el-GR"/>
+              </w:rPr>
+            </w:pPr>
+            <w:r>
+              <w:t xml:space="preserve">Author check </w:t>
+            </w:r>
+            <w:r>
+              <w:rPr>
+                <w:lang w:val="el-GR"/>
+              </w:rPr>
+              <w:t>πέρασε</w:t>
+            </w:r>
+            <w:r>
+              <w:t xml:space="preserve"> (comment.author.id == currentUser.id). </w:t>
+            </w:r>
+            <w:proofErr w:type="spellStart"/>
+            <w:r>
+              <w:t>commentRepository.delete</w:t>
+            </w:r>
+            <w:proofErr w:type="spellEnd"/>
+            <w:r>
+              <w:t>() </w:t>
+            </w:r>
+            <w:r>
+              <w:rPr>
+                <w:lang w:val="el-GR"/>
+              </w:rPr>
+              <w:t>καλέστηκε</w:t>
+            </w:r>
+            <w:r>
+              <w:t xml:space="preserve">. </w:t>
+            </w:r>
+            <w:r>
+              <w:rPr>
+                <w:lang w:val="el-GR"/>
+              </w:rPr>
+              <w:t>Flash «</w:t>
+            </w:r>
+            <w:proofErr w:type="spellStart"/>
+            <w:r>
+              <w:rPr>
+                <w:lang w:val="el-GR"/>
+              </w:rPr>
+              <w:t>Comment</w:t>
+            </w:r>
+            <w:proofErr w:type="spellEnd"/>
+            <w:r>
+              <w:rPr>
+                <w:lang w:val="el-GR"/>
+              </w:rPr>
+              <w:t xml:space="preserve"> </w:t>
+            </w:r>
+            <w:proofErr w:type="spellStart"/>
+            <w:r>
+              <w:rPr>
+                <w:lang w:val="el-GR"/>
+              </w:rPr>
+              <w:t>deleted</w:t>
+            </w:r>
+            <w:proofErr w:type="spellEnd"/>
+            <w:r>
+              <w:rPr>
+                <w:lang w:val="el-GR"/>
+              </w:rPr>
+              <w:t>».</w:t>
+            </w:r>
+          </w:p>
+        </w:tc>
+      </w:tr>
+      <w:tr>
+        <w:tc>
+          <w:tcPr>
+            <w:cnfStyle w:val="001000000000" w:firstRow="0" w:lastRow="0" w:firstColumn="1" w:lastColumn="0" w:oddVBand="0" w:evenVBand="0" w:oddHBand="0" w:evenHBand="0" w:firstRowFirstColumn="0" w:firstRowLastColumn="0" w:lastRowFirstColumn="0" w:lastRowLastColumn="0"/>
+            <w:tcW w:w="0" w:type="auto"/>
+            <w:hideMark/>
+          </w:tcPr>
+          <w:p>
+            <w:pPr>
+              <w:spacing w:before="240" w:after="160" w:line="278" w:lineRule="auto"/>
+              <w:rPr>
+                <w:lang w:val="el-GR"/>
+              </w:rPr>
+            </w:pPr>
+            <w:r>
+              <w:rPr>
+                <w:lang w:val="el-GR"/>
+              </w:rPr>
+              <w:t>Κατάσταση</w:t>
+            </w:r>
+          </w:p>
+        </w:tc>
+        <w:tc>
+          <w:tcPr>
+            <w:tcW w:w="0" w:type="auto"/>
+            <w:hideMark/>
+          </w:tcPr>
+          <w:p>
+            <w:pPr>
+              <w:spacing w:before="240" w:after="160" w:line="278" w:lineRule="auto"/>
+              <w:cnfStyle w:val="000000000000" w:firstRow="0" w:lastRow="0" w:firstColumn="0" w:lastColumn="0" w:oddVBand="0" w:evenVBand="0" w:oddHBand="0" w:evenHBand="0" w:firstRowFirstColumn="0" w:firstRowLastColumn="0" w:lastRowFirstColumn="0" w:lastRowLastColumn="0"/>
+              <w:rPr>
+                <w:lang w:val="el-GR"/>
+              </w:rPr>
+            </w:pPr>
+            <w:r>
+              <w:rPr>
+                <w:rFonts w:ascii="Segoe UI Emoji" w:hAnsi="Segoe UI Emoji" w:cs="Segoe UI Emoji"/>
+                <w:lang w:val="el-GR"/>
+              </w:rPr>
+              <w:t>✅</w:t>
+            </w:r>
+            <w:r>
+              <w:rPr>
+                <w:lang w:val="el-GR"/>
+              </w:rPr>
+              <w:t> </w:t>
+            </w:r>
+            <w:r>
+              <w:rPr>
+                <w:b/>
+                <w:bCs/>
+                <w:lang w:val="el-GR"/>
+              </w:rPr>
+              <w:t>PASS</w:t>
+            </w:r>
+          </w:p>
+        </w:tc>
+      </w:tr>
+    </w:tbl>
+    <w:p>
+      <w:pPr>
+        <w:spacing w:before="240"/>
+        <w:rPr>
+          <w:b/>
+          <w:bCs/>
+          <w:lang w:val="el-GR"/>
         </w:rPr>
       </w:pPr>
     </w:p>
@@ -29922,7 +34549,1357 @@
       <w:pPr>
         <w:spacing w:before="240"/>
         <w:rPr>
-          <w:rFonts w:ascii="Calibri" w:hAnsi="Calibri" w:cs="Calibri"/>
+          <w:b/>
+          <w:bCs/>
+          <w:lang w:val="el-GR"/>
+        </w:rPr>
+      </w:pPr>
+      <w:r>
+        <w:rPr>
+          <w:b/>
+          <w:bCs/>
+          <w:lang w:val="el-GR"/>
+        </w:rPr>
+        <w:t>TC-15-02 — Ακύρωση Διαγραφής (</w:t>
+      </w:r>
+      <w:proofErr w:type="spellStart"/>
+      <w:r>
+        <w:rPr>
+          <w:b/>
+          <w:bCs/>
+          <w:lang w:val="el-GR"/>
+        </w:rPr>
+        <w:t>Frontend-only</w:t>
+      </w:r>
+      <w:proofErr w:type="spellEnd"/>
+      <w:r>
+        <w:rPr>
+          <w:b/>
+          <w:bCs/>
+          <w:lang w:val="el-GR"/>
+        </w:rPr>
+        <w:t>)</w:t>
+      </w:r>
+    </w:p>
+    <w:tbl>
+      <w:tblPr>
+        <w:tblStyle w:val="GridTable1Light"/>
+        <w:tblW w:w="0" w:type="auto"/>
+        <w:tblLook w:val="04A0" w:firstRow="1" w:lastRow="0" w:firstColumn="1" w:lastColumn="0" w:noHBand="0" w:noVBand="1"/>
+      </w:tblPr>
+      <w:tblGrid>
+        <w:gridCol w:w="2640"/>
+        <w:gridCol w:w="6710"/>
+      </w:tblGrid>
+      <w:tr>
+        <w:trPr>
+          <w:cnfStyle w:val="100000000000" w:firstRow="1" w:lastRow="0" w:firstColumn="0" w:lastColumn="0" w:oddVBand="0" w:evenVBand="0" w:oddHBand="0" w:evenHBand="0" w:firstRowFirstColumn="0" w:firstRowLastColumn="0" w:lastRowFirstColumn="0" w:lastRowLastColumn="0"/>
+        </w:trPr>
+        <w:tc>
+          <w:tcPr>
+            <w:cnfStyle w:val="001000000000" w:firstRow="0" w:lastRow="0" w:firstColumn="1" w:lastColumn="0" w:oddVBand="0" w:evenVBand="0" w:oddHBand="0" w:evenHBand="0" w:firstRowFirstColumn="0" w:firstRowLastColumn="0" w:lastRowFirstColumn="0" w:lastRowLastColumn="0"/>
+            <w:tcW w:w="0" w:type="auto"/>
+            <w:hideMark/>
+          </w:tcPr>
+          <w:p>
+            <w:pPr>
+              <w:spacing w:before="240" w:after="160" w:line="278" w:lineRule="auto"/>
+              <w:rPr>
+                <w:lang w:val="el-GR"/>
+              </w:rPr>
+            </w:pPr>
+            <w:r>
+              <w:rPr>
+                <w:lang w:val="el-GR"/>
+              </w:rPr>
+              <w:t>Πεδίο</w:t>
+            </w:r>
+          </w:p>
+        </w:tc>
+        <w:tc>
+          <w:tcPr>
+            <w:tcW w:w="0" w:type="auto"/>
+            <w:hideMark/>
+          </w:tcPr>
+          <w:p>
+            <w:pPr>
+              <w:spacing w:before="240" w:after="160" w:line="278" w:lineRule="auto"/>
+              <w:cnfStyle w:val="100000000000" w:firstRow="1" w:lastRow="0" w:firstColumn="0" w:lastColumn="0" w:oddVBand="0" w:evenVBand="0" w:oddHBand="0" w:evenHBand="0" w:firstRowFirstColumn="0" w:firstRowLastColumn="0" w:lastRowFirstColumn="0" w:lastRowLastColumn="0"/>
+              <w:rPr>
+                <w:lang w:val="el-GR"/>
+              </w:rPr>
+            </w:pPr>
+            <w:r>
+              <w:rPr>
+                <w:lang w:val="el-GR"/>
+              </w:rPr>
+              <w:t>Τιμή</w:t>
+            </w:r>
+          </w:p>
+        </w:tc>
+      </w:tr>
+      <w:tr>
+        <w:tc>
+          <w:tcPr>
+            <w:cnfStyle w:val="001000000000" w:firstRow="0" w:lastRow="0" w:firstColumn="1" w:lastColumn="0" w:oddVBand="0" w:evenVBand="0" w:oddHBand="0" w:evenHBand="0" w:firstRowFirstColumn="0" w:firstRowLastColumn="0" w:lastRowFirstColumn="0" w:lastRowLastColumn="0"/>
+            <w:tcW w:w="0" w:type="auto"/>
+            <w:hideMark/>
+          </w:tcPr>
+          <w:p>
+            <w:pPr>
+              <w:spacing w:before="240" w:after="160" w:line="278" w:lineRule="auto"/>
+              <w:rPr>
+                <w:lang w:val="el-GR"/>
+              </w:rPr>
+            </w:pPr>
+            <w:r>
+              <w:rPr>
+                <w:lang w:val="el-GR"/>
+              </w:rPr>
+              <w:t>Σκοπός</w:t>
+            </w:r>
+          </w:p>
+        </w:tc>
+        <w:tc>
+          <w:tcPr>
+            <w:tcW w:w="0" w:type="auto"/>
+            <w:hideMark/>
+          </w:tcPr>
+          <w:p>
+            <w:pPr>
+              <w:spacing w:before="240" w:after="160" w:line="278" w:lineRule="auto"/>
+              <w:cnfStyle w:val="000000000000" w:firstRow="0" w:lastRow="0" w:firstColumn="0" w:lastColumn="0" w:oddVBand="0" w:evenVBand="0" w:oddHBand="0" w:evenHBand="0" w:firstRowFirstColumn="0" w:firstRowLastColumn="0" w:lastRowFirstColumn="0" w:lastRowLastColumn="0"/>
+              <w:rPr>
+                <w:lang w:val="el-GR"/>
+              </w:rPr>
+            </w:pPr>
+            <w:r>
+              <w:rPr>
+                <w:lang w:val="el-GR"/>
+              </w:rPr>
+              <w:t>Επαλήθευση ότι «</w:t>
+            </w:r>
+            <w:proofErr w:type="spellStart"/>
+            <w:r>
+              <w:rPr>
+                <w:lang w:val="el-GR"/>
+              </w:rPr>
+              <w:t>Cancel</w:t>
+            </w:r>
+            <w:proofErr w:type="spellEnd"/>
+            <w:r>
+              <w:rPr>
+                <w:lang w:val="el-GR"/>
+              </w:rPr>
+              <w:t>» δεν προκαλεί αλλαγή</w:t>
+            </w:r>
+          </w:p>
+        </w:tc>
+      </w:tr>
+      <w:tr>
+        <w:tc>
+          <w:tcPr>
+            <w:cnfStyle w:val="001000000000" w:firstRow="0" w:lastRow="0" w:firstColumn="1" w:lastColumn="0" w:oddVBand="0" w:evenVBand="0" w:oddHBand="0" w:evenHBand="0" w:firstRowFirstColumn="0" w:firstRowLastColumn="0" w:lastRowFirstColumn="0" w:lastRowLastColumn="0"/>
+            <w:tcW w:w="0" w:type="auto"/>
+            <w:hideMark/>
+          </w:tcPr>
+          <w:p>
+            <w:pPr>
+              <w:spacing w:before="240" w:after="160" w:line="278" w:lineRule="auto"/>
+              <w:rPr>
+                <w:lang w:val="el-GR"/>
+              </w:rPr>
+            </w:pPr>
+            <w:r>
+              <w:rPr>
+                <w:lang w:val="el-GR"/>
+              </w:rPr>
+              <w:t>Κατηγορία</w:t>
+            </w:r>
+          </w:p>
+        </w:tc>
+        <w:tc>
+          <w:tcPr>
+            <w:tcW w:w="0" w:type="auto"/>
+            <w:hideMark/>
+          </w:tcPr>
+          <w:p>
+            <w:pPr>
+              <w:spacing w:before="240" w:after="160" w:line="278" w:lineRule="auto"/>
+              <w:cnfStyle w:val="000000000000" w:firstRow="0" w:lastRow="0" w:firstColumn="0" w:lastColumn="0" w:oddVBand="0" w:evenVBand="0" w:oddHBand="0" w:evenHBand="0" w:firstRowFirstColumn="0" w:firstRowLastColumn="0" w:lastRowFirstColumn="0" w:lastRowLastColumn="0"/>
+              <w:rPr>
+                <w:lang w:val="el-GR"/>
+              </w:rPr>
+            </w:pPr>
+            <w:proofErr w:type="spellStart"/>
+            <w:r>
+              <w:rPr>
+                <w:lang w:val="el-GR"/>
+              </w:rPr>
+              <w:t>Functional</w:t>
+            </w:r>
+            <w:proofErr w:type="spellEnd"/>
+          </w:p>
+        </w:tc>
+      </w:tr>
+      <w:tr>
+        <w:tc>
+          <w:tcPr>
+            <w:cnfStyle w:val="001000000000" w:firstRow="0" w:lastRow="0" w:firstColumn="1" w:lastColumn="0" w:oddVBand="0" w:evenVBand="0" w:oddHBand="0" w:evenHBand="0" w:firstRowFirstColumn="0" w:firstRowLastColumn="0" w:lastRowFirstColumn="0" w:lastRowLastColumn="0"/>
+            <w:tcW w:w="0" w:type="auto"/>
+            <w:hideMark/>
+          </w:tcPr>
+          <w:p>
+            <w:pPr>
+              <w:spacing w:before="240" w:after="160" w:line="278" w:lineRule="auto"/>
+              <w:rPr>
+                <w:lang w:val="el-GR"/>
+              </w:rPr>
+            </w:pPr>
+            <w:r>
+              <w:rPr>
+                <w:lang w:val="el-GR"/>
+              </w:rPr>
+              <w:lastRenderedPageBreak/>
+              <w:t>Τεχνική</w:t>
+            </w:r>
+          </w:p>
+        </w:tc>
+        <w:tc>
+          <w:tcPr>
+            <w:tcW w:w="0" w:type="auto"/>
+            <w:hideMark/>
+          </w:tcPr>
+          <w:p>
+            <w:pPr>
+              <w:spacing w:before="240" w:after="160" w:line="278" w:lineRule="auto"/>
+              <w:cnfStyle w:val="000000000000" w:firstRow="0" w:lastRow="0" w:firstColumn="0" w:lastColumn="0" w:oddVBand="0" w:evenVBand="0" w:oddHBand="0" w:evenHBand="0" w:firstRowFirstColumn="0" w:firstRowLastColumn="0" w:lastRowFirstColumn="0" w:lastRowLastColumn="0"/>
+              <w:rPr>
+                <w:lang w:val="el-GR"/>
+              </w:rPr>
+            </w:pPr>
+            <w:proofErr w:type="spellStart"/>
+            <w:r>
+              <w:rPr>
+                <w:lang w:val="el-GR"/>
+              </w:rPr>
+              <w:t>Manual</w:t>
+            </w:r>
+            <w:proofErr w:type="spellEnd"/>
+            <w:r>
+              <w:rPr>
+                <w:lang w:val="el-GR"/>
+              </w:rPr>
+              <w:t xml:space="preserve"> </w:t>
+            </w:r>
+            <w:proofErr w:type="spellStart"/>
+            <w:r>
+              <w:rPr>
+                <w:lang w:val="el-GR"/>
+              </w:rPr>
+              <w:t>Black-Box</w:t>
+            </w:r>
+            <w:proofErr w:type="spellEnd"/>
+          </w:p>
+        </w:tc>
+      </w:tr>
+      <w:tr>
+        <w:tc>
+          <w:tcPr>
+            <w:cnfStyle w:val="001000000000" w:firstRow="0" w:lastRow="0" w:firstColumn="1" w:lastColumn="0" w:oddVBand="0" w:evenVBand="0" w:oddHBand="0" w:evenHBand="0" w:firstRowFirstColumn="0" w:firstRowLastColumn="0" w:lastRowFirstColumn="0" w:lastRowLastColumn="0"/>
+            <w:tcW w:w="0" w:type="auto"/>
+            <w:hideMark/>
+          </w:tcPr>
+          <w:p>
+            <w:pPr>
+              <w:spacing w:before="240" w:after="160" w:line="278" w:lineRule="auto"/>
+              <w:rPr>
+                <w:lang w:val="el-GR"/>
+              </w:rPr>
+            </w:pPr>
+            <w:r>
+              <w:rPr>
+                <w:lang w:val="el-GR"/>
+              </w:rPr>
+              <w:t>Προτεραιότητα</w:t>
+            </w:r>
+          </w:p>
+        </w:tc>
+        <w:tc>
+          <w:tcPr>
+            <w:tcW w:w="0" w:type="auto"/>
+            <w:hideMark/>
+          </w:tcPr>
+          <w:p>
+            <w:pPr>
+              <w:spacing w:before="240" w:after="160" w:line="278" w:lineRule="auto"/>
+              <w:cnfStyle w:val="000000000000" w:firstRow="0" w:lastRow="0" w:firstColumn="0" w:lastColumn="0" w:oddVBand="0" w:evenVBand="0" w:oddHBand="0" w:evenHBand="0" w:firstRowFirstColumn="0" w:firstRowLastColumn="0" w:lastRowFirstColumn="0" w:lastRowLastColumn="0"/>
+              <w:rPr>
+                <w:lang w:val="el-GR"/>
+              </w:rPr>
+            </w:pPr>
+            <w:r>
+              <w:rPr>
+                <w:lang w:val="el-GR"/>
+              </w:rPr>
+              <w:t>MEDIUM</w:t>
+            </w:r>
+          </w:p>
+        </w:tc>
+      </w:tr>
+      <w:tr>
+        <w:tc>
+          <w:tcPr>
+            <w:cnfStyle w:val="001000000000" w:firstRow="0" w:lastRow="0" w:firstColumn="1" w:lastColumn="0" w:oddVBand="0" w:evenVBand="0" w:oddHBand="0" w:evenHBand="0" w:firstRowFirstColumn="0" w:firstRowLastColumn="0" w:lastRowFirstColumn="0" w:lastRowLastColumn="0"/>
+            <w:tcW w:w="0" w:type="auto"/>
+            <w:hideMark/>
+          </w:tcPr>
+          <w:p>
+            <w:pPr>
+              <w:spacing w:before="240" w:after="160" w:line="278" w:lineRule="auto"/>
+              <w:rPr>
+                <w:lang w:val="el-GR"/>
+              </w:rPr>
+            </w:pPr>
+            <w:r>
+              <w:rPr>
+                <w:lang w:val="el-GR"/>
+              </w:rPr>
+              <w:t>Πραγματικό Αποτέλεσμα</w:t>
+            </w:r>
+          </w:p>
+        </w:tc>
+        <w:tc>
+          <w:tcPr>
+            <w:tcW w:w="0" w:type="auto"/>
+            <w:hideMark/>
+          </w:tcPr>
+          <w:p>
+            <w:pPr>
+              <w:spacing w:before="240" w:after="160" w:line="278" w:lineRule="auto"/>
+              <w:cnfStyle w:val="000000000000" w:firstRow="0" w:lastRow="0" w:firstColumn="0" w:lastColumn="0" w:oddVBand="0" w:evenVBand="0" w:oddHBand="0" w:evenHBand="0" w:firstRowFirstColumn="0" w:firstRowLastColumn="0" w:lastRowFirstColumn="0" w:lastRowLastColumn="0"/>
+              <w:rPr>
+                <w:lang w:val="el-GR"/>
+              </w:rPr>
+            </w:pPr>
+            <w:r>
+              <w:t xml:space="preserve">Click «Cancel» </w:t>
+            </w:r>
+            <w:r>
+              <w:rPr>
+                <w:lang w:val="el-GR"/>
+              </w:rPr>
+              <w:t>στο</w:t>
+            </w:r>
+            <w:r>
+              <w:t xml:space="preserve"> confirm dialog → no POST request. </w:t>
+            </w:r>
+            <w:r>
+              <w:rPr>
+                <w:lang w:val="el-GR"/>
+              </w:rPr>
+              <w:t>Σχόλιο παρέμεινε στη ΒΔ.</w:t>
+            </w:r>
+          </w:p>
+        </w:tc>
+      </w:tr>
+      <w:tr>
+        <w:tc>
+          <w:tcPr>
+            <w:cnfStyle w:val="001000000000" w:firstRow="0" w:lastRow="0" w:firstColumn="1" w:lastColumn="0" w:oddVBand="0" w:evenVBand="0" w:oddHBand="0" w:evenHBand="0" w:firstRowFirstColumn="0" w:firstRowLastColumn="0" w:lastRowFirstColumn="0" w:lastRowLastColumn="0"/>
+            <w:tcW w:w="0" w:type="auto"/>
+            <w:hideMark/>
+          </w:tcPr>
+          <w:p>
+            <w:pPr>
+              <w:spacing w:before="240" w:after="160" w:line="278" w:lineRule="auto"/>
+              <w:rPr>
+                <w:lang w:val="el-GR"/>
+              </w:rPr>
+            </w:pPr>
+            <w:r>
+              <w:rPr>
+                <w:lang w:val="el-GR"/>
+              </w:rPr>
+              <w:t>Κατάσταση</w:t>
+            </w:r>
+          </w:p>
+        </w:tc>
+        <w:tc>
+          <w:tcPr>
+            <w:tcW w:w="0" w:type="auto"/>
+            <w:hideMark/>
+          </w:tcPr>
+          <w:p>
+            <w:pPr>
+              <w:spacing w:before="240" w:after="160" w:line="278" w:lineRule="auto"/>
+              <w:cnfStyle w:val="000000000000" w:firstRow="0" w:lastRow="0" w:firstColumn="0" w:lastColumn="0" w:oddVBand="0" w:evenVBand="0" w:oddHBand="0" w:evenHBand="0" w:firstRowFirstColumn="0" w:firstRowLastColumn="0" w:lastRowFirstColumn="0" w:lastRowLastColumn="0"/>
+              <w:rPr>
+                <w:lang w:val="el-GR"/>
+              </w:rPr>
+            </w:pPr>
+            <w:r>
+              <w:rPr>
+                <w:rFonts w:ascii="Segoe UI Emoji" w:hAnsi="Segoe UI Emoji" w:cs="Segoe UI Emoji"/>
+                <w:lang w:val="el-GR"/>
+              </w:rPr>
+              <w:t>✅</w:t>
+            </w:r>
+            <w:r>
+              <w:rPr>
+                <w:lang w:val="el-GR"/>
+              </w:rPr>
+              <w:t> </w:t>
+            </w:r>
+            <w:r>
+              <w:rPr>
+                <w:b/>
+                <w:bCs/>
+                <w:lang w:val="el-GR"/>
+              </w:rPr>
+              <w:t>PASS</w:t>
+            </w:r>
+          </w:p>
+        </w:tc>
+      </w:tr>
+      <w:tr>
+        <w:tc>
+          <w:tcPr>
+            <w:cnfStyle w:val="001000000000" w:firstRow="0" w:lastRow="0" w:firstColumn="1" w:lastColumn="0" w:oddVBand="0" w:evenVBand="0" w:oddHBand="0" w:evenHBand="0" w:firstRowFirstColumn="0" w:firstRowLastColumn="0" w:lastRowFirstColumn="0" w:lastRowLastColumn="0"/>
+            <w:tcW w:w="0" w:type="auto"/>
+            <w:hideMark/>
+          </w:tcPr>
+          <w:p>
+            <w:pPr>
+              <w:spacing w:before="240" w:after="160" w:line="278" w:lineRule="auto"/>
+              <w:rPr>
+                <w:lang w:val="el-GR"/>
+              </w:rPr>
+            </w:pPr>
+            <w:r>
+              <w:rPr>
+                <w:lang w:val="el-GR"/>
+              </w:rPr>
+              <w:t>Σχόλιο</w:t>
+            </w:r>
+          </w:p>
+        </w:tc>
+        <w:tc>
+          <w:tcPr>
+            <w:tcW w:w="0" w:type="auto"/>
+            <w:hideMark/>
+          </w:tcPr>
+          <w:p>
+            <w:pPr>
+              <w:spacing w:before="240" w:after="160" w:line="278" w:lineRule="auto"/>
+              <w:cnfStyle w:val="000000000000" w:firstRow="0" w:lastRow="0" w:firstColumn="0" w:lastColumn="0" w:oddVBand="0" w:evenVBand="0" w:oddHBand="0" w:evenHBand="0" w:firstRowFirstColumn="0" w:firstRowLastColumn="0" w:lastRowFirstColumn="0" w:lastRowLastColumn="0"/>
+              <w:rPr>
+                <w:lang w:val="el-GR"/>
+              </w:rPr>
+            </w:pPr>
+            <w:proofErr w:type="spellStart"/>
+            <w:r>
+              <w:rPr>
+                <w:lang w:val="el-GR"/>
+              </w:rPr>
+              <w:t>Frontend-only</w:t>
+            </w:r>
+            <w:proofErr w:type="spellEnd"/>
+            <w:r>
+              <w:rPr>
+                <w:lang w:val="el-GR"/>
+              </w:rPr>
+              <w:t xml:space="preserve"> — δεν </w:t>
+            </w:r>
+            <w:proofErr w:type="spellStart"/>
+            <w:r>
+              <w:rPr>
+                <w:lang w:val="el-GR"/>
+              </w:rPr>
+              <w:t>τεστάρεται</w:t>
+            </w:r>
+            <w:proofErr w:type="spellEnd"/>
+            <w:r>
+              <w:rPr>
+                <w:lang w:val="el-GR"/>
+              </w:rPr>
+              <w:t xml:space="preserve"> από </w:t>
+            </w:r>
+            <w:proofErr w:type="spellStart"/>
+            <w:r>
+              <w:rPr>
+                <w:lang w:val="el-GR"/>
+              </w:rPr>
+              <w:t>JUnit</w:t>
+            </w:r>
+            <w:proofErr w:type="spellEnd"/>
+          </w:p>
+        </w:tc>
+      </w:tr>
+    </w:tbl>
+    <w:p>
+      <w:pPr>
+        <w:spacing w:before="240"/>
+      </w:pPr>
+      <w:r>
+        <w:rPr>
+          <w:b/>
+          <w:bCs/>
+        </w:rPr>
+        <w:t>Bonus Test:</w:t>
+      </w:r>
+      <w:r>
+        <w:t> </w:t>
+      </w:r>
+      <w:r>
+        <w:rPr>
+          <w:lang w:val="el-GR"/>
+        </w:rPr>
+        <w:t>Έγινε</w:t>
+      </w:r>
+      <w:r>
+        <w:t xml:space="preserve"> </w:t>
+      </w:r>
+      <w:r>
+        <w:rPr>
+          <w:lang w:val="el-GR"/>
+        </w:rPr>
+        <w:t>και</w:t>
+      </w:r>
+      <w:r>
+        <w:t xml:space="preserve"> test </w:t>
+      </w:r>
+      <w:r>
+        <w:rPr>
+          <w:lang w:val="el-GR"/>
+        </w:rPr>
+        <w:t>ότι</w:t>
+      </w:r>
+      <w:r>
+        <w:t xml:space="preserve"> </w:t>
+      </w:r>
+      <w:r>
+        <w:rPr>
+          <w:lang w:val="el-GR"/>
+        </w:rPr>
+        <w:t>αν</w:t>
+      </w:r>
+      <w:r>
+        <w:t xml:space="preserve"> non-author </w:t>
+      </w:r>
+      <w:r>
+        <w:rPr>
+          <w:lang w:val="el-GR"/>
+        </w:rPr>
+        <w:t>προσπαθήσει</w:t>
+      </w:r>
+      <w:r>
+        <w:t xml:space="preserve"> </w:t>
+      </w:r>
+      <w:r>
+        <w:rPr>
+          <w:lang w:val="el-GR"/>
+        </w:rPr>
+        <w:t>να</w:t>
+      </w:r>
+      <w:r>
+        <w:t xml:space="preserve"> </w:t>
+      </w:r>
+      <w:r>
+        <w:rPr>
+          <w:lang w:val="el-GR"/>
+        </w:rPr>
+        <w:t>διαγράψει</w:t>
+      </w:r>
+      <w:r>
+        <w:t xml:space="preserve">, </w:t>
+      </w:r>
+      <w:r>
+        <w:rPr>
+          <w:lang w:val="el-GR"/>
+        </w:rPr>
+        <w:t>πετάγεται</w:t>
+      </w:r>
+      <w:r>
+        <w:t> </w:t>
+      </w:r>
+      <w:proofErr w:type="spellStart"/>
+      <w:r>
+        <w:t>UnauthorizedException</w:t>
+      </w:r>
+      <w:proofErr w:type="spellEnd"/>
+      <w:r>
+        <w:t> </w:t>
+      </w:r>
+      <w:r>
+        <w:rPr>
+          <w:lang w:val="el-GR"/>
+        </w:rPr>
+        <w:t>με</w:t>
+      </w:r>
+      <w:r>
+        <w:t xml:space="preserve"> </w:t>
+      </w:r>
+      <w:r>
+        <w:rPr>
+          <w:lang w:val="el-GR"/>
+        </w:rPr>
+        <w:t>μήνυμα</w:t>
+      </w:r>
+      <w:r>
+        <w:t xml:space="preserve"> «You do not have permission to delete this comment».</w:t>
+      </w:r>
+    </w:p>
+    <w:p>
+      <w:pPr>
+        <w:spacing w:before="240"/>
+        <w:rPr>
+          <w:lang w:val="el-GR"/>
+        </w:rPr>
+      </w:pPr>
+      <w:r>
+        <w:rPr>
+          <w:lang w:val="el-GR"/>
+        </w:rPr>
+        <w:pict w14:anchorId="7E84D6DA">
+          <v:rect id="_x0000_i1148" style="width:0;height:.75pt" o:hralign="center" o:hrstd="t" o:hrnoshade="t" o:hr="t" fillcolor="#ccc" stroked="f"/>
+        </w:pict>
+      </w:r>
+    </w:p>
+    <w:p>
+      <w:pPr>
+        <w:spacing w:before="240"/>
+        <w:rPr>
+          <w:b/>
+          <w:bCs/>
+          <w:sz w:val="28"/>
+          <w:szCs w:val="28"/>
+          <w:lang w:val="el-GR"/>
+        </w:rPr>
+      </w:pPr>
+      <w:r>
+        <w:rPr>
+          <w:b/>
+          <w:bCs/>
+          <w:sz w:val="28"/>
+          <w:szCs w:val="28"/>
+          <w:lang w:val="el-GR"/>
+        </w:rPr>
+        <w:t xml:space="preserve">UC16 — Έγκριση / Απόρριψη </w:t>
+      </w:r>
+      <w:proofErr w:type="spellStart"/>
+      <w:r>
+        <w:rPr>
+          <w:b/>
+          <w:bCs/>
+          <w:sz w:val="28"/>
+          <w:szCs w:val="28"/>
+          <w:lang w:val="el-GR"/>
+        </w:rPr>
+        <w:t>Use</w:t>
+      </w:r>
+      <w:proofErr w:type="spellEnd"/>
+      <w:r>
+        <w:rPr>
+          <w:b/>
+          <w:bCs/>
+          <w:sz w:val="28"/>
+          <w:szCs w:val="28"/>
+          <w:lang w:val="el-GR"/>
+        </w:rPr>
+        <w:t xml:space="preserve"> </w:t>
+      </w:r>
+      <w:proofErr w:type="spellStart"/>
+      <w:r>
+        <w:rPr>
+          <w:b/>
+          <w:bCs/>
+          <w:sz w:val="28"/>
+          <w:szCs w:val="28"/>
+          <w:lang w:val="el-GR"/>
+        </w:rPr>
+        <w:t>Case</w:t>
+      </w:r>
+      <w:proofErr w:type="spellEnd"/>
+    </w:p>
+    <w:p>
+      <w:pPr>
+        <w:spacing w:before="240"/>
+        <w:rPr>
+          <w:lang w:val="el-GR"/>
+        </w:rPr>
+      </w:pPr>
+      <w:r>
+        <w:rPr>
+          <w:b/>
+          <w:bCs/>
+          <w:lang w:val="el-GR"/>
+        </w:rPr>
+        <w:t>Κατάσταση Εισόδου:</w:t>
+      </w:r>
+      <w:r>
+        <w:rPr>
+          <w:lang w:val="el-GR"/>
+        </w:rPr>
+        <w:t xml:space="preserve"> Υπάρχει </w:t>
+      </w:r>
+      <w:proofErr w:type="spellStart"/>
+      <w:r>
+        <w:rPr>
+          <w:lang w:val="el-GR"/>
+        </w:rPr>
+        <w:t>Use</w:t>
+      </w:r>
+      <w:proofErr w:type="spellEnd"/>
+      <w:r>
+        <w:rPr>
+          <w:lang w:val="el-GR"/>
+        </w:rPr>
+        <w:t xml:space="preserve"> </w:t>
+      </w:r>
+      <w:proofErr w:type="spellStart"/>
+      <w:r>
+        <w:rPr>
+          <w:lang w:val="el-GR"/>
+        </w:rPr>
+        <w:t>Case</w:t>
+      </w:r>
+      <w:proofErr w:type="spellEnd"/>
+      <w:r>
+        <w:rPr>
+          <w:lang w:val="el-GR"/>
+        </w:rPr>
+        <w:t xml:space="preserve"> σε κατάσταση PENDING και ο </w:t>
+      </w:r>
+      <w:proofErr w:type="spellStart"/>
+      <w:r>
+        <w:rPr>
+          <w:lang w:val="el-GR"/>
+        </w:rPr>
+        <w:t>OrgOwner</w:t>
+      </w:r>
+      <w:proofErr w:type="spellEnd"/>
+      <w:r>
+        <w:rPr>
+          <w:lang w:val="el-GR"/>
+        </w:rPr>
+        <w:t xml:space="preserve"> είναι συνδεδεμένος.</w:t>
+      </w:r>
+      <w:r>
+        <w:rPr>
+          <w:lang w:val="el-GR"/>
+        </w:rPr>
+        <w:br/>
+      </w:r>
+      <w:r>
+        <w:rPr>
+          <w:b/>
+          <w:bCs/>
+          <w:lang w:val="el-GR"/>
+        </w:rPr>
+        <w:t>Κατάσταση Εξόδου:</w:t>
+      </w:r>
+      <w:r>
+        <w:rPr>
+          <w:lang w:val="el-GR"/>
+        </w:rPr>
+        <w:t xml:space="preserve"> Το </w:t>
+      </w:r>
+      <w:proofErr w:type="spellStart"/>
+      <w:r>
+        <w:rPr>
+          <w:lang w:val="el-GR"/>
+        </w:rPr>
+        <w:t>Use</w:t>
+      </w:r>
+      <w:proofErr w:type="spellEnd"/>
+      <w:r>
+        <w:rPr>
+          <w:lang w:val="el-GR"/>
+        </w:rPr>
+        <w:t xml:space="preserve"> </w:t>
+      </w:r>
+      <w:proofErr w:type="spellStart"/>
+      <w:r>
+        <w:rPr>
+          <w:lang w:val="el-GR"/>
+        </w:rPr>
+        <w:t>Case</w:t>
+      </w:r>
+      <w:proofErr w:type="spellEnd"/>
+      <w:r>
+        <w:rPr>
+          <w:lang w:val="el-GR"/>
+        </w:rPr>
+        <w:t xml:space="preserve"> έχει μεταβεί σε APPROVED ή REJECTED, ειδοποίηση εστάλη.</w:t>
+      </w:r>
+    </w:p>
+    <w:p>
+      <w:pPr>
+        <w:spacing w:before="240"/>
+        <w:rPr>
+          <w:b/>
+          <w:bCs/>
+          <w:lang w:val="el-GR"/>
+        </w:rPr>
+      </w:pPr>
+      <w:r>
+        <w:rPr>
+          <w:b/>
+          <w:bCs/>
+          <w:lang w:val="el-GR"/>
+        </w:rPr>
+        <w:t xml:space="preserve">TC-16-01 — </w:t>
+      </w:r>
+      <w:proofErr w:type="spellStart"/>
+      <w:r>
+        <w:rPr>
+          <w:b/>
+          <w:bCs/>
+          <w:lang w:val="el-GR"/>
+        </w:rPr>
+        <w:t>Approve</w:t>
+      </w:r>
+      <w:proofErr w:type="spellEnd"/>
+      <w:r>
+        <w:rPr>
+          <w:b/>
+          <w:bCs/>
+          <w:lang w:val="el-GR"/>
+        </w:rPr>
+        <w:t xml:space="preserve"> PENDING UC</w:t>
+      </w:r>
+    </w:p>
+    <w:tbl>
+      <w:tblPr>
+        <w:tblStyle w:val="GridTable1Light"/>
+        <w:tblW w:w="0" w:type="auto"/>
+        <w:tblLayout w:type="fixed"/>
+        <w:tblLook w:val="04A0" w:firstRow="1" w:lastRow="0" w:firstColumn="1" w:lastColumn="0" w:noHBand="0" w:noVBand="1"/>
+      </w:tblPr>
+      <w:tblGrid>
+        <w:gridCol w:w="2263"/>
+        <w:gridCol w:w="6663"/>
+      </w:tblGrid>
+      <w:tr>
+        <w:trPr>
+          <w:cnfStyle w:val="100000000000" w:firstRow="1" w:lastRow="0" w:firstColumn="0" w:lastColumn="0" w:oddVBand="0" w:evenVBand="0" w:oddHBand="0" w:evenHBand="0" w:firstRowFirstColumn="0" w:firstRowLastColumn="0" w:lastRowFirstColumn="0" w:lastRowLastColumn="0"/>
+        </w:trPr>
+        <w:tc>
+          <w:tcPr>
+            <w:cnfStyle w:val="001000000000" w:firstRow="0" w:lastRow="0" w:firstColumn="1" w:lastColumn="0" w:oddVBand="0" w:evenVBand="0" w:oddHBand="0" w:evenHBand="0" w:firstRowFirstColumn="0" w:firstRowLastColumn="0" w:lastRowFirstColumn="0" w:lastRowLastColumn="0"/>
+            <w:tcW w:w="2263" w:type="dxa"/>
+            <w:hideMark/>
+          </w:tcPr>
+          <w:p>
+            <w:pPr>
+              <w:spacing w:before="240" w:after="160" w:line="278" w:lineRule="auto"/>
+              <w:rPr>
+                <w:lang w:val="el-GR"/>
+              </w:rPr>
+            </w:pPr>
+            <w:r>
+              <w:rPr>
+                <w:lang w:val="el-GR"/>
+              </w:rPr>
+              <w:t>Πεδίο</w:t>
+            </w:r>
+          </w:p>
+        </w:tc>
+        <w:tc>
+          <w:tcPr>
+            <w:tcW w:w="6663" w:type="dxa"/>
+            <w:hideMark/>
+          </w:tcPr>
+          <w:p>
+            <w:pPr>
+              <w:spacing w:before="240" w:after="160" w:line="278" w:lineRule="auto"/>
+              <w:cnfStyle w:val="100000000000" w:firstRow="1" w:lastRow="0" w:firstColumn="0" w:lastColumn="0" w:oddVBand="0" w:evenVBand="0" w:oddHBand="0" w:evenHBand="0" w:firstRowFirstColumn="0" w:firstRowLastColumn="0" w:lastRowFirstColumn="0" w:lastRowLastColumn="0"/>
+              <w:rPr>
+                <w:lang w:val="el-GR"/>
+              </w:rPr>
+            </w:pPr>
+            <w:r>
+              <w:rPr>
+                <w:lang w:val="el-GR"/>
+              </w:rPr>
+              <w:t>Τιμή</w:t>
+            </w:r>
+          </w:p>
+        </w:tc>
+      </w:tr>
+      <w:tr>
+        <w:tc>
+          <w:tcPr>
+            <w:cnfStyle w:val="001000000000" w:firstRow="0" w:lastRow="0" w:firstColumn="1" w:lastColumn="0" w:oddVBand="0" w:evenVBand="0" w:oddHBand="0" w:evenHBand="0" w:firstRowFirstColumn="0" w:firstRowLastColumn="0" w:lastRowFirstColumn="0" w:lastRowLastColumn="0"/>
+            <w:tcW w:w="2263" w:type="dxa"/>
+            <w:hideMark/>
+          </w:tcPr>
+          <w:p>
+            <w:pPr>
+              <w:spacing w:before="240" w:after="160" w:line="278" w:lineRule="auto"/>
+              <w:rPr>
+                <w:lang w:val="el-GR"/>
+              </w:rPr>
+            </w:pPr>
+            <w:r>
+              <w:rPr>
+                <w:lang w:val="el-GR"/>
+              </w:rPr>
+              <w:t>Σκοπός</w:t>
+            </w:r>
+          </w:p>
+        </w:tc>
+        <w:tc>
+          <w:tcPr>
+            <w:tcW w:w="6663" w:type="dxa"/>
+            <w:hideMark/>
+          </w:tcPr>
+          <w:p>
+            <w:pPr>
+              <w:spacing w:before="240" w:after="160" w:line="278" w:lineRule="auto"/>
+              <w:cnfStyle w:val="000000000000" w:firstRow="0" w:lastRow="0" w:firstColumn="0" w:lastColumn="0" w:oddVBand="0" w:evenVBand="0" w:oddHBand="0" w:evenHBand="0" w:firstRowFirstColumn="0" w:firstRowLastColumn="0" w:lastRowFirstColumn="0" w:lastRowLastColumn="0"/>
+              <w:rPr>
+                <w:lang w:val="el-GR"/>
+              </w:rPr>
+            </w:pPr>
+            <w:r>
+              <w:rPr>
+                <w:lang w:val="el-GR"/>
+              </w:rPr>
+              <w:t>Επαλήθευση </w:t>
+            </w:r>
+            <w:proofErr w:type="spellStart"/>
+            <w:r>
+              <w:rPr>
+                <w:lang w:val="el-GR"/>
+              </w:rPr>
+              <w:t>approve</w:t>
+            </w:r>
+            <w:proofErr w:type="spellEnd"/>
+            <w:r>
+              <w:rPr>
+                <w:lang w:val="el-GR"/>
+              </w:rPr>
+              <w:t>() + </w:t>
+            </w:r>
+            <w:proofErr w:type="spellStart"/>
+            <w:r>
+              <w:rPr>
+                <w:lang w:val="el-GR"/>
+              </w:rPr>
+              <w:t>sendApprovalNotification</w:t>
+            </w:r>
+            <w:proofErr w:type="spellEnd"/>
+            <w:r>
+              <w:rPr>
+                <w:lang w:val="el-GR"/>
+              </w:rPr>
+              <w:t>()</w:t>
+            </w:r>
+          </w:p>
+        </w:tc>
+      </w:tr>
+      <w:tr>
+        <w:tc>
+          <w:tcPr>
+            <w:cnfStyle w:val="001000000000" w:firstRow="0" w:lastRow="0" w:firstColumn="1" w:lastColumn="0" w:oddVBand="0" w:evenVBand="0" w:oddHBand="0" w:evenHBand="0" w:firstRowFirstColumn="0" w:firstRowLastColumn="0" w:lastRowFirstColumn="0" w:lastRowLastColumn="0"/>
+            <w:tcW w:w="2263" w:type="dxa"/>
+            <w:hideMark/>
+          </w:tcPr>
+          <w:p>
+            <w:pPr>
+              <w:spacing w:before="240" w:after="160" w:line="278" w:lineRule="auto"/>
+              <w:rPr>
+                <w:lang w:val="el-GR"/>
+              </w:rPr>
+            </w:pPr>
+            <w:r>
+              <w:rPr>
+                <w:lang w:val="el-GR"/>
+              </w:rPr>
+              <w:t>Κατηγορία</w:t>
+            </w:r>
+          </w:p>
+        </w:tc>
+        <w:tc>
+          <w:tcPr>
+            <w:tcW w:w="6663" w:type="dxa"/>
+            <w:hideMark/>
+          </w:tcPr>
+          <w:p>
+            <w:pPr>
+              <w:spacing w:before="240" w:after="160" w:line="278" w:lineRule="auto"/>
+              <w:cnfStyle w:val="000000000000" w:firstRow="0" w:lastRow="0" w:firstColumn="0" w:lastColumn="0" w:oddVBand="0" w:evenVBand="0" w:oddHBand="0" w:evenHBand="0" w:firstRowFirstColumn="0" w:firstRowLastColumn="0" w:lastRowFirstColumn="0" w:lastRowLastColumn="0"/>
+              <w:rPr>
+                <w:lang w:val="el-GR"/>
+              </w:rPr>
+            </w:pPr>
+            <w:proofErr w:type="spellStart"/>
+            <w:r>
+              <w:rPr>
+                <w:lang w:val="el-GR"/>
+              </w:rPr>
+              <w:t>Functional</w:t>
+            </w:r>
+            <w:proofErr w:type="spellEnd"/>
+          </w:p>
+        </w:tc>
+      </w:tr>
+      <w:tr>
+        <w:tc>
+          <w:tcPr>
+            <w:cnfStyle w:val="001000000000" w:firstRow="0" w:lastRow="0" w:firstColumn="1" w:lastColumn="0" w:oddVBand="0" w:evenVBand="0" w:oddHBand="0" w:evenHBand="0" w:firstRowFirstColumn="0" w:firstRowLastColumn="0" w:lastRowFirstColumn="0" w:lastRowLastColumn="0"/>
+            <w:tcW w:w="2263" w:type="dxa"/>
+            <w:hideMark/>
+          </w:tcPr>
+          <w:p>
+            <w:pPr>
+              <w:spacing w:before="240" w:after="160" w:line="278" w:lineRule="auto"/>
+              <w:rPr>
+                <w:lang w:val="el-GR"/>
+              </w:rPr>
+            </w:pPr>
+            <w:r>
+              <w:rPr>
+                <w:lang w:val="el-GR"/>
+              </w:rPr>
+              <w:t>Τεχνική</w:t>
+            </w:r>
+          </w:p>
+        </w:tc>
+        <w:tc>
+          <w:tcPr>
+            <w:tcW w:w="6663" w:type="dxa"/>
+            <w:hideMark/>
+          </w:tcPr>
+          <w:p>
+            <w:pPr>
+              <w:spacing w:before="240" w:after="160" w:line="278" w:lineRule="auto"/>
+              <w:cnfStyle w:val="000000000000" w:firstRow="0" w:lastRow="0" w:firstColumn="0" w:lastColumn="0" w:oddVBand="0" w:evenVBand="0" w:oddHBand="0" w:evenHBand="0" w:firstRowFirstColumn="0" w:firstRowLastColumn="0" w:lastRowFirstColumn="0" w:lastRowLastColumn="0"/>
+              <w:rPr>
+                <w:lang w:val="el-GR"/>
+              </w:rPr>
+            </w:pPr>
+            <w:proofErr w:type="spellStart"/>
+            <w:r>
+              <w:rPr>
+                <w:lang w:val="el-GR"/>
+              </w:rPr>
+              <w:t>Black-Box</w:t>
+            </w:r>
+            <w:proofErr w:type="spellEnd"/>
+            <w:r>
+              <w:rPr>
+                <w:lang w:val="el-GR"/>
+              </w:rPr>
+              <w:t xml:space="preserve"> / </w:t>
+            </w:r>
+            <w:proofErr w:type="spellStart"/>
+            <w:r>
+              <w:rPr>
+                <w:lang w:val="el-GR"/>
+              </w:rPr>
+              <w:t>Happy</w:t>
+            </w:r>
+            <w:proofErr w:type="spellEnd"/>
+            <w:r>
+              <w:rPr>
+                <w:lang w:val="el-GR"/>
+              </w:rPr>
+              <w:t xml:space="preserve"> </w:t>
+            </w:r>
+            <w:proofErr w:type="spellStart"/>
+            <w:r>
+              <w:rPr>
+                <w:lang w:val="el-GR"/>
+              </w:rPr>
+              <w:t>Path</w:t>
+            </w:r>
+            <w:proofErr w:type="spellEnd"/>
+          </w:p>
+        </w:tc>
+      </w:tr>
+      <w:tr>
+        <w:tc>
+          <w:tcPr>
+            <w:cnfStyle w:val="001000000000" w:firstRow="0" w:lastRow="0" w:firstColumn="1" w:lastColumn="0" w:oddVBand="0" w:evenVBand="0" w:oddHBand="0" w:evenHBand="0" w:firstRowFirstColumn="0" w:firstRowLastColumn="0" w:lastRowFirstColumn="0" w:lastRowLastColumn="0"/>
+            <w:tcW w:w="2263" w:type="dxa"/>
+            <w:hideMark/>
+          </w:tcPr>
+          <w:p>
+            <w:pPr>
+              <w:spacing w:before="240" w:after="160" w:line="278" w:lineRule="auto"/>
+              <w:rPr>
+                <w:lang w:val="el-GR"/>
+              </w:rPr>
+            </w:pPr>
+            <w:r>
+              <w:rPr>
+                <w:lang w:val="el-GR"/>
+              </w:rPr>
+              <w:t>Προτεραιότητα</w:t>
+            </w:r>
+          </w:p>
+        </w:tc>
+        <w:tc>
+          <w:tcPr>
+            <w:tcW w:w="6663" w:type="dxa"/>
+            <w:hideMark/>
+          </w:tcPr>
+          <w:p>
+            <w:pPr>
+              <w:spacing w:before="240" w:after="160" w:line="278" w:lineRule="auto"/>
+              <w:cnfStyle w:val="000000000000" w:firstRow="0" w:lastRow="0" w:firstColumn="0" w:lastColumn="0" w:oddVBand="0" w:evenVBand="0" w:oddHBand="0" w:evenHBand="0" w:firstRowFirstColumn="0" w:firstRowLastColumn="0" w:lastRowFirstColumn="0" w:lastRowLastColumn="0"/>
+              <w:rPr>
+                <w:lang w:val="el-GR"/>
+              </w:rPr>
+            </w:pPr>
+            <w:r>
+              <w:rPr>
+                <w:lang w:val="el-GR"/>
+              </w:rPr>
+              <w:t>CRITICAL</w:t>
+            </w:r>
+          </w:p>
+        </w:tc>
+      </w:tr>
+      <w:tr>
+        <w:tc>
+          <w:tcPr>
+            <w:cnfStyle w:val="001000000000" w:firstRow="0" w:lastRow="0" w:firstColumn="1" w:lastColumn="0" w:oddVBand="0" w:evenVBand="0" w:oddHBand="0" w:evenHBand="0" w:firstRowFirstColumn="0" w:firstRowLastColumn="0" w:lastRowFirstColumn="0" w:lastRowLastColumn="0"/>
+            <w:tcW w:w="2263" w:type="dxa"/>
+            <w:hideMark/>
+          </w:tcPr>
+          <w:p>
+            <w:pPr>
+              <w:spacing w:before="240" w:after="160" w:line="278" w:lineRule="auto"/>
+              <w:rPr>
+                <w:lang w:val="el-GR"/>
+              </w:rPr>
+            </w:pPr>
+            <w:r>
+              <w:rPr>
+                <w:lang w:val="el-GR"/>
+              </w:rPr>
+              <w:lastRenderedPageBreak/>
+              <w:t>Δεδομένα Εισόδου</w:t>
+            </w:r>
+          </w:p>
+        </w:tc>
+        <w:tc>
+          <w:tcPr>
+            <w:tcW w:w="6663" w:type="dxa"/>
+            <w:hideMark/>
+          </w:tcPr>
+          <w:p>
+            <w:pPr>
+              <w:spacing w:before="240" w:after="160" w:line="278" w:lineRule="auto"/>
+              <w:cnfStyle w:val="000000000000" w:firstRow="0" w:lastRow="0" w:firstColumn="0" w:lastColumn="0" w:oddVBand="0" w:evenVBand="0" w:oddHBand="0" w:evenHBand="0" w:firstRowFirstColumn="0" w:firstRowLastColumn="0" w:lastRowFirstColumn="0" w:lastRowLastColumn="0"/>
+            </w:pPr>
+            <w:r>
+              <w:t xml:space="preserve">UC </w:t>
+            </w:r>
+            <w:r>
+              <w:rPr>
+                <w:lang w:val="el-GR"/>
+              </w:rPr>
+              <w:t>με</w:t>
+            </w:r>
+            <w:r>
+              <w:t xml:space="preserve"> status=PENDING + click «Approve»</w:t>
+            </w:r>
+          </w:p>
+        </w:tc>
+      </w:tr>
+      <w:tr>
+        <w:tc>
+          <w:tcPr>
+            <w:cnfStyle w:val="001000000000" w:firstRow="0" w:lastRow="0" w:firstColumn="1" w:lastColumn="0" w:oddVBand="0" w:evenVBand="0" w:oddHBand="0" w:evenHBand="0" w:firstRowFirstColumn="0" w:firstRowLastColumn="0" w:lastRowFirstColumn="0" w:lastRowLastColumn="0"/>
+            <w:tcW w:w="2263" w:type="dxa"/>
+            <w:hideMark/>
+          </w:tcPr>
+          <w:p>
+            <w:pPr>
+              <w:spacing w:before="240" w:after="160" w:line="278" w:lineRule="auto"/>
+              <w:rPr>
+                <w:lang w:val="el-GR"/>
+              </w:rPr>
+            </w:pPr>
+            <w:r>
+              <w:rPr>
+                <w:lang w:val="el-GR"/>
+              </w:rPr>
+              <w:t>Αναμενόμενο Αποτέλεσμα</w:t>
+            </w:r>
+          </w:p>
+        </w:tc>
+        <w:tc>
+          <w:tcPr>
+            <w:tcW w:w="6663" w:type="dxa"/>
+            <w:hideMark/>
+          </w:tcPr>
+          <w:p>
+            <w:pPr>
+              <w:spacing w:before="240" w:after="160" w:line="278" w:lineRule="auto"/>
+              <w:cnfStyle w:val="000000000000" w:firstRow="0" w:lastRow="0" w:firstColumn="0" w:lastColumn="0" w:oddVBand="0" w:evenVBand="0" w:oddHBand="0" w:evenHBand="0" w:firstRowFirstColumn="0" w:firstRowLastColumn="0" w:lastRowFirstColumn="0" w:lastRowLastColumn="0"/>
+            </w:pPr>
+            <w:r>
+              <w:t xml:space="preserve">Status=APPROVED, </w:t>
+            </w:r>
+            <w:proofErr w:type="spellStart"/>
+            <w:r>
+              <w:t>rejectionReason</w:t>
+            </w:r>
+            <w:proofErr w:type="spellEnd"/>
+            <w:r>
+              <w:t>=null, notification log</w:t>
+            </w:r>
+          </w:p>
+        </w:tc>
+      </w:tr>
+      <w:tr>
+        <w:tc>
+          <w:tcPr>
+            <w:cnfStyle w:val="001000000000" w:firstRow="0" w:lastRow="0" w:firstColumn="1" w:lastColumn="0" w:oddVBand="0" w:evenVBand="0" w:oddHBand="0" w:evenHBand="0" w:firstRowFirstColumn="0" w:firstRowLastColumn="0" w:lastRowFirstColumn="0" w:lastRowLastColumn="0"/>
+            <w:tcW w:w="2263" w:type="dxa"/>
+            <w:hideMark/>
+          </w:tcPr>
+          <w:p>
+            <w:pPr>
+              <w:spacing w:before="240" w:after="160" w:line="278" w:lineRule="auto"/>
+              <w:rPr>
+                <w:lang w:val="el-GR"/>
+              </w:rPr>
+            </w:pPr>
+            <w:r>
+              <w:rPr>
+                <w:lang w:val="el-GR"/>
+              </w:rPr>
+              <w:t>Πραγματικό Αποτέλεσμα</w:t>
+            </w:r>
+          </w:p>
+        </w:tc>
+        <w:tc>
+          <w:tcPr>
+            <w:tcW w:w="6663" w:type="dxa"/>
+            <w:hideMark/>
+          </w:tcPr>
+          <w:p>
+            <w:pPr>
+              <w:spacing w:before="240" w:after="160" w:line="278" w:lineRule="auto"/>
+              <w:cnfStyle w:val="000000000000" w:firstRow="0" w:lastRow="0" w:firstColumn="0" w:lastColumn="0" w:oddVBand="0" w:evenVBand="0" w:oddHBand="0" w:evenHBand="0" w:firstRowFirstColumn="0" w:firstRowLastColumn="0" w:lastRowFirstColumn="0" w:lastRowLastColumn="0"/>
+            </w:pPr>
+            <w:r>
+              <w:t>approve(id) </w:t>
+            </w:r>
+            <w:r>
+              <w:rPr>
+                <w:lang w:val="el-GR"/>
+              </w:rPr>
+              <w:t>καλέστηκε</w:t>
+            </w:r>
+            <w:r>
+              <w:t>. useCase.setStatus(APPROVED). rejectionReason=null. </w:t>
+            </w:r>
+            <w:proofErr w:type="gramStart"/>
+            <w:r>
+              <w:t>sendApprovalNotification(</w:t>
+            </w:r>
+            <w:proofErr w:type="gramEnd"/>
+            <w:r>
+              <w:t>useCase, author) </w:t>
+            </w:r>
+            <w:r>
+              <w:rPr>
+                <w:lang w:val="el-GR"/>
+              </w:rPr>
+              <w:t>καλέστηκε</w:t>
+            </w:r>
+            <w:r>
+              <w:t>. Log: «Email to </w:t>
+            </w:r>
+            <w:hyperlink r:id="rId10" w:history="1">
+              <w:r>
+                <w:rPr>
+                  <w:rStyle w:val="Hyperlink"/>
+                </w:rPr>
+                <w:t>dev@example.com</w:t>
+              </w:r>
+            </w:hyperlink>
+            <w:r>
+              <w:t> — Use Case [Login] has been approved».</w:t>
+            </w:r>
+          </w:p>
+        </w:tc>
+      </w:tr>
+      <w:tr>
+        <w:tc>
+          <w:tcPr>
+            <w:cnfStyle w:val="001000000000" w:firstRow="0" w:lastRow="0" w:firstColumn="1" w:lastColumn="0" w:oddVBand="0" w:evenVBand="0" w:oddHBand="0" w:evenHBand="0" w:firstRowFirstColumn="0" w:firstRowLastColumn="0" w:lastRowFirstColumn="0" w:lastRowLastColumn="0"/>
+            <w:tcW w:w="2263" w:type="dxa"/>
+            <w:hideMark/>
+          </w:tcPr>
+          <w:p>
+            <w:pPr>
+              <w:spacing w:before="240" w:after="160" w:line="278" w:lineRule="auto"/>
+              <w:rPr>
+                <w:lang w:val="el-GR"/>
+              </w:rPr>
+            </w:pPr>
+            <w:r>
+              <w:rPr>
+                <w:lang w:val="el-GR"/>
+              </w:rPr>
+              <w:t>Κατάσταση</w:t>
+            </w:r>
+          </w:p>
+        </w:tc>
+        <w:tc>
+          <w:tcPr>
+            <w:tcW w:w="6663" w:type="dxa"/>
+            <w:hideMark/>
+          </w:tcPr>
+          <w:p>
+            <w:pPr>
+              <w:spacing w:before="240" w:after="160" w:line="278" w:lineRule="auto"/>
+              <w:cnfStyle w:val="000000000000" w:firstRow="0" w:lastRow="0" w:firstColumn="0" w:lastColumn="0" w:oddVBand="0" w:evenVBand="0" w:oddHBand="0" w:evenHBand="0" w:firstRowFirstColumn="0" w:firstRowLastColumn="0" w:lastRowFirstColumn="0" w:lastRowLastColumn="0"/>
+              <w:rPr>
+                <w:lang w:val="el-GR"/>
+              </w:rPr>
+            </w:pPr>
+            <w:r>
+              <w:rPr>
+                <w:rFonts w:ascii="Segoe UI Emoji" w:hAnsi="Segoe UI Emoji" w:cs="Segoe UI Emoji"/>
+                <w:lang w:val="el-GR"/>
+              </w:rPr>
+              <w:t>✅</w:t>
+            </w:r>
+            <w:r>
+              <w:rPr>
+                <w:lang w:val="el-GR"/>
+              </w:rPr>
+              <w:t> </w:t>
+            </w:r>
+            <w:r>
+              <w:rPr>
+                <w:b/>
+                <w:bCs/>
+                <w:lang w:val="el-GR"/>
+              </w:rPr>
+              <w:t>PASS</w:t>
+            </w:r>
+          </w:p>
+        </w:tc>
+      </w:tr>
+    </w:tbl>
+    <w:p>
+      <w:pPr>
+        <w:spacing w:before="240"/>
+        <w:rPr>
+          <w:b/>
+          <w:bCs/>
+          <w:lang w:val="el-GR"/>
         </w:rPr>
       </w:pPr>
     </w:p>
@@ -29930,7 +35907,637 @@
       <w:pPr>
         <w:spacing w:before="240"/>
         <w:rPr>
-          <w:rFonts w:ascii="Calibri" w:hAnsi="Calibri" w:cs="Calibri"/>
+          <w:b/>
+          <w:bCs/>
+        </w:rPr>
+      </w:pPr>
+      <w:r>
+        <w:rPr>
+          <w:b/>
+          <w:bCs/>
+        </w:rPr>
+        <w:t xml:space="preserve">TC-16-02 — Reject PENDING UC + </w:t>
+      </w:r>
+      <w:proofErr w:type="gramStart"/>
+      <w:r>
+        <w:rPr>
+          <w:b/>
+          <w:bCs/>
+        </w:rPr>
+        <w:t>Reason</w:t>
+      </w:r>
+      <w:proofErr w:type="gramEnd"/>
+    </w:p>
+    <w:tbl>
+      <w:tblPr>
+        <w:tblStyle w:val="GridTable1Light"/>
+        <w:tblW w:w="0" w:type="auto"/>
+        <w:tblLayout w:type="fixed"/>
+        <w:tblLook w:val="04A0" w:firstRow="1" w:lastRow="0" w:firstColumn="1" w:lastColumn="0" w:noHBand="0" w:noVBand="1"/>
+      </w:tblPr>
+      <w:tblGrid>
+        <w:gridCol w:w="2122"/>
+        <w:gridCol w:w="6804"/>
+      </w:tblGrid>
+      <w:tr>
+        <w:trPr>
+          <w:cnfStyle w:val="100000000000" w:firstRow="1" w:lastRow="0" w:firstColumn="0" w:lastColumn="0" w:oddVBand="0" w:evenVBand="0" w:oddHBand="0" w:evenHBand="0" w:firstRowFirstColumn="0" w:firstRowLastColumn="0" w:lastRowFirstColumn="0" w:lastRowLastColumn="0"/>
+        </w:trPr>
+        <w:tc>
+          <w:tcPr>
+            <w:cnfStyle w:val="001000000000" w:firstRow="0" w:lastRow="0" w:firstColumn="1" w:lastColumn="0" w:oddVBand="0" w:evenVBand="0" w:oddHBand="0" w:evenHBand="0" w:firstRowFirstColumn="0" w:firstRowLastColumn="0" w:lastRowFirstColumn="0" w:lastRowLastColumn="0"/>
+            <w:tcW w:w="2122" w:type="dxa"/>
+            <w:hideMark/>
+          </w:tcPr>
+          <w:p>
+            <w:pPr>
+              <w:spacing w:before="240" w:after="160" w:line="278" w:lineRule="auto"/>
+              <w:rPr>
+                <w:lang w:val="el-GR"/>
+              </w:rPr>
+            </w:pPr>
+            <w:r>
+              <w:rPr>
+                <w:lang w:val="el-GR"/>
+              </w:rPr>
+              <w:t>Πεδίο</w:t>
+            </w:r>
+          </w:p>
+        </w:tc>
+        <w:tc>
+          <w:tcPr>
+            <w:tcW w:w="6804" w:type="dxa"/>
+            <w:hideMark/>
+          </w:tcPr>
+          <w:p>
+            <w:pPr>
+              <w:spacing w:before="240" w:after="160" w:line="278" w:lineRule="auto"/>
+              <w:cnfStyle w:val="100000000000" w:firstRow="1" w:lastRow="0" w:firstColumn="0" w:lastColumn="0" w:oddVBand="0" w:evenVBand="0" w:oddHBand="0" w:evenHBand="0" w:firstRowFirstColumn="0" w:firstRowLastColumn="0" w:lastRowFirstColumn="0" w:lastRowLastColumn="0"/>
+              <w:rPr>
+                <w:lang w:val="el-GR"/>
+              </w:rPr>
+            </w:pPr>
+            <w:r>
+              <w:rPr>
+                <w:lang w:val="el-GR"/>
+              </w:rPr>
+              <w:t>Τιμή</w:t>
+            </w:r>
+          </w:p>
+        </w:tc>
+      </w:tr>
+      <w:tr>
+        <w:tc>
+          <w:tcPr>
+            <w:cnfStyle w:val="001000000000" w:firstRow="0" w:lastRow="0" w:firstColumn="1" w:lastColumn="0" w:oddVBand="0" w:evenVBand="0" w:oddHBand="0" w:evenHBand="0" w:firstRowFirstColumn="0" w:firstRowLastColumn="0" w:lastRowFirstColumn="0" w:lastRowLastColumn="0"/>
+            <w:tcW w:w="2122" w:type="dxa"/>
+            <w:hideMark/>
+          </w:tcPr>
+          <w:p>
+            <w:pPr>
+              <w:spacing w:before="240" w:after="160" w:line="278" w:lineRule="auto"/>
+              <w:rPr>
+                <w:lang w:val="el-GR"/>
+              </w:rPr>
+            </w:pPr>
+            <w:r>
+              <w:rPr>
+                <w:lang w:val="el-GR"/>
+              </w:rPr>
+              <w:t>Σκοπός</w:t>
+            </w:r>
+          </w:p>
+        </w:tc>
+        <w:tc>
+          <w:tcPr>
+            <w:tcW w:w="6804" w:type="dxa"/>
+            <w:hideMark/>
+          </w:tcPr>
+          <w:p>
+            <w:pPr>
+              <w:spacing w:before="240" w:after="160" w:line="278" w:lineRule="auto"/>
+              <w:cnfStyle w:val="000000000000" w:firstRow="0" w:lastRow="0" w:firstColumn="0" w:lastColumn="0" w:oddVBand="0" w:evenVBand="0" w:oddHBand="0" w:evenHBand="0" w:firstRowFirstColumn="0" w:firstRowLastColumn="0" w:lastRowFirstColumn="0" w:lastRowLastColumn="0"/>
+            </w:pPr>
+            <w:r>
+              <w:rPr>
+                <w:lang w:val="el-GR"/>
+              </w:rPr>
+              <w:t>Επαλήθευση</w:t>
+            </w:r>
+            <w:r>
+              <w:t> reject(id, reason) + </w:t>
+            </w:r>
+            <w:proofErr w:type="spellStart"/>
+            <w:r>
+              <w:t>sendRejectionNotification</w:t>
+            </w:r>
+            <w:proofErr w:type="spellEnd"/>
+            <w:r>
+              <w:t>()</w:t>
+            </w:r>
+          </w:p>
+        </w:tc>
+      </w:tr>
+      <w:tr>
+        <w:tc>
+          <w:tcPr>
+            <w:cnfStyle w:val="001000000000" w:firstRow="0" w:lastRow="0" w:firstColumn="1" w:lastColumn="0" w:oddVBand="0" w:evenVBand="0" w:oddHBand="0" w:evenHBand="0" w:firstRowFirstColumn="0" w:firstRowLastColumn="0" w:lastRowFirstColumn="0" w:lastRowLastColumn="0"/>
+            <w:tcW w:w="2122" w:type="dxa"/>
+            <w:hideMark/>
+          </w:tcPr>
+          <w:p>
+            <w:pPr>
+              <w:spacing w:before="240" w:after="160" w:line="278" w:lineRule="auto"/>
+              <w:rPr>
+                <w:lang w:val="el-GR"/>
+              </w:rPr>
+            </w:pPr>
+            <w:r>
+              <w:rPr>
+                <w:lang w:val="el-GR"/>
+              </w:rPr>
+              <w:t>Κατηγορία</w:t>
+            </w:r>
+          </w:p>
+        </w:tc>
+        <w:tc>
+          <w:tcPr>
+            <w:tcW w:w="6804" w:type="dxa"/>
+            <w:hideMark/>
+          </w:tcPr>
+          <w:p>
+            <w:pPr>
+              <w:spacing w:before="240" w:after="160" w:line="278" w:lineRule="auto"/>
+              <w:cnfStyle w:val="000000000000" w:firstRow="0" w:lastRow="0" w:firstColumn="0" w:lastColumn="0" w:oddVBand="0" w:evenVBand="0" w:oddHBand="0" w:evenHBand="0" w:firstRowFirstColumn="0" w:firstRowLastColumn="0" w:lastRowFirstColumn="0" w:lastRowLastColumn="0"/>
+              <w:rPr>
+                <w:lang w:val="el-GR"/>
+              </w:rPr>
+            </w:pPr>
+            <w:proofErr w:type="spellStart"/>
+            <w:r>
+              <w:rPr>
+                <w:lang w:val="el-GR"/>
+              </w:rPr>
+              <w:t>Functional</w:t>
+            </w:r>
+            <w:proofErr w:type="spellEnd"/>
+          </w:p>
+        </w:tc>
+      </w:tr>
+      <w:tr>
+        <w:tc>
+          <w:tcPr>
+            <w:cnfStyle w:val="001000000000" w:firstRow="0" w:lastRow="0" w:firstColumn="1" w:lastColumn="0" w:oddVBand="0" w:evenVBand="0" w:oddHBand="0" w:evenHBand="0" w:firstRowFirstColumn="0" w:firstRowLastColumn="0" w:lastRowFirstColumn="0" w:lastRowLastColumn="0"/>
+            <w:tcW w:w="2122" w:type="dxa"/>
+            <w:hideMark/>
+          </w:tcPr>
+          <w:p>
+            <w:pPr>
+              <w:spacing w:before="240" w:after="160" w:line="278" w:lineRule="auto"/>
+              <w:rPr>
+                <w:lang w:val="el-GR"/>
+              </w:rPr>
+            </w:pPr>
+            <w:r>
+              <w:rPr>
+                <w:lang w:val="el-GR"/>
+              </w:rPr>
+              <w:t>Τεχνική</w:t>
+            </w:r>
+          </w:p>
+        </w:tc>
+        <w:tc>
+          <w:tcPr>
+            <w:tcW w:w="6804" w:type="dxa"/>
+            <w:hideMark/>
+          </w:tcPr>
+          <w:p>
+            <w:pPr>
+              <w:spacing w:before="240" w:after="160" w:line="278" w:lineRule="auto"/>
+              <w:cnfStyle w:val="000000000000" w:firstRow="0" w:lastRow="0" w:firstColumn="0" w:lastColumn="0" w:oddVBand="0" w:evenVBand="0" w:oddHBand="0" w:evenHBand="0" w:firstRowFirstColumn="0" w:firstRowLastColumn="0" w:lastRowFirstColumn="0" w:lastRowLastColumn="0"/>
+              <w:rPr>
+                <w:lang w:val="el-GR"/>
+              </w:rPr>
+            </w:pPr>
+            <w:proofErr w:type="spellStart"/>
+            <w:r>
+              <w:rPr>
+                <w:lang w:val="el-GR"/>
+              </w:rPr>
+              <w:t>Black-Box</w:t>
+            </w:r>
+            <w:proofErr w:type="spellEnd"/>
+            <w:r>
+              <w:rPr>
+                <w:lang w:val="el-GR"/>
+              </w:rPr>
+              <w:t xml:space="preserve"> / </w:t>
+            </w:r>
+            <w:proofErr w:type="spellStart"/>
+            <w:r>
+              <w:rPr>
+                <w:lang w:val="el-GR"/>
+              </w:rPr>
+              <w:t>Alt</w:t>
+            </w:r>
+            <w:proofErr w:type="spellEnd"/>
+            <w:r>
+              <w:rPr>
+                <w:lang w:val="el-GR"/>
+              </w:rPr>
+              <w:t xml:space="preserve"> </w:t>
+            </w:r>
+            <w:proofErr w:type="spellStart"/>
+            <w:r>
+              <w:rPr>
+                <w:lang w:val="el-GR"/>
+              </w:rPr>
+              <w:t>Flow</w:t>
+            </w:r>
+            <w:proofErr w:type="spellEnd"/>
+            <w:r>
+              <w:rPr>
+                <w:lang w:val="el-GR"/>
+              </w:rPr>
+              <w:t xml:space="preserve"> 1</w:t>
+            </w:r>
+          </w:p>
+        </w:tc>
+      </w:tr>
+      <w:tr>
+        <w:tc>
+          <w:tcPr>
+            <w:cnfStyle w:val="001000000000" w:firstRow="0" w:lastRow="0" w:firstColumn="1" w:lastColumn="0" w:oddVBand="0" w:evenVBand="0" w:oddHBand="0" w:evenHBand="0" w:firstRowFirstColumn="0" w:firstRowLastColumn="0" w:lastRowFirstColumn="0" w:lastRowLastColumn="0"/>
+            <w:tcW w:w="2122" w:type="dxa"/>
+            <w:hideMark/>
+          </w:tcPr>
+          <w:p>
+            <w:pPr>
+              <w:spacing w:before="240" w:after="160" w:line="278" w:lineRule="auto"/>
+              <w:rPr>
+                <w:lang w:val="el-GR"/>
+              </w:rPr>
+            </w:pPr>
+            <w:r>
+              <w:rPr>
+                <w:lang w:val="el-GR"/>
+              </w:rPr>
+              <w:t>Προτεραιότητα</w:t>
+            </w:r>
+          </w:p>
+        </w:tc>
+        <w:tc>
+          <w:tcPr>
+            <w:tcW w:w="6804" w:type="dxa"/>
+            <w:hideMark/>
+          </w:tcPr>
+          <w:p>
+            <w:pPr>
+              <w:spacing w:before="240" w:after="160" w:line="278" w:lineRule="auto"/>
+              <w:cnfStyle w:val="000000000000" w:firstRow="0" w:lastRow="0" w:firstColumn="0" w:lastColumn="0" w:oddVBand="0" w:evenVBand="0" w:oddHBand="0" w:evenHBand="0" w:firstRowFirstColumn="0" w:firstRowLastColumn="0" w:lastRowFirstColumn="0" w:lastRowLastColumn="0"/>
+              <w:rPr>
+                <w:lang w:val="el-GR"/>
+              </w:rPr>
+            </w:pPr>
+            <w:r>
+              <w:rPr>
+                <w:lang w:val="el-GR"/>
+              </w:rPr>
+              <w:t>CRITICAL</w:t>
+            </w:r>
+          </w:p>
+        </w:tc>
+      </w:tr>
+      <w:tr>
+        <w:tc>
+          <w:tcPr>
+            <w:cnfStyle w:val="001000000000" w:firstRow="0" w:lastRow="0" w:firstColumn="1" w:lastColumn="0" w:oddVBand="0" w:evenVBand="0" w:oddHBand="0" w:evenHBand="0" w:firstRowFirstColumn="0" w:firstRowLastColumn="0" w:lastRowFirstColumn="0" w:lastRowLastColumn="0"/>
+            <w:tcW w:w="2122" w:type="dxa"/>
+            <w:hideMark/>
+          </w:tcPr>
+          <w:p>
+            <w:pPr>
+              <w:spacing w:before="240" w:after="160" w:line="278" w:lineRule="auto"/>
+              <w:rPr>
+                <w:lang w:val="el-GR"/>
+              </w:rPr>
+            </w:pPr>
+            <w:r>
+              <w:rPr>
+                <w:lang w:val="el-GR"/>
+              </w:rPr>
+              <w:t>Δεδομένα Εισόδου</w:t>
+            </w:r>
+          </w:p>
+        </w:tc>
+        <w:tc>
+          <w:tcPr>
+            <w:tcW w:w="6804" w:type="dxa"/>
+            <w:hideMark/>
+          </w:tcPr>
+          <w:p>
+            <w:pPr>
+              <w:spacing w:before="240" w:after="160" w:line="278" w:lineRule="auto"/>
+              <w:cnfStyle w:val="000000000000" w:firstRow="0" w:lastRow="0" w:firstColumn="0" w:lastColumn="0" w:oddVBand="0" w:evenVBand="0" w:oddHBand="0" w:evenHBand="0" w:firstRowFirstColumn="0" w:firstRowLastColumn="0" w:lastRowFirstColumn="0" w:lastRowLastColumn="0"/>
+              <w:rPr>
+                <w:lang w:val="el-GR"/>
+              </w:rPr>
+            </w:pPr>
+            <w:proofErr w:type="spellStart"/>
+            <w:r>
+              <w:rPr>
+                <w:lang w:val="el-GR"/>
+              </w:rPr>
+              <w:t>Click</w:t>
+            </w:r>
+            <w:proofErr w:type="spellEnd"/>
+            <w:r>
+              <w:rPr>
+                <w:lang w:val="el-GR"/>
+              </w:rPr>
+              <w:t xml:space="preserve"> «</w:t>
+            </w:r>
+            <w:proofErr w:type="spellStart"/>
+            <w:r>
+              <w:rPr>
+                <w:lang w:val="el-GR"/>
+              </w:rPr>
+              <w:t>Reject</w:t>
+            </w:r>
+            <w:proofErr w:type="spellEnd"/>
+            <w:r>
+              <w:rPr>
+                <w:lang w:val="el-GR"/>
+              </w:rPr>
+              <w:t xml:space="preserve">» + </w:t>
+            </w:r>
+            <w:proofErr w:type="spellStart"/>
+            <w:r>
+              <w:rPr>
+                <w:lang w:val="el-GR"/>
+              </w:rPr>
+              <w:t>reason</w:t>
+            </w:r>
+            <w:proofErr w:type="spellEnd"/>
+            <w:r>
+              <w:rPr>
+                <w:lang w:val="el-GR"/>
+              </w:rPr>
+              <w:t>="Η βασική ροή είναι ελλιπής"</w:t>
+            </w:r>
+          </w:p>
+        </w:tc>
+      </w:tr>
+      <w:tr>
+        <w:tc>
+          <w:tcPr>
+            <w:cnfStyle w:val="001000000000" w:firstRow="0" w:lastRow="0" w:firstColumn="1" w:lastColumn="0" w:oddVBand="0" w:evenVBand="0" w:oddHBand="0" w:evenHBand="0" w:firstRowFirstColumn="0" w:firstRowLastColumn="0" w:lastRowFirstColumn="0" w:lastRowLastColumn="0"/>
+            <w:tcW w:w="2122" w:type="dxa"/>
+            <w:hideMark/>
+          </w:tcPr>
+          <w:p>
+            <w:pPr>
+              <w:spacing w:before="240" w:after="160" w:line="278" w:lineRule="auto"/>
+              <w:rPr>
+                <w:lang w:val="el-GR"/>
+              </w:rPr>
+            </w:pPr>
+            <w:r>
+              <w:rPr>
+                <w:lang w:val="el-GR"/>
+              </w:rPr>
+              <w:t>Αναμενόμενο Αποτέλεσμα</w:t>
+            </w:r>
+          </w:p>
+        </w:tc>
+        <w:tc>
+          <w:tcPr>
+            <w:tcW w:w="6804" w:type="dxa"/>
+            <w:hideMark/>
+          </w:tcPr>
+          <w:p>
+            <w:pPr>
+              <w:spacing w:before="240" w:after="160" w:line="278" w:lineRule="auto"/>
+              <w:cnfStyle w:val="000000000000" w:firstRow="0" w:lastRow="0" w:firstColumn="0" w:lastColumn="0" w:oddVBand="0" w:evenVBand="0" w:oddHBand="0" w:evenHBand="0" w:firstRowFirstColumn="0" w:firstRowLastColumn="0" w:lastRowFirstColumn="0" w:lastRowLastColumn="0"/>
+            </w:pPr>
+            <w:r>
+              <w:t xml:space="preserve">Status=REJECTED, </w:t>
+            </w:r>
+            <w:proofErr w:type="spellStart"/>
+            <w:r>
+              <w:t>rejectionReason</w:t>
+            </w:r>
+            <w:proofErr w:type="spellEnd"/>
+            <w:r>
+              <w:t xml:space="preserve"> saved, notification log</w:t>
+            </w:r>
+          </w:p>
+        </w:tc>
+      </w:tr>
+      <w:tr>
+        <w:tc>
+          <w:tcPr>
+            <w:cnfStyle w:val="001000000000" w:firstRow="0" w:lastRow="0" w:firstColumn="1" w:lastColumn="0" w:oddVBand="0" w:evenVBand="0" w:oddHBand="0" w:evenHBand="0" w:firstRowFirstColumn="0" w:firstRowLastColumn="0" w:lastRowFirstColumn="0" w:lastRowLastColumn="0"/>
+            <w:tcW w:w="2122" w:type="dxa"/>
+            <w:hideMark/>
+          </w:tcPr>
+          <w:p>
+            <w:pPr>
+              <w:spacing w:before="240" w:after="160" w:line="278" w:lineRule="auto"/>
+              <w:rPr>
+                <w:lang w:val="el-GR"/>
+              </w:rPr>
+            </w:pPr>
+            <w:r>
+              <w:rPr>
+                <w:lang w:val="el-GR"/>
+              </w:rPr>
+              <w:t>Πραγματικό Αποτέλεσμα</w:t>
+            </w:r>
+          </w:p>
+        </w:tc>
+        <w:tc>
+          <w:tcPr>
+            <w:tcW w:w="6804" w:type="dxa"/>
+            <w:hideMark/>
+          </w:tcPr>
+          <w:p>
+            <w:pPr>
+              <w:spacing w:before="240" w:after="160" w:line="278" w:lineRule="auto"/>
+              <w:cnfStyle w:val="000000000000" w:firstRow="0" w:lastRow="0" w:firstColumn="0" w:lastColumn="0" w:oddVBand="0" w:evenVBand="0" w:oddHBand="0" w:evenHBand="0" w:firstRowFirstColumn="0" w:firstRowLastColumn="0" w:lastRowFirstColumn="0" w:lastRowLastColumn="0"/>
+            </w:pPr>
+            <w:proofErr w:type="gramStart"/>
+            <w:r>
+              <w:t>reject(</w:t>
+            </w:r>
+            <w:proofErr w:type="gramEnd"/>
+            <w:r>
+              <w:t>id, reason) </w:t>
+            </w:r>
+            <w:r>
+              <w:rPr>
+                <w:lang w:val="el-GR"/>
+              </w:rPr>
+              <w:t>καλέστηκε</w:t>
+            </w:r>
+            <w:r>
+              <w:t>. useCase.setStatus(REJECTED). setRejectionReason(reason). </w:t>
+            </w:r>
+            <w:proofErr w:type="gramStart"/>
+            <w:r>
+              <w:t>sendRejectionNotification(</w:t>
+            </w:r>
+            <w:proofErr w:type="gramEnd"/>
+            <w:r>
+              <w:t>) </w:t>
+            </w:r>
+            <w:r>
+              <w:rPr>
+                <w:lang w:val="el-GR"/>
+              </w:rPr>
+              <w:t>καλέστηκε</w:t>
+            </w:r>
+            <w:r>
+              <w:t xml:space="preserve"> </w:t>
+            </w:r>
+            <w:r>
+              <w:rPr>
+                <w:lang w:val="el-GR"/>
+              </w:rPr>
+              <w:t>με</w:t>
+            </w:r>
+            <w:r>
+              <w:t xml:space="preserve"> </w:t>
+            </w:r>
+            <w:r>
+              <w:rPr>
+                <w:lang w:val="el-GR"/>
+              </w:rPr>
+              <w:t>το</w:t>
+            </w:r>
+            <w:r>
+              <w:t xml:space="preserve"> </w:t>
+            </w:r>
+            <w:r>
+              <w:lastRenderedPageBreak/>
+              <w:t xml:space="preserve">reason. Log: «...rejected. Please review... Reason: </w:t>
+            </w:r>
+            <w:r>
+              <w:rPr>
+                <w:lang w:val="el-GR"/>
+              </w:rPr>
+              <w:t>Η</w:t>
+            </w:r>
+            <w:r>
+              <w:t xml:space="preserve"> </w:t>
+            </w:r>
+            <w:r>
+              <w:rPr>
+                <w:lang w:val="el-GR"/>
+              </w:rPr>
+              <w:t>βασική</w:t>
+            </w:r>
+            <w:r>
+              <w:t xml:space="preserve"> </w:t>
+            </w:r>
+            <w:r>
+              <w:rPr>
+                <w:lang w:val="el-GR"/>
+              </w:rPr>
+              <w:t>ροή</w:t>
+            </w:r>
+            <w:r>
+              <w:t xml:space="preserve"> </w:t>
+            </w:r>
+            <w:r>
+              <w:rPr>
+                <w:lang w:val="el-GR"/>
+              </w:rPr>
+              <w:t>είναι</w:t>
+            </w:r>
+            <w:r>
+              <w:t xml:space="preserve"> </w:t>
+            </w:r>
+            <w:r>
+              <w:rPr>
+                <w:lang w:val="el-GR"/>
+              </w:rPr>
+              <w:t>ελλιπής</w:t>
+            </w:r>
+            <w:r>
+              <w:t>».</w:t>
+            </w:r>
+          </w:p>
+        </w:tc>
+      </w:tr>
+      <w:tr>
+        <w:tc>
+          <w:tcPr>
+            <w:cnfStyle w:val="001000000000" w:firstRow="0" w:lastRow="0" w:firstColumn="1" w:lastColumn="0" w:oddVBand="0" w:evenVBand="0" w:oddHBand="0" w:evenHBand="0" w:firstRowFirstColumn="0" w:firstRowLastColumn="0" w:lastRowFirstColumn="0" w:lastRowLastColumn="0"/>
+            <w:tcW w:w="2122" w:type="dxa"/>
+            <w:hideMark/>
+          </w:tcPr>
+          <w:p>
+            <w:pPr>
+              <w:spacing w:before="240" w:after="160" w:line="278" w:lineRule="auto"/>
+              <w:rPr>
+                <w:lang w:val="el-GR"/>
+              </w:rPr>
+            </w:pPr>
+            <w:r>
+              <w:rPr>
+                <w:lang w:val="el-GR"/>
+              </w:rPr>
+              <w:lastRenderedPageBreak/>
+              <w:t>Κατάσταση</w:t>
+            </w:r>
+          </w:p>
+        </w:tc>
+        <w:tc>
+          <w:tcPr>
+            <w:tcW w:w="6804" w:type="dxa"/>
+            <w:hideMark/>
+          </w:tcPr>
+          <w:p>
+            <w:pPr>
+              <w:spacing w:before="240" w:after="160" w:line="278" w:lineRule="auto"/>
+              <w:cnfStyle w:val="000000000000" w:firstRow="0" w:lastRow="0" w:firstColumn="0" w:lastColumn="0" w:oddVBand="0" w:evenVBand="0" w:oddHBand="0" w:evenHBand="0" w:firstRowFirstColumn="0" w:firstRowLastColumn="0" w:lastRowFirstColumn="0" w:lastRowLastColumn="0"/>
+              <w:rPr>
+                <w:lang w:val="el-GR"/>
+              </w:rPr>
+            </w:pPr>
+            <w:r>
+              <w:rPr>
+                <w:rFonts w:ascii="Segoe UI Emoji" w:hAnsi="Segoe UI Emoji" w:cs="Segoe UI Emoji"/>
+                <w:lang w:val="el-GR"/>
+              </w:rPr>
+              <w:t>✅</w:t>
+            </w:r>
+            <w:r>
+              <w:rPr>
+                <w:lang w:val="el-GR"/>
+              </w:rPr>
+              <w:t> </w:t>
+            </w:r>
+            <w:r>
+              <w:rPr>
+                <w:b/>
+                <w:bCs/>
+                <w:lang w:val="el-GR"/>
+              </w:rPr>
+              <w:t>PASS</w:t>
+            </w:r>
+          </w:p>
+        </w:tc>
+      </w:tr>
+    </w:tbl>
+    <w:p>
+      <w:pPr>
+        <w:spacing w:before="240"/>
+        <w:rPr>
+          <w:b/>
+          <w:bCs/>
+          <w:lang w:val="el-GR"/>
         </w:rPr>
       </w:pPr>
     </w:p>
@@ -29938,7 +36545,1671 @@
       <w:pPr>
         <w:spacing w:before="240"/>
         <w:rPr>
+          <w:b/>
+          <w:bCs/>
+        </w:rPr>
+      </w:pPr>
+      <w:r>
+        <w:rPr>
+          <w:b/>
+          <w:bCs/>
+        </w:rPr>
+        <w:t>TC-16-03 — Cancel Reply Approval (Frontend-only)</w:t>
+      </w:r>
+    </w:p>
+    <w:tbl>
+      <w:tblPr>
+        <w:tblStyle w:val="GridTable1Light"/>
+        <w:tblW w:w="0" w:type="auto"/>
+        <w:tblLook w:val="04A0" w:firstRow="1" w:lastRow="0" w:firstColumn="1" w:lastColumn="0" w:noHBand="0" w:noVBand="1"/>
+      </w:tblPr>
+      <w:tblGrid>
+        <w:gridCol w:w="2416"/>
+        <w:gridCol w:w="6934"/>
+      </w:tblGrid>
+      <w:tr>
+        <w:trPr>
+          <w:cnfStyle w:val="100000000000" w:firstRow="1" w:lastRow="0" w:firstColumn="0" w:lastColumn="0" w:oddVBand="0" w:evenVBand="0" w:oddHBand="0" w:evenHBand="0" w:firstRowFirstColumn="0" w:firstRowLastColumn="0" w:lastRowFirstColumn="0" w:lastRowLastColumn="0"/>
+        </w:trPr>
+        <w:tc>
+          <w:tcPr>
+            <w:cnfStyle w:val="001000000000" w:firstRow="0" w:lastRow="0" w:firstColumn="1" w:lastColumn="0" w:oddVBand="0" w:evenVBand="0" w:oddHBand="0" w:evenHBand="0" w:firstRowFirstColumn="0" w:firstRowLastColumn="0" w:lastRowFirstColumn="0" w:lastRowLastColumn="0"/>
+            <w:tcW w:w="0" w:type="auto"/>
+            <w:hideMark/>
+          </w:tcPr>
+          <w:p>
+            <w:pPr>
+              <w:spacing w:before="240" w:after="160" w:line="278" w:lineRule="auto"/>
+              <w:rPr>
+                <w:lang w:val="el-GR"/>
+              </w:rPr>
+            </w:pPr>
+            <w:r>
+              <w:rPr>
+                <w:lang w:val="el-GR"/>
+              </w:rPr>
+              <w:t>Πεδίο</w:t>
+            </w:r>
+          </w:p>
+        </w:tc>
+        <w:tc>
+          <w:tcPr>
+            <w:tcW w:w="0" w:type="auto"/>
+            <w:hideMark/>
+          </w:tcPr>
+          <w:p>
+            <w:pPr>
+              <w:spacing w:before="240" w:after="160" w:line="278" w:lineRule="auto"/>
+              <w:cnfStyle w:val="100000000000" w:firstRow="1" w:lastRow="0" w:firstColumn="0" w:lastColumn="0" w:oddVBand="0" w:evenVBand="0" w:oddHBand="0" w:evenHBand="0" w:firstRowFirstColumn="0" w:firstRowLastColumn="0" w:lastRowFirstColumn="0" w:lastRowLastColumn="0"/>
+              <w:rPr>
+                <w:lang w:val="el-GR"/>
+              </w:rPr>
+            </w:pPr>
+            <w:r>
+              <w:rPr>
+                <w:lang w:val="el-GR"/>
+              </w:rPr>
+              <w:t>Τιμή</w:t>
+            </w:r>
+          </w:p>
+        </w:tc>
+      </w:tr>
+      <w:tr>
+        <w:tc>
+          <w:tcPr>
+            <w:cnfStyle w:val="001000000000" w:firstRow="0" w:lastRow="0" w:firstColumn="1" w:lastColumn="0" w:oddVBand="0" w:evenVBand="0" w:oddHBand="0" w:evenHBand="0" w:firstRowFirstColumn="0" w:firstRowLastColumn="0" w:lastRowFirstColumn="0" w:lastRowLastColumn="0"/>
+            <w:tcW w:w="0" w:type="auto"/>
+            <w:hideMark/>
+          </w:tcPr>
+          <w:p>
+            <w:pPr>
+              <w:spacing w:before="240" w:after="160" w:line="278" w:lineRule="auto"/>
+              <w:rPr>
+                <w:lang w:val="el-GR"/>
+              </w:rPr>
+            </w:pPr>
+            <w:r>
+              <w:rPr>
+                <w:lang w:val="el-GR"/>
+              </w:rPr>
+              <w:t>Σκοπός</w:t>
+            </w:r>
+          </w:p>
+        </w:tc>
+        <w:tc>
+          <w:tcPr>
+            <w:tcW w:w="0" w:type="auto"/>
+            <w:hideMark/>
+          </w:tcPr>
+          <w:p>
+            <w:pPr>
+              <w:spacing w:before="240" w:after="160" w:line="278" w:lineRule="auto"/>
+              <w:cnfStyle w:val="000000000000" w:firstRow="0" w:lastRow="0" w:firstColumn="0" w:lastColumn="0" w:oddVBand="0" w:evenVBand="0" w:oddHBand="0" w:evenHBand="0" w:firstRowFirstColumn="0" w:firstRowLastColumn="0" w:lastRowFirstColumn="0" w:lastRowLastColumn="0"/>
+              <w:rPr>
+                <w:lang w:val="el-GR"/>
+              </w:rPr>
+            </w:pPr>
+            <w:r>
+              <w:rPr>
+                <w:lang w:val="el-GR"/>
+              </w:rPr>
+              <w:t>Επαλήθευση ότι «</w:t>
+            </w:r>
+            <w:proofErr w:type="spellStart"/>
+            <w:r>
+              <w:rPr>
+                <w:lang w:val="el-GR"/>
+              </w:rPr>
+              <w:t>Cancel</w:t>
+            </w:r>
+            <w:proofErr w:type="spellEnd"/>
+            <w:r>
+              <w:rPr>
+                <w:lang w:val="el-GR"/>
+              </w:rPr>
+              <w:t>» δεν αλλάζει το status</w:t>
+            </w:r>
+          </w:p>
+        </w:tc>
+      </w:tr>
+      <w:tr>
+        <w:tc>
+          <w:tcPr>
+            <w:cnfStyle w:val="001000000000" w:firstRow="0" w:lastRow="0" w:firstColumn="1" w:lastColumn="0" w:oddVBand="0" w:evenVBand="0" w:oddHBand="0" w:evenHBand="0" w:firstRowFirstColumn="0" w:firstRowLastColumn="0" w:lastRowFirstColumn="0" w:lastRowLastColumn="0"/>
+            <w:tcW w:w="0" w:type="auto"/>
+            <w:hideMark/>
+          </w:tcPr>
+          <w:p>
+            <w:pPr>
+              <w:spacing w:before="240" w:after="160" w:line="278" w:lineRule="auto"/>
+              <w:rPr>
+                <w:lang w:val="el-GR"/>
+              </w:rPr>
+            </w:pPr>
+            <w:r>
+              <w:rPr>
+                <w:lang w:val="el-GR"/>
+              </w:rPr>
+              <w:t>Κατηγορία</w:t>
+            </w:r>
+          </w:p>
+        </w:tc>
+        <w:tc>
+          <w:tcPr>
+            <w:tcW w:w="0" w:type="auto"/>
+            <w:hideMark/>
+          </w:tcPr>
+          <w:p>
+            <w:pPr>
+              <w:spacing w:before="240" w:after="160" w:line="278" w:lineRule="auto"/>
+              <w:cnfStyle w:val="000000000000" w:firstRow="0" w:lastRow="0" w:firstColumn="0" w:lastColumn="0" w:oddVBand="0" w:evenVBand="0" w:oddHBand="0" w:evenHBand="0" w:firstRowFirstColumn="0" w:firstRowLastColumn="0" w:lastRowFirstColumn="0" w:lastRowLastColumn="0"/>
+              <w:rPr>
+                <w:lang w:val="el-GR"/>
+              </w:rPr>
+            </w:pPr>
+            <w:proofErr w:type="spellStart"/>
+            <w:r>
+              <w:rPr>
+                <w:lang w:val="el-GR"/>
+              </w:rPr>
+              <w:t>Functional</w:t>
+            </w:r>
+            <w:proofErr w:type="spellEnd"/>
+          </w:p>
+        </w:tc>
+      </w:tr>
+      <w:tr>
+        <w:tc>
+          <w:tcPr>
+            <w:cnfStyle w:val="001000000000" w:firstRow="0" w:lastRow="0" w:firstColumn="1" w:lastColumn="0" w:oddVBand="0" w:evenVBand="0" w:oddHBand="0" w:evenHBand="0" w:firstRowFirstColumn="0" w:firstRowLastColumn="0" w:lastRowFirstColumn="0" w:lastRowLastColumn="0"/>
+            <w:tcW w:w="0" w:type="auto"/>
+            <w:hideMark/>
+          </w:tcPr>
+          <w:p>
+            <w:pPr>
+              <w:spacing w:before="240" w:after="160" w:line="278" w:lineRule="auto"/>
+              <w:rPr>
+                <w:lang w:val="el-GR"/>
+              </w:rPr>
+            </w:pPr>
+            <w:r>
+              <w:rPr>
+                <w:lang w:val="el-GR"/>
+              </w:rPr>
+              <w:t>Τεχνική</w:t>
+            </w:r>
+          </w:p>
+        </w:tc>
+        <w:tc>
+          <w:tcPr>
+            <w:tcW w:w="0" w:type="auto"/>
+            <w:hideMark/>
+          </w:tcPr>
+          <w:p>
+            <w:pPr>
+              <w:spacing w:before="240" w:after="160" w:line="278" w:lineRule="auto"/>
+              <w:cnfStyle w:val="000000000000" w:firstRow="0" w:lastRow="0" w:firstColumn="0" w:lastColumn="0" w:oddVBand="0" w:evenVBand="0" w:oddHBand="0" w:evenHBand="0" w:firstRowFirstColumn="0" w:firstRowLastColumn="0" w:lastRowFirstColumn="0" w:lastRowLastColumn="0"/>
+              <w:rPr>
+                <w:lang w:val="el-GR"/>
+              </w:rPr>
+            </w:pPr>
+            <w:proofErr w:type="spellStart"/>
+            <w:r>
+              <w:rPr>
+                <w:lang w:val="el-GR"/>
+              </w:rPr>
+              <w:t>Manual</w:t>
+            </w:r>
+            <w:proofErr w:type="spellEnd"/>
+            <w:r>
+              <w:rPr>
+                <w:lang w:val="el-GR"/>
+              </w:rPr>
+              <w:t xml:space="preserve"> </w:t>
+            </w:r>
+            <w:proofErr w:type="spellStart"/>
+            <w:r>
+              <w:rPr>
+                <w:lang w:val="el-GR"/>
+              </w:rPr>
+              <w:t>Black-Box</w:t>
+            </w:r>
+            <w:proofErr w:type="spellEnd"/>
+          </w:p>
+        </w:tc>
+      </w:tr>
+      <w:tr>
+        <w:tc>
+          <w:tcPr>
+            <w:cnfStyle w:val="001000000000" w:firstRow="0" w:lastRow="0" w:firstColumn="1" w:lastColumn="0" w:oddVBand="0" w:evenVBand="0" w:oddHBand="0" w:evenHBand="0" w:firstRowFirstColumn="0" w:firstRowLastColumn="0" w:lastRowFirstColumn="0" w:lastRowLastColumn="0"/>
+            <w:tcW w:w="0" w:type="auto"/>
+            <w:hideMark/>
+          </w:tcPr>
+          <w:p>
+            <w:pPr>
+              <w:spacing w:before="240" w:after="160" w:line="278" w:lineRule="auto"/>
+              <w:rPr>
+                <w:lang w:val="el-GR"/>
+              </w:rPr>
+            </w:pPr>
+            <w:r>
+              <w:rPr>
+                <w:lang w:val="el-GR"/>
+              </w:rPr>
+              <w:t>Προτεραιότητα</w:t>
+            </w:r>
+          </w:p>
+        </w:tc>
+        <w:tc>
+          <w:tcPr>
+            <w:tcW w:w="0" w:type="auto"/>
+            <w:hideMark/>
+          </w:tcPr>
+          <w:p>
+            <w:pPr>
+              <w:spacing w:before="240" w:after="160" w:line="278" w:lineRule="auto"/>
+              <w:cnfStyle w:val="000000000000" w:firstRow="0" w:lastRow="0" w:firstColumn="0" w:lastColumn="0" w:oddVBand="0" w:evenVBand="0" w:oddHBand="0" w:evenHBand="0" w:firstRowFirstColumn="0" w:firstRowLastColumn="0" w:lastRowFirstColumn="0" w:lastRowLastColumn="0"/>
+              <w:rPr>
+                <w:lang w:val="el-GR"/>
+              </w:rPr>
+            </w:pPr>
+            <w:r>
+              <w:rPr>
+                <w:lang w:val="el-GR"/>
+              </w:rPr>
+              <w:t>HIGH</w:t>
+            </w:r>
+          </w:p>
+        </w:tc>
+      </w:tr>
+      <w:tr>
+        <w:tc>
+          <w:tcPr>
+            <w:cnfStyle w:val="001000000000" w:firstRow="0" w:lastRow="0" w:firstColumn="1" w:lastColumn="0" w:oddVBand="0" w:evenVBand="0" w:oddHBand="0" w:evenHBand="0" w:firstRowFirstColumn="0" w:firstRowLastColumn="0" w:lastRowFirstColumn="0" w:lastRowLastColumn="0"/>
+            <w:tcW w:w="0" w:type="auto"/>
+            <w:hideMark/>
+          </w:tcPr>
+          <w:p>
+            <w:pPr>
+              <w:spacing w:before="240" w:after="160" w:line="278" w:lineRule="auto"/>
+              <w:rPr>
+                <w:lang w:val="el-GR"/>
+              </w:rPr>
+            </w:pPr>
+            <w:r>
+              <w:rPr>
+                <w:lang w:val="el-GR"/>
+              </w:rPr>
+              <w:t>Πραγματικό Αποτέλεσμα</w:t>
+            </w:r>
+          </w:p>
+        </w:tc>
+        <w:tc>
+          <w:tcPr>
+            <w:tcW w:w="0" w:type="auto"/>
+            <w:hideMark/>
+          </w:tcPr>
+          <w:p>
+            <w:pPr>
+              <w:spacing w:before="240" w:after="160" w:line="278" w:lineRule="auto"/>
+              <w:cnfStyle w:val="000000000000" w:firstRow="0" w:lastRow="0" w:firstColumn="0" w:lastColumn="0" w:oddVBand="0" w:evenVBand="0" w:oddHBand="0" w:evenHBand="0" w:firstRowFirstColumn="0" w:firstRowLastColumn="0" w:lastRowFirstColumn="0" w:lastRowLastColumn="0"/>
+              <w:rPr>
+                <w:lang w:val="el-GR"/>
+              </w:rPr>
+            </w:pPr>
+            <w:r>
+              <w:t xml:space="preserve">Click «Cancel» → dialog </w:t>
+            </w:r>
+            <w:r>
+              <w:rPr>
+                <w:lang w:val="el-GR"/>
+              </w:rPr>
+              <w:t>κλείνει</w:t>
+            </w:r>
+            <w:r>
+              <w:t xml:space="preserve"> → no POST </w:t>
+            </w:r>
+            <w:r>
+              <w:rPr>
+                <w:lang w:val="el-GR"/>
+              </w:rPr>
+              <w:t>σε</w:t>
+            </w:r>
+            <w:r>
+              <w:t xml:space="preserve"> /approve </w:t>
+            </w:r>
+            <w:r>
+              <w:rPr>
+                <w:lang w:val="el-GR"/>
+              </w:rPr>
+              <w:t>ή</w:t>
+            </w:r>
+            <w:r>
+              <w:t xml:space="preserve"> /reject. </w:t>
+            </w:r>
+            <w:r>
+              <w:rPr>
+                <w:lang w:val="el-GR"/>
+              </w:rPr>
+              <w:t xml:space="preserve">Status παρέμεινε PENDING. Καμία </w:t>
+            </w:r>
+            <w:proofErr w:type="spellStart"/>
+            <w:r>
+              <w:rPr>
+                <w:lang w:val="el-GR"/>
+              </w:rPr>
+              <w:t>notification</w:t>
+            </w:r>
+            <w:proofErr w:type="spellEnd"/>
+            <w:r>
+              <w:rPr>
+                <w:lang w:val="el-GR"/>
+              </w:rPr>
+              <w:t>.</w:t>
+            </w:r>
+          </w:p>
+        </w:tc>
+      </w:tr>
+      <w:tr>
+        <w:tc>
+          <w:tcPr>
+            <w:cnfStyle w:val="001000000000" w:firstRow="0" w:lastRow="0" w:firstColumn="1" w:lastColumn="0" w:oddVBand="0" w:evenVBand="0" w:oddHBand="0" w:evenHBand="0" w:firstRowFirstColumn="0" w:firstRowLastColumn="0" w:lastRowFirstColumn="0" w:lastRowLastColumn="0"/>
+            <w:tcW w:w="0" w:type="auto"/>
+            <w:hideMark/>
+          </w:tcPr>
+          <w:p>
+            <w:pPr>
+              <w:spacing w:before="240" w:after="160" w:line="278" w:lineRule="auto"/>
+              <w:rPr>
+                <w:lang w:val="el-GR"/>
+              </w:rPr>
+            </w:pPr>
+            <w:r>
+              <w:rPr>
+                <w:lang w:val="el-GR"/>
+              </w:rPr>
+              <w:t>Κατάσταση</w:t>
+            </w:r>
+          </w:p>
+        </w:tc>
+        <w:tc>
+          <w:tcPr>
+            <w:tcW w:w="0" w:type="auto"/>
+            <w:hideMark/>
+          </w:tcPr>
+          <w:p>
+            <w:pPr>
+              <w:spacing w:before="240" w:after="160" w:line="278" w:lineRule="auto"/>
+              <w:cnfStyle w:val="000000000000" w:firstRow="0" w:lastRow="0" w:firstColumn="0" w:lastColumn="0" w:oddVBand="0" w:evenVBand="0" w:oddHBand="0" w:evenHBand="0" w:firstRowFirstColumn="0" w:firstRowLastColumn="0" w:lastRowFirstColumn="0" w:lastRowLastColumn="0"/>
+              <w:rPr>
+                <w:lang w:val="el-GR"/>
+              </w:rPr>
+            </w:pPr>
+            <w:r>
+              <w:rPr>
+                <w:rFonts w:ascii="Segoe UI Emoji" w:hAnsi="Segoe UI Emoji" w:cs="Segoe UI Emoji"/>
+                <w:lang w:val="el-GR"/>
+              </w:rPr>
+              <w:t>✅</w:t>
+            </w:r>
+            <w:r>
+              <w:rPr>
+                <w:lang w:val="el-GR"/>
+              </w:rPr>
+              <w:t> </w:t>
+            </w:r>
+            <w:r>
+              <w:rPr>
+                <w:b/>
+                <w:bCs/>
+                <w:lang w:val="el-GR"/>
+              </w:rPr>
+              <w:t>PASS</w:t>
+            </w:r>
+          </w:p>
+        </w:tc>
+      </w:tr>
+      <w:tr>
+        <w:tc>
+          <w:tcPr>
+            <w:cnfStyle w:val="001000000000" w:firstRow="0" w:lastRow="0" w:firstColumn="1" w:lastColumn="0" w:oddVBand="0" w:evenVBand="0" w:oddHBand="0" w:evenHBand="0" w:firstRowFirstColumn="0" w:firstRowLastColumn="0" w:lastRowFirstColumn="0" w:lastRowLastColumn="0"/>
+            <w:tcW w:w="0" w:type="auto"/>
+            <w:hideMark/>
+          </w:tcPr>
+          <w:p>
+            <w:pPr>
+              <w:spacing w:before="240" w:after="160" w:line="278" w:lineRule="auto"/>
+              <w:rPr>
+                <w:lang w:val="el-GR"/>
+              </w:rPr>
+            </w:pPr>
+            <w:r>
+              <w:rPr>
+                <w:lang w:val="el-GR"/>
+              </w:rPr>
+              <w:t>Σχόλιο</w:t>
+            </w:r>
+          </w:p>
+        </w:tc>
+        <w:tc>
+          <w:tcPr>
+            <w:tcW w:w="0" w:type="auto"/>
+            <w:hideMark/>
+          </w:tcPr>
+          <w:p>
+            <w:pPr>
+              <w:spacing w:before="240" w:after="160" w:line="278" w:lineRule="auto"/>
+              <w:cnfStyle w:val="000000000000" w:firstRow="0" w:lastRow="0" w:firstColumn="0" w:lastColumn="0" w:oddVBand="0" w:evenVBand="0" w:oddHBand="0" w:evenHBand="0" w:firstRowFirstColumn="0" w:firstRowLastColumn="0" w:lastRowFirstColumn="0" w:lastRowLastColumn="0"/>
+              <w:rPr>
+                <w:lang w:val="el-GR"/>
+              </w:rPr>
+            </w:pPr>
+            <w:proofErr w:type="spellStart"/>
+            <w:r>
+              <w:rPr>
+                <w:lang w:val="el-GR"/>
+              </w:rPr>
+              <w:t>Frontend-only</w:t>
+            </w:r>
+            <w:proofErr w:type="spellEnd"/>
+          </w:p>
+        </w:tc>
+      </w:tr>
+    </w:tbl>
+    <w:p>
+      <w:pPr>
+        <w:spacing w:before="240"/>
+        <w:rPr>
+          <w:b/>
+          <w:bCs/>
+          <w:lang w:val="el-GR"/>
+        </w:rPr>
+      </w:pPr>
+    </w:p>
+    <w:p>
+      <w:pPr>
+        <w:spacing w:before="240"/>
+        <w:rPr>
+          <w:b/>
+          <w:bCs/>
+        </w:rPr>
+      </w:pPr>
+      <w:r>
+        <w:rPr>
+          <w:b/>
+          <w:bCs/>
+        </w:rPr>
+        <w:t xml:space="preserve">TC-16-04 — Reject </w:t>
+      </w:r>
+      <w:r>
+        <w:rPr>
+          <w:b/>
+          <w:bCs/>
+          <w:lang w:val="el-GR"/>
+        </w:rPr>
+        <w:t>χωρίς</w:t>
+      </w:r>
+      <w:r>
+        <w:rPr>
+          <w:b/>
+          <w:bCs/>
+        </w:rPr>
+        <w:t xml:space="preserve"> Reason (Optional Field)</w:t>
+      </w:r>
+    </w:p>
+    <w:tbl>
+      <w:tblPr>
+        <w:tblStyle w:val="GridTable1Light"/>
+        <w:tblW w:w="0" w:type="auto"/>
+        <w:tblLook w:val="04A0" w:firstRow="1" w:lastRow="0" w:firstColumn="1" w:lastColumn="0" w:noHBand="0" w:noVBand="1"/>
+      </w:tblPr>
+      <w:tblGrid>
+        <w:gridCol w:w="2507"/>
+        <w:gridCol w:w="6843"/>
+      </w:tblGrid>
+      <w:tr>
+        <w:trPr>
+          <w:cnfStyle w:val="100000000000" w:firstRow="1" w:lastRow="0" w:firstColumn="0" w:lastColumn="0" w:oddVBand="0" w:evenVBand="0" w:oddHBand="0" w:evenHBand="0" w:firstRowFirstColumn="0" w:firstRowLastColumn="0" w:lastRowFirstColumn="0" w:lastRowLastColumn="0"/>
+        </w:trPr>
+        <w:tc>
+          <w:tcPr>
+            <w:cnfStyle w:val="001000000000" w:firstRow="0" w:lastRow="0" w:firstColumn="1" w:lastColumn="0" w:oddVBand="0" w:evenVBand="0" w:oddHBand="0" w:evenHBand="0" w:firstRowFirstColumn="0" w:firstRowLastColumn="0" w:lastRowFirstColumn="0" w:lastRowLastColumn="0"/>
+            <w:tcW w:w="0" w:type="auto"/>
+            <w:hideMark/>
+          </w:tcPr>
+          <w:p>
+            <w:pPr>
+              <w:spacing w:before="240" w:after="160" w:line="278" w:lineRule="auto"/>
+              <w:rPr>
+                <w:lang w:val="el-GR"/>
+              </w:rPr>
+            </w:pPr>
+            <w:r>
+              <w:rPr>
+                <w:lang w:val="el-GR"/>
+              </w:rPr>
+              <w:t>Πεδίο</w:t>
+            </w:r>
+          </w:p>
+        </w:tc>
+        <w:tc>
+          <w:tcPr>
+            <w:tcW w:w="0" w:type="auto"/>
+            <w:hideMark/>
+          </w:tcPr>
+          <w:p>
+            <w:pPr>
+              <w:spacing w:before="240" w:after="160" w:line="278" w:lineRule="auto"/>
+              <w:cnfStyle w:val="100000000000" w:firstRow="1" w:lastRow="0" w:firstColumn="0" w:lastColumn="0" w:oddVBand="0" w:evenVBand="0" w:oddHBand="0" w:evenHBand="0" w:firstRowFirstColumn="0" w:firstRowLastColumn="0" w:lastRowFirstColumn="0" w:lastRowLastColumn="0"/>
+              <w:rPr>
+                <w:lang w:val="el-GR"/>
+              </w:rPr>
+            </w:pPr>
+            <w:r>
+              <w:rPr>
+                <w:lang w:val="el-GR"/>
+              </w:rPr>
+              <w:t>Τιμή</w:t>
+            </w:r>
+          </w:p>
+        </w:tc>
+      </w:tr>
+      <w:tr>
+        <w:tc>
+          <w:tcPr>
+            <w:cnfStyle w:val="001000000000" w:firstRow="0" w:lastRow="0" w:firstColumn="1" w:lastColumn="0" w:oddVBand="0" w:evenVBand="0" w:oddHBand="0" w:evenHBand="0" w:firstRowFirstColumn="0" w:firstRowLastColumn="0" w:lastRowFirstColumn="0" w:lastRowLastColumn="0"/>
+            <w:tcW w:w="0" w:type="auto"/>
+            <w:hideMark/>
+          </w:tcPr>
+          <w:p>
+            <w:pPr>
+              <w:spacing w:before="240" w:after="160" w:line="278" w:lineRule="auto"/>
+              <w:rPr>
+                <w:lang w:val="el-GR"/>
+              </w:rPr>
+            </w:pPr>
+            <w:r>
+              <w:rPr>
+                <w:lang w:val="el-GR"/>
+              </w:rPr>
+              <w:t>Σκοπός</w:t>
+            </w:r>
+          </w:p>
+        </w:tc>
+        <w:tc>
+          <w:tcPr>
+            <w:tcW w:w="0" w:type="auto"/>
+            <w:hideMark/>
+          </w:tcPr>
+          <w:p>
+            <w:pPr>
+              <w:spacing w:before="240" w:after="160" w:line="278" w:lineRule="auto"/>
+              <w:cnfStyle w:val="000000000000" w:firstRow="0" w:lastRow="0" w:firstColumn="0" w:lastColumn="0" w:oddVBand="0" w:evenVBand="0" w:oddHBand="0" w:evenHBand="0" w:firstRowFirstColumn="0" w:firstRowLastColumn="0" w:lastRowFirstColumn="0" w:lastRowLastColumn="0"/>
+              <w:rPr>
+                <w:lang w:val="el-GR"/>
+              </w:rPr>
+            </w:pPr>
+            <w:r>
+              <w:rPr>
+                <w:lang w:val="el-GR"/>
+              </w:rPr>
+              <w:t xml:space="preserve">Επαλήθευση ότι το </w:t>
+            </w:r>
+            <w:proofErr w:type="spellStart"/>
+            <w:r>
+              <w:rPr>
+                <w:lang w:val="el-GR"/>
+              </w:rPr>
+              <w:t>reason</w:t>
+            </w:r>
+            <w:proofErr w:type="spellEnd"/>
+            <w:r>
+              <w:rPr>
+                <w:lang w:val="el-GR"/>
+              </w:rPr>
+              <w:t xml:space="preserve"> είναι </w:t>
+            </w:r>
+            <w:proofErr w:type="spellStart"/>
+            <w:r>
+              <w:rPr>
+                <w:lang w:val="el-GR"/>
+              </w:rPr>
+              <w:t>optional</w:t>
+            </w:r>
+            <w:proofErr w:type="spellEnd"/>
+            <w:r>
+              <w:rPr>
+                <w:lang w:val="el-GR"/>
+              </w:rPr>
+              <w:t xml:space="preserve"> (όπως δηλώνει το UC: "</w:t>
+            </w:r>
+            <w:proofErr w:type="spellStart"/>
+            <w:r>
+              <w:rPr>
+                <w:lang w:val="el-GR"/>
+              </w:rPr>
+              <w:t>Rejection</w:t>
+            </w:r>
+            <w:proofErr w:type="spellEnd"/>
+            <w:r>
+              <w:rPr>
+                <w:lang w:val="el-GR"/>
+              </w:rPr>
+              <w:t xml:space="preserve"> </w:t>
+            </w:r>
+            <w:proofErr w:type="spellStart"/>
+            <w:r>
+              <w:rPr>
+                <w:lang w:val="el-GR"/>
+              </w:rPr>
+              <w:t>reason</w:t>
+            </w:r>
+            <w:proofErr w:type="spellEnd"/>
+            <w:r>
+              <w:rPr>
+                <w:lang w:val="el-GR"/>
+              </w:rPr>
+              <w:t xml:space="preserve"> (</w:t>
+            </w:r>
+            <w:proofErr w:type="spellStart"/>
+            <w:r>
+              <w:rPr>
+                <w:lang w:val="el-GR"/>
+              </w:rPr>
+              <w:t>optional</w:t>
+            </w:r>
+            <w:proofErr w:type="spellEnd"/>
+            <w:r>
+              <w:rPr>
+                <w:lang w:val="el-GR"/>
+              </w:rPr>
+              <w:t>)")</w:t>
+            </w:r>
+          </w:p>
+        </w:tc>
+      </w:tr>
+      <w:tr>
+        <w:tc>
+          <w:tcPr>
+            <w:cnfStyle w:val="001000000000" w:firstRow="0" w:lastRow="0" w:firstColumn="1" w:lastColumn="0" w:oddVBand="0" w:evenVBand="0" w:oddHBand="0" w:evenHBand="0" w:firstRowFirstColumn="0" w:firstRowLastColumn="0" w:lastRowFirstColumn="0" w:lastRowLastColumn="0"/>
+            <w:tcW w:w="0" w:type="auto"/>
+            <w:hideMark/>
+          </w:tcPr>
+          <w:p>
+            <w:pPr>
+              <w:spacing w:before="240" w:after="160" w:line="278" w:lineRule="auto"/>
+              <w:rPr>
+                <w:lang w:val="el-GR"/>
+              </w:rPr>
+            </w:pPr>
+            <w:r>
+              <w:rPr>
+                <w:lang w:val="el-GR"/>
+              </w:rPr>
+              <w:lastRenderedPageBreak/>
+              <w:t>Κατηγορία</w:t>
+            </w:r>
+          </w:p>
+        </w:tc>
+        <w:tc>
+          <w:tcPr>
+            <w:tcW w:w="0" w:type="auto"/>
+            <w:hideMark/>
+          </w:tcPr>
+          <w:p>
+            <w:pPr>
+              <w:spacing w:before="240" w:after="160" w:line="278" w:lineRule="auto"/>
+              <w:cnfStyle w:val="000000000000" w:firstRow="0" w:lastRow="0" w:firstColumn="0" w:lastColumn="0" w:oddVBand="0" w:evenVBand="0" w:oddHBand="0" w:evenHBand="0" w:firstRowFirstColumn="0" w:firstRowLastColumn="0" w:lastRowFirstColumn="0" w:lastRowLastColumn="0"/>
+              <w:rPr>
+                <w:lang w:val="el-GR"/>
+              </w:rPr>
+            </w:pPr>
+            <w:proofErr w:type="spellStart"/>
+            <w:r>
+              <w:rPr>
+                <w:lang w:val="el-GR"/>
+              </w:rPr>
+              <w:t>Functional</w:t>
+            </w:r>
+            <w:proofErr w:type="spellEnd"/>
+          </w:p>
+        </w:tc>
+      </w:tr>
+      <w:tr>
+        <w:tc>
+          <w:tcPr>
+            <w:cnfStyle w:val="001000000000" w:firstRow="0" w:lastRow="0" w:firstColumn="1" w:lastColumn="0" w:oddVBand="0" w:evenVBand="0" w:oddHBand="0" w:evenHBand="0" w:firstRowFirstColumn="0" w:firstRowLastColumn="0" w:lastRowFirstColumn="0" w:lastRowLastColumn="0"/>
+            <w:tcW w:w="0" w:type="auto"/>
+            <w:hideMark/>
+          </w:tcPr>
+          <w:p>
+            <w:pPr>
+              <w:spacing w:before="240" w:after="160" w:line="278" w:lineRule="auto"/>
+              <w:rPr>
+                <w:lang w:val="el-GR"/>
+              </w:rPr>
+            </w:pPr>
+            <w:r>
+              <w:rPr>
+                <w:lang w:val="el-GR"/>
+              </w:rPr>
+              <w:t>Τεχνική</w:t>
+            </w:r>
+          </w:p>
+        </w:tc>
+        <w:tc>
+          <w:tcPr>
+            <w:tcW w:w="0" w:type="auto"/>
+            <w:hideMark/>
+          </w:tcPr>
+          <w:p>
+            <w:pPr>
+              <w:spacing w:before="240" w:after="160" w:line="278" w:lineRule="auto"/>
+              <w:cnfStyle w:val="000000000000" w:firstRow="0" w:lastRow="0" w:firstColumn="0" w:lastColumn="0" w:oddVBand="0" w:evenVBand="0" w:oddHBand="0" w:evenHBand="0" w:firstRowFirstColumn="0" w:firstRowLastColumn="0" w:lastRowFirstColumn="0" w:lastRowLastColumn="0"/>
+            </w:pPr>
+            <w:r>
+              <w:t>Boundary Value Analysis (</w:t>
+            </w:r>
+            <w:r>
+              <w:rPr>
+                <w:lang w:val="el-GR"/>
+              </w:rPr>
+              <w:t>κενό</w:t>
+            </w:r>
+            <w:r>
+              <w:t xml:space="preserve"> optional field)</w:t>
+            </w:r>
+          </w:p>
+        </w:tc>
+      </w:tr>
+      <w:tr>
+        <w:tc>
+          <w:tcPr>
+            <w:cnfStyle w:val="001000000000" w:firstRow="0" w:lastRow="0" w:firstColumn="1" w:lastColumn="0" w:oddVBand="0" w:evenVBand="0" w:oddHBand="0" w:evenHBand="0" w:firstRowFirstColumn="0" w:firstRowLastColumn="0" w:lastRowFirstColumn="0" w:lastRowLastColumn="0"/>
+            <w:tcW w:w="0" w:type="auto"/>
+            <w:hideMark/>
+          </w:tcPr>
+          <w:p>
+            <w:pPr>
+              <w:spacing w:before="240" w:after="160" w:line="278" w:lineRule="auto"/>
+              <w:rPr>
+                <w:lang w:val="el-GR"/>
+              </w:rPr>
+            </w:pPr>
+            <w:r>
+              <w:rPr>
+                <w:lang w:val="el-GR"/>
+              </w:rPr>
+              <w:t>Προτεραιότητα</w:t>
+            </w:r>
+          </w:p>
+        </w:tc>
+        <w:tc>
+          <w:tcPr>
+            <w:tcW w:w="0" w:type="auto"/>
+            <w:hideMark/>
+          </w:tcPr>
+          <w:p>
+            <w:pPr>
+              <w:spacing w:before="240" w:after="160" w:line="278" w:lineRule="auto"/>
+              <w:cnfStyle w:val="000000000000" w:firstRow="0" w:lastRow="0" w:firstColumn="0" w:lastColumn="0" w:oddVBand="0" w:evenVBand="0" w:oddHBand="0" w:evenHBand="0" w:firstRowFirstColumn="0" w:firstRowLastColumn="0" w:lastRowFirstColumn="0" w:lastRowLastColumn="0"/>
+              <w:rPr>
+                <w:lang w:val="el-GR"/>
+              </w:rPr>
+            </w:pPr>
+            <w:r>
+              <w:rPr>
+                <w:lang w:val="el-GR"/>
+              </w:rPr>
+              <w:t>MEDIUM</w:t>
+            </w:r>
+          </w:p>
+        </w:tc>
+      </w:tr>
+      <w:tr>
+        <w:tc>
+          <w:tcPr>
+            <w:cnfStyle w:val="001000000000" w:firstRow="0" w:lastRow="0" w:firstColumn="1" w:lastColumn="0" w:oddVBand="0" w:evenVBand="0" w:oddHBand="0" w:evenHBand="0" w:firstRowFirstColumn="0" w:firstRowLastColumn="0" w:lastRowFirstColumn="0" w:lastRowLastColumn="0"/>
+            <w:tcW w:w="0" w:type="auto"/>
+            <w:hideMark/>
+          </w:tcPr>
+          <w:p>
+            <w:pPr>
+              <w:spacing w:before="240" w:after="160" w:line="278" w:lineRule="auto"/>
+              <w:rPr>
+                <w:lang w:val="el-GR"/>
+              </w:rPr>
+            </w:pPr>
+            <w:r>
+              <w:rPr>
+                <w:lang w:val="el-GR"/>
+              </w:rPr>
+              <w:t>Δεδομένα Εισόδου</w:t>
+            </w:r>
+          </w:p>
+        </w:tc>
+        <w:tc>
+          <w:tcPr>
+            <w:tcW w:w="0" w:type="auto"/>
+            <w:hideMark/>
+          </w:tcPr>
+          <w:p>
+            <w:pPr>
+              <w:spacing w:before="240" w:after="160" w:line="278" w:lineRule="auto"/>
+              <w:cnfStyle w:val="000000000000" w:firstRow="0" w:lastRow="0" w:firstColumn="0" w:lastColumn="0" w:oddVBand="0" w:evenVBand="0" w:oddHBand="0" w:evenHBand="0" w:firstRowFirstColumn="0" w:firstRowLastColumn="0" w:lastRowFirstColumn="0" w:lastRowLastColumn="0"/>
+              <w:rPr>
+                <w:lang w:val="el-GR"/>
+              </w:rPr>
+            </w:pPr>
+            <w:proofErr w:type="spellStart"/>
+            <w:r>
+              <w:rPr>
+                <w:lang w:val="el-GR"/>
+              </w:rPr>
+              <w:t>reason</w:t>
+            </w:r>
+            <w:proofErr w:type="spellEnd"/>
+            <w:r>
+              <w:rPr>
+                <w:lang w:val="el-GR"/>
+              </w:rPr>
+              <w:t>=</w:t>
+            </w:r>
+            <w:proofErr w:type="spellStart"/>
+            <w:r>
+              <w:rPr>
+                <w:lang w:val="el-GR"/>
+              </w:rPr>
+              <w:t>null</w:t>
+            </w:r>
+            <w:proofErr w:type="spellEnd"/>
+          </w:p>
+        </w:tc>
+      </w:tr>
+      <w:tr>
+        <w:tc>
+          <w:tcPr>
+            <w:cnfStyle w:val="001000000000" w:firstRow="0" w:lastRow="0" w:firstColumn="1" w:lastColumn="0" w:oddVBand="0" w:evenVBand="0" w:oddHBand="0" w:evenHBand="0" w:firstRowFirstColumn="0" w:firstRowLastColumn="0" w:lastRowFirstColumn="0" w:lastRowLastColumn="0"/>
+            <w:tcW w:w="0" w:type="auto"/>
+            <w:hideMark/>
+          </w:tcPr>
+          <w:p>
+            <w:pPr>
+              <w:spacing w:before="240" w:after="160" w:line="278" w:lineRule="auto"/>
+              <w:rPr>
+                <w:lang w:val="el-GR"/>
+              </w:rPr>
+            </w:pPr>
+            <w:r>
+              <w:rPr>
+                <w:lang w:val="el-GR"/>
+              </w:rPr>
+              <w:t>Αναμενόμενο Αποτέλεσμα</w:t>
+            </w:r>
+          </w:p>
+        </w:tc>
+        <w:tc>
+          <w:tcPr>
+            <w:tcW w:w="0" w:type="auto"/>
+            <w:hideMark/>
+          </w:tcPr>
+          <w:p>
+            <w:pPr>
+              <w:spacing w:before="240" w:after="160" w:line="278" w:lineRule="auto"/>
+              <w:cnfStyle w:val="000000000000" w:firstRow="0" w:lastRow="0" w:firstColumn="0" w:lastColumn="0" w:oddVBand="0" w:evenVBand="0" w:oddHBand="0" w:evenHBand="0" w:firstRowFirstColumn="0" w:firstRowLastColumn="0" w:lastRowFirstColumn="0" w:lastRowLastColumn="0"/>
+            </w:pPr>
+            <w:r>
+              <w:rPr>
+                <w:lang w:val="el-GR"/>
+              </w:rPr>
+              <w:t>Απόρριψη</w:t>
+            </w:r>
+            <w:r>
+              <w:t xml:space="preserve"> </w:t>
+            </w:r>
+            <w:r>
+              <w:rPr>
+                <w:lang w:val="el-GR"/>
+              </w:rPr>
+              <w:t>χωρίς</w:t>
+            </w:r>
+            <w:r>
+              <w:t xml:space="preserve"> validation error, </w:t>
+            </w:r>
+            <w:proofErr w:type="spellStart"/>
+            <w:r>
+              <w:t>rejectionReason</w:t>
+            </w:r>
+            <w:proofErr w:type="spellEnd"/>
+            <w:r>
+              <w:t>=null</w:t>
+            </w:r>
+          </w:p>
+        </w:tc>
+      </w:tr>
+      <w:tr>
+        <w:tc>
+          <w:tcPr>
+            <w:cnfStyle w:val="001000000000" w:firstRow="0" w:lastRow="0" w:firstColumn="1" w:lastColumn="0" w:oddVBand="0" w:evenVBand="0" w:oddHBand="0" w:evenHBand="0" w:firstRowFirstColumn="0" w:firstRowLastColumn="0" w:lastRowFirstColumn="0" w:lastRowLastColumn="0"/>
+            <w:tcW w:w="0" w:type="auto"/>
+            <w:hideMark/>
+          </w:tcPr>
+          <w:p>
+            <w:pPr>
+              <w:spacing w:before="240" w:after="160" w:line="278" w:lineRule="auto"/>
+              <w:rPr>
+                <w:lang w:val="el-GR"/>
+              </w:rPr>
+            </w:pPr>
+            <w:r>
+              <w:rPr>
+                <w:lang w:val="el-GR"/>
+              </w:rPr>
+              <w:t>Πραγματικό Αποτέλεσμα</w:t>
+            </w:r>
+          </w:p>
+        </w:tc>
+        <w:tc>
+          <w:tcPr>
+            <w:tcW w:w="0" w:type="auto"/>
+            <w:hideMark/>
+          </w:tcPr>
+          <w:p>
+            <w:pPr>
+              <w:spacing w:before="240" w:after="160" w:line="278" w:lineRule="auto"/>
+              <w:cnfStyle w:val="000000000000" w:firstRow="0" w:lastRow="0" w:firstColumn="0" w:lastColumn="0" w:oddVBand="0" w:evenVBand="0" w:oddHBand="0" w:evenHBand="0" w:firstRowFirstColumn="0" w:firstRowLastColumn="0" w:lastRowFirstColumn="0" w:lastRowLastColumn="0"/>
+              <w:rPr>
+                <w:lang w:val="el-GR"/>
+              </w:rPr>
+            </w:pPr>
+            <w:proofErr w:type="gramStart"/>
+            <w:r>
+              <w:t>reject(</w:t>
+            </w:r>
+            <w:proofErr w:type="gramEnd"/>
+            <w:r>
+              <w:t>id, null) </w:t>
+            </w:r>
+            <w:r>
+              <w:rPr>
+                <w:lang w:val="el-GR"/>
+              </w:rPr>
+              <w:t>εκτελέστηκε</w:t>
+            </w:r>
+            <w:r>
+              <w:t xml:space="preserve">. Status=REJECTED. </w:t>
+            </w:r>
+            <w:proofErr w:type="spellStart"/>
+            <w:r>
+              <w:t>rejectionReason</w:t>
+            </w:r>
+            <w:proofErr w:type="spellEnd"/>
+            <w:r>
+              <w:t xml:space="preserve">=null </w:t>
+            </w:r>
+            <w:r>
+              <w:rPr>
+                <w:lang w:val="el-GR"/>
+              </w:rPr>
+              <w:t>στη</w:t>
+            </w:r>
+            <w:r>
+              <w:t xml:space="preserve"> </w:t>
+            </w:r>
+            <w:r>
+              <w:rPr>
+                <w:lang w:val="el-GR"/>
+              </w:rPr>
+              <w:t>ΒΔ</w:t>
+            </w:r>
+            <w:r>
+              <w:t xml:space="preserve">. </w:t>
+            </w:r>
+            <w:proofErr w:type="spellStart"/>
+            <w:r>
+              <w:rPr>
+                <w:lang w:val="el-GR"/>
+              </w:rPr>
+              <w:t>Log</w:t>
+            </w:r>
+            <w:proofErr w:type="spellEnd"/>
+            <w:r>
+              <w:rPr>
+                <w:lang w:val="el-GR"/>
+              </w:rPr>
+              <w:t>: «</w:t>
+            </w:r>
+            <w:proofErr w:type="spellStart"/>
+            <w:r>
+              <w:rPr>
+                <w:lang w:val="el-GR"/>
+              </w:rPr>
+              <w:t>Reason</w:t>
+            </w:r>
+            <w:proofErr w:type="spellEnd"/>
+            <w:r>
+              <w:rPr>
+                <w:lang w:val="el-GR"/>
+              </w:rPr>
+              <w:t>: (</w:t>
+            </w:r>
+            <w:proofErr w:type="spellStart"/>
+            <w:r>
+              <w:rPr>
+                <w:lang w:val="el-GR"/>
+              </w:rPr>
+              <w:t>none</w:t>
+            </w:r>
+            <w:proofErr w:type="spellEnd"/>
+            <w:r>
+              <w:rPr>
+                <w:lang w:val="el-GR"/>
+              </w:rPr>
+              <w:t>)».</w:t>
+            </w:r>
+          </w:p>
+        </w:tc>
+      </w:tr>
+      <w:tr>
+        <w:tc>
+          <w:tcPr>
+            <w:cnfStyle w:val="001000000000" w:firstRow="0" w:lastRow="0" w:firstColumn="1" w:lastColumn="0" w:oddVBand="0" w:evenVBand="0" w:oddHBand="0" w:evenHBand="0" w:firstRowFirstColumn="0" w:firstRowLastColumn="0" w:lastRowFirstColumn="0" w:lastRowLastColumn="0"/>
+            <w:tcW w:w="0" w:type="auto"/>
+            <w:hideMark/>
+          </w:tcPr>
+          <w:p>
+            <w:pPr>
+              <w:spacing w:before="240" w:after="160" w:line="278" w:lineRule="auto"/>
+              <w:rPr>
+                <w:lang w:val="el-GR"/>
+              </w:rPr>
+            </w:pPr>
+            <w:r>
+              <w:rPr>
+                <w:lang w:val="el-GR"/>
+              </w:rPr>
+              <w:t>Κατάσταση</w:t>
+            </w:r>
+          </w:p>
+        </w:tc>
+        <w:tc>
+          <w:tcPr>
+            <w:tcW w:w="0" w:type="auto"/>
+            <w:hideMark/>
+          </w:tcPr>
+          <w:p>
+            <w:pPr>
+              <w:spacing w:before="240" w:after="160" w:line="278" w:lineRule="auto"/>
+              <w:cnfStyle w:val="000000000000" w:firstRow="0" w:lastRow="0" w:firstColumn="0" w:lastColumn="0" w:oddVBand="0" w:evenVBand="0" w:oddHBand="0" w:evenHBand="0" w:firstRowFirstColumn="0" w:firstRowLastColumn="0" w:lastRowFirstColumn="0" w:lastRowLastColumn="0"/>
+              <w:rPr>
+                <w:lang w:val="el-GR"/>
+              </w:rPr>
+            </w:pPr>
+            <w:r>
+              <w:rPr>
+                <w:rFonts w:ascii="Segoe UI Emoji" w:hAnsi="Segoe UI Emoji" w:cs="Segoe UI Emoji"/>
+                <w:lang w:val="el-GR"/>
+              </w:rPr>
+              <w:t>✅</w:t>
+            </w:r>
+            <w:r>
+              <w:rPr>
+                <w:lang w:val="el-GR"/>
+              </w:rPr>
+              <w:t> </w:t>
+            </w:r>
+            <w:r>
+              <w:rPr>
+                <w:b/>
+                <w:bCs/>
+                <w:lang w:val="el-GR"/>
+              </w:rPr>
+              <w:t>PASS</w:t>
+            </w:r>
+          </w:p>
+        </w:tc>
+      </w:tr>
+    </w:tbl>
+    <w:p>
+      <w:pPr>
+        <w:spacing w:before="240"/>
+        <w:rPr>
+          <w:b/>
+          <w:bCs/>
+          <w:lang w:val="el-GR"/>
+        </w:rPr>
+      </w:pPr>
+    </w:p>
+    <w:p>
+      <w:pPr>
+        <w:spacing w:before="240"/>
+        <w:rPr>
+          <w:b/>
+          <w:bCs/>
+        </w:rPr>
+      </w:pPr>
+      <w:r>
+        <w:rPr>
+          <w:b/>
+          <w:bCs/>
+        </w:rPr>
+        <w:t xml:space="preserve">TC-16-05 — Reply Approval Button Hidden </w:t>
+      </w:r>
+      <w:r>
+        <w:rPr>
+          <w:b/>
+          <w:bCs/>
+          <w:lang w:val="el-GR"/>
+        </w:rPr>
+        <w:t>για</w:t>
+      </w:r>
+      <w:r>
+        <w:rPr>
+          <w:b/>
+          <w:bCs/>
+        </w:rPr>
+        <w:t xml:space="preserve"> APPROVED UC (Frontend-only)</w:t>
+      </w:r>
+    </w:p>
+    <w:tbl>
+      <w:tblPr>
+        <w:tblStyle w:val="GridTable1Light"/>
+        <w:tblW w:w="0" w:type="auto"/>
+        <w:tblLook w:val="04A0" w:firstRow="1" w:lastRow="0" w:firstColumn="1" w:lastColumn="0" w:noHBand="0" w:noVBand="1"/>
+      </w:tblPr>
+      <w:tblGrid>
+        <w:gridCol w:w="2014"/>
+        <w:gridCol w:w="7336"/>
+      </w:tblGrid>
+      <w:tr>
+        <w:trPr>
+          <w:cnfStyle w:val="100000000000" w:firstRow="1" w:lastRow="0" w:firstColumn="0" w:lastColumn="0" w:oddVBand="0" w:evenVBand="0" w:oddHBand="0" w:evenHBand="0" w:firstRowFirstColumn="0" w:firstRowLastColumn="0" w:lastRowFirstColumn="0" w:lastRowLastColumn="0"/>
+        </w:trPr>
+        <w:tc>
+          <w:tcPr>
+            <w:cnfStyle w:val="001000000000" w:firstRow="0" w:lastRow="0" w:firstColumn="1" w:lastColumn="0" w:oddVBand="0" w:evenVBand="0" w:oddHBand="0" w:evenHBand="0" w:firstRowFirstColumn="0" w:firstRowLastColumn="0" w:lastRowFirstColumn="0" w:lastRowLastColumn="0"/>
+            <w:tcW w:w="0" w:type="auto"/>
+            <w:hideMark/>
+          </w:tcPr>
+          <w:p>
+            <w:pPr>
+              <w:spacing w:before="240" w:after="160" w:line="278" w:lineRule="auto"/>
+              <w:rPr>
+                <w:lang w:val="el-GR"/>
+              </w:rPr>
+            </w:pPr>
+            <w:r>
+              <w:rPr>
+                <w:lang w:val="el-GR"/>
+              </w:rPr>
+              <w:t>Πεδίο</w:t>
+            </w:r>
+          </w:p>
+        </w:tc>
+        <w:tc>
+          <w:tcPr>
+            <w:tcW w:w="0" w:type="auto"/>
+            <w:hideMark/>
+          </w:tcPr>
+          <w:p>
+            <w:pPr>
+              <w:spacing w:before="240" w:after="160" w:line="278" w:lineRule="auto"/>
+              <w:cnfStyle w:val="100000000000" w:firstRow="1" w:lastRow="0" w:firstColumn="0" w:lastColumn="0" w:oddVBand="0" w:evenVBand="0" w:oddHBand="0" w:evenHBand="0" w:firstRowFirstColumn="0" w:firstRowLastColumn="0" w:lastRowFirstColumn="0" w:lastRowLastColumn="0"/>
+              <w:rPr>
+                <w:lang w:val="el-GR"/>
+              </w:rPr>
+            </w:pPr>
+            <w:r>
+              <w:rPr>
+                <w:lang w:val="el-GR"/>
+              </w:rPr>
+              <w:t>Τιμή</w:t>
+            </w:r>
+          </w:p>
+        </w:tc>
+      </w:tr>
+      <w:tr>
+        <w:tc>
+          <w:tcPr>
+            <w:cnfStyle w:val="001000000000" w:firstRow="0" w:lastRow="0" w:firstColumn="1" w:lastColumn="0" w:oddVBand="0" w:evenVBand="0" w:oddHBand="0" w:evenHBand="0" w:firstRowFirstColumn="0" w:firstRowLastColumn="0" w:lastRowFirstColumn="0" w:lastRowLastColumn="0"/>
+            <w:tcW w:w="0" w:type="auto"/>
+            <w:hideMark/>
+          </w:tcPr>
+          <w:p>
+            <w:pPr>
+              <w:spacing w:before="240" w:after="160" w:line="278" w:lineRule="auto"/>
+              <w:rPr>
+                <w:lang w:val="el-GR"/>
+              </w:rPr>
+            </w:pPr>
+            <w:r>
+              <w:rPr>
+                <w:lang w:val="el-GR"/>
+              </w:rPr>
+              <w:t>Σκοπός</w:t>
+            </w:r>
+          </w:p>
+        </w:tc>
+        <w:tc>
+          <w:tcPr>
+            <w:tcW w:w="0" w:type="auto"/>
+            <w:hideMark/>
+          </w:tcPr>
+          <w:p>
+            <w:pPr>
+              <w:spacing w:before="240" w:after="160" w:line="278" w:lineRule="auto"/>
+              <w:cnfStyle w:val="000000000000" w:firstRow="0" w:lastRow="0" w:firstColumn="0" w:lastColumn="0" w:oddVBand="0" w:evenVBand="0" w:oddHBand="0" w:evenHBand="0" w:firstRowFirstColumn="0" w:firstRowLastColumn="0" w:lastRowFirstColumn="0" w:lastRowLastColumn="0"/>
+              <w:rPr>
+                <w:lang w:val="el-GR"/>
+              </w:rPr>
+            </w:pPr>
+            <w:r>
+              <w:rPr>
+                <w:lang w:val="el-GR"/>
+              </w:rPr>
+              <w:t xml:space="preserve">Επαλήθευση </w:t>
+            </w:r>
+            <w:proofErr w:type="spellStart"/>
+            <w:r>
+              <w:rPr>
+                <w:lang w:val="el-GR"/>
+              </w:rPr>
+              <w:t>Thymeleaf</w:t>
+            </w:r>
+            <w:proofErr w:type="spellEnd"/>
+            <w:r>
+              <w:rPr>
+                <w:lang w:val="el-GR"/>
+              </w:rPr>
+              <w:t xml:space="preserve"> </w:t>
+            </w:r>
+            <w:proofErr w:type="spellStart"/>
+            <w:r>
+              <w:rPr>
+                <w:lang w:val="el-GR"/>
+              </w:rPr>
+              <w:t>conditional</w:t>
+            </w:r>
+            <w:proofErr w:type="spellEnd"/>
+            <w:r>
+              <w:rPr>
+                <w:lang w:val="el-GR"/>
+              </w:rPr>
+              <w:t xml:space="preserve"> </w:t>
+            </w:r>
+            <w:proofErr w:type="spellStart"/>
+            <w:r>
+              <w:rPr>
+                <w:lang w:val="el-GR"/>
+              </w:rPr>
+              <w:t>rendering</w:t>
+            </w:r>
+            <w:proofErr w:type="spellEnd"/>
+          </w:p>
+        </w:tc>
+      </w:tr>
+      <w:tr>
+        <w:tc>
+          <w:tcPr>
+            <w:cnfStyle w:val="001000000000" w:firstRow="0" w:lastRow="0" w:firstColumn="1" w:lastColumn="0" w:oddVBand="0" w:evenVBand="0" w:oddHBand="0" w:evenHBand="0" w:firstRowFirstColumn="0" w:firstRowLastColumn="0" w:lastRowFirstColumn="0" w:lastRowLastColumn="0"/>
+            <w:tcW w:w="0" w:type="auto"/>
+            <w:hideMark/>
+          </w:tcPr>
+          <w:p>
+            <w:pPr>
+              <w:spacing w:before="240" w:after="160" w:line="278" w:lineRule="auto"/>
+              <w:rPr>
+                <w:lang w:val="el-GR"/>
+              </w:rPr>
+            </w:pPr>
+            <w:r>
+              <w:rPr>
+                <w:lang w:val="el-GR"/>
+              </w:rPr>
+              <w:t>Κατηγορία</w:t>
+            </w:r>
+          </w:p>
+        </w:tc>
+        <w:tc>
+          <w:tcPr>
+            <w:tcW w:w="0" w:type="auto"/>
+            <w:hideMark/>
+          </w:tcPr>
+          <w:p>
+            <w:pPr>
+              <w:spacing w:before="240" w:after="160" w:line="278" w:lineRule="auto"/>
+              <w:cnfStyle w:val="000000000000" w:firstRow="0" w:lastRow="0" w:firstColumn="0" w:lastColumn="0" w:oddVBand="0" w:evenVBand="0" w:oddHBand="0" w:evenHBand="0" w:firstRowFirstColumn="0" w:firstRowLastColumn="0" w:lastRowFirstColumn="0" w:lastRowLastColumn="0"/>
+              <w:rPr>
+                <w:lang w:val="el-GR"/>
+              </w:rPr>
+            </w:pPr>
+            <w:proofErr w:type="spellStart"/>
+            <w:r>
+              <w:rPr>
+                <w:lang w:val="el-GR"/>
+              </w:rPr>
+              <w:t>Usability</w:t>
+            </w:r>
+            <w:proofErr w:type="spellEnd"/>
+          </w:p>
+        </w:tc>
+      </w:tr>
+      <w:tr>
+        <w:tc>
+          <w:tcPr>
+            <w:cnfStyle w:val="001000000000" w:firstRow="0" w:lastRow="0" w:firstColumn="1" w:lastColumn="0" w:oddVBand="0" w:evenVBand="0" w:oddHBand="0" w:evenHBand="0" w:firstRowFirstColumn="0" w:firstRowLastColumn="0" w:lastRowFirstColumn="0" w:lastRowLastColumn="0"/>
+            <w:tcW w:w="0" w:type="auto"/>
+            <w:hideMark/>
+          </w:tcPr>
+          <w:p>
+            <w:pPr>
+              <w:spacing w:before="240" w:after="160" w:line="278" w:lineRule="auto"/>
+              <w:rPr>
+                <w:lang w:val="el-GR"/>
+              </w:rPr>
+            </w:pPr>
+            <w:r>
+              <w:rPr>
+                <w:lang w:val="el-GR"/>
+              </w:rPr>
+              <w:t>Τεχνική</w:t>
+            </w:r>
+          </w:p>
+        </w:tc>
+        <w:tc>
+          <w:tcPr>
+            <w:tcW w:w="0" w:type="auto"/>
+            <w:hideMark/>
+          </w:tcPr>
+          <w:p>
+            <w:pPr>
+              <w:spacing w:before="240" w:after="160" w:line="278" w:lineRule="auto"/>
+              <w:cnfStyle w:val="000000000000" w:firstRow="0" w:lastRow="0" w:firstColumn="0" w:lastColumn="0" w:oddVBand="0" w:evenVBand="0" w:oddHBand="0" w:evenHBand="0" w:firstRowFirstColumn="0" w:firstRowLastColumn="0" w:lastRowFirstColumn="0" w:lastRowLastColumn="0"/>
+              <w:rPr>
+                <w:lang w:val="el-GR"/>
+              </w:rPr>
+            </w:pPr>
+            <w:proofErr w:type="spellStart"/>
+            <w:r>
+              <w:rPr>
+                <w:lang w:val="el-GR"/>
+              </w:rPr>
+              <w:t>Manual</w:t>
+            </w:r>
+            <w:proofErr w:type="spellEnd"/>
+            <w:r>
+              <w:rPr>
+                <w:lang w:val="el-GR"/>
+              </w:rPr>
+              <w:t xml:space="preserve"> UI </w:t>
+            </w:r>
+            <w:proofErr w:type="spellStart"/>
+            <w:r>
+              <w:rPr>
+                <w:lang w:val="el-GR"/>
+              </w:rPr>
+              <w:t>verification</w:t>
+            </w:r>
+            <w:proofErr w:type="spellEnd"/>
+          </w:p>
+        </w:tc>
+      </w:tr>
+      <w:tr>
+        <w:tc>
+          <w:tcPr>
+            <w:cnfStyle w:val="001000000000" w:firstRow="0" w:lastRow="0" w:firstColumn="1" w:lastColumn="0" w:oddVBand="0" w:evenVBand="0" w:oddHBand="0" w:evenHBand="0" w:firstRowFirstColumn="0" w:firstRowLastColumn="0" w:lastRowFirstColumn="0" w:lastRowLastColumn="0"/>
+            <w:tcW w:w="0" w:type="auto"/>
+            <w:hideMark/>
+          </w:tcPr>
+          <w:p>
+            <w:pPr>
+              <w:spacing w:before="240" w:after="160" w:line="278" w:lineRule="auto"/>
+              <w:rPr>
+                <w:lang w:val="el-GR"/>
+              </w:rPr>
+            </w:pPr>
+            <w:r>
+              <w:rPr>
+                <w:lang w:val="el-GR"/>
+              </w:rPr>
+              <w:t>Προτεραιότητα</w:t>
+            </w:r>
+          </w:p>
+        </w:tc>
+        <w:tc>
+          <w:tcPr>
+            <w:tcW w:w="0" w:type="auto"/>
+            <w:hideMark/>
+          </w:tcPr>
+          <w:p>
+            <w:pPr>
+              <w:spacing w:before="240" w:after="160" w:line="278" w:lineRule="auto"/>
+              <w:cnfStyle w:val="000000000000" w:firstRow="0" w:lastRow="0" w:firstColumn="0" w:lastColumn="0" w:oddVBand="0" w:evenVBand="0" w:oddHBand="0" w:evenHBand="0" w:firstRowFirstColumn="0" w:firstRowLastColumn="0" w:lastRowFirstColumn="0" w:lastRowLastColumn="0"/>
+              <w:rPr>
+                <w:lang w:val="el-GR"/>
+              </w:rPr>
+            </w:pPr>
+            <w:r>
+              <w:rPr>
+                <w:lang w:val="el-GR"/>
+              </w:rPr>
+              <w:t>MEDIUM</w:t>
+            </w:r>
+          </w:p>
+        </w:tc>
+      </w:tr>
+      <w:tr>
+        <w:tc>
+          <w:tcPr>
+            <w:cnfStyle w:val="001000000000" w:firstRow="0" w:lastRow="0" w:firstColumn="1" w:lastColumn="0" w:oddVBand="0" w:evenVBand="0" w:oddHBand="0" w:evenHBand="0" w:firstRowFirstColumn="0" w:firstRowLastColumn="0" w:lastRowFirstColumn="0" w:lastRowLastColumn="0"/>
+            <w:tcW w:w="0" w:type="auto"/>
+            <w:hideMark/>
+          </w:tcPr>
+          <w:p>
+            <w:pPr>
+              <w:spacing w:before="240" w:after="160" w:line="278" w:lineRule="auto"/>
+              <w:rPr>
+                <w:lang w:val="el-GR"/>
+              </w:rPr>
+            </w:pPr>
+            <w:r>
+              <w:rPr>
+                <w:lang w:val="el-GR"/>
+              </w:rPr>
+              <w:t>Πραγματικό Αποτέλεσμα</w:t>
+            </w:r>
+          </w:p>
+        </w:tc>
+        <w:tc>
+          <w:tcPr>
+            <w:tcW w:w="0" w:type="auto"/>
+            <w:hideMark/>
+          </w:tcPr>
+          <w:p>
+            <w:pPr>
+              <w:spacing w:before="240" w:after="160" w:line="278" w:lineRule="auto"/>
+              <w:cnfStyle w:val="000000000000" w:firstRow="0" w:lastRow="0" w:firstColumn="0" w:lastColumn="0" w:oddVBand="0" w:evenVBand="0" w:oddHBand="0" w:evenHBand="0" w:firstRowFirstColumn="0" w:firstRowLastColumn="0" w:lastRowFirstColumn="0" w:lastRowLastColumn="0"/>
+              <w:rPr>
+                <w:lang w:val="el-GR"/>
+              </w:rPr>
+            </w:pPr>
+            <w:r>
+              <w:rPr>
+                <w:lang w:val="el-GR"/>
+              </w:rPr>
+              <w:t>Σε</w:t>
+            </w:r>
+            <w:r>
+              <w:t xml:space="preserve"> UC </w:t>
+            </w:r>
+            <w:r>
+              <w:rPr>
+                <w:lang w:val="el-GR"/>
+              </w:rPr>
+              <w:t>με</w:t>
+            </w:r>
+            <w:r>
+              <w:t xml:space="preserve"> status=APPROVED: </w:t>
+            </w:r>
+            <w:r>
+              <w:rPr>
+                <w:lang w:val="el-GR"/>
+              </w:rPr>
+              <w:t>εμφανίζεται</w:t>
+            </w:r>
+            <w:r>
+              <w:t xml:space="preserve"> «APPROVED» label. </w:t>
+            </w:r>
+            <w:r>
+              <w:rPr>
+                <w:lang w:val="el-GR"/>
+              </w:rPr>
+              <w:t>Το</w:t>
+            </w:r>
+            <w:r>
+              <w:t xml:space="preserve"> «Reply Approval» button </w:t>
+            </w:r>
+            <w:r>
+              <w:rPr>
+                <w:b/>
+                <w:bCs/>
+                <w:lang w:val="el-GR"/>
+              </w:rPr>
+              <w:t>δεν</w:t>
+            </w:r>
+            <w:r>
+              <w:rPr>
+                <w:b/>
+                <w:bCs/>
+              </w:rPr>
+              <w:t xml:space="preserve"> </w:t>
+            </w:r>
+            <w:r>
+              <w:rPr>
+                <w:b/>
+                <w:bCs/>
+                <w:lang w:val="el-GR"/>
+              </w:rPr>
+              <w:t>εμφανίζεται</w:t>
+            </w:r>
+            <w:r>
+              <w:t> (conditional </w:t>
+            </w:r>
+            <w:proofErr w:type="spellStart"/>
+            <w:r>
+              <w:t>th:if</w:t>
+            </w:r>
+            <w:proofErr w:type="spellEnd"/>
+            <w:r>
+              <w:t>="${</w:t>
+            </w:r>
+            <w:proofErr w:type="spellStart"/>
+            <w:r>
+              <w:t>useCase.status</w:t>
+            </w:r>
+            <w:proofErr w:type="spellEnd"/>
+            <w:r>
+              <w:t xml:space="preserve"> == 'PENDING'}"). </w:t>
+            </w:r>
+            <w:r>
+              <w:rPr>
+                <w:lang w:val="el-GR"/>
+              </w:rPr>
+              <w:t xml:space="preserve">Εμπόδιο </w:t>
+            </w:r>
+            <w:proofErr w:type="spellStart"/>
+            <w:r>
+              <w:rPr>
+                <w:lang w:val="el-GR"/>
+              </w:rPr>
+              <w:t>double-approve</w:t>
+            </w:r>
+            <w:proofErr w:type="spellEnd"/>
+            <w:r>
+              <w:rPr>
+                <w:lang w:val="el-GR"/>
+              </w:rPr>
+              <w:t>.</w:t>
+            </w:r>
+          </w:p>
+        </w:tc>
+      </w:tr>
+      <w:tr>
+        <w:tc>
+          <w:tcPr>
+            <w:cnfStyle w:val="001000000000" w:firstRow="0" w:lastRow="0" w:firstColumn="1" w:lastColumn="0" w:oddVBand="0" w:evenVBand="0" w:oddHBand="0" w:evenHBand="0" w:firstRowFirstColumn="0" w:firstRowLastColumn="0" w:lastRowFirstColumn="0" w:lastRowLastColumn="0"/>
+            <w:tcW w:w="0" w:type="auto"/>
+            <w:hideMark/>
+          </w:tcPr>
+          <w:p>
+            <w:pPr>
+              <w:spacing w:before="240" w:after="160" w:line="278" w:lineRule="auto"/>
+              <w:rPr>
+                <w:lang w:val="el-GR"/>
+              </w:rPr>
+            </w:pPr>
+            <w:r>
+              <w:rPr>
+                <w:lang w:val="el-GR"/>
+              </w:rPr>
+              <w:lastRenderedPageBreak/>
+              <w:t>Κατάσταση</w:t>
+            </w:r>
+          </w:p>
+        </w:tc>
+        <w:tc>
+          <w:tcPr>
+            <w:tcW w:w="0" w:type="auto"/>
+            <w:hideMark/>
+          </w:tcPr>
+          <w:p>
+            <w:pPr>
+              <w:spacing w:before="240" w:after="160" w:line="278" w:lineRule="auto"/>
+              <w:cnfStyle w:val="000000000000" w:firstRow="0" w:lastRow="0" w:firstColumn="0" w:lastColumn="0" w:oddVBand="0" w:evenVBand="0" w:oddHBand="0" w:evenHBand="0" w:firstRowFirstColumn="0" w:firstRowLastColumn="0" w:lastRowFirstColumn="0" w:lastRowLastColumn="0"/>
+              <w:rPr>
+                <w:lang w:val="el-GR"/>
+              </w:rPr>
+            </w:pPr>
+            <w:r>
+              <w:rPr>
+                <w:rFonts w:ascii="Segoe UI Emoji" w:hAnsi="Segoe UI Emoji" w:cs="Segoe UI Emoji"/>
+                <w:lang w:val="el-GR"/>
+              </w:rPr>
+              <w:t>✅</w:t>
+            </w:r>
+            <w:r>
+              <w:rPr>
+                <w:lang w:val="el-GR"/>
+              </w:rPr>
+              <w:t> </w:t>
+            </w:r>
+            <w:r>
+              <w:rPr>
+                <w:b/>
+                <w:bCs/>
+                <w:lang w:val="el-GR"/>
+              </w:rPr>
+              <w:t>PASS</w:t>
+            </w:r>
+          </w:p>
+        </w:tc>
+      </w:tr>
+    </w:tbl>
+    <w:p>
+      <w:pPr>
+        <w:spacing w:before="240"/>
+        <w:rPr>
           <w:rFonts w:ascii="Calibri" w:hAnsi="Calibri" w:cs="Calibri"/>
+          <w:lang w:val="el-GR"/>
+        </w:rPr>
+      </w:pPr>
+    </w:p>
+    <w:p>
+      <w:pPr>
+        <w:spacing w:before="240"/>
+        <w:rPr>
+          <w:rFonts w:ascii="Calibri" w:hAnsi="Calibri" w:cs="Calibri"/>
+          <w:lang w:val="el-GR"/>
         </w:rPr>
       </w:pPr>
     </w:p>
@@ -30030,8 +38301,8 @@
       </w:pPr>
     </w:p>
     <w:sectPr>
-      <w:headerReference w:type="default" r:id="rId10"/>
-      <w:footerReference w:type="default" r:id="rId11"/>
+      <w:headerReference w:type="default" r:id="rId11"/>
+      <w:footerReference w:type="default" r:id="rId12"/>
       <w:pgSz w:w="12240" w:h="15840"/>
       <w:pgMar w:top="1440" w:right="1440" w:bottom="1440" w:left="1440" w:header="720" w:footer="720" w:gutter="0"/>
       <w:cols w:space="720"/>
@@ -30183,7 +38454,7 @@
 <w:numbering xmlns:wpc="http://schemas.microsoft.com/office/word/2010/wordprocessingCanvas" xmlns:cx="http://schemas.microsoft.com/office/drawing/2014/chartex" xmlns:cx1="http://schemas.microsoft.com/office/drawing/2015/9/8/chartex" xmlns:cx2="http://schemas.microsoft.com/office/drawing/2015/10/21/chartex" xmlns:cx3="http://schemas.microsoft.com/office/drawing/2016/5/9/chartex" xmlns:cx4="http://schemas.microsoft.com/office/drawing/2016/5/10/chartex" xmlns:cx5="http://schemas.microsoft.com/office/drawing/2016/5/11/chartex" xmlns:cx6="http://schemas.microsoft.com/office/drawing/2016/5/12/chartex" xmlns:cx7="http://schemas.microsoft.com/office/drawing/2016/5/13/chartex" xmlns:cx8="http://schemas.microsoft.com/office/drawing/2016/5/14/chartex" xmlns:mc="http://schemas.openxmlformats.org/markup-compatibility/2006" xmlns:aink="http://schemas.microsoft.com/office/drawing/2016/ink" xmlns:am3d="http://schemas.microsoft.com/office/drawing/2017/model3d" xmlns:o="urn:schemas-microsoft-com:office:office" xmlns:oel="http://schemas.microsoft.com/office/2019/extlst" xmlns:r="http://schemas.openxmlformats.org/officeDocument/2006/relationships" xmlns:m="http://schemas.openxmlformats.org/officeDocument/2006/math" xmlns:v="urn:schemas-microsoft-com:vml" xmlns:wp14="http://schemas.microsoft.com/office/word/2010/wordprocessingDrawing" xmlns:wp="http://schemas.openxmlformats.org/drawingml/2006/wordprocessingDrawing" xmlns:w10="urn:schemas-microsoft-com:office:word" xmlns:w="http://schemas.openxmlformats.org/wordprocessingml/2006/main" xmlns:w14="http://schemas.microsoft.com/office/word/2010/wordml" xmlns:w15="http://schemas.microsoft.com/office/word/2012/wordml" xmlns:w16cex="http://schemas.microsoft.com/office/word/2018/wordml/cex" xmlns:w16cid="http://schemas.microsoft.com/office/word/2016/wordml/cid" xmlns:w16="http://schemas.microsoft.com/office/word/2018/wordml" xmlns:w16sdtdh="http://schemas.microsoft.com/office/word/2020/wordml/sdtdatahash" xmlns:w16se="http://schemas.microsoft.com/office/word/2015/wordml/symex" xmlns:wpg="http://schemas.microsoft.com/office/word/2010/wordprocessingGroup" xmlns:wpi="http://schemas.microsoft.com/office/word/2010/wordprocessingInk" xmlns:wne="http://schemas.microsoft.com/office/word/2006/wordml" xmlns:wps="http://schemas.microsoft.com/office/word/2010/wordprocessingShape" mc:Ignorable="w14 w15 w16se w16cid w16 w16cex w16sdtdh wp14">
   <w:numPicBullet w:numPicBulletId="0">
     <w:pict>
-      <v:rect id="_x0000_i1066" style="width:0;height:1.5pt" o:bullet="t" o:hrstd="t" o:hr="t" fillcolor="#a0a0a0" stroked="f"/>
+      <v:rect id="_x0000_i1083" style="width:0;height:1.5pt" o:bullet="t" o:hrstd="t" o:hr="t" fillcolor="#a0a0a0" stroked="f"/>
     </w:pict>
   </w:numPicBullet>
   <w:abstractNum w:abstractNumId="0" w15:restartNumberingAfterBreak="0">
